--- a/docs/M122E_Final_Documentation.docx
+++ b/docs/M122E_Final_Documentation.docx
@@ -22,38 +22,52 @@
       <w:r>
         <w:rPr>
           <w:b/>
-          <w:sz w:val="28"/>
+          <w:sz w:val="26"/>
         </w:rPr>
         <w:t>M122E Final Documentation</w:t>
       </w:r>
     </w:p>
-    <w:p>
-      <w:pPr>
-        <w:jc w:val="center"/>
-      </w:pPr>
-      <w:r>
-        <w:rPr>
-          <w:i/>
-        </w:rPr>
-        <w:t>Python automation project for weekly music reports</w:t>
-      </w:r>
-    </w:p>
+    <w:p/>
     <w:p>
       <w:pPr>
         <w:pStyle w:val="Heading1"/>
       </w:pPr>
       <w:r>
-        <w:t>1. Introduction and Context</w:t>
+        <w:t>1. Project Overview</w:t>
+      </w:r>
+    </w:p>
+    <w:p>
+      <w:pPr>
+        <w:pStyle w:val="Heading2"/>
+      </w:pPr>
+      <w:r>
+        <w:t>1.1 Context</w:t>
       </w:r>
     </w:p>
     <w:p>
       <w:r>
-        <w:t>Weekly Spotify Wrapped is a Python automation project for module M122E. The script automates the weekly analysis of personal music listening data and creates a personal recap instead of manually checking Last.fm, Spotify and email every week.</w:t>
+        <w:t>Weekly Spotify Wrapped is a Python automation project for module M122E. The program creates a weekly personal music report from Last.fm listening data. It uses Spotify for metadata enrichment, SQLite for local history and Gmail SMTP for email delivery.</w:t>
+      </w:r>
+    </w:p>
+    <w:p>
+      <w:pPr>
+        <w:pStyle w:val="Heading2"/>
+      </w:pPr>
+      <w:r>
+        <w:t>1.2 Goal</w:t>
       </w:r>
     </w:p>
     <w:p>
       <w:r>
-        <w:t>Last.fm is used as the main listening-history source because it provides recent scrobbles for a selected period. Spotify enriches this data with track durations, Spotify links, album covers and artist images. SQLite stores the listening history locally so that the current week can be compared with the previous week. The final report is generated as a dark Spotify-style HTML file and can be sent automatically by Gmail SMTP.</w:t>
+        <w:t>The goal is to automate a task that would otherwise require several manual steps: checking recent tracks, looking up Spotify information, calculating statistics, creating a report and sending it by email.</w:t>
+      </w:r>
+    </w:p>
+    <w:p>
+      <w:pPr>
+        <w:pStyle w:val="Heading2"/>
+      </w:pPr>
+      <w:r>
+        <w:t>1.3 Automated Workflow</w:t>
       </w:r>
     </w:p>
     <w:p>
@@ -61,7 +75,7 @@
         <w:pStyle w:val="ListBullet"/>
       </w:pPr>
       <w:r>
-        <w:t>load and validate .env configuration</w:t>
+        <w:t>Load configuration from .env.</w:t>
       </w:r>
     </w:p>
     <w:p>
@@ -69,7 +83,7 @@
         <w:pStyle w:val="ListBullet"/>
       </w:pPr>
       <w:r>
-        <w:t>fetch weekly Last.fm listening data</w:t>
+        <w:t>Fetch recent tracks from Last.fm.</w:t>
       </w:r>
     </w:p>
     <w:p>
@@ -77,7 +91,7 @@
         <w:pStyle w:val="ListBullet"/>
       </w:pPr>
       <w:r>
-        <w:t>enrich tracks with Spotify metadata</w:t>
+        <w:t>Enrich tracks with Spotify metadata where possible.</w:t>
       </w:r>
     </w:p>
     <w:p>
@@ -85,7 +99,7 @@
         <w:pStyle w:val="ListBullet"/>
       </w:pPr>
       <w:r>
-        <w:t>store track plays in SQLite and prevent duplicates</w:t>
+        <w:t>Store track plays in SQLite and prevent duplicates.</w:t>
       </w:r>
     </w:p>
     <w:p>
@@ -93,7 +107,7 @@
         <w:pStyle w:val="ListBullet"/>
       </w:pPr>
       <w:r>
-        <w:t>calculate weekly statistics and week-over-week comparison</w:t>
+        <w:t>Calculate weekly statistics and compare them with the previous week.</w:t>
       </w:r>
     </w:p>
     <w:p>
@@ -101,7 +115,7 @@
         <w:pStyle w:val="ListBullet"/>
       </w:pPr>
       <w:r>
-        <w:t>generate an HTML report and send it by email</w:t>
+        <w:t>Generate an HTML report.</w:t>
       </w:r>
     </w:p>
     <w:p>
@@ -109,7 +123,15 @@
         <w:pStyle w:val="ListBullet"/>
       </w:pPr>
       <w:r>
-        <w:t>optionally update a Spotify playlist</w:t>
+        <w:t>Send the report by email if enabled.</w:t>
+      </w:r>
+    </w:p>
+    <w:p>
+      <w:pPr>
+        <w:pStyle w:val="ListBullet"/>
+      </w:pPr>
+      <w:r>
+        <w:t>Optionally update a Spotify playlist.</w:t>
       </w:r>
     </w:p>
     <w:p>
@@ -122,17 +144,17 @@
     </w:p>
     <w:p>
       <w:r>
-        <w:t>I worked through the project in the waterfall phases required by the assignment. First I clarified the automation scope and improved the proposal requirements so they were measurable and prioritized. After that I planned the modules, database table and external systems before implementing the script.</w:t>
+        <w:t>I followed the waterfall phases from the assignment. First I clarified the requirements and improved the proposal so that the functional and non-functional requirements were measurable. Then I planned the modules, external systems and database before implementing the script.</w:t>
       </w:r>
     </w:p>
     <w:p>
       <w:r>
-        <w:t>During implementation I tested the important parts step by step: configuration loading, Last.fm data loading, Spotify enrichment, SQLite duplicate handling, report generation and email sending. When Spotify playlist updates returned HTTP 403 because of permissions, I kept the feature optional and made sure the main report still completed. This made the project more reliable and easier to explain.</w:t>
+        <w:t>During development I tested each part step by step: configuration loading, API clients, database behavior, report generation and email delivery. When Spotify playlist updates returned HTTP 403 because of missing permissions, I kept the playlist feature optional so the main workflow still works reliably.</w:t>
       </w:r>
     </w:p>
     <w:p>
       <w:r>
-        <w:t>After the core workflow worked, I improved the email report design, added week-over-week comparison using the stored database history and created the diagrams and test protocol for the final submission.</w:t>
+        <w:t>After the program worked end to end, I improved the email design, added week-over-week comparison and created diagrams and test documentation for the final submission.</w:t>
       </w:r>
     </w:p>
     <w:p>
@@ -151,28 +173,24 @@
         <w:tblLook w:firstColumn="1" w:firstRow="1" w:lastColumn="0" w:lastRow="0" w:noHBand="0" w:noVBand="1" w:val="04A0"/>
       </w:tblPr>
       <w:tblGrid>
-        <w:gridCol w:w="3408"/>
-        <w:gridCol w:w="3408"/>
-        <w:gridCol w:w="3408"/>
+        <w:gridCol w:w="3456"/>
+        <w:gridCol w:w="3456"/>
+        <w:gridCol w:w="3456"/>
       </w:tblGrid>
       <w:tr>
         <w:tc>
           <w:tcPr>
-            <w:tcW w:type="dxa" w:w="3408"/>
+            <w:tcW w:type="dxa" w:w="3456"/>
             <w:vAlign w:val="top"/>
             <w:shd w:fill="1DB954"/>
           </w:tcPr>
           <w:p>
-            <w:r>
-              <w:rPr>
-                <w:sz w:val="18"/>
-              </w:rPr>
-            </w:r>
+            <w:r/>
             <w:r>
               <w:rPr>
                 <w:b/>
                 <w:color w:val="FFFFFF"/>
-                <w:sz w:val="18"/>
+                <w:sz w:val="17"/>
               </w:rPr>
               <w:t>Phase</w:t>
             </w:r>
@@ -180,43 +198,35 @@
         </w:tc>
         <w:tc>
           <w:tcPr>
-            <w:tcW w:type="dxa" w:w="3408"/>
+            <w:tcW w:type="dxa" w:w="3456"/>
             <w:vAlign w:val="top"/>
             <w:shd w:fill="1DB954"/>
           </w:tcPr>
           <w:p>
-            <w:r>
-              <w:rPr>
-                <w:sz w:val="18"/>
-              </w:rPr>
-            </w:r>
+            <w:r/>
             <w:r>
               <w:rPr>
                 <w:b/>
                 <w:color w:val="FFFFFF"/>
-                <w:sz w:val="18"/>
+                <w:sz w:val="17"/>
               </w:rPr>
-              <w:t>Planned Work</w:t>
+              <w:t>Main Work</w:t>
             </w:r>
           </w:p>
         </w:tc>
         <w:tc>
           <w:tcPr>
-            <w:tcW w:type="dxa" w:w="3408"/>
+            <w:tcW w:type="dxa" w:w="3456"/>
             <w:vAlign w:val="top"/>
             <w:shd w:fill="1DB954"/>
           </w:tcPr>
           <w:p>
-            <w:r>
-              <w:rPr>
-                <w:sz w:val="18"/>
-              </w:rPr>
-            </w:r>
+            <w:r/>
             <w:r>
               <w:rPr>
                 <w:b/>
                 <w:color w:val="FFFFFF"/>
-                <w:sz w:val="18"/>
+                <w:sz w:val="17"/>
               </w:rPr>
               <w:t>Result</w:t>
             </w:r>
@@ -226,19 +236,15 @@
       <w:tr>
         <w:tc>
           <w:tcPr>
-            <w:tcW w:type="dxa" w:w="3408"/>
+            <w:tcW w:type="dxa" w:w="3456"/>
             <w:vAlign w:val="top"/>
           </w:tcPr>
           <w:p>
-            <w:r>
-              <w:rPr>
-                <w:sz w:val="18"/>
-              </w:rPr>
-            </w:r>
+            <w:r/>
             <w:r>
               <w:rPr>
                 <w:b w:val="0"/>
-                <w:sz w:val="18"/>
+                <w:sz w:val="17"/>
               </w:rPr>
               <w:t>Requirements Analysis</w:t>
             </w:r>
@@ -246,41 +252,33 @@
         </w:tc>
         <w:tc>
           <w:tcPr>
-            <w:tcW w:type="dxa" w:w="3408"/>
+            <w:tcW w:type="dxa" w:w="3456"/>
             <w:vAlign w:val="top"/>
           </w:tcPr>
           <w:p>
-            <w:r>
-              <w:rPr>
-                <w:sz w:val="18"/>
-              </w:rPr>
-            </w:r>
+            <w:r/>
             <w:r>
               <w:rPr>
                 <w:b w:val="0"/>
-                <w:sz w:val="18"/>
+                <w:sz w:val="17"/>
               </w:rPr>
-              <w:t>Define project goal, systems and prioritized requirements.</w:t>
+              <w:t>Define goal, systems and MoSCoW requirements.</w:t>
             </w:r>
           </w:p>
         </w:tc>
         <w:tc>
           <w:tcPr>
-            <w:tcW w:type="dxa" w:w="3408"/>
+            <w:tcW w:type="dxa" w:w="3456"/>
             <w:vAlign w:val="top"/>
           </w:tcPr>
           <w:p>
-            <w:r>
-              <w:rPr>
-                <w:sz w:val="18"/>
-              </w:rPr>
-            </w:r>
+            <w:r/>
             <w:r>
               <w:rPr>
                 <w:b w:val="0"/>
-                <w:sz w:val="18"/>
+                <w:sz w:val="17"/>
               </w:rPr>
-              <w:t>Requirements were documented with MoSCoW priorities.</w:t>
+              <w:t>Approved and improved project scope.</w:t>
             </w:r>
           </w:p>
         </w:tc>
@@ -288,19 +286,15 @@
       <w:tr>
         <w:tc>
           <w:tcPr>
-            <w:tcW w:type="dxa" w:w="3408"/>
+            <w:tcW w:type="dxa" w:w="3456"/>
             <w:vAlign w:val="top"/>
           </w:tcPr>
           <w:p>
-            <w:r>
-              <w:rPr>
-                <w:sz w:val="18"/>
-              </w:rPr>
-            </w:r>
+            <w:r/>
             <w:r>
               <w:rPr>
                 <w:b w:val="0"/>
-                <w:sz w:val="18"/>
+                <w:sz w:val="17"/>
               </w:rPr>
               <w:t>Design</w:t>
             </w:r>
@@ -308,41 +302,33 @@
         </w:tc>
         <w:tc>
           <w:tcPr>
-            <w:tcW w:type="dxa" w:w="3408"/>
+            <w:tcW w:type="dxa" w:w="3456"/>
             <w:vAlign w:val="top"/>
           </w:tcPr>
           <w:p>
-            <w:r>
-              <w:rPr>
-                <w:sz w:val="18"/>
-              </w:rPr>
-            </w:r>
+            <w:r/>
             <w:r>
               <w:rPr>
                 <w:b w:val="0"/>
-                <w:sz w:val="18"/>
+                <w:sz w:val="17"/>
               </w:rPr>
-              <w:t>Design workflow, modules, database and APIs.</w:t>
+              <w:t>Plan modules, workflow, APIs and database.</w:t>
             </w:r>
           </w:p>
         </w:tc>
         <w:tc>
           <w:tcPr>
-            <w:tcW w:type="dxa" w:w="3408"/>
+            <w:tcW w:type="dxa" w:w="3456"/>
             <w:vAlign w:val="top"/>
           </w:tcPr>
           <w:p>
-            <w:r>
-              <w:rPr>
-                <w:sz w:val="18"/>
-              </w:rPr>
-            </w:r>
+            <w:r/>
             <w:r>
               <w:rPr>
                 <w:b w:val="0"/>
-                <w:sz w:val="18"/>
+                <w:sz w:val="17"/>
               </w:rPr>
-              <w:t>UML, flowchart and ER diagrams were created.</w:t>
+              <w:t>Architecture, UML, flowchart and ER diagrams.</w:t>
             </w:r>
           </w:p>
         </w:tc>
@@ -350,19 +336,15 @@
       <w:tr>
         <w:tc>
           <w:tcPr>
-            <w:tcW w:type="dxa" w:w="3408"/>
+            <w:tcW w:type="dxa" w:w="3456"/>
             <w:vAlign w:val="top"/>
           </w:tcPr>
           <w:p>
-            <w:r>
-              <w:rPr>
-                <w:sz w:val="18"/>
-              </w:rPr>
-            </w:r>
+            <w:r/>
             <w:r>
               <w:rPr>
                 <w:b w:val="0"/>
-                <w:sz w:val="18"/>
+                <w:sz w:val="17"/>
               </w:rPr>
               <w:t>Development</w:t>
             </w:r>
@@ -370,41 +352,33 @@
         </w:tc>
         <w:tc>
           <w:tcPr>
-            <w:tcW w:type="dxa" w:w="3408"/>
+            <w:tcW w:type="dxa" w:w="3456"/>
             <w:vAlign w:val="top"/>
           </w:tcPr>
           <w:p>
-            <w:r>
-              <w:rPr>
-                <w:sz w:val="18"/>
-              </w:rPr>
-            </w:r>
+            <w:r/>
             <w:r>
               <w:rPr>
                 <w:b w:val="0"/>
-                <w:sz w:val="18"/>
+                <w:sz w:val="17"/>
               </w:rPr>
-              <w:t>Implement configuration, API clients, database, report and email sending.</w:t>
+              <w:t>Implement API clients, database, report and email sending.</w:t>
             </w:r>
           </w:p>
         </w:tc>
         <w:tc>
           <w:tcPr>
-            <w:tcW w:type="dxa" w:w="3408"/>
+            <w:tcW w:type="dxa" w:w="3456"/>
             <w:vAlign w:val="top"/>
           </w:tcPr>
           <w:p>
-            <w:r>
-              <w:rPr>
-                <w:sz w:val="18"/>
-              </w:rPr>
-            </w:r>
+            <w:r/>
             <w:r>
               <w:rPr>
                 <w:b w:val="0"/>
-                <w:sz w:val="18"/>
+                <w:sz w:val="17"/>
               </w:rPr>
-              <w:t>A working modular Python automation script was implemented.</w:t>
+              <w:t>Working modular Python application.</w:t>
             </w:r>
           </w:p>
         </w:tc>
@@ -412,19 +386,15 @@
       <w:tr>
         <w:tc>
           <w:tcPr>
-            <w:tcW w:type="dxa" w:w="3408"/>
+            <w:tcW w:type="dxa" w:w="3456"/>
             <w:vAlign w:val="top"/>
           </w:tcPr>
           <w:p>
-            <w:r>
-              <w:rPr>
-                <w:sz w:val="18"/>
-              </w:rPr>
-            </w:r>
+            <w:r/>
             <w:r>
               <w:rPr>
                 <w:b w:val="0"/>
-                <w:sz w:val="18"/>
+                <w:sz w:val="17"/>
               </w:rPr>
               <w:t>Testing</w:t>
             </w:r>
@@ -432,39 +402,31 @@
         </w:tc>
         <w:tc>
           <w:tcPr>
-            <w:tcW w:type="dxa" w:w="3408"/>
+            <w:tcW w:type="dxa" w:w="3456"/>
             <w:vAlign w:val="top"/>
           </w:tcPr>
           <w:p>
-            <w:r>
-              <w:rPr>
-                <w:sz w:val="18"/>
-              </w:rPr>
-            </w:r>
+            <w:r/>
             <w:r>
               <w:rPr>
                 <w:b w:val="0"/>
-                <w:sz w:val="18"/>
+                <w:sz w:val="17"/>
               </w:rPr>
-              <w:t>Create unit tests and live workflow tests.</w:t>
+              <w:t>Write unit tests and run live workflow checks.</w:t>
             </w:r>
           </w:p>
         </w:tc>
         <w:tc>
           <w:tcPr>
-            <w:tcW w:type="dxa" w:w="3408"/>
+            <w:tcW w:type="dxa" w:w="3456"/>
             <w:vAlign w:val="top"/>
           </w:tcPr>
           <w:p>
-            <w:r>
-              <w:rPr>
-                <w:sz w:val="18"/>
-              </w:rPr>
-            </w:r>
+            <w:r/>
             <w:r>
               <w:rPr>
                 <w:b w:val="0"/>
-                <w:sz w:val="18"/>
+                <w:sz w:val="17"/>
               </w:rPr>
               <w:t>35 pytest tests pass and live email delivery was verified.</w:t>
             </w:r>
@@ -474,19 +436,15 @@
       <w:tr>
         <w:tc>
           <w:tcPr>
-            <w:tcW w:type="dxa" w:w="3408"/>
+            <w:tcW w:type="dxa" w:w="3456"/>
             <w:vAlign w:val="top"/>
           </w:tcPr>
           <w:p>
-            <w:r>
-              <w:rPr>
-                <w:sz w:val="18"/>
-              </w:rPr>
-            </w:r>
+            <w:r/>
             <w:r>
               <w:rPr>
                 <w:b w:val="0"/>
-                <w:sz w:val="18"/>
+                <w:sz w:val="17"/>
               </w:rPr>
               <w:t>Documentation</w:t>
             </w:r>
@@ -494,41 +452,33 @@
         </w:tc>
         <w:tc>
           <w:tcPr>
-            <w:tcW w:type="dxa" w:w="3408"/>
+            <w:tcW w:type="dxa" w:w="3456"/>
             <w:vAlign w:val="top"/>
           </w:tcPr>
           <w:p>
-            <w:r>
-              <w:rPr>
-                <w:sz w:val="18"/>
-              </w:rPr>
-            </w:r>
+            <w:r/>
             <w:r>
               <w:rPr>
                 <w:b w:val="0"/>
-                <w:sz w:val="18"/>
+                <w:sz w:val="17"/>
               </w:rPr>
-              <w:t>Prepare final documentation, README, proposal update and test protocol.</w:t>
+              <w:t>Prepare README, final documentation, proposal and test protocol.</w:t>
             </w:r>
           </w:p>
         </w:tc>
         <w:tc>
           <w:tcPr>
-            <w:tcW w:type="dxa" w:w="3408"/>
+            <w:tcW w:type="dxa" w:w="3456"/>
             <w:vAlign w:val="top"/>
           </w:tcPr>
           <w:p>
-            <w:r>
-              <w:rPr>
-                <w:sz w:val="18"/>
-              </w:rPr>
-            </w:r>
+            <w:r/>
             <w:r>
               <w:rPr>
                 <w:b w:val="0"/>
-                <w:sz w:val="18"/>
+                <w:sz w:val="17"/>
               </w:rPr>
-              <w:t>Final documentation package is stored in docs/.</w:t>
+              <w:t>DOCX and PDF documents in docs/.</w:t>
             </w:r>
           </w:p>
         </w:tc>
@@ -536,19 +486,15 @@
       <w:tr>
         <w:tc>
           <w:tcPr>
-            <w:tcW w:type="dxa" w:w="3408"/>
+            <w:tcW w:type="dxa" w:w="3456"/>
             <w:vAlign w:val="top"/>
           </w:tcPr>
           <w:p>
-            <w:r>
-              <w:rPr>
-                <w:sz w:val="18"/>
-              </w:rPr>
-            </w:r>
+            <w:r/>
             <w:r>
               <w:rPr>
                 <w:b w:val="0"/>
-                <w:sz w:val="18"/>
+                <w:sz w:val="17"/>
               </w:rPr>
               <w:t>Deployment</w:t>
             </w:r>
@@ -556,41 +502,33 @@
         </w:tc>
         <w:tc>
           <w:tcPr>
-            <w:tcW w:type="dxa" w:w="3408"/>
+            <w:tcW w:type="dxa" w:w="3456"/>
             <w:vAlign w:val="top"/>
           </w:tcPr>
           <w:p>
-            <w:r>
-              <w:rPr>
-                <w:sz w:val="18"/>
-              </w:rPr>
-            </w:r>
+            <w:r/>
             <w:r>
               <w:rPr>
                 <w:b w:val="0"/>
-                <w:sz w:val="18"/>
+                <w:sz w:val="17"/>
               </w:rPr>
-              <w:t>Plan weekly execution.</w:t>
+              <w:t>Plan optional weekly execution.</w:t>
             </w:r>
           </w:p>
         </w:tc>
         <w:tc>
           <w:tcPr>
-            <w:tcW w:type="dxa" w:w="3408"/>
+            <w:tcW w:type="dxa" w:w="3456"/>
             <w:vAlign w:val="top"/>
           </w:tcPr>
           <w:p>
-            <w:r>
-              <w:rPr>
-                <w:sz w:val="18"/>
-              </w:rPr>
-            </w:r>
+            <w:r/>
             <w:r>
               <w:rPr>
                 <w:b w:val="0"/>
-                <w:sz w:val="18"/>
+                <w:sz w:val="17"/>
               </w:rPr>
-              <w:t>Windows Task Scheduler instructions are documented in the README.</w:t>
+              <w:t>Windows Task Scheduler instructions are included.</w:t>
             </w:r>
           </w:p>
         </w:tc>
@@ -598,16 +536,19 @@
     </w:tbl>
     <w:p/>
     <w:p>
+      <w:pPr>
+        <w:pStyle w:val="Heading1"/>
+      </w:pPr>
       <w:r>
-        <w:t>Project plan file: M122E_Project_Plan_Spotify_Wrapped.xlsx</w:t>
+        <w:t>4. Requirements</w:t>
       </w:r>
     </w:p>
     <w:p>
       <w:pPr>
-        <w:pStyle w:val="Heading1"/>
+        <w:pStyle w:val="Heading2"/>
       </w:pPr>
       <w:r>
-        <w:t>4. Functional Requirements</w:t>
+        <w:t>4.1 Functional Requirements</w:t>
       </w:r>
     </w:p>
     <w:tbl>
@@ -618,30 +559,26 @@
         <w:tblLook w:firstColumn="1" w:firstRow="1" w:lastColumn="0" w:lastRow="0" w:noHBand="0" w:noVBand="1" w:val="04A0"/>
       </w:tblPr>
       <w:tblGrid>
-        <w:gridCol w:w="2045"/>
-        <w:gridCol w:w="2045"/>
-        <w:gridCol w:w="2045"/>
-        <w:gridCol w:w="2045"/>
-        <w:gridCol w:w="2045"/>
+        <w:gridCol w:w="2074"/>
+        <w:gridCol w:w="2074"/>
+        <w:gridCol w:w="2074"/>
+        <w:gridCol w:w="2074"/>
+        <w:gridCol w:w="2074"/>
       </w:tblGrid>
       <w:tr>
         <w:tc>
           <w:tcPr>
-            <w:tcW w:type="dxa" w:w="2045"/>
+            <w:tcW w:type="dxa" w:w="2074"/>
             <w:vAlign w:val="top"/>
             <w:shd w:fill="1DB954"/>
           </w:tcPr>
           <w:p>
-            <w:r>
-              <w:rPr>
-                <w:sz w:val="18"/>
-              </w:rPr>
-            </w:r>
+            <w:r/>
             <w:r>
               <w:rPr>
                 <w:b/>
                 <w:color w:val="FFFFFF"/>
-                <w:sz w:val="18"/>
+                <w:sz w:val="17"/>
               </w:rPr>
               <w:t>ID</w:t>
             </w:r>
@@ -649,21 +586,17 @@
         </w:tc>
         <w:tc>
           <w:tcPr>
-            <w:tcW w:type="dxa" w:w="2045"/>
+            <w:tcW w:type="dxa" w:w="2074"/>
             <w:vAlign w:val="top"/>
             <w:shd w:fill="1DB954"/>
           </w:tcPr>
           <w:p>
-            <w:r>
-              <w:rPr>
-                <w:sz w:val="18"/>
-              </w:rPr>
-            </w:r>
+            <w:r/>
             <w:r>
               <w:rPr>
                 <w:b/>
                 <w:color w:val="FFFFFF"/>
-                <w:sz w:val="18"/>
+                <w:sz w:val="17"/>
               </w:rPr>
               <w:t>Priority</w:t>
             </w:r>
@@ -671,21 +604,17 @@
         </w:tc>
         <w:tc>
           <w:tcPr>
-            <w:tcW w:type="dxa" w:w="2045"/>
+            <w:tcW w:type="dxa" w:w="2074"/>
             <w:vAlign w:val="top"/>
             <w:shd w:fill="1DB954"/>
           </w:tcPr>
           <w:p>
-            <w:r>
-              <w:rPr>
-                <w:sz w:val="18"/>
-              </w:rPr>
-            </w:r>
+            <w:r/>
             <w:r>
               <w:rPr>
                 <w:b/>
                 <w:color w:val="FFFFFF"/>
-                <w:sz w:val="18"/>
+                <w:sz w:val="17"/>
               </w:rPr>
               <w:t>Requirement</w:t>
             </w:r>
@@ -693,21 +622,17 @@
         </w:tc>
         <w:tc>
           <w:tcPr>
-            <w:tcW w:type="dxa" w:w="2045"/>
+            <w:tcW w:type="dxa" w:w="2074"/>
             <w:vAlign w:val="top"/>
             <w:shd w:fill="1DB954"/>
           </w:tcPr>
           <w:p>
-            <w:r>
-              <w:rPr>
-                <w:sz w:val="18"/>
-              </w:rPr>
-            </w:r>
+            <w:r/>
             <w:r>
               <w:rPr>
                 <w:b/>
                 <w:color w:val="FFFFFF"/>
-                <w:sz w:val="18"/>
+                <w:sz w:val="17"/>
               </w:rPr>
               <w:t>Implementation</w:t>
             </w:r>
@@ -715,21 +640,17 @@
         </w:tc>
         <w:tc>
           <w:tcPr>
-            <w:tcW w:type="dxa" w:w="2045"/>
+            <w:tcW w:type="dxa" w:w="2074"/>
             <w:vAlign w:val="top"/>
             <w:shd w:fill="1DB954"/>
           </w:tcPr>
           <w:p>
-            <w:r>
-              <w:rPr>
-                <w:sz w:val="18"/>
-              </w:rPr>
-            </w:r>
+            <w:r/>
             <w:r>
               <w:rPr>
                 <w:b/>
                 <w:color w:val="FFFFFF"/>
-                <w:sz w:val="18"/>
+                <w:sz w:val="17"/>
               </w:rPr>
               <w:t>Status</w:t>
             </w:r>
@@ -739,19 +660,15 @@
       <w:tr>
         <w:tc>
           <w:tcPr>
-            <w:tcW w:type="dxa" w:w="2045"/>
+            <w:tcW w:type="dxa" w:w="2074"/>
             <w:vAlign w:val="top"/>
           </w:tcPr>
           <w:p>
-            <w:r>
-              <w:rPr>
-                <w:sz w:val="18"/>
-              </w:rPr>
-            </w:r>
+            <w:r/>
             <w:r>
               <w:rPr>
                 <w:b w:val="0"/>
-                <w:sz w:val="18"/>
+                <w:sz w:val="17"/>
               </w:rPr>
               <w:t>FR-01</w:t>
             </w:r>
@@ -759,19 +676,15 @@
         </w:tc>
         <w:tc>
           <w:tcPr>
-            <w:tcW w:type="dxa" w:w="2045"/>
+            <w:tcW w:type="dxa" w:w="2074"/>
             <w:vAlign w:val="top"/>
           </w:tcPr>
           <w:p>
-            <w:r>
-              <w:rPr>
-                <w:sz w:val="18"/>
-              </w:rPr>
-            </w:r>
+            <w:r/>
             <w:r>
               <w:rPr>
                 <w:b w:val="0"/>
-                <w:sz w:val="18"/>
+                <w:sz w:val="17"/>
               </w:rPr>
               <w:t>Must</w:t>
             </w:r>
@@ -779,39 +692,31 @@
         </w:tc>
         <w:tc>
           <w:tcPr>
-            <w:tcW w:type="dxa" w:w="2045"/>
+            <w:tcW w:type="dxa" w:w="2074"/>
             <w:vAlign w:val="top"/>
           </w:tcPr>
           <w:p>
-            <w:r>
-              <w:rPr>
-                <w:sz w:val="18"/>
-              </w:rPr>
-            </w:r>
+            <w:r/>
             <w:r>
               <w:rPr>
                 <w:b w:val="0"/>
-                <w:sz w:val="18"/>
+                <w:sz w:val="17"/>
               </w:rPr>
-              <w:t>Load configuration values from .env.</w:t>
+              <w:t>Load configuration from .env.</w:t>
             </w:r>
           </w:p>
         </w:tc>
         <w:tc>
           <w:tcPr>
-            <w:tcW w:type="dxa" w:w="2045"/>
+            <w:tcW w:type="dxa" w:w="2074"/>
             <w:vAlign w:val="top"/>
           </w:tcPr>
           <w:p>
-            <w:r>
-              <w:rPr>
-                <w:sz w:val="18"/>
-              </w:rPr>
-            </w:r>
+            <w:r/>
             <w:r>
               <w:rPr>
                 <w:b w:val="0"/>
-                <w:sz w:val="18"/>
+                <w:sz w:val="17"/>
               </w:rPr>
               <w:t>config.py</w:t>
             </w:r>
@@ -819,19 +724,15 @@
         </w:tc>
         <w:tc>
           <w:tcPr>
-            <w:tcW w:type="dxa" w:w="2045"/>
+            <w:tcW w:type="dxa" w:w="2074"/>
             <w:vAlign w:val="top"/>
           </w:tcPr>
           <w:p>
-            <w:r>
-              <w:rPr>
-                <w:sz w:val="18"/>
-              </w:rPr>
-            </w:r>
+            <w:r/>
             <w:r>
               <w:rPr>
                 <w:b w:val="0"/>
-                <w:sz w:val="18"/>
+                <w:sz w:val="17"/>
               </w:rPr>
               <w:t>Fulfilled</w:t>
             </w:r>
@@ -841,19 +742,15 @@
       <w:tr>
         <w:tc>
           <w:tcPr>
-            <w:tcW w:type="dxa" w:w="2045"/>
+            <w:tcW w:type="dxa" w:w="2074"/>
             <w:vAlign w:val="top"/>
           </w:tcPr>
           <w:p>
-            <w:r>
-              <w:rPr>
-                <w:sz w:val="18"/>
-              </w:rPr>
-            </w:r>
+            <w:r/>
             <w:r>
               <w:rPr>
                 <w:b w:val="0"/>
-                <w:sz w:val="18"/>
+                <w:sz w:val="17"/>
               </w:rPr>
               <w:t>FR-02</w:t>
             </w:r>
@@ -861,19 +758,15 @@
         </w:tc>
         <w:tc>
           <w:tcPr>
-            <w:tcW w:type="dxa" w:w="2045"/>
+            <w:tcW w:type="dxa" w:w="2074"/>
             <w:vAlign w:val="top"/>
           </w:tcPr>
           <w:p>
-            <w:r>
-              <w:rPr>
-                <w:sz w:val="18"/>
-              </w:rPr>
-            </w:r>
+            <w:r/>
             <w:r>
               <w:rPr>
                 <w:b w:val="0"/>
-                <w:sz w:val="18"/>
+                <w:sz w:val="17"/>
               </w:rPr>
               <w:t>Must</w:t>
             </w:r>
@@ -881,39 +774,31 @@
         </w:tc>
         <w:tc>
           <w:tcPr>
-            <w:tcW w:type="dxa" w:w="2045"/>
+            <w:tcW w:type="dxa" w:w="2074"/>
             <w:vAlign w:val="top"/>
           </w:tcPr>
           <w:p>
-            <w:r>
-              <w:rPr>
-                <w:sz w:val="18"/>
-              </w:rPr>
-            </w:r>
+            <w:r/>
             <w:r>
               <w:rPr>
                 <w:b w:val="0"/>
-                <w:sz w:val="18"/>
+                <w:sz w:val="17"/>
               </w:rPr>
-              <w:t>Validate required values and show clear errors.</w:t>
+              <w:t>Validate required settings.</w:t>
             </w:r>
           </w:p>
         </w:tc>
         <w:tc>
           <w:tcPr>
-            <w:tcW w:type="dxa" w:w="2045"/>
+            <w:tcW w:type="dxa" w:w="2074"/>
             <w:vAlign w:val="top"/>
           </w:tcPr>
           <w:p>
-            <w:r>
-              <w:rPr>
-                <w:sz w:val="18"/>
-              </w:rPr>
-            </w:r>
+            <w:r/>
             <w:r>
               <w:rPr>
                 <w:b w:val="0"/>
-                <w:sz w:val="18"/>
+                <w:sz w:val="17"/>
               </w:rPr>
               <w:t>config.py, main.py</w:t>
             </w:r>
@@ -921,19 +806,15 @@
         </w:tc>
         <w:tc>
           <w:tcPr>
-            <w:tcW w:type="dxa" w:w="2045"/>
+            <w:tcW w:type="dxa" w:w="2074"/>
             <w:vAlign w:val="top"/>
           </w:tcPr>
           <w:p>
-            <w:r>
-              <w:rPr>
-                <w:sz w:val="18"/>
-              </w:rPr>
-            </w:r>
+            <w:r/>
             <w:r>
               <w:rPr>
                 <w:b w:val="0"/>
-                <w:sz w:val="18"/>
+                <w:sz w:val="17"/>
               </w:rPr>
               <w:t>Fulfilled</w:t>
             </w:r>
@@ -943,19 +824,15 @@
       <w:tr>
         <w:tc>
           <w:tcPr>
-            <w:tcW w:type="dxa" w:w="2045"/>
+            <w:tcW w:type="dxa" w:w="2074"/>
             <w:vAlign w:val="top"/>
           </w:tcPr>
           <w:p>
-            <w:r>
-              <w:rPr>
-                <w:sz w:val="18"/>
-              </w:rPr>
-            </w:r>
+            <w:r/>
             <w:r>
               <w:rPr>
                 <w:b w:val="0"/>
-                <w:sz w:val="18"/>
+                <w:sz w:val="17"/>
               </w:rPr>
               <w:t>FR-03</w:t>
             </w:r>
@@ -963,19 +840,15 @@
         </w:tc>
         <w:tc>
           <w:tcPr>
-            <w:tcW w:type="dxa" w:w="2045"/>
+            <w:tcW w:type="dxa" w:w="2074"/>
             <w:vAlign w:val="top"/>
           </w:tcPr>
           <w:p>
-            <w:r>
-              <w:rPr>
-                <w:sz w:val="18"/>
-              </w:rPr>
-            </w:r>
+            <w:r/>
             <w:r>
               <w:rPr>
                 <w:b w:val="0"/>
-                <w:sz w:val="18"/>
+                <w:sz w:val="17"/>
               </w:rPr>
               <w:t>Must</w:t>
             </w:r>
@@ -983,19 +856,15 @@
         </w:tc>
         <w:tc>
           <w:tcPr>
-            <w:tcW w:type="dxa" w:w="2045"/>
+            <w:tcW w:type="dxa" w:w="2074"/>
             <w:vAlign w:val="top"/>
           </w:tcPr>
           <w:p>
-            <w:r>
-              <w:rPr>
-                <w:sz w:val="18"/>
-              </w:rPr>
-            </w:r>
+            <w:r/>
             <w:r>
               <w:rPr>
                 <w:b w:val="0"/>
-                <w:sz w:val="18"/>
+                <w:sz w:val="17"/>
               </w:rPr>
               <w:t>Fetch Last.fm tracks from the last 7 days.</w:t>
             </w:r>
@@ -1003,19 +872,15 @@
         </w:tc>
         <w:tc>
           <w:tcPr>
-            <w:tcW w:type="dxa" w:w="2045"/>
+            <w:tcW w:type="dxa" w:w="2074"/>
             <w:vAlign w:val="top"/>
           </w:tcPr>
           <w:p>
-            <w:r>
-              <w:rPr>
-                <w:sz w:val="18"/>
-              </w:rPr>
-            </w:r>
+            <w:r/>
             <w:r>
               <w:rPr>
                 <w:b w:val="0"/>
-                <w:sz w:val="18"/>
+                <w:sz w:val="17"/>
               </w:rPr>
               <w:t>lastfm_client.py</w:t>
             </w:r>
@@ -1023,19 +888,15 @@
         </w:tc>
         <w:tc>
           <w:tcPr>
-            <w:tcW w:type="dxa" w:w="2045"/>
+            <w:tcW w:type="dxa" w:w="2074"/>
             <w:vAlign w:val="top"/>
           </w:tcPr>
           <w:p>
-            <w:r>
-              <w:rPr>
-                <w:sz w:val="18"/>
-              </w:rPr>
-            </w:r>
+            <w:r/>
             <w:r>
               <w:rPr>
                 <w:b w:val="0"/>
-                <w:sz w:val="18"/>
+                <w:sz w:val="17"/>
               </w:rPr>
               <w:t>Fulfilled</w:t>
             </w:r>
@@ -1045,19 +906,15 @@
       <w:tr>
         <w:tc>
           <w:tcPr>
-            <w:tcW w:type="dxa" w:w="2045"/>
+            <w:tcW w:type="dxa" w:w="2074"/>
             <w:vAlign w:val="top"/>
           </w:tcPr>
           <w:p>
-            <w:r>
-              <w:rPr>
-                <w:sz w:val="18"/>
-              </w:rPr>
-            </w:r>
+            <w:r/>
             <w:r>
               <w:rPr>
                 <w:b w:val="0"/>
-                <w:sz w:val="18"/>
+                <w:sz w:val="17"/>
               </w:rPr>
               <w:t>FR-04</w:t>
             </w:r>
@@ -1065,19 +922,15 @@
         </w:tc>
         <w:tc>
           <w:tcPr>
-            <w:tcW w:type="dxa" w:w="2045"/>
+            <w:tcW w:type="dxa" w:w="2074"/>
             <w:vAlign w:val="top"/>
           </w:tcPr>
           <w:p>
-            <w:r>
-              <w:rPr>
-                <w:sz w:val="18"/>
-              </w:rPr>
-            </w:r>
+            <w:r/>
             <w:r>
               <w:rPr>
                 <w:b w:val="0"/>
-                <w:sz w:val="18"/>
+                <w:sz w:val="17"/>
               </w:rPr>
               <w:t>Must</w:t>
             </w:r>
@@ -1085,19 +938,15 @@
         </w:tc>
         <w:tc>
           <w:tcPr>
-            <w:tcW w:type="dxa" w:w="2045"/>
+            <w:tcW w:type="dxa" w:w="2074"/>
             <w:vAlign w:val="top"/>
           </w:tcPr>
           <w:p>
-            <w:r>
-              <w:rPr>
-                <w:sz w:val="18"/>
-              </w:rPr>
-            </w:r>
+            <w:r/>
             <w:r>
               <w:rPr>
                 <w:b w:val="0"/>
-                <w:sz w:val="18"/>
+                <w:sz w:val="17"/>
               </w:rPr>
               <w:t>Store listening data in SQLite.</w:t>
             </w:r>
@@ -1105,19 +954,15 @@
         </w:tc>
         <w:tc>
           <w:tcPr>
-            <w:tcW w:type="dxa" w:w="2045"/>
+            <w:tcW w:type="dxa" w:w="2074"/>
             <w:vAlign w:val="top"/>
           </w:tcPr>
           <w:p>
-            <w:r>
-              <w:rPr>
-                <w:sz w:val="18"/>
-              </w:rPr>
-            </w:r>
+            <w:r/>
             <w:r>
               <w:rPr>
                 <w:b w:val="0"/>
-                <w:sz w:val="18"/>
+                <w:sz w:val="17"/>
               </w:rPr>
               <w:t>database.py</w:t>
             </w:r>
@@ -1125,19 +970,15 @@
         </w:tc>
         <w:tc>
           <w:tcPr>
-            <w:tcW w:type="dxa" w:w="2045"/>
+            <w:tcW w:type="dxa" w:w="2074"/>
             <w:vAlign w:val="top"/>
           </w:tcPr>
           <w:p>
-            <w:r>
-              <w:rPr>
-                <w:sz w:val="18"/>
-              </w:rPr>
-            </w:r>
+            <w:r/>
             <w:r>
               <w:rPr>
                 <w:b w:val="0"/>
-                <w:sz w:val="18"/>
+                <w:sz w:val="17"/>
               </w:rPr>
               <w:t>Fulfilled</w:t>
             </w:r>
@@ -1147,19 +988,15 @@
       <w:tr>
         <w:tc>
           <w:tcPr>
-            <w:tcW w:type="dxa" w:w="2045"/>
+            <w:tcW w:type="dxa" w:w="2074"/>
             <w:vAlign w:val="top"/>
           </w:tcPr>
           <w:p>
-            <w:r>
-              <w:rPr>
-                <w:sz w:val="18"/>
-              </w:rPr>
-            </w:r>
+            <w:r/>
             <w:r>
               <w:rPr>
                 <w:b w:val="0"/>
-                <w:sz w:val="18"/>
+                <w:sz w:val="17"/>
               </w:rPr>
               <w:t>FR-05</w:t>
             </w:r>
@@ -1167,19 +1004,15 @@
         </w:tc>
         <w:tc>
           <w:tcPr>
-            <w:tcW w:type="dxa" w:w="2045"/>
+            <w:tcW w:type="dxa" w:w="2074"/>
             <w:vAlign w:val="top"/>
           </w:tcPr>
           <w:p>
-            <w:r>
-              <w:rPr>
-                <w:sz w:val="18"/>
-              </w:rPr>
-            </w:r>
+            <w:r/>
             <w:r>
               <w:rPr>
                 <w:b w:val="0"/>
-                <w:sz w:val="18"/>
+                <w:sz w:val="17"/>
               </w:rPr>
               <w:t>Must</w:t>
             </w:r>
@@ -1187,19 +1020,15 @@
         </w:tc>
         <w:tc>
           <w:tcPr>
-            <w:tcW w:type="dxa" w:w="2045"/>
+            <w:tcW w:type="dxa" w:w="2074"/>
             <w:vAlign w:val="top"/>
           </w:tcPr>
           <w:p>
-            <w:r>
-              <w:rPr>
-                <w:sz w:val="18"/>
-              </w:rPr>
-            </w:r>
+            <w:r/>
             <w:r>
               <w:rPr>
                 <w:b w:val="0"/>
-                <w:sz w:val="18"/>
+                <w:sz w:val="17"/>
               </w:rPr>
               <w:t>Prevent duplicate track plays.</w:t>
             </w:r>
@@ -1207,19 +1036,15 @@
         </w:tc>
         <w:tc>
           <w:tcPr>
-            <w:tcW w:type="dxa" w:w="2045"/>
+            <w:tcW w:type="dxa" w:w="2074"/>
             <w:vAlign w:val="top"/>
           </w:tcPr>
           <w:p>
-            <w:r>
-              <w:rPr>
-                <w:sz w:val="18"/>
-              </w:rPr>
-            </w:r>
+            <w:r/>
             <w:r>
               <w:rPr>
                 <w:b w:val="0"/>
-                <w:sz w:val="18"/>
+                <w:sz w:val="17"/>
               </w:rPr>
               <w:t>SQLite UNIQUE rule</w:t>
             </w:r>
@@ -1227,19 +1052,15 @@
         </w:tc>
         <w:tc>
           <w:tcPr>
-            <w:tcW w:type="dxa" w:w="2045"/>
+            <w:tcW w:type="dxa" w:w="2074"/>
             <w:vAlign w:val="top"/>
           </w:tcPr>
           <w:p>
-            <w:r>
-              <w:rPr>
-                <w:sz w:val="18"/>
-              </w:rPr>
-            </w:r>
+            <w:r/>
             <w:r>
               <w:rPr>
                 <w:b w:val="0"/>
-                <w:sz w:val="18"/>
+                <w:sz w:val="17"/>
               </w:rPr>
               <w:t>Fulfilled</w:t>
             </w:r>
@@ -1249,19 +1070,15 @@
       <w:tr>
         <w:tc>
           <w:tcPr>
-            <w:tcW w:type="dxa" w:w="2045"/>
+            <w:tcW w:type="dxa" w:w="2074"/>
             <w:vAlign w:val="top"/>
           </w:tcPr>
           <w:p>
-            <w:r>
-              <w:rPr>
-                <w:sz w:val="18"/>
-              </w:rPr>
-            </w:r>
+            <w:r/>
             <w:r>
               <w:rPr>
                 <w:b w:val="0"/>
-                <w:sz w:val="18"/>
+                <w:sz w:val="17"/>
               </w:rPr>
               <w:t>FR-06</w:t>
             </w:r>
@@ -1269,19 +1086,15 @@
         </w:tc>
         <w:tc>
           <w:tcPr>
-            <w:tcW w:type="dxa" w:w="2045"/>
+            <w:tcW w:type="dxa" w:w="2074"/>
             <w:vAlign w:val="top"/>
           </w:tcPr>
           <w:p>
-            <w:r>
-              <w:rPr>
-                <w:sz w:val="18"/>
-              </w:rPr>
-            </w:r>
+            <w:r/>
             <w:r>
               <w:rPr>
                 <w:b w:val="0"/>
-                <w:sz w:val="18"/>
+                <w:sz w:val="17"/>
               </w:rPr>
               <w:t>Must</w:t>
             </w:r>
@@ -1289,39 +1102,31 @@
         </w:tc>
         <w:tc>
           <w:tcPr>
-            <w:tcW w:type="dxa" w:w="2045"/>
+            <w:tcW w:type="dxa" w:w="2074"/>
             <w:vAlign w:val="top"/>
           </w:tcPr>
           <w:p>
-            <w:r>
-              <w:rPr>
-                <w:sz w:val="18"/>
-              </w:rPr>
-            </w:r>
+            <w:r/>
             <w:r>
               <w:rPr>
                 <w:b w:val="0"/>
-                <w:sz w:val="18"/>
+                <w:sz w:val="17"/>
               </w:rPr>
-              <w:t>Calculate top songs, top artists, total tracks and listening time.</w:t>
+              <w:t>Calculate statistics.</w:t>
             </w:r>
           </w:p>
         </w:tc>
         <w:tc>
           <w:tcPr>
-            <w:tcW w:type="dxa" w:w="2045"/>
+            <w:tcW w:type="dxa" w:w="2074"/>
             <w:vAlign w:val="top"/>
           </w:tcPr>
           <w:p>
-            <w:r>
-              <w:rPr>
-                <w:sz w:val="18"/>
-              </w:rPr>
-            </w:r>
+            <w:r/>
             <w:r>
               <w:rPr>
                 <w:b w:val="0"/>
-                <w:sz w:val="18"/>
+                <w:sz w:val="17"/>
               </w:rPr>
               <w:t>report_generator.py</w:t>
             </w:r>
@@ -1329,19 +1134,15 @@
         </w:tc>
         <w:tc>
           <w:tcPr>
-            <w:tcW w:type="dxa" w:w="2045"/>
+            <w:tcW w:type="dxa" w:w="2074"/>
             <w:vAlign w:val="top"/>
           </w:tcPr>
           <w:p>
-            <w:r>
-              <w:rPr>
-                <w:sz w:val="18"/>
-              </w:rPr>
-            </w:r>
+            <w:r/>
             <w:r>
               <w:rPr>
                 <w:b w:val="0"/>
-                <w:sz w:val="18"/>
+                <w:sz w:val="17"/>
               </w:rPr>
               <w:t>Fulfilled</w:t>
             </w:r>
@@ -1351,19 +1152,15 @@
       <w:tr>
         <w:tc>
           <w:tcPr>
-            <w:tcW w:type="dxa" w:w="2045"/>
+            <w:tcW w:type="dxa" w:w="2074"/>
             <w:vAlign w:val="top"/>
           </w:tcPr>
           <w:p>
-            <w:r>
-              <w:rPr>
-                <w:sz w:val="18"/>
-              </w:rPr>
-            </w:r>
+            <w:r/>
             <w:r>
               <w:rPr>
                 <w:b w:val="0"/>
-                <w:sz w:val="18"/>
+                <w:sz w:val="17"/>
               </w:rPr>
               <w:t>FR-07</w:t>
             </w:r>
@@ -1371,19 +1168,15 @@
         </w:tc>
         <w:tc>
           <w:tcPr>
-            <w:tcW w:type="dxa" w:w="2045"/>
+            <w:tcW w:type="dxa" w:w="2074"/>
             <w:vAlign w:val="top"/>
           </w:tcPr>
           <w:p>
-            <w:r>
-              <w:rPr>
-                <w:sz w:val="18"/>
-              </w:rPr>
-            </w:r>
+            <w:r/>
             <w:r>
               <w:rPr>
                 <w:b w:val="0"/>
-                <w:sz w:val="18"/>
+                <w:sz w:val="17"/>
               </w:rPr>
               <w:t>Must</w:t>
             </w:r>
@@ -1391,39 +1184,31 @@
         </w:tc>
         <w:tc>
           <w:tcPr>
-            <w:tcW w:type="dxa" w:w="2045"/>
+            <w:tcW w:type="dxa" w:w="2074"/>
             <w:vAlign w:val="top"/>
           </w:tcPr>
           <w:p>
-            <w:r>
-              <w:rPr>
-                <w:sz w:val="18"/>
-              </w:rPr>
-            </w:r>
+            <w:r/>
             <w:r>
               <w:rPr>
                 <w:b w:val="0"/>
-                <w:sz w:val="18"/>
+                <w:sz w:val="17"/>
               </w:rPr>
-              <w:t>Generate an HTML report in output/.</w:t>
+              <w:t>Generate an HTML report.</w:t>
             </w:r>
           </w:p>
         </w:tc>
         <w:tc>
           <w:tcPr>
-            <w:tcW w:type="dxa" w:w="2045"/>
+            <w:tcW w:type="dxa" w:w="2074"/>
             <w:vAlign w:val="top"/>
           </w:tcPr>
           <w:p>
-            <w:r>
-              <w:rPr>
-                <w:sz w:val="18"/>
-              </w:rPr>
-            </w:r>
+            <w:r/>
             <w:r>
               <w:rPr>
                 <w:b w:val="0"/>
-                <w:sz w:val="18"/>
+                <w:sz w:val="17"/>
               </w:rPr>
               <w:t>report_generator.py</w:t>
             </w:r>
@@ -1431,19 +1216,15 @@
         </w:tc>
         <w:tc>
           <w:tcPr>
-            <w:tcW w:type="dxa" w:w="2045"/>
+            <w:tcW w:type="dxa" w:w="2074"/>
             <w:vAlign w:val="top"/>
           </w:tcPr>
           <w:p>
-            <w:r>
-              <w:rPr>
-                <w:sz w:val="18"/>
-              </w:rPr>
-            </w:r>
+            <w:r/>
             <w:r>
               <w:rPr>
                 <w:b w:val="0"/>
-                <w:sz w:val="18"/>
+                <w:sz w:val="17"/>
               </w:rPr>
               <w:t>Fulfilled</w:t>
             </w:r>
@@ -1453,19 +1234,15 @@
       <w:tr>
         <w:tc>
           <w:tcPr>
-            <w:tcW w:type="dxa" w:w="2045"/>
+            <w:tcW w:type="dxa" w:w="2074"/>
             <w:vAlign w:val="top"/>
           </w:tcPr>
           <w:p>
-            <w:r>
-              <w:rPr>
-                <w:sz w:val="18"/>
-              </w:rPr>
-            </w:r>
+            <w:r/>
             <w:r>
               <w:rPr>
                 <w:b w:val="0"/>
-                <w:sz w:val="18"/>
+                <w:sz w:val="17"/>
               </w:rPr>
               <w:t>FR-08</w:t>
             </w:r>
@@ -1473,19 +1250,15 @@
         </w:tc>
         <w:tc>
           <w:tcPr>
-            <w:tcW w:type="dxa" w:w="2045"/>
+            <w:tcW w:type="dxa" w:w="2074"/>
             <w:vAlign w:val="top"/>
           </w:tcPr>
           <w:p>
-            <w:r>
-              <w:rPr>
-                <w:sz w:val="18"/>
-              </w:rPr>
-            </w:r>
+            <w:r/>
             <w:r>
               <w:rPr>
                 <w:b w:val="0"/>
-                <w:sz w:val="18"/>
+                <w:sz w:val="17"/>
               </w:rPr>
               <w:t>Must</w:t>
             </w:r>
@@ -1493,39 +1266,31 @@
         </w:tc>
         <w:tc>
           <w:tcPr>
-            <w:tcW w:type="dxa" w:w="2045"/>
+            <w:tcW w:type="dxa" w:w="2074"/>
             <w:vAlign w:val="top"/>
           </w:tcPr>
           <w:p>
-            <w:r>
-              <w:rPr>
-                <w:sz w:val="18"/>
-              </w:rPr>
-            </w:r>
+            <w:r/>
             <w:r>
               <w:rPr>
                 <w:b w:val="0"/>
-                <w:sz w:val="18"/>
+                <w:sz w:val="17"/>
               </w:rPr>
-              <w:t>Send the weekly report by Gmail SMTP.</w:t>
+              <w:t>Send report by Gmail SMTP.</w:t>
             </w:r>
           </w:p>
         </w:tc>
         <w:tc>
           <w:tcPr>
-            <w:tcW w:type="dxa" w:w="2045"/>
+            <w:tcW w:type="dxa" w:w="2074"/>
             <w:vAlign w:val="top"/>
           </w:tcPr>
           <w:p>
-            <w:r>
-              <w:rPr>
-                <w:sz w:val="18"/>
-              </w:rPr>
-            </w:r>
+            <w:r/>
             <w:r>
               <w:rPr>
                 <w:b w:val="0"/>
-                <w:sz w:val="18"/>
+                <w:sz w:val="17"/>
               </w:rPr>
               <w:t>email_sender.py</w:t>
             </w:r>
@@ -1533,19 +1298,15 @@
         </w:tc>
         <w:tc>
           <w:tcPr>
-            <w:tcW w:type="dxa" w:w="2045"/>
+            <w:tcW w:type="dxa" w:w="2074"/>
             <w:vAlign w:val="top"/>
           </w:tcPr>
           <w:p>
-            <w:r>
-              <w:rPr>
-                <w:sz w:val="18"/>
-              </w:rPr>
-            </w:r>
+            <w:r/>
             <w:r>
               <w:rPr>
                 <w:b w:val="0"/>
-                <w:sz w:val="18"/>
+                <w:sz w:val="17"/>
               </w:rPr>
               <w:t>Fulfilled</w:t>
             </w:r>
@@ -1555,19 +1316,15 @@
       <w:tr>
         <w:tc>
           <w:tcPr>
-            <w:tcW w:type="dxa" w:w="2045"/>
+            <w:tcW w:type="dxa" w:w="2074"/>
             <w:vAlign w:val="top"/>
           </w:tcPr>
           <w:p>
-            <w:r>
-              <w:rPr>
-                <w:sz w:val="18"/>
-              </w:rPr>
-            </w:r>
+            <w:r/>
             <w:r>
               <w:rPr>
                 <w:b w:val="0"/>
-                <w:sz w:val="18"/>
+                <w:sz w:val="17"/>
               </w:rPr>
               <w:t>FR-09</w:t>
             </w:r>
@@ -1575,19 +1332,15 @@
         </w:tc>
         <w:tc>
           <w:tcPr>
-            <w:tcW w:type="dxa" w:w="2045"/>
+            <w:tcW w:type="dxa" w:w="2074"/>
             <w:vAlign w:val="top"/>
           </w:tcPr>
           <w:p>
-            <w:r>
-              <w:rPr>
-                <w:sz w:val="18"/>
-              </w:rPr>
-            </w:r>
+            <w:r/>
             <w:r>
               <w:rPr>
                 <w:b w:val="0"/>
-                <w:sz w:val="18"/>
+                <w:sz w:val="17"/>
               </w:rPr>
               <w:t>Should</w:t>
             </w:r>
@@ -1595,19 +1348,15 @@
         </w:tc>
         <w:tc>
           <w:tcPr>
-            <w:tcW w:type="dxa" w:w="2045"/>
+            <w:tcW w:type="dxa" w:w="2074"/>
             <w:vAlign w:val="top"/>
           </w:tcPr>
           <w:p>
-            <w:r>
-              <w:rPr>
-                <w:sz w:val="18"/>
-              </w:rPr>
-            </w:r>
+            <w:r/>
             <w:r>
               <w:rPr>
                 <w:b w:val="0"/>
-                <w:sz w:val="18"/>
+                <w:sz w:val="17"/>
               </w:rPr>
               <w:t>Enrich tracks with Spotify metadata.</w:t>
             </w:r>
@@ -1615,19 +1364,15 @@
         </w:tc>
         <w:tc>
           <w:tcPr>
-            <w:tcW w:type="dxa" w:w="2045"/>
+            <w:tcW w:type="dxa" w:w="2074"/>
             <w:vAlign w:val="top"/>
           </w:tcPr>
           <w:p>
-            <w:r>
-              <w:rPr>
-                <w:sz w:val="18"/>
-              </w:rPr>
-            </w:r>
+            <w:r/>
             <w:r>
               <w:rPr>
                 <w:b w:val="0"/>
-                <w:sz w:val="18"/>
+                <w:sz w:val="17"/>
               </w:rPr>
               <w:t>spotify_client.py</w:t>
             </w:r>
@@ -1635,19 +1380,15 @@
         </w:tc>
         <w:tc>
           <w:tcPr>
-            <w:tcW w:type="dxa" w:w="2045"/>
+            <w:tcW w:type="dxa" w:w="2074"/>
             <w:vAlign w:val="top"/>
           </w:tcPr>
           <w:p>
-            <w:r>
-              <w:rPr>
-                <w:sz w:val="18"/>
-              </w:rPr>
-            </w:r>
+            <w:r/>
             <w:r>
               <w:rPr>
                 <w:b w:val="0"/>
-                <w:sz w:val="18"/>
+                <w:sz w:val="17"/>
               </w:rPr>
               <w:t>Fulfilled</w:t>
             </w:r>
@@ -1657,19 +1398,15 @@
       <w:tr>
         <w:tc>
           <w:tcPr>
-            <w:tcW w:type="dxa" w:w="2045"/>
+            <w:tcW w:type="dxa" w:w="2074"/>
             <w:vAlign w:val="top"/>
           </w:tcPr>
           <w:p>
-            <w:r>
-              <w:rPr>
-                <w:sz w:val="18"/>
-              </w:rPr>
-            </w:r>
+            <w:r/>
             <w:r>
               <w:rPr>
                 <w:b w:val="0"/>
-                <w:sz w:val="18"/>
+                <w:sz w:val="17"/>
               </w:rPr>
               <w:t>FR-10</w:t>
             </w:r>
@@ -1677,19 +1414,15 @@
         </w:tc>
         <w:tc>
           <w:tcPr>
-            <w:tcW w:type="dxa" w:w="2045"/>
+            <w:tcW w:type="dxa" w:w="2074"/>
             <w:vAlign w:val="top"/>
           </w:tcPr>
           <w:p>
-            <w:r>
-              <w:rPr>
-                <w:sz w:val="18"/>
-              </w:rPr>
-            </w:r>
+            <w:r/>
             <w:r>
               <w:rPr>
                 <w:b w:val="0"/>
-                <w:sz w:val="18"/>
+                <w:sz w:val="17"/>
               </w:rPr>
               <w:t>Should</w:t>
             </w:r>
@@ -1697,59 +1430,47 @@
         </w:tc>
         <w:tc>
           <w:tcPr>
-            <w:tcW w:type="dxa" w:w="2045"/>
+            <w:tcW w:type="dxa" w:w="2074"/>
             <w:vAlign w:val="top"/>
           </w:tcPr>
           <w:p>
-            <w:r>
-              <w:rPr>
-                <w:sz w:val="18"/>
-              </w:rPr>
-            </w:r>
+            <w:r/>
             <w:r>
               <w:rPr>
                 <w:b w:val="0"/>
-                <w:sz w:val="18"/>
+                <w:sz w:val="17"/>
               </w:rPr>
-              <w:t>Continue if Spotify enrichment fails.</w:t>
+              <w:t>Continue if Spotify fails.</w:t>
             </w:r>
           </w:p>
         </w:tc>
         <w:tc>
           <w:tcPr>
-            <w:tcW w:type="dxa" w:w="2045"/>
+            <w:tcW w:type="dxa" w:w="2074"/>
             <w:vAlign w:val="top"/>
           </w:tcPr>
           <w:p>
-            <w:r>
-              <w:rPr>
-                <w:sz w:val="18"/>
-              </w:rPr>
-            </w:r>
+            <w:r/>
             <w:r>
               <w:rPr>
                 <w:b w:val="0"/>
-                <w:sz w:val="18"/>
+                <w:sz w:val="17"/>
               </w:rPr>
-              <w:t>main.py, spotify_client.py</w:t>
+              <w:t>main.py</w:t>
             </w:r>
           </w:p>
         </w:tc>
         <w:tc>
           <w:tcPr>
-            <w:tcW w:type="dxa" w:w="2045"/>
+            <w:tcW w:type="dxa" w:w="2074"/>
             <w:vAlign w:val="top"/>
           </w:tcPr>
           <w:p>
-            <w:r>
-              <w:rPr>
-                <w:sz w:val="18"/>
-              </w:rPr>
-            </w:r>
+            <w:r/>
             <w:r>
               <w:rPr>
                 <w:b w:val="0"/>
-                <w:sz w:val="18"/>
+                <w:sz w:val="17"/>
               </w:rPr>
               <w:t>Fulfilled</w:t>
             </w:r>
@@ -1759,19 +1480,15 @@
       <w:tr>
         <w:tc>
           <w:tcPr>
-            <w:tcW w:type="dxa" w:w="2045"/>
+            <w:tcW w:type="dxa" w:w="2074"/>
             <w:vAlign w:val="top"/>
           </w:tcPr>
           <w:p>
-            <w:r>
-              <w:rPr>
-                <w:sz w:val="18"/>
-              </w:rPr>
-            </w:r>
+            <w:r/>
             <w:r>
               <w:rPr>
                 <w:b w:val="0"/>
-                <w:sz w:val="18"/>
+                <w:sz w:val="17"/>
               </w:rPr>
               <w:t>FR-11</w:t>
             </w:r>
@@ -1779,19 +1496,15 @@
         </w:tc>
         <w:tc>
           <w:tcPr>
-            <w:tcW w:type="dxa" w:w="2045"/>
+            <w:tcW w:type="dxa" w:w="2074"/>
             <w:vAlign w:val="top"/>
           </w:tcPr>
           <w:p>
-            <w:r>
-              <w:rPr>
-                <w:sz w:val="18"/>
-              </w:rPr>
-            </w:r>
+            <w:r/>
             <w:r>
               <w:rPr>
                 <w:b w:val="0"/>
-                <w:sz w:val="18"/>
+                <w:sz w:val="17"/>
               </w:rPr>
               <w:t>Should</w:t>
             </w:r>
@@ -1799,59 +1512,47 @@
         </w:tc>
         <w:tc>
           <w:tcPr>
-            <w:tcW w:type="dxa" w:w="2045"/>
+            <w:tcW w:type="dxa" w:w="2074"/>
             <w:vAlign w:val="top"/>
           </w:tcPr>
           <w:p>
-            <w:r>
-              <w:rPr>
-                <w:sz w:val="18"/>
-              </w:rPr>
-            </w:r>
+            <w:r/>
             <w:r>
               <w:rPr>
                 <w:b w:val="0"/>
-                <w:sz w:val="18"/>
+                <w:sz w:val="17"/>
               </w:rPr>
-              <w:t>Log important workflow steps and errors.</w:t>
+              <w:t>Compare current and previous week.</w:t>
             </w:r>
           </w:p>
         </w:tc>
         <w:tc>
           <w:tcPr>
-            <w:tcW w:type="dxa" w:w="2045"/>
+            <w:tcW w:type="dxa" w:w="2074"/>
             <w:vAlign w:val="top"/>
           </w:tcPr>
           <w:p>
-            <w:r>
-              <w:rPr>
-                <w:sz w:val="18"/>
-              </w:rPr>
-            </w:r>
+            <w:r/>
             <w:r>
               <w:rPr>
                 <w:b w:val="0"/>
-                <w:sz w:val="18"/>
+                <w:sz w:val="17"/>
               </w:rPr>
-              <w:t>main.py and clients</w:t>
+              <w:t>SQLite history, report_generator.py</w:t>
             </w:r>
           </w:p>
         </w:tc>
         <w:tc>
           <w:tcPr>
-            <w:tcW w:type="dxa" w:w="2045"/>
+            <w:tcW w:type="dxa" w:w="2074"/>
             <w:vAlign w:val="top"/>
           </w:tcPr>
           <w:p>
-            <w:r>
-              <w:rPr>
-                <w:sz w:val="18"/>
-              </w:rPr>
-            </w:r>
+            <w:r/>
             <w:r>
               <w:rPr>
                 <w:b w:val="0"/>
-                <w:sz w:val="18"/>
+                <w:sz w:val="17"/>
               </w:rPr>
               <w:t>Fulfilled</w:t>
             </w:r>
@@ -1861,19 +1562,15 @@
       <w:tr>
         <w:tc>
           <w:tcPr>
-            <w:tcW w:type="dxa" w:w="2045"/>
+            <w:tcW w:type="dxa" w:w="2074"/>
             <w:vAlign w:val="top"/>
           </w:tcPr>
           <w:p>
-            <w:r>
-              <w:rPr>
-                <w:sz w:val="18"/>
-              </w:rPr>
-            </w:r>
+            <w:r/>
             <w:r>
               <w:rPr>
                 <w:b w:val="0"/>
-                <w:sz w:val="18"/>
+                <w:sz w:val="17"/>
               </w:rPr>
               <w:t>FR-12</w:t>
             </w:r>
@@ -1881,79 +1578,261 @@
         </w:tc>
         <w:tc>
           <w:tcPr>
-            <w:tcW w:type="dxa" w:w="2045"/>
+            <w:tcW w:type="dxa" w:w="2074"/>
             <w:vAlign w:val="top"/>
           </w:tcPr>
           <w:p>
-            <w:r>
-              <w:rPr>
-                <w:sz w:val="18"/>
-              </w:rPr>
-            </w:r>
+            <w:r/>
             <w:r>
               <w:rPr>
                 <w:b w:val="0"/>
-                <w:sz w:val="18"/>
+                <w:sz w:val="17"/>
               </w:rPr>
-              <w:t>Should</w:t>
+              <w:t>Could</w:t>
             </w:r>
           </w:p>
         </w:tc>
         <w:tc>
           <w:tcPr>
-            <w:tcW w:type="dxa" w:w="2045"/>
+            <w:tcW w:type="dxa" w:w="2074"/>
             <w:vAlign w:val="top"/>
           </w:tcPr>
           <w:p>
-            <w:r>
-              <w:rPr>
-                <w:sz w:val="18"/>
-              </w:rPr>
-            </w:r>
+            <w:r/>
             <w:r>
               <w:rPr>
                 <w:b w:val="0"/>
-                <w:sz w:val="18"/>
+                <w:sz w:val="17"/>
               </w:rPr>
-              <w:t>Compare current week with previous week.</w:t>
+              <w:t>Create or update a Spotify playlist.</w:t>
             </w:r>
           </w:p>
         </w:tc>
         <w:tc>
           <w:tcPr>
-            <w:tcW w:type="dxa" w:w="2045"/>
+            <w:tcW w:type="dxa" w:w="2074"/>
             <w:vAlign w:val="top"/>
           </w:tcPr>
           <w:p>
-            <w:r>
-              <w:rPr>
-                <w:sz w:val="18"/>
-              </w:rPr>
-            </w:r>
+            <w:r/>
             <w:r>
               <w:rPr>
                 <w:b w:val="0"/>
-                <w:sz w:val="18"/>
+                <w:sz w:val="17"/>
               </w:rPr>
-              <w:t>SQLite history, report_generator.py</w:t>
+              <w:t>spotify_setup.py, spotify_client.py</w:t>
             </w:r>
           </w:p>
         </w:tc>
         <w:tc>
           <w:tcPr>
-            <w:tcW w:type="dxa" w:w="2045"/>
+            <w:tcW w:type="dxa" w:w="2074"/>
             <w:vAlign w:val="top"/>
           </w:tcPr>
           <w:p>
-            <w:r>
-              <w:rPr>
-                <w:sz w:val="18"/>
-              </w:rPr>
-            </w:r>
+            <w:r/>
             <w:r>
               <w:rPr>
                 <w:b w:val="0"/>
-                <w:sz w:val="18"/>
+                <w:sz w:val="17"/>
+              </w:rPr>
+              <w:t>Optional</w:t>
+            </w:r>
+          </w:p>
+        </w:tc>
+      </w:tr>
+    </w:tbl>
+    <w:p/>
+    <w:p>
+      <w:pPr>
+        <w:pStyle w:val="Heading2"/>
+      </w:pPr>
+      <w:r>
+        <w:t>4.2 Non-Functional Requirements</w:t>
+      </w:r>
+    </w:p>
+    <w:tbl>
+      <w:tblPr>
+        <w:tblStyle w:val="TableGrid"/>
+        <w:tblW w:type="auto" w:w="0"/>
+        <w:jc w:val="center"/>
+        <w:tblLook w:firstColumn="1" w:firstRow="1" w:lastColumn="0" w:lastRow="0" w:noHBand="0" w:noVBand="1" w:val="04A0"/>
+      </w:tblPr>
+      <w:tblGrid>
+        <w:gridCol w:w="2074"/>
+        <w:gridCol w:w="2074"/>
+        <w:gridCol w:w="2074"/>
+        <w:gridCol w:w="2074"/>
+        <w:gridCol w:w="2074"/>
+      </w:tblGrid>
+      <w:tr>
+        <w:tc>
+          <w:tcPr>
+            <w:tcW w:type="dxa" w:w="2074"/>
+            <w:vAlign w:val="top"/>
+            <w:shd w:fill="1DB954"/>
+          </w:tcPr>
+          <w:p>
+            <w:r/>
+            <w:r>
+              <w:rPr>
+                <w:b/>
+                <w:color w:val="FFFFFF"/>
+                <w:sz w:val="17"/>
+              </w:rPr>
+              <w:t>ID</w:t>
+            </w:r>
+          </w:p>
+        </w:tc>
+        <w:tc>
+          <w:tcPr>
+            <w:tcW w:type="dxa" w:w="2074"/>
+            <w:vAlign w:val="top"/>
+            <w:shd w:fill="1DB954"/>
+          </w:tcPr>
+          <w:p>
+            <w:r/>
+            <w:r>
+              <w:rPr>
+                <w:b/>
+                <w:color w:val="FFFFFF"/>
+                <w:sz w:val="17"/>
+              </w:rPr>
+              <w:t>Category</w:t>
+            </w:r>
+          </w:p>
+        </w:tc>
+        <w:tc>
+          <w:tcPr>
+            <w:tcW w:type="dxa" w:w="2074"/>
+            <w:vAlign w:val="top"/>
+            <w:shd w:fill="1DB954"/>
+          </w:tcPr>
+          <w:p>
+            <w:r/>
+            <w:r>
+              <w:rPr>
+                <w:b/>
+                <w:color w:val="FFFFFF"/>
+                <w:sz w:val="17"/>
+              </w:rPr>
+              <w:t>Requirement</w:t>
+            </w:r>
+          </w:p>
+        </w:tc>
+        <w:tc>
+          <w:tcPr>
+            <w:tcW w:type="dxa" w:w="2074"/>
+            <w:vAlign w:val="top"/>
+            <w:shd w:fill="1DB954"/>
+          </w:tcPr>
+          <w:p>
+            <w:r/>
+            <w:r>
+              <w:rPr>
+                <w:b/>
+                <w:color w:val="FFFFFF"/>
+                <w:sz w:val="17"/>
+              </w:rPr>
+              <w:t>Implementation</w:t>
+            </w:r>
+          </w:p>
+        </w:tc>
+        <w:tc>
+          <w:tcPr>
+            <w:tcW w:type="dxa" w:w="2074"/>
+            <w:vAlign w:val="top"/>
+            <w:shd w:fill="1DB954"/>
+          </w:tcPr>
+          <w:p>
+            <w:r/>
+            <w:r>
+              <w:rPr>
+                <w:b/>
+                <w:color w:val="FFFFFF"/>
+                <w:sz w:val="17"/>
+              </w:rPr>
+              <w:t>Status</w:t>
+            </w:r>
+          </w:p>
+        </w:tc>
+      </w:tr>
+      <w:tr>
+        <w:tc>
+          <w:tcPr>
+            <w:tcW w:type="dxa" w:w="2074"/>
+            <w:vAlign w:val="top"/>
+          </w:tcPr>
+          <w:p>
+            <w:r/>
+            <w:r>
+              <w:rPr>
+                <w:b w:val="0"/>
+                <w:sz w:val="17"/>
+              </w:rPr>
+              <w:t>NFR-01</w:t>
+            </w:r>
+          </w:p>
+        </w:tc>
+        <w:tc>
+          <w:tcPr>
+            <w:tcW w:type="dxa" w:w="2074"/>
+            <w:vAlign w:val="top"/>
+          </w:tcPr>
+          <w:p>
+            <w:r/>
+            <w:r>
+              <w:rPr>
+                <w:b w:val="0"/>
+                <w:sz w:val="17"/>
+              </w:rPr>
+              <w:t>Security</w:t>
+            </w:r>
+          </w:p>
+        </w:tc>
+        <w:tc>
+          <w:tcPr>
+            <w:tcW w:type="dxa" w:w="2074"/>
+            <w:vAlign w:val="top"/>
+          </w:tcPr>
+          <w:p>
+            <w:r/>
+            <w:r>
+              <w:rPr>
+                <w:b w:val="0"/>
+                <w:sz w:val="17"/>
+              </w:rPr>
+              <w:t>No hardcoded secrets.</w:t>
+            </w:r>
+          </w:p>
+        </w:tc>
+        <w:tc>
+          <w:tcPr>
+            <w:tcW w:type="dxa" w:w="2074"/>
+            <w:vAlign w:val="top"/>
+          </w:tcPr>
+          <w:p>
+            <w:r/>
+            <w:r>
+              <w:rPr>
+                <w:b w:val="0"/>
+                <w:sz w:val="17"/>
+              </w:rPr>
+              <w:t>.env, .env.example, .gitignore</w:t>
+            </w:r>
+          </w:p>
+        </w:tc>
+        <w:tc>
+          <w:tcPr>
+            <w:tcW w:type="dxa" w:w="2074"/>
+            <w:vAlign w:val="top"/>
+          </w:tcPr>
+          <w:p>
+            <w:r/>
+            <w:r>
+              <w:rPr>
+                <w:b w:val="0"/>
+                <w:sz w:val="17"/>
               </w:rPr>
               <w:t>Fulfilled</w:t>
             </w:r>
@@ -1963,101 +1842,81 @@
       <w:tr>
         <w:tc>
           <w:tcPr>
-            <w:tcW w:type="dxa" w:w="2045"/>
+            <w:tcW w:type="dxa" w:w="2074"/>
             <w:vAlign w:val="top"/>
           </w:tcPr>
           <w:p>
-            <w:r>
-              <w:rPr>
-                <w:sz w:val="18"/>
-              </w:rPr>
-            </w:r>
+            <w:r/>
             <w:r>
               <w:rPr>
                 <w:b w:val="0"/>
-                <w:sz w:val="18"/>
+                <w:sz w:val="17"/>
               </w:rPr>
-              <w:t>FR-13</w:t>
+              <w:t>NFR-02</w:t>
             </w:r>
           </w:p>
         </w:tc>
         <w:tc>
           <w:tcPr>
-            <w:tcW w:type="dxa" w:w="2045"/>
+            <w:tcW w:type="dxa" w:w="2074"/>
             <w:vAlign w:val="top"/>
           </w:tcPr>
           <w:p>
-            <w:r>
-              <w:rPr>
-                <w:sz w:val="18"/>
-              </w:rPr>
-            </w:r>
+            <w:r/>
             <w:r>
               <w:rPr>
                 <w:b w:val="0"/>
-                <w:sz w:val="18"/>
+                <w:sz w:val="17"/>
               </w:rPr>
-              <w:t>Could</w:t>
+              <w:t>Reliability</w:t>
             </w:r>
           </w:p>
         </w:tc>
         <w:tc>
           <w:tcPr>
-            <w:tcW w:type="dxa" w:w="2045"/>
+            <w:tcW w:type="dxa" w:w="2074"/>
             <w:vAlign w:val="top"/>
           </w:tcPr>
           <w:p>
-            <w:r>
-              <w:rPr>
-                <w:sz w:val="18"/>
-              </w:rPr>
-            </w:r>
+            <w:r/>
             <w:r>
               <w:rPr>
                 <w:b w:val="0"/>
-                <w:sz w:val="18"/>
+                <w:sz w:val="17"/>
               </w:rPr>
-              <w:t>Create or update a Spotify playlist.</w:t>
+              <w:t>Errors are handled clearly.</w:t>
             </w:r>
           </w:p>
         </w:tc>
         <w:tc>
           <w:tcPr>
-            <w:tcW w:type="dxa" w:w="2045"/>
+            <w:tcW w:type="dxa" w:w="2074"/>
             <w:vAlign w:val="top"/>
           </w:tcPr>
           <w:p>
-            <w:r>
-              <w:rPr>
-                <w:sz w:val="18"/>
-              </w:rPr>
-            </w:r>
+            <w:r/>
             <w:r>
               <w:rPr>
                 <w:b w:val="0"/>
-                <w:sz w:val="18"/>
+                <w:sz w:val="17"/>
               </w:rPr>
-              <w:t>spotify_setup.py, spotify_client.py</w:t>
+              <w:t>custom exceptions and logging</w:t>
             </w:r>
           </w:p>
         </w:tc>
         <w:tc>
           <w:tcPr>
-            <w:tcW w:type="dxa" w:w="2045"/>
+            <w:tcW w:type="dxa" w:w="2074"/>
             <w:vAlign w:val="top"/>
           </w:tcPr>
           <w:p>
-            <w:r>
-              <w:rPr>
-                <w:sz w:val="18"/>
-              </w:rPr>
-            </w:r>
+            <w:r/>
             <w:r>
               <w:rPr>
                 <w:b w:val="0"/>
-                <w:sz w:val="18"/>
+                <w:sz w:val="17"/>
               </w:rPr>
-              <w:t>Optional feature</w:t>
+              <w:t>Fulfilled</w:t>
             </w:r>
           </w:p>
         </w:tc>
@@ -2065,99 +1924,325 @@
       <w:tr>
         <w:tc>
           <w:tcPr>
-            <w:tcW w:type="dxa" w:w="2045"/>
+            <w:tcW w:type="dxa" w:w="2074"/>
             <w:vAlign w:val="top"/>
           </w:tcPr>
           <w:p>
-            <w:r>
-              <w:rPr>
-                <w:sz w:val="18"/>
-              </w:rPr>
-            </w:r>
+            <w:r/>
             <w:r>
               <w:rPr>
                 <w:b w:val="0"/>
-                <w:sz w:val="18"/>
+                <w:sz w:val="17"/>
               </w:rPr>
-              <w:t>FR-14</w:t>
+              <w:t>NFR-03</w:t>
             </w:r>
           </w:p>
         </w:tc>
         <w:tc>
           <w:tcPr>
-            <w:tcW w:type="dxa" w:w="2045"/>
+            <w:tcW w:type="dxa" w:w="2074"/>
             <w:vAlign w:val="top"/>
           </w:tcPr>
           <w:p>
-            <w:r>
-              <w:rPr>
-                <w:sz w:val="18"/>
-              </w:rPr>
-            </w:r>
+            <w:r/>
             <w:r>
               <w:rPr>
                 <w:b w:val="0"/>
-                <w:sz w:val="18"/>
+                <w:sz w:val="17"/>
               </w:rPr>
-              <w:t>Won't</w:t>
+              <w:t>Maintainability</w:t>
             </w:r>
           </w:p>
         </w:tc>
         <w:tc>
           <w:tcPr>
-            <w:tcW w:type="dxa" w:w="2045"/>
+            <w:tcW w:type="dxa" w:w="2074"/>
             <w:vAlign w:val="top"/>
           </w:tcPr>
           <w:p>
-            <w:r>
-              <w:rPr>
-                <w:sz w:val="18"/>
-              </w:rPr>
-            </w:r>
+            <w:r/>
             <w:r>
               <w:rPr>
                 <w:b w:val="0"/>
-                <w:sz w:val="18"/>
+                <w:sz w:val="17"/>
               </w:rPr>
-              <w:t>No graphical desktop or web UI.</w:t>
+              <w:t>Code is modular.</w:t>
             </w:r>
           </w:p>
         </w:tc>
         <w:tc>
           <w:tcPr>
-            <w:tcW w:type="dxa" w:w="2045"/>
+            <w:tcW w:type="dxa" w:w="2074"/>
             <w:vAlign w:val="top"/>
           </w:tcPr>
           <w:p>
-            <w:r>
-              <w:rPr>
-                <w:sz w:val="18"/>
-              </w:rPr>
-            </w:r>
+            <w:r/>
             <w:r>
               <w:rPr>
                 <w:b w:val="0"/>
-                <w:sz w:val="18"/>
+                <w:sz w:val="17"/>
               </w:rPr>
-              <w:t>Out of scope</w:t>
+              <w:t>separate files per responsibility</w:t>
             </w:r>
           </w:p>
         </w:tc>
         <w:tc>
           <w:tcPr>
-            <w:tcW w:type="dxa" w:w="2045"/>
+            <w:tcW w:type="dxa" w:w="2074"/>
             <w:vAlign w:val="top"/>
           </w:tcPr>
           <w:p>
-            <w:r>
-              <w:rPr>
-                <w:sz w:val="18"/>
-              </w:rPr>
-            </w:r>
+            <w:r/>
             <w:r>
               <w:rPr>
                 <w:b w:val="0"/>
-                <w:sz w:val="18"/>
+                <w:sz w:val="17"/>
+              </w:rPr>
+              <w:t>Fulfilled</w:t>
+            </w:r>
+          </w:p>
+        </w:tc>
+      </w:tr>
+      <w:tr>
+        <w:tc>
+          <w:tcPr>
+            <w:tcW w:type="dxa" w:w="2074"/>
+            <w:vAlign w:val="top"/>
+          </w:tcPr>
+          <w:p>
+            <w:r/>
+            <w:r>
+              <w:rPr>
+                <w:b w:val="0"/>
+                <w:sz w:val="17"/>
+              </w:rPr>
+              <w:t>NFR-04</w:t>
+            </w:r>
+          </w:p>
+        </w:tc>
+        <w:tc>
+          <w:tcPr>
+            <w:tcW w:type="dxa" w:w="2074"/>
+            <w:vAlign w:val="top"/>
+          </w:tcPr>
+          <w:p>
+            <w:r/>
+            <w:r>
+              <w:rPr>
+                <w:b w:val="0"/>
+                <w:sz w:val="17"/>
+              </w:rPr>
+              <w:t>Testability</w:t>
+            </w:r>
+          </w:p>
+        </w:tc>
+        <w:tc>
+          <w:tcPr>
+            <w:tcW w:type="dxa" w:w="2074"/>
+            <w:vAlign w:val="top"/>
+          </w:tcPr>
+          <w:p>
+            <w:r/>
+            <w:r>
+              <w:rPr>
+                <w:b w:val="0"/>
+                <w:sz w:val="17"/>
+              </w:rPr>
+              <w:t>Core logic is testable.</w:t>
+            </w:r>
+          </w:p>
+        </w:tc>
+        <w:tc>
+          <w:tcPr>
+            <w:tcW w:type="dxa" w:w="2074"/>
+            <w:vAlign w:val="top"/>
+          </w:tcPr>
+          <w:p>
+            <w:r/>
+            <w:r>
+              <w:rPr>
+                <w:b w:val="0"/>
+                <w:sz w:val="17"/>
+              </w:rPr>
+              <w:t>pytest tests</w:t>
+            </w:r>
+          </w:p>
+        </w:tc>
+        <w:tc>
+          <w:tcPr>
+            <w:tcW w:type="dxa" w:w="2074"/>
+            <w:vAlign w:val="top"/>
+          </w:tcPr>
+          <w:p>
+            <w:r/>
+            <w:r>
+              <w:rPr>
+                <w:b w:val="0"/>
+                <w:sz w:val="17"/>
+              </w:rPr>
+              <w:t>Fulfilled</w:t>
+            </w:r>
+          </w:p>
+        </w:tc>
+      </w:tr>
+      <w:tr>
+        <w:tc>
+          <w:tcPr>
+            <w:tcW w:type="dxa" w:w="2074"/>
+            <w:vAlign w:val="top"/>
+          </w:tcPr>
+          <w:p>
+            <w:r/>
+            <w:r>
+              <w:rPr>
+                <w:b w:val="0"/>
+                <w:sz w:val="17"/>
+              </w:rPr>
+              <w:t>NFR-05</w:t>
+            </w:r>
+          </w:p>
+        </w:tc>
+        <w:tc>
+          <w:tcPr>
+            <w:tcW w:type="dxa" w:w="2074"/>
+            <w:vAlign w:val="top"/>
+          </w:tcPr>
+          <w:p>
+            <w:r/>
+            <w:r>
+              <w:rPr>
+                <w:b w:val="0"/>
+                <w:sz w:val="17"/>
+              </w:rPr>
+              <w:t>Usability</w:t>
+            </w:r>
+          </w:p>
+        </w:tc>
+        <w:tc>
+          <w:tcPr>
+            <w:tcW w:type="dxa" w:w="2074"/>
+            <w:vAlign w:val="top"/>
+          </w:tcPr>
+          <w:p>
+            <w:r/>
+            <w:r>
+              <w:rPr>
+                <w:b w:val="0"/>
+                <w:sz w:val="17"/>
+              </w:rPr>
+              <w:t>Easy installation and start.</w:t>
+            </w:r>
+          </w:p>
+        </w:tc>
+        <w:tc>
+          <w:tcPr>
+            <w:tcW w:type="dxa" w:w="2074"/>
+            <w:vAlign w:val="top"/>
+          </w:tcPr>
+          <w:p>
+            <w:r/>
+            <w:r>
+              <w:rPr>
+                <w:b w:val="0"/>
+                <w:sz w:val="17"/>
+              </w:rPr>
+              <w:t>README and Section 7</w:t>
+            </w:r>
+          </w:p>
+        </w:tc>
+        <w:tc>
+          <w:tcPr>
+            <w:tcW w:type="dxa" w:w="2074"/>
+            <w:vAlign w:val="top"/>
+          </w:tcPr>
+          <w:p>
+            <w:r/>
+            <w:r>
+              <w:rPr>
+                <w:b w:val="0"/>
+                <w:sz w:val="17"/>
+              </w:rPr>
+              <w:t>Fulfilled</w:t>
+            </w:r>
+          </w:p>
+        </w:tc>
+      </w:tr>
+      <w:tr>
+        <w:tc>
+          <w:tcPr>
+            <w:tcW w:type="dxa" w:w="2074"/>
+            <w:vAlign w:val="top"/>
+          </w:tcPr>
+          <w:p>
+            <w:r/>
+            <w:r>
+              <w:rPr>
+                <w:b w:val="0"/>
+                <w:sz w:val="17"/>
+              </w:rPr>
+              <w:t>NFR-06</w:t>
+            </w:r>
+          </w:p>
+        </w:tc>
+        <w:tc>
+          <w:tcPr>
+            <w:tcW w:type="dxa" w:w="2074"/>
+            <w:vAlign w:val="top"/>
+          </w:tcPr>
+          <w:p>
+            <w:r/>
+            <w:r>
+              <w:rPr>
+                <w:b w:val="0"/>
+                <w:sz w:val="17"/>
+              </w:rPr>
+              <w:t>Portability</w:t>
+            </w:r>
+          </w:p>
+        </w:tc>
+        <w:tc>
+          <w:tcPr>
+            <w:tcW w:type="dxa" w:w="2074"/>
+            <w:vAlign w:val="top"/>
+          </w:tcPr>
+          <w:p>
+            <w:r/>
+            <w:r>
+              <w:rPr>
+                <w:b w:val="0"/>
+                <w:sz w:val="17"/>
+              </w:rPr>
+              <w:t>Runs on Windows with Python.</w:t>
+            </w:r>
+          </w:p>
+        </w:tc>
+        <w:tc>
+          <w:tcPr>
+            <w:tcW w:type="dxa" w:w="2074"/>
+            <w:vAlign w:val="top"/>
+          </w:tcPr>
+          <w:p>
+            <w:r/>
+            <w:r>
+              <w:rPr>
+                <w:b w:val="0"/>
+                <w:sz w:val="17"/>
+              </w:rPr>
+              <w:t>requirements.txt</w:t>
+            </w:r>
+          </w:p>
+        </w:tc>
+        <w:tc>
+          <w:tcPr>
+            <w:tcW w:type="dxa" w:w="2074"/>
+            <w:vAlign w:val="top"/>
+          </w:tcPr>
+          <w:p>
+            <w:r/>
+            <w:r>
+              <w:rPr>
+                <w:b w:val="0"/>
+                <w:sz w:val="17"/>
               </w:rPr>
               <w:t>Fulfilled</w:t>
             </w:r>
@@ -2171,7 +2256,15 @@
         <w:pStyle w:val="Heading1"/>
       </w:pPr>
       <w:r>
-        <w:t>5. Non-Functional Requirements</w:t>
+        <w:t>5. System Design</w:t>
+      </w:r>
+    </w:p>
+    <w:p>
+      <w:pPr>
+        <w:pStyle w:val="Heading2"/>
+      </w:pPr>
+      <w:r>
+        <w:t>5.1 Module Overview</w:t>
       </w:r>
     </w:p>
     <w:tbl>
@@ -2182,885 +2275,23 @@
         <w:tblLook w:firstColumn="1" w:firstRow="1" w:lastColumn="0" w:lastRow="0" w:noHBand="0" w:noVBand="1" w:val="04A0"/>
       </w:tblPr>
       <w:tblGrid>
-        <w:gridCol w:w="2045"/>
-        <w:gridCol w:w="2045"/>
-        <w:gridCol w:w="2045"/>
-        <w:gridCol w:w="2045"/>
-        <w:gridCol w:w="2045"/>
+        <w:gridCol w:w="5184"/>
+        <w:gridCol w:w="5184"/>
       </w:tblGrid>
       <w:tr>
         <w:tc>
           <w:tcPr>
-            <w:tcW w:type="dxa" w:w="2045"/>
+            <w:tcW w:type="dxa" w:w="5184"/>
             <w:vAlign w:val="top"/>
             <w:shd w:fill="1DB954"/>
           </w:tcPr>
           <w:p>
-            <w:r>
-              <w:rPr>
-                <w:sz w:val="18"/>
-              </w:rPr>
-            </w:r>
+            <w:r/>
             <w:r>
               <w:rPr>
                 <w:b/>
                 <w:color w:val="FFFFFF"/>
-                <w:sz w:val="18"/>
-              </w:rPr>
-              <w:t>ID</w:t>
-            </w:r>
-          </w:p>
-        </w:tc>
-        <w:tc>
-          <w:tcPr>
-            <w:tcW w:type="dxa" w:w="2045"/>
-            <w:vAlign w:val="top"/>
-            <w:shd w:fill="1DB954"/>
-          </w:tcPr>
-          <w:p>
-            <w:r>
-              <w:rPr>
-                <w:sz w:val="18"/>
-              </w:rPr>
-            </w:r>
-            <w:r>
-              <w:rPr>
-                <w:b/>
-                <w:color w:val="FFFFFF"/>
-                <w:sz w:val="18"/>
-              </w:rPr>
-              <w:t>Category</w:t>
-            </w:r>
-          </w:p>
-        </w:tc>
-        <w:tc>
-          <w:tcPr>
-            <w:tcW w:type="dxa" w:w="2045"/>
-            <w:vAlign w:val="top"/>
-            <w:shd w:fill="1DB954"/>
-          </w:tcPr>
-          <w:p>
-            <w:r>
-              <w:rPr>
-                <w:sz w:val="18"/>
-              </w:rPr>
-            </w:r>
-            <w:r>
-              <w:rPr>
-                <w:b/>
-                <w:color w:val="FFFFFF"/>
-                <w:sz w:val="18"/>
-              </w:rPr>
-              <w:t>Requirement</w:t>
-            </w:r>
-          </w:p>
-        </w:tc>
-        <w:tc>
-          <w:tcPr>
-            <w:tcW w:type="dxa" w:w="2045"/>
-            <w:vAlign w:val="top"/>
-            <w:shd w:fill="1DB954"/>
-          </w:tcPr>
-          <w:p>
-            <w:r>
-              <w:rPr>
-                <w:sz w:val="18"/>
-              </w:rPr>
-            </w:r>
-            <w:r>
-              <w:rPr>
-                <w:b/>
-                <w:color w:val="FFFFFF"/>
-                <w:sz w:val="18"/>
-              </w:rPr>
-              <w:t>Implementation</w:t>
-            </w:r>
-          </w:p>
-        </w:tc>
-        <w:tc>
-          <w:tcPr>
-            <w:tcW w:type="dxa" w:w="2045"/>
-            <w:vAlign w:val="top"/>
-            <w:shd w:fill="1DB954"/>
-          </w:tcPr>
-          <w:p>
-            <w:r>
-              <w:rPr>
-                <w:sz w:val="18"/>
-              </w:rPr>
-            </w:r>
-            <w:r>
-              <w:rPr>
-                <w:b/>
-                <w:color w:val="FFFFFF"/>
-                <w:sz w:val="18"/>
-              </w:rPr>
-              <w:t>Status</w:t>
-            </w:r>
-          </w:p>
-        </w:tc>
-      </w:tr>
-      <w:tr>
-        <w:tc>
-          <w:tcPr>
-            <w:tcW w:type="dxa" w:w="2045"/>
-            <w:vAlign w:val="top"/>
-          </w:tcPr>
-          <w:p>
-            <w:r>
-              <w:rPr>
-                <w:sz w:val="18"/>
-              </w:rPr>
-            </w:r>
-            <w:r>
-              <w:rPr>
-                <w:b w:val="0"/>
-                <w:sz w:val="18"/>
-              </w:rPr>
-              <w:t>NFR-01</w:t>
-            </w:r>
-          </w:p>
-        </w:tc>
-        <w:tc>
-          <w:tcPr>
-            <w:tcW w:type="dxa" w:w="2045"/>
-            <w:vAlign w:val="top"/>
-          </w:tcPr>
-          <w:p>
-            <w:r>
-              <w:rPr>
-                <w:sz w:val="18"/>
-              </w:rPr>
-            </w:r>
-            <w:r>
-              <w:rPr>
-                <w:b w:val="0"/>
-                <w:sz w:val="18"/>
-              </w:rPr>
-              <w:t>Security</w:t>
-            </w:r>
-          </w:p>
-        </w:tc>
-        <w:tc>
-          <w:tcPr>
-            <w:tcW w:type="dxa" w:w="2045"/>
-            <w:vAlign w:val="top"/>
-          </w:tcPr>
-          <w:p>
-            <w:r>
-              <w:rPr>
-                <w:sz w:val="18"/>
-              </w:rPr>
-            </w:r>
-            <w:r>
-              <w:rPr>
-                <w:b w:val="0"/>
-                <w:sz w:val="18"/>
-              </w:rPr>
-              <w:t>Secrets must not be hardcoded in Python files.</w:t>
-            </w:r>
-          </w:p>
-        </w:tc>
-        <w:tc>
-          <w:tcPr>
-            <w:tcW w:type="dxa" w:w="2045"/>
-            <w:vAlign w:val="top"/>
-          </w:tcPr>
-          <w:p>
-            <w:r>
-              <w:rPr>
-                <w:sz w:val="18"/>
-              </w:rPr>
-            </w:r>
-            <w:r>
-              <w:rPr>
-                <w:b w:val="0"/>
-                <w:sz w:val="18"/>
-              </w:rPr>
-              <w:t>.env, .env.example, .gitignore</w:t>
-            </w:r>
-          </w:p>
-        </w:tc>
-        <w:tc>
-          <w:tcPr>
-            <w:tcW w:type="dxa" w:w="2045"/>
-            <w:vAlign w:val="top"/>
-          </w:tcPr>
-          <w:p>
-            <w:r>
-              <w:rPr>
-                <w:sz w:val="18"/>
-              </w:rPr>
-            </w:r>
-            <w:r>
-              <w:rPr>
-                <w:b w:val="0"/>
-                <w:sz w:val="18"/>
-              </w:rPr>
-              <w:t>Fulfilled</w:t>
-            </w:r>
-          </w:p>
-        </w:tc>
-      </w:tr>
-      <w:tr>
-        <w:tc>
-          <w:tcPr>
-            <w:tcW w:type="dxa" w:w="2045"/>
-            <w:vAlign w:val="top"/>
-          </w:tcPr>
-          <w:p>
-            <w:r>
-              <w:rPr>
-                <w:sz w:val="18"/>
-              </w:rPr>
-            </w:r>
-            <w:r>
-              <w:rPr>
-                <w:b w:val="0"/>
-                <w:sz w:val="18"/>
-              </w:rPr>
-              <w:t>NFR-02</w:t>
-            </w:r>
-          </w:p>
-        </w:tc>
-        <w:tc>
-          <w:tcPr>
-            <w:tcW w:type="dxa" w:w="2045"/>
-            <w:vAlign w:val="top"/>
-          </w:tcPr>
-          <w:p>
-            <w:r>
-              <w:rPr>
-                <w:sz w:val="18"/>
-              </w:rPr>
-            </w:r>
-            <w:r>
-              <w:rPr>
-                <w:b w:val="0"/>
-                <w:sz w:val="18"/>
-              </w:rPr>
-              <w:t>Reliability</w:t>
-            </w:r>
-          </w:p>
-        </w:tc>
-        <w:tc>
-          <w:tcPr>
-            <w:tcW w:type="dxa" w:w="2045"/>
-            <w:vAlign w:val="top"/>
-          </w:tcPr>
-          <w:p>
-            <w:r>
-              <w:rPr>
-                <w:sz w:val="18"/>
-              </w:rPr>
-            </w:r>
-            <w:r>
-              <w:rPr>
-                <w:b w:val="0"/>
-                <w:sz w:val="18"/>
-              </w:rPr>
-              <w:t>API, email and config errors must be handled clearly.</w:t>
-            </w:r>
-          </w:p>
-        </w:tc>
-        <w:tc>
-          <w:tcPr>
-            <w:tcW w:type="dxa" w:w="2045"/>
-            <w:vAlign w:val="top"/>
-          </w:tcPr>
-          <w:p>
-            <w:r>
-              <w:rPr>
-                <w:sz w:val="18"/>
-              </w:rPr>
-            </w:r>
-            <w:r>
-              <w:rPr>
-                <w:b w:val="0"/>
-                <w:sz w:val="18"/>
-              </w:rPr>
-              <w:t>custom exceptions and logging</w:t>
-            </w:r>
-          </w:p>
-        </w:tc>
-        <w:tc>
-          <w:tcPr>
-            <w:tcW w:type="dxa" w:w="2045"/>
-            <w:vAlign w:val="top"/>
-          </w:tcPr>
-          <w:p>
-            <w:r>
-              <w:rPr>
-                <w:sz w:val="18"/>
-              </w:rPr>
-            </w:r>
-            <w:r>
-              <w:rPr>
-                <w:b w:val="0"/>
-                <w:sz w:val="18"/>
-              </w:rPr>
-              <w:t>Fulfilled</w:t>
-            </w:r>
-          </w:p>
-        </w:tc>
-      </w:tr>
-      <w:tr>
-        <w:tc>
-          <w:tcPr>
-            <w:tcW w:type="dxa" w:w="2045"/>
-            <w:vAlign w:val="top"/>
-          </w:tcPr>
-          <w:p>
-            <w:r>
-              <w:rPr>
-                <w:sz w:val="18"/>
-              </w:rPr>
-            </w:r>
-            <w:r>
-              <w:rPr>
-                <w:b w:val="0"/>
-                <w:sz w:val="18"/>
-              </w:rPr>
-              <w:t>NFR-03</w:t>
-            </w:r>
-          </w:p>
-        </w:tc>
-        <w:tc>
-          <w:tcPr>
-            <w:tcW w:type="dxa" w:w="2045"/>
-            <w:vAlign w:val="top"/>
-          </w:tcPr>
-          <w:p>
-            <w:r>
-              <w:rPr>
-                <w:sz w:val="18"/>
-              </w:rPr>
-            </w:r>
-            <w:r>
-              <w:rPr>
-                <w:b w:val="0"/>
-                <w:sz w:val="18"/>
-              </w:rPr>
-              <w:t>Maintainability</w:t>
-            </w:r>
-          </w:p>
-        </w:tc>
-        <w:tc>
-          <w:tcPr>
-            <w:tcW w:type="dxa" w:w="2045"/>
-            <w:vAlign w:val="top"/>
-          </w:tcPr>
-          <w:p>
-            <w:r>
-              <w:rPr>
-                <w:sz w:val="18"/>
-              </w:rPr>
-            </w:r>
-            <w:r>
-              <w:rPr>
-                <w:b w:val="0"/>
-                <w:sz w:val="18"/>
-              </w:rPr>
-              <w:t>Code must be modular and easy to explain.</w:t>
-            </w:r>
-          </w:p>
-        </w:tc>
-        <w:tc>
-          <w:tcPr>
-            <w:tcW w:type="dxa" w:w="2045"/>
-            <w:vAlign w:val="top"/>
-          </w:tcPr>
-          <w:p>
-            <w:r>
-              <w:rPr>
-                <w:sz w:val="18"/>
-              </w:rPr>
-            </w:r>
-            <w:r>
-              <w:rPr>
-                <w:b w:val="0"/>
-                <w:sz w:val="18"/>
-              </w:rPr>
-              <w:t>separate modules per responsibility</w:t>
-            </w:r>
-          </w:p>
-        </w:tc>
-        <w:tc>
-          <w:tcPr>
-            <w:tcW w:type="dxa" w:w="2045"/>
-            <w:vAlign w:val="top"/>
-          </w:tcPr>
-          <w:p>
-            <w:r>
-              <w:rPr>
-                <w:sz w:val="18"/>
-              </w:rPr>
-            </w:r>
-            <w:r>
-              <w:rPr>
-                <w:b w:val="0"/>
-                <w:sz w:val="18"/>
-              </w:rPr>
-              <w:t>Fulfilled</w:t>
-            </w:r>
-          </w:p>
-        </w:tc>
-      </w:tr>
-      <w:tr>
-        <w:tc>
-          <w:tcPr>
-            <w:tcW w:type="dxa" w:w="2045"/>
-            <w:vAlign w:val="top"/>
-          </w:tcPr>
-          <w:p>
-            <w:r>
-              <w:rPr>
-                <w:sz w:val="18"/>
-              </w:rPr>
-            </w:r>
-            <w:r>
-              <w:rPr>
-                <w:b w:val="0"/>
-                <w:sz w:val="18"/>
-              </w:rPr>
-              <w:t>NFR-04</w:t>
-            </w:r>
-          </w:p>
-        </w:tc>
-        <w:tc>
-          <w:tcPr>
-            <w:tcW w:type="dxa" w:w="2045"/>
-            <w:vAlign w:val="top"/>
-          </w:tcPr>
-          <w:p>
-            <w:r>
-              <w:rPr>
-                <w:sz w:val="18"/>
-              </w:rPr>
-            </w:r>
-            <w:r>
-              <w:rPr>
-                <w:b w:val="0"/>
-                <w:sz w:val="18"/>
-              </w:rPr>
-              <w:t>Testability</w:t>
-            </w:r>
-          </w:p>
-        </w:tc>
-        <w:tc>
-          <w:tcPr>
-            <w:tcW w:type="dxa" w:w="2045"/>
-            <w:vAlign w:val="top"/>
-          </w:tcPr>
-          <w:p>
-            <w:r>
-              <w:rPr>
-                <w:sz w:val="18"/>
-              </w:rPr>
-            </w:r>
-            <w:r>
-              <w:rPr>
-                <w:b w:val="0"/>
-                <w:sz w:val="18"/>
-              </w:rPr>
-              <w:t>Core logic must be testable with pytest.</w:t>
-            </w:r>
-          </w:p>
-        </w:tc>
-        <w:tc>
-          <w:tcPr>
-            <w:tcW w:type="dxa" w:w="2045"/>
-            <w:vAlign w:val="top"/>
-          </w:tcPr>
-          <w:p>
-            <w:r>
-              <w:rPr>
-                <w:sz w:val="18"/>
-              </w:rPr>
-            </w:r>
-            <w:r>
-              <w:rPr>
-                <w:b w:val="0"/>
-                <w:sz w:val="18"/>
-              </w:rPr>
-              <w:t>tests/</w:t>
-            </w:r>
-          </w:p>
-        </w:tc>
-        <w:tc>
-          <w:tcPr>
-            <w:tcW w:type="dxa" w:w="2045"/>
-            <w:vAlign w:val="top"/>
-          </w:tcPr>
-          <w:p>
-            <w:r>
-              <w:rPr>
-                <w:sz w:val="18"/>
-              </w:rPr>
-            </w:r>
-            <w:r>
-              <w:rPr>
-                <w:b w:val="0"/>
-                <w:sz w:val="18"/>
-              </w:rPr>
-              <w:t>Fulfilled</w:t>
-            </w:r>
-          </w:p>
-        </w:tc>
-      </w:tr>
-      <w:tr>
-        <w:tc>
-          <w:tcPr>
-            <w:tcW w:type="dxa" w:w="2045"/>
-            <w:vAlign w:val="top"/>
-          </w:tcPr>
-          <w:p>
-            <w:r>
-              <w:rPr>
-                <w:sz w:val="18"/>
-              </w:rPr>
-            </w:r>
-            <w:r>
-              <w:rPr>
-                <w:b w:val="0"/>
-                <w:sz w:val="18"/>
-              </w:rPr>
-              <w:t>NFR-05</w:t>
-            </w:r>
-          </w:p>
-        </w:tc>
-        <w:tc>
-          <w:tcPr>
-            <w:tcW w:type="dxa" w:w="2045"/>
-            <w:vAlign w:val="top"/>
-          </w:tcPr>
-          <w:p>
-            <w:r>
-              <w:rPr>
-                <w:sz w:val="18"/>
-              </w:rPr>
-            </w:r>
-            <w:r>
-              <w:rPr>
-                <w:b w:val="0"/>
-                <w:sz w:val="18"/>
-              </w:rPr>
-              <w:t>Usability</w:t>
-            </w:r>
-          </w:p>
-        </w:tc>
-        <w:tc>
-          <w:tcPr>
-            <w:tcW w:type="dxa" w:w="2045"/>
-            <w:vAlign w:val="top"/>
-          </w:tcPr>
-          <w:p>
-            <w:r>
-              <w:rPr>
-                <w:sz w:val="18"/>
-              </w:rPr>
-            </w:r>
-            <w:r>
-              <w:rPr>
-                <w:b w:val="0"/>
-                <w:sz w:val="18"/>
-              </w:rPr>
-              <w:t>The project must be easy to install and run.</w:t>
-            </w:r>
-          </w:p>
-        </w:tc>
-        <w:tc>
-          <w:tcPr>
-            <w:tcW w:type="dxa" w:w="2045"/>
-            <w:vAlign w:val="top"/>
-          </w:tcPr>
-          <w:p>
-            <w:r>
-              <w:rPr>
-                <w:sz w:val="18"/>
-              </w:rPr>
-            </w:r>
-            <w:r>
-              <w:rPr>
-                <w:b w:val="0"/>
-                <w:sz w:val="18"/>
-              </w:rPr>
-              <w:t>README.md and short instructions here</w:t>
-            </w:r>
-          </w:p>
-        </w:tc>
-        <w:tc>
-          <w:tcPr>
-            <w:tcW w:type="dxa" w:w="2045"/>
-            <w:vAlign w:val="top"/>
-          </w:tcPr>
-          <w:p>
-            <w:r>
-              <w:rPr>
-                <w:sz w:val="18"/>
-              </w:rPr>
-            </w:r>
-            <w:r>
-              <w:rPr>
-                <w:b w:val="0"/>
-                <w:sz w:val="18"/>
-              </w:rPr>
-              <w:t>Fulfilled</w:t>
-            </w:r>
-          </w:p>
-        </w:tc>
-      </w:tr>
-      <w:tr>
-        <w:tc>
-          <w:tcPr>
-            <w:tcW w:type="dxa" w:w="2045"/>
-            <w:vAlign w:val="top"/>
-          </w:tcPr>
-          <w:p>
-            <w:r>
-              <w:rPr>
-                <w:sz w:val="18"/>
-              </w:rPr>
-            </w:r>
-            <w:r>
-              <w:rPr>
-                <w:b w:val="0"/>
-                <w:sz w:val="18"/>
-              </w:rPr>
-              <w:t>NFR-06</w:t>
-            </w:r>
-          </w:p>
-        </w:tc>
-        <w:tc>
-          <w:tcPr>
-            <w:tcW w:type="dxa" w:w="2045"/>
-            <w:vAlign w:val="top"/>
-          </w:tcPr>
-          <w:p>
-            <w:r>
-              <w:rPr>
-                <w:sz w:val="18"/>
-              </w:rPr>
-            </w:r>
-            <w:r>
-              <w:rPr>
-                <w:b w:val="0"/>
-                <w:sz w:val="18"/>
-              </w:rPr>
-              <w:t>Performance</w:t>
-            </w:r>
-          </w:p>
-        </w:tc>
-        <w:tc>
-          <w:tcPr>
-            <w:tcW w:type="dxa" w:w="2045"/>
-            <w:vAlign w:val="top"/>
-          </w:tcPr>
-          <w:p>
-            <w:r>
-              <w:rPr>
-                <w:sz w:val="18"/>
-              </w:rPr>
-            </w:r>
-            <w:r>
-              <w:rPr>
-                <w:b w:val="0"/>
-                <w:sz w:val="18"/>
-              </w:rPr>
-              <w:t>A normal weekly run should finish in reasonable time.</w:t>
-            </w:r>
-          </w:p>
-        </w:tc>
-        <w:tc>
-          <w:tcPr>
-            <w:tcW w:type="dxa" w:w="2045"/>
-            <w:vAlign w:val="top"/>
-          </w:tcPr>
-          <w:p>
-            <w:r>
-              <w:rPr>
-                <w:sz w:val="18"/>
-              </w:rPr>
-            </w:r>
-            <w:r>
-              <w:rPr>
-                <w:b w:val="0"/>
-                <w:sz w:val="18"/>
-              </w:rPr>
-              <w:t>paginated API calls, local SQLite</w:t>
-            </w:r>
-          </w:p>
-        </w:tc>
-        <w:tc>
-          <w:tcPr>
-            <w:tcW w:type="dxa" w:w="2045"/>
-            <w:vAlign w:val="top"/>
-          </w:tcPr>
-          <w:p>
-            <w:r>
-              <w:rPr>
-                <w:sz w:val="18"/>
-              </w:rPr>
-            </w:r>
-            <w:r>
-              <w:rPr>
-                <w:b w:val="0"/>
-                <w:sz w:val="18"/>
-              </w:rPr>
-              <w:t>Fulfilled</w:t>
-            </w:r>
-          </w:p>
-        </w:tc>
-      </w:tr>
-      <w:tr>
-        <w:tc>
-          <w:tcPr>
-            <w:tcW w:type="dxa" w:w="2045"/>
-            <w:vAlign w:val="top"/>
-          </w:tcPr>
-          <w:p>
-            <w:r>
-              <w:rPr>
-                <w:sz w:val="18"/>
-              </w:rPr>
-            </w:r>
-            <w:r>
-              <w:rPr>
-                <w:b w:val="0"/>
-                <w:sz w:val="18"/>
-              </w:rPr>
-              <w:t>NFR-07</w:t>
-            </w:r>
-          </w:p>
-        </w:tc>
-        <w:tc>
-          <w:tcPr>
-            <w:tcW w:type="dxa" w:w="2045"/>
-            <w:vAlign w:val="top"/>
-          </w:tcPr>
-          <w:p>
-            <w:r>
-              <w:rPr>
-                <w:sz w:val="18"/>
-              </w:rPr>
-            </w:r>
-            <w:r>
-              <w:rPr>
-                <w:b w:val="0"/>
-                <w:sz w:val="18"/>
-              </w:rPr>
-              <w:t>Portability</w:t>
-            </w:r>
-          </w:p>
-        </w:tc>
-        <w:tc>
-          <w:tcPr>
-            <w:tcW w:type="dxa" w:w="2045"/>
-            <w:vAlign w:val="top"/>
-          </w:tcPr>
-          <w:p>
-            <w:r>
-              <w:rPr>
-                <w:sz w:val="18"/>
-              </w:rPr>
-            </w:r>
-            <w:r>
-              <w:rPr>
-                <w:b w:val="0"/>
-                <w:sz w:val="18"/>
-              </w:rPr>
-              <w:t>The script should run on a normal Windows Python setup.</w:t>
-            </w:r>
-          </w:p>
-        </w:tc>
-        <w:tc>
-          <w:tcPr>
-            <w:tcW w:type="dxa" w:w="2045"/>
-            <w:vAlign w:val="top"/>
-          </w:tcPr>
-          <w:p>
-            <w:r>
-              <w:rPr>
-                <w:sz w:val="18"/>
-              </w:rPr>
-            </w:r>
-            <w:r>
-              <w:rPr>
-                <w:b w:val="0"/>
-                <w:sz w:val="18"/>
-              </w:rPr>
-              <w:t>Python plus requirements.txt</w:t>
-            </w:r>
-          </w:p>
-        </w:tc>
-        <w:tc>
-          <w:tcPr>
-            <w:tcW w:type="dxa" w:w="2045"/>
-            <w:vAlign w:val="top"/>
-          </w:tcPr>
-          <w:p>
-            <w:r>
-              <w:rPr>
-                <w:sz w:val="18"/>
-              </w:rPr>
-            </w:r>
-            <w:r>
-              <w:rPr>
-                <w:b w:val="0"/>
-                <w:sz w:val="18"/>
-              </w:rPr>
-              <w:t>Fulfilled</w:t>
-            </w:r>
-          </w:p>
-        </w:tc>
-      </w:tr>
-    </w:tbl>
-    <w:p/>
-    <w:p>
-      <w:pPr>
-        <w:pStyle w:val="Heading1"/>
-      </w:pPr>
-      <w:r>
-        <w:t>6. System and Script Design</w:t>
-      </w:r>
-    </w:p>
-    <w:p>
-      <w:pPr>
-        <w:pStyle w:val="Heading2"/>
-      </w:pPr>
-      <w:r>
-        <w:t>6.1 Module Overview</w:t>
-      </w:r>
-    </w:p>
-    <w:tbl>
-      <w:tblPr>
-        <w:tblStyle w:val="TableGrid"/>
-        <w:tblW w:type="auto" w:w="0"/>
-        <w:jc w:val="center"/>
-        <w:tblLook w:firstColumn="1" w:firstRow="1" w:lastColumn="0" w:lastRow="0" w:noHBand="0" w:noVBand="1" w:val="04A0"/>
-      </w:tblPr>
-      <w:tblGrid>
-        <w:gridCol w:w="5112"/>
-        <w:gridCol w:w="5112"/>
-      </w:tblGrid>
-      <w:tr>
-        <w:tc>
-          <w:tcPr>
-            <w:tcW w:type="dxa" w:w="5112"/>
-            <w:vAlign w:val="top"/>
-            <w:shd w:fill="1DB954"/>
-          </w:tcPr>
-          <w:p>
-            <w:r>
-              <w:rPr>
-                <w:sz w:val="18"/>
-              </w:rPr>
-            </w:r>
-            <w:r>
-              <w:rPr>
-                <w:b/>
-                <w:color w:val="FFFFFF"/>
-                <w:sz w:val="18"/>
+                <w:sz w:val="17"/>
               </w:rPr>
               <w:t>Module</w:t>
             </w:r>
@@ -3068,21 +2299,17 @@
         </w:tc>
         <w:tc>
           <w:tcPr>
-            <w:tcW w:type="dxa" w:w="5112"/>
+            <w:tcW w:type="dxa" w:w="5184"/>
             <w:vAlign w:val="top"/>
             <w:shd w:fill="1DB954"/>
           </w:tcPr>
           <w:p>
-            <w:r>
-              <w:rPr>
-                <w:sz w:val="18"/>
-              </w:rPr>
-            </w:r>
+            <w:r/>
             <w:r>
               <w:rPr>
                 <w:b/>
                 <w:color w:val="FFFFFF"/>
-                <w:sz w:val="18"/>
+                <w:sz w:val="17"/>
               </w:rPr>
               <w:t>Responsibility</w:t>
             </w:r>
@@ -3092,19 +2319,15 @@
       <w:tr>
         <w:tc>
           <w:tcPr>
-            <w:tcW w:type="dxa" w:w="5112"/>
+            <w:tcW w:type="dxa" w:w="5184"/>
             <w:vAlign w:val="top"/>
           </w:tcPr>
           <w:p>
-            <w:r>
-              <w:rPr>
-                <w:sz w:val="18"/>
-              </w:rPr>
-            </w:r>
+            <w:r/>
             <w:r>
               <w:rPr>
                 <w:b w:val="0"/>
-                <w:sz w:val="18"/>
+                <w:sz w:val="17"/>
               </w:rPr>
               <w:t>main.py</w:t>
             </w:r>
@@ -3112,21 +2335,17 @@
         </w:tc>
         <w:tc>
           <w:tcPr>
-            <w:tcW w:type="dxa" w:w="5112"/>
+            <w:tcW w:type="dxa" w:w="5184"/>
             <w:vAlign w:val="top"/>
           </w:tcPr>
           <w:p>
-            <w:r>
-              <w:rPr>
-                <w:sz w:val="18"/>
-              </w:rPr>
-            </w:r>
+            <w:r/>
             <w:r>
               <w:rPr>
                 <w:b w:val="0"/>
-                <w:sz w:val="18"/>
+                <w:sz w:val="17"/>
               </w:rPr>
-              <w:t>Orchestrates the complete automation workflow.</w:t>
+              <w:t>Starts and coordinates the complete weekly workflow.</w:t>
             </w:r>
           </w:p>
         </w:tc>
@@ -3134,19 +2353,15 @@
       <w:tr>
         <w:tc>
           <w:tcPr>
-            <w:tcW w:type="dxa" w:w="5112"/>
+            <w:tcW w:type="dxa" w:w="5184"/>
             <w:vAlign w:val="top"/>
           </w:tcPr>
           <w:p>
-            <w:r>
-              <w:rPr>
-                <w:sz w:val="18"/>
-              </w:rPr>
-            </w:r>
+            <w:r/>
             <w:r>
               <w:rPr>
                 <w:b w:val="0"/>
-                <w:sz w:val="18"/>
+                <w:sz w:val="17"/>
               </w:rPr>
               <w:t>config.py</w:t>
             </w:r>
@@ -3154,19 +2369,15 @@
         </w:tc>
         <w:tc>
           <w:tcPr>
-            <w:tcW w:type="dxa" w:w="5112"/>
+            <w:tcW w:type="dxa" w:w="5184"/>
             <w:vAlign w:val="top"/>
           </w:tcPr>
           <w:p>
-            <w:r>
-              <w:rPr>
-                <w:sz w:val="18"/>
-              </w:rPr>
-            </w:r>
+            <w:r/>
             <w:r>
               <w:rPr>
                 <w:b w:val="0"/>
-                <w:sz w:val="18"/>
+                <w:sz w:val="17"/>
               </w:rPr>
               <w:t>Loads and validates environment variables.</w:t>
             </w:r>
@@ -3176,19 +2387,15 @@
       <w:tr>
         <w:tc>
           <w:tcPr>
-            <w:tcW w:type="dxa" w:w="5112"/>
+            <w:tcW w:type="dxa" w:w="5184"/>
             <w:vAlign w:val="top"/>
           </w:tcPr>
           <w:p>
-            <w:r>
-              <w:rPr>
-                <w:sz w:val="18"/>
-              </w:rPr>
-            </w:r>
+            <w:r/>
             <w:r>
               <w:rPr>
                 <w:b w:val="0"/>
-                <w:sz w:val="18"/>
+                <w:sz w:val="17"/>
               </w:rPr>
               <w:t>lastfm_client.py</w:t>
             </w:r>
@@ -3196,21 +2403,17 @@
         </w:tc>
         <w:tc>
           <w:tcPr>
-            <w:tcW w:type="dxa" w:w="5112"/>
+            <w:tcW w:type="dxa" w:w="5184"/>
             <w:vAlign w:val="top"/>
           </w:tcPr>
           <w:p>
-            <w:r>
-              <w:rPr>
-                <w:sz w:val="18"/>
-              </w:rPr>
-            </w:r>
+            <w:r/>
             <w:r>
               <w:rPr>
                 <w:b w:val="0"/>
-                <w:sz w:val="18"/>
+                <w:sz w:val="17"/>
               </w:rPr>
-              <w:t>Fetches recent tracks from Last.fm.</w:t>
+              <w:t>Loads recent track plays from Last.fm.</w:t>
             </w:r>
           </w:p>
         </w:tc>
@@ -3218,19 +2421,15 @@
       <w:tr>
         <w:tc>
           <w:tcPr>
-            <w:tcW w:type="dxa" w:w="5112"/>
+            <w:tcW w:type="dxa" w:w="5184"/>
             <w:vAlign w:val="top"/>
           </w:tcPr>
           <w:p>
-            <w:r>
-              <w:rPr>
-                <w:sz w:val="18"/>
-              </w:rPr>
-            </w:r>
+            <w:r/>
             <w:r>
               <w:rPr>
                 <w:b w:val="0"/>
-                <w:sz w:val="18"/>
+                <w:sz w:val="17"/>
               </w:rPr>
               <w:t>spotify_client.py</w:t>
             </w:r>
@@ -3238,21 +2437,17 @@
         </w:tc>
         <w:tc>
           <w:tcPr>
-            <w:tcW w:type="dxa" w:w="5112"/>
+            <w:tcW w:type="dxa" w:w="5184"/>
             <w:vAlign w:val="top"/>
           </w:tcPr>
           <w:p>
-            <w:r>
-              <w:rPr>
-                <w:sz w:val="18"/>
-              </w:rPr>
-            </w:r>
+            <w:r/>
             <w:r>
               <w:rPr>
                 <w:b w:val="0"/>
-                <w:sz w:val="18"/>
+                <w:sz w:val="17"/>
               </w:rPr>
-              <w:t>Enriches tracks and optionally updates a playlist.</w:t>
+              <w:t>Adds Spotify metadata and optionally updates a playlist.</w:t>
             </w:r>
           </w:p>
         </w:tc>
@@ -3260,19 +2455,15 @@
       <w:tr>
         <w:tc>
           <w:tcPr>
-            <w:tcW w:type="dxa" w:w="5112"/>
+            <w:tcW w:type="dxa" w:w="5184"/>
             <w:vAlign w:val="top"/>
           </w:tcPr>
           <w:p>
-            <w:r>
-              <w:rPr>
-                <w:sz w:val="18"/>
-              </w:rPr>
-            </w:r>
+            <w:r/>
             <w:r>
               <w:rPr>
                 <w:b w:val="0"/>
-                <w:sz w:val="18"/>
+                <w:sz w:val="17"/>
               </w:rPr>
               <w:t>database.py</w:t>
             </w:r>
@@ -3280,21 +2471,17 @@
         </w:tc>
         <w:tc>
           <w:tcPr>
-            <w:tcW w:type="dxa" w:w="5112"/>
+            <w:tcW w:type="dxa" w:w="5184"/>
             <w:vAlign w:val="top"/>
           </w:tcPr>
           <w:p>
-            <w:r>
-              <w:rPr>
-                <w:sz w:val="18"/>
-              </w:rPr>
-            </w:r>
+            <w:r/>
             <w:r>
               <w:rPr>
                 <w:b w:val="0"/>
-                <w:sz w:val="18"/>
+                <w:sz w:val="17"/>
               </w:rPr>
-              <w:t>Creates and manages SQLite storage.</w:t>
+              <w:t>Creates and manages the SQLite database.</w:t>
             </w:r>
           </w:p>
         </w:tc>
@@ -3302,19 +2489,15 @@
       <w:tr>
         <w:tc>
           <w:tcPr>
-            <w:tcW w:type="dxa" w:w="5112"/>
+            <w:tcW w:type="dxa" w:w="5184"/>
             <w:vAlign w:val="top"/>
           </w:tcPr>
           <w:p>
-            <w:r>
-              <w:rPr>
-                <w:sz w:val="18"/>
-              </w:rPr>
-            </w:r>
+            <w:r/>
             <w:r>
               <w:rPr>
                 <w:b w:val="0"/>
-                <w:sz w:val="18"/>
+                <w:sz w:val="17"/>
               </w:rPr>
               <w:t>report_generator.py</w:t>
             </w:r>
@@ -3322,21 +2505,17 @@
         </w:tc>
         <w:tc>
           <w:tcPr>
-            <w:tcW w:type="dxa" w:w="5112"/>
+            <w:tcW w:type="dxa" w:w="5184"/>
             <w:vAlign w:val="top"/>
           </w:tcPr>
           <w:p>
-            <w:r>
-              <w:rPr>
-                <w:sz w:val="18"/>
-              </w:rPr>
-            </w:r>
+            <w:r/>
             <w:r>
               <w:rPr>
                 <w:b w:val="0"/>
-                <w:sz w:val="18"/>
+                <w:sz w:val="17"/>
               </w:rPr>
-              <w:t>Calculates statistics, comparisons and HTML report content.</w:t>
+              <w:t>Calculates statistics and builds the HTML report.</w:t>
             </w:r>
           </w:p>
         </w:tc>
@@ -3344,19 +2523,15 @@
       <w:tr>
         <w:tc>
           <w:tcPr>
-            <w:tcW w:type="dxa" w:w="5112"/>
+            <w:tcW w:type="dxa" w:w="5184"/>
             <w:vAlign w:val="top"/>
           </w:tcPr>
           <w:p>
-            <w:r>
-              <w:rPr>
-                <w:sz w:val="18"/>
-              </w:rPr>
-            </w:r>
+            <w:r/>
             <w:r>
               <w:rPr>
                 <w:b w:val="0"/>
-                <w:sz w:val="18"/>
+                <w:sz w:val="17"/>
               </w:rPr>
               <w:t>email_sender.py</w:t>
             </w:r>
@@ -3364,19 +2539,15 @@
         </w:tc>
         <w:tc>
           <w:tcPr>
-            <w:tcW w:type="dxa" w:w="5112"/>
+            <w:tcW w:type="dxa" w:w="5184"/>
             <w:vAlign w:val="top"/>
           </w:tcPr>
           <w:p>
-            <w:r>
-              <w:rPr>
-                <w:sz w:val="18"/>
-              </w:rPr>
-            </w:r>
+            <w:r/>
             <w:r>
               <w:rPr>
                 <w:b w:val="0"/>
-                <w:sz w:val="18"/>
+                <w:sz w:val="17"/>
               </w:rPr>
               <w:t>Sends the report through Gmail SMTP.</w:t>
             </w:r>
@@ -3386,19 +2557,15 @@
       <w:tr>
         <w:tc>
           <w:tcPr>
-            <w:tcW w:type="dxa" w:w="5112"/>
+            <w:tcW w:type="dxa" w:w="5184"/>
             <w:vAlign w:val="top"/>
           </w:tcPr>
           <w:p>
-            <w:r>
-              <w:rPr>
-                <w:sz w:val="18"/>
-              </w:rPr>
-            </w:r>
+            <w:r/>
             <w:r>
               <w:rPr>
                 <w:b w:val="0"/>
-                <w:sz w:val="18"/>
+                <w:sz w:val="17"/>
               </w:rPr>
               <w:t>spotify_setup.py</w:t>
             </w:r>
@@ -3406,21 +2573,17 @@
         </w:tc>
         <w:tc>
           <w:tcPr>
-            <w:tcW w:type="dxa" w:w="5112"/>
+            <w:tcW w:type="dxa" w:w="5184"/>
             <w:vAlign w:val="top"/>
           </w:tcPr>
           <w:p>
-            <w:r>
-              <w:rPr>
-                <w:sz w:val="18"/>
-              </w:rPr>
-            </w:r>
+            <w:r/>
             <w:r>
               <w:rPr>
                 <w:b w:val="0"/>
-                <w:sz w:val="18"/>
+                <w:sz w:val="17"/>
               </w:rPr>
-              <w:t>One-time helper for Spotify refresh token and playlist values.</w:t>
+              <w:t>Creates Spotify refresh token and playlist values.</w:t>
             </w:r>
           </w:p>
         </w:tc>
@@ -3432,7 +2595,7 @@
         <w:pStyle w:val="Heading2"/>
       </w:pPr>
       <w:r>
-        <w:t>6.2 Workflow</w:t>
+        <w:t>5.2 Main Workflow</w:t>
       </w:r>
     </w:p>
     <w:p>
@@ -3440,7 +2603,7 @@
         <w:pStyle w:val="ListNumber"/>
       </w:pPr>
       <w:r>
-        <w:t>main.py loads the configuration.</w:t>
+        <w:t>User or Task Scheduler starts python main.py.</w:t>
       </w:r>
     </w:p>
     <w:p>
@@ -3448,7 +2611,7 @@
         <w:pStyle w:val="ListNumber"/>
       </w:pPr>
       <w:r>
-        <w:t>The database is initialized.</w:t>
+        <w:t>Configuration is loaded from .env.</w:t>
       </w:r>
     </w:p>
     <w:p>
@@ -3464,7 +2627,7 @@
         <w:pStyle w:val="ListNumber"/>
       </w:pPr>
       <w:r>
-        <w:t>Spotify enrichment runs if credentials are available.</w:t>
+        <w:t>Spotify metadata is added if Spotify is configured.</w:t>
       </w:r>
     </w:p>
     <w:p>
@@ -3480,7 +2643,7 @@
         <w:pStyle w:val="ListNumber"/>
       </w:pPr>
       <w:r>
-        <w:t>Current and previous period data are loaded from SQLite.</w:t>
+        <w:t>Current and previous week statistics are calculated.</w:t>
       </w:r>
     </w:p>
     <w:p>
@@ -3488,7 +2651,7 @@
         <w:pStyle w:val="ListNumber"/>
       </w:pPr>
       <w:r>
-        <w:t>Statistics and comparisons are calculated.</w:t>
+        <w:t>The report is saved as HTML.</w:t>
       </w:r>
     </w:p>
     <w:p>
@@ -3496,23 +2659,7 @@
         <w:pStyle w:val="ListNumber"/>
       </w:pPr>
       <w:r>
-        <w:t>The HTML report is generated and saved.</w:t>
-      </w:r>
-    </w:p>
-    <w:p>
-      <w:pPr>
-        <w:pStyle w:val="ListNumber"/>
-      </w:pPr>
-      <w:r>
-        <w:t>The email is sent if enabled.</w:t>
-      </w:r>
-    </w:p>
-    <w:p>
-      <w:pPr>
-        <w:pStyle w:val="ListNumber"/>
-      </w:pPr>
-      <w:r>
-        <w:t>Playlist update is attempted only if enabled.</w:t>
+        <w:t>The report is sent by email if enabled.</w:t>
       </w:r>
     </w:p>
     <w:p>
@@ -3520,15 +2667,18 @@
         <w:pStyle w:val="Heading2"/>
       </w:pPr>
       <w:r>
-        <w:t>System Architecture Diagram</w:t>
+        <w:t>5.3 System Architecture Diagram</w:t>
       </w:r>
     </w:p>
     <w:p>
+      <w:pPr>
+        <w:jc w:val="center"/>
+      </w:pPr>
       <w:r>
         <w:drawing>
           <wp:inline xmlns:a="http://schemas.openxmlformats.org/drawingml/2006/main" xmlns:pic="http://schemas.openxmlformats.org/drawingml/2006/picture">
-            <wp:extent cx="6126480" cy="3546909"/>
-            <wp:docPr id="7" name="Picture 7"/>
+            <wp:extent cx="6217920" cy="3599848"/>
+            <wp:docPr id="1" name="Picture 1"/>
             <wp:cNvGraphicFramePr>
               <a:graphicFrameLocks noChangeAspect="1"/>
             </wp:cNvGraphicFramePr>
@@ -3540,7 +2690,7 @@
                     <pic:cNvPicPr/>
                   </pic:nvPicPr>
                   <pic:blipFill>
-                    <a:blip r:embed="rId15"/>
+                    <a:blip r:embed="rId9"/>
                     <a:stretch>
                       <a:fillRect/>
                     </a:stretch>
@@ -3548,7 +2698,7 @@
                   <pic:spPr>
                     <a:xfrm>
                       <a:off x="0" y="0"/>
-                      <a:ext cx="6126480" cy="3546909"/>
+                      <a:ext cx="6217920" cy="3599848"/>
                     </a:xfrm>
                     <a:prstGeom prst="rect"/>
                   </pic:spPr>
@@ -3564,15 +2714,18 @@
         <w:pStyle w:val="Heading2"/>
       </w:pPr>
       <w:r>
-        <w:t>UML Activity Diagram</w:t>
+        <w:t>5.4 UML Activity Diagram</w:t>
       </w:r>
     </w:p>
     <w:p>
+      <w:pPr>
+        <w:jc w:val="center"/>
+      </w:pPr>
       <w:r>
         <w:drawing>
           <wp:inline xmlns:a="http://schemas.openxmlformats.org/drawingml/2006/main" xmlns:pic="http://schemas.openxmlformats.org/drawingml/2006/picture">
-            <wp:extent cx="6126480" cy="6861658"/>
-            <wp:docPr id="1" name="Picture 1"/>
+            <wp:extent cx="6217920" cy="6964070"/>
+            <wp:docPr id="2" name="Picture 2"/>
             <wp:cNvGraphicFramePr>
               <a:graphicFrameLocks noChangeAspect="1"/>
             </wp:cNvGraphicFramePr>
@@ -3584,7 +2737,7 @@
                     <pic:cNvPicPr/>
                   </pic:nvPicPr>
                   <pic:blipFill>
-                    <a:blip r:embed="rId9"/>
+                    <a:blip r:embed="rId10"/>
                     <a:stretch>
                       <a:fillRect/>
                     </a:stretch>
@@ -3592,7 +2745,7 @@
                   <pic:spPr>
                     <a:xfrm>
                       <a:off x="0" y="0"/>
-                      <a:ext cx="6126480" cy="6861658"/>
+                      <a:ext cx="6217920" cy="6964070"/>
                     </a:xfrm>
                     <a:prstGeom prst="rect"/>
                   </pic:spPr>
@@ -3608,58 +2761,17 @@
         <w:pStyle w:val="Heading2"/>
       </w:pPr>
       <w:r>
-        <w:t>UML Class Diagram</w:t>
-      </w:r>
-    </w:p>
-    <w:p>
-      <w:r>
-        <w:drawing>
-          <wp:inline xmlns:a="http://schemas.openxmlformats.org/drawingml/2006/main" xmlns:pic="http://schemas.openxmlformats.org/drawingml/2006/picture">
-            <wp:extent cx="6126480" cy="3660945"/>
-            <wp:docPr id="2" name="Picture 2"/>
-            <wp:cNvGraphicFramePr>
-              <a:graphicFrameLocks noChangeAspect="1"/>
-            </wp:cNvGraphicFramePr>
-            <a:graphic>
-              <a:graphicData uri="http://schemas.openxmlformats.org/drawingml/2006/picture">
-                <pic:pic>
-                  <pic:nvPicPr>
-                    <pic:cNvPr id="0" name="uml_class_diagram.png"/>
-                    <pic:cNvPicPr/>
-                  </pic:nvPicPr>
-                  <pic:blipFill>
-                    <a:blip r:embed="rId10"/>
-                    <a:stretch>
-                      <a:fillRect/>
-                    </a:stretch>
-                  </pic:blipFill>
-                  <pic:spPr>
-                    <a:xfrm>
-                      <a:off x="0" y="0"/>
-                      <a:ext cx="6126480" cy="3660945"/>
-                    </a:xfrm>
-                    <a:prstGeom prst="rect"/>
-                  </pic:spPr>
-                </pic:pic>
-              </a:graphicData>
-            </a:graphic>
-          </wp:inline>
-        </w:drawing>
+        <w:t>5.5 UML Component Diagram</w:t>
       </w:r>
     </w:p>
     <w:p>
       <w:pPr>
-        <w:pStyle w:val="Heading2"/>
+        <w:jc w:val="center"/>
       </w:pPr>
-      <w:r>
-        <w:t>UML Component Diagram</w:t>
-      </w:r>
-    </w:p>
-    <w:p>
       <w:r>
         <w:drawing>
           <wp:inline xmlns:a="http://schemas.openxmlformats.org/drawingml/2006/main" xmlns:pic="http://schemas.openxmlformats.org/drawingml/2006/picture">
-            <wp:extent cx="6126480" cy="4034511"/>
+            <wp:extent cx="6217920" cy="4094728"/>
             <wp:docPr id="3" name="Picture 3"/>
             <wp:cNvGraphicFramePr>
               <a:graphicFrameLocks noChangeAspect="1"/>
@@ -3680,7 +2792,7 @@
                   <pic:spPr>
                     <a:xfrm>
                       <a:off x="0" y="0"/>
-                      <a:ext cx="6126480" cy="4034511"/>
+                      <a:ext cx="6217920" cy="4094728"/>
                     </a:xfrm>
                     <a:prstGeom prst="rect"/>
                   </pic:spPr>
@@ -3696,14 +2808,17 @@
         <w:pStyle w:val="Heading2"/>
       </w:pPr>
       <w:r>
-        <w:t>UML Deployment Diagram</w:t>
+        <w:t>5.6 UML Deployment Diagram</w:t>
       </w:r>
     </w:p>
     <w:p>
+      <w:pPr>
+        <w:jc w:val="center"/>
+      </w:pPr>
       <w:r>
         <w:drawing>
           <wp:inline xmlns:a="http://schemas.openxmlformats.org/drawingml/2006/main" xmlns:pic="http://schemas.openxmlformats.org/drawingml/2006/picture">
-            <wp:extent cx="6126480" cy="3938451"/>
+            <wp:extent cx="6217920" cy="3997234"/>
             <wp:docPr id="4" name="Picture 4"/>
             <wp:cNvGraphicFramePr>
               <a:graphicFrameLocks noChangeAspect="1"/>
@@ -3724,7 +2839,7 @@
                   <pic:spPr>
                     <a:xfrm>
                       <a:off x="0" y="0"/>
-                      <a:ext cx="6126480" cy="3938451"/>
+                      <a:ext cx="6217920" cy="3997234"/>
                     </a:xfrm>
                     <a:prstGeom prst="rect"/>
                   </pic:spPr>
@@ -3740,14 +2855,17 @@
         <w:pStyle w:val="Heading2"/>
       </w:pPr>
       <w:r>
-        <w:t>ER Diagram</w:t>
+        <w:t>5.7 UML Class Diagram</w:t>
       </w:r>
     </w:p>
     <w:p>
+      <w:pPr>
+        <w:jc w:val="center"/>
+      </w:pPr>
       <w:r>
         <w:drawing>
           <wp:inline xmlns:a="http://schemas.openxmlformats.org/drawingml/2006/main" xmlns:pic="http://schemas.openxmlformats.org/drawingml/2006/picture">
-            <wp:extent cx="6126480" cy="5615940"/>
+            <wp:extent cx="6217920" cy="3715586"/>
             <wp:docPr id="5" name="Picture 5"/>
             <wp:cNvGraphicFramePr>
               <a:graphicFrameLocks noChangeAspect="1"/>
@@ -3756,7 +2874,7 @@
               <a:graphicData uri="http://schemas.openxmlformats.org/drawingml/2006/picture">
                 <pic:pic>
                   <pic:nvPicPr>
-                    <pic:cNvPr id="0" name="er_diagram.png"/>
+                    <pic:cNvPr id="0" name="uml_class_diagram.png"/>
                     <pic:cNvPicPr/>
                   </pic:nvPicPr>
                   <pic:blipFill>
@@ -3768,7 +2886,7 @@
                   <pic:spPr>
                     <a:xfrm>
                       <a:off x="0" y="0"/>
-                      <a:ext cx="6126480" cy="5615940"/>
+                      <a:ext cx="6217920" cy="3715586"/>
                     </a:xfrm>
                     <a:prstGeom prst="rect"/>
                   </pic:spPr>
@@ -3784,15 +2902,65 @@
         <w:pStyle w:val="Heading2"/>
       </w:pPr>
       <w:r>
-        <w:t>Flowchart</w:t>
+        <w:t>5.8 ER Diagram</w:t>
       </w:r>
     </w:p>
     <w:p>
+      <w:pPr>
+        <w:jc w:val="center"/>
+      </w:pPr>
       <w:r>
         <w:drawing>
           <wp:inline xmlns:a="http://schemas.openxmlformats.org/drawingml/2006/main" xmlns:pic="http://schemas.openxmlformats.org/drawingml/2006/picture">
-            <wp:extent cx="6126480" cy="5703964"/>
+            <wp:extent cx="6217920" cy="5699760"/>
             <wp:docPr id="6" name="Picture 6"/>
+            <wp:cNvGraphicFramePr>
+              <a:graphicFrameLocks noChangeAspect="1"/>
+            </wp:cNvGraphicFramePr>
+            <a:graphic>
+              <a:graphicData uri="http://schemas.openxmlformats.org/drawingml/2006/picture">
+                <pic:pic>
+                  <pic:nvPicPr>
+                    <pic:cNvPr id="0" name="er_diagram.png"/>
+                    <pic:cNvPicPr/>
+                  </pic:nvPicPr>
+                  <pic:blipFill>
+                    <a:blip r:embed="rId14"/>
+                    <a:stretch>
+                      <a:fillRect/>
+                    </a:stretch>
+                  </pic:blipFill>
+                  <pic:spPr>
+                    <a:xfrm>
+                      <a:off x="0" y="0"/>
+                      <a:ext cx="6217920" cy="5699760"/>
+                    </a:xfrm>
+                    <a:prstGeom prst="rect"/>
+                  </pic:spPr>
+                </pic:pic>
+              </a:graphicData>
+            </a:graphic>
+          </wp:inline>
+        </w:drawing>
+      </w:r>
+    </w:p>
+    <w:p>
+      <w:pPr>
+        <w:pStyle w:val="Heading2"/>
+      </w:pPr>
+      <w:r>
+        <w:t>5.9 Flowchart</w:t>
+      </w:r>
+    </w:p>
+    <w:p>
+      <w:pPr>
+        <w:jc w:val="center"/>
+      </w:pPr>
+      <w:r>
+        <w:drawing>
+          <wp:inline xmlns:a="http://schemas.openxmlformats.org/drawingml/2006/main" xmlns:pic="http://schemas.openxmlformats.org/drawingml/2006/picture">
+            <wp:extent cx="6217920" cy="5789098"/>
+            <wp:docPr id="7" name="Picture 7"/>
             <wp:cNvGraphicFramePr>
               <a:graphicFrameLocks noChangeAspect="1"/>
             </wp:cNvGraphicFramePr>
@@ -3804,7 +2972,7 @@
                     <pic:cNvPicPr/>
                   </pic:nvPicPr>
                   <pic:blipFill>
-                    <a:blip r:embed="rId14"/>
+                    <a:blip r:embed="rId15"/>
                     <a:stretch>
                       <a:fillRect/>
                     </a:stretch>
@@ -3812,7 +2980,7 @@
                   <pic:spPr>
                     <a:xfrm>
                       <a:off x="0" y="0"/>
-                      <a:ext cx="6126480" cy="5703964"/>
+                      <a:ext cx="6217920" cy="5789098"/>
                     </a:xfrm>
                     <a:prstGeom prst="rect"/>
                   </pic:spPr>
@@ -3828,12 +2996,12 @@
         <w:pStyle w:val="Heading1"/>
       </w:pPr>
       <w:r>
-        <w:t>7. Database Design</w:t>
+        <w:t>6. Database Design</w:t>
       </w:r>
     </w:p>
     <w:p>
       <w:r>
-        <w:t>The database uses one main table: track_plays. It stores historical track plays so the report can compare the current 7-day period with the previous 7-day period.</w:t>
+        <w:t>The database uses one main table: track_plays. It stores historical listening data so the program can compare the current week with the previous week.</w:t>
       </w:r>
     </w:p>
     <w:tbl>
@@ -3844,28 +3012,23 @@
         <w:tblLook w:firstColumn="1" w:firstRow="1" w:lastColumn="0" w:lastRow="0" w:noHBand="0" w:noVBand="1" w:val="04A0"/>
       </w:tblPr>
       <w:tblGrid>
-        <w:gridCol w:w="3408"/>
-        <w:gridCol w:w="3408"/>
-        <w:gridCol w:w="3408"/>
+        <w:gridCol w:w="5184"/>
+        <w:gridCol w:w="5184"/>
       </w:tblGrid>
       <w:tr>
         <w:tc>
           <w:tcPr>
-            <w:tcW w:type="dxa" w:w="3408"/>
+            <w:tcW w:type="dxa" w:w="5184"/>
             <w:vAlign w:val="top"/>
             <w:shd w:fill="1DB954"/>
           </w:tcPr>
           <w:p>
-            <w:r>
-              <w:rPr>
-                <w:sz w:val="18"/>
-              </w:rPr>
-            </w:r>
+            <w:r/>
             <w:r>
               <w:rPr>
                 <w:b/>
                 <w:color w:val="FFFFFF"/>
-                <w:sz w:val="18"/>
+                <w:sz w:val="17"/>
               </w:rPr>
               <w:t>Column</w:t>
             </w:r>
@@ -3873,45 +3036,19 @@
         </w:tc>
         <w:tc>
           <w:tcPr>
-            <w:tcW w:type="dxa" w:w="3408"/>
+            <w:tcW w:type="dxa" w:w="5184"/>
             <w:vAlign w:val="top"/>
             <w:shd w:fill="1DB954"/>
           </w:tcPr>
           <w:p>
-            <w:r>
-              <w:rPr>
-                <w:sz w:val="18"/>
-              </w:rPr>
-            </w:r>
+            <w:r/>
             <w:r>
               <w:rPr>
                 <w:b/>
                 <w:color w:val="FFFFFF"/>
-                <w:sz w:val="18"/>
+                <w:sz w:val="17"/>
               </w:rPr>
-              <w:t>Type</w:t>
-            </w:r>
-          </w:p>
-        </w:tc>
-        <w:tc>
-          <w:tcPr>
-            <w:tcW w:type="dxa" w:w="3408"/>
-            <w:vAlign w:val="top"/>
-            <w:shd w:fill="1DB954"/>
-          </w:tcPr>
-          <w:p>
-            <w:r>
-              <w:rPr>
-                <w:sz w:val="18"/>
-              </w:rPr>
-            </w:r>
-            <w:r>
-              <w:rPr>
-                <w:b/>
-                <w:color w:val="FFFFFF"/>
-                <w:sz w:val="18"/>
-              </w:rPr>
-              <w:t>Description</w:t>
+              <w:t>Purpose</w:t>
             </w:r>
           </w:p>
         </w:tc>
@@ -3919,61 +3056,33 @@
       <w:tr>
         <w:tc>
           <w:tcPr>
-            <w:tcW w:type="dxa" w:w="3408"/>
+            <w:tcW w:type="dxa" w:w="5184"/>
             <w:vAlign w:val="top"/>
           </w:tcPr>
           <w:p>
-            <w:r>
-              <w:rPr>
-                <w:sz w:val="18"/>
-              </w:rPr>
-            </w:r>
+            <w:r/>
             <w:r>
               <w:rPr>
                 <w:b w:val="0"/>
-                <w:sz w:val="18"/>
+                <w:sz w:val="17"/>
               </w:rPr>
-              <w:t>id</w:t>
+              <w:t>track_name, artist_name, album_name</w:t>
             </w:r>
           </w:p>
         </w:tc>
         <w:tc>
           <w:tcPr>
-            <w:tcW w:type="dxa" w:w="3408"/>
+            <w:tcW w:type="dxa" w:w="5184"/>
             <w:vAlign w:val="top"/>
           </w:tcPr>
           <w:p>
-            <w:r>
-              <w:rPr>
-                <w:sz w:val="18"/>
-              </w:rPr>
-            </w:r>
+            <w:r/>
             <w:r>
               <w:rPr>
                 <w:b w:val="0"/>
-                <w:sz w:val="18"/>
+                <w:sz w:val="17"/>
               </w:rPr>
-              <w:t>INTEGER</w:t>
-            </w:r>
-          </w:p>
-        </w:tc>
-        <w:tc>
-          <w:tcPr>
-            <w:tcW w:type="dxa" w:w="3408"/>
-            <w:vAlign w:val="top"/>
-          </w:tcPr>
-          <w:p>
-            <w:r>
-              <w:rPr>
-                <w:sz w:val="18"/>
-              </w:rPr>
-            </w:r>
-            <w:r>
-              <w:rPr>
-                <w:b w:val="0"/>
-                <w:sz w:val="18"/>
-              </w:rPr>
-              <w:t>Primary key</w:t>
+              <w:t>Music information from Last.fm and Spotify.</w:t>
             </w:r>
           </w:p>
         </w:tc>
@@ -3981,61 +3090,33 @@
       <w:tr>
         <w:tc>
           <w:tcPr>
-            <w:tcW w:type="dxa" w:w="3408"/>
+            <w:tcW w:type="dxa" w:w="5184"/>
             <w:vAlign w:val="top"/>
           </w:tcPr>
           <w:p>
-            <w:r>
-              <w:rPr>
-                <w:sz w:val="18"/>
-              </w:rPr>
-            </w:r>
+            <w:r/>
             <w:r>
               <w:rPr>
                 <w:b w:val="0"/>
-                <w:sz w:val="18"/>
+                <w:sz w:val="17"/>
               </w:rPr>
-              <w:t>track_name</w:t>
+              <w:t>played_at</w:t>
             </w:r>
           </w:p>
         </w:tc>
         <w:tc>
           <w:tcPr>
-            <w:tcW w:type="dxa" w:w="3408"/>
+            <w:tcW w:type="dxa" w:w="5184"/>
             <w:vAlign w:val="top"/>
           </w:tcPr>
           <w:p>
-            <w:r>
-              <w:rPr>
-                <w:sz w:val="18"/>
-              </w:rPr>
-            </w:r>
+            <w:r/>
             <w:r>
               <w:rPr>
                 <w:b w:val="0"/>
-                <w:sz w:val="18"/>
+                <w:sz w:val="17"/>
               </w:rPr>
-              <w:t>TEXT</w:t>
-            </w:r>
-          </w:p>
-        </w:tc>
-        <w:tc>
-          <w:tcPr>
-            <w:tcW w:type="dxa" w:w="3408"/>
-            <w:vAlign w:val="top"/>
-          </w:tcPr>
-          <w:p>
-            <w:r>
-              <w:rPr>
-                <w:sz w:val="18"/>
-              </w:rPr>
-            </w:r>
-            <w:r>
-              <w:rPr>
-                <w:b w:val="0"/>
-                <w:sz w:val="18"/>
-              </w:rPr>
-              <w:t>Track title from Last.fm</w:t>
+              <w:t>Timestamp of the track play.</w:t>
             </w:r>
           </w:p>
         </w:tc>
@@ -4043,61 +3124,33 @@
       <w:tr>
         <w:tc>
           <w:tcPr>
-            <w:tcW w:type="dxa" w:w="3408"/>
+            <w:tcW w:type="dxa" w:w="5184"/>
             <w:vAlign w:val="top"/>
           </w:tcPr>
           <w:p>
-            <w:r>
-              <w:rPr>
-                <w:sz w:val="18"/>
-              </w:rPr>
-            </w:r>
+            <w:r/>
             <w:r>
               <w:rPr>
                 <w:b w:val="0"/>
-                <w:sz w:val="18"/>
+                <w:sz w:val="17"/>
               </w:rPr>
-              <w:t>artist_name</w:t>
+              <w:t>lastfm_url</w:t>
             </w:r>
           </w:p>
         </w:tc>
         <w:tc>
           <w:tcPr>
-            <w:tcW w:type="dxa" w:w="3408"/>
+            <w:tcW w:type="dxa" w:w="5184"/>
             <w:vAlign w:val="top"/>
           </w:tcPr>
           <w:p>
-            <w:r>
-              <w:rPr>
-                <w:sz w:val="18"/>
-              </w:rPr>
-            </w:r>
+            <w:r/>
             <w:r>
               <w:rPr>
                 <w:b w:val="0"/>
-                <w:sz w:val="18"/>
+                <w:sz w:val="17"/>
               </w:rPr>
-              <w:t>TEXT</w:t>
-            </w:r>
-          </w:p>
-        </w:tc>
-        <w:tc>
-          <w:tcPr>
-            <w:tcW w:type="dxa" w:w="3408"/>
-            <w:vAlign w:val="top"/>
-          </w:tcPr>
-          <w:p>
-            <w:r>
-              <w:rPr>
-                <w:sz w:val="18"/>
-              </w:rPr>
-            </w:r>
-            <w:r>
-              <w:rPr>
-                <w:b w:val="0"/>
-                <w:sz w:val="18"/>
-              </w:rPr>
-              <w:t>Artist name</w:t>
+              <w:t>Link to Last.fm track if available.</w:t>
             </w:r>
           </w:p>
         </w:tc>
@@ -4105,61 +3158,33 @@
       <w:tr>
         <w:tc>
           <w:tcPr>
-            <w:tcW w:type="dxa" w:w="3408"/>
+            <w:tcW w:type="dxa" w:w="5184"/>
             <w:vAlign w:val="top"/>
           </w:tcPr>
           <w:p>
-            <w:r>
-              <w:rPr>
-                <w:sz w:val="18"/>
-              </w:rPr>
-            </w:r>
+            <w:r/>
             <w:r>
               <w:rPr>
                 <w:b w:val="0"/>
-                <w:sz w:val="18"/>
+                <w:sz w:val="17"/>
               </w:rPr>
-              <w:t>album_name</w:t>
+              <w:t>spotify_track_id, spotify_track_url</w:t>
             </w:r>
           </w:p>
         </w:tc>
         <w:tc>
           <w:tcPr>
-            <w:tcW w:type="dxa" w:w="3408"/>
+            <w:tcW w:type="dxa" w:w="5184"/>
             <w:vAlign w:val="top"/>
           </w:tcPr>
           <w:p>
-            <w:r>
-              <w:rPr>
-                <w:sz w:val="18"/>
-              </w:rPr>
-            </w:r>
+            <w:r/>
             <w:r>
               <w:rPr>
                 <w:b w:val="0"/>
-                <w:sz w:val="18"/>
+                <w:sz w:val="17"/>
               </w:rPr>
-              <w:t>TEXT</w:t>
-            </w:r>
-          </w:p>
-        </w:tc>
-        <w:tc>
-          <w:tcPr>
-            <w:tcW w:type="dxa" w:w="3408"/>
-            <w:vAlign w:val="top"/>
-          </w:tcPr>
-          <w:p>
-            <w:r>
-              <w:rPr>
-                <w:sz w:val="18"/>
-              </w:rPr>
-            </w:r>
-            <w:r>
-              <w:rPr>
-                <w:b w:val="0"/>
-                <w:sz w:val="18"/>
-              </w:rPr>
-              <w:t>Album from Last.fm if available</w:t>
+              <w:t>Spotify identification and link.</w:t>
             </w:r>
           </w:p>
         </w:tc>
@@ -4167,61 +3192,33 @@
       <w:tr>
         <w:tc>
           <w:tcPr>
-            <w:tcW w:type="dxa" w:w="3408"/>
+            <w:tcW w:type="dxa" w:w="5184"/>
             <w:vAlign w:val="top"/>
           </w:tcPr>
           <w:p>
-            <w:r>
-              <w:rPr>
-                <w:sz w:val="18"/>
-              </w:rPr>
-            </w:r>
+            <w:r/>
             <w:r>
               <w:rPr>
                 <w:b w:val="0"/>
-                <w:sz w:val="18"/>
+                <w:sz w:val="17"/>
               </w:rPr>
-              <w:t>played_at</w:t>
+              <w:t>spotify_duration_ms</w:t>
             </w:r>
           </w:p>
         </w:tc>
         <w:tc>
           <w:tcPr>
-            <w:tcW w:type="dxa" w:w="3408"/>
+            <w:tcW w:type="dxa" w:w="5184"/>
             <w:vAlign w:val="top"/>
           </w:tcPr>
           <w:p>
-            <w:r>
-              <w:rPr>
-                <w:sz w:val="18"/>
-              </w:rPr>
-            </w:r>
+            <w:r/>
             <w:r>
               <w:rPr>
                 <w:b w:val="0"/>
-                <w:sz w:val="18"/>
+                <w:sz w:val="17"/>
               </w:rPr>
-              <w:t>TEXT</w:t>
-            </w:r>
-          </w:p>
-        </w:tc>
-        <w:tc>
-          <w:tcPr>
-            <w:tcW w:type="dxa" w:w="3408"/>
-            <w:vAlign w:val="top"/>
-          </w:tcPr>
-          <w:p>
-            <w:r>
-              <w:rPr>
-                <w:sz w:val="18"/>
-              </w:rPr>
-            </w:r>
-            <w:r>
-              <w:rPr>
-                <w:b w:val="0"/>
-                <w:sz w:val="18"/>
-              </w:rPr>
-              <w:t>UTC timestamp of the play</w:t>
+              <w:t>Track duration used for listening time.</w:t>
             </w:r>
           </w:p>
         </w:tc>
@@ -4229,61 +3226,33 @@
       <w:tr>
         <w:tc>
           <w:tcPr>
-            <w:tcW w:type="dxa" w:w="3408"/>
+            <w:tcW w:type="dxa" w:w="5184"/>
             <w:vAlign w:val="top"/>
           </w:tcPr>
           <w:p>
-            <w:r>
-              <w:rPr>
-                <w:sz w:val="18"/>
-              </w:rPr>
-            </w:r>
+            <w:r/>
             <w:r>
               <w:rPr>
                 <w:b w:val="0"/>
-                <w:sz w:val="18"/>
+                <w:sz w:val="17"/>
               </w:rPr>
-              <w:t>lastfm_url</w:t>
+              <w:t>spotify_cover_url, spotify_artist_image_url</w:t>
             </w:r>
           </w:p>
         </w:tc>
         <w:tc>
           <w:tcPr>
-            <w:tcW w:type="dxa" w:w="3408"/>
+            <w:tcW w:type="dxa" w:w="5184"/>
             <w:vAlign w:val="top"/>
           </w:tcPr>
           <w:p>
-            <w:r>
-              <w:rPr>
-                <w:sz w:val="18"/>
-              </w:rPr>
-            </w:r>
+            <w:r/>
             <w:r>
               <w:rPr>
                 <w:b w:val="0"/>
-                <w:sz w:val="18"/>
+                <w:sz w:val="17"/>
               </w:rPr>
-              <w:t>TEXT</w:t>
-            </w:r>
-          </w:p>
-        </w:tc>
-        <w:tc>
-          <w:tcPr>
-            <w:tcW w:type="dxa" w:w="3408"/>
-            <w:vAlign w:val="top"/>
-          </w:tcPr>
-          <w:p>
-            <w:r>
-              <w:rPr>
-                <w:sz w:val="18"/>
-              </w:rPr>
-            </w:r>
-            <w:r>
-              <w:rPr>
-                <w:b w:val="0"/>
-                <w:sz w:val="18"/>
-              </w:rPr>
-              <w:t>Last.fm track URL</w:t>
+              <w:t>Images used in the email report.</w:t>
             </w:r>
           </w:p>
         </w:tc>
@@ -4291,453 +3260,15 @@
       <w:tr>
         <w:tc>
           <w:tcPr>
-            <w:tcW w:type="dxa" w:w="3408"/>
+            <w:tcW w:type="dxa" w:w="5184"/>
             <w:vAlign w:val="top"/>
           </w:tcPr>
           <w:p>
-            <w:r>
-              <w:rPr>
-                <w:sz w:val="18"/>
-              </w:rPr>
-            </w:r>
+            <w:r/>
             <w:r>
               <w:rPr>
                 <w:b w:val="0"/>
-                <w:sz w:val="18"/>
-              </w:rPr>
-              <w:t>spotify_track_id</w:t>
-            </w:r>
-          </w:p>
-        </w:tc>
-        <w:tc>
-          <w:tcPr>
-            <w:tcW w:type="dxa" w:w="3408"/>
-            <w:vAlign w:val="top"/>
-          </w:tcPr>
-          <w:p>
-            <w:r>
-              <w:rPr>
-                <w:sz w:val="18"/>
-              </w:rPr>
-            </w:r>
-            <w:r>
-              <w:rPr>
-                <w:b w:val="0"/>
-                <w:sz w:val="18"/>
-              </w:rPr>
-              <w:t>TEXT</w:t>
-            </w:r>
-          </w:p>
-        </w:tc>
-        <w:tc>
-          <w:tcPr>
-            <w:tcW w:type="dxa" w:w="3408"/>
-            <w:vAlign w:val="top"/>
-          </w:tcPr>
-          <w:p>
-            <w:r>
-              <w:rPr>
-                <w:sz w:val="18"/>
-              </w:rPr>
-            </w:r>
-            <w:r>
-              <w:rPr>
-                <w:b w:val="0"/>
-                <w:sz w:val="18"/>
-              </w:rPr>
-              <w:t>Spotify track ID</w:t>
-            </w:r>
-          </w:p>
-        </w:tc>
-      </w:tr>
-      <w:tr>
-        <w:tc>
-          <w:tcPr>
-            <w:tcW w:type="dxa" w:w="3408"/>
-            <w:vAlign w:val="top"/>
-          </w:tcPr>
-          <w:p>
-            <w:r>
-              <w:rPr>
-                <w:sz w:val="18"/>
-              </w:rPr>
-            </w:r>
-            <w:r>
-              <w:rPr>
-                <w:b w:val="0"/>
-                <w:sz w:val="18"/>
-              </w:rPr>
-              <w:t>spotify_track_url</w:t>
-            </w:r>
-          </w:p>
-        </w:tc>
-        <w:tc>
-          <w:tcPr>
-            <w:tcW w:type="dxa" w:w="3408"/>
-            <w:vAlign w:val="top"/>
-          </w:tcPr>
-          <w:p>
-            <w:r>
-              <w:rPr>
-                <w:sz w:val="18"/>
-              </w:rPr>
-            </w:r>
-            <w:r>
-              <w:rPr>
-                <w:b w:val="0"/>
-                <w:sz w:val="18"/>
-              </w:rPr>
-              <w:t>TEXT</w:t>
-            </w:r>
-          </w:p>
-        </w:tc>
-        <w:tc>
-          <w:tcPr>
-            <w:tcW w:type="dxa" w:w="3408"/>
-            <w:vAlign w:val="top"/>
-          </w:tcPr>
-          <w:p>
-            <w:r>
-              <w:rPr>
-                <w:sz w:val="18"/>
-              </w:rPr>
-            </w:r>
-            <w:r>
-              <w:rPr>
-                <w:b w:val="0"/>
-                <w:sz w:val="18"/>
-              </w:rPr>
-              <w:t>Spotify track link</w:t>
-            </w:r>
-          </w:p>
-        </w:tc>
-      </w:tr>
-      <w:tr>
-        <w:tc>
-          <w:tcPr>
-            <w:tcW w:type="dxa" w:w="3408"/>
-            <w:vAlign w:val="top"/>
-          </w:tcPr>
-          <w:p>
-            <w:r>
-              <w:rPr>
-                <w:sz w:val="18"/>
-              </w:rPr>
-            </w:r>
-            <w:r>
-              <w:rPr>
-                <w:b w:val="0"/>
-                <w:sz w:val="18"/>
-              </w:rPr>
-              <w:t>spotify_duration_ms</w:t>
-            </w:r>
-          </w:p>
-        </w:tc>
-        <w:tc>
-          <w:tcPr>
-            <w:tcW w:type="dxa" w:w="3408"/>
-            <w:vAlign w:val="top"/>
-          </w:tcPr>
-          <w:p>
-            <w:r>
-              <w:rPr>
-                <w:sz w:val="18"/>
-              </w:rPr>
-            </w:r>
-            <w:r>
-              <w:rPr>
-                <w:b w:val="0"/>
-                <w:sz w:val="18"/>
-              </w:rPr>
-              <w:t>INTEGER</w:t>
-            </w:r>
-          </w:p>
-        </w:tc>
-        <w:tc>
-          <w:tcPr>
-            <w:tcW w:type="dxa" w:w="3408"/>
-            <w:vAlign w:val="top"/>
-          </w:tcPr>
-          <w:p>
-            <w:r>
-              <w:rPr>
-                <w:sz w:val="18"/>
-              </w:rPr>
-            </w:r>
-            <w:r>
-              <w:rPr>
-                <w:b w:val="0"/>
-                <w:sz w:val="18"/>
-              </w:rPr>
-              <w:t>Track duration in milliseconds</w:t>
-            </w:r>
-          </w:p>
-        </w:tc>
-      </w:tr>
-      <w:tr>
-        <w:tc>
-          <w:tcPr>
-            <w:tcW w:type="dxa" w:w="3408"/>
-            <w:vAlign w:val="top"/>
-          </w:tcPr>
-          <w:p>
-            <w:r>
-              <w:rPr>
-                <w:sz w:val="18"/>
-              </w:rPr>
-            </w:r>
-            <w:r>
-              <w:rPr>
-                <w:b w:val="0"/>
-                <w:sz w:val="18"/>
-              </w:rPr>
-              <w:t>spotify_album_name</w:t>
-            </w:r>
-          </w:p>
-        </w:tc>
-        <w:tc>
-          <w:tcPr>
-            <w:tcW w:type="dxa" w:w="3408"/>
-            <w:vAlign w:val="top"/>
-          </w:tcPr>
-          <w:p>
-            <w:r>
-              <w:rPr>
-                <w:sz w:val="18"/>
-              </w:rPr>
-            </w:r>
-            <w:r>
-              <w:rPr>
-                <w:b w:val="0"/>
-                <w:sz w:val="18"/>
-              </w:rPr>
-              <w:t>TEXT</w:t>
-            </w:r>
-          </w:p>
-        </w:tc>
-        <w:tc>
-          <w:tcPr>
-            <w:tcW w:type="dxa" w:w="3408"/>
-            <w:vAlign w:val="top"/>
-          </w:tcPr>
-          <w:p>
-            <w:r>
-              <w:rPr>
-                <w:sz w:val="18"/>
-              </w:rPr>
-            </w:r>
-            <w:r>
-              <w:rPr>
-                <w:b w:val="0"/>
-                <w:sz w:val="18"/>
-              </w:rPr>
-              <w:t>Spotify album name</w:t>
-            </w:r>
-          </w:p>
-        </w:tc>
-      </w:tr>
-      <w:tr>
-        <w:tc>
-          <w:tcPr>
-            <w:tcW w:type="dxa" w:w="3408"/>
-            <w:vAlign w:val="top"/>
-          </w:tcPr>
-          <w:p>
-            <w:r>
-              <w:rPr>
-                <w:sz w:val="18"/>
-              </w:rPr>
-            </w:r>
-            <w:r>
-              <w:rPr>
-                <w:b w:val="0"/>
-                <w:sz w:val="18"/>
-              </w:rPr>
-              <w:t>spotify_cover_url</w:t>
-            </w:r>
-          </w:p>
-        </w:tc>
-        <w:tc>
-          <w:tcPr>
-            <w:tcW w:type="dxa" w:w="3408"/>
-            <w:vAlign w:val="top"/>
-          </w:tcPr>
-          <w:p>
-            <w:r>
-              <w:rPr>
-                <w:sz w:val="18"/>
-              </w:rPr>
-            </w:r>
-            <w:r>
-              <w:rPr>
-                <w:b w:val="0"/>
-                <w:sz w:val="18"/>
-              </w:rPr>
-              <w:t>TEXT</w:t>
-            </w:r>
-          </w:p>
-        </w:tc>
-        <w:tc>
-          <w:tcPr>
-            <w:tcW w:type="dxa" w:w="3408"/>
-            <w:vAlign w:val="top"/>
-          </w:tcPr>
-          <w:p>
-            <w:r>
-              <w:rPr>
-                <w:sz w:val="18"/>
-              </w:rPr>
-            </w:r>
-            <w:r>
-              <w:rPr>
-                <w:b w:val="0"/>
-                <w:sz w:val="18"/>
-              </w:rPr>
-              <w:t>Album cover URL</w:t>
-            </w:r>
-          </w:p>
-        </w:tc>
-      </w:tr>
-      <w:tr>
-        <w:tc>
-          <w:tcPr>
-            <w:tcW w:type="dxa" w:w="3408"/>
-            <w:vAlign w:val="top"/>
-          </w:tcPr>
-          <w:p>
-            <w:r>
-              <w:rPr>
-                <w:sz w:val="18"/>
-              </w:rPr>
-            </w:r>
-            <w:r>
-              <w:rPr>
-                <w:b w:val="0"/>
-                <w:sz w:val="18"/>
-              </w:rPr>
-              <w:t>spotify_artist_id</w:t>
-            </w:r>
-          </w:p>
-        </w:tc>
-        <w:tc>
-          <w:tcPr>
-            <w:tcW w:type="dxa" w:w="3408"/>
-            <w:vAlign w:val="top"/>
-          </w:tcPr>
-          <w:p>
-            <w:r>
-              <w:rPr>
-                <w:sz w:val="18"/>
-              </w:rPr>
-            </w:r>
-            <w:r>
-              <w:rPr>
-                <w:b w:val="0"/>
-                <w:sz w:val="18"/>
-              </w:rPr>
-              <w:t>TEXT</w:t>
-            </w:r>
-          </w:p>
-        </w:tc>
-        <w:tc>
-          <w:tcPr>
-            <w:tcW w:type="dxa" w:w="3408"/>
-            <w:vAlign w:val="top"/>
-          </w:tcPr>
-          <w:p>
-            <w:r>
-              <w:rPr>
-                <w:sz w:val="18"/>
-              </w:rPr>
-            </w:r>
-            <w:r>
-              <w:rPr>
-                <w:b w:val="0"/>
-                <w:sz w:val="18"/>
-              </w:rPr>
-              <w:t>Spotify artist ID</w:t>
-            </w:r>
-          </w:p>
-        </w:tc>
-      </w:tr>
-      <w:tr>
-        <w:tc>
-          <w:tcPr>
-            <w:tcW w:type="dxa" w:w="3408"/>
-            <w:vAlign w:val="top"/>
-          </w:tcPr>
-          <w:p>
-            <w:r>
-              <w:rPr>
-                <w:sz w:val="18"/>
-              </w:rPr>
-            </w:r>
-            <w:r>
-              <w:rPr>
-                <w:b w:val="0"/>
-                <w:sz w:val="18"/>
-              </w:rPr>
-              <w:t>spotify_artist_image_url</w:t>
-            </w:r>
-          </w:p>
-        </w:tc>
-        <w:tc>
-          <w:tcPr>
-            <w:tcW w:type="dxa" w:w="3408"/>
-            <w:vAlign w:val="top"/>
-          </w:tcPr>
-          <w:p>
-            <w:r>
-              <w:rPr>
-                <w:sz w:val="18"/>
-              </w:rPr>
-            </w:r>
-            <w:r>
-              <w:rPr>
-                <w:b w:val="0"/>
-                <w:sz w:val="18"/>
-              </w:rPr>
-              <w:t>TEXT</w:t>
-            </w:r>
-          </w:p>
-        </w:tc>
-        <w:tc>
-          <w:tcPr>
-            <w:tcW w:type="dxa" w:w="3408"/>
-            <w:vAlign w:val="top"/>
-          </w:tcPr>
-          <w:p>
-            <w:r>
-              <w:rPr>
-                <w:sz w:val="18"/>
-              </w:rPr>
-            </w:r>
-            <w:r>
-              <w:rPr>
-                <w:b w:val="0"/>
-                <w:sz w:val="18"/>
-              </w:rPr>
-              <w:t>Spotify artist image URL</w:t>
-            </w:r>
-          </w:p>
-        </w:tc>
-      </w:tr>
-      <w:tr>
-        <w:tc>
-          <w:tcPr>
-            <w:tcW w:type="dxa" w:w="3408"/>
-            <w:vAlign w:val="top"/>
-          </w:tcPr>
-          <w:p>
-            <w:r>
-              <w:rPr>
-                <w:sz w:val="18"/>
-              </w:rPr>
-            </w:r>
-            <w:r>
-              <w:rPr>
-                <w:b w:val="0"/>
-                <w:sz w:val="18"/>
+                <w:sz w:val="17"/>
               </w:rPr>
               <w:t>created_at</w:t>
             </w:r>
@@ -4745,47 +3276,28 @@
         </w:tc>
         <w:tc>
           <w:tcPr>
-            <w:tcW w:type="dxa" w:w="3408"/>
+            <w:tcW w:type="dxa" w:w="5184"/>
             <w:vAlign w:val="top"/>
           </w:tcPr>
           <w:p>
-            <w:r>
-              <w:rPr>
-                <w:sz w:val="18"/>
-              </w:rPr>
-            </w:r>
+            <w:r/>
             <w:r>
               <w:rPr>
                 <w:b w:val="0"/>
-                <w:sz w:val="18"/>
+                <w:sz w:val="17"/>
               </w:rPr>
-              <w:t>TEXT</w:t>
-            </w:r>
-          </w:p>
-        </w:tc>
-        <w:tc>
-          <w:tcPr>
-            <w:tcW w:type="dxa" w:w="3408"/>
-            <w:vAlign w:val="top"/>
-          </w:tcPr>
-          <w:p>
-            <w:r>
-              <w:rPr>
-                <w:sz w:val="18"/>
-              </w:rPr>
-            </w:r>
-            <w:r>
-              <w:rPr>
-                <w:b w:val="0"/>
-                <w:sz w:val="18"/>
-              </w:rPr>
-              <w:t>Insert timestamp</w:t>
+              <w:t>Database insert timestamp.</w:t>
             </w:r>
           </w:p>
         </w:tc>
       </w:tr>
     </w:tbl>
     <w:p/>
+    <w:p>
+      <w:r>
+        <w:t>Duplicate prevention:</w:t>
+      </w:r>
+    </w:p>
     <w:p>
       <w:r>
         <w:rPr>
@@ -4796,21 +3308,67 @@
       </w:r>
     </w:p>
     <w:p>
+      <w:pPr>
+        <w:pStyle w:val="Heading1"/>
+      </w:pPr>
       <w:r>
-        <w:t>The database is important because it keeps historical listening data. Without it, the program could create a weekly report but could not reliably compare the current week with the previous week.</w:t>
+        <w:t>7. Installation And Usage</w:t>
       </w:r>
     </w:p>
     <w:p>
       <w:pPr>
-        <w:pStyle w:val="Heading1"/>
+        <w:pStyle w:val="Heading2"/>
       </w:pPr>
       <w:r>
-        <w:t>8. Installation and Usage</w:t>
+        <w:t>7.1 Prerequisites</w:t>
       </w:r>
     </w:p>
     <w:p>
+      <w:pPr>
+        <w:pStyle w:val="ListBullet"/>
+      </w:pPr>
       <w:r>
-        <w:t>Short setup:</w:t>
+        <w:t>Windows with PowerShell</w:t>
+      </w:r>
+    </w:p>
+    <w:p>
+      <w:pPr>
+        <w:pStyle w:val="ListBullet"/>
+      </w:pPr>
+      <w:r>
+        <w:t>Python installed</w:t>
+      </w:r>
+    </w:p>
+    <w:p>
+      <w:pPr>
+        <w:pStyle w:val="ListBullet"/>
+      </w:pPr>
+      <w:r>
+        <w:t>Last.fm account and API key</w:t>
+      </w:r>
+    </w:p>
+    <w:p>
+      <w:pPr>
+        <w:pStyle w:val="ListBullet"/>
+      </w:pPr>
+      <w:r>
+        <w:t>Spotify Developer app for optional Spotify features</w:t>
+      </w:r>
+    </w:p>
+    <w:p>
+      <w:pPr>
+        <w:pStyle w:val="ListBullet"/>
+      </w:pPr>
+      <w:r>
+        <w:t>Gmail app password if email sending is enabled</w:t>
+      </w:r>
+    </w:p>
+    <w:p>
+      <w:pPr>
+        <w:pStyle w:val="Heading2"/>
+      </w:pPr>
+      <w:r>
+        <w:t>7.2 Clone Or Open The Project</w:t>
       </w:r>
     </w:p>
     <w:p>
@@ -4819,7 +3377,29 @@
           <w:rFonts w:ascii="Consolas" w:hAnsi="Consolas"/>
           <w:sz w:val="18"/>
         </w:rPr>
-        <w:t>cd C:\Users\voutats1\Documents\Gibz\Informatik\M122\M122ESpotifyProject\spotify_weekly_wrapped</w:t>
+        <w:t>git clone https://github.com/Svoutat/weekly-spotify-wrapped.git</w:t>
+      </w:r>
+    </w:p>
+    <w:p>
+      <w:r>
+        <w:rPr>
+          <w:rFonts w:ascii="Consolas" w:hAnsi="Consolas"/>
+          <w:sz w:val="18"/>
+        </w:rPr>
+        <w:t>cd weekly-spotify-wrapped</w:t>
+      </w:r>
+    </w:p>
+    <w:p>
+      <w:r>
+        <w:t>If the project is already stored locally, open PowerShell in the project folder instead.</w:t>
+      </w:r>
+    </w:p>
+    <w:p>
+      <w:pPr>
+        <w:pStyle w:val="Heading2"/>
+      </w:pPr>
+      <w:r>
+        <w:t>7.3 Install Dependencies</w:t>
       </w:r>
     </w:p>
     <w:p>
@@ -4850,118 +3430,11 @@
       </w:r>
     </w:p>
     <w:p>
-      <w:r>
-        <w:rPr>
-          <w:rFonts w:ascii="Consolas" w:hAnsi="Consolas"/>
-          <w:sz w:val="18"/>
-        </w:rPr>
-        <w:t>Copy-Item .env.example .env</w:t>
-      </w:r>
-    </w:p>
-    <w:p>
-      <w:r>
-        <w:rPr>
-          <w:rFonts w:ascii="Consolas" w:hAnsi="Consolas"/>
-          <w:sz w:val="18"/>
-        </w:rPr>
-        <w:t>python main.py</w:t>
-      </w:r>
-    </w:p>
-    <w:p>
-      <w:r>
-        <w:t>The detailed installation and usage guide is included below. The README contains the same steps in a shorter project-start format.</w:t>
-      </w:r>
-    </w:p>
-    <w:p>
       <w:pPr>
         <w:pStyle w:val="Heading2"/>
       </w:pPr>
       <w:r>
-        <w:t>8.1 Prerequisites</w:t>
-      </w:r>
-    </w:p>
-    <w:p>
-      <w:pPr>
-        <w:pStyle w:val="ListBullet"/>
-      </w:pPr>
-      <w:r>
-        <w:t>Windows with PowerShell</w:t>
-      </w:r>
-    </w:p>
-    <w:p>
-      <w:pPr>
-        <w:pStyle w:val="ListBullet"/>
-      </w:pPr>
-      <w:r>
-        <w:t>Python installed</w:t>
-      </w:r>
-    </w:p>
-    <w:p>
-      <w:pPr>
-        <w:pStyle w:val="ListBullet"/>
-      </w:pPr>
-      <w:r>
-        <w:t>Last.fm account with API key</w:t>
-      </w:r>
-    </w:p>
-    <w:p>
-      <w:pPr>
-        <w:pStyle w:val="ListBullet"/>
-      </w:pPr>
-      <w:r>
-        <w:t>Spotify Developer app for optional enrichment and playlist features</w:t>
-      </w:r>
-    </w:p>
-    <w:p>
-      <w:pPr>
-        <w:pStyle w:val="ListBullet"/>
-      </w:pPr>
-      <w:r>
-        <w:t>Gmail account with app password if email sending is enabled</w:t>
-      </w:r>
-    </w:p>
-    <w:p>
-      <w:pPr>
-        <w:pStyle w:val="Heading2"/>
-      </w:pPr>
-      <w:r>
-        <w:t>8.2 Install Dependencies</w:t>
-      </w:r>
-    </w:p>
-    <w:p>
-      <w:r>
-        <w:rPr>
-          <w:rFonts w:ascii="Consolas" w:hAnsi="Consolas"/>
-          <w:sz w:val="18"/>
-        </w:rPr>
-        <w:t>cd C:\Users\voutats1\Documents\Gibz\Informatik\M122\M122ESpotifyProject\spotify_weekly_wrapped</w:t>
-      </w:r>
-    </w:p>
-    <w:p>
-      <w:r>
-        <w:rPr>
-          <w:rFonts w:ascii="Consolas" w:hAnsi="Consolas"/>
-          <w:sz w:val="18"/>
-        </w:rPr>
-        <w:t>python -m venv .venv</w:t>
-      </w:r>
-    </w:p>
-    <w:p>
-      <w:r>
-        <w:rPr>
-          <w:rFonts w:ascii="Consolas" w:hAnsi="Consolas"/>
-          <w:sz w:val="18"/>
-        </w:rPr>
-        <w:t>.\.venv\Scripts\Activate.ps1</w:t>
-      </w:r>
-    </w:p>
-    <w:p>
-      <w:r>
-        <w:rPr>
-          <w:rFonts w:ascii="Consolas" w:hAnsi="Consolas"/>
-          <w:sz w:val="18"/>
-        </w:rPr>
-        <w:t>python -m pip install -r requirements.txt</w:t>
+        <w:t>7.4 Configure Environment Values</w:t>
       </w:r>
     </w:p>
     <w:p>
@@ -4974,16 +3447,8 @@
       </w:r>
     </w:p>
     <w:p>
-      <w:pPr>
-        <w:pStyle w:val="Heading2"/>
-      </w:pPr>
       <w:r>
-        <w:t>8.3 Configure .env</w:t>
-      </w:r>
-    </w:p>
-    <w:p>
-      <w:r>
-        <w:t>The script must be configured through .env. No API keys or passwords are written directly into the Python files.</w:t>
+        <w:t>Open .env and fill the required values. The real .env file must never be committed to GitHub.</w:t>
       </w:r>
     </w:p>
     <w:tbl>
@@ -4994,13 +3459,13 @@
         <w:tblLook w:firstColumn="1" w:firstRow="1" w:lastColumn="0" w:lastRow="0" w:noHBand="0" w:noVBand="1" w:val="04A0"/>
       </w:tblPr>
       <w:tblGrid>
-        <w:gridCol w:w="5112"/>
-        <w:gridCol w:w="5112"/>
+        <w:gridCol w:w="5184"/>
+        <w:gridCol w:w="5184"/>
       </w:tblGrid>
       <w:tr>
         <w:tc>
           <w:tcPr>
-            <w:tcW w:type="dxa" w:w="5112"/>
+            <w:tcW w:type="dxa" w:w="5184"/>
             <w:vAlign w:val="top"/>
             <w:shd w:fill="1DB954"/>
           </w:tcPr>
@@ -5010,7 +3475,7 @@
               <w:rPr>
                 <w:b/>
                 <w:color w:val="FFFFFF"/>
-                <w:sz w:val="18"/>
+                <w:sz w:val="17"/>
               </w:rPr>
               <w:t>Value</w:t>
             </w:r>
@@ -5018,7 +3483,7 @@
         </w:tc>
         <w:tc>
           <w:tcPr>
-            <w:tcW w:type="dxa" w:w="5112"/>
+            <w:tcW w:type="dxa" w:w="5184"/>
             <w:vAlign w:val="top"/>
             <w:shd w:fill="1DB954"/>
           </w:tcPr>
@@ -5028,7 +3493,7 @@
               <w:rPr>
                 <w:b/>
                 <w:color w:val="FFFFFF"/>
-                <w:sz w:val="18"/>
+                <w:sz w:val="17"/>
               </w:rPr>
               <w:t>Purpose</w:t>
             </w:r>
@@ -5038,7 +3503,7 @@
       <w:tr>
         <w:tc>
           <w:tcPr>
-            <w:tcW w:type="dxa" w:w="5112"/>
+            <w:tcW w:type="dxa" w:w="5184"/>
             <w:vAlign w:val="top"/>
           </w:tcPr>
           <w:p>
@@ -5046,7 +3511,7 @@
             <w:r>
               <w:rPr>
                 <w:b w:val="0"/>
-                <w:sz w:val="18"/>
+                <w:sz w:val="17"/>
               </w:rPr>
               <w:t>LASTFM_API_KEY</w:t>
             </w:r>
@@ -5054,7 +3519,7 @@
         </w:tc>
         <w:tc>
           <w:tcPr>
-            <w:tcW w:type="dxa" w:w="5112"/>
+            <w:tcW w:type="dxa" w:w="5184"/>
             <w:vAlign w:val="top"/>
           </w:tcPr>
           <w:p>
@@ -5062,9 +3527,9 @@
             <w:r>
               <w:rPr>
                 <w:b w:val="0"/>
-                <w:sz w:val="18"/>
+                <w:sz w:val="17"/>
               </w:rPr>
-              <w:t>Required for reading Last.fm scrobbles.</w:t>
+              <w:t>Required Last.fm API key.</w:t>
             </w:r>
           </w:p>
         </w:tc>
@@ -5072,7 +3537,7 @@
       <w:tr>
         <w:tc>
           <w:tcPr>
-            <w:tcW w:type="dxa" w:w="5112"/>
+            <w:tcW w:type="dxa" w:w="5184"/>
             <w:vAlign w:val="top"/>
           </w:tcPr>
           <w:p>
@@ -5080,7 +3545,7 @@
             <w:r>
               <w:rPr>
                 <w:b w:val="0"/>
-                <w:sz w:val="18"/>
+                <w:sz w:val="17"/>
               </w:rPr>
               <w:t>LASTFM_USERNAME</w:t>
             </w:r>
@@ -5088,7 +3553,7 @@
         </w:tc>
         <w:tc>
           <w:tcPr>
-            <w:tcW w:type="dxa" w:w="5112"/>
+            <w:tcW w:type="dxa" w:w="5184"/>
             <w:vAlign w:val="top"/>
           </w:tcPr>
           <w:p>
@@ -5096,9 +3561,9 @@
             <w:r>
               <w:rPr>
                 <w:b w:val="0"/>
-                <w:sz w:val="18"/>
+                <w:sz w:val="17"/>
               </w:rPr>
-              <w:t>Last.fm user whose recent tracks are loaded.</w:t>
+              <w:t>Last.fm user whose tracks are loaded.</w:t>
             </w:r>
           </w:p>
         </w:tc>
@@ -5106,7 +3571,7 @@
       <w:tr>
         <w:tc>
           <w:tcPr>
-            <w:tcW w:type="dxa" w:w="5112"/>
+            <w:tcW w:type="dxa" w:w="5184"/>
             <w:vAlign w:val="top"/>
           </w:tcPr>
           <w:p>
@@ -5114,15 +3579,15 @@
             <w:r>
               <w:rPr>
                 <w:b w:val="0"/>
-                <w:sz w:val="18"/>
+                <w:sz w:val="17"/>
               </w:rPr>
-              <w:t>SPOTIFY_CLIENT_ID</w:t>
+              <w:t>SPOTIFY_CLIENT_ID / SPOTIFY_CLIENT_SECRET</w:t>
             </w:r>
           </w:p>
         </w:tc>
         <w:tc>
           <w:tcPr>
-            <w:tcW w:type="dxa" w:w="5112"/>
+            <w:tcW w:type="dxa" w:w="5184"/>
             <w:vAlign w:val="top"/>
           </w:tcPr>
           <w:p>
@@ -5130,9 +3595,9 @@
             <w:r>
               <w:rPr>
                 <w:b w:val="0"/>
-                <w:sz w:val="18"/>
+                <w:sz w:val="17"/>
               </w:rPr>
-              <w:t>Spotify app client ID for metadata enrichment.</w:t>
+              <w:t>Spotify metadata enrichment.</w:t>
             </w:r>
           </w:p>
         </w:tc>
@@ -5140,7 +3605,7 @@
       <w:tr>
         <w:tc>
           <w:tcPr>
-            <w:tcW w:type="dxa" w:w="5112"/>
+            <w:tcW w:type="dxa" w:w="5184"/>
             <w:vAlign w:val="top"/>
           </w:tcPr>
           <w:p>
@@ -5148,15 +3613,15 @@
             <w:r>
               <w:rPr>
                 <w:b w:val="0"/>
-                <w:sz w:val="18"/>
+                <w:sz w:val="17"/>
               </w:rPr>
-              <w:t>SPOTIFY_CLIENT_SECRET</w:t>
+              <w:t>SPOTIFY_REFRESH_TOKEN / SPOTIFY_PLAYLIST_ID</w:t>
             </w:r>
           </w:p>
         </w:tc>
         <w:tc>
           <w:tcPr>
-            <w:tcW w:type="dxa" w:w="5112"/>
+            <w:tcW w:type="dxa" w:w="5184"/>
             <w:vAlign w:val="top"/>
           </w:tcPr>
           <w:p>
@@ -5164,9 +3629,9 @@
             <w:r>
               <w:rPr>
                 <w:b w:val="0"/>
-                <w:sz w:val="18"/>
+                <w:sz w:val="17"/>
               </w:rPr>
-              <w:t>Spotify app client secret for metadata enrichment.</w:t>
+              <w:t>Optional playlist update.</w:t>
             </w:r>
           </w:p>
         </w:tc>
@@ -5174,7 +3639,7 @@
       <w:tr>
         <w:tc>
           <w:tcPr>
-            <w:tcW w:type="dxa" w:w="5112"/>
+            <w:tcW w:type="dxa" w:w="5184"/>
             <w:vAlign w:val="top"/>
           </w:tcPr>
           <w:p>
@@ -5182,15 +3647,15 @@
             <w:r>
               <w:rPr>
                 <w:b w:val="0"/>
-                <w:sz w:val="18"/>
+                <w:sz w:val="17"/>
               </w:rPr>
-              <w:t>SPOTIFY_REFRESH_TOKEN</w:t>
+              <w:t>GMAIL_ADDRESS / GMAIL_APP_PASSWORD / RECIPIENT_EMAIL</w:t>
             </w:r>
           </w:p>
         </w:tc>
         <w:tc>
           <w:tcPr>
-            <w:tcW w:type="dxa" w:w="5112"/>
+            <w:tcW w:type="dxa" w:w="5184"/>
             <w:vAlign w:val="top"/>
           </w:tcPr>
           <w:p>
@@ -5198,9 +3663,9 @@
             <w:r>
               <w:rPr>
                 <w:b w:val="0"/>
-                <w:sz w:val="18"/>
+                <w:sz w:val="17"/>
               </w:rPr>
-              <w:t>Needed only for playlist updates. It can be created with spotify_setup.py.</w:t>
+              <w:t>Email sending.</w:t>
             </w:r>
           </w:p>
         </w:tc>
@@ -5208,7 +3673,7 @@
       <w:tr>
         <w:tc>
           <w:tcPr>
-            <w:tcW w:type="dxa" w:w="5112"/>
+            <w:tcW w:type="dxa" w:w="5184"/>
             <w:vAlign w:val="top"/>
           </w:tcPr>
           <w:p>
@@ -5216,15 +3681,15 @@
             <w:r>
               <w:rPr>
                 <w:b w:val="0"/>
-                <w:sz w:val="18"/>
+                <w:sz w:val="17"/>
               </w:rPr>
-              <w:t>SPOTIFY_PLAYLIST_ID</w:t>
+              <w:t>SEND_EMAIL</w:t>
             </w:r>
           </w:p>
         </w:tc>
         <w:tc>
           <w:tcPr>
-            <w:tcW w:type="dxa" w:w="5112"/>
+            <w:tcW w:type="dxa" w:w="5184"/>
             <w:vAlign w:val="top"/>
           </w:tcPr>
           <w:p>
@@ -5232,430 +3697,36 @@
             <w:r>
               <w:rPr>
                 <w:b w:val="0"/>
-                <w:sz w:val="18"/>
+                <w:sz w:val="17"/>
               </w:rPr>
-              <w:t>Existing or generated playlist ID.</w:t>
-            </w:r>
-          </w:p>
-        </w:tc>
-      </w:tr>
-      <w:tr>
-        <w:tc>
-          <w:tcPr>
-            <w:tcW w:type="dxa" w:w="5112"/>
-            <w:vAlign w:val="top"/>
-          </w:tcPr>
-          <w:p>
-            <w:r/>
-            <w:r>
-              <w:rPr>
-                <w:b w:val="0"/>
-                <w:sz w:val="18"/>
-              </w:rPr>
-              <w:t>PLAYLIST_URL</w:t>
-            </w:r>
-          </w:p>
-        </w:tc>
-        <w:tc>
-          <w:tcPr>
-            <w:tcW w:type="dxa" w:w="5112"/>
-            <w:vAlign w:val="top"/>
-          </w:tcPr>
-          <w:p>
-            <w:r/>
-            <w:r>
-              <w:rPr>
-                <w:b w:val="0"/>
-                <w:sz w:val="18"/>
-              </w:rPr>
-              <w:t>Link to the generated playlist.</w:t>
-            </w:r>
-          </w:p>
-        </w:tc>
-      </w:tr>
-      <w:tr>
-        <w:tc>
-          <w:tcPr>
-            <w:tcW w:type="dxa" w:w="5112"/>
-            <w:vAlign w:val="top"/>
-          </w:tcPr>
-          <w:p>
-            <w:r/>
-            <w:r>
-              <w:rPr>
-                <w:b w:val="0"/>
-                <w:sz w:val="18"/>
-              </w:rPr>
-              <w:t>ENABLE_PLAYLIST</w:t>
-            </w:r>
-          </w:p>
-        </w:tc>
-        <w:tc>
-          <w:tcPr>
-            <w:tcW w:type="dxa" w:w="5112"/>
-            <w:vAlign w:val="top"/>
-          </w:tcPr>
-          <w:p>
-            <w:r/>
-            <w:r>
-              <w:rPr>
-                <w:b w:val="0"/>
-                <w:sz w:val="18"/>
-              </w:rPr>
-              <w:t>true updates the playlist, false disables playlist updates.</w:t>
-            </w:r>
-          </w:p>
-        </w:tc>
-      </w:tr>
-      <w:tr>
-        <w:tc>
-          <w:tcPr>
-            <w:tcW w:type="dxa" w:w="5112"/>
-            <w:vAlign w:val="top"/>
-          </w:tcPr>
-          <w:p>
-            <w:r/>
-            <w:r>
-              <w:rPr>
-                <w:b w:val="0"/>
-                <w:sz w:val="18"/>
-              </w:rPr>
-              <w:t>GMAIL_ADDRESS</w:t>
-            </w:r>
-          </w:p>
-        </w:tc>
-        <w:tc>
-          <w:tcPr>
-            <w:tcW w:type="dxa" w:w="5112"/>
-            <w:vAlign w:val="top"/>
-          </w:tcPr>
-          <w:p>
-            <w:r/>
-            <w:r>
-              <w:rPr>
-                <w:b w:val="0"/>
-                <w:sz w:val="18"/>
-              </w:rPr>
-              <w:t>Sender email address.</w:t>
-            </w:r>
-          </w:p>
-        </w:tc>
-      </w:tr>
-      <w:tr>
-        <w:tc>
-          <w:tcPr>
-            <w:tcW w:type="dxa" w:w="5112"/>
-            <w:vAlign w:val="top"/>
-          </w:tcPr>
-          <w:p>
-            <w:r/>
-            <w:r>
-              <w:rPr>
-                <w:b w:val="0"/>
-                <w:sz w:val="18"/>
-              </w:rPr>
-              <w:t>GMAIL_APP_PASSWORD</w:t>
-            </w:r>
-          </w:p>
-        </w:tc>
-        <w:tc>
-          <w:tcPr>
-            <w:tcW w:type="dxa" w:w="5112"/>
-            <w:vAlign w:val="top"/>
-          </w:tcPr>
-          <w:p>
-            <w:r/>
-            <w:r>
-              <w:rPr>
-                <w:b w:val="0"/>
-                <w:sz w:val="18"/>
-              </w:rPr>
-              <w:t>Gmail app password, not the normal Gmail password.</w:t>
-            </w:r>
-          </w:p>
-        </w:tc>
-      </w:tr>
-      <w:tr>
-        <w:tc>
-          <w:tcPr>
-            <w:tcW w:type="dxa" w:w="5112"/>
-            <w:vAlign w:val="top"/>
-          </w:tcPr>
-          <w:p>
-            <w:r/>
-            <w:r>
-              <w:rPr>
-                <w:b w:val="0"/>
-                <w:sz w:val="18"/>
-              </w:rPr>
-              <w:t>RECIPIENT_EMAIL</w:t>
-            </w:r>
-          </w:p>
-        </w:tc>
-        <w:tc>
-          <w:tcPr>
-            <w:tcW w:type="dxa" w:w="5112"/>
-            <w:vAlign w:val="top"/>
-          </w:tcPr>
-          <w:p>
-            <w:r/>
-            <w:r>
-              <w:rPr>
-                <w:b w:val="0"/>
-                <w:sz w:val="18"/>
-              </w:rPr>
-              <w:t>Receiver email address.</w:t>
-            </w:r>
-          </w:p>
-        </w:tc>
-      </w:tr>
-      <w:tr>
-        <w:tc>
-          <w:tcPr>
-            <w:tcW w:type="dxa" w:w="5112"/>
-            <w:vAlign w:val="top"/>
-          </w:tcPr>
-          <w:p>
-            <w:r/>
-            <w:r>
-              <w:rPr>
-                <w:b w:val="0"/>
-                <w:sz w:val="18"/>
-              </w:rPr>
-              <w:t>SEND_EMAIL</w:t>
-            </w:r>
-          </w:p>
-        </w:tc>
-        <w:tc>
-          <w:tcPr>
-            <w:tcW w:type="dxa" w:w="5112"/>
-            <w:vAlign w:val="top"/>
-          </w:tcPr>
-          <w:p>
-            <w:r/>
-            <w:r>
-              <w:rPr>
-                <w:b w:val="0"/>
-                <w:sz w:val="18"/>
-              </w:rPr>
-              <w:t>true sends the report, false only creates the HTML report.</w:t>
-            </w:r>
-          </w:p>
-        </w:tc>
-      </w:tr>
-      <w:tr>
-        <w:tc>
-          <w:tcPr>
-            <w:tcW w:type="dxa" w:w="5112"/>
-            <w:vAlign w:val="top"/>
-          </w:tcPr>
-          <w:p>
-            <w:r/>
-            <w:r>
-              <w:rPr>
-                <w:b w:val="0"/>
-                <w:sz w:val="18"/>
-              </w:rPr>
-              <w:t>LOOKBACK_DAYS</w:t>
-            </w:r>
-          </w:p>
-        </w:tc>
-        <w:tc>
-          <w:tcPr>
-            <w:tcW w:type="dxa" w:w="5112"/>
-            <w:vAlign w:val="top"/>
-          </w:tcPr>
-          <w:p>
-            <w:r/>
-            <w:r>
-              <w:rPr>
-                <w:b w:val="0"/>
-                <w:sz w:val="18"/>
-              </w:rPr>
-              <w:t>Default is 7.</w:t>
-            </w:r>
-          </w:p>
-        </w:tc>
-      </w:tr>
-      <w:tr>
-        <w:tc>
-          <w:tcPr>
-            <w:tcW w:type="dxa" w:w="5112"/>
-            <w:vAlign w:val="top"/>
-          </w:tcPr>
-          <w:p>
-            <w:r/>
-            <w:r>
-              <w:rPr>
-                <w:b w:val="0"/>
-                <w:sz w:val="18"/>
-              </w:rPr>
-              <w:t>DATABASE_PATH</w:t>
-            </w:r>
-          </w:p>
-        </w:tc>
-        <w:tc>
-          <w:tcPr>
-            <w:tcW w:type="dxa" w:w="5112"/>
-            <w:vAlign w:val="top"/>
-          </w:tcPr>
-          <w:p>
-            <w:r/>
-            <w:r>
-              <w:rPr>
-                <w:b w:val="0"/>
-                <w:sz w:val="18"/>
-              </w:rPr>
-              <w:t>Default is spotify_wrapped.sqlite3.</w:t>
-            </w:r>
-          </w:p>
-        </w:tc>
-      </w:tr>
-      <w:tr>
-        <w:tc>
-          <w:tcPr>
-            <w:tcW w:type="dxa" w:w="5112"/>
-            <w:vAlign w:val="top"/>
-          </w:tcPr>
-          <w:p>
-            <w:r/>
-            <w:r>
-              <w:rPr>
-                <w:b w:val="0"/>
-                <w:sz w:val="18"/>
-              </w:rPr>
-              <w:t>OUTPUT_DIR</w:t>
-            </w:r>
-          </w:p>
-        </w:tc>
-        <w:tc>
-          <w:tcPr>
-            <w:tcW w:type="dxa" w:w="5112"/>
-            <w:vAlign w:val="top"/>
-          </w:tcPr>
-          <w:p>
-            <w:r/>
-            <w:r>
-              <w:rPr>
-                <w:b w:val="0"/>
-                <w:sz w:val="18"/>
-              </w:rPr>
-              <w:t>Default is output.</w:t>
+              <w:t>true sends email, false only creates the HTML report.</w:t>
             </w:r>
           </w:p>
         </w:tc>
       </w:tr>
     </w:tbl>
+    <w:p/>
     <w:p>
       <w:pPr>
         <w:pStyle w:val="Heading2"/>
       </w:pPr>
       <w:r>
-        <w:t>8.4 API Setup</w:t>
+        <w:t>7.5 API Setup</w:t>
       </w:r>
     </w:p>
     <w:p>
-      <w:pPr>
-        <w:pStyle w:val="Heading3"/>
-      </w:pPr>
       <w:r>
-        <w:t>Last.fm:</w:t>
+        <w:t>Last.fm: create an API application at https://www.last.fm/api/account/create and copy the API key into .env.</w:t>
       </w:r>
     </w:p>
     <w:p>
-      <w:pPr>
-        <w:pStyle w:val="ListNumber"/>
-      </w:pPr>
       <w:r>
-        <w:t>Create an API application at https://www.last.fm/api/account/create.</w:t>
+        <w:t>Spotify: create an app at https://developer.spotify.com/dashboard, add http://127.0.0.1:8888/callback as redirect URI and run python spotify_setup.py if playlist updates are needed.</w:t>
       </w:r>
     </w:p>
     <w:p>
-      <w:pPr>
-        <w:pStyle w:val="ListNumber"/>
-      </w:pPr>
       <w:r>
-        <w:t>Copy the API key into LASTFM_API_KEY.</w:t>
-      </w:r>
-    </w:p>
-    <w:p>
-      <w:pPr>
-        <w:pStyle w:val="ListNumber"/>
-      </w:pPr>
-      <w:r>
-        <w:t>Add the Last.fm username to LASTFM_USERNAME.</w:t>
-      </w:r>
-    </w:p>
-    <w:p>
-      <w:pPr>
-        <w:pStyle w:val="Heading3"/>
-      </w:pPr>
-      <w:r>
-        <w:t>Spotify:</w:t>
-      </w:r>
-    </w:p>
-    <w:p>
-      <w:pPr>
-        <w:pStyle w:val="ListNumber"/>
-      </w:pPr>
-      <w:r>
-        <w:t>Create an app at https://developer.spotify.com/dashboard.</w:t>
-      </w:r>
-    </w:p>
-    <w:p>
-      <w:pPr>
-        <w:pStyle w:val="ListNumber"/>
-      </w:pPr>
-      <w:r>
-        <w:t>Add http://127.0.0.1:8888/callback as redirect URI.</w:t>
-      </w:r>
-    </w:p>
-    <w:p>
-      <w:pPr>
-        <w:pStyle w:val="ListNumber"/>
-      </w:pPr>
-      <w:r>
-        <w:t>Copy client ID and client secret into .env.</w:t>
-      </w:r>
-    </w:p>
-    <w:p>
-      <w:pPr>
-        <w:pStyle w:val="ListNumber"/>
-      </w:pPr>
-      <w:r>
-        <w:t>Run python spotify_setup.py if playlist updates should be used.</w:t>
-      </w:r>
-    </w:p>
-    <w:p>
-      <w:pPr>
-        <w:pStyle w:val="Heading3"/>
-      </w:pPr>
-      <w:r>
-        <w:t>Gmail:</w:t>
-      </w:r>
-    </w:p>
-    <w:p>
-      <w:pPr>
-        <w:pStyle w:val="ListNumber"/>
-      </w:pPr>
-      <w:r>
-        <w:t>Enable 2-Step Verification in the Google account.</w:t>
-      </w:r>
-    </w:p>
-    <w:p>
-      <w:pPr>
-        <w:pStyle w:val="ListNumber"/>
-      </w:pPr>
-      <w:r>
-        <w:t>Create a Google app password.</w:t>
-      </w:r>
-    </w:p>
-    <w:p>
-      <w:pPr>
-        <w:pStyle w:val="ListNumber"/>
-      </w:pPr>
-      <w:r>
-        <w:t>Add the generated app password to GMAIL_APP_PASSWORD.</w:t>
+        <w:t>Gmail: enable 2-Step Verification, create a Google app password and store it in GMAIL_APP_PASSWORD.</w:t>
       </w:r>
     </w:p>
     <w:p>
@@ -5663,7 +3734,7 @@
         <w:pStyle w:val="Heading2"/>
       </w:pPr>
       <w:r>
-        <w:t>8.5 Start the Program</w:t>
+        <w:t>7.6 Start The Program</w:t>
       </w:r>
     </w:p>
     <w:p>
@@ -5686,55 +3757,7 @@
     </w:p>
     <w:p>
       <w:r>
-        <w:t>Expected result:</w:t>
-      </w:r>
-    </w:p>
-    <w:p>
-      <w:pPr>
-        <w:pStyle w:val="ListBullet"/>
-      </w:pPr>
-      <w:r>
-        <w:t>SQLite database is created or updated.</w:t>
-      </w:r>
-    </w:p>
-    <w:p>
-      <w:pPr>
-        <w:pStyle w:val="ListBullet"/>
-      </w:pPr>
-      <w:r>
-        <w:t>Last.fm tracks are loaded.</w:t>
-      </w:r>
-    </w:p>
-    <w:p>
-      <w:pPr>
-        <w:pStyle w:val="ListBullet"/>
-      </w:pPr>
-      <w:r>
-        <w:t>Spotify metadata is added if Spotify is configured.</w:t>
-      </w:r>
-    </w:p>
-    <w:p>
-      <w:pPr>
-        <w:pStyle w:val="ListBullet"/>
-      </w:pPr>
-      <w:r>
-        <w:t>HTML report is saved in output/.</w:t>
-      </w:r>
-    </w:p>
-    <w:p>
-      <w:pPr>
-        <w:pStyle w:val="ListBullet"/>
-      </w:pPr>
-      <w:r>
-        <w:t>Email is sent if SEND_EMAIL=true.</w:t>
-      </w:r>
-    </w:p>
-    <w:p>
-      <w:pPr>
-        <w:pStyle w:val="ListBullet"/>
-      </w:pPr>
-      <w:r>
-        <w:t>Playlist is updated only if ENABLE_PLAYLIST=true and permissions are valid.</w:t>
+        <w:t>The program creates or updates the database, writes the HTML report to output/ and sends the email if enabled.</w:t>
       </w:r>
     </w:p>
     <w:p>
@@ -5742,7 +3765,52 @@
         <w:pStyle w:val="Heading2"/>
       </w:pPr>
       <w:r>
-        <w:t>8.6 Run Tests</w:t>
+        <w:t>7.7 Weekly Automation</w:t>
+      </w:r>
+    </w:p>
+    <w:p>
+      <w:r>
+        <w:t>The script can be scheduled weekly with Windows Task Scheduler.</w:t>
+      </w:r>
+    </w:p>
+    <w:p>
+      <w:r>
+        <w:rPr>
+          <w:rFonts w:ascii="Consolas" w:hAnsi="Consolas"/>
+          <w:sz w:val="18"/>
+        </w:rPr>
+        <w:t>Program: C:\Users\voutats1\Documents\Gibz\Informatik\M122\M122ESpotifyProject\spotify_weekly_wrapped\.venv\Scripts\python.exe</w:t>
+      </w:r>
+    </w:p>
+    <w:p>
+      <w:r>
+        <w:rPr>
+          <w:rFonts w:ascii="Consolas" w:hAnsi="Consolas"/>
+          <w:sz w:val="18"/>
+        </w:rPr>
+        <w:t>Arguments: main.py</w:t>
+      </w:r>
+    </w:p>
+    <w:p>
+      <w:r>
+        <w:rPr>
+          <w:rFonts w:ascii="Consolas" w:hAnsi="Consolas"/>
+          <w:sz w:val="18"/>
+        </w:rPr>
+        <w:t>Start in: C:\Users\voutats1\Documents\Gibz\Informatik\M122\M122ESpotifyProject\spotify_weekly_wrapped</w:t>
+      </w:r>
+    </w:p>
+    <w:p>
+      <w:pPr>
+        <w:pStyle w:val="Heading1"/>
+      </w:pPr>
+      <w:r>
+        <w:t>8. Testing</w:t>
+      </w:r>
+    </w:p>
+    <w:p>
+      <w:r>
+        <w:t>Automated tests are executed with pytest.</w:t>
       </w:r>
     </w:p>
     <w:p>
@@ -5755,74 +3823,6 @@
       </w:r>
     </w:p>
     <w:p>
-      <w:pPr>
-        <w:pStyle w:val="Heading2"/>
-      </w:pPr>
-      <w:r>
-        <w:t>8.7 Weekly Automation</w:t>
-      </w:r>
-    </w:p>
-    <w:p>
-      <w:r>
-        <w:t>The script can be automated with Windows Task Scheduler.</w:t>
-      </w:r>
-    </w:p>
-    <w:p>
-      <w:r>
-        <w:t>Program:</w:t>
-      </w:r>
-    </w:p>
-    <w:p>
-      <w:r>
-        <w:rPr>
-          <w:rFonts w:ascii="Consolas" w:hAnsi="Consolas"/>
-          <w:sz w:val="18"/>
-        </w:rPr>
-        <w:t>C:\Users\voutats1\Documents\Gibz\Informatik\M122\M122ESpotifyProject\spotify_weekly_wrapped\.venv\Scripts\python.exe</w:t>
-      </w:r>
-    </w:p>
-    <w:p>
-      <w:r>
-        <w:t>Arguments:</w:t>
-      </w:r>
-    </w:p>
-    <w:p>
-      <w:r>
-        <w:rPr>
-          <w:rFonts w:ascii="Consolas" w:hAnsi="Consolas"/>
-          <w:sz w:val="18"/>
-        </w:rPr>
-        <w:t>main.py</w:t>
-      </w:r>
-    </w:p>
-    <w:p>
-      <w:r>
-        <w:t>Start in:</w:t>
-      </w:r>
-    </w:p>
-    <w:p>
-      <w:r>
-        <w:rPr>
-          <w:rFonts w:ascii="Consolas" w:hAnsi="Consolas"/>
-          <w:sz w:val="18"/>
-        </w:rPr>
-        <w:t>C:\Users\voutats1\Documents\Gibz\Informatik\M122\M122ESpotifyProject\spotify_weekly_wrapped</w:t>
-      </w:r>
-    </w:p>
-    <w:p>
-      <w:pPr>
-        <w:pStyle w:val="Heading1"/>
-      </w:pPr>
-      <w:r>
-        <w:t>9. Test Protocol Summary</w:t>
-      </w:r>
-    </w:p>
-    <w:p>
-      <w:r>
-        <w:t>Unit tests are stored in tests/ and executed with python -m pytest.</w:t>
-      </w:r>
-    </w:p>
-    <w:p>
       <w:r>
         <w:rPr>
           <w:rFonts w:ascii="Consolas" w:hAnsi="Consolas"/>
@@ -5832,64 +3832,8 @@
       </w:r>
     </w:p>
     <w:p>
-      <w:pPr>
-        <w:pStyle w:val="ListBullet"/>
-      </w:pPr>
       <w:r>
-        <w:t>Last.fm data was loaded.</w:t>
-      </w:r>
-    </w:p>
-    <w:p>
-      <w:pPr>
-        <w:pStyle w:val="ListBullet"/>
-      </w:pPr>
-      <w:r>
-        <w:t>Spotify enrichment completed.</w:t>
-      </w:r>
-    </w:p>
-    <w:p>
-      <w:pPr>
-        <w:pStyle w:val="ListBullet"/>
-      </w:pPr>
-      <w:r>
-        <w:t>SQLite stored data and skipped duplicates on repeated runs.</w:t>
-      </w:r>
-    </w:p>
-    <w:p>
-      <w:pPr>
-        <w:pStyle w:val="ListBullet"/>
-      </w:pPr>
-      <w:r>
-        <w:t>Week-over-week comparison was generated from stored SQLite history.</w:t>
-      </w:r>
-    </w:p>
-    <w:p>
-      <w:pPr>
-        <w:pStyle w:val="ListBullet"/>
-      </w:pPr>
-      <w:r>
-        <w:t>HTML report was generated.</w:t>
-      </w:r>
-    </w:p>
-    <w:p>
-      <w:pPr>
-        <w:pStyle w:val="ListBullet"/>
-      </w:pPr>
-      <w:r>
-        <w:t>Email was successfully delivered.</w:t>
-      </w:r>
-    </w:p>
-    <w:p>
-      <w:pPr>
-        <w:pStyle w:val="ListBullet"/>
-      </w:pPr>
-      <w:r>
-        <w:t>Optional Spotify playlist update returned HTTP 403 and was handled without stopping the report/email workflow.</w:t>
-      </w:r>
-    </w:p>
-    <w:p>
-      <w:r>
-        <w:t>Full protocol: M122E_Test_Protocol.md</w:t>
+        <w:t>The tests cover configuration, database behavior, Last.fm loading, Spotify enrichment, report generation, email sending, Spotify setup and the main workflow. The detailed test protocol is stored as M122E_Test_Protocol.pdf and M122E_Test_Protocol.docx.</w:t>
       </w:r>
     </w:p>
     <w:p>
@@ -5897,7 +3841,7 @@
         <w:pStyle w:val="Heading1"/>
       </w:pPr>
       <w:r>
-        <w:t>10. Assignment Coverage</w:t>
+        <w:t>9. Assignment Coverage</w:t>
       </w:r>
     </w:p>
     <w:tbl>
@@ -5908,27 +3852,23 @@
         <w:tblLook w:firstColumn="1" w:firstRow="1" w:lastColumn="0" w:lastRow="0" w:noHBand="0" w:noVBand="1" w:val="04A0"/>
       </w:tblPr>
       <w:tblGrid>
-        <w:gridCol w:w="5112"/>
-        <w:gridCol w:w="5112"/>
+        <w:gridCol w:w="5184"/>
+        <w:gridCol w:w="5184"/>
       </w:tblGrid>
       <w:tr>
         <w:tc>
           <w:tcPr>
-            <w:tcW w:type="dxa" w:w="5112"/>
+            <w:tcW w:type="dxa" w:w="5184"/>
             <w:vAlign w:val="top"/>
             <w:shd w:fill="1DB954"/>
           </w:tcPr>
           <w:p>
-            <w:r>
-              <w:rPr>
-                <w:sz w:val="18"/>
-              </w:rPr>
-            </w:r>
+            <w:r/>
             <w:r>
               <w:rPr>
                 <w:b/>
                 <w:color w:val="FFFFFF"/>
-                <w:sz w:val="18"/>
+                <w:sz w:val="17"/>
               </w:rPr>
               <w:t>Assignment Requirement</w:t>
             </w:r>
@@ -5936,23 +3876,19 @@
         </w:tc>
         <w:tc>
           <w:tcPr>
-            <w:tcW w:type="dxa" w:w="5112"/>
+            <w:tcW w:type="dxa" w:w="5184"/>
             <w:vAlign w:val="top"/>
             <w:shd w:fill="1DB954"/>
           </w:tcPr>
           <w:p>
-            <w:r>
-              <w:rPr>
-                <w:sz w:val="18"/>
-              </w:rPr>
-            </w:r>
+            <w:r/>
             <w:r>
               <w:rPr>
                 <w:b/>
                 <w:color w:val="FFFFFF"/>
-                <w:sz w:val="18"/>
+                <w:sz w:val="17"/>
               </w:rPr>
-              <w:t>Evidence</w:t>
+              <w:t>Evidence In Project</w:t>
             </w:r>
           </w:p>
         </w:tc>
@@ -5960,41 +3896,33 @@
       <w:tr>
         <w:tc>
           <w:tcPr>
-            <w:tcW w:type="dxa" w:w="5112"/>
+            <w:tcW w:type="dxa" w:w="5184"/>
             <w:vAlign w:val="top"/>
           </w:tcPr>
           <w:p>
-            <w:r>
-              <w:rPr>
-                <w:sz w:val="18"/>
-              </w:rPr>
-            </w:r>
+            <w:r/>
             <w:r>
               <w:rPr>
                 <w:b w:val="0"/>
-                <w:sz w:val="18"/>
+                <w:sz w:val="17"/>
               </w:rPr>
-              <w:t>Script performs multiple actions</w:t>
+              <w:t>Multiple steps/actions</w:t>
             </w:r>
           </w:p>
         </w:tc>
         <w:tc>
           <w:tcPr>
-            <w:tcW w:type="dxa" w:w="5112"/>
+            <w:tcW w:type="dxa" w:w="5184"/>
             <w:vAlign w:val="top"/>
           </w:tcPr>
           <w:p>
-            <w:r>
-              <w:rPr>
-                <w:sz w:val="18"/>
-              </w:rPr>
-            </w:r>
+            <w:r/>
             <w:r>
               <w:rPr>
                 <w:b w:val="0"/>
-                <w:sz w:val="18"/>
+                <w:sz w:val="17"/>
               </w:rPr>
-              <w:t>Fetch data, enrich data, store database rows, calculate statistics, generate report, send email.</w:t>
+              <w:t>API loading, enrichment, database, statistics, report, email.</w:t>
             </w:r>
           </w:p>
         </w:tc>
@@ -6002,41 +3930,33 @@
       <w:tr>
         <w:tc>
           <w:tcPr>
-            <w:tcW w:type="dxa" w:w="5112"/>
+            <w:tcW w:type="dxa" w:w="5184"/>
             <w:vAlign w:val="top"/>
           </w:tcPr>
           <w:p>
-            <w:r>
-              <w:rPr>
-                <w:sz w:val="18"/>
-              </w:rPr>
-            </w:r>
+            <w:r/>
             <w:r>
               <w:rPr>
                 <w:b w:val="0"/>
-                <w:sz w:val="18"/>
+                <w:sz w:val="17"/>
               </w:rPr>
-              <w:t>Script is well-organized</w:t>
+              <w:t>Well-organized scripts</w:t>
             </w:r>
           </w:p>
         </w:tc>
         <w:tc>
           <w:tcPr>
-            <w:tcW w:type="dxa" w:w="5112"/>
+            <w:tcW w:type="dxa" w:w="5184"/>
             <w:vAlign w:val="top"/>
           </w:tcPr>
           <w:p>
-            <w:r>
-              <w:rPr>
-                <w:sz w:val="18"/>
-              </w:rPr>
-            </w:r>
+            <w:r/>
             <w:r>
               <w:rPr>
                 <w:b w:val="0"/>
-                <w:sz w:val="18"/>
+                <w:sz w:val="17"/>
               </w:rPr>
-              <w:t>Separate modules with clear responsibilities.</w:t>
+              <w:t>Separate Python modules with clear responsibilities.</w:t>
             </w:r>
           </w:p>
         </w:tc>
@@ -6044,41 +3964,33 @@
       <w:tr>
         <w:tc>
           <w:tcPr>
-            <w:tcW w:type="dxa" w:w="5112"/>
+            <w:tcW w:type="dxa" w:w="5184"/>
             <w:vAlign w:val="top"/>
           </w:tcPr>
           <w:p>
-            <w:r>
-              <w:rPr>
-                <w:sz w:val="18"/>
-              </w:rPr>
-            </w:r>
+            <w:r/>
             <w:r>
               <w:rPr>
                 <w:b w:val="0"/>
-                <w:sz w:val="18"/>
+                <w:sz w:val="17"/>
               </w:rPr>
-              <w:t>Environment variables are used</w:t>
+              <w:t>Environment variables</w:t>
             </w:r>
           </w:p>
         </w:tc>
         <w:tc>
           <w:tcPr>
-            <w:tcW w:type="dxa" w:w="5112"/>
+            <w:tcW w:type="dxa" w:w="5184"/>
             <w:vAlign w:val="top"/>
           </w:tcPr>
           <w:p>
-            <w:r>
-              <w:rPr>
-                <w:sz w:val="18"/>
-              </w:rPr>
-            </w:r>
+            <w:r/>
             <w:r>
               <w:rPr>
                 <w:b w:val="0"/>
-                <w:sz w:val="18"/>
+                <w:sz w:val="17"/>
               </w:rPr>
-              <w:t>.env, .env.example, config.py.</w:t>
+              <w:t>.env, .env.example and config.py.</w:t>
             </w:r>
           </w:p>
         </w:tc>
@@ -6086,41 +3998,33 @@
       <w:tr>
         <w:tc>
           <w:tcPr>
-            <w:tcW w:type="dxa" w:w="5112"/>
+            <w:tcW w:type="dxa" w:w="5184"/>
             <w:vAlign w:val="top"/>
           </w:tcPr>
           <w:p>
-            <w:r>
-              <w:rPr>
-                <w:sz w:val="18"/>
-              </w:rPr>
-            </w:r>
+            <w:r/>
             <w:r>
               <w:rPr>
                 <w:b w:val="0"/>
-                <w:sz w:val="18"/>
+                <w:sz w:val="17"/>
               </w:rPr>
-              <w:t>requirements.txt exists</w:t>
+              <w:t>requirements.txt</w:t>
             </w:r>
           </w:p>
         </w:tc>
         <w:tc>
           <w:tcPr>
-            <w:tcW w:type="dxa" w:w="5112"/>
+            <w:tcW w:type="dxa" w:w="5184"/>
             <w:vAlign w:val="top"/>
           </w:tcPr>
           <w:p>
-            <w:r>
-              <w:rPr>
-                <w:sz w:val="18"/>
-              </w:rPr>
-            </w:r>
+            <w:r/>
             <w:r>
               <w:rPr>
                 <w:b w:val="0"/>
-                <w:sz w:val="18"/>
+                <w:sz w:val="17"/>
               </w:rPr>
-              <w:t>requests, python-dotenv, pytest.</w:t>
+              <w:t>Included in project root.</w:t>
             </w:r>
           </w:p>
         </w:tc>
@@ -6128,41 +4032,33 @@
       <w:tr>
         <w:tc>
           <w:tcPr>
-            <w:tcW w:type="dxa" w:w="5112"/>
+            <w:tcW w:type="dxa" w:w="5184"/>
             <w:vAlign w:val="top"/>
           </w:tcPr>
           <w:p>
-            <w:r>
-              <w:rPr>
-                <w:sz w:val="18"/>
-              </w:rPr>
-            </w:r>
+            <w:r/>
             <w:r>
               <w:rPr>
                 <w:b w:val="0"/>
-                <w:sz w:val="18"/>
+                <w:sz w:val="17"/>
               </w:rPr>
-              <w:t>Clear start command exists</w:t>
+              <w:t>Clear start command</w:t>
             </w:r>
           </w:p>
         </w:tc>
         <w:tc>
           <w:tcPr>
-            <w:tcW w:type="dxa" w:w="5112"/>
+            <w:tcW w:type="dxa" w:w="5184"/>
             <w:vAlign w:val="top"/>
           </w:tcPr>
           <w:p>
-            <w:r>
-              <w:rPr>
-                <w:sz w:val="18"/>
-              </w:rPr>
-            </w:r>
+            <w:r/>
             <w:r>
               <w:rPr>
                 <w:b w:val="0"/>
-                <w:sz w:val="18"/>
+                <w:sz w:val="17"/>
               </w:rPr>
-              <w:t>python main.py, documented in README and this document.</w:t>
+              <w:t>python main.py.</w:t>
             </w:r>
           </w:p>
         </w:tc>
@@ -6170,41 +4066,33 @@
       <w:tr>
         <w:tc>
           <w:tcPr>
-            <w:tcW w:type="dxa" w:w="5112"/>
+            <w:tcW w:type="dxa" w:w="5184"/>
             <w:vAlign w:val="top"/>
           </w:tcPr>
           <w:p>
-            <w:r>
-              <w:rPr>
-                <w:sz w:val="18"/>
-              </w:rPr>
-            </w:r>
+            <w:r/>
             <w:r>
               <w:rPr>
                 <w:b w:val="0"/>
-                <w:sz w:val="18"/>
+                <w:sz w:val="17"/>
               </w:rPr>
-              <w:t>Documentation includes context</w:t>
+              <w:t>Project plan</w:t>
             </w:r>
           </w:p>
         </w:tc>
         <w:tc>
           <w:tcPr>
-            <w:tcW w:type="dxa" w:w="5112"/>
+            <w:tcW w:type="dxa" w:w="5184"/>
             <w:vAlign w:val="top"/>
           </w:tcPr>
           <w:p>
-            <w:r>
-              <w:rPr>
-                <w:sz w:val="18"/>
-              </w:rPr>
-            </w:r>
+            <w:r/>
             <w:r>
               <w:rPr>
                 <w:b w:val="0"/>
-                <w:sz w:val="18"/>
+                <w:sz w:val="17"/>
               </w:rPr>
-              <w:t>Sections 1 and 2.</w:t>
+              <w:t>Excel and PDF project plan in docs/.</w:t>
             </w:r>
           </w:p>
         </w:tc>
@@ -6212,41 +4100,33 @@
       <w:tr>
         <w:tc>
           <w:tcPr>
-            <w:tcW w:type="dxa" w:w="5112"/>
+            <w:tcW w:type="dxa" w:w="5184"/>
             <w:vAlign w:val="top"/>
           </w:tcPr>
           <w:p>
-            <w:r>
-              <w:rPr>
-                <w:sz w:val="18"/>
-              </w:rPr>
-            </w:r>
+            <w:r/>
             <w:r>
               <w:rPr>
                 <w:b w:val="0"/>
-                <w:sz w:val="18"/>
+                <w:sz w:val="17"/>
               </w:rPr>
-              <w:t>Documentation includes project plan</w:t>
+              <w:t>Requirements with priorities</w:t>
             </w:r>
           </w:p>
         </w:tc>
         <w:tc>
           <w:tcPr>
-            <w:tcW w:type="dxa" w:w="5112"/>
+            <w:tcW w:type="dxa" w:w="5184"/>
             <w:vAlign w:val="top"/>
           </w:tcPr>
           <w:p>
-            <w:r>
-              <w:rPr>
-                <w:sz w:val="18"/>
-              </w:rPr>
-            </w:r>
+            <w:r/>
             <w:r>
               <w:rPr>
                 <w:b w:val="0"/>
-                <w:sz w:val="18"/>
+                <w:sz w:val="17"/>
               </w:rPr>
-              <w:t>Section 3 and Excel project plan.</w:t>
+              <w:t>Section 4.</w:t>
             </w:r>
           </w:p>
         </w:tc>
@@ -6254,41 +4134,33 @@
       <w:tr>
         <w:tc>
           <w:tcPr>
-            <w:tcW w:type="dxa" w:w="5112"/>
+            <w:tcW w:type="dxa" w:w="5184"/>
             <w:vAlign w:val="top"/>
           </w:tcPr>
           <w:p>
-            <w:r>
-              <w:rPr>
-                <w:sz w:val="18"/>
-              </w:rPr>
-            </w:r>
+            <w:r/>
             <w:r>
               <w:rPr>
                 <w:b w:val="0"/>
-                <w:sz w:val="18"/>
+                <w:sz w:val="17"/>
               </w:rPr>
-              <w:t>Requirements are prioritized</w:t>
+              <w:t>Design documents and UML</w:t>
             </w:r>
           </w:p>
         </w:tc>
         <w:tc>
           <w:tcPr>
-            <w:tcW w:type="dxa" w:w="5112"/>
+            <w:tcW w:type="dxa" w:w="5184"/>
             <w:vAlign w:val="top"/>
           </w:tcPr>
           <w:p>
-            <w:r>
-              <w:rPr>
-                <w:sz w:val="18"/>
-              </w:rPr>
-            </w:r>
+            <w:r/>
             <w:r>
               <w:rPr>
                 <w:b w:val="0"/>
-                <w:sz w:val="18"/>
+                <w:sz w:val="17"/>
               </w:rPr>
-              <w:t>Sections 4 and 5.</w:t>
+              <w:t>Section 5 and diagrams folder.</w:t>
             </w:r>
           </w:p>
         </w:tc>
@@ -6296,41 +4168,33 @@
       <w:tr>
         <w:tc>
           <w:tcPr>
-            <w:tcW w:type="dxa" w:w="5112"/>
+            <w:tcW w:type="dxa" w:w="5184"/>
             <w:vAlign w:val="top"/>
           </w:tcPr>
           <w:p>
-            <w:r>
-              <w:rPr>
-                <w:sz w:val="18"/>
-              </w:rPr>
-            </w:r>
+            <w:r/>
             <w:r>
               <w:rPr>
                 <w:b w:val="0"/>
-                <w:sz w:val="18"/>
+                <w:sz w:val="17"/>
               </w:rPr>
-              <w:t>Script design is documented</w:t>
+              <w:t>Installation instructions</w:t>
             </w:r>
           </w:p>
         </w:tc>
         <w:tc>
           <w:tcPr>
-            <w:tcW w:type="dxa" w:w="5112"/>
+            <w:tcW w:type="dxa" w:w="5184"/>
             <w:vAlign w:val="top"/>
           </w:tcPr>
           <w:p>
-            <w:r>
-              <w:rPr>
-                <w:sz w:val="18"/>
-              </w:rPr>
-            </w:r>
+            <w:r/>
             <w:r>
               <w:rPr>
                 <w:b w:val="0"/>
-                <w:sz w:val="18"/>
+                <w:sz w:val="17"/>
               </w:rPr>
-              <w:t>Section 6 plus diagrams.</w:t>
+              <w:t>Section 7 and README.</w:t>
             </w:r>
           </w:p>
         </w:tc>
@@ -6338,83 +4202,33 @@
       <w:tr>
         <w:tc>
           <w:tcPr>
-            <w:tcW w:type="dxa" w:w="5112"/>
+            <w:tcW w:type="dxa" w:w="5184"/>
             <w:vAlign w:val="top"/>
           </w:tcPr>
           <w:p>
-            <w:r>
-              <w:rPr>
-                <w:sz w:val="18"/>
-              </w:rPr>
-            </w:r>
+            <w:r/>
             <w:r>
               <w:rPr>
                 <w:b w:val="0"/>
-                <w:sz w:val="18"/>
+                <w:sz w:val="17"/>
               </w:rPr>
-              <w:t>Instructions are included</w:t>
+              <w:t>Executed test protocol</w:t>
             </w:r>
           </w:p>
         </w:tc>
         <w:tc>
           <w:tcPr>
-            <w:tcW w:type="dxa" w:w="5112"/>
+            <w:tcW w:type="dxa" w:w="5184"/>
             <w:vAlign w:val="top"/>
           </w:tcPr>
           <w:p>
-            <w:r>
-              <w:rPr>
-                <w:sz w:val="18"/>
-              </w:rPr>
-            </w:r>
+            <w:r/>
             <w:r>
               <w:rPr>
                 <w:b w:val="0"/>
-                <w:sz w:val="18"/>
+                <w:sz w:val="17"/>
               </w:rPr>
-              <w:t>Section 8 and README.</w:t>
-            </w:r>
-          </w:p>
-        </w:tc>
-      </w:tr>
-      <w:tr>
-        <w:tc>
-          <w:tcPr>
-            <w:tcW w:type="dxa" w:w="5112"/>
-            <w:vAlign w:val="top"/>
-          </w:tcPr>
-          <w:p>
-            <w:r>
-              <w:rPr>
-                <w:sz w:val="18"/>
-              </w:rPr>
-            </w:r>
-            <w:r>
-              <w:rPr>
-                <w:b w:val="0"/>
-                <w:sz w:val="18"/>
-              </w:rPr>
-              <w:t>Test protocol is executed</w:t>
-            </w:r>
-          </w:p>
-        </w:tc>
-        <w:tc>
-          <w:tcPr>
-            <w:tcW w:type="dxa" w:w="5112"/>
-            <w:vAlign w:val="top"/>
-          </w:tcPr>
-          <w:p>
-            <w:r>
-              <w:rPr>
-                <w:sz w:val="18"/>
-              </w:rPr>
-            </w:r>
-            <w:r>
-              <w:rPr>
-                <w:b w:val="0"/>
-                <w:sz w:val="18"/>
-              </w:rPr>
-              <w:t>Section 9 and M122E_Test_Protocol.md.</w:t>
+              <w:t>M122E_Test_Protocol.pdf.</w:t>
             </w:r>
           </w:p>
         </w:tc>
@@ -6426,17 +4240,17 @@
         <w:pStyle w:val="Heading1"/>
       </w:pPr>
       <w:r>
-        <w:t>11. Conclusion</w:t>
+        <w:t>10. Conclusion</w:t>
       </w:r>
     </w:p>
     <w:p>
       <w:r>
-        <w:t>The project fulfills the M122E automation assignment because it automates a realistic multi-step weekly task, uses multiple external systems, protects secrets through environment variables, stores historical data in SQLite, includes automated tests, handles expected errors and provides clear documentation. The implementation is also structured so that the workflow, database and modules can be explained with diagrams during the final submission.</w:t>
+        <w:t>The project fulfills the M122E assignment because it automates a realistic weekly task with several external systems, stores data locally, uses environment variables, includes tests and contains complete documentation. The code is modular and the diagrams make the workflow and architecture easy to understand.</w:t>
       </w:r>
     </w:p>
     <w:sectPr>
       <w:pgSz w:w="12240" w:h="15840"/>
-      <w:pgMar w:top="1008" w:right="1008" w:bottom="1008" w:left="1008" w:header="720" w:footer="720" w:gutter="0"/>
+      <w:pgMar w:top="936" w:right="936" w:bottom="936" w:left="936" w:header="720" w:footer="720" w:gutter="0"/>
       <w:cols w:space="720"/>
       <w:docGrid w:linePitch="360"/>
     </w:sectPr>
@@ -7161,7 +4975,7 @@
     </w:pPr>
     <w:rPr>
       <w:rFonts w:asciiTheme="majorHAnsi" w:eastAsiaTheme="majorEastAsia" w:hAnsiTheme="majorHAnsi" w:cstheme="majorBidi" w:ascii="Calibri" w:hAnsi="Calibri"/>
-      <w:color w:val="121212"/>
+      <w:color w:val="17365D" w:themeColor="text2" w:themeShade="BF"/>
       <w:spacing w:val="5"/>
       <w:kern w:val="28"/>
       <w:sz w:val="52"/>

--- a/docs/M122E_Final_Documentation.docx
+++ b/docs/M122E_Final_Documentation.docx
@@ -8,11 +8,334 @@
       </w:pPr>
       <w:r>
         <w:rPr>
+          <w:b/>
+          <w:color w:val="1DB954"/>
+          <w:sz w:val="56"/>
+        </w:rPr>
+        <w:t>Weekly Spotify Wrapped</w:t>
+      </w:r>
+    </w:p>
+    <w:p>
+      <w:pPr>
+        <w:jc w:val="center"/>
+      </w:pPr>
+      <w:r>
+        <w:rPr>
+          <w:b/>
+          <w:color w:val="121212"/>
+          <w:sz w:val="32"/>
+        </w:rPr>
+        <w:t>M122E Final Documentation</w:t>
+      </w:r>
+    </w:p>
+    <w:p>
+      <w:pPr>
+        <w:jc w:val="center"/>
+      </w:pPr>
+      <w:r>
+        <w:rPr>
+          <w:i/>
+          <w:color w:val="4B5563"/>
+        </w:rPr>
+        <w:t>Python automation project for a weekly personal music report</w:t>
+      </w:r>
+    </w:p>
+    <w:p/>
+    <w:tbl>
+      <w:tblPr>
+        <w:tblW w:w="0" w:type="auto"/>
+        <w:jc w:val="center"/>
+        <w:tblLook w:val="04A0" w:firstRow="1" w:lastRow="0" w:firstColumn="1" w:lastColumn="0" w:noHBand="0" w:noVBand="1"/>
+      </w:tblPr>
+      <w:tblGrid>
+        <w:gridCol w:w="2376"/>
+        <w:gridCol w:w="6696"/>
+      </w:tblGrid>
+      <w:tr>
+        <w:trPr>
+          <w:jc w:val="center"/>
+        </w:trPr>
+        <w:tc>
+          <w:tcPr>
+            <w:tcW w:w="2376" w:type="dxa"/>
+            <w:shd w:val="clear" w:color="auto" w:fill="F8FAFC"/>
+          </w:tcPr>
+          <w:p>
+            <w:pPr>
+              <w:spacing w:after="0"/>
+            </w:pPr>
+            <w:r>
+              <w:rPr>
+                <w:b/>
+                <w:color w:val="374151"/>
+                <w:sz w:val="19"/>
+              </w:rPr>
+              <w:t>Name</w:t>
+            </w:r>
+          </w:p>
+        </w:tc>
+        <w:tc>
+          <w:tcPr>
+            <w:tcW w:w="6696" w:type="dxa"/>
+            <w:shd w:val="clear" w:color="auto" w:fill="FFFFFF"/>
+          </w:tcPr>
+          <w:p>
+            <w:pPr>
+              <w:spacing w:after="0"/>
+            </w:pPr>
+            <w:r>
+              <w:rPr>
+                <w:sz w:val="19"/>
+              </w:rPr>
+              <w:t>S. Voutat</w:t>
+            </w:r>
+          </w:p>
+        </w:tc>
+      </w:tr>
+      <w:tr>
+        <w:trPr>
+          <w:jc w:val="center"/>
+        </w:trPr>
+        <w:tc>
+          <w:tcPr>
+            <w:tcW w:w="2376" w:type="dxa"/>
+            <w:shd w:val="clear" w:color="auto" w:fill="F8FAFC"/>
+          </w:tcPr>
+          <w:p>
+            <w:r>
+              <w:rPr>
+                <w:b/>
+                <w:color w:val="374151"/>
+                <w:sz w:val="19"/>
+              </w:rPr>
+              <w:t>Modul</w:t>
+            </w:r>
+          </w:p>
+        </w:tc>
+        <w:tc>
+          <w:tcPr>
+            <w:tcW w:w="6696" w:type="dxa"/>
+            <w:shd w:val="clear" w:color="auto" w:fill="FFFFFF"/>
+          </w:tcPr>
+          <w:p>
+            <w:pPr>
+              <w:spacing w:after="0"/>
+            </w:pPr>
+            <w:r>
+              <w:rPr>
+                <w:sz w:val="19"/>
+              </w:rPr>
+              <w:t>M122E - Automate process with a scripting language</w:t>
+            </w:r>
+          </w:p>
+        </w:tc>
+      </w:tr>
+      <w:tr>
+        <w:trPr>
+          <w:jc w:val="center"/>
+        </w:trPr>
+        <w:tc>
+          <w:tcPr>
+            <w:tcW w:w="2376" w:type="dxa"/>
+            <w:shd w:val="clear" w:color="auto" w:fill="F8FAFC"/>
+          </w:tcPr>
+          <w:p>
+            <w:r>
+              <w:rPr>
+                <w:b/>
+                <w:color w:val="374151"/>
+                <w:sz w:val="19"/>
+              </w:rPr>
+              <w:t>Schule</w:t>
+            </w:r>
+          </w:p>
+        </w:tc>
+        <w:tc>
+          <w:tcPr>
+            <w:tcW w:w="6696" w:type="dxa"/>
+            <w:shd w:val="clear" w:color="auto" w:fill="FFFFFF"/>
+          </w:tcPr>
+          <w:p>
+            <w:pPr>
+              <w:spacing w:after="0"/>
+            </w:pPr>
+            <w:r>
+              <w:rPr>
+                <w:sz w:val="19"/>
+              </w:rPr>
+              <w:t>GIBZ</w:t>
+            </w:r>
+          </w:p>
+        </w:tc>
+      </w:tr>
+      <w:tr>
+        <w:trPr>
+          <w:jc w:val="center"/>
+        </w:trPr>
+        <w:tc>
+          <w:tcPr>
+            <w:tcW w:w="2376" w:type="dxa"/>
+            <w:shd w:val="clear" w:color="auto" w:fill="F8FAFC"/>
+          </w:tcPr>
+          <w:p>
+            <w:r>
+              <w:rPr>
+                <w:b/>
+                <w:color w:val="374151"/>
+                <w:sz w:val="19"/>
+              </w:rPr>
+              <w:t>Lehrperson</w:t>
+            </w:r>
+          </w:p>
+        </w:tc>
+        <w:tc>
+          <w:tcPr>
+            <w:tcW w:w="6696" w:type="dxa"/>
+            <w:shd w:val="clear" w:color="auto" w:fill="FFFFFF"/>
+          </w:tcPr>
+          <w:p>
+            <w:pPr>
+              <w:spacing w:after="0"/>
+            </w:pPr>
+            <w:r>
+              <w:rPr>
+                <w:sz w:val="19"/>
+              </w:rPr>
+              <w:t>Roger M?ller</w:t>
+            </w:r>
+          </w:p>
+        </w:tc>
+      </w:tr>
+      <w:tr>
+        <w:trPr>
+          <w:jc w:val="center"/>
+        </w:trPr>
+        <w:tc>
+          <w:tcPr>
+            <w:tcW w:w="2376" w:type="dxa"/>
+            <w:shd w:val="clear" w:color="auto" w:fill="F8FAFC"/>
+          </w:tcPr>
+          <w:p>
+            <w:r>
+              <w:rPr>
+                <w:b/>
+                <w:color w:val="374151"/>
+                <w:sz w:val="19"/>
+              </w:rPr>
+              <w:t>Projekt</w:t>
+            </w:r>
+          </w:p>
+        </w:tc>
+        <w:tc>
+          <w:tcPr>
+            <w:tcW w:w="6696" w:type="dxa"/>
+            <w:shd w:val="clear" w:color="auto" w:fill="FFFFFF"/>
+          </w:tcPr>
+          <w:p>
+            <w:pPr>
+              <w:spacing w:after="0"/>
+            </w:pPr>
+            <w:r>
+              <w:rPr>
+                <w:sz w:val="19"/>
+              </w:rPr>
+              <w:t>Weekly Spotify Wrapped</w:t>
+            </w:r>
+          </w:p>
+        </w:tc>
+      </w:tr>
+      <w:tr>
+        <w:trPr>
+          <w:jc w:val="center"/>
+        </w:trPr>
+        <w:tc>
+          <w:tcPr>
+            <w:tcW w:w="2376" w:type="dxa"/>
+            <w:shd w:val="clear" w:color="auto" w:fill="F8FAFC"/>
+          </w:tcPr>
+          <w:p>
+            <w:pPr>
+              <w:spacing w:after="0"/>
+            </w:pPr>
+            <w:r>
+              <w:rPr>
+                <w:b/>
+                <w:color w:val="374151"/>
+                <w:sz w:val="19"/>
+              </w:rPr>
+              <w:t>Repository</w:t>
+            </w:r>
+          </w:p>
+        </w:tc>
+        <w:tc>
+          <w:tcPr>
+            <w:tcW w:w="6696" w:type="dxa"/>
+            <w:shd w:val="clear" w:color="auto" w:fill="FFFFFF"/>
+          </w:tcPr>
+          <w:p>
+            <w:pPr>
+              <w:spacing w:after="0"/>
+            </w:pPr>
+            <w:r>
+              <w:rPr>
+                <w:sz w:val="19"/>
+              </w:rPr>
+              <w:t>https://github.com/Svoutat/weekly-spotify-wrapped</w:t>
+            </w:r>
+          </w:p>
+        </w:tc>
+      </w:tr>
+      <w:tr>
+        <w:trPr>
+          <w:jc w:val="center"/>
+        </w:trPr>
+        <w:tc>
+          <w:tcPr>
+            <w:tcW w:w="2376" w:type="dxa"/>
+            <w:shd w:val="clear" w:color="auto" w:fill="F8FAFC"/>
+          </w:tcPr>
+          <w:p>
+            <w:r>
+              <w:rPr>
+                <w:b/>
+                <w:color w:val="374151"/>
+                <w:sz w:val="19"/>
+              </w:rPr>
+              <w:t>Datum</w:t>
+            </w:r>
+          </w:p>
+        </w:tc>
+        <w:tc>
+          <w:tcPr>
+            <w:tcW w:w="6696" w:type="dxa"/>
+            <w:shd w:val="clear" w:color="auto" w:fill="FFFFFF"/>
+          </w:tcPr>
+          <w:p>
+            <w:pPr>
+              <w:spacing w:after="0"/>
+            </w:pPr>
+            <w:r>
+              <w:rPr>
+                <w:sz w:val="19"/>
+              </w:rPr>
+              <w:t>16 June 2026</w:t>
+            </w:r>
+          </w:p>
+        </w:tc>
+      </w:tr>
+    </w:tbl>
+    <w:p/>
+    <w:p>
+      <w:pPr>
+        <w:jc w:val="center"/>
+      </w:pPr>
+      <w:r>
+        <w:rPr>
           <w:noProof/>
         </w:rPr>
         <w:drawing>
-          <wp:inline distT="0" distB="0" distL="0" distR="0" wp14:anchorId="22333670" wp14:editId="21BC22A2">
-            <wp:extent cx="6263640" cy="3131820"/>
+          <wp:inline distT="0" distB="0" distL="0" distR="0" wp14:anchorId="1E78395C" wp14:editId="053D435C">
+            <wp:extent cx="1417320" cy="1417320"/>
             <wp:effectExtent l="0" t="0" r="0" b="0"/>
             <wp:docPr id="1" name="Picture 1"/>
             <wp:cNvGraphicFramePr>
@@ -22,7 +345,7 @@
               <a:graphicData uri="http://schemas.openxmlformats.org/drawingml/2006/picture">
                 <pic:pic xmlns:pic="http://schemas.openxmlformats.org/drawingml/2006/picture">
                   <pic:nvPicPr>
-                    <pic:cNvPr id="0" name="weekly_spotify_wrapped_cover.png"/>
+                    <pic:cNvPr id="0" name="weekly_spotify_wrapped_icon.png"/>
                     <pic:cNvPicPr/>
                   </pic:nvPicPr>
                   <pic:blipFill>
@@ -34,7 +357,7 @@
                   <pic:spPr>
                     <a:xfrm>
                       <a:off x="0" y="0"/>
-                      <a:ext cx="6263640" cy="3131820"/>
+                      <a:ext cx="1417320" cy="1417320"/>
                     </a:xfrm>
                     <a:prstGeom prst="rect">
                       <a:avLst/>
@@ -53,34 +376,10 @@
       </w:pPr>
       <w:r>
         <w:rPr>
-          <w:b/>
-          <w:color w:val="1DB954"/>
-          <w:sz w:val="36"/>
+          <w:color w:val="4B5563"/>
+          <w:sz w:val="19"/>
         </w:rPr>
-        <w:t>M122E Final Documentation</w:t>
-      </w:r>
-    </w:p>
-    <w:p>
-      <w:pPr>
-        <w:jc w:val="center"/>
-      </w:pPr>
-      <w:r>
-        <w:rPr>
-          <w:i/>
-          <w:sz w:val="22"/>
-        </w:rPr>
-        <w:t>Python automation project for a weekly personal music report</w:t>
-      </w:r>
-    </w:p>
-    <w:p>
-      <w:pPr>
-        <w:jc w:val="center"/>
-      </w:pPr>
-      <w:r>
-        <w:rPr>
-          <w:sz w:val="18"/>
-        </w:rPr>
-        <w:t>Repository: https://github.com/Svoutat/weekly-spotify-wrapped</w:t>
+        <w:t>Last.fm listening history, Spotify metadata, SQLite storage and Gmail delivery in one automated weekly workflow.</w:t>
       </w:r>
     </w:p>
     <w:p>
@@ -92,7 +391,7 @@
       <w:pPr>
         <w:pStyle w:val="berschrift1"/>
       </w:pPr>
-      <w:bookmarkStart w:id="0" w:name="_Toc232536542"/>
+      <w:bookmarkStart w:id="0" w:name="_Toc232537672"/>
       <w:r>
         <w:lastRenderedPageBreak/>
         <w:t>Table of Contents</w:t>
@@ -119,12 +418,12 @@
         <w:fldChar w:fldCharType="begin"/>
       </w:r>
       <w:r>
-        <w:instrText>TOC \o "1-3" \h \z \u</w:instrText>
+        <w:instrText>TOC \o "1-1" \h \z \u</w:instrText>
       </w:r>
       <w:r>
         <w:fldChar w:fldCharType="separate"/>
       </w:r>
-      <w:hyperlink w:anchor="_Toc232536542" w:history="1">
+      <w:hyperlink w:anchor="_Toc232537672" w:history="1">
         <w:r>
           <w:rPr>
             <w:rStyle w:val="Hyperlink"/>
@@ -151,7 +450,7 @@
             <w:noProof/>
             <w:webHidden/>
           </w:rPr>
-          <w:instrText xml:space="preserve"> PAGEREF _Toc232536542 \h </w:instrText>
+          <w:instrText xml:space="preserve"> PAGEREF _Toc232537672 \h </w:instrText>
         </w:r>
         <w:r>
           <w:rPr>
@@ -198,7 +497,7 @@
           <w14:ligatures w14:val="standardContextual"/>
         </w:rPr>
       </w:pPr>
-      <w:hyperlink w:anchor="_Toc232536543" w:history="1">
+      <w:hyperlink w:anchor="_Toc232537673" w:history="1">
         <w:r>
           <w:rPr>
             <w:rStyle w:val="Hyperlink"/>
@@ -225,7 +524,155 @@
             <w:noProof/>
             <w:webHidden/>
           </w:rPr>
-          <w:instrText xml:space="preserve"> PAGEREF _Toc232536543 \h </w:instrText>
+          <w:instrText xml:space="preserve"> PAGEREF _Toc232537673 \h </w:instrText>
+        </w:r>
+        <w:r>
+          <w:rPr>
+            <w:noProof/>
+            <w:webHidden/>
+          </w:rPr>
+        </w:r>
+        <w:r>
+          <w:rPr>
+            <w:noProof/>
+            <w:webHidden/>
+          </w:rPr>
+          <w:fldChar w:fldCharType="separate"/>
+        </w:r>
+        <w:r>
+          <w:rPr>
+            <w:noProof/>
+            <w:webHidden/>
+          </w:rPr>
+          <w:t>3</w:t>
+        </w:r>
+        <w:r>
+          <w:rPr>
+            <w:noProof/>
+            <w:webHidden/>
+          </w:rPr>
+          <w:fldChar w:fldCharType="end"/>
+        </w:r>
+      </w:hyperlink>
+    </w:p>
+    <w:p>
+      <w:pPr>
+        <w:pStyle w:val="Verzeichnis1"/>
+        <w:tabs>
+          <w:tab w:val="right" w:leader="dot" w:pos="10156"/>
+        </w:tabs>
+        <w:rPr>
+          <w:rFonts w:asciiTheme="minorHAnsi" w:hAnsiTheme="minorHAnsi"/>
+          <w:noProof/>
+          <w:kern w:val="2"/>
+          <w:sz w:val="24"/>
+          <w:szCs w:val="24"/>
+          <w:lang w:val="de-CH" w:eastAsia="de-CH"/>
+          <w14:ligatures w14:val="standardContextual"/>
+        </w:rPr>
+      </w:pPr>
+      <w:hyperlink w:anchor="_Toc232537674" w:history="1">
+        <w:r>
+          <w:rPr>
+            <w:rStyle w:val="Hyperlink"/>
+            <w:noProof/>
+          </w:rPr>
+          <w:t>2. Project Work And Personal Approach</w:t>
+        </w:r>
+        <w:r>
+          <w:rPr>
+            <w:noProof/>
+            <w:webHidden/>
+          </w:rPr>
+          <w:tab/>
+        </w:r>
+        <w:r>
+          <w:rPr>
+            <w:noProof/>
+            <w:webHidden/>
+          </w:rPr>
+          <w:fldChar w:fldCharType="begin"/>
+        </w:r>
+        <w:r>
+          <w:rPr>
+            <w:noProof/>
+            <w:webHidden/>
+          </w:rPr>
+          <w:instrText xml:space="preserve"> PAGEREF _Toc232537674 \h </w:instrText>
+        </w:r>
+        <w:r>
+          <w:rPr>
+            <w:noProof/>
+            <w:webHidden/>
+          </w:rPr>
+        </w:r>
+        <w:r>
+          <w:rPr>
+            <w:noProof/>
+            <w:webHidden/>
+          </w:rPr>
+          <w:fldChar w:fldCharType="separate"/>
+        </w:r>
+        <w:r>
+          <w:rPr>
+            <w:noProof/>
+            <w:webHidden/>
+          </w:rPr>
+          <w:t>3</w:t>
+        </w:r>
+        <w:r>
+          <w:rPr>
+            <w:noProof/>
+            <w:webHidden/>
+          </w:rPr>
+          <w:fldChar w:fldCharType="end"/>
+        </w:r>
+      </w:hyperlink>
+    </w:p>
+    <w:p>
+      <w:pPr>
+        <w:pStyle w:val="Verzeichnis1"/>
+        <w:tabs>
+          <w:tab w:val="right" w:leader="dot" w:pos="10156"/>
+        </w:tabs>
+        <w:rPr>
+          <w:rFonts w:asciiTheme="minorHAnsi" w:hAnsiTheme="minorHAnsi"/>
+          <w:noProof/>
+          <w:kern w:val="2"/>
+          <w:sz w:val="24"/>
+          <w:szCs w:val="24"/>
+          <w:lang w:val="de-CH" w:eastAsia="de-CH"/>
+          <w14:ligatures w14:val="standardContextual"/>
+        </w:rPr>
+      </w:pPr>
+      <w:hyperlink w:anchor="_Toc232537675" w:history="1">
+        <w:r>
+          <w:rPr>
+            <w:rStyle w:val="Hyperlink"/>
+            <w:noProof/>
+          </w:rPr>
+          <w:t>3. Project Plan</w:t>
+        </w:r>
+        <w:r>
+          <w:rPr>
+            <w:noProof/>
+            <w:webHidden/>
+          </w:rPr>
+          <w:tab/>
+        </w:r>
+        <w:r>
+          <w:rPr>
+            <w:noProof/>
+            <w:webHidden/>
+          </w:rPr>
+          <w:fldChar w:fldCharType="begin"/>
+        </w:r>
+        <w:r>
+          <w:rPr>
+            <w:noProof/>
+            <w:webHidden/>
+          </w:rPr>
+          <w:instrText xml:space="preserve"> PAGEREF _Toc232537675 \h </w:instrText>
         </w:r>
         <w:r>
           <w:rPr>
@@ -258,7 +705,7 @@
     </w:p>
     <w:p>
       <w:pPr>
-        <w:pStyle w:val="Verzeichnis2"/>
+        <w:pStyle w:val="Verzeichnis1"/>
         <w:tabs>
           <w:tab w:val="right" w:leader="dot" w:pos="10156"/>
         </w:tabs>
@@ -272,13 +719,13 @@
           <w14:ligatures w14:val="standardContextual"/>
         </w:rPr>
       </w:pPr>
-      <w:hyperlink w:anchor="_Toc232536544" w:history="1">
+      <w:hyperlink w:anchor="_Toc232537676" w:history="1">
         <w:r>
           <w:rPr>
             <w:rStyle w:val="Hyperlink"/>
             <w:noProof/>
           </w:rPr>
-          <w:t>1.1 Context</w:t>
+          <w:t>4. Requirements</w:t>
         </w:r>
         <w:r>
           <w:rPr>
@@ -299,7 +746,7 @@
             <w:noProof/>
             <w:webHidden/>
           </w:rPr>
-          <w:instrText xml:space="preserve"> PAGEREF _Toc232536544 \h </w:instrText>
+          <w:instrText xml:space="preserve"> PAGEREF _Toc232537676 \h </w:instrText>
         </w:r>
         <w:r>
           <w:rPr>
@@ -332,7 +779,7 @@
     </w:p>
     <w:p>
       <w:pPr>
-        <w:pStyle w:val="Verzeichnis2"/>
+        <w:pStyle w:val="Verzeichnis1"/>
         <w:tabs>
           <w:tab w:val="right" w:leader="dot" w:pos="10156"/>
         </w:tabs>
@@ -346,13 +793,13 @@
           <w14:ligatures w14:val="standardContextual"/>
         </w:rPr>
       </w:pPr>
-      <w:hyperlink w:anchor="_Toc232536545" w:history="1">
+      <w:hyperlink w:anchor="_Toc232537677" w:history="1">
         <w:r>
           <w:rPr>
             <w:rStyle w:val="Hyperlink"/>
             <w:noProof/>
           </w:rPr>
-          <w:t>1.2 Goal</w:t>
+          <w:t>5. System Design</w:t>
         </w:r>
         <w:r>
           <w:rPr>
@@ -373,377 +820,7 @@
             <w:noProof/>
             <w:webHidden/>
           </w:rPr>
-          <w:instrText xml:space="preserve"> PAGEREF _Toc232536545 \h </w:instrText>
-        </w:r>
-        <w:r>
-          <w:rPr>
-            <w:noProof/>
-            <w:webHidden/>
-          </w:rPr>
-        </w:r>
-        <w:r>
-          <w:rPr>
-            <w:noProof/>
-            <w:webHidden/>
-          </w:rPr>
-          <w:fldChar w:fldCharType="separate"/>
-        </w:r>
-        <w:r>
-          <w:rPr>
-            <w:noProof/>
-            <w:webHidden/>
-          </w:rPr>
-          <w:t>4</w:t>
-        </w:r>
-        <w:r>
-          <w:rPr>
-            <w:noProof/>
-            <w:webHidden/>
-          </w:rPr>
-          <w:fldChar w:fldCharType="end"/>
-        </w:r>
-      </w:hyperlink>
-    </w:p>
-    <w:p>
-      <w:pPr>
-        <w:pStyle w:val="Verzeichnis2"/>
-        <w:tabs>
-          <w:tab w:val="right" w:leader="dot" w:pos="10156"/>
-        </w:tabs>
-        <w:rPr>
-          <w:rFonts w:asciiTheme="minorHAnsi" w:hAnsiTheme="minorHAnsi"/>
-          <w:noProof/>
-          <w:kern w:val="2"/>
-          <w:sz w:val="24"/>
-          <w:szCs w:val="24"/>
-          <w:lang w:val="de-CH" w:eastAsia="de-CH"/>
-          <w14:ligatures w14:val="standardContextual"/>
-        </w:rPr>
-      </w:pPr>
-      <w:hyperlink w:anchor="_Toc232536546" w:history="1">
-        <w:r>
-          <w:rPr>
-            <w:rStyle w:val="Hyperlink"/>
-            <w:noProof/>
-          </w:rPr>
-          <w:t>1.3 What The Program Does</w:t>
-        </w:r>
-        <w:r>
-          <w:rPr>
-            <w:noProof/>
-            <w:webHidden/>
-          </w:rPr>
-          <w:tab/>
-        </w:r>
-        <w:r>
-          <w:rPr>
-            <w:noProof/>
-            <w:webHidden/>
-          </w:rPr>
-          <w:fldChar w:fldCharType="begin"/>
-        </w:r>
-        <w:r>
-          <w:rPr>
-            <w:noProof/>
-            <w:webHidden/>
-          </w:rPr>
-          <w:instrText xml:space="preserve"> PAGEREF _Toc232536546 \h </w:instrText>
-        </w:r>
-        <w:r>
-          <w:rPr>
-            <w:noProof/>
-            <w:webHidden/>
-          </w:rPr>
-        </w:r>
-        <w:r>
-          <w:rPr>
-            <w:noProof/>
-            <w:webHidden/>
-          </w:rPr>
-          <w:fldChar w:fldCharType="separate"/>
-        </w:r>
-        <w:r>
-          <w:rPr>
-            <w:noProof/>
-            <w:webHidden/>
-          </w:rPr>
-          <w:t>4</w:t>
-        </w:r>
-        <w:r>
-          <w:rPr>
-            <w:noProof/>
-            <w:webHidden/>
-          </w:rPr>
-          <w:fldChar w:fldCharType="end"/>
-        </w:r>
-      </w:hyperlink>
-    </w:p>
-    <w:p>
-      <w:pPr>
-        <w:pStyle w:val="Verzeichnis1"/>
-        <w:tabs>
-          <w:tab w:val="right" w:leader="dot" w:pos="10156"/>
-        </w:tabs>
-        <w:rPr>
-          <w:rFonts w:asciiTheme="minorHAnsi" w:hAnsiTheme="minorHAnsi"/>
-          <w:noProof/>
-          <w:kern w:val="2"/>
-          <w:sz w:val="24"/>
-          <w:szCs w:val="24"/>
-          <w:lang w:val="de-CH" w:eastAsia="de-CH"/>
-          <w14:ligatures w14:val="standardContextual"/>
-        </w:rPr>
-      </w:pPr>
-      <w:hyperlink w:anchor="_Toc232536547" w:history="1">
-        <w:r>
-          <w:rPr>
-            <w:rStyle w:val="Hyperlink"/>
-            <w:noProof/>
-          </w:rPr>
-          <w:t>2. Project Work And Personal Approach</w:t>
-        </w:r>
-        <w:r>
-          <w:rPr>
-            <w:noProof/>
-            <w:webHidden/>
-          </w:rPr>
-          <w:tab/>
-        </w:r>
-        <w:r>
-          <w:rPr>
-            <w:noProof/>
-            <w:webHidden/>
-          </w:rPr>
-          <w:fldChar w:fldCharType="begin"/>
-        </w:r>
-        <w:r>
-          <w:rPr>
-            <w:noProof/>
-            <w:webHidden/>
-          </w:rPr>
-          <w:instrText xml:space="preserve"> PAGEREF _Toc232536547 \h </w:instrText>
-        </w:r>
-        <w:r>
-          <w:rPr>
-            <w:noProof/>
-            <w:webHidden/>
-          </w:rPr>
-        </w:r>
-        <w:r>
-          <w:rPr>
-            <w:noProof/>
-            <w:webHidden/>
-          </w:rPr>
-          <w:fldChar w:fldCharType="separate"/>
-        </w:r>
-        <w:r>
-          <w:rPr>
-            <w:noProof/>
-            <w:webHidden/>
-          </w:rPr>
-          <w:t>4</w:t>
-        </w:r>
-        <w:r>
-          <w:rPr>
-            <w:noProof/>
-            <w:webHidden/>
-          </w:rPr>
-          <w:fldChar w:fldCharType="end"/>
-        </w:r>
-      </w:hyperlink>
-    </w:p>
-    <w:p>
-      <w:pPr>
-        <w:pStyle w:val="Verzeichnis2"/>
-        <w:tabs>
-          <w:tab w:val="right" w:leader="dot" w:pos="10156"/>
-        </w:tabs>
-        <w:rPr>
-          <w:rFonts w:asciiTheme="minorHAnsi" w:hAnsiTheme="minorHAnsi"/>
-          <w:noProof/>
-          <w:kern w:val="2"/>
-          <w:sz w:val="24"/>
-          <w:szCs w:val="24"/>
-          <w:lang w:val="de-CH" w:eastAsia="de-CH"/>
-          <w14:ligatures w14:val="standardContextual"/>
-        </w:rPr>
-      </w:pPr>
-      <w:hyperlink w:anchor="_Toc232536548" w:history="1">
-        <w:r>
-          <w:rPr>
-            <w:rStyle w:val="Hyperlink"/>
-            <w:noProof/>
-          </w:rPr>
-          <w:t>2.1 How I Started</w:t>
-        </w:r>
-        <w:r>
-          <w:rPr>
-            <w:noProof/>
-            <w:webHidden/>
-          </w:rPr>
-          <w:tab/>
-        </w:r>
-        <w:r>
-          <w:rPr>
-            <w:noProof/>
-            <w:webHidden/>
-          </w:rPr>
-          <w:fldChar w:fldCharType="begin"/>
-        </w:r>
-        <w:r>
-          <w:rPr>
-            <w:noProof/>
-            <w:webHidden/>
-          </w:rPr>
-          <w:instrText xml:space="preserve"> PAGEREF _Toc232536548 \h </w:instrText>
-        </w:r>
-        <w:r>
-          <w:rPr>
-            <w:noProof/>
-            <w:webHidden/>
-          </w:rPr>
-        </w:r>
-        <w:r>
-          <w:rPr>
-            <w:noProof/>
-            <w:webHidden/>
-          </w:rPr>
-          <w:fldChar w:fldCharType="separate"/>
-        </w:r>
-        <w:r>
-          <w:rPr>
-            <w:noProof/>
-            <w:webHidden/>
-          </w:rPr>
-          <w:t>4</w:t>
-        </w:r>
-        <w:r>
-          <w:rPr>
-            <w:noProof/>
-            <w:webHidden/>
-          </w:rPr>
-          <w:fldChar w:fldCharType="end"/>
-        </w:r>
-      </w:hyperlink>
-    </w:p>
-    <w:p>
-      <w:pPr>
-        <w:pStyle w:val="Verzeichnis2"/>
-        <w:tabs>
-          <w:tab w:val="right" w:leader="dot" w:pos="10156"/>
-        </w:tabs>
-        <w:rPr>
-          <w:rFonts w:asciiTheme="minorHAnsi" w:hAnsiTheme="minorHAnsi"/>
-          <w:noProof/>
-          <w:kern w:val="2"/>
-          <w:sz w:val="24"/>
-          <w:szCs w:val="24"/>
-          <w:lang w:val="de-CH" w:eastAsia="de-CH"/>
-          <w14:ligatures w14:val="standardContextual"/>
-        </w:rPr>
-      </w:pPr>
-      <w:hyperlink w:anchor="_Toc232536549" w:history="1">
-        <w:r>
-          <w:rPr>
-            <w:rStyle w:val="Hyperlink"/>
-            <w:noProof/>
-          </w:rPr>
-          <w:t>2.2 Difficulties During The Project</w:t>
-        </w:r>
-        <w:r>
-          <w:rPr>
-            <w:noProof/>
-            <w:webHidden/>
-          </w:rPr>
-          <w:tab/>
-        </w:r>
-        <w:r>
-          <w:rPr>
-            <w:noProof/>
-            <w:webHidden/>
-          </w:rPr>
-          <w:fldChar w:fldCharType="begin"/>
-        </w:r>
-        <w:r>
-          <w:rPr>
-            <w:noProof/>
-            <w:webHidden/>
-          </w:rPr>
-          <w:instrText xml:space="preserve"> PAGEREF _Toc232536549 \h </w:instrText>
-        </w:r>
-        <w:r>
-          <w:rPr>
-            <w:noProof/>
-            <w:webHidden/>
-          </w:rPr>
-        </w:r>
-        <w:r>
-          <w:rPr>
-            <w:noProof/>
-            <w:webHidden/>
-          </w:rPr>
-          <w:fldChar w:fldCharType="separate"/>
-        </w:r>
-        <w:r>
-          <w:rPr>
-            <w:noProof/>
-            <w:webHidden/>
-          </w:rPr>
-          <w:t>4</w:t>
-        </w:r>
-        <w:r>
-          <w:rPr>
-            <w:noProof/>
-            <w:webHidden/>
-          </w:rPr>
-          <w:fldChar w:fldCharType="end"/>
-        </w:r>
-      </w:hyperlink>
-    </w:p>
-    <w:p>
-      <w:pPr>
-        <w:pStyle w:val="Verzeichnis2"/>
-        <w:tabs>
-          <w:tab w:val="right" w:leader="dot" w:pos="10156"/>
-        </w:tabs>
-        <w:rPr>
-          <w:rFonts w:asciiTheme="minorHAnsi" w:hAnsiTheme="minorHAnsi"/>
-          <w:noProof/>
-          <w:kern w:val="2"/>
-          <w:sz w:val="24"/>
-          <w:szCs w:val="24"/>
-          <w:lang w:val="de-CH" w:eastAsia="de-CH"/>
-          <w14:ligatures w14:val="standardContextual"/>
-        </w:rPr>
-      </w:pPr>
-      <w:hyperlink w:anchor="_Toc232536550" w:history="1">
-        <w:r>
-          <w:rPr>
-            <w:rStyle w:val="Hyperlink"/>
-            <w:noProof/>
-          </w:rPr>
-          <w:t>2.3 What I Improved Near The End</w:t>
-        </w:r>
-        <w:r>
-          <w:rPr>
-            <w:noProof/>
-            <w:webHidden/>
-          </w:rPr>
-          <w:tab/>
-        </w:r>
-        <w:r>
-          <w:rPr>
-            <w:noProof/>
-            <w:webHidden/>
-          </w:rPr>
-          <w:fldChar w:fldCharType="begin"/>
-        </w:r>
-        <w:r>
-          <w:rPr>
-            <w:noProof/>
-            <w:webHidden/>
-          </w:rPr>
-          <w:instrText xml:space="preserve"> PAGEREF _Toc232536550 \h </w:instrText>
+          <w:instrText xml:space="preserve"> PAGEREF _Toc232537677 \h </w:instrText>
         </w:r>
         <w:r>
           <w:rPr>
@@ -790,13 +867,13 @@
           <w14:ligatures w14:val="standardContextual"/>
         </w:rPr>
       </w:pPr>
-      <w:hyperlink w:anchor="_Toc232536551" w:history="1">
+      <w:hyperlink w:anchor="_Toc232537678" w:history="1">
         <w:r>
           <w:rPr>
             <w:rStyle w:val="Hyperlink"/>
             <w:noProof/>
           </w:rPr>
-          <w:t>3. Project Plan</w:t>
+          <w:t>6. Database Design</w:t>
         </w:r>
         <w:r>
           <w:rPr>
@@ -817,895 +894,7 @@
             <w:noProof/>
             <w:webHidden/>
           </w:rPr>
-          <w:instrText xml:space="preserve"> PAGEREF _Toc232536551 \h </w:instrText>
-        </w:r>
-        <w:r>
-          <w:rPr>
-            <w:noProof/>
-            <w:webHidden/>
-          </w:rPr>
-        </w:r>
-        <w:r>
-          <w:rPr>
-            <w:noProof/>
-            <w:webHidden/>
-          </w:rPr>
-          <w:fldChar w:fldCharType="separate"/>
-        </w:r>
-        <w:r>
-          <w:rPr>
-            <w:noProof/>
-            <w:webHidden/>
-          </w:rPr>
-          <w:t>5</w:t>
-        </w:r>
-        <w:r>
-          <w:rPr>
-            <w:noProof/>
-            <w:webHidden/>
-          </w:rPr>
-          <w:fldChar w:fldCharType="end"/>
-        </w:r>
-      </w:hyperlink>
-    </w:p>
-    <w:p>
-      <w:pPr>
-        <w:pStyle w:val="Verzeichnis1"/>
-        <w:tabs>
-          <w:tab w:val="right" w:leader="dot" w:pos="10156"/>
-        </w:tabs>
-        <w:rPr>
-          <w:rFonts w:asciiTheme="minorHAnsi" w:hAnsiTheme="minorHAnsi"/>
-          <w:noProof/>
-          <w:kern w:val="2"/>
-          <w:sz w:val="24"/>
-          <w:szCs w:val="24"/>
-          <w:lang w:val="de-CH" w:eastAsia="de-CH"/>
-          <w14:ligatures w14:val="standardContextual"/>
-        </w:rPr>
-      </w:pPr>
-      <w:hyperlink w:anchor="_Toc232536552" w:history="1">
-        <w:r>
-          <w:rPr>
-            <w:rStyle w:val="Hyperlink"/>
-            <w:noProof/>
-          </w:rPr>
-          <w:t>4. Requirements</w:t>
-        </w:r>
-        <w:r>
-          <w:rPr>
-            <w:noProof/>
-            <w:webHidden/>
-          </w:rPr>
-          <w:tab/>
-        </w:r>
-        <w:r>
-          <w:rPr>
-            <w:noProof/>
-            <w:webHidden/>
-          </w:rPr>
-          <w:fldChar w:fldCharType="begin"/>
-        </w:r>
-        <w:r>
-          <w:rPr>
-            <w:noProof/>
-            <w:webHidden/>
-          </w:rPr>
-          <w:instrText xml:space="preserve"> PAGEREF _Toc232536552 \h </w:instrText>
-        </w:r>
-        <w:r>
-          <w:rPr>
-            <w:noProof/>
-            <w:webHidden/>
-          </w:rPr>
-        </w:r>
-        <w:r>
-          <w:rPr>
-            <w:noProof/>
-            <w:webHidden/>
-          </w:rPr>
-          <w:fldChar w:fldCharType="separate"/>
-        </w:r>
-        <w:r>
-          <w:rPr>
-            <w:noProof/>
-            <w:webHidden/>
-          </w:rPr>
-          <w:t>5</w:t>
-        </w:r>
-        <w:r>
-          <w:rPr>
-            <w:noProof/>
-            <w:webHidden/>
-          </w:rPr>
-          <w:fldChar w:fldCharType="end"/>
-        </w:r>
-      </w:hyperlink>
-    </w:p>
-    <w:p>
-      <w:pPr>
-        <w:pStyle w:val="Verzeichnis2"/>
-        <w:tabs>
-          <w:tab w:val="right" w:leader="dot" w:pos="10156"/>
-        </w:tabs>
-        <w:rPr>
-          <w:rFonts w:asciiTheme="minorHAnsi" w:hAnsiTheme="minorHAnsi"/>
-          <w:noProof/>
-          <w:kern w:val="2"/>
-          <w:sz w:val="24"/>
-          <w:szCs w:val="24"/>
-          <w:lang w:val="de-CH" w:eastAsia="de-CH"/>
-          <w14:ligatures w14:val="standardContextual"/>
-        </w:rPr>
-      </w:pPr>
-      <w:hyperlink w:anchor="_Toc232536553" w:history="1">
-        <w:r>
-          <w:rPr>
-            <w:rStyle w:val="Hyperlink"/>
-            <w:noProof/>
-          </w:rPr>
-          <w:t>4.1 Functional Requirements</w:t>
-        </w:r>
-        <w:r>
-          <w:rPr>
-            <w:noProof/>
-            <w:webHidden/>
-          </w:rPr>
-          <w:tab/>
-        </w:r>
-        <w:r>
-          <w:rPr>
-            <w:noProof/>
-            <w:webHidden/>
-          </w:rPr>
-          <w:fldChar w:fldCharType="begin"/>
-        </w:r>
-        <w:r>
-          <w:rPr>
-            <w:noProof/>
-            <w:webHidden/>
-          </w:rPr>
-          <w:instrText xml:space="preserve"> PAGEREF _Toc232536553 \h </w:instrText>
-        </w:r>
-        <w:r>
-          <w:rPr>
-            <w:noProof/>
-            <w:webHidden/>
-          </w:rPr>
-        </w:r>
-        <w:r>
-          <w:rPr>
-            <w:noProof/>
-            <w:webHidden/>
-          </w:rPr>
-          <w:fldChar w:fldCharType="separate"/>
-        </w:r>
-        <w:r>
-          <w:rPr>
-            <w:noProof/>
-            <w:webHidden/>
-          </w:rPr>
-          <w:t>5</w:t>
-        </w:r>
-        <w:r>
-          <w:rPr>
-            <w:noProof/>
-            <w:webHidden/>
-          </w:rPr>
-          <w:fldChar w:fldCharType="end"/>
-        </w:r>
-      </w:hyperlink>
-    </w:p>
-    <w:p>
-      <w:pPr>
-        <w:pStyle w:val="Verzeichnis2"/>
-        <w:tabs>
-          <w:tab w:val="right" w:leader="dot" w:pos="10156"/>
-        </w:tabs>
-        <w:rPr>
-          <w:rFonts w:asciiTheme="minorHAnsi" w:hAnsiTheme="minorHAnsi"/>
-          <w:noProof/>
-          <w:kern w:val="2"/>
-          <w:sz w:val="24"/>
-          <w:szCs w:val="24"/>
-          <w:lang w:val="de-CH" w:eastAsia="de-CH"/>
-          <w14:ligatures w14:val="standardContextual"/>
-        </w:rPr>
-      </w:pPr>
-      <w:hyperlink w:anchor="_Toc232536554" w:history="1">
-        <w:r>
-          <w:rPr>
-            <w:rStyle w:val="Hyperlink"/>
-            <w:noProof/>
-          </w:rPr>
-          <w:t>4.2 Non-Functional Requirements</w:t>
-        </w:r>
-        <w:r>
-          <w:rPr>
-            <w:noProof/>
-            <w:webHidden/>
-          </w:rPr>
-          <w:tab/>
-        </w:r>
-        <w:r>
-          <w:rPr>
-            <w:noProof/>
-            <w:webHidden/>
-          </w:rPr>
-          <w:fldChar w:fldCharType="begin"/>
-        </w:r>
-        <w:r>
-          <w:rPr>
-            <w:noProof/>
-            <w:webHidden/>
-          </w:rPr>
-          <w:instrText xml:space="preserve"> PAGEREF _Toc232536554 \h </w:instrText>
-        </w:r>
-        <w:r>
-          <w:rPr>
-            <w:noProof/>
-            <w:webHidden/>
-          </w:rPr>
-        </w:r>
-        <w:r>
-          <w:rPr>
-            <w:noProof/>
-            <w:webHidden/>
-          </w:rPr>
-          <w:fldChar w:fldCharType="separate"/>
-        </w:r>
-        <w:r>
-          <w:rPr>
-            <w:noProof/>
-            <w:webHidden/>
-          </w:rPr>
-          <w:t>6</w:t>
-        </w:r>
-        <w:r>
-          <w:rPr>
-            <w:noProof/>
-            <w:webHidden/>
-          </w:rPr>
-          <w:fldChar w:fldCharType="end"/>
-        </w:r>
-      </w:hyperlink>
-    </w:p>
-    <w:p>
-      <w:pPr>
-        <w:pStyle w:val="Verzeichnis1"/>
-        <w:tabs>
-          <w:tab w:val="right" w:leader="dot" w:pos="10156"/>
-        </w:tabs>
-        <w:rPr>
-          <w:rFonts w:asciiTheme="minorHAnsi" w:hAnsiTheme="minorHAnsi"/>
-          <w:noProof/>
-          <w:kern w:val="2"/>
-          <w:sz w:val="24"/>
-          <w:szCs w:val="24"/>
-          <w:lang w:val="de-CH" w:eastAsia="de-CH"/>
-          <w14:ligatures w14:val="standardContextual"/>
-        </w:rPr>
-      </w:pPr>
-      <w:hyperlink w:anchor="_Toc232536555" w:history="1">
-        <w:r>
-          <w:rPr>
-            <w:rStyle w:val="Hyperlink"/>
-            <w:noProof/>
-          </w:rPr>
-          <w:t>5. System Design</w:t>
-        </w:r>
-        <w:r>
-          <w:rPr>
-            <w:noProof/>
-            <w:webHidden/>
-          </w:rPr>
-          <w:tab/>
-        </w:r>
-        <w:r>
-          <w:rPr>
-            <w:noProof/>
-            <w:webHidden/>
-          </w:rPr>
-          <w:fldChar w:fldCharType="begin"/>
-        </w:r>
-        <w:r>
-          <w:rPr>
-            <w:noProof/>
-            <w:webHidden/>
-          </w:rPr>
-          <w:instrText xml:space="preserve"> PAGEREF _Toc232536555 \h </w:instrText>
-        </w:r>
-        <w:r>
-          <w:rPr>
-            <w:noProof/>
-            <w:webHidden/>
-          </w:rPr>
-        </w:r>
-        <w:r>
-          <w:rPr>
-            <w:noProof/>
-            <w:webHidden/>
-          </w:rPr>
-          <w:fldChar w:fldCharType="separate"/>
-        </w:r>
-        <w:r>
-          <w:rPr>
-            <w:noProof/>
-            <w:webHidden/>
-          </w:rPr>
-          <w:t>6</w:t>
-        </w:r>
-        <w:r>
-          <w:rPr>
-            <w:noProof/>
-            <w:webHidden/>
-          </w:rPr>
-          <w:fldChar w:fldCharType="end"/>
-        </w:r>
-      </w:hyperlink>
-    </w:p>
-    <w:p>
-      <w:pPr>
-        <w:pStyle w:val="Verzeichnis2"/>
-        <w:tabs>
-          <w:tab w:val="right" w:leader="dot" w:pos="10156"/>
-        </w:tabs>
-        <w:rPr>
-          <w:rFonts w:asciiTheme="minorHAnsi" w:hAnsiTheme="minorHAnsi"/>
-          <w:noProof/>
-          <w:kern w:val="2"/>
-          <w:sz w:val="24"/>
-          <w:szCs w:val="24"/>
-          <w:lang w:val="de-CH" w:eastAsia="de-CH"/>
-          <w14:ligatures w14:val="standardContextual"/>
-        </w:rPr>
-      </w:pPr>
-      <w:hyperlink w:anchor="_Toc232536556" w:history="1">
-        <w:r>
-          <w:rPr>
-            <w:rStyle w:val="Hyperlink"/>
-            <w:noProof/>
-          </w:rPr>
-          <w:t>5.1 Module Overview</w:t>
-        </w:r>
-        <w:r>
-          <w:rPr>
-            <w:noProof/>
-            <w:webHidden/>
-          </w:rPr>
-          <w:tab/>
-        </w:r>
-        <w:r>
-          <w:rPr>
-            <w:noProof/>
-            <w:webHidden/>
-          </w:rPr>
-          <w:fldChar w:fldCharType="begin"/>
-        </w:r>
-        <w:r>
-          <w:rPr>
-            <w:noProof/>
-            <w:webHidden/>
-          </w:rPr>
-          <w:instrText xml:space="preserve"> PAGEREF _Toc232536556 \h </w:instrText>
-        </w:r>
-        <w:r>
-          <w:rPr>
-            <w:noProof/>
-            <w:webHidden/>
-          </w:rPr>
-        </w:r>
-        <w:r>
-          <w:rPr>
-            <w:noProof/>
-            <w:webHidden/>
-          </w:rPr>
-          <w:fldChar w:fldCharType="separate"/>
-        </w:r>
-        <w:r>
-          <w:rPr>
-            <w:noProof/>
-            <w:webHidden/>
-          </w:rPr>
-          <w:t>6</w:t>
-        </w:r>
-        <w:r>
-          <w:rPr>
-            <w:noProof/>
-            <w:webHidden/>
-          </w:rPr>
-          <w:fldChar w:fldCharType="end"/>
-        </w:r>
-      </w:hyperlink>
-    </w:p>
-    <w:p>
-      <w:pPr>
-        <w:pStyle w:val="Verzeichnis2"/>
-        <w:tabs>
-          <w:tab w:val="right" w:leader="dot" w:pos="10156"/>
-        </w:tabs>
-        <w:rPr>
-          <w:rFonts w:asciiTheme="minorHAnsi" w:hAnsiTheme="minorHAnsi"/>
-          <w:noProof/>
-          <w:kern w:val="2"/>
-          <w:sz w:val="24"/>
-          <w:szCs w:val="24"/>
-          <w:lang w:val="de-CH" w:eastAsia="de-CH"/>
-          <w14:ligatures w14:val="standardContextual"/>
-        </w:rPr>
-      </w:pPr>
-      <w:hyperlink w:anchor="_Toc232536557" w:history="1">
-        <w:r>
-          <w:rPr>
-            <w:rStyle w:val="Hyperlink"/>
-            <w:noProof/>
-          </w:rPr>
-          <w:t>5.2 Main Workflow</w:t>
-        </w:r>
-        <w:r>
-          <w:rPr>
-            <w:noProof/>
-            <w:webHidden/>
-          </w:rPr>
-          <w:tab/>
-        </w:r>
-        <w:r>
-          <w:rPr>
-            <w:noProof/>
-            <w:webHidden/>
-          </w:rPr>
-          <w:fldChar w:fldCharType="begin"/>
-        </w:r>
-        <w:r>
-          <w:rPr>
-            <w:noProof/>
-            <w:webHidden/>
-          </w:rPr>
-          <w:instrText xml:space="preserve"> PAGEREF _Toc232536557 \h </w:instrText>
-        </w:r>
-        <w:r>
-          <w:rPr>
-            <w:noProof/>
-            <w:webHidden/>
-          </w:rPr>
-        </w:r>
-        <w:r>
-          <w:rPr>
-            <w:noProof/>
-            <w:webHidden/>
-          </w:rPr>
-          <w:fldChar w:fldCharType="separate"/>
-        </w:r>
-        <w:r>
-          <w:rPr>
-            <w:noProof/>
-            <w:webHidden/>
-          </w:rPr>
-          <w:t>6</w:t>
-        </w:r>
-        <w:r>
-          <w:rPr>
-            <w:noProof/>
-            <w:webHidden/>
-          </w:rPr>
-          <w:fldChar w:fldCharType="end"/>
-        </w:r>
-      </w:hyperlink>
-    </w:p>
-    <w:p>
-      <w:pPr>
-        <w:pStyle w:val="Verzeichnis2"/>
-        <w:tabs>
-          <w:tab w:val="right" w:leader="dot" w:pos="10156"/>
-        </w:tabs>
-        <w:rPr>
-          <w:rFonts w:asciiTheme="minorHAnsi" w:hAnsiTheme="minorHAnsi"/>
-          <w:noProof/>
-          <w:kern w:val="2"/>
-          <w:sz w:val="24"/>
-          <w:szCs w:val="24"/>
-          <w:lang w:val="de-CH" w:eastAsia="de-CH"/>
-          <w14:ligatures w14:val="standardContextual"/>
-        </w:rPr>
-      </w:pPr>
-      <w:hyperlink w:anchor="_Toc232536558" w:history="1">
-        <w:r>
-          <w:rPr>
-            <w:rStyle w:val="Hyperlink"/>
-            <w:noProof/>
-          </w:rPr>
-          <w:t>5.3 System Architecture Diagram</w:t>
-        </w:r>
-        <w:r>
-          <w:rPr>
-            <w:noProof/>
-            <w:webHidden/>
-          </w:rPr>
-          <w:tab/>
-        </w:r>
-        <w:r>
-          <w:rPr>
-            <w:noProof/>
-            <w:webHidden/>
-          </w:rPr>
-          <w:fldChar w:fldCharType="begin"/>
-        </w:r>
-        <w:r>
-          <w:rPr>
-            <w:noProof/>
-            <w:webHidden/>
-          </w:rPr>
-          <w:instrText xml:space="preserve"> PAGEREF _Toc232536558 \h </w:instrText>
-        </w:r>
-        <w:r>
-          <w:rPr>
-            <w:noProof/>
-            <w:webHidden/>
-          </w:rPr>
-        </w:r>
-        <w:r>
-          <w:rPr>
-            <w:noProof/>
-            <w:webHidden/>
-          </w:rPr>
-          <w:fldChar w:fldCharType="separate"/>
-        </w:r>
-        <w:r>
-          <w:rPr>
-            <w:noProof/>
-            <w:webHidden/>
-          </w:rPr>
-          <w:t>7</w:t>
-        </w:r>
-        <w:r>
-          <w:rPr>
-            <w:noProof/>
-            <w:webHidden/>
-          </w:rPr>
-          <w:fldChar w:fldCharType="end"/>
-        </w:r>
-      </w:hyperlink>
-    </w:p>
-    <w:p>
-      <w:pPr>
-        <w:pStyle w:val="Verzeichnis2"/>
-        <w:tabs>
-          <w:tab w:val="right" w:leader="dot" w:pos="10156"/>
-        </w:tabs>
-        <w:rPr>
-          <w:rFonts w:asciiTheme="minorHAnsi" w:hAnsiTheme="minorHAnsi"/>
-          <w:noProof/>
-          <w:kern w:val="2"/>
-          <w:sz w:val="24"/>
-          <w:szCs w:val="24"/>
-          <w:lang w:val="de-CH" w:eastAsia="de-CH"/>
-          <w14:ligatures w14:val="standardContextual"/>
-        </w:rPr>
-      </w:pPr>
-      <w:hyperlink w:anchor="_Toc232536559" w:history="1">
-        <w:r>
-          <w:rPr>
-            <w:rStyle w:val="Hyperlink"/>
-            <w:noProof/>
-          </w:rPr>
-          <w:t>5.4 UML Activity Diagram</w:t>
-        </w:r>
-        <w:r>
-          <w:rPr>
-            <w:noProof/>
-            <w:webHidden/>
-          </w:rPr>
-          <w:tab/>
-        </w:r>
-        <w:r>
-          <w:rPr>
-            <w:noProof/>
-            <w:webHidden/>
-          </w:rPr>
-          <w:fldChar w:fldCharType="begin"/>
-        </w:r>
-        <w:r>
-          <w:rPr>
-            <w:noProof/>
-            <w:webHidden/>
-          </w:rPr>
-          <w:instrText xml:space="preserve"> PAGEREF _Toc232536559 \h </w:instrText>
-        </w:r>
-        <w:r>
-          <w:rPr>
-            <w:noProof/>
-            <w:webHidden/>
-          </w:rPr>
-        </w:r>
-        <w:r>
-          <w:rPr>
-            <w:noProof/>
-            <w:webHidden/>
-          </w:rPr>
-          <w:fldChar w:fldCharType="separate"/>
-        </w:r>
-        <w:r>
-          <w:rPr>
-            <w:noProof/>
-            <w:webHidden/>
-          </w:rPr>
-          <w:t>8</w:t>
-        </w:r>
-        <w:r>
-          <w:rPr>
-            <w:noProof/>
-            <w:webHidden/>
-          </w:rPr>
-          <w:fldChar w:fldCharType="end"/>
-        </w:r>
-      </w:hyperlink>
-    </w:p>
-    <w:p>
-      <w:pPr>
-        <w:pStyle w:val="Verzeichnis2"/>
-        <w:tabs>
-          <w:tab w:val="right" w:leader="dot" w:pos="10156"/>
-        </w:tabs>
-        <w:rPr>
-          <w:rFonts w:asciiTheme="minorHAnsi" w:hAnsiTheme="minorHAnsi"/>
-          <w:noProof/>
-          <w:kern w:val="2"/>
-          <w:sz w:val="24"/>
-          <w:szCs w:val="24"/>
-          <w:lang w:val="de-CH" w:eastAsia="de-CH"/>
-          <w14:ligatures w14:val="standardContextual"/>
-        </w:rPr>
-      </w:pPr>
-      <w:hyperlink w:anchor="_Toc232536560" w:history="1">
-        <w:r>
-          <w:rPr>
-            <w:rStyle w:val="Hyperlink"/>
-            <w:noProof/>
-          </w:rPr>
-          <w:t>5.5 UML Component Diagram</w:t>
-        </w:r>
-        <w:r>
-          <w:rPr>
-            <w:noProof/>
-            <w:webHidden/>
-          </w:rPr>
-          <w:tab/>
-        </w:r>
-        <w:r>
-          <w:rPr>
-            <w:noProof/>
-            <w:webHidden/>
-          </w:rPr>
-          <w:fldChar w:fldCharType="begin"/>
-        </w:r>
-        <w:r>
-          <w:rPr>
-            <w:noProof/>
-            <w:webHidden/>
-          </w:rPr>
-          <w:instrText xml:space="preserve"> PAGEREF _Toc232536560 \h </w:instrText>
-        </w:r>
-        <w:r>
-          <w:rPr>
-            <w:noProof/>
-            <w:webHidden/>
-          </w:rPr>
-        </w:r>
-        <w:r>
-          <w:rPr>
-            <w:noProof/>
-            <w:webHidden/>
-          </w:rPr>
-          <w:fldChar w:fldCharType="separate"/>
-        </w:r>
-        <w:r>
-          <w:rPr>
-            <w:noProof/>
-            <w:webHidden/>
-          </w:rPr>
-          <w:t>9</w:t>
-        </w:r>
-        <w:r>
-          <w:rPr>
-            <w:noProof/>
-            <w:webHidden/>
-          </w:rPr>
-          <w:fldChar w:fldCharType="end"/>
-        </w:r>
-      </w:hyperlink>
-    </w:p>
-    <w:p>
-      <w:pPr>
-        <w:pStyle w:val="Verzeichnis2"/>
-        <w:tabs>
-          <w:tab w:val="right" w:leader="dot" w:pos="10156"/>
-        </w:tabs>
-        <w:rPr>
-          <w:rFonts w:asciiTheme="minorHAnsi" w:hAnsiTheme="minorHAnsi"/>
-          <w:noProof/>
-          <w:kern w:val="2"/>
-          <w:sz w:val="24"/>
-          <w:szCs w:val="24"/>
-          <w:lang w:val="de-CH" w:eastAsia="de-CH"/>
-          <w14:ligatures w14:val="standardContextual"/>
-        </w:rPr>
-      </w:pPr>
-      <w:hyperlink w:anchor="_Toc232536561" w:history="1">
-        <w:r>
-          <w:rPr>
-            <w:rStyle w:val="Hyperlink"/>
-            <w:noProof/>
-          </w:rPr>
-          <w:t>5.6 UML Deployment Diagram</w:t>
-        </w:r>
-        <w:r>
-          <w:rPr>
-            <w:noProof/>
-            <w:webHidden/>
-          </w:rPr>
-          <w:tab/>
-        </w:r>
-        <w:r>
-          <w:rPr>
-            <w:noProof/>
-            <w:webHidden/>
-          </w:rPr>
-          <w:fldChar w:fldCharType="begin"/>
-        </w:r>
-        <w:r>
-          <w:rPr>
-            <w:noProof/>
-            <w:webHidden/>
-          </w:rPr>
-          <w:instrText xml:space="preserve"> PAGEREF _Toc232536561 \h </w:instrText>
-        </w:r>
-        <w:r>
-          <w:rPr>
-            <w:noProof/>
-            <w:webHidden/>
-          </w:rPr>
-        </w:r>
-        <w:r>
-          <w:rPr>
-            <w:noProof/>
-            <w:webHidden/>
-          </w:rPr>
-          <w:fldChar w:fldCharType="separate"/>
-        </w:r>
-        <w:r>
-          <w:rPr>
-            <w:noProof/>
-            <w:webHidden/>
-          </w:rPr>
-          <w:t>9</w:t>
-        </w:r>
-        <w:r>
-          <w:rPr>
-            <w:noProof/>
-            <w:webHidden/>
-          </w:rPr>
-          <w:fldChar w:fldCharType="end"/>
-        </w:r>
-      </w:hyperlink>
-    </w:p>
-    <w:p>
-      <w:pPr>
-        <w:pStyle w:val="Verzeichnis2"/>
-        <w:tabs>
-          <w:tab w:val="right" w:leader="dot" w:pos="10156"/>
-        </w:tabs>
-        <w:rPr>
-          <w:rFonts w:asciiTheme="minorHAnsi" w:hAnsiTheme="minorHAnsi"/>
-          <w:noProof/>
-          <w:kern w:val="2"/>
-          <w:sz w:val="24"/>
-          <w:szCs w:val="24"/>
-          <w:lang w:val="de-CH" w:eastAsia="de-CH"/>
-          <w14:ligatures w14:val="standardContextual"/>
-        </w:rPr>
-      </w:pPr>
-      <w:hyperlink w:anchor="_Toc232536562" w:history="1">
-        <w:r>
-          <w:rPr>
-            <w:rStyle w:val="Hyperlink"/>
-            <w:noProof/>
-          </w:rPr>
-          <w:t>5.7 UML Class Diagram</w:t>
-        </w:r>
-        <w:r>
-          <w:rPr>
-            <w:noProof/>
-            <w:webHidden/>
-          </w:rPr>
-          <w:tab/>
-        </w:r>
-        <w:r>
-          <w:rPr>
-            <w:noProof/>
-            <w:webHidden/>
-          </w:rPr>
-          <w:fldChar w:fldCharType="begin"/>
-        </w:r>
-        <w:r>
-          <w:rPr>
-            <w:noProof/>
-            <w:webHidden/>
-          </w:rPr>
-          <w:instrText xml:space="preserve"> PAGEREF _Toc232536562 \h </w:instrText>
-        </w:r>
-        <w:r>
-          <w:rPr>
-            <w:noProof/>
-            <w:webHidden/>
-          </w:rPr>
-        </w:r>
-        <w:r>
-          <w:rPr>
-            <w:noProof/>
-            <w:webHidden/>
-          </w:rPr>
-          <w:fldChar w:fldCharType="separate"/>
-        </w:r>
-        <w:r>
-          <w:rPr>
-            <w:noProof/>
-            <w:webHidden/>
-          </w:rPr>
-          <w:t>10</w:t>
-        </w:r>
-        <w:r>
-          <w:rPr>
-            <w:noProof/>
-            <w:webHidden/>
-          </w:rPr>
-          <w:fldChar w:fldCharType="end"/>
-        </w:r>
-      </w:hyperlink>
-    </w:p>
-    <w:p>
-      <w:pPr>
-        <w:pStyle w:val="Verzeichnis2"/>
-        <w:tabs>
-          <w:tab w:val="right" w:leader="dot" w:pos="10156"/>
-        </w:tabs>
-        <w:rPr>
-          <w:rFonts w:asciiTheme="minorHAnsi" w:hAnsiTheme="minorHAnsi"/>
-          <w:noProof/>
-          <w:kern w:val="2"/>
-          <w:sz w:val="24"/>
-          <w:szCs w:val="24"/>
-          <w:lang w:val="de-CH" w:eastAsia="de-CH"/>
-          <w14:ligatures w14:val="standardContextual"/>
-        </w:rPr>
-      </w:pPr>
-      <w:hyperlink w:anchor="_Toc232536563" w:history="1">
-        <w:r>
-          <w:rPr>
-            <w:rStyle w:val="Hyperlink"/>
-            <w:noProof/>
-          </w:rPr>
-          <w:t>5.8 ER Diagram</w:t>
-        </w:r>
-        <w:r>
-          <w:rPr>
-            <w:noProof/>
-            <w:webHidden/>
-          </w:rPr>
-          <w:tab/>
-        </w:r>
-        <w:r>
-          <w:rPr>
-            <w:noProof/>
-            <w:webHidden/>
-          </w:rPr>
-          <w:fldChar w:fldCharType="begin"/>
-        </w:r>
-        <w:r>
-          <w:rPr>
-            <w:noProof/>
-            <w:webHidden/>
-          </w:rPr>
-          <w:instrText xml:space="preserve"> PAGEREF _Toc232536563 \h </w:instrText>
+          <w:instrText xml:space="preserve"> PAGEREF _Toc232537678 \h </w:instrText>
         </w:r>
         <w:r>
           <w:rPr>
@@ -1738,7 +927,7 @@
     </w:p>
     <w:p>
       <w:pPr>
-        <w:pStyle w:val="Verzeichnis2"/>
+        <w:pStyle w:val="Verzeichnis1"/>
         <w:tabs>
           <w:tab w:val="right" w:leader="dot" w:pos="10156"/>
         </w:tabs>
@@ -1752,13 +941,13 @@
           <w14:ligatures w14:val="standardContextual"/>
         </w:rPr>
       </w:pPr>
-      <w:hyperlink w:anchor="_Toc232536564" w:history="1">
+      <w:hyperlink w:anchor="_Toc232537679" w:history="1">
         <w:r>
           <w:rPr>
             <w:rStyle w:val="Hyperlink"/>
             <w:noProof/>
           </w:rPr>
-          <w:t>5.9 Flowchart</w:t>
+          <w:t>7. Installation And Usage</w:t>
         </w:r>
         <w:r>
           <w:rPr>
@@ -1779,7 +968,7 @@
             <w:noProof/>
             <w:webHidden/>
           </w:rPr>
-          <w:instrText xml:space="preserve"> PAGEREF _Toc232536564 \h </w:instrText>
+          <w:instrText xml:space="preserve"> PAGEREF _Toc232537679 \h </w:instrText>
         </w:r>
         <w:r>
           <w:rPr>
@@ -1826,13 +1015,13 @@
           <w14:ligatures w14:val="standardContextual"/>
         </w:rPr>
       </w:pPr>
-      <w:hyperlink w:anchor="_Toc232536565" w:history="1">
+      <w:hyperlink w:anchor="_Toc232537680" w:history="1">
         <w:r>
           <w:rPr>
             <w:rStyle w:val="Hyperlink"/>
             <w:noProof/>
           </w:rPr>
-          <w:t>6. Database Design</w:t>
+          <w:t>8. Testing</w:t>
         </w:r>
         <w:r>
           <w:rPr>
@@ -1853,81 +1042,7 @@
             <w:noProof/>
             <w:webHidden/>
           </w:rPr>
-          <w:instrText xml:space="preserve"> PAGEREF _Toc232536565 \h </w:instrText>
-        </w:r>
-        <w:r>
-          <w:rPr>
-            <w:noProof/>
-            <w:webHidden/>
-          </w:rPr>
-        </w:r>
-        <w:r>
-          <w:rPr>
-            <w:noProof/>
-            <w:webHidden/>
-          </w:rPr>
-          <w:fldChar w:fldCharType="separate"/>
-        </w:r>
-        <w:r>
-          <w:rPr>
-            <w:noProof/>
-            <w:webHidden/>
-          </w:rPr>
-          <w:t>12</w:t>
-        </w:r>
-        <w:r>
-          <w:rPr>
-            <w:noProof/>
-            <w:webHidden/>
-          </w:rPr>
-          <w:fldChar w:fldCharType="end"/>
-        </w:r>
-      </w:hyperlink>
-    </w:p>
-    <w:p>
-      <w:pPr>
-        <w:pStyle w:val="Verzeichnis1"/>
-        <w:tabs>
-          <w:tab w:val="right" w:leader="dot" w:pos="10156"/>
-        </w:tabs>
-        <w:rPr>
-          <w:rFonts w:asciiTheme="minorHAnsi" w:hAnsiTheme="minorHAnsi"/>
-          <w:noProof/>
-          <w:kern w:val="2"/>
-          <w:sz w:val="24"/>
-          <w:szCs w:val="24"/>
-          <w:lang w:val="de-CH" w:eastAsia="de-CH"/>
-          <w14:ligatures w14:val="standardContextual"/>
-        </w:rPr>
-      </w:pPr>
-      <w:hyperlink w:anchor="_Toc232536566" w:history="1">
-        <w:r>
-          <w:rPr>
-            <w:rStyle w:val="Hyperlink"/>
-            <w:noProof/>
-          </w:rPr>
-          <w:t>7. Installation And Usage</w:t>
-        </w:r>
-        <w:r>
-          <w:rPr>
-            <w:noProof/>
-            <w:webHidden/>
-          </w:rPr>
-          <w:tab/>
-        </w:r>
-        <w:r>
-          <w:rPr>
-            <w:noProof/>
-            <w:webHidden/>
-          </w:rPr>
-          <w:fldChar w:fldCharType="begin"/>
-        </w:r>
-        <w:r>
-          <w:rPr>
-            <w:noProof/>
-            <w:webHidden/>
-          </w:rPr>
-          <w:instrText xml:space="preserve"> PAGEREF _Toc232536566 \h </w:instrText>
+          <w:instrText xml:space="preserve"> PAGEREF _Toc232537680 \h </w:instrText>
         </w:r>
         <w:r>
           <w:rPr>
@@ -1960,7 +1075,7 @@
     </w:p>
     <w:p>
       <w:pPr>
-        <w:pStyle w:val="Verzeichnis2"/>
+        <w:pStyle w:val="Verzeichnis1"/>
         <w:tabs>
           <w:tab w:val="right" w:leader="dot" w:pos="10156"/>
         </w:tabs>
@@ -1974,13 +1089,13 @@
           <w14:ligatures w14:val="standardContextual"/>
         </w:rPr>
       </w:pPr>
-      <w:hyperlink w:anchor="_Toc232536567" w:history="1">
+      <w:hyperlink w:anchor="_Toc232537681" w:history="1">
         <w:r>
           <w:rPr>
             <w:rStyle w:val="Hyperlink"/>
             <w:noProof/>
           </w:rPr>
-          <w:t>7.1 Prerequisites</w:t>
+          <w:t>9. Assignment Coverage</w:t>
         </w:r>
         <w:r>
           <w:rPr>
@@ -2001,7 +1116,7 @@
             <w:noProof/>
             <w:webHidden/>
           </w:rPr>
-          <w:instrText xml:space="preserve"> PAGEREF _Toc232536567 \h </w:instrText>
+          <w:instrText xml:space="preserve"> PAGEREF _Toc232537681 \h </w:instrText>
         </w:r>
         <w:r>
           <w:rPr>
@@ -2034,7 +1149,7 @@
     </w:p>
     <w:p>
       <w:pPr>
-        <w:pStyle w:val="Verzeichnis2"/>
+        <w:pStyle w:val="Verzeichnis1"/>
         <w:tabs>
           <w:tab w:val="right" w:leader="dot" w:pos="10156"/>
         </w:tabs>
@@ -2048,13 +1163,13 @@
           <w14:ligatures w14:val="standardContextual"/>
         </w:rPr>
       </w:pPr>
-      <w:hyperlink w:anchor="_Toc232536568" w:history="1">
+      <w:hyperlink w:anchor="_Toc232537682" w:history="1">
         <w:r>
           <w:rPr>
             <w:rStyle w:val="Hyperlink"/>
             <w:noProof/>
           </w:rPr>
-          <w:t>7.2 Clone Or Open The Project</w:t>
+          <w:t>10. Conclusion</w:t>
         </w:r>
         <w:r>
           <w:rPr>
@@ -2075,303 +1190,7 @@
             <w:noProof/>
             <w:webHidden/>
           </w:rPr>
-          <w:instrText xml:space="preserve"> PAGEREF _Toc232536568 \h </w:instrText>
-        </w:r>
-        <w:r>
-          <w:rPr>
-            <w:noProof/>
-            <w:webHidden/>
-          </w:rPr>
-        </w:r>
-        <w:r>
-          <w:rPr>
-            <w:noProof/>
-            <w:webHidden/>
-          </w:rPr>
-          <w:fldChar w:fldCharType="separate"/>
-        </w:r>
-        <w:r>
-          <w:rPr>
-            <w:noProof/>
-            <w:webHidden/>
-          </w:rPr>
-          <w:t>13</w:t>
-        </w:r>
-        <w:r>
-          <w:rPr>
-            <w:noProof/>
-            <w:webHidden/>
-          </w:rPr>
-          <w:fldChar w:fldCharType="end"/>
-        </w:r>
-      </w:hyperlink>
-    </w:p>
-    <w:p>
-      <w:pPr>
-        <w:pStyle w:val="Verzeichnis2"/>
-        <w:tabs>
-          <w:tab w:val="right" w:leader="dot" w:pos="10156"/>
-        </w:tabs>
-        <w:rPr>
-          <w:rFonts w:asciiTheme="minorHAnsi" w:hAnsiTheme="minorHAnsi"/>
-          <w:noProof/>
-          <w:kern w:val="2"/>
-          <w:sz w:val="24"/>
-          <w:szCs w:val="24"/>
-          <w:lang w:val="de-CH" w:eastAsia="de-CH"/>
-          <w14:ligatures w14:val="standardContextual"/>
-        </w:rPr>
-      </w:pPr>
-      <w:hyperlink w:anchor="_Toc232536569" w:history="1">
-        <w:r>
-          <w:rPr>
-            <w:rStyle w:val="Hyperlink"/>
-            <w:noProof/>
-          </w:rPr>
-          <w:t>7.3 Install Dependencies</w:t>
-        </w:r>
-        <w:r>
-          <w:rPr>
-            <w:noProof/>
-            <w:webHidden/>
-          </w:rPr>
-          <w:tab/>
-        </w:r>
-        <w:r>
-          <w:rPr>
-            <w:noProof/>
-            <w:webHidden/>
-          </w:rPr>
-          <w:fldChar w:fldCharType="begin"/>
-        </w:r>
-        <w:r>
-          <w:rPr>
-            <w:noProof/>
-            <w:webHidden/>
-          </w:rPr>
-          <w:instrText xml:space="preserve"> PAGEREF _Toc232536569 \h </w:instrText>
-        </w:r>
-        <w:r>
-          <w:rPr>
-            <w:noProof/>
-            <w:webHidden/>
-          </w:rPr>
-        </w:r>
-        <w:r>
-          <w:rPr>
-            <w:noProof/>
-            <w:webHidden/>
-          </w:rPr>
-          <w:fldChar w:fldCharType="separate"/>
-        </w:r>
-        <w:r>
-          <w:rPr>
-            <w:noProof/>
-            <w:webHidden/>
-          </w:rPr>
-          <w:t>13</w:t>
-        </w:r>
-        <w:r>
-          <w:rPr>
-            <w:noProof/>
-            <w:webHidden/>
-          </w:rPr>
-          <w:fldChar w:fldCharType="end"/>
-        </w:r>
-      </w:hyperlink>
-    </w:p>
-    <w:p>
-      <w:pPr>
-        <w:pStyle w:val="Verzeichnis2"/>
-        <w:tabs>
-          <w:tab w:val="right" w:leader="dot" w:pos="10156"/>
-        </w:tabs>
-        <w:rPr>
-          <w:rFonts w:asciiTheme="minorHAnsi" w:hAnsiTheme="minorHAnsi"/>
-          <w:noProof/>
-          <w:kern w:val="2"/>
-          <w:sz w:val="24"/>
-          <w:szCs w:val="24"/>
-          <w:lang w:val="de-CH" w:eastAsia="de-CH"/>
-          <w14:ligatures w14:val="standardContextual"/>
-        </w:rPr>
-      </w:pPr>
-      <w:hyperlink w:anchor="_Toc232536570" w:history="1">
-        <w:r>
-          <w:rPr>
-            <w:rStyle w:val="Hyperlink"/>
-            <w:noProof/>
-          </w:rPr>
-          <w:t>7.4 Configure The .env File</w:t>
-        </w:r>
-        <w:r>
-          <w:rPr>
-            <w:noProof/>
-            <w:webHidden/>
-          </w:rPr>
-          <w:tab/>
-        </w:r>
-        <w:r>
-          <w:rPr>
-            <w:noProof/>
-            <w:webHidden/>
-          </w:rPr>
-          <w:fldChar w:fldCharType="begin"/>
-        </w:r>
-        <w:r>
-          <w:rPr>
-            <w:noProof/>
-            <w:webHidden/>
-          </w:rPr>
-          <w:instrText xml:space="preserve"> PAGEREF _Toc232536570 \h </w:instrText>
-        </w:r>
-        <w:r>
-          <w:rPr>
-            <w:noProof/>
-            <w:webHidden/>
-          </w:rPr>
-        </w:r>
-        <w:r>
-          <w:rPr>
-            <w:noProof/>
-            <w:webHidden/>
-          </w:rPr>
-          <w:fldChar w:fldCharType="separate"/>
-        </w:r>
-        <w:r>
-          <w:rPr>
-            <w:noProof/>
-            <w:webHidden/>
-          </w:rPr>
-          <w:t>13</w:t>
-        </w:r>
-        <w:r>
-          <w:rPr>
-            <w:noProof/>
-            <w:webHidden/>
-          </w:rPr>
-          <w:fldChar w:fldCharType="end"/>
-        </w:r>
-      </w:hyperlink>
-    </w:p>
-    <w:p>
-      <w:pPr>
-        <w:pStyle w:val="Verzeichnis2"/>
-        <w:tabs>
-          <w:tab w:val="right" w:leader="dot" w:pos="10156"/>
-        </w:tabs>
-        <w:rPr>
-          <w:rFonts w:asciiTheme="minorHAnsi" w:hAnsiTheme="minorHAnsi"/>
-          <w:noProof/>
-          <w:kern w:val="2"/>
-          <w:sz w:val="24"/>
-          <w:szCs w:val="24"/>
-          <w:lang w:val="de-CH" w:eastAsia="de-CH"/>
-          <w14:ligatures w14:val="standardContextual"/>
-        </w:rPr>
-      </w:pPr>
-      <w:hyperlink w:anchor="_Toc232536571" w:history="1">
-        <w:r>
-          <w:rPr>
-            <w:rStyle w:val="Hyperlink"/>
-            <w:noProof/>
-          </w:rPr>
-          <w:t>7.5 API Setup Explained Simply</w:t>
-        </w:r>
-        <w:r>
-          <w:rPr>
-            <w:noProof/>
-            <w:webHidden/>
-          </w:rPr>
-          <w:tab/>
-        </w:r>
-        <w:r>
-          <w:rPr>
-            <w:noProof/>
-            <w:webHidden/>
-          </w:rPr>
-          <w:fldChar w:fldCharType="begin"/>
-        </w:r>
-        <w:r>
-          <w:rPr>
-            <w:noProof/>
-            <w:webHidden/>
-          </w:rPr>
-          <w:instrText xml:space="preserve"> PAGEREF _Toc232536571 \h </w:instrText>
-        </w:r>
-        <w:r>
-          <w:rPr>
-            <w:noProof/>
-            <w:webHidden/>
-          </w:rPr>
-        </w:r>
-        <w:r>
-          <w:rPr>
-            <w:noProof/>
-            <w:webHidden/>
-          </w:rPr>
-          <w:fldChar w:fldCharType="separate"/>
-        </w:r>
-        <w:r>
-          <w:rPr>
-            <w:noProof/>
-            <w:webHidden/>
-          </w:rPr>
-          <w:t>13</w:t>
-        </w:r>
-        <w:r>
-          <w:rPr>
-            <w:noProof/>
-            <w:webHidden/>
-          </w:rPr>
-          <w:fldChar w:fldCharType="end"/>
-        </w:r>
-      </w:hyperlink>
-    </w:p>
-    <w:p>
-      <w:pPr>
-        <w:pStyle w:val="Verzeichnis2"/>
-        <w:tabs>
-          <w:tab w:val="right" w:leader="dot" w:pos="10156"/>
-        </w:tabs>
-        <w:rPr>
-          <w:rFonts w:asciiTheme="minorHAnsi" w:hAnsiTheme="minorHAnsi"/>
-          <w:noProof/>
-          <w:kern w:val="2"/>
-          <w:sz w:val="24"/>
-          <w:szCs w:val="24"/>
-          <w:lang w:val="de-CH" w:eastAsia="de-CH"/>
-          <w14:ligatures w14:val="standardContextual"/>
-        </w:rPr>
-      </w:pPr>
-      <w:hyperlink w:anchor="_Toc232536572" w:history="1">
-        <w:r>
-          <w:rPr>
-            <w:rStyle w:val="Hyperlink"/>
-            <w:noProof/>
-          </w:rPr>
-          <w:t>7.6 Start The Program</w:t>
-        </w:r>
-        <w:r>
-          <w:rPr>
-            <w:noProof/>
-            <w:webHidden/>
-          </w:rPr>
-          <w:tab/>
-        </w:r>
-        <w:r>
-          <w:rPr>
-            <w:noProof/>
-            <w:webHidden/>
-          </w:rPr>
-          <w:fldChar w:fldCharType="begin"/>
-        </w:r>
-        <w:r>
-          <w:rPr>
-            <w:noProof/>
-            <w:webHidden/>
-          </w:rPr>
-          <w:instrText xml:space="preserve"> PAGEREF _Toc232536572 \h </w:instrText>
+          <w:instrText xml:space="preserve"> PAGEREF _Toc232537682 \h </w:instrText>
         </w:r>
         <w:r>
           <w:rPr>
@@ -2404,301 +1223,8 @@
     </w:p>
     <w:p>
       <w:pPr>
-        <w:pStyle w:val="Verzeichnis2"/>
-        <w:tabs>
-          <w:tab w:val="right" w:leader="dot" w:pos="10156"/>
-        </w:tabs>
-        <w:rPr>
-          <w:rFonts w:asciiTheme="minorHAnsi" w:hAnsiTheme="minorHAnsi"/>
-          <w:noProof/>
-          <w:kern w:val="2"/>
-          <w:sz w:val="24"/>
-          <w:szCs w:val="24"/>
-          <w:lang w:val="de-CH" w:eastAsia="de-CH"/>
-          <w14:ligatures w14:val="standardContextual"/>
-        </w:rPr>
-      </w:pPr>
-      <w:hyperlink w:anchor="_Toc232536573" w:history="1">
-        <w:r>
-          <w:rPr>
-            <w:rStyle w:val="Hyperlink"/>
-            <w:noProof/>
-          </w:rPr>
-          <w:t>7.7 Weekly Automation</w:t>
-        </w:r>
-        <w:r>
-          <w:rPr>
-            <w:noProof/>
-            <w:webHidden/>
-          </w:rPr>
-          <w:tab/>
-        </w:r>
-        <w:r>
-          <w:rPr>
-            <w:noProof/>
-            <w:webHidden/>
-          </w:rPr>
-          <w:fldChar w:fldCharType="begin"/>
-        </w:r>
-        <w:r>
-          <w:rPr>
-            <w:noProof/>
-            <w:webHidden/>
-          </w:rPr>
-          <w:instrText xml:space="preserve"> PAGEREF _Toc232536573 \h </w:instrText>
-        </w:r>
-        <w:r>
-          <w:rPr>
-            <w:noProof/>
-            <w:webHidden/>
-          </w:rPr>
-        </w:r>
-        <w:r>
-          <w:rPr>
-            <w:noProof/>
-            <w:webHidden/>
-          </w:rPr>
-          <w:fldChar w:fldCharType="separate"/>
-        </w:r>
-        <w:r>
-          <w:rPr>
-            <w:noProof/>
-            <w:webHidden/>
-          </w:rPr>
-          <w:t>14</w:t>
-        </w:r>
-        <w:r>
-          <w:rPr>
-            <w:noProof/>
-            <w:webHidden/>
-          </w:rPr>
-          <w:fldChar w:fldCharType="end"/>
-        </w:r>
-      </w:hyperlink>
-    </w:p>
-    <w:p>
-      <w:pPr>
-        <w:pStyle w:val="Verzeichnis1"/>
-        <w:tabs>
-          <w:tab w:val="right" w:leader="dot" w:pos="10156"/>
-        </w:tabs>
-        <w:rPr>
-          <w:rFonts w:asciiTheme="minorHAnsi" w:hAnsiTheme="minorHAnsi"/>
-          <w:noProof/>
-          <w:kern w:val="2"/>
-          <w:sz w:val="24"/>
-          <w:szCs w:val="24"/>
-          <w:lang w:val="de-CH" w:eastAsia="de-CH"/>
-          <w14:ligatures w14:val="standardContextual"/>
-        </w:rPr>
-      </w:pPr>
-      <w:hyperlink w:anchor="_Toc232536574" w:history="1">
-        <w:r>
-          <w:rPr>
-            <w:rStyle w:val="Hyperlink"/>
-            <w:noProof/>
-          </w:rPr>
-          <w:t>8. Testing</w:t>
-        </w:r>
-        <w:r>
-          <w:rPr>
-            <w:noProof/>
-            <w:webHidden/>
-          </w:rPr>
-          <w:tab/>
-        </w:r>
-        <w:r>
-          <w:rPr>
-            <w:noProof/>
-            <w:webHidden/>
-          </w:rPr>
-          <w:fldChar w:fldCharType="begin"/>
-        </w:r>
-        <w:r>
-          <w:rPr>
-            <w:noProof/>
-            <w:webHidden/>
-          </w:rPr>
-          <w:instrText xml:space="preserve"> PAGEREF _Toc232536574 \h </w:instrText>
-        </w:r>
-        <w:r>
-          <w:rPr>
-            <w:noProof/>
-            <w:webHidden/>
-          </w:rPr>
-        </w:r>
-        <w:r>
-          <w:rPr>
-            <w:noProof/>
-            <w:webHidden/>
-          </w:rPr>
-          <w:fldChar w:fldCharType="separate"/>
-        </w:r>
-        <w:r>
-          <w:rPr>
-            <w:noProof/>
-            <w:webHidden/>
-          </w:rPr>
-          <w:t>14</w:t>
-        </w:r>
-        <w:r>
-          <w:rPr>
-            <w:noProof/>
-            <w:webHidden/>
-          </w:rPr>
-          <w:fldChar w:fldCharType="end"/>
-        </w:r>
-      </w:hyperlink>
-    </w:p>
-    <w:p>
-      <w:pPr>
-        <w:pStyle w:val="Verzeichnis1"/>
-        <w:tabs>
-          <w:tab w:val="right" w:leader="dot" w:pos="10156"/>
-        </w:tabs>
-        <w:rPr>
-          <w:rFonts w:asciiTheme="minorHAnsi" w:hAnsiTheme="minorHAnsi"/>
-          <w:noProof/>
-          <w:kern w:val="2"/>
-          <w:sz w:val="24"/>
-          <w:szCs w:val="24"/>
-          <w:lang w:val="de-CH" w:eastAsia="de-CH"/>
-          <w14:ligatures w14:val="standardContextual"/>
-        </w:rPr>
-      </w:pPr>
-      <w:hyperlink w:anchor="_Toc232536575" w:history="1">
-        <w:r>
-          <w:rPr>
-            <w:rStyle w:val="Hyperlink"/>
-            <w:noProof/>
-          </w:rPr>
-          <w:t>9. Assignment Coverage</w:t>
-        </w:r>
-        <w:r>
-          <w:rPr>
-            <w:noProof/>
-            <w:webHidden/>
-          </w:rPr>
-          <w:tab/>
-        </w:r>
-        <w:r>
-          <w:rPr>
-            <w:noProof/>
-            <w:webHidden/>
-          </w:rPr>
-          <w:fldChar w:fldCharType="begin"/>
-        </w:r>
-        <w:r>
-          <w:rPr>
-            <w:noProof/>
-            <w:webHidden/>
-          </w:rPr>
-          <w:instrText xml:space="preserve"> PAGEREF _Toc232536575 \h </w:instrText>
-        </w:r>
-        <w:r>
-          <w:rPr>
-            <w:noProof/>
-            <w:webHidden/>
-          </w:rPr>
-        </w:r>
-        <w:r>
-          <w:rPr>
-            <w:noProof/>
-            <w:webHidden/>
-          </w:rPr>
-          <w:fldChar w:fldCharType="separate"/>
-        </w:r>
-        <w:r>
-          <w:rPr>
-            <w:noProof/>
-            <w:webHidden/>
-          </w:rPr>
-          <w:t>14</w:t>
-        </w:r>
-        <w:r>
-          <w:rPr>
-            <w:noProof/>
-            <w:webHidden/>
-          </w:rPr>
-          <w:fldChar w:fldCharType="end"/>
-        </w:r>
-      </w:hyperlink>
-    </w:p>
-    <w:p>
-      <w:pPr>
-        <w:pStyle w:val="Verzeichnis1"/>
-        <w:tabs>
-          <w:tab w:val="right" w:leader="dot" w:pos="10156"/>
-        </w:tabs>
-        <w:rPr>
-          <w:rFonts w:asciiTheme="minorHAnsi" w:hAnsiTheme="minorHAnsi"/>
-          <w:noProof/>
-          <w:kern w:val="2"/>
-          <w:sz w:val="24"/>
-          <w:szCs w:val="24"/>
-          <w:lang w:val="de-CH" w:eastAsia="de-CH"/>
-          <w14:ligatures w14:val="standardContextual"/>
-        </w:rPr>
-      </w:pPr>
-      <w:hyperlink w:anchor="_Toc232536576" w:history="1">
-        <w:r>
-          <w:rPr>
-            <w:rStyle w:val="Hyperlink"/>
-            <w:noProof/>
-          </w:rPr>
-          <w:t>10. Conclusion</w:t>
-        </w:r>
-        <w:r>
-          <w:rPr>
-            <w:noProof/>
-            <w:webHidden/>
-          </w:rPr>
-          <w:tab/>
-        </w:r>
-        <w:r>
-          <w:rPr>
-            <w:noProof/>
-            <w:webHidden/>
-          </w:rPr>
-          <w:fldChar w:fldCharType="begin"/>
-        </w:r>
-        <w:r>
-          <w:rPr>
-            <w:noProof/>
-            <w:webHidden/>
-          </w:rPr>
-          <w:instrText xml:space="preserve"> PAGEREF _Toc232536576 \h </w:instrText>
-        </w:r>
-        <w:r>
-          <w:rPr>
-            <w:noProof/>
-            <w:webHidden/>
-          </w:rPr>
-        </w:r>
-        <w:r>
-          <w:rPr>
-            <w:noProof/>
-            <w:webHidden/>
-          </w:rPr>
-          <w:fldChar w:fldCharType="separate"/>
-        </w:r>
-        <w:r>
-          <w:rPr>
-            <w:noProof/>
-            <w:webHidden/>
-          </w:rPr>
-          <w:t>15</w:t>
-        </w:r>
-        <w:r>
-          <w:rPr>
-            <w:noProof/>
-            <w:webHidden/>
-          </w:rPr>
-          <w:fldChar w:fldCharType="end"/>
-        </w:r>
-      </w:hyperlink>
-    </w:p>
-    <w:p>
+        <w:spacing w:after="0"/>
+      </w:pPr>
       <w:r>
         <w:fldChar w:fldCharType="end"/>
       </w:r>
@@ -2712,7 +1238,7 @@
       <w:pPr>
         <w:pStyle w:val="berschrift1"/>
       </w:pPr>
-      <w:bookmarkStart w:id="1" w:name="_Toc232536543"/>
+      <w:bookmarkStart w:id="1" w:name="_Toc232537673"/>
       <w:r>
         <w:lastRenderedPageBreak/>
         <w:t>1. Project Overview</w:t>
@@ -2723,11 +1249,9 @@
       <w:pPr>
         <w:pStyle w:val="berschrift2"/>
       </w:pPr>
-      <w:bookmarkStart w:id="2" w:name="_Toc232536544"/>
       <w:r>
         <w:t>1.1 Context</w:t>
       </w:r>
-      <w:bookmarkEnd w:id="2"/>
     </w:p>
     <w:p>
       <w:pPr>
@@ -2749,11 +1273,9 @@
       <w:pPr>
         <w:pStyle w:val="berschrift2"/>
       </w:pPr>
-      <w:bookmarkStart w:id="3" w:name="_Toc232536545"/>
       <w:r>
         <w:t>1.2 Goal</w:t>
       </w:r>
-      <w:bookmarkEnd w:id="3"/>
     </w:p>
     <w:p>
       <w:pPr>
@@ -2767,11 +1289,9 @@
       <w:pPr>
         <w:pStyle w:val="berschrift2"/>
       </w:pPr>
-      <w:bookmarkStart w:id="4" w:name="_Toc232536546"/>
       <w:r>
         <w:t>1.3 What The Program Does</w:t>
       </w:r>
-      <w:bookmarkEnd w:id="4"/>
     </w:p>
     <w:p>
       <w:pPr>
@@ -2785,21 +1305,19 @@
       <w:pPr>
         <w:pStyle w:val="berschrift1"/>
       </w:pPr>
-      <w:bookmarkStart w:id="5" w:name="_Toc232536547"/>
+      <w:bookmarkStart w:id="2" w:name="_Toc232537674"/>
       <w:r>
         <w:t>2. Project Work And Personal Approach</w:t>
       </w:r>
-      <w:bookmarkEnd w:id="5"/>
+      <w:bookmarkEnd w:id="2"/>
     </w:p>
     <w:p>
       <w:pPr>
         <w:pStyle w:val="berschrift2"/>
       </w:pPr>
-      <w:bookmarkStart w:id="6" w:name="_Toc232536548"/>
       <w:r>
         <w:t>2.1 How I Started</w:t>
       </w:r>
-      <w:bookmarkEnd w:id="6"/>
     </w:p>
     <w:p>
       <w:pPr>
@@ -2821,11 +1339,9 @@
       <w:pPr>
         <w:pStyle w:val="berschrift2"/>
       </w:pPr>
-      <w:bookmarkStart w:id="7" w:name="_Toc232536549"/>
       <w:r>
         <w:t>2.2 Difficulties During The Project</w:t>
       </w:r>
-      <w:bookmarkEnd w:id="7"/>
     </w:p>
     <w:p>
       <w:pPr>
@@ -2855,12 +1371,10 @@
       <w:pPr>
         <w:pStyle w:val="berschrift2"/>
       </w:pPr>
-      <w:bookmarkStart w:id="8" w:name="_Toc232536550"/>
       <w:r>
         <w:lastRenderedPageBreak/>
         <w:t>2.3 What I Improved Near The End</w:t>
       </w:r>
-      <w:bookmarkEnd w:id="8"/>
     </w:p>
     <w:p>
       <w:pPr>
@@ -2874,11 +1388,11 @@
       <w:pPr>
         <w:pStyle w:val="berschrift1"/>
       </w:pPr>
-      <w:bookmarkStart w:id="9" w:name="_Toc232536551"/>
+      <w:bookmarkStart w:id="3" w:name="_Toc232537675"/>
       <w:r>
         <w:t>3. Project Plan</w:t>
       </w:r>
-      <w:bookmarkEnd w:id="9"/>
+      <w:bookmarkEnd w:id="3"/>
     </w:p>
     <w:p>
       <w:pPr>
@@ -3223,21 +1737,19 @@
       <w:pPr>
         <w:pStyle w:val="berschrift1"/>
       </w:pPr>
-      <w:bookmarkStart w:id="10" w:name="_Toc232536552"/>
+      <w:bookmarkStart w:id="4" w:name="_Toc232537676"/>
       <w:r>
         <w:t>4. Requirements</w:t>
       </w:r>
-      <w:bookmarkEnd w:id="10"/>
+      <w:bookmarkEnd w:id="4"/>
     </w:p>
     <w:p>
       <w:pPr>
         <w:pStyle w:val="berschrift2"/>
       </w:pPr>
-      <w:bookmarkStart w:id="11" w:name="_Toc232536553"/>
       <w:r>
         <w:t>4.1 Functional Requirements</w:t>
       </w:r>
-      <w:bookmarkEnd w:id="11"/>
     </w:p>
     <w:tbl>
       <w:tblPr>
@@ -4184,12 +2696,9 @@
       <w:pPr>
         <w:pStyle w:val="berschrift2"/>
       </w:pPr>
-      <w:bookmarkStart w:id="12" w:name="_Toc232536554"/>
       <w:r>
-        <w:lastRenderedPageBreak/>
         <w:t>4.2 Non-Functional Requirements</w:t>
       </w:r>
-      <w:bookmarkEnd w:id="12"/>
     </w:p>
     <w:tbl>
       <w:tblPr>
@@ -4716,21 +3225,19 @@
       <w:pPr>
         <w:pStyle w:val="berschrift1"/>
       </w:pPr>
-      <w:bookmarkStart w:id="13" w:name="_Toc232536555"/>
+      <w:bookmarkStart w:id="5" w:name="_Toc232537677"/>
       <w:r>
         <w:t>5. System Design</w:t>
       </w:r>
-      <w:bookmarkEnd w:id="13"/>
+      <w:bookmarkEnd w:id="5"/>
     </w:p>
     <w:p>
       <w:pPr>
         <w:pStyle w:val="berschrift2"/>
       </w:pPr>
-      <w:bookmarkStart w:id="14" w:name="_Toc232536556"/>
       <w:r>
         <w:t>5.1 Module Overview</w:t>
       </w:r>
-      <w:bookmarkEnd w:id="14"/>
     </w:p>
     <w:p>
       <w:pPr>
@@ -5042,11 +3549,9 @@
       <w:pPr>
         <w:pStyle w:val="berschrift2"/>
       </w:pPr>
-      <w:bookmarkStart w:id="15" w:name="_Toc232536557"/>
       <w:r>
         <w:t>5.2 Main Workflow</w:t>
       </w:r>
-      <w:bookmarkEnd w:id="15"/>
     </w:p>
     <w:p>
       <w:pPr>
@@ -5141,12 +3646,10 @@
       <w:pPr>
         <w:pStyle w:val="berschrift2"/>
       </w:pPr>
-      <w:bookmarkStart w:id="16" w:name="_Toc232536558"/>
       <w:r>
         <w:lastRenderedPageBreak/>
         <w:t>5.3 System Architecture Diagram</w:t>
       </w:r>
-      <w:bookmarkEnd w:id="16"/>
     </w:p>
     <w:p>
       <w:pPr>
@@ -5158,7 +3661,7 @@
           <w:noProof/>
         </w:rPr>
         <w:drawing>
-          <wp:inline distT="0" distB="0" distL="0" distR="0" wp14:anchorId="49896051" wp14:editId="3640D77F">
+          <wp:inline distT="0" distB="0" distL="0" distR="0" wp14:anchorId="1A4DD819" wp14:editId="3767E8FC">
             <wp:extent cx="6172200" cy="3573379"/>
             <wp:effectExtent l="0" t="0" r="0" b="0"/>
             <wp:docPr id="2" name="Picture 2"/>
@@ -5206,12 +3709,10 @@
       <w:pPr>
         <w:pStyle w:val="berschrift2"/>
       </w:pPr>
-      <w:bookmarkStart w:id="17" w:name="_Toc232536559"/>
       <w:r>
         <w:lastRenderedPageBreak/>
         <w:t>5.4 UML Activity Diagram</w:t>
       </w:r>
-      <w:bookmarkEnd w:id="17"/>
     </w:p>
     <w:p>
       <w:pPr>
@@ -5223,7 +3724,7 @@
           <w:noProof/>
         </w:rPr>
         <w:drawing>
-          <wp:inline distT="0" distB="0" distL="0" distR="0" wp14:anchorId="7097F555" wp14:editId="10ABA1B0">
+          <wp:inline distT="0" distB="0" distL="0" distR="0" wp14:anchorId="2861E457" wp14:editId="4E819A72">
             <wp:extent cx="6172200" cy="6912864"/>
             <wp:effectExtent l="0" t="0" r="0" b="0"/>
             <wp:docPr id="3" name="Picture 3"/>
@@ -5263,12 +3764,10 @@
       <w:pPr>
         <w:pStyle w:val="berschrift2"/>
       </w:pPr>
-      <w:bookmarkStart w:id="18" w:name="_Toc232536560"/>
       <w:r>
         <w:lastRenderedPageBreak/>
         <w:t>5.5 UML Component Diagram</w:t>
       </w:r>
-      <w:bookmarkEnd w:id="18"/>
     </w:p>
     <w:p>
       <w:pPr>
@@ -5280,7 +3779,7 @@
           <w:noProof/>
         </w:rPr>
         <w:drawing>
-          <wp:inline distT="0" distB="0" distL="0" distR="0" wp14:anchorId="23668E51" wp14:editId="306E87CD">
+          <wp:inline distT="0" distB="0" distL="0" distR="0" wp14:anchorId="5D0EF422" wp14:editId="21B8ABB2">
             <wp:extent cx="6172200" cy="4064620"/>
             <wp:effectExtent l="0" t="0" r="0" b="0"/>
             <wp:docPr id="4" name="Picture 4"/>
@@ -5320,11 +3819,9 @@
       <w:pPr>
         <w:pStyle w:val="berschrift2"/>
       </w:pPr>
-      <w:bookmarkStart w:id="19" w:name="_Toc232536561"/>
       <w:r>
         <w:t>5.6 UML Deployment Diagram</w:t>
       </w:r>
-      <w:bookmarkEnd w:id="19"/>
     </w:p>
     <w:p>
       <w:pPr>
@@ -5336,7 +3833,7 @@
           <w:noProof/>
         </w:rPr>
         <w:drawing>
-          <wp:inline distT="0" distB="0" distL="0" distR="0" wp14:anchorId="1B5C9D2A" wp14:editId="4B0617FE">
+          <wp:inline distT="0" distB="0" distL="0" distR="0" wp14:anchorId="449FA25B" wp14:editId="3B245CF8">
             <wp:extent cx="6172200" cy="3967843"/>
             <wp:effectExtent l="0" t="0" r="0" b="0"/>
             <wp:docPr id="5" name="Picture 5"/>
@@ -5376,12 +3873,10 @@
       <w:pPr>
         <w:pStyle w:val="berschrift2"/>
       </w:pPr>
-      <w:bookmarkStart w:id="20" w:name="_Toc232536562"/>
       <w:r>
         <w:lastRenderedPageBreak/>
         <w:t>5.7 UML Class Diagram</w:t>
       </w:r>
-      <w:bookmarkEnd w:id="20"/>
     </w:p>
     <w:p>
       <w:pPr>
@@ -5393,7 +3888,7 @@
           <w:noProof/>
         </w:rPr>
         <w:drawing>
-          <wp:inline distT="0" distB="0" distL="0" distR="0" wp14:anchorId="43D34CE8" wp14:editId="1C3A2DC2">
+          <wp:inline distT="0" distB="0" distL="0" distR="0" wp14:anchorId="7D0F5CBF" wp14:editId="5166169A">
             <wp:extent cx="6172200" cy="3688266"/>
             <wp:effectExtent l="0" t="0" r="0" b="0"/>
             <wp:docPr id="6" name="Picture 6"/>
@@ -5433,12 +3928,10 @@
       <w:pPr>
         <w:pStyle w:val="berschrift2"/>
       </w:pPr>
-      <w:bookmarkStart w:id="21" w:name="_Toc232536563"/>
       <w:r>
         <w:lastRenderedPageBreak/>
         <w:t>5.8 ER Diagram</w:t>
       </w:r>
-      <w:bookmarkEnd w:id="21"/>
     </w:p>
     <w:p>
       <w:pPr>
@@ -5450,7 +3943,7 @@
           <w:noProof/>
         </w:rPr>
         <w:drawing>
-          <wp:inline distT="0" distB="0" distL="0" distR="0" wp14:anchorId="7EFA3E45" wp14:editId="6133D241">
+          <wp:inline distT="0" distB="0" distL="0" distR="0" wp14:anchorId="547DFEAA" wp14:editId="009FAF1B">
             <wp:extent cx="6172200" cy="5657850"/>
             <wp:effectExtent l="0" t="0" r="0" b="0"/>
             <wp:docPr id="7" name="Picture 7"/>
@@ -5490,12 +3983,10 @@
       <w:pPr>
         <w:pStyle w:val="berschrift2"/>
       </w:pPr>
-      <w:bookmarkStart w:id="22" w:name="_Toc232536564"/>
       <w:r>
         <w:lastRenderedPageBreak/>
         <w:t>5.9 Flowchart</w:t>
       </w:r>
-      <w:bookmarkEnd w:id="22"/>
     </w:p>
     <w:p>
       <w:pPr>
@@ -5507,7 +3998,7 @@
           <w:noProof/>
         </w:rPr>
         <w:drawing>
-          <wp:inline distT="0" distB="0" distL="0" distR="0" wp14:anchorId="1C15E4C0" wp14:editId="0EF56B20">
+          <wp:inline distT="0" distB="0" distL="0" distR="0" wp14:anchorId="090D4F24" wp14:editId="5EA1D19F">
             <wp:extent cx="6172200" cy="5746531"/>
             <wp:effectExtent l="0" t="0" r="0" b="0"/>
             <wp:docPr id="8" name="Picture 8"/>
@@ -5547,11 +4038,11 @@
       <w:pPr>
         <w:pStyle w:val="berschrift1"/>
       </w:pPr>
-      <w:bookmarkStart w:id="23" w:name="_Toc232536565"/>
+      <w:bookmarkStart w:id="6" w:name="_Toc232537678"/>
       <w:r>
         <w:t>6. Database Design</w:t>
       </w:r>
-      <w:bookmarkEnd w:id="23"/>
+      <w:bookmarkEnd w:id="6"/>
     </w:p>
     <w:p>
       <w:pPr>
@@ -5836,38 +4327,57 @@
         <w:t>Duplicate plays are prevented with this database rule:</w:t>
       </w:r>
     </w:p>
+    <w:tbl>
+      <w:tblPr>
+        <w:tblStyle w:val="Tabellenraster"/>
+        <w:tblW w:w="0" w:type="auto"/>
+        <w:jc w:val="center"/>
+        <w:tblLook w:val="04A0" w:firstRow="1" w:lastRow="0" w:firstColumn="1" w:lastColumn="0" w:noHBand="0" w:noVBand="1"/>
+      </w:tblPr>
+      <w:tblGrid>
+        <w:gridCol w:w="10166"/>
+      </w:tblGrid>
+      <w:tr>
+        <w:trPr>
+          <w:jc w:val="center"/>
+        </w:trPr>
+        <w:tc>
+          <w:tcPr>
+            <w:tcW w:w="10166" w:type="dxa"/>
+            <w:shd w:val="clear" w:color="auto" w:fill="F3F4F6"/>
+          </w:tcPr>
+          <w:p>
+            <w:r>
+              <w:rPr>
+                <w:rFonts w:ascii="Consolas" w:hAnsi="Consolas"/>
+                <w:color w:val="111827"/>
+                <w:sz w:val="17"/>
+              </w:rPr>
+              <w:lastRenderedPageBreak/>
+              <w:t>UNIQUE(track_name, artist_name, played_at)</w:t>
+            </w:r>
+          </w:p>
+        </w:tc>
+      </w:tr>
+    </w:tbl>
+    <w:p/>
     <w:p>
       <w:pPr>
-        <w:spacing w:after="60"/>
-      </w:pPr>
-      <w:r>
-        <w:rPr>
-          <w:rFonts w:ascii="Consolas" w:hAnsi="Consolas"/>
-          <w:sz w:val="18"/>
-        </w:rPr>
-        <w:lastRenderedPageBreak/>
-        <w:t>UNIQUE(track_name, artist_name, played_at)</w:t>
-      </w:r>
-    </w:p>
-    <w:p>
-      <w:pPr>
         <w:pStyle w:val="berschrift1"/>
       </w:pPr>
-      <w:bookmarkStart w:id="24" w:name="_Toc232536566"/>
+      <w:bookmarkStart w:id="7" w:name="_Toc232537679"/>
       <w:r>
         <w:t>7. Installation And Usage</w:t>
       </w:r>
-      <w:bookmarkEnd w:id="24"/>
+      <w:bookmarkEnd w:id="7"/>
     </w:p>
     <w:p>
       <w:pPr>
         <w:pStyle w:val="berschrift2"/>
       </w:pPr>
-      <w:bookmarkStart w:id="25" w:name="_Toc232536567"/>
       <w:r>
         <w:t>7.1 Prerequisites</w:t>
       </w:r>
-      <w:bookmarkEnd w:id="25"/>
     </w:p>
     <w:p>
       <w:pPr>
@@ -6086,11 +4596,9 @@
       <w:pPr>
         <w:pStyle w:val="berschrift2"/>
       </w:pPr>
-      <w:bookmarkStart w:id="26" w:name="_Toc232536568"/>
       <w:r>
         <w:t>7.2 Clone Or Open The Project</w:t>
       </w:r>
-      <w:bookmarkEnd w:id="26"/>
     </w:p>
     <w:p>
       <w:pPr>
@@ -6100,30 +4608,48 @@
         <w:t>If the project is opened from GitHub, clone the repository first.</w:t>
       </w:r>
     </w:p>
-    <w:p>
-      <w:pPr>
-        <w:spacing w:after="60"/>
-      </w:pPr>
-      <w:r>
-        <w:rPr>
-          <w:rFonts w:ascii="Consolas" w:hAnsi="Consolas"/>
-          <w:sz w:val="18"/>
-        </w:rPr>
-        <w:t>git clone https://github.com/Svoutat/weekly-spotify-wrapped.git</w:t>
-      </w:r>
-    </w:p>
-    <w:p>
-      <w:pPr>
-        <w:spacing w:after="60"/>
-      </w:pPr>
-      <w:r>
-        <w:rPr>
-          <w:rFonts w:ascii="Consolas" w:hAnsi="Consolas"/>
-          <w:sz w:val="18"/>
-        </w:rPr>
-        <w:t>cd weekly-spotify-wrapped</w:t>
-      </w:r>
-    </w:p>
+    <w:tbl>
+      <w:tblPr>
+        <w:tblStyle w:val="Tabellenraster"/>
+        <w:tblW w:w="0" w:type="auto"/>
+        <w:jc w:val="center"/>
+        <w:tblLook w:val="04A0" w:firstRow="1" w:lastRow="0" w:firstColumn="1" w:lastColumn="0" w:noHBand="0" w:noVBand="1"/>
+      </w:tblPr>
+      <w:tblGrid>
+        <w:gridCol w:w="10166"/>
+      </w:tblGrid>
+      <w:tr>
+        <w:trPr>
+          <w:jc w:val="center"/>
+        </w:trPr>
+        <w:tc>
+          <w:tcPr>
+            <w:tcW w:w="10166" w:type="dxa"/>
+            <w:shd w:val="clear" w:color="auto" w:fill="F3F4F6"/>
+          </w:tcPr>
+          <w:p>
+            <w:r>
+              <w:rPr>
+                <w:rFonts w:ascii="Consolas" w:hAnsi="Consolas"/>
+                <w:color w:val="111827"/>
+                <w:sz w:val="17"/>
+              </w:rPr>
+              <w:t>git clone https://github.com/Svoutat/weekly-spotify-wrapped.git</w:t>
+            </w:r>
+            <w:r>
+              <w:rPr>
+                <w:rFonts w:ascii="Consolas" w:hAnsi="Consolas"/>
+                <w:color w:val="111827"/>
+                <w:sz w:val="17"/>
+              </w:rPr>
+              <w:br/>
+              <w:t>cd weekly-spotify-wrapped</w:t>
+            </w:r>
+          </w:p>
+        </w:tc>
+      </w:tr>
+    </w:tbl>
+    <w:p/>
     <w:p>
       <w:pPr>
         <w:spacing w:after="140" w:line="259" w:lineRule="auto"/>
@@ -6132,27 +4658,46 @@
         <w:t>If the project is already stored locally, open PowerShell in the existing project folder instead.</w:t>
       </w:r>
     </w:p>
+    <w:tbl>
+      <w:tblPr>
+        <w:tblStyle w:val="Tabellenraster"/>
+        <w:tblW w:w="0" w:type="auto"/>
+        <w:jc w:val="center"/>
+        <w:tblLook w:val="04A0" w:firstRow="1" w:lastRow="0" w:firstColumn="1" w:lastColumn="0" w:noHBand="0" w:noVBand="1"/>
+      </w:tblPr>
+      <w:tblGrid>
+        <w:gridCol w:w="10166"/>
+      </w:tblGrid>
+      <w:tr>
+        <w:trPr>
+          <w:jc w:val="center"/>
+        </w:trPr>
+        <w:tc>
+          <w:tcPr>
+            <w:tcW w:w="10166" w:type="dxa"/>
+            <w:shd w:val="clear" w:color="auto" w:fill="F3F4F6"/>
+          </w:tcPr>
+          <w:p>
+            <w:r>
+              <w:rPr>
+                <w:rFonts w:ascii="Consolas" w:hAnsi="Consolas"/>
+                <w:color w:val="111827"/>
+                <w:sz w:val="17"/>
+              </w:rPr>
+              <w:t>cd C:\Users\voutats1\Documents\Gibz\Informatik\M122\M122ESpotifyProject\spotify_weekly_wrapped</w:t>
+            </w:r>
+          </w:p>
+        </w:tc>
+      </w:tr>
+    </w:tbl>
+    <w:p/>
     <w:p>
       <w:pPr>
-        <w:spacing w:after="60"/>
-      </w:pPr>
-      <w:r>
-        <w:rPr>
-          <w:rFonts w:ascii="Consolas" w:hAnsi="Consolas"/>
-          <w:sz w:val="18"/>
-        </w:rPr>
-        <w:t>cd C:\Users\voutats1\Documents\Gibz\Informatik\M122\M122ESpotifyProject\spotify_weekly_wrapped</w:t>
-      </w:r>
-    </w:p>
-    <w:p>
-      <w:pPr>
         <w:pStyle w:val="berschrift2"/>
       </w:pPr>
-      <w:bookmarkStart w:id="27" w:name="_Toc232536569"/>
       <w:r>
         <w:t>7.3 Install Dependencies</w:t>
       </w:r>
-      <w:bookmarkEnd w:id="27"/>
     </w:p>
     <w:p>
       <w:pPr>
@@ -6162,51 +4707,64 @@
         <w:t>The virtual environment keeps the project dependencies separate from other Python projects.</w:t>
       </w:r>
     </w:p>
+    <w:tbl>
+      <w:tblPr>
+        <w:tblStyle w:val="Tabellenraster"/>
+        <w:tblW w:w="0" w:type="auto"/>
+        <w:jc w:val="center"/>
+        <w:tblLook w:val="04A0" w:firstRow="1" w:lastRow="0" w:firstColumn="1" w:lastColumn="0" w:noHBand="0" w:noVBand="1"/>
+      </w:tblPr>
+      <w:tblGrid>
+        <w:gridCol w:w="10166"/>
+      </w:tblGrid>
+      <w:tr>
+        <w:trPr>
+          <w:jc w:val="center"/>
+        </w:trPr>
+        <w:tc>
+          <w:tcPr>
+            <w:tcW w:w="10166" w:type="dxa"/>
+            <w:shd w:val="clear" w:color="auto" w:fill="F3F4F6"/>
+          </w:tcPr>
+          <w:p>
+            <w:r>
+              <w:rPr>
+                <w:rFonts w:ascii="Consolas" w:hAnsi="Consolas"/>
+                <w:color w:val="111827"/>
+                <w:sz w:val="17"/>
+              </w:rPr>
+              <w:t>python -m venv .venv</w:t>
+            </w:r>
+            <w:r>
+              <w:rPr>
+                <w:rFonts w:ascii="Consolas" w:hAnsi="Consolas"/>
+                <w:color w:val="111827"/>
+                <w:sz w:val="17"/>
+              </w:rPr>
+              <w:br/>
+              <w:t>.\.venv\Scripts\Activate.ps1</w:t>
+            </w:r>
+            <w:r>
+              <w:rPr>
+                <w:rFonts w:ascii="Consolas" w:hAnsi="Consolas"/>
+                <w:color w:val="111827"/>
+                <w:sz w:val="17"/>
+              </w:rPr>
+              <w:br/>
+              <w:t>python -m pip install -r requirements.txt</w:t>
+            </w:r>
+          </w:p>
+        </w:tc>
+      </w:tr>
+    </w:tbl>
+    <w:p/>
     <w:p>
       <w:pPr>
-        <w:spacing w:after="60"/>
-      </w:pPr>
-      <w:r>
-        <w:rPr>
-          <w:rFonts w:ascii="Consolas" w:hAnsi="Consolas"/>
-          <w:sz w:val="18"/>
-        </w:rPr>
-        <w:t>python -m venv .venv</w:t>
-      </w:r>
-    </w:p>
-    <w:p>
-      <w:pPr>
-        <w:spacing w:after="60"/>
-      </w:pPr>
-      <w:r>
-        <w:rPr>
-          <w:rFonts w:ascii="Consolas" w:hAnsi="Consolas"/>
-          <w:sz w:val="18"/>
-        </w:rPr>
-        <w:t>.\.venv\Scripts\Activate.ps1</w:t>
-      </w:r>
-    </w:p>
-    <w:p>
-      <w:pPr>
-        <w:spacing w:after="60"/>
-      </w:pPr>
-      <w:r>
-        <w:rPr>
-          <w:rFonts w:ascii="Consolas" w:hAnsi="Consolas"/>
-          <w:sz w:val="18"/>
-        </w:rPr>
-        <w:t>python -m pip install -r requirements.txt</w:t>
-      </w:r>
-    </w:p>
-    <w:p>
-      <w:pPr>
         <w:pStyle w:val="berschrift2"/>
       </w:pPr>
-      <w:bookmarkStart w:id="28" w:name="_Toc232536570"/>
       <w:r>
         <w:t>7.4 Configure The .env File</w:t>
       </w:r>
-      <w:bookmarkEnd w:id="28"/>
     </w:p>
     <w:p>
       <w:pPr>
@@ -6216,18 +4774,39 @@
         <w:t>The .env file contains all private values and settings. The real .env file is ignored by Git and must not be uploaded. The project includes .env.example so a new user can see which values are needed.</w:t>
       </w:r>
     </w:p>
-    <w:p>
-      <w:pPr>
-        <w:spacing w:after="60"/>
-      </w:pPr>
-      <w:r>
-        <w:rPr>
-          <w:rFonts w:ascii="Consolas" w:hAnsi="Consolas"/>
-          <w:sz w:val="18"/>
-        </w:rPr>
-        <w:t>Copy-Item .env.example .env</w:t>
-      </w:r>
-    </w:p>
+    <w:tbl>
+      <w:tblPr>
+        <w:tblStyle w:val="Tabellenraster"/>
+        <w:tblW w:w="0" w:type="auto"/>
+        <w:jc w:val="center"/>
+        <w:tblLook w:val="04A0" w:firstRow="1" w:lastRow="0" w:firstColumn="1" w:lastColumn="0" w:noHBand="0" w:noVBand="1"/>
+      </w:tblPr>
+      <w:tblGrid>
+        <w:gridCol w:w="10166"/>
+      </w:tblGrid>
+      <w:tr>
+        <w:trPr>
+          <w:jc w:val="center"/>
+        </w:trPr>
+        <w:tc>
+          <w:tcPr>
+            <w:tcW w:w="10166" w:type="dxa"/>
+            <w:shd w:val="clear" w:color="auto" w:fill="F3F4F6"/>
+          </w:tcPr>
+          <w:p>
+            <w:r>
+              <w:rPr>
+                <w:rFonts w:ascii="Consolas" w:hAnsi="Consolas"/>
+                <w:color w:val="111827"/>
+                <w:sz w:val="17"/>
+              </w:rPr>
+              <w:t>Copy-Item .env.example .env</w:t>
+            </w:r>
+          </w:p>
+        </w:tc>
+      </w:tr>
+    </w:tbl>
+    <w:p/>
     <w:tbl>
       <w:tblPr>
         <w:tblStyle w:val="Tabellenraster"/>
@@ -6530,11 +5109,10 @@
       <w:pPr>
         <w:pStyle w:val="berschrift2"/>
       </w:pPr>
-      <w:bookmarkStart w:id="29" w:name="_Toc232536571"/>
       <w:r>
+        <w:lastRenderedPageBreak/>
         <w:t>7.5 API Setup Explained Simply</w:t>
       </w:r>
-      <w:bookmarkEnd w:id="29"/>
     </w:p>
     <w:p>
       <w:pPr>
@@ -6549,7 +5127,6 @@
         <w:spacing w:after="140" w:line="259" w:lineRule="auto"/>
       </w:pPr>
       <w:r>
-        <w:lastRenderedPageBreak/>
         <w:t>For Spotify, create an app at https://developer.spotify.com/dashboard and add http://127.0.0.1:8888/callback as redirect URI. Then copy the client ID and client secret into .env. If playlist updates should be used, run python spotify_setup.py to create the refresh token and playlist values.</w:t>
       </w:r>
     </w:p>
@@ -6565,11 +5142,9 @@
       <w:pPr>
         <w:pStyle w:val="berschrift2"/>
       </w:pPr>
-      <w:bookmarkStart w:id="30" w:name="_Toc232536572"/>
       <w:r>
         <w:t>7.6 Start The Program</w:t>
       </w:r>
-      <w:bookmarkEnd w:id="30"/>
     </w:p>
     <w:p>
       <w:pPr>
@@ -6579,30 +5154,48 @@
         <w:t>After the .env file is filled, the program can be started with two commands.</w:t>
       </w:r>
     </w:p>
-    <w:p>
-      <w:pPr>
-        <w:spacing w:after="60"/>
-      </w:pPr>
-      <w:r>
-        <w:rPr>
-          <w:rFonts w:ascii="Consolas" w:hAnsi="Consolas"/>
-          <w:sz w:val="18"/>
-        </w:rPr>
-        <w:t>.\.venv\Scripts\Activate.ps1</w:t>
-      </w:r>
-    </w:p>
-    <w:p>
-      <w:pPr>
-        <w:spacing w:after="60"/>
-      </w:pPr>
-      <w:r>
-        <w:rPr>
-          <w:rFonts w:ascii="Consolas" w:hAnsi="Consolas"/>
-          <w:sz w:val="18"/>
-        </w:rPr>
-        <w:t>python main.py</w:t>
-      </w:r>
-    </w:p>
+    <w:tbl>
+      <w:tblPr>
+        <w:tblStyle w:val="Tabellenraster"/>
+        <w:tblW w:w="0" w:type="auto"/>
+        <w:jc w:val="center"/>
+        <w:tblLook w:val="04A0" w:firstRow="1" w:lastRow="0" w:firstColumn="1" w:lastColumn="0" w:noHBand="0" w:noVBand="1"/>
+      </w:tblPr>
+      <w:tblGrid>
+        <w:gridCol w:w="10166"/>
+      </w:tblGrid>
+      <w:tr>
+        <w:trPr>
+          <w:jc w:val="center"/>
+        </w:trPr>
+        <w:tc>
+          <w:tcPr>
+            <w:tcW w:w="10166" w:type="dxa"/>
+            <w:shd w:val="clear" w:color="auto" w:fill="F3F4F6"/>
+          </w:tcPr>
+          <w:p>
+            <w:r>
+              <w:rPr>
+                <w:rFonts w:ascii="Consolas" w:hAnsi="Consolas"/>
+                <w:color w:val="111827"/>
+                <w:sz w:val="17"/>
+              </w:rPr>
+              <w:t>.\.venv\Scripts\Activate.ps1</w:t>
+            </w:r>
+            <w:r>
+              <w:rPr>
+                <w:rFonts w:ascii="Consolas" w:hAnsi="Consolas"/>
+                <w:color w:val="111827"/>
+                <w:sz w:val="17"/>
+              </w:rPr>
+              <w:br/>
+              <w:t>python main.py</w:t>
+            </w:r>
+          </w:p>
+        </w:tc>
+      </w:tr>
+    </w:tbl>
+    <w:p/>
     <w:p>
       <w:pPr>
         <w:spacing w:after="140" w:line="259" w:lineRule="auto"/>
@@ -6615,11 +5208,9 @@
       <w:pPr>
         <w:pStyle w:val="berschrift2"/>
       </w:pPr>
-      <w:bookmarkStart w:id="31" w:name="_Toc232536573"/>
       <w:r>
         <w:t>7.7 Weekly Automation</w:t>
       </w:r>
-      <w:bookmarkEnd w:id="31"/>
     </w:p>
     <w:p>
       <w:pPr>
@@ -6629,51 +5220,109 @@
         <w:t>The script can be run automatically once per week with Windows Task Scheduler. This is optional, but it matches the goal of the project because the weekly report should not need to be started manually every time.</w:t>
       </w:r>
     </w:p>
+    <w:tbl>
+      <w:tblPr>
+        <w:tblStyle w:val="Tabellenraster"/>
+        <w:tblW w:w="0" w:type="auto"/>
+        <w:jc w:val="center"/>
+        <w:tblLook w:val="04A0" w:firstRow="1" w:lastRow="0" w:firstColumn="1" w:lastColumn="0" w:noHBand="0" w:noVBand="1"/>
+      </w:tblPr>
+      <w:tblGrid>
+        <w:gridCol w:w="10382"/>
+      </w:tblGrid>
+      <w:tr>
+        <w:trPr>
+          <w:jc w:val="center"/>
+        </w:trPr>
+        <w:tc>
+          <w:tcPr>
+            <w:tcW w:w="10166" w:type="dxa"/>
+            <w:shd w:val="clear" w:color="auto" w:fill="F3F4F6"/>
+          </w:tcPr>
+          <w:p>
+            <w:r>
+              <w:rPr>
+                <w:rFonts w:ascii="Consolas" w:hAnsi="Consolas"/>
+                <w:color w:val="111827"/>
+                <w:sz w:val="17"/>
+              </w:rPr>
+              <w:t>Program:</w:t>
+            </w:r>
+            <w:r>
+              <w:rPr>
+                <w:rFonts w:ascii="Consolas" w:hAnsi="Consolas"/>
+                <w:color w:val="111827"/>
+                <w:sz w:val="17"/>
+              </w:rPr>
+              <w:br/>
+              <w:t>C:\Users\voutats1\Documents\Gibz\Informatik\M122\M122ESpotifyProject\spotify_weekly_wrapped\.venv\Scripts\python.exe</w:t>
+            </w:r>
+            <w:r>
+              <w:rPr>
+                <w:rFonts w:ascii="Consolas" w:hAnsi="Consolas"/>
+                <w:color w:val="111827"/>
+                <w:sz w:val="17"/>
+              </w:rPr>
+              <w:br/>
+            </w:r>
+            <w:r>
+              <w:rPr>
+                <w:rFonts w:ascii="Consolas" w:hAnsi="Consolas"/>
+                <w:color w:val="111827"/>
+                <w:sz w:val="17"/>
+              </w:rPr>
+              <w:br/>
+              <w:t>Arguments:</w:t>
+            </w:r>
+            <w:r>
+              <w:rPr>
+                <w:rFonts w:ascii="Consolas" w:hAnsi="Consolas"/>
+                <w:color w:val="111827"/>
+                <w:sz w:val="17"/>
+              </w:rPr>
+              <w:br/>
+              <w:t>main.py</w:t>
+            </w:r>
+            <w:r>
+              <w:rPr>
+                <w:rFonts w:ascii="Consolas" w:hAnsi="Consolas"/>
+                <w:color w:val="111827"/>
+                <w:sz w:val="17"/>
+              </w:rPr>
+              <w:br/>
+            </w:r>
+            <w:r>
+              <w:rPr>
+                <w:rFonts w:ascii="Consolas" w:hAnsi="Consolas"/>
+                <w:color w:val="111827"/>
+                <w:sz w:val="17"/>
+              </w:rPr>
+              <w:br/>
+              <w:t>Start in:</w:t>
+            </w:r>
+            <w:r>
+              <w:rPr>
+                <w:rFonts w:ascii="Consolas" w:hAnsi="Consolas"/>
+                <w:color w:val="111827"/>
+                <w:sz w:val="17"/>
+              </w:rPr>
+              <w:br/>
+              <w:t>C:\Users\voutats1\Documents\Gibz\Informatik\M122\M122ESpotifyProject\spotify_weekly_wrapped</w:t>
+            </w:r>
+          </w:p>
+        </w:tc>
+      </w:tr>
+    </w:tbl>
+    <w:p/>
     <w:p>
       <w:pPr>
-        <w:spacing w:after="60"/>
-      </w:pPr>
-      <w:r>
-        <w:rPr>
-          <w:rFonts w:ascii="Consolas" w:hAnsi="Consolas"/>
-          <w:sz w:val="18"/>
-        </w:rPr>
-        <w:t>Program: C:\Users\voutats1\Documents\Gibz\Informatik\M122\M122ESpotifyProject\spotify_weekly_wrapped\.venv\Scripts\python.exe</w:t>
-      </w:r>
-    </w:p>
-    <w:p>
-      <w:pPr>
-        <w:spacing w:after="60"/>
-      </w:pPr>
-      <w:r>
-        <w:rPr>
-          <w:rFonts w:ascii="Consolas" w:hAnsi="Consolas"/>
-          <w:sz w:val="18"/>
-        </w:rPr>
-        <w:t>Arguments: main.py</w:t>
-      </w:r>
-    </w:p>
-    <w:p>
-      <w:pPr>
-        <w:spacing w:after="60"/>
-      </w:pPr>
-      <w:r>
-        <w:rPr>
-          <w:rFonts w:ascii="Consolas" w:hAnsi="Consolas"/>
-          <w:sz w:val="18"/>
-        </w:rPr>
-        <w:t>Start in: C:\Users\voutats1\Documents\Gibz\Informatik\M122\M122ESpotifyProject\spotify_weekly_wrapped</w:t>
-      </w:r>
-    </w:p>
-    <w:p>
-      <w:pPr>
         <w:pStyle w:val="berschrift1"/>
       </w:pPr>
-      <w:bookmarkStart w:id="32" w:name="_Toc232536574"/>
+      <w:bookmarkStart w:id="8" w:name="_Toc232537680"/>
       <w:r>
         <w:t>8. Testing</w:t>
       </w:r>
-      <w:bookmarkEnd w:id="32"/>
+      <w:bookmarkEnd w:id="8"/>
     </w:p>
     <w:p>
       <w:pPr>
@@ -6683,30 +5332,56 @@
         <w:t>Testing was important because the project uses several external systems. The unit tests do not depend on real API calls. Instead, the external services are mocked where needed, which makes the tests faster and safer to run.</w:t>
       </w:r>
     </w:p>
-    <w:p>
-      <w:pPr>
-        <w:spacing w:after="60"/>
-      </w:pPr>
-      <w:r>
-        <w:rPr>
-          <w:rFonts w:ascii="Consolas" w:hAnsi="Consolas"/>
-          <w:sz w:val="18"/>
-        </w:rPr>
-        <w:t>python -m pytest</w:t>
-      </w:r>
-    </w:p>
-    <w:p>
-      <w:pPr>
-        <w:spacing w:after="60"/>
-      </w:pPr>
-      <w:r>
-        <w:rPr>
-          <w:rFonts w:ascii="Consolas" w:hAnsi="Consolas"/>
-          <w:sz w:val="18"/>
-        </w:rPr>
-        <w:t>35 passed</w:t>
-      </w:r>
-    </w:p>
+    <w:tbl>
+      <w:tblPr>
+        <w:tblStyle w:val="Tabellenraster"/>
+        <w:tblW w:w="0" w:type="auto"/>
+        <w:jc w:val="center"/>
+        <w:tblLook w:val="04A0" w:firstRow="1" w:lastRow="0" w:firstColumn="1" w:lastColumn="0" w:noHBand="0" w:noVBand="1"/>
+      </w:tblPr>
+      <w:tblGrid>
+        <w:gridCol w:w="10166"/>
+      </w:tblGrid>
+      <w:tr>
+        <w:trPr>
+          <w:jc w:val="center"/>
+        </w:trPr>
+        <w:tc>
+          <w:tcPr>
+            <w:tcW w:w="10166" w:type="dxa"/>
+            <w:shd w:val="clear" w:color="auto" w:fill="F3F4F6"/>
+          </w:tcPr>
+          <w:p>
+            <w:r>
+              <w:rPr>
+                <w:rFonts w:ascii="Consolas" w:hAnsi="Consolas"/>
+                <w:color w:val="111827"/>
+                <w:sz w:val="17"/>
+              </w:rPr>
+              <w:t>python -m pytest</w:t>
+            </w:r>
+            <w:r>
+              <w:rPr>
+                <w:rFonts w:ascii="Consolas" w:hAnsi="Consolas"/>
+                <w:color w:val="111827"/>
+                <w:sz w:val="17"/>
+              </w:rPr>
+              <w:br/>
+            </w:r>
+            <w:r>
+              <w:rPr>
+                <w:rFonts w:ascii="Consolas" w:hAnsi="Consolas"/>
+                <w:color w:val="111827"/>
+                <w:sz w:val="17"/>
+              </w:rPr>
+              <w:br/>
+              <w:t>35 passed</w:t>
+            </w:r>
+          </w:p>
+        </w:tc>
+      </w:tr>
+    </w:tbl>
+    <w:p/>
     <w:p>
       <w:pPr>
         <w:spacing w:after="140" w:line="259" w:lineRule="auto"/>
@@ -6719,11 +5394,11 @@
       <w:pPr>
         <w:pStyle w:val="berschrift1"/>
       </w:pPr>
-      <w:bookmarkStart w:id="33" w:name="_Toc232536575"/>
+      <w:bookmarkStart w:id="9" w:name="_Toc232537681"/>
       <w:r>
         <w:t>9. Assignment Coverage</w:t>
       </w:r>
-      <w:bookmarkEnd w:id="33"/>
+      <w:bookmarkEnd w:id="9"/>
     </w:p>
     <w:p>
       <w:pPr>
@@ -6794,6 +5469,7 @@
               <w:rPr>
                 <w:sz w:val="17"/>
               </w:rPr>
+              <w:lastRenderedPageBreak/>
               <w:t>Script performs multiple actions</w:t>
             </w:r>
           </w:p>
@@ -7097,11 +5773,11 @@
       <w:pPr>
         <w:pStyle w:val="berschrift1"/>
       </w:pPr>
-      <w:bookmarkStart w:id="34" w:name="_Toc232536576"/>
+      <w:bookmarkStart w:id="10" w:name="_Toc232537682"/>
       <w:r>
         <w:t>10. Conclusion</w:t>
       </w:r>
-      <w:bookmarkEnd w:id="34"/>
+      <w:bookmarkEnd w:id="10"/>
     </w:p>
     <w:p>
       <w:pPr>
@@ -7129,7 +5805,7 @@
     </w:p>
     <w:sectPr>
       <w:pgSz w:w="12240" w:h="15840"/>
-      <w:pgMar w:top="936" w:right="1037" w:bottom="936" w:left="1037" w:header="720" w:footer="720" w:gutter="0"/>
+      <w:pgMar w:top="979" w:right="1037" w:bottom="979" w:left="1037" w:header="720" w:footer="720" w:gutter="0"/>
       <w:cols w:space="720"/>
       <w:docGrid w:linePitch="360"/>
     </w:sectPr>
@@ -7310,31 +5986,31 @@
       </w:rPr>
     </w:lvl>
   </w:abstractNum>
-  <w:num w:numId="1" w16cid:durableId="790131073">
+  <w:num w:numId="1" w16cid:durableId="278149762">
     <w:abstractNumId w:val="8"/>
   </w:num>
-  <w:num w:numId="2" w16cid:durableId="1072049787">
+  <w:num w:numId="2" w16cid:durableId="513615426">
     <w:abstractNumId w:val="6"/>
   </w:num>
-  <w:num w:numId="3" w16cid:durableId="1770270921">
+  <w:num w:numId="3" w16cid:durableId="423262308">
     <w:abstractNumId w:val="5"/>
   </w:num>
-  <w:num w:numId="4" w16cid:durableId="835463218">
+  <w:num w:numId="4" w16cid:durableId="1483086749">
     <w:abstractNumId w:val="4"/>
   </w:num>
-  <w:num w:numId="5" w16cid:durableId="66922863">
+  <w:num w:numId="5" w16cid:durableId="663513174">
     <w:abstractNumId w:val="7"/>
   </w:num>
-  <w:num w:numId="6" w16cid:durableId="654458146">
+  <w:num w:numId="6" w16cid:durableId="1502741179">
     <w:abstractNumId w:val="3"/>
   </w:num>
-  <w:num w:numId="7" w16cid:durableId="211430851">
+  <w:num w:numId="7" w16cid:durableId="1103308142">
     <w:abstractNumId w:val="2"/>
   </w:num>
-  <w:num w:numId="8" w16cid:durableId="1743916720">
+  <w:num w:numId="8" w16cid:durableId="918830720">
     <w:abstractNumId w:val="1"/>
   </w:num>
-  <w:num w:numId="9" w16cid:durableId="1227840093">
+  <w:num w:numId="9" w16cid:durableId="2140493574">
     <w:abstractNumId w:val="0"/>
   </w:num>
 </w:numbering>
@@ -18732,22 +17408,9 @@
     <w:autoRedefine/>
     <w:uiPriority w:val="39"/>
     <w:unhideWhenUsed/>
-    <w:rsid w:val="00553CAF"/>
+    <w:rsid w:val="00D64666"/>
     <w:pPr>
       <w:spacing w:after="100"/>
-    </w:pPr>
-  </w:style>
-  <w:style w:type="paragraph" w:styleId="Verzeichnis2">
-    <w:name w:val="toc 2"/>
-    <w:basedOn w:val="Standard"/>
-    <w:next w:val="Standard"/>
-    <w:autoRedefine/>
-    <w:uiPriority w:val="39"/>
-    <w:unhideWhenUsed/>
-    <w:rsid w:val="00553CAF"/>
-    <w:pPr>
-      <w:spacing w:after="100"/>
-      <w:ind w:left="210"/>
     </w:pPr>
   </w:style>
   <w:style w:type="character" w:styleId="Hyperlink">
@@ -18755,7 +17418,7 @@
     <w:basedOn w:val="Absatz-Standardschriftart"/>
     <w:uiPriority w:val="99"/>
     <w:unhideWhenUsed/>
-    <w:rsid w:val="00553CAF"/>
+    <w:rsid w:val="00D64666"/>
     <w:rPr>
       <w:color w:val="0000FF" w:themeColor="hyperlink"/>
       <w:u w:val="single"/>

--- a/docs/M122E_Final_Documentation.docx
+++ b/docs/M122E_Final_Documentation.docx
@@ -437,12 +437,11 @@
         <w:tabs>
           <w:tab w:val="right" w:leader="dot" w:pos="10272"/>
         </w:tabs>
-        <w:spacing w:after="0" w:line="260" w:lineRule="exact"/>
         <w:rPr>
-          <w:rFonts w:ascii="Arial" w:hAnsi="Arial" w:cs="Arial"/>
+          <w:rFonts w:asciiTheme="minorHAnsi" w:hAnsiTheme="minorHAnsi"/>
           <w:noProof/>
           <w:kern w:val="2"/>
-          <w:sz w:val="22"/>
+          <w:sz w:val="24"/>
           <w:szCs w:val="24"/>
           <w:lang w:val="de-CH" w:eastAsia="de-CH"/>
           <w14:ligatures w14:val="standardContextual"/>
@@ -469,75 +468,59 @@
         </w:rPr>
         <w:fldChar w:fldCharType="separate"/>
       </w:r>
-      <w:hyperlink w:anchor="_Toc232605505" w:history="1">
+      <w:hyperlink w:anchor="_Toc232778795" w:history="1">
         <w:r>
           <w:rPr>
             <w:rStyle w:val="Hyperlink"/>
-            <w:rFonts w:ascii="Arial" w:hAnsi="Arial" w:cs="Arial"/>
-            <w:noProof/>
-            <w:sz w:val="22"/>
+            <w:noProof/>
           </w:rPr>
           <w:t>1. Project Overview</w:t>
         </w:r>
         <w:r>
           <w:rPr>
-            <w:rFonts w:ascii="Arial" w:hAnsi="Arial" w:cs="Arial"/>
-            <w:noProof/>
-            <w:webHidden/>
-            <w:sz w:val="22"/>
+            <w:noProof/>
+            <w:webHidden/>
           </w:rPr>
           <w:tab/>
         </w:r>
         <w:r>
           <w:rPr>
-            <w:rFonts w:ascii="Arial" w:hAnsi="Arial" w:cs="Arial"/>
-            <w:noProof/>
-            <w:webHidden/>
-            <w:sz w:val="22"/>
+            <w:noProof/>
+            <w:webHidden/>
           </w:rPr>
           <w:fldChar w:fldCharType="begin"/>
         </w:r>
         <w:r>
           <w:rPr>
-            <w:rFonts w:ascii="Arial" w:hAnsi="Arial" w:cs="Arial"/>
-            <w:noProof/>
-            <w:webHidden/>
-            <w:sz w:val="22"/>
-          </w:rPr>
-          <w:instrText xml:space="preserve"> PAGEREF _Toc232605505 \h </w:instrText>
-        </w:r>
-        <w:r>
-          <w:rPr>
-            <w:rFonts w:ascii="Arial" w:hAnsi="Arial" w:cs="Arial"/>
-            <w:noProof/>
-            <w:webHidden/>
-            <w:sz w:val="22"/>
-          </w:rPr>
-        </w:r>
-        <w:r>
-          <w:rPr>
-            <w:rFonts w:ascii="Arial" w:hAnsi="Arial" w:cs="Arial"/>
-            <w:noProof/>
-            <w:webHidden/>
-            <w:sz w:val="22"/>
+            <w:noProof/>
+            <w:webHidden/>
+          </w:rPr>
+          <w:instrText xml:space="preserve"> PAGEREF _Toc232778795 \h </w:instrText>
+        </w:r>
+        <w:r>
+          <w:rPr>
+            <w:noProof/>
+            <w:webHidden/>
+          </w:rPr>
+        </w:r>
+        <w:r>
+          <w:rPr>
+            <w:noProof/>
+            <w:webHidden/>
           </w:rPr>
           <w:fldChar w:fldCharType="separate"/>
         </w:r>
         <w:r>
           <w:rPr>
-            <w:rFonts w:ascii="Arial" w:hAnsi="Arial" w:cs="Arial"/>
-            <w:noProof/>
-            <w:webHidden/>
-            <w:sz w:val="22"/>
+            <w:noProof/>
+            <w:webHidden/>
           </w:rPr>
           <w:t>3</w:t>
         </w:r>
         <w:r>
           <w:rPr>
-            <w:rFonts w:ascii="Arial" w:hAnsi="Arial" w:cs="Arial"/>
-            <w:noProof/>
-            <w:webHidden/>
-            <w:sz w:val="22"/>
+            <w:noProof/>
+            <w:webHidden/>
           </w:rPr>
           <w:fldChar w:fldCharType="end"/>
         </w:r>
@@ -549,86 +532,69 @@
         <w:tabs>
           <w:tab w:val="right" w:leader="dot" w:pos="10272"/>
         </w:tabs>
-        <w:spacing w:after="0" w:line="260" w:lineRule="exact"/>
         <w:rPr>
-          <w:rFonts w:ascii="Arial" w:hAnsi="Arial" w:cs="Arial"/>
+          <w:rFonts w:asciiTheme="minorHAnsi" w:hAnsiTheme="minorHAnsi"/>
           <w:noProof/>
           <w:kern w:val="2"/>
-          <w:sz w:val="22"/>
+          <w:sz w:val="24"/>
           <w:szCs w:val="24"/>
           <w:lang w:val="de-CH" w:eastAsia="de-CH"/>
           <w14:ligatures w14:val="standardContextual"/>
         </w:rPr>
       </w:pPr>
-      <w:hyperlink w:anchor="_Toc232605506" w:history="1">
+      <w:hyperlink w:anchor="_Toc232778796" w:history="1">
         <w:r>
           <w:rPr>
             <w:rStyle w:val="Hyperlink"/>
-            <w:rFonts w:ascii="Arial" w:hAnsi="Arial" w:cs="Arial"/>
-            <w:noProof/>
-            <w:sz w:val="22"/>
+            <w:noProof/>
           </w:rPr>
           <w:t>1.1 Context</w:t>
         </w:r>
         <w:r>
           <w:rPr>
-            <w:rFonts w:ascii="Arial" w:hAnsi="Arial" w:cs="Arial"/>
-            <w:noProof/>
-            <w:webHidden/>
-            <w:sz w:val="22"/>
+            <w:noProof/>
+            <w:webHidden/>
           </w:rPr>
           <w:tab/>
         </w:r>
         <w:r>
           <w:rPr>
-            <w:rFonts w:ascii="Arial" w:hAnsi="Arial" w:cs="Arial"/>
-            <w:noProof/>
-            <w:webHidden/>
-            <w:sz w:val="22"/>
+            <w:noProof/>
+            <w:webHidden/>
           </w:rPr>
           <w:fldChar w:fldCharType="begin"/>
         </w:r>
         <w:r>
           <w:rPr>
-            <w:rFonts w:ascii="Arial" w:hAnsi="Arial" w:cs="Arial"/>
-            <w:noProof/>
-            <w:webHidden/>
-            <w:sz w:val="22"/>
-          </w:rPr>
-          <w:instrText xml:space="preserve"> PAGEREF _Toc232605506 \h </w:instrText>
-        </w:r>
-        <w:r>
-          <w:rPr>
-            <w:rFonts w:ascii="Arial" w:hAnsi="Arial" w:cs="Arial"/>
-            <w:noProof/>
-            <w:webHidden/>
-            <w:sz w:val="22"/>
-          </w:rPr>
-        </w:r>
-        <w:r>
-          <w:rPr>
-            <w:rFonts w:ascii="Arial" w:hAnsi="Arial" w:cs="Arial"/>
-            <w:noProof/>
-            <w:webHidden/>
-            <w:sz w:val="22"/>
+            <w:noProof/>
+            <w:webHidden/>
+          </w:rPr>
+          <w:instrText xml:space="preserve"> PAGEREF _Toc232778796 \h </w:instrText>
+        </w:r>
+        <w:r>
+          <w:rPr>
+            <w:noProof/>
+            <w:webHidden/>
+          </w:rPr>
+        </w:r>
+        <w:r>
+          <w:rPr>
+            <w:noProof/>
+            <w:webHidden/>
           </w:rPr>
           <w:fldChar w:fldCharType="separate"/>
         </w:r>
         <w:r>
           <w:rPr>
-            <w:rFonts w:ascii="Arial" w:hAnsi="Arial" w:cs="Arial"/>
-            <w:noProof/>
-            <w:webHidden/>
-            <w:sz w:val="22"/>
+            <w:noProof/>
+            <w:webHidden/>
           </w:rPr>
           <w:t>3</w:t>
         </w:r>
         <w:r>
           <w:rPr>
-            <w:rFonts w:ascii="Arial" w:hAnsi="Arial" w:cs="Arial"/>
-            <w:noProof/>
-            <w:webHidden/>
-            <w:sz w:val="22"/>
+            <w:noProof/>
+            <w:webHidden/>
           </w:rPr>
           <w:fldChar w:fldCharType="end"/>
         </w:r>
@@ -640,86 +606,69 @@
         <w:tabs>
           <w:tab w:val="right" w:leader="dot" w:pos="10272"/>
         </w:tabs>
-        <w:spacing w:after="0" w:line="260" w:lineRule="exact"/>
         <w:rPr>
-          <w:rFonts w:ascii="Arial" w:hAnsi="Arial" w:cs="Arial"/>
+          <w:rFonts w:asciiTheme="minorHAnsi" w:hAnsiTheme="minorHAnsi"/>
           <w:noProof/>
           <w:kern w:val="2"/>
-          <w:sz w:val="22"/>
+          <w:sz w:val="24"/>
           <w:szCs w:val="24"/>
           <w:lang w:val="de-CH" w:eastAsia="de-CH"/>
           <w14:ligatures w14:val="standardContextual"/>
         </w:rPr>
       </w:pPr>
-      <w:hyperlink w:anchor="_Toc232605507" w:history="1">
+      <w:hyperlink w:anchor="_Toc232778797" w:history="1">
         <w:r>
           <w:rPr>
             <w:rStyle w:val="Hyperlink"/>
-            <w:rFonts w:ascii="Arial" w:hAnsi="Arial" w:cs="Arial"/>
-            <w:noProof/>
-            <w:sz w:val="22"/>
+            <w:noProof/>
           </w:rPr>
           <w:t>1.2 Goal</w:t>
         </w:r>
         <w:r>
           <w:rPr>
-            <w:rFonts w:ascii="Arial" w:hAnsi="Arial" w:cs="Arial"/>
-            <w:noProof/>
-            <w:webHidden/>
-            <w:sz w:val="22"/>
+            <w:noProof/>
+            <w:webHidden/>
           </w:rPr>
           <w:tab/>
         </w:r>
         <w:r>
           <w:rPr>
-            <w:rFonts w:ascii="Arial" w:hAnsi="Arial" w:cs="Arial"/>
-            <w:noProof/>
-            <w:webHidden/>
-            <w:sz w:val="22"/>
+            <w:noProof/>
+            <w:webHidden/>
           </w:rPr>
           <w:fldChar w:fldCharType="begin"/>
         </w:r>
         <w:r>
           <w:rPr>
-            <w:rFonts w:ascii="Arial" w:hAnsi="Arial" w:cs="Arial"/>
-            <w:noProof/>
-            <w:webHidden/>
-            <w:sz w:val="22"/>
-          </w:rPr>
-          <w:instrText xml:space="preserve"> PAGEREF _Toc232605507 \h </w:instrText>
-        </w:r>
-        <w:r>
-          <w:rPr>
-            <w:rFonts w:ascii="Arial" w:hAnsi="Arial" w:cs="Arial"/>
-            <w:noProof/>
-            <w:webHidden/>
-            <w:sz w:val="22"/>
-          </w:rPr>
-        </w:r>
-        <w:r>
-          <w:rPr>
-            <w:rFonts w:ascii="Arial" w:hAnsi="Arial" w:cs="Arial"/>
-            <w:noProof/>
-            <w:webHidden/>
-            <w:sz w:val="22"/>
+            <w:noProof/>
+            <w:webHidden/>
+          </w:rPr>
+          <w:instrText xml:space="preserve"> PAGEREF _Toc232778797 \h </w:instrText>
+        </w:r>
+        <w:r>
+          <w:rPr>
+            <w:noProof/>
+            <w:webHidden/>
+          </w:rPr>
+        </w:r>
+        <w:r>
+          <w:rPr>
+            <w:noProof/>
+            <w:webHidden/>
           </w:rPr>
           <w:fldChar w:fldCharType="separate"/>
         </w:r>
         <w:r>
           <w:rPr>
-            <w:rFonts w:ascii="Arial" w:hAnsi="Arial" w:cs="Arial"/>
-            <w:noProof/>
-            <w:webHidden/>
-            <w:sz w:val="22"/>
+            <w:noProof/>
+            <w:webHidden/>
           </w:rPr>
           <w:t>3</w:t>
         </w:r>
         <w:r>
           <w:rPr>
-            <w:rFonts w:ascii="Arial" w:hAnsi="Arial" w:cs="Arial"/>
-            <w:noProof/>
-            <w:webHidden/>
-            <w:sz w:val="22"/>
+            <w:noProof/>
+            <w:webHidden/>
           </w:rPr>
           <w:fldChar w:fldCharType="end"/>
         </w:r>
@@ -731,86 +680,69 @@
         <w:tabs>
           <w:tab w:val="right" w:leader="dot" w:pos="10272"/>
         </w:tabs>
-        <w:spacing w:after="0" w:line="260" w:lineRule="exact"/>
         <w:rPr>
-          <w:rFonts w:ascii="Arial" w:hAnsi="Arial" w:cs="Arial"/>
+          <w:rFonts w:asciiTheme="minorHAnsi" w:hAnsiTheme="minorHAnsi"/>
           <w:noProof/>
           <w:kern w:val="2"/>
-          <w:sz w:val="22"/>
+          <w:sz w:val="24"/>
           <w:szCs w:val="24"/>
           <w:lang w:val="de-CH" w:eastAsia="de-CH"/>
           <w14:ligatures w14:val="standardContextual"/>
         </w:rPr>
       </w:pPr>
-      <w:hyperlink w:anchor="_Toc232605508" w:history="1">
+      <w:hyperlink w:anchor="_Toc232778798" w:history="1">
         <w:r>
           <w:rPr>
             <w:rStyle w:val="Hyperlink"/>
-            <w:rFonts w:ascii="Arial" w:hAnsi="Arial" w:cs="Arial"/>
-            <w:noProof/>
-            <w:sz w:val="22"/>
+            <w:noProof/>
           </w:rPr>
           <w:t>1.3 What The Program Does</w:t>
         </w:r>
         <w:r>
           <w:rPr>
-            <w:rFonts w:ascii="Arial" w:hAnsi="Arial" w:cs="Arial"/>
-            <w:noProof/>
-            <w:webHidden/>
-            <w:sz w:val="22"/>
+            <w:noProof/>
+            <w:webHidden/>
           </w:rPr>
           <w:tab/>
         </w:r>
         <w:r>
           <w:rPr>
-            <w:rFonts w:ascii="Arial" w:hAnsi="Arial" w:cs="Arial"/>
-            <w:noProof/>
-            <w:webHidden/>
-            <w:sz w:val="22"/>
+            <w:noProof/>
+            <w:webHidden/>
           </w:rPr>
           <w:fldChar w:fldCharType="begin"/>
         </w:r>
         <w:r>
           <w:rPr>
-            <w:rFonts w:ascii="Arial" w:hAnsi="Arial" w:cs="Arial"/>
-            <w:noProof/>
-            <w:webHidden/>
-            <w:sz w:val="22"/>
-          </w:rPr>
-          <w:instrText xml:space="preserve"> PAGEREF _Toc232605508 \h </w:instrText>
-        </w:r>
-        <w:r>
-          <w:rPr>
-            <w:rFonts w:ascii="Arial" w:hAnsi="Arial" w:cs="Arial"/>
-            <w:noProof/>
-            <w:webHidden/>
-            <w:sz w:val="22"/>
-          </w:rPr>
-        </w:r>
-        <w:r>
-          <w:rPr>
-            <w:rFonts w:ascii="Arial" w:hAnsi="Arial" w:cs="Arial"/>
-            <w:noProof/>
-            <w:webHidden/>
-            <w:sz w:val="22"/>
+            <w:noProof/>
+            <w:webHidden/>
+          </w:rPr>
+          <w:instrText xml:space="preserve"> PAGEREF _Toc232778798 \h </w:instrText>
+        </w:r>
+        <w:r>
+          <w:rPr>
+            <w:noProof/>
+            <w:webHidden/>
+          </w:rPr>
+        </w:r>
+        <w:r>
+          <w:rPr>
+            <w:noProof/>
+            <w:webHidden/>
           </w:rPr>
           <w:fldChar w:fldCharType="separate"/>
         </w:r>
         <w:r>
           <w:rPr>
-            <w:rFonts w:ascii="Arial" w:hAnsi="Arial" w:cs="Arial"/>
-            <w:noProof/>
-            <w:webHidden/>
-            <w:sz w:val="22"/>
+            <w:noProof/>
+            <w:webHidden/>
           </w:rPr>
           <w:t>3</w:t>
         </w:r>
         <w:r>
           <w:rPr>
-            <w:rFonts w:ascii="Arial" w:hAnsi="Arial" w:cs="Arial"/>
-            <w:noProof/>
-            <w:webHidden/>
-            <w:sz w:val="22"/>
+            <w:noProof/>
+            <w:webHidden/>
           </w:rPr>
           <w:fldChar w:fldCharType="end"/>
         </w:r>
@@ -822,86 +754,69 @@
         <w:tabs>
           <w:tab w:val="right" w:leader="dot" w:pos="10272"/>
         </w:tabs>
-        <w:spacing w:after="0" w:line="260" w:lineRule="exact"/>
         <w:rPr>
-          <w:rFonts w:ascii="Arial" w:hAnsi="Arial" w:cs="Arial"/>
+          <w:rFonts w:asciiTheme="minorHAnsi" w:hAnsiTheme="minorHAnsi"/>
           <w:noProof/>
           <w:kern w:val="2"/>
-          <w:sz w:val="22"/>
+          <w:sz w:val="24"/>
           <w:szCs w:val="24"/>
           <w:lang w:val="de-CH" w:eastAsia="de-CH"/>
           <w14:ligatures w14:val="standardContextual"/>
         </w:rPr>
       </w:pPr>
-      <w:hyperlink w:anchor="_Toc232605509" w:history="1">
+      <w:hyperlink w:anchor="_Toc232778799" w:history="1">
         <w:r>
           <w:rPr>
             <w:rStyle w:val="Hyperlink"/>
-            <w:rFonts w:ascii="Arial" w:hAnsi="Arial" w:cs="Arial"/>
-            <w:noProof/>
-            <w:sz w:val="22"/>
+            <w:noProof/>
           </w:rPr>
           <w:t>2. Project Work And Personal Approach</w:t>
         </w:r>
         <w:r>
           <w:rPr>
-            <w:rFonts w:ascii="Arial" w:hAnsi="Arial" w:cs="Arial"/>
-            <w:noProof/>
-            <w:webHidden/>
-            <w:sz w:val="22"/>
+            <w:noProof/>
+            <w:webHidden/>
           </w:rPr>
           <w:tab/>
         </w:r>
         <w:r>
           <w:rPr>
-            <w:rFonts w:ascii="Arial" w:hAnsi="Arial" w:cs="Arial"/>
-            <w:noProof/>
-            <w:webHidden/>
-            <w:sz w:val="22"/>
+            <w:noProof/>
+            <w:webHidden/>
           </w:rPr>
           <w:fldChar w:fldCharType="begin"/>
         </w:r>
         <w:r>
           <w:rPr>
-            <w:rFonts w:ascii="Arial" w:hAnsi="Arial" w:cs="Arial"/>
-            <w:noProof/>
-            <w:webHidden/>
-            <w:sz w:val="22"/>
-          </w:rPr>
-          <w:instrText xml:space="preserve"> PAGEREF _Toc232605509 \h </w:instrText>
-        </w:r>
-        <w:r>
-          <w:rPr>
-            <w:rFonts w:ascii="Arial" w:hAnsi="Arial" w:cs="Arial"/>
-            <w:noProof/>
-            <w:webHidden/>
-            <w:sz w:val="22"/>
-          </w:rPr>
-        </w:r>
-        <w:r>
-          <w:rPr>
-            <w:rFonts w:ascii="Arial" w:hAnsi="Arial" w:cs="Arial"/>
-            <w:noProof/>
-            <w:webHidden/>
-            <w:sz w:val="22"/>
+            <w:noProof/>
+            <w:webHidden/>
+          </w:rPr>
+          <w:instrText xml:space="preserve"> PAGEREF _Toc232778799 \h </w:instrText>
+        </w:r>
+        <w:r>
+          <w:rPr>
+            <w:noProof/>
+            <w:webHidden/>
+          </w:rPr>
+        </w:r>
+        <w:r>
+          <w:rPr>
+            <w:noProof/>
+            <w:webHidden/>
           </w:rPr>
           <w:fldChar w:fldCharType="separate"/>
         </w:r>
         <w:r>
           <w:rPr>
-            <w:rFonts w:ascii="Arial" w:hAnsi="Arial" w:cs="Arial"/>
-            <w:noProof/>
-            <w:webHidden/>
-            <w:sz w:val="22"/>
+            <w:noProof/>
+            <w:webHidden/>
           </w:rPr>
           <w:t>3</w:t>
         </w:r>
         <w:r>
           <w:rPr>
-            <w:rFonts w:ascii="Arial" w:hAnsi="Arial" w:cs="Arial"/>
-            <w:noProof/>
-            <w:webHidden/>
-            <w:sz w:val="22"/>
+            <w:noProof/>
+            <w:webHidden/>
           </w:rPr>
           <w:fldChar w:fldCharType="end"/>
         </w:r>
@@ -913,86 +828,69 @@
         <w:tabs>
           <w:tab w:val="right" w:leader="dot" w:pos="10272"/>
         </w:tabs>
-        <w:spacing w:after="0" w:line="260" w:lineRule="exact"/>
         <w:rPr>
-          <w:rFonts w:ascii="Arial" w:hAnsi="Arial" w:cs="Arial"/>
+          <w:rFonts w:asciiTheme="minorHAnsi" w:hAnsiTheme="minorHAnsi"/>
           <w:noProof/>
           <w:kern w:val="2"/>
-          <w:sz w:val="22"/>
+          <w:sz w:val="24"/>
           <w:szCs w:val="24"/>
           <w:lang w:val="de-CH" w:eastAsia="de-CH"/>
           <w14:ligatures w14:val="standardContextual"/>
         </w:rPr>
       </w:pPr>
-      <w:hyperlink w:anchor="_Toc232605510" w:history="1">
+      <w:hyperlink w:anchor="_Toc232778800" w:history="1">
         <w:r>
           <w:rPr>
             <w:rStyle w:val="Hyperlink"/>
-            <w:rFonts w:ascii="Arial" w:hAnsi="Arial" w:cs="Arial"/>
-            <w:noProof/>
-            <w:sz w:val="22"/>
+            <w:noProof/>
           </w:rPr>
           <w:t>2.1 How I Started</w:t>
         </w:r>
         <w:r>
           <w:rPr>
-            <w:rFonts w:ascii="Arial" w:hAnsi="Arial" w:cs="Arial"/>
-            <w:noProof/>
-            <w:webHidden/>
-            <w:sz w:val="22"/>
+            <w:noProof/>
+            <w:webHidden/>
           </w:rPr>
           <w:tab/>
         </w:r>
         <w:r>
           <w:rPr>
-            <w:rFonts w:ascii="Arial" w:hAnsi="Arial" w:cs="Arial"/>
-            <w:noProof/>
-            <w:webHidden/>
-            <w:sz w:val="22"/>
+            <w:noProof/>
+            <w:webHidden/>
           </w:rPr>
           <w:fldChar w:fldCharType="begin"/>
         </w:r>
         <w:r>
           <w:rPr>
-            <w:rFonts w:ascii="Arial" w:hAnsi="Arial" w:cs="Arial"/>
-            <w:noProof/>
-            <w:webHidden/>
-            <w:sz w:val="22"/>
-          </w:rPr>
-          <w:instrText xml:space="preserve"> PAGEREF _Toc232605510 \h </w:instrText>
-        </w:r>
-        <w:r>
-          <w:rPr>
-            <w:rFonts w:ascii="Arial" w:hAnsi="Arial" w:cs="Arial"/>
-            <w:noProof/>
-            <w:webHidden/>
-            <w:sz w:val="22"/>
-          </w:rPr>
-        </w:r>
-        <w:r>
-          <w:rPr>
-            <w:rFonts w:ascii="Arial" w:hAnsi="Arial" w:cs="Arial"/>
-            <w:noProof/>
-            <w:webHidden/>
-            <w:sz w:val="22"/>
+            <w:noProof/>
+            <w:webHidden/>
+          </w:rPr>
+          <w:instrText xml:space="preserve"> PAGEREF _Toc232778800 \h </w:instrText>
+        </w:r>
+        <w:r>
+          <w:rPr>
+            <w:noProof/>
+            <w:webHidden/>
+          </w:rPr>
+        </w:r>
+        <w:r>
+          <w:rPr>
+            <w:noProof/>
+            <w:webHidden/>
           </w:rPr>
           <w:fldChar w:fldCharType="separate"/>
         </w:r>
         <w:r>
           <w:rPr>
-            <w:rFonts w:ascii="Arial" w:hAnsi="Arial" w:cs="Arial"/>
-            <w:noProof/>
-            <w:webHidden/>
-            <w:sz w:val="22"/>
+            <w:noProof/>
+            <w:webHidden/>
           </w:rPr>
           <w:t>3</w:t>
         </w:r>
         <w:r>
           <w:rPr>
-            <w:rFonts w:ascii="Arial" w:hAnsi="Arial" w:cs="Arial"/>
-            <w:noProof/>
-            <w:webHidden/>
-            <w:sz w:val="22"/>
+            <w:noProof/>
+            <w:webHidden/>
           </w:rPr>
           <w:fldChar w:fldCharType="end"/>
         </w:r>
@@ -1004,86 +902,69 @@
         <w:tabs>
           <w:tab w:val="right" w:leader="dot" w:pos="10272"/>
         </w:tabs>
-        <w:spacing w:after="0" w:line="260" w:lineRule="exact"/>
         <w:rPr>
-          <w:rFonts w:ascii="Arial" w:hAnsi="Arial" w:cs="Arial"/>
+          <w:rFonts w:asciiTheme="minorHAnsi" w:hAnsiTheme="minorHAnsi"/>
           <w:noProof/>
           <w:kern w:val="2"/>
-          <w:sz w:val="22"/>
+          <w:sz w:val="24"/>
           <w:szCs w:val="24"/>
           <w:lang w:val="de-CH" w:eastAsia="de-CH"/>
           <w14:ligatures w14:val="standardContextual"/>
         </w:rPr>
       </w:pPr>
-      <w:hyperlink w:anchor="_Toc232605511" w:history="1">
+      <w:hyperlink w:anchor="_Toc232778801" w:history="1">
         <w:r>
           <w:rPr>
             <w:rStyle w:val="Hyperlink"/>
-            <w:rFonts w:ascii="Arial" w:hAnsi="Arial" w:cs="Arial"/>
-            <w:noProof/>
-            <w:sz w:val="22"/>
+            <w:noProof/>
           </w:rPr>
           <w:t>2.2 Difficulties During The Project</w:t>
         </w:r>
         <w:r>
           <w:rPr>
-            <w:rFonts w:ascii="Arial" w:hAnsi="Arial" w:cs="Arial"/>
-            <w:noProof/>
-            <w:webHidden/>
-            <w:sz w:val="22"/>
+            <w:noProof/>
+            <w:webHidden/>
           </w:rPr>
           <w:tab/>
         </w:r>
         <w:r>
           <w:rPr>
-            <w:rFonts w:ascii="Arial" w:hAnsi="Arial" w:cs="Arial"/>
-            <w:noProof/>
-            <w:webHidden/>
-            <w:sz w:val="22"/>
+            <w:noProof/>
+            <w:webHidden/>
           </w:rPr>
           <w:fldChar w:fldCharType="begin"/>
         </w:r>
         <w:r>
           <w:rPr>
-            <w:rFonts w:ascii="Arial" w:hAnsi="Arial" w:cs="Arial"/>
-            <w:noProof/>
-            <w:webHidden/>
-            <w:sz w:val="22"/>
-          </w:rPr>
-          <w:instrText xml:space="preserve"> PAGEREF _Toc232605511 \h </w:instrText>
-        </w:r>
-        <w:r>
-          <w:rPr>
-            <w:rFonts w:ascii="Arial" w:hAnsi="Arial" w:cs="Arial"/>
-            <w:noProof/>
-            <w:webHidden/>
-            <w:sz w:val="22"/>
-          </w:rPr>
-        </w:r>
-        <w:r>
-          <w:rPr>
-            <w:rFonts w:ascii="Arial" w:hAnsi="Arial" w:cs="Arial"/>
-            <w:noProof/>
-            <w:webHidden/>
-            <w:sz w:val="22"/>
+            <w:noProof/>
+            <w:webHidden/>
+          </w:rPr>
+          <w:instrText xml:space="preserve"> PAGEREF _Toc232778801 \h </w:instrText>
+        </w:r>
+        <w:r>
+          <w:rPr>
+            <w:noProof/>
+            <w:webHidden/>
+          </w:rPr>
+        </w:r>
+        <w:r>
+          <w:rPr>
+            <w:noProof/>
+            <w:webHidden/>
           </w:rPr>
           <w:fldChar w:fldCharType="separate"/>
         </w:r>
         <w:r>
           <w:rPr>
-            <w:rFonts w:ascii="Arial" w:hAnsi="Arial" w:cs="Arial"/>
-            <w:noProof/>
-            <w:webHidden/>
-            <w:sz w:val="22"/>
+            <w:noProof/>
+            <w:webHidden/>
           </w:rPr>
           <w:t>3</w:t>
         </w:r>
         <w:r>
           <w:rPr>
-            <w:rFonts w:ascii="Arial" w:hAnsi="Arial" w:cs="Arial"/>
-            <w:noProof/>
-            <w:webHidden/>
-            <w:sz w:val="22"/>
+            <w:noProof/>
+            <w:webHidden/>
           </w:rPr>
           <w:fldChar w:fldCharType="end"/>
         </w:r>
@@ -1095,86 +976,69 @@
         <w:tabs>
           <w:tab w:val="right" w:leader="dot" w:pos="10272"/>
         </w:tabs>
-        <w:spacing w:after="0" w:line="260" w:lineRule="exact"/>
         <w:rPr>
-          <w:rFonts w:ascii="Arial" w:hAnsi="Arial" w:cs="Arial"/>
+          <w:rFonts w:asciiTheme="minorHAnsi" w:hAnsiTheme="minorHAnsi"/>
           <w:noProof/>
           <w:kern w:val="2"/>
-          <w:sz w:val="22"/>
+          <w:sz w:val="24"/>
           <w:szCs w:val="24"/>
           <w:lang w:val="de-CH" w:eastAsia="de-CH"/>
           <w14:ligatures w14:val="standardContextual"/>
         </w:rPr>
       </w:pPr>
-      <w:hyperlink w:anchor="_Toc232605512" w:history="1">
+      <w:hyperlink w:anchor="_Toc232778802" w:history="1">
         <w:r>
           <w:rPr>
             <w:rStyle w:val="Hyperlink"/>
-            <w:rFonts w:ascii="Arial" w:hAnsi="Arial" w:cs="Arial"/>
-            <w:noProof/>
-            <w:sz w:val="22"/>
+            <w:noProof/>
           </w:rPr>
           <w:t>2.3 What I Improved Near The End</w:t>
         </w:r>
         <w:r>
           <w:rPr>
-            <w:rFonts w:ascii="Arial" w:hAnsi="Arial" w:cs="Arial"/>
-            <w:noProof/>
-            <w:webHidden/>
-            <w:sz w:val="22"/>
+            <w:noProof/>
+            <w:webHidden/>
           </w:rPr>
           <w:tab/>
         </w:r>
         <w:r>
           <w:rPr>
-            <w:rFonts w:ascii="Arial" w:hAnsi="Arial" w:cs="Arial"/>
-            <w:noProof/>
-            <w:webHidden/>
-            <w:sz w:val="22"/>
+            <w:noProof/>
+            <w:webHidden/>
           </w:rPr>
           <w:fldChar w:fldCharType="begin"/>
         </w:r>
         <w:r>
           <w:rPr>
-            <w:rFonts w:ascii="Arial" w:hAnsi="Arial" w:cs="Arial"/>
-            <w:noProof/>
-            <w:webHidden/>
-            <w:sz w:val="22"/>
-          </w:rPr>
-          <w:instrText xml:space="preserve"> PAGEREF _Toc232605512 \h </w:instrText>
-        </w:r>
-        <w:r>
-          <w:rPr>
-            <w:rFonts w:ascii="Arial" w:hAnsi="Arial" w:cs="Arial"/>
-            <w:noProof/>
-            <w:webHidden/>
-            <w:sz w:val="22"/>
-          </w:rPr>
-        </w:r>
-        <w:r>
-          <w:rPr>
-            <w:rFonts w:ascii="Arial" w:hAnsi="Arial" w:cs="Arial"/>
-            <w:noProof/>
-            <w:webHidden/>
-            <w:sz w:val="22"/>
+            <w:noProof/>
+            <w:webHidden/>
+          </w:rPr>
+          <w:instrText xml:space="preserve"> PAGEREF _Toc232778802 \h </w:instrText>
+        </w:r>
+        <w:r>
+          <w:rPr>
+            <w:noProof/>
+            <w:webHidden/>
+          </w:rPr>
+        </w:r>
+        <w:r>
+          <w:rPr>
+            <w:noProof/>
+            <w:webHidden/>
           </w:rPr>
           <w:fldChar w:fldCharType="separate"/>
         </w:r>
         <w:r>
           <w:rPr>
-            <w:rFonts w:ascii="Arial" w:hAnsi="Arial" w:cs="Arial"/>
-            <w:noProof/>
-            <w:webHidden/>
-            <w:sz w:val="22"/>
+            <w:noProof/>
+            <w:webHidden/>
           </w:rPr>
           <w:t>3</w:t>
         </w:r>
         <w:r>
           <w:rPr>
-            <w:rFonts w:ascii="Arial" w:hAnsi="Arial" w:cs="Arial"/>
-            <w:noProof/>
-            <w:webHidden/>
-            <w:sz w:val="22"/>
+            <w:noProof/>
+            <w:webHidden/>
           </w:rPr>
           <w:fldChar w:fldCharType="end"/>
         </w:r>
@@ -1186,86 +1050,69 @@
         <w:tabs>
           <w:tab w:val="right" w:leader="dot" w:pos="10272"/>
         </w:tabs>
-        <w:spacing w:after="0" w:line="260" w:lineRule="exact"/>
         <w:rPr>
-          <w:rFonts w:ascii="Arial" w:hAnsi="Arial" w:cs="Arial"/>
+          <w:rFonts w:asciiTheme="minorHAnsi" w:hAnsiTheme="minorHAnsi"/>
           <w:noProof/>
           <w:kern w:val="2"/>
-          <w:sz w:val="22"/>
+          <w:sz w:val="24"/>
           <w:szCs w:val="24"/>
           <w:lang w:val="de-CH" w:eastAsia="de-CH"/>
           <w14:ligatures w14:val="standardContextual"/>
         </w:rPr>
       </w:pPr>
-      <w:hyperlink w:anchor="_Toc232605513" w:history="1">
+      <w:hyperlink w:anchor="_Toc232778803" w:history="1">
         <w:r>
           <w:rPr>
             <w:rStyle w:val="Hyperlink"/>
-            <w:rFonts w:ascii="Arial" w:hAnsi="Arial" w:cs="Arial"/>
-            <w:noProof/>
-            <w:sz w:val="22"/>
+            <w:noProof/>
           </w:rPr>
           <w:t>3. Project Plan</w:t>
         </w:r>
         <w:r>
           <w:rPr>
-            <w:rFonts w:ascii="Arial" w:hAnsi="Arial" w:cs="Arial"/>
-            <w:noProof/>
-            <w:webHidden/>
-            <w:sz w:val="22"/>
+            <w:noProof/>
+            <w:webHidden/>
           </w:rPr>
           <w:tab/>
         </w:r>
         <w:r>
           <w:rPr>
-            <w:rFonts w:ascii="Arial" w:hAnsi="Arial" w:cs="Arial"/>
-            <w:noProof/>
-            <w:webHidden/>
-            <w:sz w:val="22"/>
+            <w:noProof/>
+            <w:webHidden/>
           </w:rPr>
           <w:fldChar w:fldCharType="begin"/>
         </w:r>
         <w:r>
           <w:rPr>
-            <w:rFonts w:ascii="Arial" w:hAnsi="Arial" w:cs="Arial"/>
-            <w:noProof/>
-            <w:webHidden/>
-            <w:sz w:val="22"/>
-          </w:rPr>
-          <w:instrText xml:space="preserve"> PAGEREF _Toc232605513 \h </w:instrText>
-        </w:r>
-        <w:r>
-          <w:rPr>
-            <w:rFonts w:ascii="Arial" w:hAnsi="Arial" w:cs="Arial"/>
-            <w:noProof/>
-            <w:webHidden/>
-            <w:sz w:val="22"/>
-          </w:rPr>
-        </w:r>
-        <w:r>
-          <w:rPr>
-            <w:rFonts w:ascii="Arial" w:hAnsi="Arial" w:cs="Arial"/>
-            <w:noProof/>
-            <w:webHidden/>
-            <w:sz w:val="22"/>
+            <w:noProof/>
+            <w:webHidden/>
+          </w:rPr>
+          <w:instrText xml:space="preserve"> PAGEREF _Toc232778803 \h </w:instrText>
+        </w:r>
+        <w:r>
+          <w:rPr>
+            <w:noProof/>
+            <w:webHidden/>
+          </w:rPr>
+        </w:r>
+        <w:r>
+          <w:rPr>
+            <w:noProof/>
+            <w:webHidden/>
           </w:rPr>
           <w:fldChar w:fldCharType="separate"/>
         </w:r>
         <w:r>
           <w:rPr>
-            <w:rFonts w:ascii="Arial" w:hAnsi="Arial" w:cs="Arial"/>
-            <w:noProof/>
-            <w:webHidden/>
-            <w:sz w:val="22"/>
+            <w:noProof/>
+            <w:webHidden/>
           </w:rPr>
           <w:t>4</w:t>
         </w:r>
         <w:r>
           <w:rPr>
-            <w:rFonts w:ascii="Arial" w:hAnsi="Arial" w:cs="Arial"/>
-            <w:noProof/>
-            <w:webHidden/>
-            <w:sz w:val="22"/>
+            <w:noProof/>
+            <w:webHidden/>
           </w:rPr>
           <w:fldChar w:fldCharType="end"/>
         </w:r>
@@ -1277,86 +1124,69 @@
         <w:tabs>
           <w:tab w:val="right" w:leader="dot" w:pos="10272"/>
         </w:tabs>
-        <w:spacing w:after="0" w:line="260" w:lineRule="exact"/>
         <w:rPr>
-          <w:rFonts w:ascii="Arial" w:hAnsi="Arial" w:cs="Arial"/>
+          <w:rFonts w:asciiTheme="minorHAnsi" w:hAnsiTheme="minorHAnsi"/>
           <w:noProof/>
           <w:kern w:val="2"/>
-          <w:sz w:val="22"/>
+          <w:sz w:val="24"/>
           <w:szCs w:val="24"/>
           <w:lang w:val="de-CH" w:eastAsia="de-CH"/>
           <w14:ligatures w14:val="standardContextual"/>
         </w:rPr>
       </w:pPr>
-      <w:hyperlink w:anchor="_Toc232605514" w:history="1">
+      <w:hyperlink w:anchor="_Toc232778804" w:history="1">
         <w:r>
           <w:rPr>
             <w:rStyle w:val="Hyperlink"/>
-            <w:rFonts w:ascii="Arial" w:hAnsi="Arial" w:cs="Arial"/>
-            <w:noProof/>
-            <w:sz w:val="22"/>
+            <w:noProof/>
           </w:rPr>
           <w:t>4. Requirements</w:t>
         </w:r>
         <w:r>
           <w:rPr>
-            <w:rFonts w:ascii="Arial" w:hAnsi="Arial" w:cs="Arial"/>
-            <w:noProof/>
-            <w:webHidden/>
-            <w:sz w:val="22"/>
+            <w:noProof/>
+            <w:webHidden/>
           </w:rPr>
           <w:tab/>
         </w:r>
         <w:r>
           <w:rPr>
-            <w:rFonts w:ascii="Arial" w:hAnsi="Arial" w:cs="Arial"/>
-            <w:noProof/>
-            <w:webHidden/>
-            <w:sz w:val="22"/>
+            <w:noProof/>
+            <w:webHidden/>
           </w:rPr>
           <w:fldChar w:fldCharType="begin"/>
         </w:r>
         <w:r>
           <w:rPr>
-            <w:rFonts w:ascii="Arial" w:hAnsi="Arial" w:cs="Arial"/>
-            <w:noProof/>
-            <w:webHidden/>
-            <w:sz w:val="22"/>
-          </w:rPr>
-          <w:instrText xml:space="preserve"> PAGEREF _Toc232605514 \h </w:instrText>
-        </w:r>
-        <w:r>
-          <w:rPr>
-            <w:rFonts w:ascii="Arial" w:hAnsi="Arial" w:cs="Arial"/>
-            <w:noProof/>
-            <w:webHidden/>
-            <w:sz w:val="22"/>
-          </w:rPr>
-        </w:r>
-        <w:r>
-          <w:rPr>
-            <w:rFonts w:ascii="Arial" w:hAnsi="Arial" w:cs="Arial"/>
-            <w:noProof/>
-            <w:webHidden/>
-            <w:sz w:val="22"/>
+            <w:noProof/>
+            <w:webHidden/>
+          </w:rPr>
+          <w:instrText xml:space="preserve"> PAGEREF _Toc232778804 \h </w:instrText>
+        </w:r>
+        <w:r>
+          <w:rPr>
+            <w:noProof/>
+            <w:webHidden/>
+          </w:rPr>
+        </w:r>
+        <w:r>
+          <w:rPr>
+            <w:noProof/>
+            <w:webHidden/>
           </w:rPr>
           <w:fldChar w:fldCharType="separate"/>
         </w:r>
         <w:r>
           <w:rPr>
-            <w:rFonts w:ascii="Arial" w:hAnsi="Arial" w:cs="Arial"/>
-            <w:noProof/>
-            <w:webHidden/>
-            <w:sz w:val="22"/>
+            <w:noProof/>
+            <w:webHidden/>
           </w:rPr>
           <w:t>4</w:t>
         </w:r>
         <w:r>
           <w:rPr>
-            <w:rFonts w:ascii="Arial" w:hAnsi="Arial" w:cs="Arial"/>
-            <w:noProof/>
-            <w:webHidden/>
-            <w:sz w:val="22"/>
+            <w:noProof/>
+            <w:webHidden/>
           </w:rPr>
           <w:fldChar w:fldCharType="end"/>
         </w:r>
@@ -1368,86 +1198,69 @@
         <w:tabs>
           <w:tab w:val="right" w:leader="dot" w:pos="10272"/>
         </w:tabs>
-        <w:spacing w:after="0" w:line="260" w:lineRule="exact"/>
         <w:rPr>
-          <w:rFonts w:ascii="Arial" w:hAnsi="Arial" w:cs="Arial"/>
+          <w:rFonts w:asciiTheme="minorHAnsi" w:hAnsiTheme="minorHAnsi"/>
           <w:noProof/>
           <w:kern w:val="2"/>
-          <w:sz w:val="22"/>
+          <w:sz w:val="24"/>
           <w:szCs w:val="24"/>
           <w:lang w:val="de-CH" w:eastAsia="de-CH"/>
           <w14:ligatures w14:val="standardContextual"/>
         </w:rPr>
       </w:pPr>
-      <w:hyperlink w:anchor="_Toc232605515" w:history="1">
+      <w:hyperlink w:anchor="_Toc232778805" w:history="1">
         <w:r>
           <w:rPr>
             <w:rStyle w:val="Hyperlink"/>
-            <w:rFonts w:ascii="Arial" w:hAnsi="Arial" w:cs="Arial"/>
-            <w:noProof/>
-            <w:sz w:val="22"/>
+            <w:noProof/>
           </w:rPr>
           <w:t>4.1 Functional Requirements</w:t>
         </w:r>
         <w:r>
           <w:rPr>
-            <w:rFonts w:ascii="Arial" w:hAnsi="Arial" w:cs="Arial"/>
-            <w:noProof/>
-            <w:webHidden/>
-            <w:sz w:val="22"/>
+            <w:noProof/>
+            <w:webHidden/>
           </w:rPr>
           <w:tab/>
         </w:r>
         <w:r>
           <w:rPr>
-            <w:rFonts w:ascii="Arial" w:hAnsi="Arial" w:cs="Arial"/>
-            <w:noProof/>
-            <w:webHidden/>
-            <w:sz w:val="22"/>
+            <w:noProof/>
+            <w:webHidden/>
           </w:rPr>
           <w:fldChar w:fldCharType="begin"/>
         </w:r>
         <w:r>
           <w:rPr>
-            <w:rFonts w:ascii="Arial" w:hAnsi="Arial" w:cs="Arial"/>
-            <w:noProof/>
-            <w:webHidden/>
-            <w:sz w:val="22"/>
-          </w:rPr>
-          <w:instrText xml:space="preserve"> PAGEREF _Toc232605515 \h </w:instrText>
-        </w:r>
-        <w:r>
-          <w:rPr>
-            <w:rFonts w:ascii="Arial" w:hAnsi="Arial" w:cs="Arial"/>
-            <w:noProof/>
-            <w:webHidden/>
-            <w:sz w:val="22"/>
-          </w:rPr>
-        </w:r>
-        <w:r>
-          <w:rPr>
-            <w:rFonts w:ascii="Arial" w:hAnsi="Arial" w:cs="Arial"/>
-            <w:noProof/>
-            <w:webHidden/>
-            <w:sz w:val="22"/>
+            <w:noProof/>
+            <w:webHidden/>
+          </w:rPr>
+          <w:instrText xml:space="preserve"> PAGEREF _Toc232778805 \h </w:instrText>
+        </w:r>
+        <w:r>
+          <w:rPr>
+            <w:noProof/>
+            <w:webHidden/>
+          </w:rPr>
+        </w:r>
+        <w:r>
+          <w:rPr>
+            <w:noProof/>
+            <w:webHidden/>
           </w:rPr>
           <w:fldChar w:fldCharType="separate"/>
         </w:r>
         <w:r>
           <w:rPr>
-            <w:rFonts w:ascii="Arial" w:hAnsi="Arial" w:cs="Arial"/>
-            <w:noProof/>
-            <w:webHidden/>
-            <w:sz w:val="22"/>
+            <w:noProof/>
+            <w:webHidden/>
           </w:rPr>
           <w:t>4</w:t>
         </w:r>
         <w:r>
           <w:rPr>
-            <w:rFonts w:ascii="Arial" w:hAnsi="Arial" w:cs="Arial"/>
-            <w:noProof/>
-            <w:webHidden/>
-            <w:sz w:val="22"/>
+            <w:noProof/>
+            <w:webHidden/>
           </w:rPr>
           <w:fldChar w:fldCharType="end"/>
         </w:r>
@@ -1459,86 +1272,69 @@
         <w:tabs>
           <w:tab w:val="right" w:leader="dot" w:pos="10272"/>
         </w:tabs>
-        <w:spacing w:after="0" w:line="260" w:lineRule="exact"/>
         <w:rPr>
-          <w:rFonts w:ascii="Arial" w:hAnsi="Arial" w:cs="Arial"/>
+          <w:rFonts w:asciiTheme="minorHAnsi" w:hAnsiTheme="minorHAnsi"/>
           <w:noProof/>
           <w:kern w:val="2"/>
-          <w:sz w:val="22"/>
+          <w:sz w:val="24"/>
           <w:szCs w:val="24"/>
           <w:lang w:val="de-CH" w:eastAsia="de-CH"/>
           <w14:ligatures w14:val="standardContextual"/>
         </w:rPr>
       </w:pPr>
-      <w:hyperlink w:anchor="_Toc232605516" w:history="1">
+      <w:hyperlink w:anchor="_Toc232778806" w:history="1">
         <w:r>
           <w:rPr>
             <w:rStyle w:val="Hyperlink"/>
-            <w:rFonts w:ascii="Arial" w:hAnsi="Arial" w:cs="Arial"/>
-            <w:noProof/>
-            <w:sz w:val="22"/>
+            <w:noProof/>
           </w:rPr>
           <w:t>4.2 Non-Functional Requirements</w:t>
         </w:r>
         <w:r>
           <w:rPr>
-            <w:rFonts w:ascii="Arial" w:hAnsi="Arial" w:cs="Arial"/>
-            <w:noProof/>
-            <w:webHidden/>
-            <w:sz w:val="22"/>
+            <w:noProof/>
+            <w:webHidden/>
           </w:rPr>
           <w:tab/>
         </w:r>
         <w:r>
           <w:rPr>
-            <w:rFonts w:ascii="Arial" w:hAnsi="Arial" w:cs="Arial"/>
-            <w:noProof/>
-            <w:webHidden/>
-            <w:sz w:val="22"/>
+            <w:noProof/>
+            <w:webHidden/>
           </w:rPr>
           <w:fldChar w:fldCharType="begin"/>
         </w:r>
         <w:r>
           <w:rPr>
-            <w:rFonts w:ascii="Arial" w:hAnsi="Arial" w:cs="Arial"/>
-            <w:noProof/>
-            <w:webHidden/>
-            <w:sz w:val="22"/>
-          </w:rPr>
-          <w:instrText xml:space="preserve"> PAGEREF _Toc232605516 \h </w:instrText>
-        </w:r>
-        <w:r>
-          <w:rPr>
-            <w:rFonts w:ascii="Arial" w:hAnsi="Arial" w:cs="Arial"/>
-            <w:noProof/>
-            <w:webHidden/>
-            <w:sz w:val="22"/>
-          </w:rPr>
-        </w:r>
-        <w:r>
-          <w:rPr>
-            <w:rFonts w:ascii="Arial" w:hAnsi="Arial" w:cs="Arial"/>
-            <w:noProof/>
-            <w:webHidden/>
-            <w:sz w:val="22"/>
+            <w:noProof/>
+            <w:webHidden/>
+          </w:rPr>
+          <w:instrText xml:space="preserve"> PAGEREF _Toc232778806 \h </w:instrText>
+        </w:r>
+        <w:r>
+          <w:rPr>
+            <w:noProof/>
+            <w:webHidden/>
+          </w:rPr>
+        </w:r>
+        <w:r>
+          <w:rPr>
+            <w:noProof/>
+            <w:webHidden/>
           </w:rPr>
           <w:fldChar w:fldCharType="separate"/>
         </w:r>
         <w:r>
           <w:rPr>
-            <w:rFonts w:ascii="Arial" w:hAnsi="Arial" w:cs="Arial"/>
-            <w:noProof/>
-            <w:webHidden/>
-            <w:sz w:val="22"/>
+            <w:noProof/>
+            <w:webHidden/>
           </w:rPr>
           <w:t>4</w:t>
         </w:r>
         <w:r>
           <w:rPr>
-            <w:rFonts w:ascii="Arial" w:hAnsi="Arial" w:cs="Arial"/>
-            <w:noProof/>
-            <w:webHidden/>
-            <w:sz w:val="22"/>
+            <w:noProof/>
+            <w:webHidden/>
           </w:rPr>
           <w:fldChar w:fldCharType="end"/>
         </w:r>
@@ -1550,86 +1346,69 @@
         <w:tabs>
           <w:tab w:val="right" w:leader="dot" w:pos="10272"/>
         </w:tabs>
-        <w:spacing w:after="0" w:line="260" w:lineRule="exact"/>
         <w:rPr>
-          <w:rFonts w:ascii="Arial" w:hAnsi="Arial" w:cs="Arial"/>
+          <w:rFonts w:asciiTheme="minorHAnsi" w:hAnsiTheme="minorHAnsi"/>
           <w:noProof/>
           <w:kern w:val="2"/>
-          <w:sz w:val="22"/>
+          <w:sz w:val="24"/>
           <w:szCs w:val="24"/>
           <w:lang w:val="de-CH" w:eastAsia="de-CH"/>
           <w14:ligatures w14:val="standardContextual"/>
         </w:rPr>
       </w:pPr>
-      <w:hyperlink w:anchor="_Toc232605517" w:history="1">
+      <w:hyperlink w:anchor="_Toc232778807" w:history="1">
         <w:r>
           <w:rPr>
             <w:rStyle w:val="Hyperlink"/>
-            <w:rFonts w:ascii="Arial" w:hAnsi="Arial" w:cs="Arial"/>
-            <w:noProof/>
-            <w:sz w:val="22"/>
+            <w:noProof/>
           </w:rPr>
           <w:t>5. System Design</w:t>
         </w:r>
         <w:r>
           <w:rPr>
-            <w:rFonts w:ascii="Arial" w:hAnsi="Arial" w:cs="Arial"/>
-            <w:noProof/>
-            <w:webHidden/>
-            <w:sz w:val="22"/>
+            <w:noProof/>
+            <w:webHidden/>
           </w:rPr>
           <w:tab/>
         </w:r>
         <w:r>
           <w:rPr>
-            <w:rFonts w:ascii="Arial" w:hAnsi="Arial" w:cs="Arial"/>
-            <w:noProof/>
-            <w:webHidden/>
-            <w:sz w:val="22"/>
+            <w:noProof/>
+            <w:webHidden/>
           </w:rPr>
           <w:fldChar w:fldCharType="begin"/>
         </w:r>
         <w:r>
           <w:rPr>
-            <w:rFonts w:ascii="Arial" w:hAnsi="Arial" w:cs="Arial"/>
-            <w:noProof/>
-            <w:webHidden/>
-            <w:sz w:val="22"/>
-          </w:rPr>
-          <w:instrText xml:space="preserve"> PAGEREF _Toc232605517 \h </w:instrText>
-        </w:r>
-        <w:r>
-          <w:rPr>
-            <w:rFonts w:ascii="Arial" w:hAnsi="Arial" w:cs="Arial"/>
-            <w:noProof/>
-            <w:webHidden/>
-            <w:sz w:val="22"/>
-          </w:rPr>
-        </w:r>
-        <w:r>
-          <w:rPr>
-            <w:rFonts w:ascii="Arial" w:hAnsi="Arial" w:cs="Arial"/>
-            <w:noProof/>
-            <w:webHidden/>
-            <w:sz w:val="22"/>
+            <w:noProof/>
+            <w:webHidden/>
+          </w:rPr>
+          <w:instrText xml:space="preserve"> PAGEREF _Toc232778807 \h </w:instrText>
+        </w:r>
+        <w:r>
+          <w:rPr>
+            <w:noProof/>
+            <w:webHidden/>
+          </w:rPr>
+        </w:r>
+        <w:r>
+          <w:rPr>
+            <w:noProof/>
+            <w:webHidden/>
           </w:rPr>
           <w:fldChar w:fldCharType="separate"/>
         </w:r>
         <w:r>
           <w:rPr>
-            <w:rFonts w:ascii="Arial" w:hAnsi="Arial" w:cs="Arial"/>
-            <w:noProof/>
-            <w:webHidden/>
-            <w:sz w:val="22"/>
+            <w:noProof/>
+            <w:webHidden/>
           </w:rPr>
           <w:t>5</w:t>
         </w:r>
         <w:r>
           <w:rPr>
-            <w:rFonts w:ascii="Arial" w:hAnsi="Arial" w:cs="Arial"/>
-            <w:noProof/>
-            <w:webHidden/>
-            <w:sz w:val="22"/>
+            <w:noProof/>
+            <w:webHidden/>
           </w:rPr>
           <w:fldChar w:fldCharType="end"/>
         </w:r>
@@ -1641,86 +1420,69 @@
         <w:tabs>
           <w:tab w:val="right" w:leader="dot" w:pos="10272"/>
         </w:tabs>
-        <w:spacing w:after="0" w:line="260" w:lineRule="exact"/>
         <w:rPr>
-          <w:rFonts w:ascii="Arial" w:hAnsi="Arial" w:cs="Arial"/>
+          <w:rFonts w:asciiTheme="minorHAnsi" w:hAnsiTheme="minorHAnsi"/>
           <w:noProof/>
           <w:kern w:val="2"/>
-          <w:sz w:val="22"/>
+          <w:sz w:val="24"/>
           <w:szCs w:val="24"/>
           <w:lang w:val="de-CH" w:eastAsia="de-CH"/>
           <w14:ligatures w14:val="standardContextual"/>
         </w:rPr>
       </w:pPr>
-      <w:hyperlink w:anchor="_Toc232605518" w:history="1">
+      <w:hyperlink w:anchor="_Toc232778808" w:history="1">
         <w:r>
           <w:rPr>
             <w:rStyle w:val="Hyperlink"/>
-            <w:rFonts w:ascii="Arial" w:hAnsi="Arial" w:cs="Arial"/>
-            <w:noProof/>
-            <w:sz w:val="22"/>
+            <w:noProof/>
           </w:rPr>
           <w:t>5.1 Module Overview</w:t>
         </w:r>
         <w:r>
           <w:rPr>
-            <w:rFonts w:ascii="Arial" w:hAnsi="Arial" w:cs="Arial"/>
-            <w:noProof/>
-            <w:webHidden/>
-            <w:sz w:val="22"/>
+            <w:noProof/>
+            <w:webHidden/>
           </w:rPr>
           <w:tab/>
         </w:r>
         <w:r>
           <w:rPr>
-            <w:rFonts w:ascii="Arial" w:hAnsi="Arial" w:cs="Arial"/>
-            <w:noProof/>
-            <w:webHidden/>
-            <w:sz w:val="22"/>
+            <w:noProof/>
+            <w:webHidden/>
           </w:rPr>
           <w:fldChar w:fldCharType="begin"/>
         </w:r>
         <w:r>
           <w:rPr>
-            <w:rFonts w:ascii="Arial" w:hAnsi="Arial" w:cs="Arial"/>
-            <w:noProof/>
-            <w:webHidden/>
-            <w:sz w:val="22"/>
-          </w:rPr>
-          <w:instrText xml:space="preserve"> PAGEREF _Toc232605518 \h </w:instrText>
-        </w:r>
-        <w:r>
-          <w:rPr>
-            <w:rFonts w:ascii="Arial" w:hAnsi="Arial" w:cs="Arial"/>
-            <w:noProof/>
-            <w:webHidden/>
-            <w:sz w:val="22"/>
-          </w:rPr>
-        </w:r>
-        <w:r>
-          <w:rPr>
-            <w:rFonts w:ascii="Arial" w:hAnsi="Arial" w:cs="Arial"/>
-            <w:noProof/>
-            <w:webHidden/>
-            <w:sz w:val="22"/>
+            <w:noProof/>
+            <w:webHidden/>
+          </w:rPr>
+          <w:instrText xml:space="preserve"> PAGEREF _Toc232778808 \h </w:instrText>
+        </w:r>
+        <w:r>
+          <w:rPr>
+            <w:noProof/>
+            <w:webHidden/>
+          </w:rPr>
+        </w:r>
+        <w:r>
+          <w:rPr>
+            <w:noProof/>
+            <w:webHidden/>
           </w:rPr>
           <w:fldChar w:fldCharType="separate"/>
         </w:r>
         <w:r>
           <w:rPr>
-            <w:rFonts w:ascii="Arial" w:hAnsi="Arial" w:cs="Arial"/>
-            <w:noProof/>
-            <w:webHidden/>
-            <w:sz w:val="22"/>
+            <w:noProof/>
+            <w:webHidden/>
           </w:rPr>
           <w:t>5</w:t>
         </w:r>
         <w:r>
           <w:rPr>
-            <w:rFonts w:ascii="Arial" w:hAnsi="Arial" w:cs="Arial"/>
-            <w:noProof/>
-            <w:webHidden/>
-            <w:sz w:val="22"/>
+            <w:noProof/>
+            <w:webHidden/>
           </w:rPr>
           <w:fldChar w:fldCharType="end"/>
         </w:r>
@@ -1732,86 +1494,69 @@
         <w:tabs>
           <w:tab w:val="right" w:leader="dot" w:pos="10272"/>
         </w:tabs>
-        <w:spacing w:after="0" w:line="260" w:lineRule="exact"/>
         <w:rPr>
-          <w:rFonts w:ascii="Arial" w:hAnsi="Arial" w:cs="Arial"/>
+          <w:rFonts w:asciiTheme="minorHAnsi" w:hAnsiTheme="minorHAnsi"/>
           <w:noProof/>
           <w:kern w:val="2"/>
-          <w:sz w:val="22"/>
+          <w:sz w:val="24"/>
           <w:szCs w:val="24"/>
           <w:lang w:val="de-CH" w:eastAsia="de-CH"/>
           <w14:ligatures w14:val="standardContextual"/>
         </w:rPr>
       </w:pPr>
-      <w:hyperlink w:anchor="_Toc232605519" w:history="1">
+      <w:hyperlink w:anchor="_Toc232778809" w:history="1">
         <w:r>
           <w:rPr>
             <w:rStyle w:val="Hyperlink"/>
-            <w:rFonts w:ascii="Arial" w:hAnsi="Arial" w:cs="Arial"/>
-            <w:noProof/>
-            <w:sz w:val="22"/>
+            <w:noProof/>
           </w:rPr>
           <w:t>5.2 Main Workflow</w:t>
         </w:r>
         <w:r>
           <w:rPr>
-            <w:rFonts w:ascii="Arial" w:hAnsi="Arial" w:cs="Arial"/>
-            <w:noProof/>
-            <w:webHidden/>
-            <w:sz w:val="22"/>
+            <w:noProof/>
+            <w:webHidden/>
           </w:rPr>
           <w:tab/>
         </w:r>
         <w:r>
           <w:rPr>
-            <w:rFonts w:ascii="Arial" w:hAnsi="Arial" w:cs="Arial"/>
-            <w:noProof/>
-            <w:webHidden/>
-            <w:sz w:val="22"/>
+            <w:noProof/>
+            <w:webHidden/>
           </w:rPr>
           <w:fldChar w:fldCharType="begin"/>
         </w:r>
         <w:r>
           <w:rPr>
-            <w:rFonts w:ascii="Arial" w:hAnsi="Arial" w:cs="Arial"/>
-            <w:noProof/>
-            <w:webHidden/>
-            <w:sz w:val="22"/>
-          </w:rPr>
-          <w:instrText xml:space="preserve"> PAGEREF _Toc232605519 \h </w:instrText>
-        </w:r>
-        <w:r>
-          <w:rPr>
-            <w:rFonts w:ascii="Arial" w:hAnsi="Arial" w:cs="Arial"/>
-            <w:noProof/>
-            <w:webHidden/>
-            <w:sz w:val="22"/>
-          </w:rPr>
-        </w:r>
-        <w:r>
-          <w:rPr>
-            <w:rFonts w:ascii="Arial" w:hAnsi="Arial" w:cs="Arial"/>
-            <w:noProof/>
-            <w:webHidden/>
-            <w:sz w:val="22"/>
+            <w:noProof/>
+            <w:webHidden/>
+          </w:rPr>
+          <w:instrText xml:space="preserve"> PAGEREF _Toc232778809 \h </w:instrText>
+        </w:r>
+        <w:r>
+          <w:rPr>
+            <w:noProof/>
+            <w:webHidden/>
+          </w:rPr>
+        </w:r>
+        <w:r>
+          <w:rPr>
+            <w:noProof/>
+            <w:webHidden/>
           </w:rPr>
           <w:fldChar w:fldCharType="separate"/>
         </w:r>
         <w:r>
           <w:rPr>
-            <w:rFonts w:ascii="Arial" w:hAnsi="Arial" w:cs="Arial"/>
-            <w:noProof/>
-            <w:webHidden/>
-            <w:sz w:val="22"/>
+            <w:noProof/>
+            <w:webHidden/>
           </w:rPr>
           <w:t>5</w:t>
         </w:r>
         <w:r>
           <w:rPr>
-            <w:rFonts w:ascii="Arial" w:hAnsi="Arial" w:cs="Arial"/>
-            <w:noProof/>
-            <w:webHidden/>
-            <w:sz w:val="22"/>
+            <w:noProof/>
+            <w:webHidden/>
           </w:rPr>
           <w:fldChar w:fldCharType="end"/>
         </w:r>
@@ -1823,86 +1568,69 @@
         <w:tabs>
           <w:tab w:val="right" w:leader="dot" w:pos="10272"/>
         </w:tabs>
-        <w:spacing w:after="0" w:line="260" w:lineRule="exact"/>
         <w:rPr>
-          <w:rFonts w:ascii="Arial" w:hAnsi="Arial" w:cs="Arial"/>
+          <w:rFonts w:asciiTheme="minorHAnsi" w:hAnsiTheme="minorHAnsi"/>
           <w:noProof/>
           <w:kern w:val="2"/>
-          <w:sz w:val="22"/>
+          <w:sz w:val="24"/>
           <w:szCs w:val="24"/>
           <w:lang w:val="de-CH" w:eastAsia="de-CH"/>
           <w14:ligatures w14:val="standardContextual"/>
         </w:rPr>
       </w:pPr>
-      <w:hyperlink w:anchor="_Toc232605520" w:history="1">
+      <w:hyperlink w:anchor="_Toc232778810" w:history="1">
         <w:r>
           <w:rPr>
             <w:rStyle w:val="Hyperlink"/>
-            <w:rFonts w:ascii="Arial" w:hAnsi="Arial" w:cs="Arial"/>
-            <w:noProof/>
-            <w:sz w:val="22"/>
+            <w:noProof/>
           </w:rPr>
           <w:t>5.3 System Architecture Diagram</w:t>
         </w:r>
         <w:r>
           <w:rPr>
-            <w:rFonts w:ascii="Arial" w:hAnsi="Arial" w:cs="Arial"/>
-            <w:noProof/>
-            <w:webHidden/>
-            <w:sz w:val="22"/>
+            <w:noProof/>
+            <w:webHidden/>
           </w:rPr>
           <w:tab/>
         </w:r>
         <w:r>
           <w:rPr>
-            <w:rFonts w:ascii="Arial" w:hAnsi="Arial" w:cs="Arial"/>
-            <w:noProof/>
-            <w:webHidden/>
-            <w:sz w:val="22"/>
+            <w:noProof/>
+            <w:webHidden/>
           </w:rPr>
           <w:fldChar w:fldCharType="begin"/>
         </w:r>
         <w:r>
           <w:rPr>
-            <w:rFonts w:ascii="Arial" w:hAnsi="Arial" w:cs="Arial"/>
-            <w:noProof/>
-            <w:webHidden/>
-            <w:sz w:val="22"/>
-          </w:rPr>
-          <w:instrText xml:space="preserve"> PAGEREF _Toc232605520 \h </w:instrText>
-        </w:r>
-        <w:r>
-          <w:rPr>
-            <w:rFonts w:ascii="Arial" w:hAnsi="Arial" w:cs="Arial"/>
-            <w:noProof/>
-            <w:webHidden/>
-            <w:sz w:val="22"/>
-          </w:rPr>
-        </w:r>
-        <w:r>
-          <w:rPr>
-            <w:rFonts w:ascii="Arial" w:hAnsi="Arial" w:cs="Arial"/>
-            <w:noProof/>
-            <w:webHidden/>
-            <w:sz w:val="22"/>
+            <w:noProof/>
+            <w:webHidden/>
+          </w:rPr>
+          <w:instrText xml:space="preserve"> PAGEREF _Toc232778810 \h </w:instrText>
+        </w:r>
+        <w:r>
+          <w:rPr>
+            <w:noProof/>
+            <w:webHidden/>
+          </w:rPr>
+        </w:r>
+        <w:r>
+          <w:rPr>
+            <w:noProof/>
+            <w:webHidden/>
           </w:rPr>
           <w:fldChar w:fldCharType="separate"/>
         </w:r>
         <w:r>
           <w:rPr>
-            <w:rFonts w:ascii="Arial" w:hAnsi="Arial" w:cs="Arial"/>
-            <w:noProof/>
-            <w:webHidden/>
-            <w:sz w:val="22"/>
+            <w:noProof/>
+            <w:webHidden/>
           </w:rPr>
           <w:t>6</w:t>
         </w:r>
         <w:r>
           <w:rPr>
-            <w:rFonts w:ascii="Arial" w:hAnsi="Arial" w:cs="Arial"/>
-            <w:noProof/>
-            <w:webHidden/>
-            <w:sz w:val="22"/>
+            <w:noProof/>
+            <w:webHidden/>
           </w:rPr>
           <w:fldChar w:fldCharType="end"/>
         </w:r>
@@ -1914,86 +1642,69 @@
         <w:tabs>
           <w:tab w:val="right" w:leader="dot" w:pos="10272"/>
         </w:tabs>
-        <w:spacing w:after="0" w:line="260" w:lineRule="exact"/>
         <w:rPr>
-          <w:rFonts w:ascii="Arial" w:hAnsi="Arial" w:cs="Arial"/>
+          <w:rFonts w:asciiTheme="minorHAnsi" w:hAnsiTheme="minorHAnsi"/>
           <w:noProof/>
           <w:kern w:val="2"/>
-          <w:sz w:val="22"/>
+          <w:sz w:val="24"/>
           <w:szCs w:val="24"/>
           <w:lang w:val="de-CH" w:eastAsia="de-CH"/>
           <w14:ligatures w14:val="standardContextual"/>
         </w:rPr>
       </w:pPr>
-      <w:hyperlink w:anchor="_Toc232605521" w:history="1">
+      <w:hyperlink w:anchor="_Toc232778811" w:history="1">
         <w:r>
           <w:rPr>
             <w:rStyle w:val="Hyperlink"/>
-            <w:rFonts w:ascii="Arial" w:hAnsi="Arial" w:cs="Arial"/>
-            <w:noProof/>
-            <w:sz w:val="22"/>
+            <w:noProof/>
           </w:rPr>
           <w:t>5.4 UML Activity Diagram</w:t>
         </w:r>
         <w:r>
           <w:rPr>
-            <w:rFonts w:ascii="Arial" w:hAnsi="Arial" w:cs="Arial"/>
-            <w:noProof/>
-            <w:webHidden/>
-            <w:sz w:val="22"/>
+            <w:noProof/>
+            <w:webHidden/>
           </w:rPr>
           <w:tab/>
         </w:r>
         <w:r>
           <w:rPr>
-            <w:rFonts w:ascii="Arial" w:hAnsi="Arial" w:cs="Arial"/>
-            <w:noProof/>
-            <w:webHidden/>
-            <w:sz w:val="22"/>
+            <w:noProof/>
+            <w:webHidden/>
           </w:rPr>
           <w:fldChar w:fldCharType="begin"/>
         </w:r>
         <w:r>
           <w:rPr>
-            <w:rFonts w:ascii="Arial" w:hAnsi="Arial" w:cs="Arial"/>
-            <w:noProof/>
-            <w:webHidden/>
-            <w:sz w:val="22"/>
-          </w:rPr>
-          <w:instrText xml:space="preserve"> PAGEREF _Toc232605521 \h </w:instrText>
-        </w:r>
-        <w:r>
-          <w:rPr>
-            <w:rFonts w:ascii="Arial" w:hAnsi="Arial" w:cs="Arial"/>
-            <w:noProof/>
-            <w:webHidden/>
-            <w:sz w:val="22"/>
-          </w:rPr>
-        </w:r>
-        <w:r>
-          <w:rPr>
-            <w:rFonts w:ascii="Arial" w:hAnsi="Arial" w:cs="Arial"/>
-            <w:noProof/>
-            <w:webHidden/>
-            <w:sz w:val="22"/>
+            <w:noProof/>
+            <w:webHidden/>
+          </w:rPr>
+          <w:instrText xml:space="preserve"> PAGEREF _Toc232778811 \h </w:instrText>
+        </w:r>
+        <w:r>
+          <w:rPr>
+            <w:noProof/>
+            <w:webHidden/>
+          </w:rPr>
+        </w:r>
+        <w:r>
+          <w:rPr>
+            <w:noProof/>
+            <w:webHidden/>
           </w:rPr>
           <w:fldChar w:fldCharType="separate"/>
         </w:r>
         <w:r>
           <w:rPr>
-            <w:rFonts w:ascii="Arial" w:hAnsi="Arial" w:cs="Arial"/>
-            <w:noProof/>
-            <w:webHidden/>
-            <w:sz w:val="22"/>
+            <w:noProof/>
+            <w:webHidden/>
           </w:rPr>
           <w:t>7</w:t>
         </w:r>
         <w:r>
           <w:rPr>
-            <w:rFonts w:ascii="Arial" w:hAnsi="Arial" w:cs="Arial"/>
-            <w:noProof/>
-            <w:webHidden/>
-            <w:sz w:val="22"/>
+            <w:noProof/>
+            <w:webHidden/>
           </w:rPr>
           <w:fldChar w:fldCharType="end"/>
         </w:r>
@@ -2005,86 +1716,69 @@
         <w:tabs>
           <w:tab w:val="right" w:leader="dot" w:pos="10272"/>
         </w:tabs>
-        <w:spacing w:after="0" w:line="260" w:lineRule="exact"/>
         <w:rPr>
-          <w:rFonts w:ascii="Arial" w:hAnsi="Arial" w:cs="Arial"/>
+          <w:rFonts w:asciiTheme="minorHAnsi" w:hAnsiTheme="minorHAnsi"/>
           <w:noProof/>
           <w:kern w:val="2"/>
-          <w:sz w:val="22"/>
+          <w:sz w:val="24"/>
           <w:szCs w:val="24"/>
           <w:lang w:val="de-CH" w:eastAsia="de-CH"/>
           <w14:ligatures w14:val="standardContextual"/>
         </w:rPr>
       </w:pPr>
-      <w:hyperlink w:anchor="_Toc232605522" w:history="1">
+      <w:hyperlink w:anchor="_Toc232778812" w:history="1">
         <w:r>
           <w:rPr>
             <w:rStyle w:val="Hyperlink"/>
-            <w:rFonts w:ascii="Arial" w:hAnsi="Arial" w:cs="Arial"/>
-            <w:noProof/>
-            <w:sz w:val="22"/>
+            <w:noProof/>
           </w:rPr>
           <w:t>5.5 UML Component Diagram</w:t>
         </w:r>
         <w:r>
           <w:rPr>
-            <w:rFonts w:ascii="Arial" w:hAnsi="Arial" w:cs="Arial"/>
-            <w:noProof/>
-            <w:webHidden/>
-            <w:sz w:val="22"/>
+            <w:noProof/>
+            <w:webHidden/>
           </w:rPr>
           <w:tab/>
         </w:r>
         <w:r>
           <w:rPr>
-            <w:rFonts w:ascii="Arial" w:hAnsi="Arial" w:cs="Arial"/>
-            <w:noProof/>
-            <w:webHidden/>
-            <w:sz w:val="22"/>
+            <w:noProof/>
+            <w:webHidden/>
           </w:rPr>
           <w:fldChar w:fldCharType="begin"/>
         </w:r>
         <w:r>
           <w:rPr>
-            <w:rFonts w:ascii="Arial" w:hAnsi="Arial" w:cs="Arial"/>
-            <w:noProof/>
-            <w:webHidden/>
-            <w:sz w:val="22"/>
-          </w:rPr>
-          <w:instrText xml:space="preserve"> PAGEREF _Toc232605522 \h </w:instrText>
-        </w:r>
-        <w:r>
-          <w:rPr>
-            <w:rFonts w:ascii="Arial" w:hAnsi="Arial" w:cs="Arial"/>
-            <w:noProof/>
-            <w:webHidden/>
-            <w:sz w:val="22"/>
-          </w:rPr>
-        </w:r>
-        <w:r>
-          <w:rPr>
-            <w:rFonts w:ascii="Arial" w:hAnsi="Arial" w:cs="Arial"/>
-            <w:noProof/>
-            <w:webHidden/>
-            <w:sz w:val="22"/>
+            <w:noProof/>
+            <w:webHidden/>
+          </w:rPr>
+          <w:instrText xml:space="preserve"> PAGEREF _Toc232778812 \h </w:instrText>
+        </w:r>
+        <w:r>
+          <w:rPr>
+            <w:noProof/>
+            <w:webHidden/>
+          </w:rPr>
+        </w:r>
+        <w:r>
+          <w:rPr>
+            <w:noProof/>
+            <w:webHidden/>
           </w:rPr>
           <w:fldChar w:fldCharType="separate"/>
         </w:r>
         <w:r>
           <w:rPr>
-            <w:rFonts w:ascii="Arial" w:hAnsi="Arial" w:cs="Arial"/>
-            <w:noProof/>
-            <w:webHidden/>
-            <w:sz w:val="22"/>
+            <w:noProof/>
+            <w:webHidden/>
           </w:rPr>
           <w:t>8</w:t>
         </w:r>
         <w:r>
           <w:rPr>
-            <w:rFonts w:ascii="Arial" w:hAnsi="Arial" w:cs="Arial"/>
-            <w:noProof/>
-            <w:webHidden/>
-            <w:sz w:val="22"/>
+            <w:noProof/>
+            <w:webHidden/>
           </w:rPr>
           <w:fldChar w:fldCharType="end"/>
         </w:r>
@@ -2096,86 +1790,69 @@
         <w:tabs>
           <w:tab w:val="right" w:leader="dot" w:pos="10272"/>
         </w:tabs>
-        <w:spacing w:after="0" w:line="260" w:lineRule="exact"/>
         <w:rPr>
-          <w:rFonts w:ascii="Arial" w:hAnsi="Arial" w:cs="Arial"/>
+          <w:rFonts w:asciiTheme="minorHAnsi" w:hAnsiTheme="minorHAnsi"/>
           <w:noProof/>
           <w:kern w:val="2"/>
-          <w:sz w:val="22"/>
+          <w:sz w:val="24"/>
           <w:szCs w:val="24"/>
           <w:lang w:val="de-CH" w:eastAsia="de-CH"/>
           <w14:ligatures w14:val="standardContextual"/>
         </w:rPr>
       </w:pPr>
-      <w:hyperlink w:anchor="_Toc232605523" w:history="1">
+      <w:hyperlink w:anchor="_Toc232778813" w:history="1">
         <w:r>
           <w:rPr>
             <w:rStyle w:val="Hyperlink"/>
-            <w:rFonts w:ascii="Arial" w:hAnsi="Arial" w:cs="Arial"/>
-            <w:noProof/>
-            <w:sz w:val="22"/>
+            <w:noProof/>
           </w:rPr>
           <w:t>5.6 UML Deployment Diagram</w:t>
         </w:r>
         <w:r>
           <w:rPr>
-            <w:rFonts w:ascii="Arial" w:hAnsi="Arial" w:cs="Arial"/>
-            <w:noProof/>
-            <w:webHidden/>
-            <w:sz w:val="22"/>
+            <w:noProof/>
+            <w:webHidden/>
           </w:rPr>
           <w:tab/>
         </w:r>
         <w:r>
           <w:rPr>
-            <w:rFonts w:ascii="Arial" w:hAnsi="Arial" w:cs="Arial"/>
-            <w:noProof/>
-            <w:webHidden/>
-            <w:sz w:val="22"/>
+            <w:noProof/>
+            <w:webHidden/>
           </w:rPr>
           <w:fldChar w:fldCharType="begin"/>
         </w:r>
         <w:r>
           <w:rPr>
-            <w:rFonts w:ascii="Arial" w:hAnsi="Arial" w:cs="Arial"/>
-            <w:noProof/>
-            <w:webHidden/>
-            <w:sz w:val="22"/>
-          </w:rPr>
-          <w:instrText xml:space="preserve"> PAGEREF _Toc232605523 \h </w:instrText>
-        </w:r>
-        <w:r>
-          <w:rPr>
-            <w:rFonts w:ascii="Arial" w:hAnsi="Arial" w:cs="Arial"/>
-            <w:noProof/>
-            <w:webHidden/>
-            <w:sz w:val="22"/>
-          </w:rPr>
-        </w:r>
-        <w:r>
-          <w:rPr>
-            <w:rFonts w:ascii="Arial" w:hAnsi="Arial" w:cs="Arial"/>
-            <w:noProof/>
-            <w:webHidden/>
-            <w:sz w:val="22"/>
+            <w:noProof/>
+            <w:webHidden/>
+          </w:rPr>
+          <w:instrText xml:space="preserve"> PAGEREF _Toc232778813 \h </w:instrText>
+        </w:r>
+        <w:r>
+          <w:rPr>
+            <w:noProof/>
+            <w:webHidden/>
+          </w:rPr>
+        </w:r>
+        <w:r>
+          <w:rPr>
+            <w:noProof/>
+            <w:webHidden/>
           </w:rPr>
           <w:fldChar w:fldCharType="separate"/>
         </w:r>
         <w:r>
           <w:rPr>
-            <w:rFonts w:ascii="Arial" w:hAnsi="Arial" w:cs="Arial"/>
-            <w:noProof/>
-            <w:webHidden/>
-            <w:sz w:val="22"/>
+            <w:noProof/>
+            <w:webHidden/>
           </w:rPr>
           <w:t>8</w:t>
         </w:r>
         <w:r>
           <w:rPr>
-            <w:rFonts w:ascii="Arial" w:hAnsi="Arial" w:cs="Arial"/>
-            <w:noProof/>
-            <w:webHidden/>
-            <w:sz w:val="22"/>
+            <w:noProof/>
+            <w:webHidden/>
           </w:rPr>
           <w:fldChar w:fldCharType="end"/>
         </w:r>
@@ -2187,86 +1864,69 @@
         <w:tabs>
           <w:tab w:val="right" w:leader="dot" w:pos="10272"/>
         </w:tabs>
-        <w:spacing w:after="0" w:line="260" w:lineRule="exact"/>
         <w:rPr>
-          <w:rFonts w:ascii="Arial" w:hAnsi="Arial" w:cs="Arial"/>
+          <w:rFonts w:asciiTheme="minorHAnsi" w:hAnsiTheme="minorHAnsi"/>
           <w:noProof/>
           <w:kern w:val="2"/>
-          <w:sz w:val="22"/>
+          <w:sz w:val="24"/>
           <w:szCs w:val="24"/>
           <w:lang w:val="de-CH" w:eastAsia="de-CH"/>
           <w14:ligatures w14:val="standardContextual"/>
         </w:rPr>
       </w:pPr>
-      <w:hyperlink w:anchor="_Toc232605524" w:history="1">
+      <w:hyperlink w:anchor="_Toc232778814" w:history="1">
         <w:r>
           <w:rPr>
             <w:rStyle w:val="Hyperlink"/>
-            <w:rFonts w:ascii="Arial" w:hAnsi="Arial" w:cs="Arial"/>
-            <w:noProof/>
-            <w:sz w:val="22"/>
+            <w:noProof/>
           </w:rPr>
           <w:t>5.7 UML Class Diagram</w:t>
         </w:r>
         <w:r>
           <w:rPr>
-            <w:rFonts w:ascii="Arial" w:hAnsi="Arial" w:cs="Arial"/>
-            <w:noProof/>
-            <w:webHidden/>
-            <w:sz w:val="22"/>
+            <w:noProof/>
+            <w:webHidden/>
           </w:rPr>
           <w:tab/>
         </w:r>
         <w:r>
           <w:rPr>
-            <w:rFonts w:ascii="Arial" w:hAnsi="Arial" w:cs="Arial"/>
-            <w:noProof/>
-            <w:webHidden/>
-            <w:sz w:val="22"/>
+            <w:noProof/>
+            <w:webHidden/>
           </w:rPr>
           <w:fldChar w:fldCharType="begin"/>
         </w:r>
         <w:r>
           <w:rPr>
-            <w:rFonts w:ascii="Arial" w:hAnsi="Arial" w:cs="Arial"/>
-            <w:noProof/>
-            <w:webHidden/>
-            <w:sz w:val="22"/>
-          </w:rPr>
-          <w:instrText xml:space="preserve"> PAGEREF _Toc232605524 \h </w:instrText>
-        </w:r>
-        <w:r>
-          <w:rPr>
-            <w:rFonts w:ascii="Arial" w:hAnsi="Arial" w:cs="Arial"/>
-            <w:noProof/>
-            <w:webHidden/>
-            <w:sz w:val="22"/>
-          </w:rPr>
-        </w:r>
-        <w:r>
-          <w:rPr>
-            <w:rFonts w:ascii="Arial" w:hAnsi="Arial" w:cs="Arial"/>
-            <w:noProof/>
-            <w:webHidden/>
-            <w:sz w:val="22"/>
+            <w:noProof/>
+            <w:webHidden/>
+          </w:rPr>
+          <w:instrText xml:space="preserve"> PAGEREF _Toc232778814 \h </w:instrText>
+        </w:r>
+        <w:r>
+          <w:rPr>
+            <w:noProof/>
+            <w:webHidden/>
+          </w:rPr>
+        </w:r>
+        <w:r>
+          <w:rPr>
+            <w:noProof/>
+            <w:webHidden/>
           </w:rPr>
           <w:fldChar w:fldCharType="separate"/>
         </w:r>
         <w:r>
           <w:rPr>
-            <w:rFonts w:ascii="Arial" w:hAnsi="Arial" w:cs="Arial"/>
-            <w:noProof/>
-            <w:webHidden/>
-            <w:sz w:val="22"/>
+            <w:noProof/>
+            <w:webHidden/>
           </w:rPr>
           <w:t>9</w:t>
         </w:r>
         <w:r>
           <w:rPr>
-            <w:rFonts w:ascii="Arial" w:hAnsi="Arial" w:cs="Arial"/>
-            <w:noProof/>
-            <w:webHidden/>
-            <w:sz w:val="22"/>
+            <w:noProof/>
+            <w:webHidden/>
           </w:rPr>
           <w:fldChar w:fldCharType="end"/>
         </w:r>
@@ -2278,86 +1938,69 @@
         <w:tabs>
           <w:tab w:val="right" w:leader="dot" w:pos="10272"/>
         </w:tabs>
-        <w:spacing w:after="0" w:line="260" w:lineRule="exact"/>
         <w:rPr>
-          <w:rFonts w:ascii="Arial" w:hAnsi="Arial" w:cs="Arial"/>
+          <w:rFonts w:asciiTheme="minorHAnsi" w:hAnsiTheme="minorHAnsi"/>
           <w:noProof/>
           <w:kern w:val="2"/>
-          <w:sz w:val="22"/>
+          <w:sz w:val="24"/>
           <w:szCs w:val="24"/>
           <w:lang w:val="de-CH" w:eastAsia="de-CH"/>
           <w14:ligatures w14:val="standardContextual"/>
         </w:rPr>
       </w:pPr>
-      <w:hyperlink w:anchor="_Toc232605525" w:history="1">
+      <w:hyperlink w:anchor="_Toc232778815" w:history="1">
         <w:r>
           <w:rPr>
             <w:rStyle w:val="Hyperlink"/>
-            <w:rFonts w:ascii="Arial" w:hAnsi="Arial" w:cs="Arial"/>
-            <w:noProof/>
-            <w:sz w:val="22"/>
+            <w:noProof/>
           </w:rPr>
           <w:t>5.8 ER Diagram</w:t>
         </w:r>
         <w:r>
           <w:rPr>
-            <w:rFonts w:ascii="Arial" w:hAnsi="Arial" w:cs="Arial"/>
-            <w:noProof/>
-            <w:webHidden/>
-            <w:sz w:val="22"/>
+            <w:noProof/>
+            <w:webHidden/>
           </w:rPr>
           <w:tab/>
         </w:r>
         <w:r>
           <w:rPr>
-            <w:rFonts w:ascii="Arial" w:hAnsi="Arial" w:cs="Arial"/>
-            <w:noProof/>
-            <w:webHidden/>
-            <w:sz w:val="22"/>
+            <w:noProof/>
+            <w:webHidden/>
           </w:rPr>
           <w:fldChar w:fldCharType="begin"/>
         </w:r>
         <w:r>
           <w:rPr>
-            <w:rFonts w:ascii="Arial" w:hAnsi="Arial" w:cs="Arial"/>
-            <w:noProof/>
-            <w:webHidden/>
-            <w:sz w:val="22"/>
-          </w:rPr>
-          <w:instrText xml:space="preserve"> PAGEREF _Toc232605525 \h </w:instrText>
-        </w:r>
-        <w:r>
-          <w:rPr>
-            <w:rFonts w:ascii="Arial" w:hAnsi="Arial" w:cs="Arial"/>
-            <w:noProof/>
-            <w:webHidden/>
-            <w:sz w:val="22"/>
-          </w:rPr>
-        </w:r>
-        <w:r>
-          <w:rPr>
-            <w:rFonts w:ascii="Arial" w:hAnsi="Arial" w:cs="Arial"/>
-            <w:noProof/>
-            <w:webHidden/>
-            <w:sz w:val="22"/>
+            <w:noProof/>
+            <w:webHidden/>
+          </w:rPr>
+          <w:instrText xml:space="preserve"> PAGEREF _Toc232778815 \h </w:instrText>
+        </w:r>
+        <w:r>
+          <w:rPr>
+            <w:noProof/>
+            <w:webHidden/>
+          </w:rPr>
+        </w:r>
+        <w:r>
+          <w:rPr>
+            <w:noProof/>
+            <w:webHidden/>
           </w:rPr>
           <w:fldChar w:fldCharType="separate"/>
         </w:r>
         <w:r>
           <w:rPr>
-            <w:rFonts w:ascii="Arial" w:hAnsi="Arial" w:cs="Arial"/>
-            <w:noProof/>
-            <w:webHidden/>
-            <w:sz w:val="22"/>
+            <w:noProof/>
+            <w:webHidden/>
           </w:rPr>
           <w:t>9</w:t>
         </w:r>
         <w:r>
           <w:rPr>
-            <w:rFonts w:ascii="Arial" w:hAnsi="Arial" w:cs="Arial"/>
-            <w:noProof/>
-            <w:webHidden/>
-            <w:sz w:val="22"/>
+            <w:noProof/>
+            <w:webHidden/>
           </w:rPr>
           <w:fldChar w:fldCharType="end"/>
         </w:r>
@@ -2369,86 +2012,69 @@
         <w:tabs>
           <w:tab w:val="right" w:leader="dot" w:pos="10272"/>
         </w:tabs>
-        <w:spacing w:after="0" w:line="260" w:lineRule="exact"/>
         <w:rPr>
-          <w:rFonts w:ascii="Arial" w:hAnsi="Arial" w:cs="Arial"/>
+          <w:rFonts w:asciiTheme="minorHAnsi" w:hAnsiTheme="minorHAnsi"/>
           <w:noProof/>
           <w:kern w:val="2"/>
-          <w:sz w:val="22"/>
+          <w:sz w:val="24"/>
           <w:szCs w:val="24"/>
           <w:lang w:val="de-CH" w:eastAsia="de-CH"/>
           <w14:ligatures w14:val="standardContextual"/>
         </w:rPr>
       </w:pPr>
-      <w:hyperlink w:anchor="_Toc232605526" w:history="1">
+      <w:hyperlink w:anchor="_Toc232778816" w:history="1">
         <w:r>
           <w:rPr>
             <w:rStyle w:val="Hyperlink"/>
-            <w:rFonts w:ascii="Arial" w:hAnsi="Arial" w:cs="Arial"/>
-            <w:noProof/>
-            <w:sz w:val="22"/>
+            <w:noProof/>
           </w:rPr>
           <w:t>5.9 Flowchart</w:t>
         </w:r>
         <w:r>
           <w:rPr>
-            <w:rFonts w:ascii="Arial" w:hAnsi="Arial" w:cs="Arial"/>
-            <w:noProof/>
-            <w:webHidden/>
-            <w:sz w:val="22"/>
+            <w:noProof/>
+            <w:webHidden/>
           </w:rPr>
           <w:tab/>
         </w:r>
         <w:r>
           <w:rPr>
-            <w:rFonts w:ascii="Arial" w:hAnsi="Arial" w:cs="Arial"/>
-            <w:noProof/>
-            <w:webHidden/>
-            <w:sz w:val="22"/>
+            <w:noProof/>
+            <w:webHidden/>
           </w:rPr>
           <w:fldChar w:fldCharType="begin"/>
         </w:r>
         <w:r>
           <w:rPr>
-            <w:rFonts w:ascii="Arial" w:hAnsi="Arial" w:cs="Arial"/>
-            <w:noProof/>
-            <w:webHidden/>
-            <w:sz w:val="22"/>
-          </w:rPr>
-          <w:instrText xml:space="preserve"> PAGEREF _Toc232605526 \h </w:instrText>
-        </w:r>
-        <w:r>
-          <w:rPr>
-            <w:rFonts w:ascii="Arial" w:hAnsi="Arial" w:cs="Arial"/>
-            <w:noProof/>
-            <w:webHidden/>
-            <w:sz w:val="22"/>
-          </w:rPr>
-        </w:r>
-        <w:r>
-          <w:rPr>
-            <w:rFonts w:ascii="Arial" w:hAnsi="Arial" w:cs="Arial"/>
-            <w:noProof/>
-            <w:webHidden/>
-            <w:sz w:val="22"/>
+            <w:noProof/>
+            <w:webHidden/>
+          </w:rPr>
+          <w:instrText xml:space="preserve"> PAGEREF _Toc232778816 \h </w:instrText>
+        </w:r>
+        <w:r>
+          <w:rPr>
+            <w:noProof/>
+            <w:webHidden/>
+          </w:rPr>
+        </w:r>
+        <w:r>
+          <w:rPr>
+            <w:noProof/>
+            <w:webHidden/>
           </w:rPr>
           <w:fldChar w:fldCharType="separate"/>
         </w:r>
         <w:r>
           <w:rPr>
-            <w:rFonts w:ascii="Arial" w:hAnsi="Arial" w:cs="Arial"/>
-            <w:noProof/>
-            <w:webHidden/>
-            <w:sz w:val="22"/>
+            <w:noProof/>
+            <w:webHidden/>
           </w:rPr>
           <w:t>10</w:t>
         </w:r>
         <w:r>
           <w:rPr>
-            <w:rFonts w:ascii="Arial" w:hAnsi="Arial" w:cs="Arial"/>
-            <w:noProof/>
-            <w:webHidden/>
-            <w:sz w:val="22"/>
+            <w:noProof/>
+            <w:webHidden/>
           </w:rPr>
           <w:fldChar w:fldCharType="end"/>
         </w:r>
@@ -2460,86 +2086,69 @@
         <w:tabs>
           <w:tab w:val="right" w:leader="dot" w:pos="10272"/>
         </w:tabs>
-        <w:spacing w:after="0" w:line="260" w:lineRule="exact"/>
         <w:rPr>
-          <w:rFonts w:ascii="Arial" w:hAnsi="Arial" w:cs="Arial"/>
+          <w:rFonts w:asciiTheme="minorHAnsi" w:hAnsiTheme="minorHAnsi"/>
           <w:noProof/>
           <w:kern w:val="2"/>
-          <w:sz w:val="22"/>
+          <w:sz w:val="24"/>
           <w:szCs w:val="24"/>
           <w:lang w:val="de-CH" w:eastAsia="de-CH"/>
           <w14:ligatures w14:val="standardContextual"/>
         </w:rPr>
       </w:pPr>
-      <w:hyperlink w:anchor="_Toc232605527" w:history="1">
+      <w:hyperlink w:anchor="_Toc232778817" w:history="1">
         <w:r>
           <w:rPr>
             <w:rStyle w:val="Hyperlink"/>
-            <w:rFonts w:ascii="Arial" w:hAnsi="Arial" w:cs="Arial"/>
-            <w:noProof/>
-            <w:sz w:val="22"/>
+            <w:noProof/>
           </w:rPr>
           <w:t>6. Database Design</w:t>
         </w:r>
         <w:r>
           <w:rPr>
-            <w:rFonts w:ascii="Arial" w:hAnsi="Arial" w:cs="Arial"/>
-            <w:noProof/>
-            <w:webHidden/>
-            <w:sz w:val="22"/>
+            <w:noProof/>
+            <w:webHidden/>
           </w:rPr>
           <w:tab/>
         </w:r>
         <w:r>
           <w:rPr>
-            <w:rFonts w:ascii="Arial" w:hAnsi="Arial" w:cs="Arial"/>
-            <w:noProof/>
-            <w:webHidden/>
-            <w:sz w:val="22"/>
+            <w:noProof/>
+            <w:webHidden/>
           </w:rPr>
           <w:fldChar w:fldCharType="begin"/>
         </w:r>
         <w:r>
           <w:rPr>
-            <w:rFonts w:ascii="Arial" w:hAnsi="Arial" w:cs="Arial"/>
-            <w:noProof/>
-            <w:webHidden/>
-            <w:sz w:val="22"/>
-          </w:rPr>
-          <w:instrText xml:space="preserve"> PAGEREF _Toc232605527 \h </w:instrText>
-        </w:r>
-        <w:r>
-          <w:rPr>
-            <w:rFonts w:ascii="Arial" w:hAnsi="Arial" w:cs="Arial"/>
-            <w:noProof/>
-            <w:webHidden/>
-            <w:sz w:val="22"/>
-          </w:rPr>
-        </w:r>
-        <w:r>
-          <w:rPr>
-            <w:rFonts w:ascii="Arial" w:hAnsi="Arial" w:cs="Arial"/>
-            <w:noProof/>
-            <w:webHidden/>
-            <w:sz w:val="22"/>
+            <w:noProof/>
+            <w:webHidden/>
+          </w:rPr>
+          <w:instrText xml:space="preserve"> PAGEREF _Toc232778817 \h </w:instrText>
+        </w:r>
+        <w:r>
+          <w:rPr>
+            <w:noProof/>
+            <w:webHidden/>
+          </w:rPr>
+        </w:r>
+        <w:r>
+          <w:rPr>
+            <w:noProof/>
+            <w:webHidden/>
           </w:rPr>
           <w:fldChar w:fldCharType="separate"/>
         </w:r>
         <w:r>
           <w:rPr>
-            <w:rFonts w:ascii="Arial" w:hAnsi="Arial" w:cs="Arial"/>
-            <w:noProof/>
-            <w:webHidden/>
-            <w:sz w:val="22"/>
+            <w:noProof/>
+            <w:webHidden/>
           </w:rPr>
           <w:t>10</w:t>
         </w:r>
         <w:r>
           <w:rPr>
-            <w:rFonts w:ascii="Arial" w:hAnsi="Arial" w:cs="Arial"/>
-            <w:noProof/>
-            <w:webHidden/>
-            <w:sz w:val="22"/>
+            <w:noProof/>
+            <w:webHidden/>
           </w:rPr>
           <w:fldChar w:fldCharType="end"/>
         </w:r>
@@ -2551,86 +2160,69 @@
         <w:tabs>
           <w:tab w:val="right" w:leader="dot" w:pos="10272"/>
         </w:tabs>
-        <w:spacing w:after="0" w:line="260" w:lineRule="exact"/>
         <w:rPr>
-          <w:rFonts w:ascii="Arial" w:hAnsi="Arial" w:cs="Arial"/>
+          <w:rFonts w:asciiTheme="minorHAnsi" w:hAnsiTheme="minorHAnsi"/>
           <w:noProof/>
           <w:kern w:val="2"/>
-          <w:sz w:val="22"/>
+          <w:sz w:val="24"/>
           <w:szCs w:val="24"/>
           <w:lang w:val="de-CH" w:eastAsia="de-CH"/>
           <w14:ligatures w14:val="standardContextual"/>
         </w:rPr>
       </w:pPr>
-      <w:hyperlink w:anchor="_Toc232605528" w:history="1">
+      <w:hyperlink w:anchor="_Toc232778818" w:history="1">
         <w:r>
           <w:rPr>
             <w:rStyle w:val="Hyperlink"/>
-            <w:rFonts w:ascii="Arial" w:hAnsi="Arial" w:cs="Arial"/>
-            <w:noProof/>
-            <w:sz w:val="22"/>
+            <w:noProof/>
           </w:rPr>
           <w:t>7. Installation And Usage</w:t>
         </w:r>
         <w:r>
           <w:rPr>
-            <w:rFonts w:ascii="Arial" w:hAnsi="Arial" w:cs="Arial"/>
-            <w:noProof/>
-            <w:webHidden/>
-            <w:sz w:val="22"/>
+            <w:noProof/>
+            <w:webHidden/>
           </w:rPr>
           <w:tab/>
         </w:r>
         <w:r>
           <w:rPr>
-            <w:rFonts w:ascii="Arial" w:hAnsi="Arial" w:cs="Arial"/>
-            <w:noProof/>
-            <w:webHidden/>
-            <w:sz w:val="22"/>
+            <w:noProof/>
+            <w:webHidden/>
           </w:rPr>
           <w:fldChar w:fldCharType="begin"/>
         </w:r>
         <w:r>
           <w:rPr>
-            <w:rFonts w:ascii="Arial" w:hAnsi="Arial" w:cs="Arial"/>
-            <w:noProof/>
-            <w:webHidden/>
-            <w:sz w:val="22"/>
-          </w:rPr>
-          <w:instrText xml:space="preserve"> PAGEREF _Toc232605528 \h </w:instrText>
-        </w:r>
-        <w:r>
-          <w:rPr>
-            <w:rFonts w:ascii="Arial" w:hAnsi="Arial" w:cs="Arial"/>
-            <w:noProof/>
-            <w:webHidden/>
-            <w:sz w:val="22"/>
-          </w:rPr>
-        </w:r>
-        <w:r>
-          <w:rPr>
-            <w:rFonts w:ascii="Arial" w:hAnsi="Arial" w:cs="Arial"/>
-            <w:noProof/>
-            <w:webHidden/>
-            <w:sz w:val="22"/>
+            <w:noProof/>
+            <w:webHidden/>
+          </w:rPr>
+          <w:instrText xml:space="preserve"> PAGEREF _Toc232778818 \h </w:instrText>
+        </w:r>
+        <w:r>
+          <w:rPr>
+            <w:noProof/>
+            <w:webHidden/>
+          </w:rPr>
+        </w:r>
+        <w:r>
+          <w:rPr>
+            <w:noProof/>
+            <w:webHidden/>
           </w:rPr>
           <w:fldChar w:fldCharType="separate"/>
         </w:r>
         <w:r>
           <w:rPr>
-            <w:rFonts w:ascii="Arial" w:hAnsi="Arial" w:cs="Arial"/>
-            <w:noProof/>
-            <w:webHidden/>
-            <w:sz w:val="22"/>
+            <w:noProof/>
+            <w:webHidden/>
           </w:rPr>
           <w:t>11</w:t>
         </w:r>
         <w:r>
           <w:rPr>
-            <w:rFonts w:ascii="Arial" w:hAnsi="Arial" w:cs="Arial"/>
-            <w:noProof/>
-            <w:webHidden/>
-            <w:sz w:val="22"/>
+            <w:noProof/>
+            <w:webHidden/>
           </w:rPr>
           <w:fldChar w:fldCharType="end"/>
         </w:r>
@@ -2642,86 +2234,69 @@
         <w:tabs>
           <w:tab w:val="right" w:leader="dot" w:pos="10272"/>
         </w:tabs>
-        <w:spacing w:after="0" w:line="260" w:lineRule="exact"/>
         <w:rPr>
-          <w:rFonts w:ascii="Arial" w:hAnsi="Arial" w:cs="Arial"/>
+          <w:rFonts w:asciiTheme="minorHAnsi" w:hAnsiTheme="minorHAnsi"/>
           <w:noProof/>
           <w:kern w:val="2"/>
-          <w:sz w:val="22"/>
+          <w:sz w:val="24"/>
           <w:szCs w:val="24"/>
           <w:lang w:val="de-CH" w:eastAsia="de-CH"/>
           <w14:ligatures w14:val="standardContextual"/>
         </w:rPr>
       </w:pPr>
-      <w:hyperlink w:anchor="_Toc232605529" w:history="1">
+      <w:hyperlink w:anchor="_Toc232778819" w:history="1">
         <w:r>
           <w:rPr>
             <w:rStyle w:val="Hyperlink"/>
-            <w:rFonts w:ascii="Arial" w:hAnsi="Arial" w:cs="Arial"/>
-            <w:noProof/>
-            <w:sz w:val="22"/>
+            <w:noProof/>
           </w:rPr>
           <w:t>7.1 Prerequisites</w:t>
         </w:r>
         <w:r>
           <w:rPr>
-            <w:rFonts w:ascii="Arial" w:hAnsi="Arial" w:cs="Arial"/>
-            <w:noProof/>
-            <w:webHidden/>
-            <w:sz w:val="22"/>
+            <w:noProof/>
+            <w:webHidden/>
           </w:rPr>
           <w:tab/>
         </w:r>
         <w:r>
           <w:rPr>
-            <w:rFonts w:ascii="Arial" w:hAnsi="Arial" w:cs="Arial"/>
-            <w:noProof/>
-            <w:webHidden/>
-            <w:sz w:val="22"/>
+            <w:noProof/>
+            <w:webHidden/>
           </w:rPr>
           <w:fldChar w:fldCharType="begin"/>
         </w:r>
         <w:r>
           <w:rPr>
-            <w:rFonts w:ascii="Arial" w:hAnsi="Arial" w:cs="Arial"/>
-            <w:noProof/>
-            <w:webHidden/>
-            <w:sz w:val="22"/>
-          </w:rPr>
-          <w:instrText xml:space="preserve"> PAGEREF _Toc232605529 \h </w:instrText>
-        </w:r>
-        <w:r>
-          <w:rPr>
-            <w:rFonts w:ascii="Arial" w:hAnsi="Arial" w:cs="Arial"/>
-            <w:noProof/>
-            <w:webHidden/>
-            <w:sz w:val="22"/>
-          </w:rPr>
-        </w:r>
-        <w:r>
-          <w:rPr>
-            <w:rFonts w:ascii="Arial" w:hAnsi="Arial" w:cs="Arial"/>
-            <w:noProof/>
-            <w:webHidden/>
-            <w:sz w:val="22"/>
+            <w:noProof/>
+            <w:webHidden/>
+          </w:rPr>
+          <w:instrText xml:space="preserve"> PAGEREF _Toc232778819 \h </w:instrText>
+        </w:r>
+        <w:r>
+          <w:rPr>
+            <w:noProof/>
+            <w:webHidden/>
+          </w:rPr>
+        </w:r>
+        <w:r>
+          <w:rPr>
+            <w:noProof/>
+            <w:webHidden/>
           </w:rPr>
           <w:fldChar w:fldCharType="separate"/>
         </w:r>
         <w:r>
           <w:rPr>
-            <w:rFonts w:ascii="Arial" w:hAnsi="Arial" w:cs="Arial"/>
-            <w:noProof/>
-            <w:webHidden/>
-            <w:sz w:val="22"/>
+            <w:noProof/>
+            <w:webHidden/>
           </w:rPr>
           <w:t>11</w:t>
         </w:r>
         <w:r>
           <w:rPr>
-            <w:rFonts w:ascii="Arial" w:hAnsi="Arial" w:cs="Arial"/>
-            <w:noProof/>
-            <w:webHidden/>
-            <w:sz w:val="22"/>
+            <w:noProof/>
+            <w:webHidden/>
           </w:rPr>
           <w:fldChar w:fldCharType="end"/>
         </w:r>
@@ -2733,86 +2308,69 @@
         <w:tabs>
           <w:tab w:val="right" w:leader="dot" w:pos="10272"/>
         </w:tabs>
-        <w:spacing w:after="0" w:line="260" w:lineRule="exact"/>
         <w:rPr>
-          <w:rFonts w:ascii="Arial" w:hAnsi="Arial" w:cs="Arial"/>
+          <w:rFonts w:asciiTheme="minorHAnsi" w:hAnsiTheme="minorHAnsi"/>
           <w:noProof/>
           <w:kern w:val="2"/>
-          <w:sz w:val="22"/>
+          <w:sz w:val="24"/>
           <w:szCs w:val="24"/>
           <w:lang w:val="de-CH" w:eastAsia="de-CH"/>
           <w14:ligatures w14:val="standardContextual"/>
         </w:rPr>
       </w:pPr>
-      <w:hyperlink w:anchor="_Toc232605530" w:history="1">
+      <w:hyperlink w:anchor="_Toc232778820" w:history="1">
         <w:r>
           <w:rPr>
             <w:rStyle w:val="Hyperlink"/>
-            <w:rFonts w:ascii="Arial" w:hAnsi="Arial" w:cs="Arial"/>
-            <w:noProof/>
-            <w:sz w:val="22"/>
+            <w:noProof/>
           </w:rPr>
           <w:t>7.2 Clone Or Open The Project</w:t>
         </w:r>
         <w:r>
           <w:rPr>
-            <w:rFonts w:ascii="Arial" w:hAnsi="Arial" w:cs="Arial"/>
-            <w:noProof/>
-            <w:webHidden/>
-            <w:sz w:val="22"/>
+            <w:noProof/>
+            <w:webHidden/>
           </w:rPr>
           <w:tab/>
         </w:r>
         <w:r>
           <w:rPr>
-            <w:rFonts w:ascii="Arial" w:hAnsi="Arial" w:cs="Arial"/>
-            <w:noProof/>
-            <w:webHidden/>
-            <w:sz w:val="22"/>
+            <w:noProof/>
+            <w:webHidden/>
           </w:rPr>
           <w:fldChar w:fldCharType="begin"/>
         </w:r>
         <w:r>
           <w:rPr>
-            <w:rFonts w:ascii="Arial" w:hAnsi="Arial" w:cs="Arial"/>
-            <w:noProof/>
-            <w:webHidden/>
-            <w:sz w:val="22"/>
-          </w:rPr>
-          <w:instrText xml:space="preserve"> PAGEREF _Toc232605530 \h </w:instrText>
-        </w:r>
-        <w:r>
-          <w:rPr>
-            <w:rFonts w:ascii="Arial" w:hAnsi="Arial" w:cs="Arial"/>
-            <w:noProof/>
-            <w:webHidden/>
-            <w:sz w:val="22"/>
-          </w:rPr>
-        </w:r>
-        <w:r>
-          <w:rPr>
-            <w:rFonts w:ascii="Arial" w:hAnsi="Arial" w:cs="Arial"/>
-            <w:noProof/>
-            <w:webHidden/>
-            <w:sz w:val="22"/>
+            <w:noProof/>
+            <w:webHidden/>
+          </w:rPr>
+          <w:instrText xml:space="preserve"> PAGEREF _Toc232778820 \h </w:instrText>
+        </w:r>
+        <w:r>
+          <w:rPr>
+            <w:noProof/>
+            <w:webHidden/>
+          </w:rPr>
+        </w:r>
+        <w:r>
+          <w:rPr>
+            <w:noProof/>
+            <w:webHidden/>
           </w:rPr>
           <w:fldChar w:fldCharType="separate"/>
         </w:r>
         <w:r>
           <w:rPr>
-            <w:rFonts w:ascii="Arial" w:hAnsi="Arial" w:cs="Arial"/>
-            <w:noProof/>
-            <w:webHidden/>
-            <w:sz w:val="22"/>
+            <w:noProof/>
+            <w:webHidden/>
           </w:rPr>
           <w:t>11</w:t>
         </w:r>
         <w:r>
           <w:rPr>
-            <w:rFonts w:ascii="Arial" w:hAnsi="Arial" w:cs="Arial"/>
-            <w:noProof/>
-            <w:webHidden/>
-            <w:sz w:val="22"/>
+            <w:noProof/>
+            <w:webHidden/>
           </w:rPr>
           <w:fldChar w:fldCharType="end"/>
         </w:r>
@@ -2824,86 +2382,69 @@
         <w:tabs>
           <w:tab w:val="right" w:leader="dot" w:pos="10272"/>
         </w:tabs>
-        <w:spacing w:after="0" w:line="260" w:lineRule="exact"/>
         <w:rPr>
-          <w:rFonts w:ascii="Arial" w:hAnsi="Arial" w:cs="Arial"/>
+          <w:rFonts w:asciiTheme="minorHAnsi" w:hAnsiTheme="minorHAnsi"/>
           <w:noProof/>
           <w:kern w:val="2"/>
-          <w:sz w:val="22"/>
+          <w:sz w:val="24"/>
           <w:szCs w:val="24"/>
           <w:lang w:val="de-CH" w:eastAsia="de-CH"/>
           <w14:ligatures w14:val="standardContextual"/>
         </w:rPr>
       </w:pPr>
-      <w:hyperlink w:anchor="_Toc232605531" w:history="1">
+      <w:hyperlink w:anchor="_Toc232778821" w:history="1">
         <w:r>
           <w:rPr>
             <w:rStyle w:val="Hyperlink"/>
-            <w:rFonts w:ascii="Arial" w:hAnsi="Arial" w:cs="Arial"/>
-            <w:noProof/>
-            <w:sz w:val="22"/>
+            <w:noProof/>
           </w:rPr>
           <w:t>7.3 Install Dependencies</w:t>
         </w:r>
         <w:r>
           <w:rPr>
-            <w:rFonts w:ascii="Arial" w:hAnsi="Arial" w:cs="Arial"/>
-            <w:noProof/>
-            <w:webHidden/>
-            <w:sz w:val="22"/>
+            <w:noProof/>
+            <w:webHidden/>
           </w:rPr>
           <w:tab/>
         </w:r>
         <w:r>
           <w:rPr>
-            <w:rFonts w:ascii="Arial" w:hAnsi="Arial" w:cs="Arial"/>
-            <w:noProof/>
-            <w:webHidden/>
-            <w:sz w:val="22"/>
+            <w:noProof/>
+            <w:webHidden/>
           </w:rPr>
           <w:fldChar w:fldCharType="begin"/>
         </w:r>
         <w:r>
           <w:rPr>
-            <w:rFonts w:ascii="Arial" w:hAnsi="Arial" w:cs="Arial"/>
-            <w:noProof/>
-            <w:webHidden/>
-            <w:sz w:val="22"/>
-          </w:rPr>
-          <w:instrText xml:space="preserve"> PAGEREF _Toc232605531 \h </w:instrText>
-        </w:r>
-        <w:r>
-          <w:rPr>
-            <w:rFonts w:ascii="Arial" w:hAnsi="Arial" w:cs="Arial"/>
-            <w:noProof/>
-            <w:webHidden/>
-            <w:sz w:val="22"/>
-          </w:rPr>
-        </w:r>
-        <w:r>
-          <w:rPr>
-            <w:rFonts w:ascii="Arial" w:hAnsi="Arial" w:cs="Arial"/>
-            <w:noProof/>
-            <w:webHidden/>
-            <w:sz w:val="22"/>
+            <w:noProof/>
+            <w:webHidden/>
+          </w:rPr>
+          <w:instrText xml:space="preserve"> PAGEREF _Toc232778821 \h </w:instrText>
+        </w:r>
+        <w:r>
+          <w:rPr>
+            <w:noProof/>
+            <w:webHidden/>
+          </w:rPr>
+        </w:r>
+        <w:r>
+          <w:rPr>
+            <w:noProof/>
+            <w:webHidden/>
           </w:rPr>
           <w:fldChar w:fldCharType="separate"/>
         </w:r>
         <w:r>
           <w:rPr>
-            <w:rFonts w:ascii="Arial" w:hAnsi="Arial" w:cs="Arial"/>
-            <w:noProof/>
-            <w:webHidden/>
-            <w:sz w:val="22"/>
+            <w:noProof/>
+            <w:webHidden/>
           </w:rPr>
           <w:t>11</w:t>
         </w:r>
         <w:r>
           <w:rPr>
-            <w:rFonts w:ascii="Arial" w:hAnsi="Arial" w:cs="Arial"/>
-            <w:noProof/>
-            <w:webHidden/>
-            <w:sz w:val="22"/>
+            <w:noProof/>
+            <w:webHidden/>
           </w:rPr>
           <w:fldChar w:fldCharType="end"/>
         </w:r>
@@ -2915,86 +2456,69 @@
         <w:tabs>
           <w:tab w:val="right" w:leader="dot" w:pos="10272"/>
         </w:tabs>
-        <w:spacing w:after="0" w:line="260" w:lineRule="exact"/>
         <w:rPr>
-          <w:rFonts w:ascii="Arial" w:hAnsi="Arial" w:cs="Arial"/>
+          <w:rFonts w:asciiTheme="minorHAnsi" w:hAnsiTheme="minorHAnsi"/>
           <w:noProof/>
           <w:kern w:val="2"/>
-          <w:sz w:val="22"/>
+          <w:sz w:val="24"/>
           <w:szCs w:val="24"/>
           <w:lang w:val="de-CH" w:eastAsia="de-CH"/>
           <w14:ligatures w14:val="standardContextual"/>
         </w:rPr>
       </w:pPr>
-      <w:hyperlink w:anchor="_Toc232605532" w:history="1">
+      <w:hyperlink w:anchor="_Toc232778822" w:history="1">
         <w:r>
           <w:rPr>
             <w:rStyle w:val="Hyperlink"/>
-            <w:rFonts w:ascii="Arial" w:hAnsi="Arial" w:cs="Arial"/>
-            <w:noProof/>
-            <w:sz w:val="22"/>
+            <w:noProof/>
           </w:rPr>
           <w:t>7.4 Configure The .env File</w:t>
         </w:r>
         <w:r>
           <w:rPr>
-            <w:rFonts w:ascii="Arial" w:hAnsi="Arial" w:cs="Arial"/>
-            <w:noProof/>
-            <w:webHidden/>
-            <w:sz w:val="22"/>
+            <w:noProof/>
+            <w:webHidden/>
           </w:rPr>
           <w:tab/>
         </w:r>
         <w:r>
           <w:rPr>
-            <w:rFonts w:ascii="Arial" w:hAnsi="Arial" w:cs="Arial"/>
-            <w:noProof/>
-            <w:webHidden/>
-            <w:sz w:val="22"/>
+            <w:noProof/>
+            <w:webHidden/>
           </w:rPr>
           <w:fldChar w:fldCharType="begin"/>
         </w:r>
         <w:r>
           <w:rPr>
-            <w:rFonts w:ascii="Arial" w:hAnsi="Arial" w:cs="Arial"/>
-            <w:noProof/>
-            <w:webHidden/>
-            <w:sz w:val="22"/>
-          </w:rPr>
-          <w:instrText xml:space="preserve"> PAGEREF _Toc232605532 \h </w:instrText>
-        </w:r>
-        <w:r>
-          <w:rPr>
-            <w:rFonts w:ascii="Arial" w:hAnsi="Arial" w:cs="Arial"/>
-            <w:noProof/>
-            <w:webHidden/>
-            <w:sz w:val="22"/>
-          </w:rPr>
-        </w:r>
-        <w:r>
-          <w:rPr>
-            <w:rFonts w:ascii="Arial" w:hAnsi="Arial" w:cs="Arial"/>
-            <w:noProof/>
-            <w:webHidden/>
-            <w:sz w:val="22"/>
+            <w:noProof/>
+            <w:webHidden/>
+          </w:rPr>
+          <w:instrText xml:space="preserve"> PAGEREF _Toc232778822 \h </w:instrText>
+        </w:r>
+        <w:r>
+          <w:rPr>
+            <w:noProof/>
+            <w:webHidden/>
+          </w:rPr>
+        </w:r>
+        <w:r>
+          <w:rPr>
+            <w:noProof/>
+            <w:webHidden/>
           </w:rPr>
           <w:fldChar w:fldCharType="separate"/>
         </w:r>
         <w:r>
           <w:rPr>
-            <w:rFonts w:ascii="Arial" w:hAnsi="Arial" w:cs="Arial"/>
-            <w:noProof/>
-            <w:webHidden/>
-            <w:sz w:val="22"/>
+            <w:noProof/>
+            <w:webHidden/>
           </w:rPr>
           <w:t>11</w:t>
         </w:r>
         <w:r>
           <w:rPr>
-            <w:rFonts w:ascii="Arial" w:hAnsi="Arial" w:cs="Arial"/>
-            <w:noProof/>
-            <w:webHidden/>
-            <w:sz w:val="22"/>
+            <w:noProof/>
+            <w:webHidden/>
           </w:rPr>
           <w:fldChar w:fldCharType="end"/>
         </w:r>
@@ -3006,86 +2530,69 @@
         <w:tabs>
           <w:tab w:val="right" w:leader="dot" w:pos="10272"/>
         </w:tabs>
-        <w:spacing w:after="0" w:line="260" w:lineRule="exact"/>
         <w:rPr>
-          <w:rFonts w:ascii="Arial" w:hAnsi="Arial" w:cs="Arial"/>
+          <w:rFonts w:asciiTheme="minorHAnsi" w:hAnsiTheme="minorHAnsi"/>
           <w:noProof/>
           <w:kern w:val="2"/>
-          <w:sz w:val="22"/>
+          <w:sz w:val="24"/>
           <w:szCs w:val="24"/>
           <w:lang w:val="de-CH" w:eastAsia="de-CH"/>
           <w14:ligatures w14:val="standardContextual"/>
         </w:rPr>
       </w:pPr>
-      <w:hyperlink w:anchor="_Toc232605533" w:history="1">
+      <w:hyperlink w:anchor="_Toc232778823" w:history="1">
         <w:r>
           <w:rPr>
             <w:rStyle w:val="Hyperlink"/>
-            <w:rFonts w:ascii="Arial" w:hAnsi="Arial" w:cs="Arial"/>
-            <w:noProof/>
-            <w:sz w:val="22"/>
+            <w:noProof/>
           </w:rPr>
           <w:t>7.5 API Setup Explained Simply</w:t>
         </w:r>
         <w:r>
           <w:rPr>
-            <w:rFonts w:ascii="Arial" w:hAnsi="Arial" w:cs="Arial"/>
-            <w:noProof/>
-            <w:webHidden/>
-            <w:sz w:val="22"/>
+            <w:noProof/>
+            <w:webHidden/>
           </w:rPr>
           <w:tab/>
         </w:r>
         <w:r>
           <w:rPr>
-            <w:rFonts w:ascii="Arial" w:hAnsi="Arial" w:cs="Arial"/>
-            <w:noProof/>
-            <w:webHidden/>
-            <w:sz w:val="22"/>
+            <w:noProof/>
+            <w:webHidden/>
           </w:rPr>
           <w:fldChar w:fldCharType="begin"/>
         </w:r>
         <w:r>
           <w:rPr>
-            <w:rFonts w:ascii="Arial" w:hAnsi="Arial" w:cs="Arial"/>
-            <w:noProof/>
-            <w:webHidden/>
-            <w:sz w:val="22"/>
-          </w:rPr>
-          <w:instrText xml:space="preserve"> PAGEREF _Toc232605533 \h </w:instrText>
-        </w:r>
-        <w:r>
-          <w:rPr>
-            <w:rFonts w:ascii="Arial" w:hAnsi="Arial" w:cs="Arial"/>
-            <w:noProof/>
-            <w:webHidden/>
-            <w:sz w:val="22"/>
-          </w:rPr>
-        </w:r>
-        <w:r>
-          <w:rPr>
-            <w:rFonts w:ascii="Arial" w:hAnsi="Arial" w:cs="Arial"/>
-            <w:noProof/>
-            <w:webHidden/>
-            <w:sz w:val="22"/>
+            <w:noProof/>
+            <w:webHidden/>
+          </w:rPr>
+          <w:instrText xml:space="preserve"> PAGEREF _Toc232778823 \h </w:instrText>
+        </w:r>
+        <w:r>
+          <w:rPr>
+            <w:noProof/>
+            <w:webHidden/>
+          </w:rPr>
+        </w:r>
+        <w:r>
+          <w:rPr>
+            <w:noProof/>
+            <w:webHidden/>
           </w:rPr>
           <w:fldChar w:fldCharType="separate"/>
         </w:r>
         <w:r>
           <w:rPr>
-            <w:rFonts w:ascii="Arial" w:hAnsi="Arial" w:cs="Arial"/>
-            <w:noProof/>
-            <w:webHidden/>
-            <w:sz w:val="22"/>
+            <w:noProof/>
+            <w:webHidden/>
           </w:rPr>
           <w:t>11</w:t>
         </w:r>
         <w:r>
           <w:rPr>
-            <w:rFonts w:ascii="Arial" w:hAnsi="Arial" w:cs="Arial"/>
-            <w:noProof/>
-            <w:webHidden/>
-            <w:sz w:val="22"/>
+            <w:noProof/>
+            <w:webHidden/>
           </w:rPr>
           <w:fldChar w:fldCharType="end"/>
         </w:r>
@@ -3097,86 +2604,69 @@
         <w:tabs>
           <w:tab w:val="right" w:leader="dot" w:pos="10272"/>
         </w:tabs>
-        <w:spacing w:after="0" w:line="260" w:lineRule="exact"/>
         <w:rPr>
-          <w:rFonts w:ascii="Arial" w:hAnsi="Arial" w:cs="Arial"/>
+          <w:rFonts w:asciiTheme="minorHAnsi" w:hAnsiTheme="minorHAnsi"/>
           <w:noProof/>
           <w:kern w:val="2"/>
-          <w:sz w:val="22"/>
+          <w:sz w:val="24"/>
           <w:szCs w:val="24"/>
           <w:lang w:val="de-CH" w:eastAsia="de-CH"/>
           <w14:ligatures w14:val="standardContextual"/>
         </w:rPr>
       </w:pPr>
-      <w:hyperlink w:anchor="_Toc232605534" w:history="1">
+      <w:hyperlink w:anchor="_Toc232778824" w:history="1">
         <w:r>
           <w:rPr>
             <w:rStyle w:val="Hyperlink"/>
-            <w:rFonts w:ascii="Arial" w:hAnsi="Arial" w:cs="Arial"/>
-            <w:noProof/>
-            <w:sz w:val="22"/>
+            <w:noProof/>
           </w:rPr>
           <w:t>7.6 Start The Program</w:t>
         </w:r>
         <w:r>
           <w:rPr>
-            <w:rFonts w:ascii="Arial" w:hAnsi="Arial" w:cs="Arial"/>
-            <w:noProof/>
-            <w:webHidden/>
-            <w:sz w:val="22"/>
+            <w:noProof/>
+            <w:webHidden/>
           </w:rPr>
           <w:tab/>
         </w:r>
         <w:r>
           <w:rPr>
-            <w:rFonts w:ascii="Arial" w:hAnsi="Arial" w:cs="Arial"/>
-            <w:noProof/>
-            <w:webHidden/>
-            <w:sz w:val="22"/>
+            <w:noProof/>
+            <w:webHidden/>
           </w:rPr>
           <w:fldChar w:fldCharType="begin"/>
         </w:r>
         <w:r>
           <w:rPr>
-            <w:rFonts w:ascii="Arial" w:hAnsi="Arial" w:cs="Arial"/>
-            <w:noProof/>
-            <w:webHidden/>
-            <w:sz w:val="22"/>
-          </w:rPr>
-          <w:instrText xml:space="preserve"> PAGEREF _Toc232605534 \h </w:instrText>
-        </w:r>
-        <w:r>
-          <w:rPr>
-            <w:rFonts w:ascii="Arial" w:hAnsi="Arial" w:cs="Arial"/>
-            <w:noProof/>
-            <w:webHidden/>
-            <w:sz w:val="22"/>
-          </w:rPr>
-        </w:r>
-        <w:r>
-          <w:rPr>
-            <w:rFonts w:ascii="Arial" w:hAnsi="Arial" w:cs="Arial"/>
-            <w:noProof/>
-            <w:webHidden/>
-            <w:sz w:val="22"/>
+            <w:noProof/>
+            <w:webHidden/>
+          </w:rPr>
+          <w:instrText xml:space="preserve"> PAGEREF _Toc232778824 \h </w:instrText>
+        </w:r>
+        <w:r>
+          <w:rPr>
+            <w:noProof/>
+            <w:webHidden/>
+          </w:rPr>
+        </w:r>
+        <w:r>
+          <w:rPr>
+            <w:noProof/>
+            <w:webHidden/>
           </w:rPr>
           <w:fldChar w:fldCharType="separate"/>
         </w:r>
         <w:r>
           <w:rPr>
-            <w:rFonts w:ascii="Arial" w:hAnsi="Arial" w:cs="Arial"/>
-            <w:noProof/>
-            <w:webHidden/>
-            <w:sz w:val="22"/>
+            <w:noProof/>
+            <w:webHidden/>
           </w:rPr>
           <w:t>12</w:t>
         </w:r>
         <w:r>
           <w:rPr>
-            <w:rFonts w:ascii="Arial" w:hAnsi="Arial" w:cs="Arial"/>
-            <w:noProof/>
-            <w:webHidden/>
-            <w:sz w:val="22"/>
+            <w:noProof/>
+            <w:webHidden/>
           </w:rPr>
           <w:fldChar w:fldCharType="end"/>
         </w:r>
@@ -3188,86 +2678,69 @@
         <w:tabs>
           <w:tab w:val="right" w:leader="dot" w:pos="10272"/>
         </w:tabs>
-        <w:spacing w:after="0" w:line="260" w:lineRule="exact"/>
         <w:rPr>
-          <w:rFonts w:ascii="Arial" w:hAnsi="Arial" w:cs="Arial"/>
+          <w:rFonts w:asciiTheme="minorHAnsi" w:hAnsiTheme="minorHAnsi"/>
           <w:noProof/>
           <w:kern w:val="2"/>
-          <w:sz w:val="22"/>
+          <w:sz w:val="24"/>
           <w:szCs w:val="24"/>
           <w:lang w:val="de-CH" w:eastAsia="de-CH"/>
           <w14:ligatures w14:val="standardContextual"/>
         </w:rPr>
       </w:pPr>
-      <w:hyperlink w:anchor="_Toc232605535" w:history="1">
+      <w:hyperlink w:anchor="_Toc232778825" w:history="1">
         <w:r>
           <w:rPr>
             <w:rStyle w:val="Hyperlink"/>
-            <w:rFonts w:ascii="Arial" w:hAnsi="Arial" w:cs="Arial"/>
-            <w:noProof/>
-            <w:sz w:val="22"/>
+            <w:noProof/>
           </w:rPr>
           <w:t>7.7 Weekly Automation</w:t>
         </w:r>
         <w:r>
           <w:rPr>
-            <w:rFonts w:ascii="Arial" w:hAnsi="Arial" w:cs="Arial"/>
-            <w:noProof/>
-            <w:webHidden/>
-            <w:sz w:val="22"/>
+            <w:noProof/>
+            <w:webHidden/>
           </w:rPr>
           <w:tab/>
         </w:r>
         <w:r>
           <w:rPr>
-            <w:rFonts w:ascii="Arial" w:hAnsi="Arial" w:cs="Arial"/>
-            <w:noProof/>
-            <w:webHidden/>
-            <w:sz w:val="22"/>
+            <w:noProof/>
+            <w:webHidden/>
           </w:rPr>
           <w:fldChar w:fldCharType="begin"/>
         </w:r>
         <w:r>
           <w:rPr>
-            <w:rFonts w:ascii="Arial" w:hAnsi="Arial" w:cs="Arial"/>
-            <w:noProof/>
-            <w:webHidden/>
-            <w:sz w:val="22"/>
-          </w:rPr>
-          <w:instrText xml:space="preserve"> PAGEREF _Toc232605535 \h </w:instrText>
-        </w:r>
-        <w:r>
-          <w:rPr>
-            <w:rFonts w:ascii="Arial" w:hAnsi="Arial" w:cs="Arial"/>
-            <w:noProof/>
-            <w:webHidden/>
-            <w:sz w:val="22"/>
-          </w:rPr>
-        </w:r>
-        <w:r>
-          <w:rPr>
-            <w:rFonts w:ascii="Arial" w:hAnsi="Arial" w:cs="Arial"/>
-            <w:noProof/>
-            <w:webHidden/>
-            <w:sz w:val="22"/>
+            <w:noProof/>
+            <w:webHidden/>
+          </w:rPr>
+          <w:instrText xml:space="preserve"> PAGEREF _Toc232778825 \h </w:instrText>
+        </w:r>
+        <w:r>
+          <w:rPr>
+            <w:noProof/>
+            <w:webHidden/>
+          </w:rPr>
+        </w:r>
+        <w:r>
+          <w:rPr>
+            <w:noProof/>
+            <w:webHidden/>
           </w:rPr>
           <w:fldChar w:fldCharType="separate"/>
         </w:r>
         <w:r>
           <w:rPr>
-            <w:rFonts w:ascii="Arial" w:hAnsi="Arial" w:cs="Arial"/>
-            <w:noProof/>
-            <w:webHidden/>
-            <w:sz w:val="22"/>
+            <w:noProof/>
+            <w:webHidden/>
           </w:rPr>
           <w:t>12</w:t>
         </w:r>
         <w:r>
           <w:rPr>
-            <w:rFonts w:ascii="Arial" w:hAnsi="Arial" w:cs="Arial"/>
-            <w:noProof/>
-            <w:webHidden/>
-            <w:sz w:val="22"/>
+            <w:noProof/>
+            <w:webHidden/>
           </w:rPr>
           <w:fldChar w:fldCharType="end"/>
         </w:r>
@@ -3279,86 +2752,69 @@
         <w:tabs>
           <w:tab w:val="right" w:leader="dot" w:pos="10272"/>
         </w:tabs>
-        <w:spacing w:after="0" w:line="260" w:lineRule="exact"/>
         <w:rPr>
-          <w:rFonts w:ascii="Arial" w:hAnsi="Arial" w:cs="Arial"/>
+          <w:rFonts w:asciiTheme="minorHAnsi" w:hAnsiTheme="minorHAnsi"/>
           <w:noProof/>
           <w:kern w:val="2"/>
-          <w:sz w:val="22"/>
+          <w:sz w:val="24"/>
           <w:szCs w:val="24"/>
           <w:lang w:val="de-CH" w:eastAsia="de-CH"/>
           <w14:ligatures w14:val="standardContextual"/>
         </w:rPr>
       </w:pPr>
-      <w:hyperlink w:anchor="_Toc232605536" w:history="1">
+      <w:hyperlink w:anchor="_Toc232778826" w:history="1">
         <w:r>
           <w:rPr>
             <w:rStyle w:val="Hyperlink"/>
-            <w:rFonts w:ascii="Arial" w:hAnsi="Arial" w:cs="Arial"/>
-            <w:noProof/>
-            <w:sz w:val="22"/>
+            <w:noProof/>
           </w:rPr>
           <w:t>8. Testing</w:t>
         </w:r>
         <w:r>
           <w:rPr>
-            <w:rFonts w:ascii="Arial" w:hAnsi="Arial" w:cs="Arial"/>
-            <w:noProof/>
-            <w:webHidden/>
-            <w:sz w:val="22"/>
+            <w:noProof/>
+            <w:webHidden/>
           </w:rPr>
           <w:tab/>
         </w:r>
         <w:r>
           <w:rPr>
-            <w:rFonts w:ascii="Arial" w:hAnsi="Arial" w:cs="Arial"/>
-            <w:noProof/>
-            <w:webHidden/>
-            <w:sz w:val="22"/>
+            <w:noProof/>
+            <w:webHidden/>
           </w:rPr>
           <w:fldChar w:fldCharType="begin"/>
         </w:r>
         <w:r>
           <w:rPr>
-            <w:rFonts w:ascii="Arial" w:hAnsi="Arial" w:cs="Arial"/>
-            <w:noProof/>
-            <w:webHidden/>
-            <w:sz w:val="22"/>
-          </w:rPr>
-          <w:instrText xml:space="preserve"> PAGEREF _Toc232605536 \h </w:instrText>
-        </w:r>
-        <w:r>
-          <w:rPr>
-            <w:rFonts w:ascii="Arial" w:hAnsi="Arial" w:cs="Arial"/>
-            <w:noProof/>
-            <w:webHidden/>
-            <w:sz w:val="22"/>
-          </w:rPr>
-        </w:r>
-        <w:r>
-          <w:rPr>
-            <w:rFonts w:ascii="Arial" w:hAnsi="Arial" w:cs="Arial"/>
-            <w:noProof/>
-            <w:webHidden/>
-            <w:sz w:val="22"/>
+            <w:noProof/>
+            <w:webHidden/>
+          </w:rPr>
+          <w:instrText xml:space="preserve"> PAGEREF _Toc232778826 \h </w:instrText>
+        </w:r>
+        <w:r>
+          <w:rPr>
+            <w:noProof/>
+            <w:webHidden/>
+          </w:rPr>
+        </w:r>
+        <w:r>
+          <w:rPr>
+            <w:noProof/>
+            <w:webHidden/>
           </w:rPr>
           <w:fldChar w:fldCharType="separate"/>
         </w:r>
         <w:r>
           <w:rPr>
-            <w:rFonts w:ascii="Arial" w:hAnsi="Arial" w:cs="Arial"/>
-            <w:noProof/>
-            <w:webHidden/>
-            <w:sz w:val="22"/>
+            <w:noProof/>
+            <w:webHidden/>
           </w:rPr>
           <w:t>12</w:t>
         </w:r>
         <w:r>
           <w:rPr>
-            <w:rFonts w:ascii="Arial" w:hAnsi="Arial" w:cs="Arial"/>
-            <w:noProof/>
-            <w:webHidden/>
-            <w:sz w:val="22"/>
+            <w:noProof/>
+            <w:webHidden/>
           </w:rPr>
           <w:fldChar w:fldCharType="end"/>
         </w:r>
@@ -3370,86 +2826,69 @@
         <w:tabs>
           <w:tab w:val="right" w:leader="dot" w:pos="10272"/>
         </w:tabs>
-        <w:spacing w:after="0" w:line="260" w:lineRule="exact"/>
         <w:rPr>
-          <w:rFonts w:ascii="Arial" w:hAnsi="Arial" w:cs="Arial"/>
+          <w:rFonts w:asciiTheme="minorHAnsi" w:hAnsiTheme="minorHAnsi"/>
           <w:noProof/>
           <w:kern w:val="2"/>
-          <w:sz w:val="22"/>
+          <w:sz w:val="24"/>
           <w:szCs w:val="24"/>
           <w:lang w:val="de-CH" w:eastAsia="de-CH"/>
           <w14:ligatures w14:val="standardContextual"/>
         </w:rPr>
       </w:pPr>
-      <w:hyperlink w:anchor="_Toc232605537" w:history="1">
+      <w:hyperlink w:anchor="_Toc232778827" w:history="1">
         <w:r>
           <w:rPr>
             <w:rStyle w:val="Hyperlink"/>
-            <w:rFonts w:ascii="Arial" w:hAnsi="Arial" w:cs="Arial"/>
-            <w:noProof/>
-            <w:sz w:val="22"/>
+            <w:noProof/>
           </w:rPr>
           <w:t>9. Assignment Coverage</w:t>
         </w:r>
         <w:r>
           <w:rPr>
-            <w:rFonts w:ascii="Arial" w:hAnsi="Arial" w:cs="Arial"/>
-            <w:noProof/>
-            <w:webHidden/>
-            <w:sz w:val="22"/>
+            <w:noProof/>
+            <w:webHidden/>
           </w:rPr>
           <w:tab/>
         </w:r>
         <w:r>
           <w:rPr>
-            <w:rFonts w:ascii="Arial" w:hAnsi="Arial" w:cs="Arial"/>
-            <w:noProof/>
-            <w:webHidden/>
-            <w:sz w:val="22"/>
+            <w:noProof/>
+            <w:webHidden/>
           </w:rPr>
           <w:fldChar w:fldCharType="begin"/>
         </w:r>
         <w:r>
           <w:rPr>
-            <w:rFonts w:ascii="Arial" w:hAnsi="Arial" w:cs="Arial"/>
-            <w:noProof/>
-            <w:webHidden/>
-            <w:sz w:val="22"/>
-          </w:rPr>
-          <w:instrText xml:space="preserve"> PAGEREF _Toc232605537 \h </w:instrText>
-        </w:r>
-        <w:r>
-          <w:rPr>
-            <w:rFonts w:ascii="Arial" w:hAnsi="Arial" w:cs="Arial"/>
-            <w:noProof/>
-            <w:webHidden/>
-            <w:sz w:val="22"/>
-          </w:rPr>
-        </w:r>
-        <w:r>
-          <w:rPr>
-            <w:rFonts w:ascii="Arial" w:hAnsi="Arial" w:cs="Arial"/>
-            <w:noProof/>
-            <w:webHidden/>
-            <w:sz w:val="22"/>
+            <w:noProof/>
+            <w:webHidden/>
+          </w:rPr>
+          <w:instrText xml:space="preserve"> PAGEREF _Toc232778827 \h </w:instrText>
+        </w:r>
+        <w:r>
+          <w:rPr>
+            <w:noProof/>
+            <w:webHidden/>
+          </w:rPr>
+        </w:r>
+        <w:r>
+          <w:rPr>
+            <w:noProof/>
+            <w:webHidden/>
           </w:rPr>
           <w:fldChar w:fldCharType="separate"/>
         </w:r>
         <w:r>
           <w:rPr>
-            <w:rFonts w:ascii="Arial" w:hAnsi="Arial" w:cs="Arial"/>
-            <w:noProof/>
-            <w:webHidden/>
-            <w:sz w:val="22"/>
+            <w:noProof/>
+            <w:webHidden/>
           </w:rPr>
           <w:t>13</w:t>
         </w:r>
         <w:r>
           <w:rPr>
-            <w:rFonts w:ascii="Arial" w:hAnsi="Arial" w:cs="Arial"/>
-            <w:noProof/>
-            <w:webHidden/>
-            <w:sz w:val="22"/>
+            <w:noProof/>
+            <w:webHidden/>
           </w:rPr>
           <w:fldChar w:fldCharType="end"/>
         </w:r>
@@ -3461,86 +2900,69 @@
         <w:tabs>
           <w:tab w:val="right" w:leader="dot" w:pos="10272"/>
         </w:tabs>
-        <w:spacing w:after="0" w:line="260" w:lineRule="exact"/>
         <w:rPr>
-          <w:rFonts w:ascii="Arial" w:hAnsi="Arial" w:cs="Arial"/>
+          <w:rFonts w:asciiTheme="minorHAnsi" w:hAnsiTheme="minorHAnsi"/>
           <w:noProof/>
           <w:kern w:val="2"/>
-          <w:sz w:val="22"/>
+          <w:sz w:val="24"/>
           <w:szCs w:val="24"/>
           <w:lang w:val="de-CH" w:eastAsia="de-CH"/>
           <w14:ligatures w14:val="standardContextual"/>
         </w:rPr>
       </w:pPr>
-      <w:hyperlink w:anchor="_Toc232605538" w:history="1">
+      <w:hyperlink w:anchor="_Toc232778828" w:history="1">
         <w:r>
           <w:rPr>
             <w:rStyle w:val="Hyperlink"/>
-            <w:rFonts w:ascii="Arial" w:hAnsi="Arial" w:cs="Arial"/>
-            <w:noProof/>
-            <w:sz w:val="22"/>
+            <w:noProof/>
           </w:rPr>
           <w:t>10. Conclusion</w:t>
         </w:r>
         <w:r>
           <w:rPr>
-            <w:rFonts w:ascii="Arial" w:hAnsi="Arial" w:cs="Arial"/>
-            <w:noProof/>
-            <w:webHidden/>
-            <w:sz w:val="22"/>
+            <w:noProof/>
+            <w:webHidden/>
           </w:rPr>
           <w:tab/>
         </w:r>
         <w:r>
           <w:rPr>
-            <w:rFonts w:ascii="Arial" w:hAnsi="Arial" w:cs="Arial"/>
-            <w:noProof/>
-            <w:webHidden/>
-            <w:sz w:val="22"/>
+            <w:noProof/>
+            <w:webHidden/>
           </w:rPr>
           <w:fldChar w:fldCharType="begin"/>
         </w:r>
         <w:r>
           <w:rPr>
-            <w:rFonts w:ascii="Arial" w:hAnsi="Arial" w:cs="Arial"/>
-            <w:noProof/>
-            <w:webHidden/>
-            <w:sz w:val="22"/>
-          </w:rPr>
-          <w:instrText xml:space="preserve"> PAGEREF _Toc232605538 \h </w:instrText>
-        </w:r>
-        <w:r>
-          <w:rPr>
-            <w:rFonts w:ascii="Arial" w:hAnsi="Arial" w:cs="Arial"/>
-            <w:noProof/>
-            <w:webHidden/>
-            <w:sz w:val="22"/>
-          </w:rPr>
-        </w:r>
-        <w:r>
-          <w:rPr>
-            <w:rFonts w:ascii="Arial" w:hAnsi="Arial" w:cs="Arial"/>
-            <w:noProof/>
-            <w:webHidden/>
-            <w:sz w:val="22"/>
+            <w:noProof/>
+            <w:webHidden/>
+          </w:rPr>
+          <w:instrText xml:space="preserve"> PAGEREF _Toc232778828 \h </w:instrText>
+        </w:r>
+        <w:r>
+          <w:rPr>
+            <w:noProof/>
+            <w:webHidden/>
+          </w:rPr>
+        </w:r>
+        <w:r>
+          <w:rPr>
+            <w:noProof/>
+            <w:webHidden/>
           </w:rPr>
           <w:fldChar w:fldCharType="separate"/>
         </w:r>
         <w:r>
           <w:rPr>
-            <w:rFonts w:ascii="Arial" w:hAnsi="Arial" w:cs="Arial"/>
-            <w:noProof/>
-            <w:webHidden/>
-            <w:sz w:val="22"/>
+            <w:noProof/>
+            <w:webHidden/>
           </w:rPr>
           <w:t>13</w:t>
         </w:r>
         <w:r>
           <w:rPr>
-            <w:rFonts w:ascii="Arial" w:hAnsi="Arial" w:cs="Arial"/>
-            <w:noProof/>
-            <w:webHidden/>
-            <w:sz w:val="22"/>
+            <w:noProof/>
+            <w:webHidden/>
           </w:rPr>
           <w:fldChar w:fldCharType="end"/>
         </w:r>
@@ -3567,7 +2989,7 @@
       <w:pPr>
         <w:pStyle w:val="berschrift1"/>
       </w:pPr>
-      <w:bookmarkStart w:id="0" w:name="_Toc232605505"/>
+      <w:bookmarkStart w:id="0" w:name="_Toc232778795"/>
       <w:r>
         <w:lastRenderedPageBreak/>
         <w:t>1. Project Overview</w:t>
@@ -3578,7 +3000,7 @@
       <w:pPr>
         <w:pStyle w:val="berschrift2"/>
       </w:pPr>
-      <w:bookmarkStart w:id="1" w:name="_Toc232605506"/>
+      <w:bookmarkStart w:id="1" w:name="_Toc232778796"/>
       <w:r>
         <w:t>1.1 Context</w:t>
       </w:r>
@@ -3598,7 +3020,7 @@
       <w:pPr>
         <w:pStyle w:val="berschrift2"/>
       </w:pPr>
-      <w:bookmarkStart w:id="2" w:name="_Toc232605507"/>
+      <w:bookmarkStart w:id="2" w:name="_Toc232778797"/>
       <w:r>
         <w:t>1.2 Goal</w:t>
       </w:r>
@@ -3613,7 +3035,7 @@
       <w:pPr>
         <w:pStyle w:val="berschrift2"/>
       </w:pPr>
-      <w:bookmarkStart w:id="3" w:name="_Toc232605508"/>
+      <w:bookmarkStart w:id="3" w:name="_Toc232778798"/>
       <w:r>
         <w:t>1.3 What The Program Does</w:t>
       </w:r>
@@ -3628,7 +3050,7 @@
       <w:pPr>
         <w:pStyle w:val="berschrift1"/>
       </w:pPr>
-      <w:bookmarkStart w:id="4" w:name="_Toc232605509"/>
+      <w:bookmarkStart w:id="4" w:name="_Toc232778799"/>
       <w:r>
         <w:t>2. Project Work And Personal Approach</w:t>
       </w:r>
@@ -3638,7 +3060,7 @@
       <w:pPr>
         <w:pStyle w:val="berschrift2"/>
       </w:pPr>
-      <w:bookmarkStart w:id="5" w:name="_Toc232605510"/>
+      <w:bookmarkStart w:id="5" w:name="_Toc232778800"/>
       <w:r>
         <w:t>2.1 How I Started</w:t>
       </w:r>
@@ -3658,7 +3080,7 @@
       <w:pPr>
         <w:pStyle w:val="berschrift2"/>
       </w:pPr>
-      <w:bookmarkStart w:id="6" w:name="_Toc232605511"/>
+      <w:bookmarkStart w:id="6" w:name="_Toc232778801"/>
       <w:r>
         <w:t>2.2 Difficulties During The Project</w:t>
       </w:r>
@@ -3683,7 +3105,7 @@
       <w:pPr>
         <w:pStyle w:val="berschrift2"/>
       </w:pPr>
-      <w:bookmarkStart w:id="7" w:name="_Toc232605512"/>
+      <w:bookmarkStart w:id="7" w:name="_Toc232778802"/>
       <w:r>
         <w:t>2.3 What I Improved Near The End</w:t>
       </w:r>
@@ -3698,7 +3120,7 @@
       <w:pPr>
         <w:pStyle w:val="berschrift1"/>
       </w:pPr>
-      <w:bookmarkStart w:id="8" w:name="_Toc232605513"/>
+      <w:bookmarkStart w:id="8" w:name="_Toc232778803"/>
       <w:r>
         <w:lastRenderedPageBreak/>
         <w:t>3. Project Plan</w:t>
@@ -4235,7 +3657,7 @@
       <w:pPr>
         <w:pStyle w:val="berschrift1"/>
       </w:pPr>
-      <w:bookmarkStart w:id="9" w:name="_Toc232605514"/>
+      <w:bookmarkStart w:id="9" w:name="_Toc232778804"/>
       <w:r>
         <w:t>4. Requirements</w:t>
       </w:r>
@@ -4245,7 +3667,7 @@
       <w:pPr>
         <w:pStyle w:val="berschrift2"/>
       </w:pPr>
-      <w:bookmarkStart w:id="10" w:name="_Toc232605515"/>
+      <w:bookmarkStart w:id="10" w:name="_Toc232778805"/>
       <w:r>
         <w:t>4.1 Functional Requirements</w:t>
       </w:r>
@@ -5782,7 +5204,7 @@
       <w:pPr>
         <w:pStyle w:val="berschrift2"/>
       </w:pPr>
-      <w:bookmarkStart w:id="11" w:name="_Toc232605516"/>
+      <w:bookmarkStart w:id="11" w:name="_Toc232778806"/>
       <w:r>
         <w:t>4.2 Non-Functional Requirements</w:t>
       </w:r>
@@ -6630,7 +6052,7 @@
         <w:pStyle w:val="berschrift1"/>
         <w:pageBreakBefore/>
       </w:pPr>
-      <w:bookmarkStart w:id="12" w:name="_Toc232605517"/>
+      <w:bookmarkStart w:id="12" w:name="_Toc232778807"/>
       <w:r>
         <w:lastRenderedPageBreak/>
         <w:t>5. System Design</w:t>
@@ -6641,7 +6063,7 @@
       <w:pPr>
         <w:pStyle w:val="berschrift2"/>
       </w:pPr>
-      <w:bookmarkStart w:id="13" w:name="_Toc232605518"/>
+      <w:bookmarkStart w:id="13" w:name="_Toc232778808"/>
       <w:r>
         <w:t>5.1 Module Overview</w:t>
       </w:r>
@@ -7117,7 +6539,7 @@
       <w:pPr>
         <w:pStyle w:val="berschrift2"/>
       </w:pPr>
-      <w:bookmarkStart w:id="14" w:name="_Toc232605519"/>
+      <w:bookmarkStart w:id="14" w:name="_Toc232778809"/>
       <w:r>
         <w:t>5.2 Main Workflow</w:t>
       </w:r>
@@ -7218,7 +6640,7 @@
       <w:pPr>
         <w:pStyle w:val="berschrift2"/>
       </w:pPr>
-      <w:bookmarkStart w:id="15" w:name="_Toc232605520"/>
+      <w:bookmarkStart w:id="15" w:name="_Toc232778810"/>
       <w:r>
         <w:lastRenderedPageBreak/>
         <w:t>5.3 System Architecture Diagram</w:t>
@@ -7279,7 +6701,7 @@
       <w:pPr>
         <w:pStyle w:val="berschrift2"/>
       </w:pPr>
-      <w:bookmarkStart w:id="16" w:name="_Toc232605521"/>
+      <w:bookmarkStart w:id="16" w:name="_Toc232778811"/>
       <w:r>
         <w:lastRenderedPageBreak/>
         <w:t>5.4 UML Activity Diagram</w:t>
@@ -7335,7 +6757,7 @@
       <w:pPr>
         <w:pStyle w:val="berschrift2"/>
       </w:pPr>
-      <w:bookmarkStart w:id="17" w:name="_Toc232605522"/>
+      <w:bookmarkStart w:id="17" w:name="_Toc232778812"/>
       <w:r>
         <w:lastRenderedPageBreak/>
         <w:t>5.5 UML Component Diagram</w:t>
@@ -7391,7 +6813,7 @@
       <w:pPr>
         <w:pStyle w:val="berschrift2"/>
       </w:pPr>
-      <w:bookmarkStart w:id="18" w:name="_Toc232605523"/>
+      <w:bookmarkStart w:id="18" w:name="_Toc232778813"/>
       <w:r>
         <w:t>5.6 UML Deployment Diagram</w:t>
       </w:r>
@@ -7446,7 +6868,7 @@
       <w:pPr>
         <w:pStyle w:val="berschrift2"/>
       </w:pPr>
-      <w:bookmarkStart w:id="19" w:name="_Toc232605524"/>
+      <w:bookmarkStart w:id="19" w:name="_Toc232778814"/>
       <w:r>
         <w:lastRenderedPageBreak/>
         <w:t>5.7 UML Class Diagram</w:t>
@@ -7502,7 +6924,7 @@
       <w:pPr>
         <w:pStyle w:val="berschrift2"/>
       </w:pPr>
-      <w:bookmarkStart w:id="20" w:name="_Toc232605525"/>
+      <w:bookmarkStart w:id="20" w:name="_Toc232778815"/>
       <w:r>
         <w:t>5.8 ER Diagram</w:t>
       </w:r>
@@ -7557,7 +6979,7 @@
       <w:pPr>
         <w:pStyle w:val="berschrift2"/>
       </w:pPr>
-      <w:bookmarkStart w:id="21" w:name="_Toc232605526"/>
+      <w:bookmarkStart w:id="21" w:name="_Toc232778816"/>
       <w:r>
         <w:lastRenderedPageBreak/>
         <w:t>5.9 Flowchart</w:t>
@@ -7613,7 +7035,7 @@
       <w:pPr>
         <w:pStyle w:val="berschrift1"/>
       </w:pPr>
-      <w:bookmarkStart w:id="22" w:name="_Toc232605527"/>
+      <w:bookmarkStart w:id="22" w:name="_Toc232778817"/>
       <w:r>
         <w:t>6. Database Design</w:t>
       </w:r>
@@ -8089,7 +7511,7 @@
         <w:pStyle w:val="berschrift1"/>
         <w:pageBreakBefore/>
       </w:pPr>
-      <w:bookmarkStart w:id="23" w:name="_Toc232605528"/>
+      <w:bookmarkStart w:id="23" w:name="_Toc232778818"/>
       <w:r>
         <w:lastRenderedPageBreak/>
         <w:t>7. Installation And Usage</w:t>
@@ -8100,7 +7522,7 @@
       <w:pPr>
         <w:pStyle w:val="berschrift2"/>
       </w:pPr>
-      <w:bookmarkStart w:id="24" w:name="_Toc232605529"/>
+      <w:bookmarkStart w:id="24" w:name="_Toc232778819"/>
       <w:r>
         <w:t>7.1 Prerequisites</w:t>
       </w:r>
@@ -8429,7 +7851,7 @@
       <w:pPr>
         <w:pStyle w:val="berschrift2"/>
       </w:pPr>
-      <w:bookmarkStart w:id="25" w:name="_Toc232605530"/>
+      <w:bookmarkStart w:id="25" w:name="_Toc232778820"/>
       <w:r>
         <w:t>7.2 Clone Or Open The Project</w:t>
       </w:r>
@@ -8546,7 +7968,7 @@
       <w:pPr>
         <w:pStyle w:val="berschrift2"/>
       </w:pPr>
-      <w:bookmarkStart w:id="26" w:name="_Toc232605531"/>
+      <w:bookmarkStart w:id="26" w:name="_Toc232778821"/>
       <w:r>
         <w:t>7.3 Install Dependencies</w:t>
       </w:r>
@@ -8626,7 +8048,7 @@
       <w:pPr>
         <w:pStyle w:val="berschrift2"/>
       </w:pPr>
-      <w:bookmarkStart w:id="27" w:name="_Toc232605532"/>
+      <w:bookmarkStart w:id="27" w:name="_Toc232778822"/>
       <w:r>
         <w:t>7.4 Configure The .env File</w:t>
       </w:r>
@@ -9145,7 +8567,7 @@
       <w:pPr>
         <w:pStyle w:val="berschrift2"/>
       </w:pPr>
-      <w:bookmarkStart w:id="28" w:name="_Toc232605533"/>
+      <w:bookmarkStart w:id="28" w:name="_Toc232778823"/>
       <w:r>
         <w:t>7.5 API Setup Explained Simply</w:t>
       </w:r>
@@ -9171,7 +8593,7 @@
       <w:pPr>
         <w:pStyle w:val="berschrift2"/>
       </w:pPr>
-      <w:bookmarkStart w:id="29" w:name="_Toc232605534"/>
+      <w:bookmarkStart w:id="29" w:name="_Toc232778824"/>
       <w:r>
         <w:t>7.6 Start The Program</w:t>
       </w:r>
@@ -9245,7 +8667,7 @@
       <w:pPr>
         <w:pStyle w:val="berschrift2"/>
       </w:pPr>
-      <w:bookmarkStart w:id="30" w:name="_Toc232605535"/>
+      <w:bookmarkStart w:id="30" w:name="_Toc232778825"/>
       <w:r>
         <w:t>7.7 Weekly Automation</w:t>
       </w:r>
@@ -9364,7 +8786,7 @@
       <w:pPr>
         <w:pStyle w:val="berschrift1"/>
       </w:pPr>
-      <w:bookmarkStart w:id="31" w:name="_Toc232605536"/>
+      <w:bookmarkStart w:id="31" w:name="_Toc232778826"/>
       <w:r>
         <w:t>8. Testing</w:t>
       </w:r>
@@ -9425,7 +8847,7 @@
                 <w:color w:val="111827"/>
                 <w:sz w:val="17"/>
               </w:rPr>
-              <w:t>35 passed</w:t>
+              <w:t>37 passed</w:t>
             </w:r>
           </w:p>
         </w:tc>
@@ -9458,7 +8880,7 @@
         <w:pStyle w:val="berschrift1"/>
         <w:pageBreakBefore/>
       </w:pPr>
-      <w:bookmarkStart w:id="32" w:name="_Toc232605537"/>
+      <w:bookmarkStart w:id="32" w:name="_Toc232778827"/>
       <w:r>
         <w:lastRenderedPageBreak/>
         <w:t>9. Assignment Coverage</w:t>
@@ -10033,7 +9455,7 @@
       <w:pPr>
         <w:pStyle w:val="berschrift1"/>
       </w:pPr>
-      <w:bookmarkStart w:id="33" w:name="_Toc232605538"/>
+      <w:bookmarkStart w:id="33" w:name="_Toc232778828"/>
       <w:r>
         <w:t>10. Conclusion</w:t>
       </w:r>

--- a/docs/M122E_Final_Documentation.docx
+++ b/docs/M122E_Final_Documentation.docx
@@ -437,11 +437,12 @@
         <w:tabs>
           <w:tab w:val="right" w:leader="dot" w:pos="10272"/>
         </w:tabs>
+        <w:spacing w:after="0" w:line="260" w:lineRule="exact"/>
         <w:rPr>
-          <w:rFonts w:asciiTheme="minorHAnsi" w:hAnsiTheme="minorHAnsi"/>
+          <w:rFonts w:ascii="Arial" w:hAnsi="Arial" w:cs="Arial"/>
           <w:noProof/>
           <w:kern w:val="2"/>
-          <w:sz w:val="24"/>
+          <w:sz w:val="22"/>
           <w:szCs w:val="24"/>
           <w:lang w:val="de-CH" w:eastAsia="de-CH"/>
           <w14:ligatures w14:val="standardContextual"/>
@@ -468,59 +469,75 @@
         </w:rPr>
         <w:fldChar w:fldCharType="separate"/>
       </w:r>
-      <w:hyperlink w:anchor="_Toc232778795" w:history="1">
+      <w:hyperlink w:anchor="_Toc232780578" w:history="1">
         <w:r>
           <w:rPr>
             <w:rStyle w:val="Hyperlink"/>
-            <w:noProof/>
+            <w:rFonts w:ascii="Arial" w:hAnsi="Arial" w:cs="Arial"/>
+            <w:noProof/>
+            <w:sz w:val="22"/>
           </w:rPr>
           <w:t>1. Project Overview</w:t>
         </w:r>
         <w:r>
           <w:rPr>
-            <w:noProof/>
-            <w:webHidden/>
+            <w:rFonts w:ascii="Arial" w:hAnsi="Arial" w:cs="Arial"/>
+            <w:noProof/>
+            <w:webHidden/>
+            <w:sz w:val="22"/>
           </w:rPr>
           <w:tab/>
         </w:r>
         <w:r>
           <w:rPr>
-            <w:noProof/>
-            <w:webHidden/>
+            <w:rFonts w:ascii="Arial" w:hAnsi="Arial" w:cs="Arial"/>
+            <w:noProof/>
+            <w:webHidden/>
+            <w:sz w:val="22"/>
           </w:rPr>
           <w:fldChar w:fldCharType="begin"/>
         </w:r>
         <w:r>
           <w:rPr>
-            <w:noProof/>
-            <w:webHidden/>
-          </w:rPr>
-          <w:instrText xml:space="preserve"> PAGEREF _Toc232778795 \h </w:instrText>
-        </w:r>
-        <w:r>
-          <w:rPr>
-            <w:noProof/>
-            <w:webHidden/>
-          </w:rPr>
-        </w:r>
-        <w:r>
-          <w:rPr>
-            <w:noProof/>
-            <w:webHidden/>
+            <w:rFonts w:ascii="Arial" w:hAnsi="Arial" w:cs="Arial"/>
+            <w:noProof/>
+            <w:webHidden/>
+            <w:sz w:val="22"/>
+          </w:rPr>
+          <w:instrText xml:space="preserve"> PAGEREF _Toc232780578 \h </w:instrText>
+        </w:r>
+        <w:r>
+          <w:rPr>
+            <w:rFonts w:ascii="Arial" w:hAnsi="Arial" w:cs="Arial"/>
+            <w:noProof/>
+            <w:webHidden/>
+            <w:sz w:val="22"/>
+          </w:rPr>
+        </w:r>
+        <w:r>
+          <w:rPr>
+            <w:rFonts w:ascii="Arial" w:hAnsi="Arial" w:cs="Arial"/>
+            <w:noProof/>
+            <w:webHidden/>
+            <w:sz w:val="22"/>
           </w:rPr>
           <w:fldChar w:fldCharType="separate"/>
         </w:r>
         <w:r>
           <w:rPr>
-            <w:noProof/>
-            <w:webHidden/>
+            <w:rFonts w:ascii="Arial" w:hAnsi="Arial" w:cs="Arial"/>
+            <w:noProof/>
+            <w:webHidden/>
+            <w:sz w:val="22"/>
           </w:rPr>
           <w:t>3</w:t>
         </w:r>
         <w:r>
           <w:rPr>
-            <w:noProof/>
-            <w:webHidden/>
+            <w:rFonts w:ascii="Arial" w:hAnsi="Arial" w:cs="Arial"/>
+            <w:noProof/>
+            <w:webHidden/>
+            <w:sz w:val="22"/>
           </w:rPr>
           <w:fldChar w:fldCharType="end"/>
         </w:r>
@@ -532,69 +549,86 @@
         <w:tabs>
           <w:tab w:val="right" w:leader="dot" w:pos="10272"/>
         </w:tabs>
+        <w:spacing w:after="0" w:line="260" w:lineRule="exact"/>
         <w:rPr>
-          <w:rFonts w:asciiTheme="minorHAnsi" w:hAnsiTheme="minorHAnsi"/>
+          <w:rFonts w:ascii="Arial" w:hAnsi="Arial" w:cs="Arial"/>
           <w:noProof/>
           <w:kern w:val="2"/>
-          <w:sz w:val="24"/>
+          <w:sz w:val="22"/>
           <w:szCs w:val="24"/>
           <w:lang w:val="de-CH" w:eastAsia="de-CH"/>
           <w14:ligatures w14:val="standardContextual"/>
         </w:rPr>
       </w:pPr>
-      <w:hyperlink w:anchor="_Toc232778796" w:history="1">
+      <w:hyperlink w:anchor="_Toc232780579" w:history="1">
         <w:r>
           <w:rPr>
             <w:rStyle w:val="Hyperlink"/>
-            <w:noProof/>
+            <w:rFonts w:ascii="Arial" w:hAnsi="Arial" w:cs="Arial"/>
+            <w:noProof/>
+            <w:sz w:val="22"/>
           </w:rPr>
           <w:t>1.1 Context</w:t>
         </w:r>
         <w:r>
           <w:rPr>
-            <w:noProof/>
-            <w:webHidden/>
+            <w:rFonts w:ascii="Arial" w:hAnsi="Arial" w:cs="Arial"/>
+            <w:noProof/>
+            <w:webHidden/>
+            <w:sz w:val="22"/>
           </w:rPr>
           <w:tab/>
         </w:r>
         <w:r>
           <w:rPr>
-            <w:noProof/>
-            <w:webHidden/>
+            <w:rFonts w:ascii="Arial" w:hAnsi="Arial" w:cs="Arial"/>
+            <w:noProof/>
+            <w:webHidden/>
+            <w:sz w:val="22"/>
           </w:rPr>
           <w:fldChar w:fldCharType="begin"/>
         </w:r>
         <w:r>
           <w:rPr>
-            <w:noProof/>
-            <w:webHidden/>
-          </w:rPr>
-          <w:instrText xml:space="preserve"> PAGEREF _Toc232778796 \h </w:instrText>
-        </w:r>
-        <w:r>
-          <w:rPr>
-            <w:noProof/>
-            <w:webHidden/>
-          </w:rPr>
-        </w:r>
-        <w:r>
-          <w:rPr>
-            <w:noProof/>
-            <w:webHidden/>
+            <w:rFonts w:ascii="Arial" w:hAnsi="Arial" w:cs="Arial"/>
+            <w:noProof/>
+            <w:webHidden/>
+            <w:sz w:val="22"/>
+          </w:rPr>
+          <w:instrText xml:space="preserve"> PAGEREF _Toc232780579 \h </w:instrText>
+        </w:r>
+        <w:r>
+          <w:rPr>
+            <w:rFonts w:ascii="Arial" w:hAnsi="Arial" w:cs="Arial"/>
+            <w:noProof/>
+            <w:webHidden/>
+            <w:sz w:val="22"/>
+          </w:rPr>
+        </w:r>
+        <w:r>
+          <w:rPr>
+            <w:rFonts w:ascii="Arial" w:hAnsi="Arial" w:cs="Arial"/>
+            <w:noProof/>
+            <w:webHidden/>
+            <w:sz w:val="22"/>
           </w:rPr>
           <w:fldChar w:fldCharType="separate"/>
         </w:r>
         <w:r>
           <w:rPr>
-            <w:noProof/>
-            <w:webHidden/>
+            <w:rFonts w:ascii="Arial" w:hAnsi="Arial" w:cs="Arial"/>
+            <w:noProof/>
+            <w:webHidden/>
+            <w:sz w:val="22"/>
           </w:rPr>
           <w:t>3</w:t>
         </w:r>
         <w:r>
           <w:rPr>
-            <w:noProof/>
-            <w:webHidden/>
+            <w:rFonts w:ascii="Arial" w:hAnsi="Arial" w:cs="Arial"/>
+            <w:noProof/>
+            <w:webHidden/>
+            <w:sz w:val="22"/>
           </w:rPr>
           <w:fldChar w:fldCharType="end"/>
         </w:r>
@@ -606,69 +640,86 @@
         <w:tabs>
           <w:tab w:val="right" w:leader="dot" w:pos="10272"/>
         </w:tabs>
+        <w:spacing w:after="0" w:line="260" w:lineRule="exact"/>
         <w:rPr>
-          <w:rFonts w:asciiTheme="minorHAnsi" w:hAnsiTheme="minorHAnsi"/>
+          <w:rFonts w:ascii="Arial" w:hAnsi="Arial" w:cs="Arial"/>
           <w:noProof/>
           <w:kern w:val="2"/>
-          <w:sz w:val="24"/>
+          <w:sz w:val="22"/>
           <w:szCs w:val="24"/>
           <w:lang w:val="de-CH" w:eastAsia="de-CH"/>
           <w14:ligatures w14:val="standardContextual"/>
         </w:rPr>
       </w:pPr>
-      <w:hyperlink w:anchor="_Toc232778797" w:history="1">
+      <w:hyperlink w:anchor="_Toc232780580" w:history="1">
         <w:r>
           <w:rPr>
             <w:rStyle w:val="Hyperlink"/>
-            <w:noProof/>
+            <w:rFonts w:ascii="Arial" w:hAnsi="Arial" w:cs="Arial"/>
+            <w:noProof/>
+            <w:sz w:val="22"/>
           </w:rPr>
           <w:t>1.2 Goal</w:t>
         </w:r>
         <w:r>
           <w:rPr>
-            <w:noProof/>
-            <w:webHidden/>
+            <w:rFonts w:ascii="Arial" w:hAnsi="Arial" w:cs="Arial"/>
+            <w:noProof/>
+            <w:webHidden/>
+            <w:sz w:val="22"/>
           </w:rPr>
           <w:tab/>
         </w:r>
         <w:r>
           <w:rPr>
-            <w:noProof/>
-            <w:webHidden/>
+            <w:rFonts w:ascii="Arial" w:hAnsi="Arial" w:cs="Arial"/>
+            <w:noProof/>
+            <w:webHidden/>
+            <w:sz w:val="22"/>
           </w:rPr>
           <w:fldChar w:fldCharType="begin"/>
         </w:r>
         <w:r>
           <w:rPr>
-            <w:noProof/>
-            <w:webHidden/>
-          </w:rPr>
-          <w:instrText xml:space="preserve"> PAGEREF _Toc232778797 \h </w:instrText>
-        </w:r>
-        <w:r>
-          <w:rPr>
-            <w:noProof/>
-            <w:webHidden/>
-          </w:rPr>
-        </w:r>
-        <w:r>
-          <w:rPr>
-            <w:noProof/>
-            <w:webHidden/>
+            <w:rFonts w:ascii="Arial" w:hAnsi="Arial" w:cs="Arial"/>
+            <w:noProof/>
+            <w:webHidden/>
+            <w:sz w:val="22"/>
+          </w:rPr>
+          <w:instrText xml:space="preserve"> PAGEREF _Toc232780580 \h </w:instrText>
+        </w:r>
+        <w:r>
+          <w:rPr>
+            <w:rFonts w:ascii="Arial" w:hAnsi="Arial" w:cs="Arial"/>
+            <w:noProof/>
+            <w:webHidden/>
+            <w:sz w:val="22"/>
+          </w:rPr>
+        </w:r>
+        <w:r>
+          <w:rPr>
+            <w:rFonts w:ascii="Arial" w:hAnsi="Arial" w:cs="Arial"/>
+            <w:noProof/>
+            <w:webHidden/>
+            <w:sz w:val="22"/>
           </w:rPr>
           <w:fldChar w:fldCharType="separate"/>
         </w:r>
         <w:r>
           <w:rPr>
-            <w:noProof/>
-            <w:webHidden/>
+            <w:rFonts w:ascii="Arial" w:hAnsi="Arial" w:cs="Arial"/>
+            <w:noProof/>
+            <w:webHidden/>
+            <w:sz w:val="22"/>
           </w:rPr>
           <w:t>3</w:t>
         </w:r>
         <w:r>
           <w:rPr>
-            <w:noProof/>
-            <w:webHidden/>
+            <w:rFonts w:ascii="Arial" w:hAnsi="Arial" w:cs="Arial"/>
+            <w:noProof/>
+            <w:webHidden/>
+            <w:sz w:val="22"/>
           </w:rPr>
           <w:fldChar w:fldCharType="end"/>
         </w:r>
@@ -680,69 +731,86 @@
         <w:tabs>
           <w:tab w:val="right" w:leader="dot" w:pos="10272"/>
         </w:tabs>
+        <w:spacing w:after="0" w:line="260" w:lineRule="exact"/>
         <w:rPr>
-          <w:rFonts w:asciiTheme="minorHAnsi" w:hAnsiTheme="minorHAnsi"/>
+          <w:rFonts w:ascii="Arial" w:hAnsi="Arial" w:cs="Arial"/>
           <w:noProof/>
           <w:kern w:val="2"/>
-          <w:sz w:val="24"/>
+          <w:sz w:val="22"/>
           <w:szCs w:val="24"/>
           <w:lang w:val="de-CH" w:eastAsia="de-CH"/>
           <w14:ligatures w14:val="standardContextual"/>
         </w:rPr>
       </w:pPr>
-      <w:hyperlink w:anchor="_Toc232778798" w:history="1">
+      <w:hyperlink w:anchor="_Toc232780581" w:history="1">
         <w:r>
           <w:rPr>
             <w:rStyle w:val="Hyperlink"/>
-            <w:noProof/>
+            <w:rFonts w:ascii="Arial" w:hAnsi="Arial" w:cs="Arial"/>
+            <w:noProof/>
+            <w:sz w:val="22"/>
           </w:rPr>
           <w:t>1.3 What The Program Does</w:t>
         </w:r>
         <w:r>
           <w:rPr>
-            <w:noProof/>
-            <w:webHidden/>
+            <w:rFonts w:ascii="Arial" w:hAnsi="Arial" w:cs="Arial"/>
+            <w:noProof/>
+            <w:webHidden/>
+            <w:sz w:val="22"/>
           </w:rPr>
           <w:tab/>
         </w:r>
         <w:r>
           <w:rPr>
-            <w:noProof/>
-            <w:webHidden/>
+            <w:rFonts w:ascii="Arial" w:hAnsi="Arial" w:cs="Arial"/>
+            <w:noProof/>
+            <w:webHidden/>
+            <w:sz w:val="22"/>
           </w:rPr>
           <w:fldChar w:fldCharType="begin"/>
         </w:r>
         <w:r>
           <w:rPr>
-            <w:noProof/>
-            <w:webHidden/>
-          </w:rPr>
-          <w:instrText xml:space="preserve"> PAGEREF _Toc232778798 \h </w:instrText>
-        </w:r>
-        <w:r>
-          <w:rPr>
-            <w:noProof/>
-            <w:webHidden/>
-          </w:rPr>
-        </w:r>
-        <w:r>
-          <w:rPr>
-            <w:noProof/>
-            <w:webHidden/>
+            <w:rFonts w:ascii="Arial" w:hAnsi="Arial" w:cs="Arial"/>
+            <w:noProof/>
+            <w:webHidden/>
+            <w:sz w:val="22"/>
+          </w:rPr>
+          <w:instrText xml:space="preserve"> PAGEREF _Toc232780581 \h </w:instrText>
+        </w:r>
+        <w:r>
+          <w:rPr>
+            <w:rFonts w:ascii="Arial" w:hAnsi="Arial" w:cs="Arial"/>
+            <w:noProof/>
+            <w:webHidden/>
+            <w:sz w:val="22"/>
+          </w:rPr>
+        </w:r>
+        <w:r>
+          <w:rPr>
+            <w:rFonts w:ascii="Arial" w:hAnsi="Arial" w:cs="Arial"/>
+            <w:noProof/>
+            <w:webHidden/>
+            <w:sz w:val="22"/>
           </w:rPr>
           <w:fldChar w:fldCharType="separate"/>
         </w:r>
         <w:r>
           <w:rPr>
-            <w:noProof/>
-            <w:webHidden/>
+            <w:rFonts w:ascii="Arial" w:hAnsi="Arial" w:cs="Arial"/>
+            <w:noProof/>
+            <w:webHidden/>
+            <w:sz w:val="22"/>
           </w:rPr>
           <w:t>3</w:t>
         </w:r>
         <w:r>
           <w:rPr>
-            <w:noProof/>
-            <w:webHidden/>
+            <w:rFonts w:ascii="Arial" w:hAnsi="Arial" w:cs="Arial"/>
+            <w:noProof/>
+            <w:webHidden/>
+            <w:sz w:val="22"/>
           </w:rPr>
           <w:fldChar w:fldCharType="end"/>
         </w:r>
@@ -754,69 +822,86 @@
         <w:tabs>
           <w:tab w:val="right" w:leader="dot" w:pos="10272"/>
         </w:tabs>
+        <w:spacing w:after="0" w:line="260" w:lineRule="exact"/>
         <w:rPr>
-          <w:rFonts w:asciiTheme="minorHAnsi" w:hAnsiTheme="minorHAnsi"/>
+          <w:rFonts w:ascii="Arial" w:hAnsi="Arial" w:cs="Arial"/>
           <w:noProof/>
           <w:kern w:val="2"/>
-          <w:sz w:val="24"/>
+          <w:sz w:val="22"/>
           <w:szCs w:val="24"/>
           <w:lang w:val="de-CH" w:eastAsia="de-CH"/>
           <w14:ligatures w14:val="standardContextual"/>
         </w:rPr>
       </w:pPr>
-      <w:hyperlink w:anchor="_Toc232778799" w:history="1">
+      <w:hyperlink w:anchor="_Toc232780582" w:history="1">
         <w:r>
           <w:rPr>
             <w:rStyle w:val="Hyperlink"/>
-            <w:noProof/>
+            <w:rFonts w:ascii="Arial" w:hAnsi="Arial" w:cs="Arial"/>
+            <w:noProof/>
+            <w:sz w:val="22"/>
           </w:rPr>
           <w:t>2. Project Work And Personal Approach</w:t>
         </w:r>
         <w:r>
           <w:rPr>
-            <w:noProof/>
-            <w:webHidden/>
+            <w:rFonts w:ascii="Arial" w:hAnsi="Arial" w:cs="Arial"/>
+            <w:noProof/>
+            <w:webHidden/>
+            <w:sz w:val="22"/>
           </w:rPr>
           <w:tab/>
         </w:r>
         <w:r>
           <w:rPr>
-            <w:noProof/>
-            <w:webHidden/>
+            <w:rFonts w:ascii="Arial" w:hAnsi="Arial" w:cs="Arial"/>
+            <w:noProof/>
+            <w:webHidden/>
+            <w:sz w:val="22"/>
           </w:rPr>
           <w:fldChar w:fldCharType="begin"/>
         </w:r>
         <w:r>
           <w:rPr>
-            <w:noProof/>
-            <w:webHidden/>
-          </w:rPr>
-          <w:instrText xml:space="preserve"> PAGEREF _Toc232778799 \h </w:instrText>
-        </w:r>
-        <w:r>
-          <w:rPr>
-            <w:noProof/>
-            <w:webHidden/>
-          </w:rPr>
-        </w:r>
-        <w:r>
-          <w:rPr>
-            <w:noProof/>
-            <w:webHidden/>
+            <w:rFonts w:ascii="Arial" w:hAnsi="Arial" w:cs="Arial"/>
+            <w:noProof/>
+            <w:webHidden/>
+            <w:sz w:val="22"/>
+          </w:rPr>
+          <w:instrText xml:space="preserve"> PAGEREF _Toc232780582 \h </w:instrText>
+        </w:r>
+        <w:r>
+          <w:rPr>
+            <w:rFonts w:ascii="Arial" w:hAnsi="Arial" w:cs="Arial"/>
+            <w:noProof/>
+            <w:webHidden/>
+            <w:sz w:val="22"/>
+          </w:rPr>
+        </w:r>
+        <w:r>
+          <w:rPr>
+            <w:rFonts w:ascii="Arial" w:hAnsi="Arial" w:cs="Arial"/>
+            <w:noProof/>
+            <w:webHidden/>
+            <w:sz w:val="22"/>
           </w:rPr>
           <w:fldChar w:fldCharType="separate"/>
         </w:r>
         <w:r>
           <w:rPr>
-            <w:noProof/>
-            <w:webHidden/>
+            <w:rFonts w:ascii="Arial" w:hAnsi="Arial" w:cs="Arial"/>
+            <w:noProof/>
+            <w:webHidden/>
+            <w:sz w:val="22"/>
           </w:rPr>
           <w:t>3</w:t>
         </w:r>
         <w:r>
           <w:rPr>
-            <w:noProof/>
-            <w:webHidden/>
+            <w:rFonts w:ascii="Arial" w:hAnsi="Arial" w:cs="Arial"/>
+            <w:noProof/>
+            <w:webHidden/>
+            <w:sz w:val="22"/>
           </w:rPr>
           <w:fldChar w:fldCharType="end"/>
         </w:r>
@@ -828,69 +913,86 @@
         <w:tabs>
           <w:tab w:val="right" w:leader="dot" w:pos="10272"/>
         </w:tabs>
+        <w:spacing w:after="0" w:line="260" w:lineRule="exact"/>
         <w:rPr>
-          <w:rFonts w:asciiTheme="minorHAnsi" w:hAnsiTheme="minorHAnsi"/>
+          <w:rFonts w:ascii="Arial" w:hAnsi="Arial" w:cs="Arial"/>
           <w:noProof/>
           <w:kern w:val="2"/>
-          <w:sz w:val="24"/>
+          <w:sz w:val="22"/>
           <w:szCs w:val="24"/>
           <w:lang w:val="de-CH" w:eastAsia="de-CH"/>
           <w14:ligatures w14:val="standardContextual"/>
         </w:rPr>
       </w:pPr>
-      <w:hyperlink w:anchor="_Toc232778800" w:history="1">
+      <w:hyperlink w:anchor="_Toc232780583" w:history="1">
         <w:r>
           <w:rPr>
             <w:rStyle w:val="Hyperlink"/>
-            <w:noProof/>
+            <w:rFonts w:ascii="Arial" w:hAnsi="Arial" w:cs="Arial"/>
+            <w:noProof/>
+            <w:sz w:val="22"/>
           </w:rPr>
           <w:t>2.1 How I Started</w:t>
         </w:r>
         <w:r>
           <w:rPr>
-            <w:noProof/>
-            <w:webHidden/>
+            <w:rFonts w:ascii="Arial" w:hAnsi="Arial" w:cs="Arial"/>
+            <w:noProof/>
+            <w:webHidden/>
+            <w:sz w:val="22"/>
           </w:rPr>
           <w:tab/>
         </w:r>
         <w:r>
           <w:rPr>
-            <w:noProof/>
-            <w:webHidden/>
+            <w:rFonts w:ascii="Arial" w:hAnsi="Arial" w:cs="Arial"/>
+            <w:noProof/>
+            <w:webHidden/>
+            <w:sz w:val="22"/>
           </w:rPr>
           <w:fldChar w:fldCharType="begin"/>
         </w:r>
         <w:r>
           <w:rPr>
-            <w:noProof/>
-            <w:webHidden/>
-          </w:rPr>
-          <w:instrText xml:space="preserve"> PAGEREF _Toc232778800 \h </w:instrText>
-        </w:r>
-        <w:r>
-          <w:rPr>
-            <w:noProof/>
-            <w:webHidden/>
-          </w:rPr>
-        </w:r>
-        <w:r>
-          <w:rPr>
-            <w:noProof/>
-            <w:webHidden/>
+            <w:rFonts w:ascii="Arial" w:hAnsi="Arial" w:cs="Arial"/>
+            <w:noProof/>
+            <w:webHidden/>
+            <w:sz w:val="22"/>
+          </w:rPr>
+          <w:instrText xml:space="preserve"> PAGEREF _Toc232780583 \h </w:instrText>
+        </w:r>
+        <w:r>
+          <w:rPr>
+            <w:rFonts w:ascii="Arial" w:hAnsi="Arial" w:cs="Arial"/>
+            <w:noProof/>
+            <w:webHidden/>
+            <w:sz w:val="22"/>
+          </w:rPr>
+        </w:r>
+        <w:r>
+          <w:rPr>
+            <w:rFonts w:ascii="Arial" w:hAnsi="Arial" w:cs="Arial"/>
+            <w:noProof/>
+            <w:webHidden/>
+            <w:sz w:val="22"/>
           </w:rPr>
           <w:fldChar w:fldCharType="separate"/>
         </w:r>
         <w:r>
           <w:rPr>
-            <w:noProof/>
-            <w:webHidden/>
+            <w:rFonts w:ascii="Arial" w:hAnsi="Arial" w:cs="Arial"/>
+            <w:noProof/>
+            <w:webHidden/>
+            <w:sz w:val="22"/>
           </w:rPr>
           <w:t>3</w:t>
         </w:r>
         <w:r>
           <w:rPr>
-            <w:noProof/>
-            <w:webHidden/>
+            <w:rFonts w:ascii="Arial" w:hAnsi="Arial" w:cs="Arial"/>
+            <w:noProof/>
+            <w:webHidden/>
+            <w:sz w:val="22"/>
           </w:rPr>
           <w:fldChar w:fldCharType="end"/>
         </w:r>
@@ -902,69 +1004,86 @@
         <w:tabs>
           <w:tab w:val="right" w:leader="dot" w:pos="10272"/>
         </w:tabs>
+        <w:spacing w:after="0" w:line="260" w:lineRule="exact"/>
         <w:rPr>
-          <w:rFonts w:asciiTheme="minorHAnsi" w:hAnsiTheme="minorHAnsi"/>
+          <w:rFonts w:ascii="Arial" w:hAnsi="Arial" w:cs="Arial"/>
           <w:noProof/>
           <w:kern w:val="2"/>
-          <w:sz w:val="24"/>
+          <w:sz w:val="22"/>
           <w:szCs w:val="24"/>
           <w:lang w:val="de-CH" w:eastAsia="de-CH"/>
           <w14:ligatures w14:val="standardContextual"/>
         </w:rPr>
       </w:pPr>
-      <w:hyperlink w:anchor="_Toc232778801" w:history="1">
+      <w:hyperlink w:anchor="_Toc232780584" w:history="1">
         <w:r>
           <w:rPr>
             <w:rStyle w:val="Hyperlink"/>
-            <w:noProof/>
+            <w:rFonts w:ascii="Arial" w:hAnsi="Arial" w:cs="Arial"/>
+            <w:noProof/>
+            <w:sz w:val="22"/>
           </w:rPr>
           <w:t>2.2 Difficulties During The Project</w:t>
         </w:r>
         <w:r>
           <w:rPr>
-            <w:noProof/>
-            <w:webHidden/>
+            <w:rFonts w:ascii="Arial" w:hAnsi="Arial" w:cs="Arial"/>
+            <w:noProof/>
+            <w:webHidden/>
+            <w:sz w:val="22"/>
           </w:rPr>
           <w:tab/>
         </w:r>
         <w:r>
           <w:rPr>
-            <w:noProof/>
-            <w:webHidden/>
+            <w:rFonts w:ascii="Arial" w:hAnsi="Arial" w:cs="Arial"/>
+            <w:noProof/>
+            <w:webHidden/>
+            <w:sz w:val="22"/>
           </w:rPr>
           <w:fldChar w:fldCharType="begin"/>
         </w:r>
         <w:r>
           <w:rPr>
-            <w:noProof/>
-            <w:webHidden/>
-          </w:rPr>
-          <w:instrText xml:space="preserve"> PAGEREF _Toc232778801 \h </w:instrText>
-        </w:r>
-        <w:r>
-          <w:rPr>
-            <w:noProof/>
-            <w:webHidden/>
-          </w:rPr>
-        </w:r>
-        <w:r>
-          <w:rPr>
-            <w:noProof/>
-            <w:webHidden/>
+            <w:rFonts w:ascii="Arial" w:hAnsi="Arial" w:cs="Arial"/>
+            <w:noProof/>
+            <w:webHidden/>
+            <w:sz w:val="22"/>
+          </w:rPr>
+          <w:instrText xml:space="preserve"> PAGEREF _Toc232780584 \h </w:instrText>
+        </w:r>
+        <w:r>
+          <w:rPr>
+            <w:rFonts w:ascii="Arial" w:hAnsi="Arial" w:cs="Arial"/>
+            <w:noProof/>
+            <w:webHidden/>
+            <w:sz w:val="22"/>
+          </w:rPr>
+        </w:r>
+        <w:r>
+          <w:rPr>
+            <w:rFonts w:ascii="Arial" w:hAnsi="Arial" w:cs="Arial"/>
+            <w:noProof/>
+            <w:webHidden/>
+            <w:sz w:val="22"/>
           </w:rPr>
           <w:fldChar w:fldCharType="separate"/>
         </w:r>
         <w:r>
           <w:rPr>
-            <w:noProof/>
-            <w:webHidden/>
+            <w:rFonts w:ascii="Arial" w:hAnsi="Arial" w:cs="Arial"/>
+            <w:noProof/>
+            <w:webHidden/>
+            <w:sz w:val="22"/>
           </w:rPr>
           <w:t>3</w:t>
         </w:r>
         <w:r>
           <w:rPr>
-            <w:noProof/>
-            <w:webHidden/>
+            <w:rFonts w:ascii="Arial" w:hAnsi="Arial" w:cs="Arial"/>
+            <w:noProof/>
+            <w:webHidden/>
+            <w:sz w:val="22"/>
           </w:rPr>
           <w:fldChar w:fldCharType="end"/>
         </w:r>
@@ -976,69 +1095,86 @@
         <w:tabs>
           <w:tab w:val="right" w:leader="dot" w:pos="10272"/>
         </w:tabs>
+        <w:spacing w:after="0" w:line="260" w:lineRule="exact"/>
         <w:rPr>
-          <w:rFonts w:asciiTheme="minorHAnsi" w:hAnsiTheme="minorHAnsi"/>
+          <w:rFonts w:ascii="Arial" w:hAnsi="Arial" w:cs="Arial"/>
           <w:noProof/>
           <w:kern w:val="2"/>
-          <w:sz w:val="24"/>
+          <w:sz w:val="22"/>
           <w:szCs w:val="24"/>
           <w:lang w:val="de-CH" w:eastAsia="de-CH"/>
           <w14:ligatures w14:val="standardContextual"/>
         </w:rPr>
       </w:pPr>
-      <w:hyperlink w:anchor="_Toc232778802" w:history="1">
+      <w:hyperlink w:anchor="_Toc232780585" w:history="1">
         <w:r>
           <w:rPr>
             <w:rStyle w:val="Hyperlink"/>
-            <w:noProof/>
+            <w:rFonts w:ascii="Arial" w:hAnsi="Arial" w:cs="Arial"/>
+            <w:noProof/>
+            <w:sz w:val="22"/>
           </w:rPr>
           <w:t>2.3 What I Improved Near The End</w:t>
         </w:r>
         <w:r>
           <w:rPr>
-            <w:noProof/>
-            <w:webHidden/>
+            <w:rFonts w:ascii="Arial" w:hAnsi="Arial" w:cs="Arial"/>
+            <w:noProof/>
+            <w:webHidden/>
+            <w:sz w:val="22"/>
           </w:rPr>
           <w:tab/>
         </w:r>
         <w:r>
           <w:rPr>
-            <w:noProof/>
-            <w:webHidden/>
+            <w:rFonts w:ascii="Arial" w:hAnsi="Arial" w:cs="Arial"/>
+            <w:noProof/>
+            <w:webHidden/>
+            <w:sz w:val="22"/>
           </w:rPr>
           <w:fldChar w:fldCharType="begin"/>
         </w:r>
         <w:r>
           <w:rPr>
-            <w:noProof/>
-            <w:webHidden/>
-          </w:rPr>
-          <w:instrText xml:space="preserve"> PAGEREF _Toc232778802 \h </w:instrText>
-        </w:r>
-        <w:r>
-          <w:rPr>
-            <w:noProof/>
-            <w:webHidden/>
-          </w:rPr>
-        </w:r>
-        <w:r>
-          <w:rPr>
-            <w:noProof/>
-            <w:webHidden/>
+            <w:rFonts w:ascii="Arial" w:hAnsi="Arial" w:cs="Arial"/>
+            <w:noProof/>
+            <w:webHidden/>
+            <w:sz w:val="22"/>
+          </w:rPr>
+          <w:instrText xml:space="preserve"> PAGEREF _Toc232780585 \h </w:instrText>
+        </w:r>
+        <w:r>
+          <w:rPr>
+            <w:rFonts w:ascii="Arial" w:hAnsi="Arial" w:cs="Arial"/>
+            <w:noProof/>
+            <w:webHidden/>
+            <w:sz w:val="22"/>
+          </w:rPr>
+        </w:r>
+        <w:r>
+          <w:rPr>
+            <w:rFonts w:ascii="Arial" w:hAnsi="Arial" w:cs="Arial"/>
+            <w:noProof/>
+            <w:webHidden/>
+            <w:sz w:val="22"/>
           </w:rPr>
           <w:fldChar w:fldCharType="separate"/>
         </w:r>
         <w:r>
           <w:rPr>
-            <w:noProof/>
-            <w:webHidden/>
+            <w:rFonts w:ascii="Arial" w:hAnsi="Arial" w:cs="Arial"/>
+            <w:noProof/>
+            <w:webHidden/>
+            <w:sz w:val="22"/>
           </w:rPr>
           <w:t>3</w:t>
         </w:r>
         <w:r>
           <w:rPr>
-            <w:noProof/>
-            <w:webHidden/>
+            <w:rFonts w:ascii="Arial" w:hAnsi="Arial" w:cs="Arial"/>
+            <w:noProof/>
+            <w:webHidden/>
+            <w:sz w:val="22"/>
           </w:rPr>
           <w:fldChar w:fldCharType="end"/>
         </w:r>
@@ -1050,69 +1186,86 @@
         <w:tabs>
           <w:tab w:val="right" w:leader="dot" w:pos="10272"/>
         </w:tabs>
+        <w:spacing w:after="0" w:line="260" w:lineRule="exact"/>
         <w:rPr>
-          <w:rFonts w:asciiTheme="minorHAnsi" w:hAnsiTheme="minorHAnsi"/>
+          <w:rFonts w:ascii="Arial" w:hAnsi="Arial" w:cs="Arial"/>
           <w:noProof/>
           <w:kern w:val="2"/>
-          <w:sz w:val="24"/>
+          <w:sz w:val="22"/>
           <w:szCs w:val="24"/>
           <w:lang w:val="de-CH" w:eastAsia="de-CH"/>
           <w14:ligatures w14:val="standardContextual"/>
         </w:rPr>
       </w:pPr>
-      <w:hyperlink w:anchor="_Toc232778803" w:history="1">
+      <w:hyperlink w:anchor="_Toc232780586" w:history="1">
         <w:r>
           <w:rPr>
             <w:rStyle w:val="Hyperlink"/>
-            <w:noProof/>
+            <w:rFonts w:ascii="Arial" w:hAnsi="Arial" w:cs="Arial"/>
+            <w:noProof/>
+            <w:sz w:val="22"/>
           </w:rPr>
           <w:t>3. Project Plan</w:t>
         </w:r>
         <w:r>
           <w:rPr>
-            <w:noProof/>
-            <w:webHidden/>
+            <w:rFonts w:ascii="Arial" w:hAnsi="Arial" w:cs="Arial"/>
+            <w:noProof/>
+            <w:webHidden/>
+            <w:sz w:val="22"/>
           </w:rPr>
           <w:tab/>
         </w:r>
         <w:r>
           <w:rPr>
-            <w:noProof/>
-            <w:webHidden/>
+            <w:rFonts w:ascii="Arial" w:hAnsi="Arial" w:cs="Arial"/>
+            <w:noProof/>
+            <w:webHidden/>
+            <w:sz w:val="22"/>
           </w:rPr>
           <w:fldChar w:fldCharType="begin"/>
         </w:r>
         <w:r>
           <w:rPr>
-            <w:noProof/>
-            <w:webHidden/>
-          </w:rPr>
-          <w:instrText xml:space="preserve"> PAGEREF _Toc232778803 \h </w:instrText>
-        </w:r>
-        <w:r>
-          <w:rPr>
-            <w:noProof/>
-            <w:webHidden/>
-          </w:rPr>
-        </w:r>
-        <w:r>
-          <w:rPr>
-            <w:noProof/>
-            <w:webHidden/>
+            <w:rFonts w:ascii="Arial" w:hAnsi="Arial" w:cs="Arial"/>
+            <w:noProof/>
+            <w:webHidden/>
+            <w:sz w:val="22"/>
+          </w:rPr>
+          <w:instrText xml:space="preserve"> PAGEREF _Toc232780586 \h </w:instrText>
+        </w:r>
+        <w:r>
+          <w:rPr>
+            <w:rFonts w:ascii="Arial" w:hAnsi="Arial" w:cs="Arial"/>
+            <w:noProof/>
+            <w:webHidden/>
+            <w:sz w:val="22"/>
+          </w:rPr>
+        </w:r>
+        <w:r>
+          <w:rPr>
+            <w:rFonts w:ascii="Arial" w:hAnsi="Arial" w:cs="Arial"/>
+            <w:noProof/>
+            <w:webHidden/>
+            <w:sz w:val="22"/>
           </w:rPr>
           <w:fldChar w:fldCharType="separate"/>
         </w:r>
         <w:r>
           <w:rPr>
-            <w:noProof/>
-            <w:webHidden/>
+            <w:rFonts w:ascii="Arial" w:hAnsi="Arial" w:cs="Arial"/>
+            <w:noProof/>
+            <w:webHidden/>
+            <w:sz w:val="22"/>
           </w:rPr>
           <w:t>4</w:t>
         </w:r>
         <w:r>
           <w:rPr>
-            <w:noProof/>
-            <w:webHidden/>
+            <w:rFonts w:ascii="Arial" w:hAnsi="Arial" w:cs="Arial"/>
+            <w:noProof/>
+            <w:webHidden/>
+            <w:sz w:val="22"/>
           </w:rPr>
           <w:fldChar w:fldCharType="end"/>
         </w:r>
@@ -1124,69 +1277,86 @@
         <w:tabs>
           <w:tab w:val="right" w:leader="dot" w:pos="10272"/>
         </w:tabs>
+        <w:spacing w:after="0" w:line="260" w:lineRule="exact"/>
         <w:rPr>
-          <w:rFonts w:asciiTheme="minorHAnsi" w:hAnsiTheme="minorHAnsi"/>
+          <w:rFonts w:ascii="Arial" w:hAnsi="Arial" w:cs="Arial"/>
           <w:noProof/>
           <w:kern w:val="2"/>
-          <w:sz w:val="24"/>
+          <w:sz w:val="22"/>
           <w:szCs w:val="24"/>
           <w:lang w:val="de-CH" w:eastAsia="de-CH"/>
           <w14:ligatures w14:val="standardContextual"/>
         </w:rPr>
       </w:pPr>
-      <w:hyperlink w:anchor="_Toc232778804" w:history="1">
+      <w:hyperlink w:anchor="_Toc232780587" w:history="1">
         <w:r>
           <w:rPr>
             <w:rStyle w:val="Hyperlink"/>
-            <w:noProof/>
+            <w:rFonts w:ascii="Arial" w:hAnsi="Arial" w:cs="Arial"/>
+            <w:noProof/>
+            <w:sz w:val="22"/>
           </w:rPr>
           <w:t>4. Requirements</w:t>
         </w:r>
         <w:r>
           <w:rPr>
-            <w:noProof/>
-            <w:webHidden/>
+            <w:rFonts w:ascii="Arial" w:hAnsi="Arial" w:cs="Arial"/>
+            <w:noProof/>
+            <w:webHidden/>
+            <w:sz w:val="22"/>
           </w:rPr>
           <w:tab/>
         </w:r>
         <w:r>
           <w:rPr>
-            <w:noProof/>
-            <w:webHidden/>
+            <w:rFonts w:ascii="Arial" w:hAnsi="Arial" w:cs="Arial"/>
+            <w:noProof/>
+            <w:webHidden/>
+            <w:sz w:val="22"/>
           </w:rPr>
           <w:fldChar w:fldCharType="begin"/>
         </w:r>
         <w:r>
           <w:rPr>
-            <w:noProof/>
-            <w:webHidden/>
-          </w:rPr>
-          <w:instrText xml:space="preserve"> PAGEREF _Toc232778804 \h </w:instrText>
-        </w:r>
-        <w:r>
-          <w:rPr>
-            <w:noProof/>
-            <w:webHidden/>
-          </w:rPr>
-        </w:r>
-        <w:r>
-          <w:rPr>
-            <w:noProof/>
-            <w:webHidden/>
+            <w:rFonts w:ascii="Arial" w:hAnsi="Arial" w:cs="Arial"/>
+            <w:noProof/>
+            <w:webHidden/>
+            <w:sz w:val="22"/>
+          </w:rPr>
+          <w:instrText xml:space="preserve"> PAGEREF _Toc232780587 \h </w:instrText>
+        </w:r>
+        <w:r>
+          <w:rPr>
+            <w:rFonts w:ascii="Arial" w:hAnsi="Arial" w:cs="Arial"/>
+            <w:noProof/>
+            <w:webHidden/>
+            <w:sz w:val="22"/>
+          </w:rPr>
+        </w:r>
+        <w:r>
+          <w:rPr>
+            <w:rFonts w:ascii="Arial" w:hAnsi="Arial" w:cs="Arial"/>
+            <w:noProof/>
+            <w:webHidden/>
+            <w:sz w:val="22"/>
           </w:rPr>
           <w:fldChar w:fldCharType="separate"/>
         </w:r>
         <w:r>
           <w:rPr>
-            <w:noProof/>
-            <w:webHidden/>
+            <w:rFonts w:ascii="Arial" w:hAnsi="Arial" w:cs="Arial"/>
+            <w:noProof/>
+            <w:webHidden/>
+            <w:sz w:val="22"/>
           </w:rPr>
           <w:t>4</w:t>
         </w:r>
         <w:r>
           <w:rPr>
-            <w:noProof/>
-            <w:webHidden/>
+            <w:rFonts w:ascii="Arial" w:hAnsi="Arial" w:cs="Arial"/>
+            <w:noProof/>
+            <w:webHidden/>
+            <w:sz w:val="22"/>
           </w:rPr>
           <w:fldChar w:fldCharType="end"/>
         </w:r>
@@ -1198,69 +1368,86 @@
         <w:tabs>
           <w:tab w:val="right" w:leader="dot" w:pos="10272"/>
         </w:tabs>
+        <w:spacing w:after="0" w:line="260" w:lineRule="exact"/>
         <w:rPr>
-          <w:rFonts w:asciiTheme="minorHAnsi" w:hAnsiTheme="minorHAnsi"/>
+          <w:rFonts w:ascii="Arial" w:hAnsi="Arial" w:cs="Arial"/>
           <w:noProof/>
           <w:kern w:val="2"/>
-          <w:sz w:val="24"/>
+          <w:sz w:val="22"/>
           <w:szCs w:val="24"/>
           <w:lang w:val="de-CH" w:eastAsia="de-CH"/>
           <w14:ligatures w14:val="standardContextual"/>
         </w:rPr>
       </w:pPr>
-      <w:hyperlink w:anchor="_Toc232778805" w:history="1">
+      <w:hyperlink w:anchor="_Toc232780588" w:history="1">
         <w:r>
           <w:rPr>
             <w:rStyle w:val="Hyperlink"/>
-            <w:noProof/>
+            <w:rFonts w:ascii="Arial" w:hAnsi="Arial" w:cs="Arial"/>
+            <w:noProof/>
+            <w:sz w:val="22"/>
           </w:rPr>
           <w:t>4.1 Functional Requirements</w:t>
         </w:r>
         <w:r>
           <w:rPr>
-            <w:noProof/>
-            <w:webHidden/>
+            <w:rFonts w:ascii="Arial" w:hAnsi="Arial" w:cs="Arial"/>
+            <w:noProof/>
+            <w:webHidden/>
+            <w:sz w:val="22"/>
           </w:rPr>
           <w:tab/>
         </w:r>
         <w:r>
           <w:rPr>
-            <w:noProof/>
-            <w:webHidden/>
+            <w:rFonts w:ascii="Arial" w:hAnsi="Arial" w:cs="Arial"/>
+            <w:noProof/>
+            <w:webHidden/>
+            <w:sz w:val="22"/>
           </w:rPr>
           <w:fldChar w:fldCharType="begin"/>
         </w:r>
         <w:r>
           <w:rPr>
-            <w:noProof/>
-            <w:webHidden/>
-          </w:rPr>
-          <w:instrText xml:space="preserve"> PAGEREF _Toc232778805 \h </w:instrText>
-        </w:r>
-        <w:r>
-          <w:rPr>
-            <w:noProof/>
-            <w:webHidden/>
-          </w:rPr>
-        </w:r>
-        <w:r>
-          <w:rPr>
-            <w:noProof/>
-            <w:webHidden/>
+            <w:rFonts w:ascii="Arial" w:hAnsi="Arial" w:cs="Arial"/>
+            <w:noProof/>
+            <w:webHidden/>
+            <w:sz w:val="22"/>
+          </w:rPr>
+          <w:instrText xml:space="preserve"> PAGEREF _Toc232780588 \h </w:instrText>
+        </w:r>
+        <w:r>
+          <w:rPr>
+            <w:rFonts w:ascii="Arial" w:hAnsi="Arial" w:cs="Arial"/>
+            <w:noProof/>
+            <w:webHidden/>
+            <w:sz w:val="22"/>
+          </w:rPr>
+        </w:r>
+        <w:r>
+          <w:rPr>
+            <w:rFonts w:ascii="Arial" w:hAnsi="Arial" w:cs="Arial"/>
+            <w:noProof/>
+            <w:webHidden/>
+            <w:sz w:val="22"/>
           </w:rPr>
           <w:fldChar w:fldCharType="separate"/>
         </w:r>
         <w:r>
           <w:rPr>
-            <w:noProof/>
-            <w:webHidden/>
+            <w:rFonts w:ascii="Arial" w:hAnsi="Arial" w:cs="Arial"/>
+            <w:noProof/>
+            <w:webHidden/>
+            <w:sz w:val="22"/>
           </w:rPr>
           <w:t>4</w:t>
         </w:r>
         <w:r>
           <w:rPr>
-            <w:noProof/>
-            <w:webHidden/>
+            <w:rFonts w:ascii="Arial" w:hAnsi="Arial" w:cs="Arial"/>
+            <w:noProof/>
+            <w:webHidden/>
+            <w:sz w:val="22"/>
           </w:rPr>
           <w:fldChar w:fldCharType="end"/>
         </w:r>
@@ -1272,69 +1459,86 @@
         <w:tabs>
           <w:tab w:val="right" w:leader="dot" w:pos="10272"/>
         </w:tabs>
+        <w:spacing w:after="0" w:line="260" w:lineRule="exact"/>
         <w:rPr>
-          <w:rFonts w:asciiTheme="minorHAnsi" w:hAnsiTheme="minorHAnsi"/>
+          <w:rFonts w:ascii="Arial" w:hAnsi="Arial" w:cs="Arial"/>
           <w:noProof/>
           <w:kern w:val="2"/>
-          <w:sz w:val="24"/>
+          <w:sz w:val="22"/>
           <w:szCs w:val="24"/>
           <w:lang w:val="de-CH" w:eastAsia="de-CH"/>
           <w14:ligatures w14:val="standardContextual"/>
         </w:rPr>
       </w:pPr>
-      <w:hyperlink w:anchor="_Toc232778806" w:history="1">
+      <w:hyperlink w:anchor="_Toc232780589" w:history="1">
         <w:r>
           <w:rPr>
             <w:rStyle w:val="Hyperlink"/>
-            <w:noProof/>
+            <w:rFonts w:ascii="Arial" w:hAnsi="Arial" w:cs="Arial"/>
+            <w:noProof/>
+            <w:sz w:val="22"/>
           </w:rPr>
           <w:t>4.2 Non-Functional Requirements</w:t>
         </w:r>
         <w:r>
           <w:rPr>
-            <w:noProof/>
-            <w:webHidden/>
+            <w:rFonts w:ascii="Arial" w:hAnsi="Arial" w:cs="Arial"/>
+            <w:noProof/>
+            <w:webHidden/>
+            <w:sz w:val="22"/>
           </w:rPr>
           <w:tab/>
         </w:r>
         <w:r>
           <w:rPr>
-            <w:noProof/>
-            <w:webHidden/>
+            <w:rFonts w:ascii="Arial" w:hAnsi="Arial" w:cs="Arial"/>
+            <w:noProof/>
+            <w:webHidden/>
+            <w:sz w:val="22"/>
           </w:rPr>
           <w:fldChar w:fldCharType="begin"/>
         </w:r>
         <w:r>
           <w:rPr>
-            <w:noProof/>
-            <w:webHidden/>
-          </w:rPr>
-          <w:instrText xml:space="preserve"> PAGEREF _Toc232778806 \h </w:instrText>
-        </w:r>
-        <w:r>
-          <w:rPr>
-            <w:noProof/>
-            <w:webHidden/>
-          </w:rPr>
-        </w:r>
-        <w:r>
-          <w:rPr>
-            <w:noProof/>
-            <w:webHidden/>
+            <w:rFonts w:ascii="Arial" w:hAnsi="Arial" w:cs="Arial"/>
+            <w:noProof/>
+            <w:webHidden/>
+            <w:sz w:val="22"/>
+          </w:rPr>
+          <w:instrText xml:space="preserve"> PAGEREF _Toc232780589 \h </w:instrText>
+        </w:r>
+        <w:r>
+          <w:rPr>
+            <w:rFonts w:ascii="Arial" w:hAnsi="Arial" w:cs="Arial"/>
+            <w:noProof/>
+            <w:webHidden/>
+            <w:sz w:val="22"/>
+          </w:rPr>
+        </w:r>
+        <w:r>
+          <w:rPr>
+            <w:rFonts w:ascii="Arial" w:hAnsi="Arial" w:cs="Arial"/>
+            <w:noProof/>
+            <w:webHidden/>
+            <w:sz w:val="22"/>
           </w:rPr>
           <w:fldChar w:fldCharType="separate"/>
         </w:r>
         <w:r>
           <w:rPr>
-            <w:noProof/>
-            <w:webHidden/>
+            <w:rFonts w:ascii="Arial" w:hAnsi="Arial" w:cs="Arial"/>
+            <w:noProof/>
+            <w:webHidden/>
+            <w:sz w:val="22"/>
           </w:rPr>
           <w:t>4</w:t>
         </w:r>
         <w:r>
           <w:rPr>
-            <w:noProof/>
-            <w:webHidden/>
+            <w:rFonts w:ascii="Arial" w:hAnsi="Arial" w:cs="Arial"/>
+            <w:noProof/>
+            <w:webHidden/>
+            <w:sz w:val="22"/>
           </w:rPr>
           <w:fldChar w:fldCharType="end"/>
         </w:r>
@@ -1346,69 +1550,86 @@
         <w:tabs>
           <w:tab w:val="right" w:leader="dot" w:pos="10272"/>
         </w:tabs>
+        <w:spacing w:after="0" w:line="260" w:lineRule="exact"/>
         <w:rPr>
-          <w:rFonts w:asciiTheme="minorHAnsi" w:hAnsiTheme="minorHAnsi"/>
+          <w:rFonts w:ascii="Arial" w:hAnsi="Arial" w:cs="Arial"/>
           <w:noProof/>
           <w:kern w:val="2"/>
-          <w:sz w:val="24"/>
+          <w:sz w:val="22"/>
           <w:szCs w:val="24"/>
           <w:lang w:val="de-CH" w:eastAsia="de-CH"/>
           <w14:ligatures w14:val="standardContextual"/>
         </w:rPr>
       </w:pPr>
-      <w:hyperlink w:anchor="_Toc232778807" w:history="1">
+      <w:hyperlink w:anchor="_Toc232780590" w:history="1">
         <w:r>
           <w:rPr>
             <w:rStyle w:val="Hyperlink"/>
-            <w:noProof/>
+            <w:rFonts w:ascii="Arial" w:hAnsi="Arial" w:cs="Arial"/>
+            <w:noProof/>
+            <w:sz w:val="22"/>
           </w:rPr>
           <w:t>5. System Design</w:t>
         </w:r>
         <w:r>
           <w:rPr>
-            <w:noProof/>
-            <w:webHidden/>
+            <w:rFonts w:ascii="Arial" w:hAnsi="Arial" w:cs="Arial"/>
+            <w:noProof/>
+            <w:webHidden/>
+            <w:sz w:val="22"/>
           </w:rPr>
           <w:tab/>
         </w:r>
         <w:r>
           <w:rPr>
-            <w:noProof/>
-            <w:webHidden/>
+            <w:rFonts w:ascii="Arial" w:hAnsi="Arial" w:cs="Arial"/>
+            <w:noProof/>
+            <w:webHidden/>
+            <w:sz w:val="22"/>
           </w:rPr>
           <w:fldChar w:fldCharType="begin"/>
         </w:r>
         <w:r>
           <w:rPr>
-            <w:noProof/>
-            <w:webHidden/>
-          </w:rPr>
-          <w:instrText xml:space="preserve"> PAGEREF _Toc232778807 \h </w:instrText>
-        </w:r>
-        <w:r>
-          <w:rPr>
-            <w:noProof/>
-            <w:webHidden/>
-          </w:rPr>
-        </w:r>
-        <w:r>
-          <w:rPr>
-            <w:noProof/>
-            <w:webHidden/>
+            <w:rFonts w:ascii="Arial" w:hAnsi="Arial" w:cs="Arial"/>
+            <w:noProof/>
+            <w:webHidden/>
+            <w:sz w:val="22"/>
+          </w:rPr>
+          <w:instrText xml:space="preserve"> PAGEREF _Toc232780590 \h </w:instrText>
+        </w:r>
+        <w:r>
+          <w:rPr>
+            <w:rFonts w:ascii="Arial" w:hAnsi="Arial" w:cs="Arial"/>
+            <w:noProof/>
+            <w:webHidden/>
+            <w:sz w:val="22"/>
+          </w:rPr>
+        </w:r>
+        <w:r>
+          <w:rPr>
+            <w:rFonts w:ascii="Arial" w:hAnsi="Arial" w:cs="Arial"/>
+            <w:noProof/>
+            <w:webHidden/>
+            <w:sz w:val="22"/>
           </w:rPr>
           <w:fldChar w:fldCharType="separate"/>
         </w:r>
         <w:r>
           <w:rPr>
-            <w:noProof/>
-            <w:webHidden/>
+            <w:rFonts w:ascii="Arial" w:hAnsi="Arial" w:cs="Arial"/>
+            <w:noProof/>
+            <w:webHidden/>
+            <w:sz w:val="22"/>
           </w:rPr>
           <w:t>5</w:t>
         </w:r>
         <w:r>
           <w:rPr>
-            <w:noProof/>
-            <w:webHidden/>
+            <w:rFonts w:ascii="Arial" w:hAnsi="Arial" w:cs="Arial"/>
+            <w:noProof/>
+            <w:webHidden/>
+            <w:sz w:val="22"/>
           </w:rPr>
           <w:fldChar w:fldCharType="end"/>
         </w:r>
@@ -1420,69 +1641,86 @@
         <w:tabs>
           <w:tab w:val="right" w:leader="dot" w:pos="10272"/>
         </w:tabs>
+        <w:spacing w:after="0" w:line="260" w:lineRule="exact"/>
         <w:rPr>
-          <w:rFonts w:asciiTheme="minorHAnsi" w:hAnsiTheme="minorHAnsi"/>
+          <w:rFonts w:ascii="Arial" w:hAnsi="Arial" w:cs="Arial"/>
           <w:noProof/>
           <w:kern w:val="2"/>
-          <w:sz w:val="24"/>
+          <w:sz w:val="22"/>
           <w:szCs w:val="24"/>
           <w:lang w:val="de-CH" w:eastAsia="de-CH"/>
           <w14:ligatures w14:val="standardContextual"/>
         </w:rPr>
       </w:pPr>
-      <w:hyperlink w:anchor="_Toc232778808" w:history="1">
+      <w:hyperlink w:anchor="_Toc232780591" w:history="1">
         <w:r>
           <w:rPr>
             <w:rStyle w:val="Hyperlink"/>
-            <w:noProof/>
+            <w:rFonts w:ascii="Arial" w:hAnsi="Arial" w:cs="Arial"/>
+            <w:noProof/>
+            <w:sz w:val="22"/>
           </w:rPr>
           <w:t>5.1 Module Overview</w:t>
         </w:r>
         <w:r>
           <w:rPr>
-            <w:noProof/>
-            <w:webHidden/>
+            <w:rFonts w:ascii="Arial" w:hAnsi="Arial" w:cs="Arial"/>
+            <w:noProof/>
+            <w:webHidden/>
+            <w:sz w:val="22"/>
           </w:rPr>
           <w:tab/>
         </w:r>
         <w:r>
           <w:rPr>
-            <w:noProof/>
-            <w:webHidden/>
+            <w:rFonts w:ascii="Arial" w:hAnsi="Arial" w:cs="Arial"/>
+            <w:noProof/>
+            <w:webHidden/>
+            <w:sz w:val="22"/>
           </w:rPr>
           <w:fldChar w:fldCharType="begin"/>
         </w:r>
         <w:r>
           <w:rPr>
-            <w:noProof/>
-            <w:webHidden/>
-          </w:rPr>
-          <w:instrText xml:space="preserve"> PAGEREF _Toc232778808 \h </w:instrText>
-        </w:r>
-        <w:r>
-          <w:rPr>
-            <w:noProof/>
-            <w:webHidden/>
-          </w:rPr>
-        </w:r>
-        <w:r>
-          <w:rPr>
-            <w:noProof/>
-            <w:webHidden/>
+            <w:rFonts w:ascii="Arial" w:hAnsi="Arial" w:cs="Arial"/>
+            <w:noProof/>
+            <w:webHidden/>
+            <w:sz w:val="22"/>
+          </w:rPr>
+          <w:instrText xml:space="preserve"> PAGEREF _Toc232780591 \h </w:instrText>
+        </w:r>
+        <w:r>
+          <w:rPr>
+            <w:rFonts w:ascii="Arial" w:hAnsi="Arial" w:cs="Arial"/>
+            <w:noProof/>
+            <w:webHidden/>
+            <w:sz w:val="22"/>
+          </w:rPr>
+        </w:r>
+        <w:r>
+          <w:rPr>
+            <w:rFonts w:ascii="Arial" w:hAnsi="Arial" w:cs="Arial"/>
+            <w:noProof/>
+            <w:webHidden/>
+            <w:sz w:val="22"/>
           </w:rPr>
           <w:fldChar w:fldCharType="separate"/>
         </w:r>
         <w:r>
           <w:rPr>
-            <w:noProof/>
-            <w:webHidden/>
+            <w:rFonts w:ascii="Arial" w:hAnsi="Arial" w:cs="Arial"/>
+            <w:noProof/>
+            <w:webHidden/>
+            <w:sz w:val="22"/>
           </w:rPr>
           <w:t>5</w:t>
         </w:r>
         <w:r>
           <w:rPr>
-            <w:noProof/>
-            <w:webHidden/>
+            <w:rFonts w:ascii="Arial" w:hAnsi="Arial" w:cs="Arial"/>
+            <w:noProof/>
+            <w:webHidden/>
+            <w:sz w:val="22"/>
           </w:rPr>
           <w:fldChar w:fldCharType="end"/>
         </w:r>
@@ -1494,69 +1732,86 @@
         <w:tabs>
           <w:tab w:val="right" w:leader="dot" w:pos="10272"/>
         </w:tabs>
+        <w:spacing w:after="0" w:line="260" w:lineRule="exact"/>
         <w:rPr>
-          <w:rFonts w:asciiTheme="minorHAnsi" w:hAnsiTheme="minorHAnsi"/>
+          <w:rFonts w:ascii="Arial" w:hAnsi="Arial" w:cs="Arial"/>
           <w:noProof/>
           <w:kern w:val="2"/>
-          <w:sz w:val="24"/>
+          <w:sz w:val="22"/>
           <w:szCs w:val="24"/>
           <w:lang w:val="de-CH" w:eastAsia="de-CH"/>
           <w14:ligatures w14:val="standardContextual"/>
         </w:rPr>
       </w:pPr>
-      <w:hyperlink w:anchor="_Toc232778809" w:history="1">
+      <w:hyperlink w:anchor="_Toc232780592" w:history="1">
         <w:r>
           <w:rPr>
             <w:rStyle w:val="Hyperlink"/>
-            <w:noProof/>
+            <w:rFonts w:ascii="Arial" w:hAnsi="Arial" w:cs="Arial"/>
+            <w:noProof/>
+            <w:sz w:val="22"/>
           </w:rPr>
           <w:t>5.2 Main Workflow</w:t>
         </w:r>
         <w:r>
           <w:rPr>
-            <w:noProof/>
-            <w:webHidden/>
+            <w:rFonts w:ascii="Arial" w:hAnsi="Arial" w:cs="Arial"/>
+            <w:noProof/>
+            <w:webHidden/>
+            <w:sz w:val="22"/>
           </w:rPr>
           <w:tab/>
         </w:r>
         <w:r>
           <w:rPr>
-            <w:noProof/>
-            <w:webHidden/>
+            <w:rFonts w:ascii="Arial" w:hAnsi="Arial" w:cs="Arial"/>
+            <w:noProof/>
+            <w:webHidden/>
+            <w:sz w:val="22"/>
           </w:rPr>
           <w:fldChar w:fldCharType="begin"/>
         </w:r>
         <w:r>
           <w:rPr>
-            <w:noProof/>
-            <w:webHidden/>
-          </w:rPr>
-          <w:instrText xml:space="preserve"> PAGEREF _Toc232778809 \h </w:instrText>
-        </w:r>
-        <w:r>
-          <w:rPr>
-            <w:noProof/>
-            <w:webHidden/>
-          </w:rPr>
-        </w:r>
-        <w:r>
-          <w:rPr>
-            <w:noProof/>
-            <w:webHidden/>
+            <w:rFonts w:ascii="Arial" w:hAnsi="Arial" w:cs="Arial"/>
+            <w:noProof/>
+            <w:webHidden/>
+            <w:sz w:val="22"/>
+          </w:rPr>
+          <w:instrText xml:space="preserve"> PAGEREF _Toc232780592 \h </w:instrText>
+        </w:r>
+        <w:r>
+          <w:rPr>
+            <w:rFonts w:ascii="Arial" w:hAnsi="Arial" w:cs="Arial"/>
+            <w:noProof/>
+            <w:webHidden/>
+            <w:sz w:val="22"/>
+          </w:rPr>
+        </w:r>
+        <w:r>
+          <w:rPr>
+            <w:rFonts w:ascii="Arial" w:hAnsi="Arial" w:cs="Arial"/>
+            <w:noProof/>
+            <w:webHidden/>
+            <w:sz w:val="22"/>
           </w:rPr>
           <w:fldChar w:fldCharType="separate"/>
         </w:r>
         <w:r>
           <w:rPr>
-            <w:noProof/>
-            <w:webHidden/>
+            <w:rFonts w:ascii="Arial" w:hAnsi="Arial" w:cs="Arial"/>
+            <w:noProof/>
+            <w:webHidden/>
+            <w:sz w:val="22"/>
           </w:rPr>
           <w:t>5</w:t>
         </w:r>
         <w:r>
           <w:rPr>
-            <w:noProof/>
-            <w:webHidden/>
+            <w:rFonts w:ascii="Arial" w:hAnsi="Arial" w:cs="Arial"/>
+            <w:noProof/>
+            <w:webHidden/>
+            <w:sz w:val="22"/>
           </w:rPr>
           <w:fldChar w:fldCharType="end"/>
         </w:r>
@@ -1568,69 +1823,86 @@
         <w:tabs>
           <w:tab w:val="right" w:leader="dot" w:pos="10272"/>
         </w:tabs>
+        <w:spacing w:after="0" w:line="260" w:lineRule="exact"/>
         <w:rPr>
-          <w:rFonts w:asciiTheme="minorHAnsi" w:hAnsiTheme="minorHAnsi"/>
+          <w:rFonts w:ascii="Arial" w:hAnsi="Arial" w:cs="Arial"/>
           <w:noProof/>
           <w:kern w:val="2"/>
-          <w:sz w:val="24"/>
+          <w:sz w:val="22"/>
           <w:szCs w:val="24"/>
           <w:lang w:val="de-CH" w:eastAsia="de-CH"/>
           <w14:ligatures w14:val="standardContextual"/>
         </w:rPr>
       </w:pPr>
-      <w:hyperlink w:anchor="_Toc232778810" w:history="1">
+      <w:hyperlink w:anchor="_Toc232780593" w:history="1">
         <w:r>
           <w:rPr>
             <w:rStyle w:val="Hyperlink"/>
-            <w:noProof/>
+            <w:rFonts w:ascii="Arial" w:hAnsi="Arial" w:cs="Arial"/>
+            <w:noProof/>
+            <w:sz w:val="22"/>
           </w:rPr>
           <w:t>5.3 System Architecture Diagram</w:t>
         </w:r>
         <w:r>
           <w:rPr>
-            <w:noProof/>
-            <w:webHidden/>
+            <w:rFonts w:ascii="Arial" w:hAnsi="Arial" w:cs="Arial"/>
+            <w:noProof/>
+            <w:webHidden/>
+            <w:sz w:val="22"/>
           </w:rPr>
           <w:tab/>
         </w:r>
         <w:r>
           <w:rPr>
-            <w:noProof/>
-            <w:webHidden/>
+            <w:rFonts w:ascii="Arial" w:hAnsi="Arial" w:cs="Arial"/>
+            <w:noProof/>
+            <w:webHidden/>
+            <w:sz w:val="22"/>
           </w:rPr>
           <w:fldChar w:fldCharType="begin"/>
         </w:r>
         <w:r>
           <w:rPr>
-            <w:noProof/>
-            <w:webHidden/>
-          </w:rPr>
-          <w:instrText xml:space="preserve"> PAGEREF _Toc232778810 \h </w:instrText>
-        </w:r>
-        <w:r>
-          <w:rPr>
-            <w:noProof/>
-            <w:webHidden/>
-          </w:rPr>
-        </w:r>
-        <w:r>
-          <w:rPr>
-            <w:noProof/>
-            <w:webHidden/>
+            <w:rFonts w:ascii="Arial" w:hAnsi="Arial" w:cs="Arial"/>
+            <w:noProof/>
+            <w:webHidden/>
+            <w:sz w:val="22"/>
+          </w:rPr>
+          <w:instrText xml:space="preserve"> PAGEREF _Toc232780593 \h </w:instrText>
+        </w:r>
+        <w:r>
+          <w:rPr>
+            <w:rFonts w:ascii="Arial" w:hAnsi="Arial" w:cs="Arial"/>
+            <w:noProof/>
+            <w:webHidden/>
+            <w:sz w:val="22"/>
+          </w:rPr>
+        </w:r>
+        <w:r>
+          <w:rPr>
+            <w:rFonts w:ascii="Arial" w:hAnsi="Arial" w:cs="Arial"/>
+            <w:noProof/>
+            <w:webHidden/>
+            <w:sz w:val="22"/>
           </w:rPr>
           <w:fldChar w:fldCharType="separate"/>
         </w:r>
         <w:r>
           <w:rPr>
-            <w:noProof/>
-            <w:webHidden/>
+            <w:rFonts w:ascii="Arial" w:hAnsi="Arial" w:cs="Arial"/>
+            <w:noProof/>
+            <w:webHidden/>
+            <w:sz w:val="22"/>
           </w:rPr>
           <w:t>6</w:t>
         </w:r>
         <w:r>
           <w:rPr>
-            <w:noProof/>
-            <w:webHidden/>
+            <w:rFonts w:ascii="Arial" w:hAnsi="Arial" w:cs="Arial"/>
+            <w:noProof/>
+            <w:webHidden/>
+            <w:sz w:val="22"/>
           </w:rPr>
           <w:fldChar w:fldCharType="end"/>
         </w:r>
@@ -1642,69 +1914,86 @@
         <w:tabs>
           <w:tab w:val="right" w:leader="dot" w:pos="10272"/>
         </w:tabs>
+        <w:spacing w:after="0" w:line="260" w:lineRule="exact"/>
         <w:rPr>
-          <w:rFonts w:asciiTheme="minorHAnsi" w:hAnsiTheme="minorHAnsi"/>
+          <w:rFonts w:ascii="Arial" w:hAnsi="Arial" w:cs="Arial"/>
           <w:noProof/>
           <w:kern w:val="2"/>
-          <w:sz w:val="24"/>
+          <w:sz w:val="22"/>
           <w:szCs w:val="24"/>
           <w:lang w:val="de-CH" w:eastAsia="de-CH"/>
           <w14:ligatures w14:val="standardContextual"/>
         </w:rPr>
       </w:pPr>
-      <w:hyperlink w:anchor="_Toc232778811" w:history="1">
+      <w:hyperlink w:anchor="_Toc232780594" w:history="1">
         <w:r>
           <w:rPr>
             <w:rStyle w:val="Hyperlink"/>
-            <w:noProof/>
+            <w:rFonts w:ascii="Arial" w:hAnsi="Arial" w:cs="Arial"/>
+            <w:noProof/>
+            <w:sz w:val="22"/>
           </w:rPr>
           <w:t>5.4 UML Activity Diagram</w:t>
         </w:r>
         <w:r>
           <w:rPr>
-            <w:noProof/>
-            <w:webHidden/>
+            <w:rFonts w:ascii="Arial" w:hAnsi="Arial" w:cs="Arial"/>
+            <w:noProof/>
+            <w:webHidden/>
+            <w:sz w:val="22"/>
           </w:rPr>
           <w:tab/>
         </w:r>
         <w:r>
           <w:rPr>
-            <w:noProof/>
-            <w:webHidden/>
+            <w:rFonts w:ascii="Arial" w:hAnsi="Arial" w:cs="Arial"/>
+            <w:noProof/>
+            <w:webHidden/>
+            <w:sz w:val="22"/>
           </w:rPr>
           <w:fldChar w:fldCharType="begin"/>
         </w:r>
         <w:r>
           <w:rPr>
-            <w:noProof/>
-            <w:webHidden/>
-          </w:rPr>
-          <w:instrText xml:space="preserve"> PAGEREF _Toc232778811 \h </w:instrText>
-        </w:r>
-        <w:r>
-          <w:rPr>
-            <w:noProof/>
-            <w:webHidden/>
-          </w:rPr>
-        </w:r>
-        <w:r>
-          <w:rPr>
-            <w:noProof/>
-            <w:webHidden/>
+            <w:rFonts w:ascii="Arial" w:hAnsi="Arial" w:cs="Arial"/>
+            <w:noProof/>
+            <w:webHidden/>
+            <w:sz w:val="22"/>
+          </w:rPr>
+          <w:instrText xml:space="preserve"> PAGEREF _Toc232780594 \h </w:instrText>
+        </w:r>
+        <w:r>
+          <w:rPr>
+            <w:rFonts w:ascii="Arial" w:hAnsi="Arial" w:cs="Arial"/>
+            <w:noProof/>
+            <w:webHidden/>
+            <w:sz w:val="22"/>
+          </w:rPr>
+        </w:r>
+        <w:r>
+          <w:rPr>
+            <w:rFonts w:ascii="Arial" w:hAnsi="Arial" w:cs="Arial"/>
+            <w:noProof/>
+            <w:webHidden/>
+            <w:sz w:val="22"/>
           </w:rPr>
           <w:fldChar w:fldCharType="separate"/>
         </w:r>
         <w:r>
           <w:rPr>
-            <w:noProof/>
-            <w:webHidden/>
+            <w:rFonts w:ascii="Arial" w:hAnsi="Arial" w:cs="Arial"/>
+            <w:noProof/>
+            <w:webHidden/>
+            <w:sz w:val="22"/>
           </w:rPr>
           <w:t>7</w:t>
         </w:r>
         <w:r>
           <w:rPr>
-            <w:noProof/>
-            <w:webHidden/>
+            <w:rFonts w:ascii="Arial" w:hAnsi="Arial" w:cs="Arial"/>
+            <w:noProof/>
+            <w:webHidden/>
+            <w:sz w:val="22"/>
           </w:rPr>
           <w:fldChar w:fldCharType="end"/>
         </w:r>
@@ -1716,69 +2005,86 @@
         <w:tabs>
           <w:tab w:val="right" w:leader="dot" w:pos="10272"/>
         </w:tabs>
+        <w:spacing w:after="0" w:line="260" w:lineRule="exact"/>
         <w:rPr>
-          <w:rFonts w:asciiTheme="minorHAnsi" w:hAnsiTheme="minorHAnsi"/>
+          <w:rFonts w:ascii="Arial" w:hAnsi="Arial" w:cs="Arial"/>
           <w:noProof/>
           <w:kern w:val="2"/>
-          <w:sz w:val="24"/>
+          <w:sz w:val="22"/>
           <w:szCs w:val="24"/>
           <w:lang w:val="de-CH" w:eastAsia="de-CH"/>
           <w14:ligatures w14:val="standardContextual"/>
         </w:rPr>
       </w:pPr>
-      <w:hyperlink w:anchor="_Toc232778812" w:history="1">
+      <w:hyperlink w:anchor="_Toc232780595" w:history="1">
         <w:r>
           <w:rPr>
             <w:rStyle w:val="Hyperlink"/>
-            <w:noProof/>
+            <w:rFonts w:ascii="Arial" w:hAnsi="Arial" w:cs="Arial"/>
+            <w:noProof/>
+            <w:sz w:val="22"/>
           </w:rPr>
           <w:t>5.5 UML Component Diagram</w:t>
         </w:r>
         <w:r>
           <w:rPr>
-            <w:noProof/>
-            <w:webHidden/>
+            <w:rFonts w:ascii="Arial" w:hAnsi="Arial" w:cs="Arial"/>
+            <w:noProof/>
+            <w:webHidden/>
+            <w:sz w:val="22"/>
           </w:rPr>
           <w:tab/>
         </w:r>
         <w:r>
           <w:rPr>
-            <w:noProof/>
-            <w:webHidden/>
+            <w:rFonts w:ascii="Arial" w:hAnsi="Arial" w:cs="Arial"/>
+            <w:noProof/>
+            <w:webHidden/>
+            <w:sz w:val="22"/>
           </w:rPr>
           <w:fldChar w:fldCharType="begin"/>
         </w:r>
         <w:r>
           <w:rPr>
-            <w:noProof/>
-            <w:webHidden/>
-          </w:rPr>
-          <w:instrText xml:space="preserve"> PAGEREF _Toc232778812 \h </w:instrText>
-        </w:r>
-        <w:r>
-          <w:rPr>
-            <w:noProof/>
-            <w:webHidden/>
-          </w:rPr>
-        </w:r>
-        <w:r>
-          <w:rPr>
-            <w:noProof/>
-            <w:webHidden/>
+            <w:rFonts w:ascii="Arial" w:hAnsi="Arial" w:cs="Arial"/>
+            <w:noProof/>
+            <w:webHidden/>
+            <w:sz w:val="22"/>
+          </w:rPr>
+          <w:instrText xml:space="preserve"> PAGEREF _Toc232780595 \h </w:instrText>
+        </w:r>
+        <w:r>
+          <w:rPr>
+            <w:rFonts w:ascii="Arial" w:hAnsi="Arial" w:cs="Arial"/>
+            <w:noProof/>
+            <w:webHidden/>
+            <w:sz w:val="22"/>
+          </w:rPr>
+        </w:r>
+        <w:r>
+          <w:rPr>
+            <w:rFonts w:ascii="Arial" w:hAnsi="Arial" w:cs="Arial"/>
+            <w:noProof/>
+            <w:webHidden/>
+            <w:sz w:val="22"/>
           </w:rPr>
           <w:fldChar w:fldCharType="separate"/>
         </w:r>
         <w:r>
           <w:rPr>
-            <w:noProof/>
-            <w:webHidden/>
+            <w:rFonts w:ascii="Arial" w:hAnsi="Arial" w:cs="Arial"/>
+            <w:noProof/>
+            <w:webHidden/>
+            <w:sz w:val="22"/>
           </w:rPr>
           <w:t>8</w:t>
         </w:r>
         <w:r>
           <w:rPr>
-            <w:noProof/>
-            <w:webHidden/>
+            <w:rFonts w:ascii="Arial" w:hAnsi="Arial" w:cs="Arial"/>
+            <w:noProof/>
+            <w:webHidden/>
+            <w:sz w:val="22"/>
           </w:rPr>
           <w:fldChar w:fldCharType="end"/>
         </w:r>
@@ -1790,69 +2096,86 @@
         <w:tabs>
           <w:tab w:val="right" w:leader="dot" w:pos="10272"/>
         </w:tabs>
+        <w:spacing w:after="0" w:line="260" w:lineRule="exact"/>
         <w:rPr>
-          <w:rFonts w:asciiTheme="minorHAnsi" w:hAnsiTheme="minorHAnsi"/>
+          <w:rFonts w:ascii="Arial" w:hAnsi="Arial" w:cs="Arial"/>
           <w:noProof/>
           <w:kern w:val="2"/>
-          <w:sz w:val="24"/>
+          <w:sz w:val="22"/>
           <w:szCs w:val="24"/>
           <w:lang w:val="de-CH" w:eastAsia="de-CH"/>
           <w14:ligatures w14:val="standardContextual"/>
         </w:rPr>
       </w:pPr>
-      <w:hyperlink w:anchor="_Toc232778813" w:history="1">
+      <w:hyperlink w:anchor="_Toc232780596" w:history="1">
         <w:r>
           <w:rPr>
             <w:rStyle w:val="Hyperlink"/>
-            <w:noProof/>
+            <w:rFonts w:ascii="Arial" w:hAnsi="Arial" w:cs="Arial"/>
+            <w:noProof/>
+            <w:sz w:val="22"/>
           </w:rPr>
           <w:t>5.6 UML Deployment Diagram</w:t>
         </w:r>
         <w:r>
           <w:rPr>
-            <w:noProof/>
-            <w:webHidden/>
+            <w:rFonts w:ascii="Arial" w:hAnsi="Arial" w:cs="Arial"/>
+            <w:noProof/>
+            <w:webHidden/>
+            <w:sz w:val="22"/>
           </w:rPr>
           <w:tab/>
         </w:r>
         <w:r>
           <w:rPr>
-            <w:noProof/>
-            <w:webHidden/>
+            <w:rFonts w:ascii="Arial" w:hAnsi="Arial" w:cs="Arial"/>
+            <w:noProof/>
+            <w:webHidden/>
+            <w:sz w:val="22"/>
           </w:rPr>
           <w:fldChar w:fldCharType="begin"/>
         </w:r>
         <w:r>
           <w:rPr>
-            <w:noProof/>
-            <w:webHidden/>
-          </w:rPr>
-          <w:instrText xml:space="preserve"> PAGEREF _Toc232778813 \h </w:instrText>
-        </w:r>
-        <w:r>
-          <w:rPr>
-            <w:noProof/>
-            <w:webHidden/>
-          </w:rPr>
-        </w:r>
-        <w:r>
-          <w:rPr>
-            <w:noProof/>
-            <w:webHidden/>
+            <w:rFonts w:ascii="Arial" w:hAnsi="Arial" w:cs="Arial"/>
+            <w:noProof/>
+            <w:webHidden/>
+            <w:sz w:val="22"/>
+          </w:rPr>
+          <w:instrText xml:space="preserve"> PAGEREF _Toc232780596 \h </w:instrText>
+        </w:r>
+        <w:r>
+          <w:rPr>
+            <w:rFonts w:ascii="Arial" w:hAnsi="Arial" w:cs="Arial"/>
+            <w:noProof/>
+            <w:webHidden/>
+            <w:sz w:val="22"/>
+          </w:rPr>
+        </w:r>
+        <w:r>
+          <w:rPr>
+            <w:rFonts w:ascii="Arial" w:hAnsi="Arial" w:cs="Arial"/>
+            <w:noProof/>
+            <w:webHidden/>
+            <w:sz w:val="22"/>
           </w:rPr>
           <w:fldChar w:fldCharType="separate"/>
         </w:r>
         <w:r>
           <w:rPr>
-            <w:noProof/>
-            <w:webHidden/>
+            <w:rFonts w:ascii="Arial" w:hAnsi="Arial" w:cs="Arial"/>
+            <w:noProof/>
+            <w:webHidden/>
+            <w:sz w:val="22"/>
           </w:rPr>
           <w:t>8</w:t>
         </w:r>
         <w:r>
           <w:rPr>
-            <w:noProof/>
-            <w:webHidden/>
+            <w:rFonts w:ascii="Arial" w:hAnsi="Arial" w:cs="Arial"/>
+            <w:noProof/>
+            <w:webHidden/>
+            <w:sz w:val="22"/>
           </w:rPr>
           <w:fldChar w:fldCharType="end"/>
         </w:r>
@@ -1864,69 +2187,86 @@
         <w:tabs>
           <w:tab w:val="right" w:leader="dot" w:pos="10272"/>
         </w:tabs>
+        <w:spacing w:after="0" w:line="260" w:lineRule="exact"/>
         <w:rPr>
-          <w:rFonts w:asciiTheme="minorHAnsi" w:hAnsiTheme="minorHAnsi"/>
+          <w:rFonts w:ascii="Arial" w:hAnsi="Arial" w:cs="Arial"/>
           <w:noProof/>
           <w:kern w:val="2"/>
-          <w:sz w:val="24"/>
+          <w:sz w:val="22"/>
           <w:szCs w:val="24"/>
           <w:lang w:val="de-CH" w:eastAsia="de-CH"/>
           <w14:ligatures w14:val="standardContextual"/>
         </w:rPr>
       </w:pPr>
-      <w:hyperlink w:anchor="_Toc232778814" w:history="1">
+      <w:hyperlink w:anchor="_Toc232780597" w:history="1">
         <w:r>
           <w:rPr>
             <w:rStyle w:val="Hyperlink"/>
-            <w:noProof/>
+            <w:rFonts w:ascii="Arial" w:hAnsi="Arial" w:cs="Arial"/>
+            <w:noProof/>
+            <w:sz w:val="22"/>
           </w:rPr>
           <w:t>5.7 UML Class Diagram</w:t>
         </w:r>
         <w:r>
           <w:rPr>
-            <w:noProof/>
-            <w:webHidden/>
+            <w:rFonts w:ascii="Arial" w:hAnsi="Arial" w:cs="Arial"/>
+            <w:noProof/>
+            <w:webHidden/>
+            <w:sz w:val="22"/>
           </w:rPr>
           <w:tab/>
         </w:r>
         <w:r>
           <w:rPr>
-            <w:noProof/>
-            <w:webHidden/>
+            <w:rFonts w:ascii="Arial" w:hAnsi="Arial" w:cs="Arial"/>
+            <w:noProof/>
+            <w:webHidden/>
+            <w:sz w:val="22"/>
           </w:rPr>
           <w:fldChar w:fldCharType="begin"/>
         </w:r>
         <w:r>
           <w:rPr>
-            <w:noProof/>
-            <w:webHidden/>
-          </w:rPr>
-          <w:instrText xml:space="preserve"> PAGEREF _Toc232778814 \h </w:instrText>
-        </w:r>
-        <w:r>
-          <w:rPr>
-            <w:noProof/>
-            <w:webHidden/>
-          </w:rPr>
-        </w:r>
-        <w:r>
-          <w:rPr>
-            <w:noProof/>
-            <w:webHidden/>
+            <w:rFonts w:ascii="Arial" w:hAnsi="Arial" w:cs="Arial"/>
+            <w:noProof/>
+            <w:webHidden/>
+            <w:sz w:val="22"/>
+          </w:rPr>
+          <w:instrText xml:space="preserve"> PAGEREF _Toc232780597 \h </w:instrText>
+        </w:r>
+        <w:r>
+          <w:rPr>
+            <w:rFonts w:ascii="Arial" w:hAnsi="Arial" w:cs="Arial"/>
+            <w:noProof/>
+            <w:webHidden/>
+            <w:sz w:val="22"/>
+          </w:rPr>
+        </w:r>
+        <w:r>
+          <w:rPr>
+            <w:rFonts w:ascii="Arial" w:hAnsi="Arial" w:cs="Arial"/>
+            <w:noProof/>
+            <w:webHidden/>
+            <w:sz w:val="22"/>
           </w:rPr>
           <w:fldChar w:fldCharType="separate"/>
         </w:r>
         <w:r>
           <w:rPr>
-            <w:noProof/>
-            <w:webHidden/>
+            <w:rFonts w:ascii="Arial" w:hAnsi="Arial" w:cs="Arial"/>
+            <w:noProof/>
+            <w:webHidden/>
+            <w:sz w:val="22"/>
           </w:rPr>
           <w:t>9</w:t>
         </w:r>
         <w:r>
           <w:rPr>
-            <w:noProof/>
-            <w:webHidden/>
+            <w:rFonts w:ascii="Arial" w:hAnsi="Arial" w:cs="Arial"/>
+            <w:noProof/>
+            <w:webHidden/>
+            <w:sz w:val="22"/>
           </w:rPr>
           <w:fldChar w:fldCharType="end"/>
         </w:r>
@@ -1938,69 +2278,86 @@
         <w:tabs>
           <w:tab w:val="right" w:leader="dot" w:pos="10272"/>
         </w:tabs>
+        <w:spacing w:after="0" w:line="260" w:lineRule="exact"/>
         <w:rPr>
-          <w:rFonts w:asciiTheme="minorHAnsi" w:hAnsiTheme="minorHAnsi"/>
+          <w:rFonts w:ascii="Arial" w:hAnsi="Arial" w:cs="Arial"/>
           <w:noProof/>
           <w:kern w:val="2"/>
-          <w:sz w:val="24"/>
+          <w:sz w:val="22"/>
           <w:szCs w:val="24"/>
           <w:lang w:val="de-CH" w:eastAsia="de-CH"/>
           <w14:ligatures w14:val="standardContextual"/>
         </w:rPr>
       </w:pPr>
-      <w:hyperlink w:anchor="_Toc232778815" w:history="1">
+      <w:hyperlink w:anchor="_Toc232780598" w:history="1">
         <w:r>
           <w:rPr>
             <w:rStyle w:val="Hyperlink"/>
-            <w:noProof/>
+            <w:rFonts w:ascii="Arial" w:hAnsi="Arial" w:cs="Arial"/>
+            <w:noProof/>
+            <w:sz w:val="22"/>
           </w:rPr>
           <w:t>5.8 ER Diagram</w:t>
         </w:r>
         <w:r>
           <w:rPr>
-            <w:noProof/>
-            <w:webHidden/>
+            <w:rFonts w:ascii="Arial" w:hAnsi="Arial" w:cs="Arial"/>
+            <w:noProof/>
+            <w:webHidden/>
+            <w:sz w:val="22"/>
           </w:rPr>
           <w:tab/>
         </w:r>
         <w:r>
           <w:rPr>
-            <w:noProof/>
-            <w:webHidden/>
+            <w:rFonts w:ascii="Arial" w:hAnsi="Arial" w:cs="Arial"/>
+            <w:noProof/>
+            <w:webHidden/>
+            <w:sz w:val="22"/>
           </w:rPr>
           <w:fldChar w:fldCharType="begin"/>
         </w:r>
         <w:r>
           <w:rPr>
-            <w:noProof/>
-            <w:webHidden/>
-          </w:rPr>
-          <w:instrText xml:space="preserve"> PAGEREF _Toc232778815 \h </w:instrText>
-        </w:r>
-        <w:r>
-          <w:rPr>
-            <w:noProof/>
-            <w:webHidden/>
-          </w:rPr>
-        </w:r>
-        <w:r>
-          <w:rPr>
-            <w:noProof/>
-            <w:webHidden/>
+            <w:rFonts w:ascii="Arial" w:hAnsi="Arial" w:cs="Arial"/>
+            <w:noProof/>
+            <w:webHidden/>
+            <w:sz w:val="22"/>
+          </w:rPr>
+          <w:instrText xml:space="preserve"> PAGEREF _Toc232780598 \h </w:instrText>
+        </w:r>
+        <w:r>
+          <w:rPr>
+            <w:rFonts w:ascii="Arial" w:hAnsi="Arial" w:cs="Arial"/>
+            <w:noProof/>
+            <w:webHidden/>
+            <w:sz w:val="22"/>
+          </w:rPr>
+        </w:r>
+        <w:r>
+          <w:rPr>
+            <w:rFonts w:ascii="Arial" w:hAnsi="Arial" w:cs="Arial"/>
+            <w:noProof/>
+            <w:webHidden/>
+            <w:sz w:val="22"/>
           </w:rPr>
           <w:fldChar w:fldCharType="separate"/>
         </w:r>
         <w:r>
           <w:rPr>
-            <w:noProof/>
-            <w:webHidden/>
+            <w:rFonts w:ascii="Arial" w:hAnsi="Arial" w:cs="Arial"/>
+            <w:noProof/>
+            <w:webHidden/>
+            <w:sz w:val="22"/>
           </w:rPr>
           <w:t>9</w:t>
         </w:r>
         <w:r>
           <w:rPr>
-            <w:noProof/>
-            <w:webHidden/>
+            <w:rFonts w:ascii="Arial" w:hAnsi="Arial" w:cs="Arial"/>
+            <w:noProof/>
+            <w:webHidden/>
+            <w:sz w:val="22"/>
           </w:rPr>
           <w:fldChar w:fldCharType="end"/>
         </w:r>
@@ -2012,69 +2369,86 @@
         <w:tabs>
           <w:tab w:val="right" w:leader="dot" w:pos="10272"/>
         </w:tabs>
+        <w:spacing w:after="0" w:line="260" w:lineRule="exact"/>
         <w:rPr>
-          <w:rFonts w:asciiTheme="minorHAnsi" w:hAnsiTheme="minorHAnsi"/>
+          <w:rFonts w:ascii="Arial" w:hAnsi="Arial" w:cs="Arial"/>
           <w:noProof/>
           <w:kern w:val="2"/>
-          <w:sz w:val="24"/>
+          <w:sz w:val="22"/>
           <w:szCs w:val="24"/>
           <w:lang w:val="de-CH" w:eastAsia="de-CH"/>
           <w14:ligatures w14:val="standardContextual"/>
         </w:rPr>
       </w:pPr>
-      <w:hyperlink w:anchor="_Toc232778816" w:history="1">
+      <w:hyperlink w:anchor="_Toc232780599" w:history="1">
         <w:r>
           <w:rPr>
             <w:rStyle w:val="Hyperlink"/>
-            <w:noProof/>
+            <w:rFonts w:ascii="Arial" w:hAnsi="Arial" w:cs="Arial"/>
+            <w:noProof/>
+            <w:sz w:val="22"/>
           </w:rPr>
           <w:t>5.9 Flowchart</w:t>
         </w:r>
         <w:r>
           <w:rPr>
-            <w:noProof/>
-            <w:webHidden/>
+            <w:rFonts w:ascii="Arial" w:hAnsi="Arial" w:cs="Arial"/>
+            <w:noProof/>
+            <w:webHidden/>
+            <w:sz w:val="22"/>
           </w:rPr>
           <w:tab/>
         </w:r>
         <w:r>
           <w:rPr>
-            <w:noProof/>
-            <w:webHidden/>
+            <w:rFonts w:ascii="Arial" w:hAnsi="Arial" w:cs="Arial"/>
+            <w:noProof/>
+            <w:webHidden/>
+            <w:sz w:val="22"/>
           </w:rPr>
           <w:fldChar w:fldCharType="begin"/>
         </w:r>
         <w:r>
           <w:rPr>
-            <w:noProof/>
-            <w:webHidden/>
-          </w:rPr>
-          <w:instrText xml:space="preserve"> PAGEREF _Toc232778816 \h </w:instrText>
-        </w:r>
-        <w:r>
-          <w:rPr>
-            <w:noProof/>
-            <w:webHidden/>
-          </w:rPr>
-        </w:r>
-        <w:r>
-          <w:rPr>
-            <w:noProof/>
-            <w:webHidden/>
+            <w:rFonts w:ascii="Arial" w:hAnsi="Arial" w:cs="Arial"/>
+            <w:noProof/>
+            <w:webHidden/>
+            <w:sz w:val="22"/>
+          </w:rPr>
+          <w:instrText xml:space="preserve"> PAGEREF _Toc232780599 \h </w:instrText>
+        </w:r>
+        <w:r>
+          <w:rPr>
+            <w:rFonts w:ascii="Arial" w:hAnsi="Arial" w:cs="Arial"/>
+            <w:noProof/>
+            <w:webHidden/>
+            <w:sz w:val="22"/>
+          </w:rPr>
+        </w:r>
+        <w:r>
+          <w:rPr>
+            <w:rFonts w:ascii="Arial" w:hAnsi="Arial" w:cs="Arial"/>
+            <w:noProof/>
+            <w:webHidden/>
+            <w:sz w:val="22"/>
           </w:rPr>
           <w:fldChar w:fldCharType="separate"/>
         </w:r>
         <w:r>
           <w:rPr>
-            <w:noProof/>
-            <w:webHidden/>
+            <w:rFonts w:ascii="Arial" w:hAnsi="Arial" w:cs="Arial"/>
+            <w:noProof/>
+            <w:webHidden/>
+            <w:sz w:val="22"/>
           </w:rPr>
           <w:t>10</w:t>
         </w:r>
         <w:r>
           <w:rPr>
-            <w:noProof/>
-            <w:webHidden/>
+            <w:rFonts w:ascii="Arial" w:hAnsi="Arial" w:cs="Arial"/>
+            <w:noProof/>
+            <w:webHidden/>
+            <w:sz w:val="22"/>
           </w:rPr>
           <w:fldChar w:fldCharType="end"/>
         </w:r>
@@ -2086,69 +2460,86 @@
         <w:tabs>
           <w:tab w:val="right" w:leader="dot" w:pos="10272"/>
         </w:tabs>
+        <w:spacing w:after="0" w:line="260" w:lineRule="exact"/>
         <w:rPr>
-          <w:rFonts w:asciiTheme="minorHAnsi" w:hAnsiTheme="minorHAnsi"/>
+          <w:rFonts w:ascii="Arial" w:hAnsi="Arial" w:cs="Arial"/>
           <w:noProof/>
           <w:kern w:val="2"/>
-          <w:sz w:val="24"/>
+          <w:sz w:val="22"/>
           <w:szCs w:val="24"/>
           <w:lang w:val="de-CH" w:eastAsia="de-CH"/>
           <w14:ligatures w14:val="standardContextual"/>
         </w:rPr>
       </w:pPr>
-      <w:hyperlink w:anchor="_Toc232778817" w:history="1">
+      <w:hyperlink w:anchor="_Toc232780600" w:history="1">
         <w:r>
           <w:rPr>
             <w:rStyle w:val="Hyperlink"/>
-            <w:noProof/>
+            <w:rFonts w:ascii="Arial" w:hAnsi="Arial" w:cs="Arial"/>
+            <w:noProof/>
+            <w:sz w:val="22"/>
           </w:rPr>
           <w:t>6. Database Design</w:t>
         </w:r>
         <w:r>
           <w:rPr>
-            <w:noProof/>
-            <w:webHidden/>
+            <w:rFonts w:ascii="Arial" w:hAnsi="Arial" w:cs="Arial"/>
+            <w:noProof/>
+            <w:webHidden/>
+            <w:sz w:val="22"/>
           </w:rPr>
           <w:tab/>
         </w:r>
         <w:r>
           <w:rPr>
-            <w:noProof/>
-            <w:webHidden/>
+            <w:rFonts w:ascii="Arial" w:hAnsi="Arial" w:cs="Arial"/>
+            <w:noProof/>
+            <w:webHidden/>
+            <w:sz w:val="22"/>
           </w:rPr>
           <w:fldChar w:fldCharType="begin"/>
         </w:r>
         <w:r>
           <w:rPr>
-            <w:noProof/>
-            <w:webHidden/>
-          </w:rPr>
-          <w:instrText xml:space="preserve"> PAGEREF _Toc232778817 \h </w:instrText>
-        </w:r>
-        <w:r>
-          <w:rPr>
-            <w:noProof/>
-            <w:webHidden/>
-          </w:rPr>
-        </w:r>
-        <w:r>
-          <w:rPr>
-            <w:noProof/>
-            <w:webHidden/>
+            <w:rFonts w:ascii="Arial" w:hAnsi="Arial" w:cs="Arial"/>
+            <w:noProof/>
+            <w:webHidden/>
+            <w:sz w:val="22"/>
+          </w:rPr>
+          <w:instrText xml:space="preserve"> PAGEREF _Toc232780600 \h </w:instrText>
+        </w:r>
+        <w:r>
+          <w:rPr>
+            <w:rFonts w:ascii="Arial" w:hAnsi="Arial" w:cs="Arial"/>
+            <w:noProof/>
+            <w:webHidden/>
+            <w:sz w:val="22"/>
+          </w:rPr>
+        </w:r>
+        <w:r>
+          <w:rPr>
+            <w:rFonts w:ascii="Arial" w:hAnsi="Arial" w:cs="Arial"/>
+            <w:noProof/>
+            <w:webHidden/>
+            <w:sz w:val="22"/>
           </w:rPr>
           <w:fldChar w:fldCharType="separate"/>
         </w:r>
         <w:r>
           <w:rPr>
-            <w:noProof/>
-            <w:webHidden/>
+            <w:rFonts w:ascii="Arial" w:hAnsi="Arial" w:cs="Arial"/>
+            <w:noProof/>
+            <w:webHidden/>
+            <w:sz w:val="22"/>
           </w:rPr>
           <w:t>10</w:t>
         </w:r>
         <w:r>
           <w:rPr>
-            <w:noProof/>
-            <w:webHidden/>
+            <w:rFonts w:ascii="Arial" w:hAnsi="Arial" w:cs="Arial"/>
+            <w:noProof/>
+            <w:webHidden/>
+            <w:sz w:val="22"/>
           </w:rPr>
           <w:fldChar w:fldCharType="end"/>
         </w:r>
@@ -2160,69 +2551,86 @@
         <w:tabs>
           <w:tab w:val="right" w:leader="dot" w:pos="10272"/>
         </w:tabs>
+        <w:spacing w:after="0" w:line="260" w:lineRule="exact"/>
         <w:rPr>
-          <w:rFonts w:asciiTheme="minorHAnsi" w:hAnsiTheme="minorHAnsi"/>
+          <w:rFonts w:ascii="Arial" w:hAnsi="Arial" w:cs="Arial"/>
           <w:noProof/>
           <w:kern w:val="2"/>
-          <w:sz w:val="24"/>
+          <w:sz w:val="22"/>
           <w:szCs w:val="24"/>
           <w:lang w:val="de-CH" w:eastAsia="de-CH"/>
           <w14:ligatures w14:val="standardContextual"/>
         </w:rPr>
       </w:pPr>
-      <w:hyperlink w:anchor="_Toc232778818" w:history="1">
+      <w:hyperlink w:anchor="_Toc232780601" w:history="1">
         <w:r>
           <w:rPr>
             <w:rStyle w:val="Hyperlink"/>
-            <w:noProof/>
+            <w:rFonts w:ascii="Arial" w:hAnsi="Arial" w:cs="Arial"/>
+            <w:noProof/>
+            <w:sz w:val="22"/>
           </w:rPr>
           <w:t>7. Installation And Usage</w:t>
         </w:r>
         <w:r>
           <w:rPr>
-            <w:noProof/>
-            <w:webHidden/>
+            <w:rFonts w:ascii="Arial" w:hAnsi="Arial" w:cs="Arial"/>
+            <w:noProof/>
+            <w:webHidden/>
+            <w:sz w:val="22"/>
           </w:rPr>
           <w:tab/>
         </w:r>
         <w:r>
           <w:rPr>
-            <w:noProof/>
-            <w:webHidden/>
+            <w:rFonts w:ascii="Arial" w:hAnsi="Arial" w:cs="Arial"/>
+            <w:noProof/>
+            <w:webHidden/>
+            <w:sz w:val="22"/>
           </w:rPr>
           <w:fldChar w:fldCharType="begin"/>
         </w:r>
         <w:r>
           <w:rPr>
-            <w:noProof/>
-            <w:webHidden/>
-          </w:rPr>
-          <w:instrText xml:space="preserve"> PAGEREF _Toc232778818 \h </w:instrText>
-        </w:r>
-        <w:r>
-          <w:rPr>
-            <w:noProof/>
-            <w:webHidden/>
-          </w:rPr>
-        </w:r>
-        <w:r>
-          <w:rPr>
-            <w:noProof/>
-            <w:webHidden/>
+            <w:rFonts w:ascii="Arial" w:hAnsi="Arial" w:cs="Arial"/>
+            <w:noProof/>
+            <w:webHidden/>
+            <w:sz w:val="22"/>
+          </w:rPr>
+          <w:instrText xml:space="preserve"> PAGEREF _Toc232780601 \h </w:instrText>
+        </w:r>
+        <w:r>
+          <w:rPr>
+            <w:rFonts w:ascii="Arial" w:hAnsi="Arial" w:cs="Arial"/>
+            <w:noProof/>
+            <w:webHidden/>
+            <w:sz w:val="22"/>
+          </w:rPr>
+        </w:r>
+        <w:r>
+          <w:rPr>
+            <w:rFonts w:ascii="Arial" w:hAnsi="Arial" w:cs="Arial"/>
+            <w:noProof/>
+            <w:webHidden/>
+            <w:sz w:val="22"/>
           </w:rPr>
           <w:fldChar w:fldCharType="separate"/>
         </w:r>
         <w:r>
           <w:rPr>
-            <w:noProof/>
-            <w:webHidden/>
+            <w:rFonts w:ascii="Arial" w:hAnsi="Arial" w:cs="Arial"/>
+            <w:noProof/>
+            <w:webHidden/>
+            <w:sz w:val="22"/>
           </w:rPr>
           <w:t>11</w:t>
         </w:r>
         <w:r>
           <w:rPr>
-            <w:noProof/>
-            <w:webHidden/>
+            <w:rFonts w:ascii="Arial" w:hAnsi="Arial" w:cs="Arial"/>
+            <w:noProof/>
+            <w:webHidden/>
+            <w:sz w:val="22"/>
           </w:rPr>
           <w:fldChar w:fldCharType="end"/>
         </w:r>
@@ -2234,69 +2642,86 @@
         <w:tabs>
           <w:tab w:val="right" w:leader="dot" w:pos="10272"/>
         </w:tabs>
+        <w:spacing w:after="0" w:line="260" w:lineRule="exact"/>
         <w:rPr>
-          <w:rFonts w:asciiTheme="minorHAnsi" w:hAnsiTheme="minorHAnsi"/>
+          <w:rFonts w:ascii="Arial" w:hAnsi="Arial" w:cs="Arial"/>
           <w:noProof/>
           <w:kern w:val="2"/>
-          <w:sz w:val="24"/>
+          <w:sz w:val="22"/>
           <w:szCs w:val="24"/>
           <w:lang w:val="de-CH" w:eastAsia="de-CH"/>
           <w14:ligatures w14:val="standardContextual"/>
         </w:rPr>
       </w:pPr>
-      <w:hyperlink w:anchor="_Toc232778819" w:history="1">
+      <w:hyperlink w:anchor="_Toc232780602" w:history="1">
         <w:r>
           <w:rPr>
             <w:rStyle w:val="Hyperlink"/>
-            <w:noProof/>
+            <w:rFonts w:ascii="Arial" w:hAnsi="Arial" w:cs="Arial"/>
+            <w:noProof/>
+            <w:sz w:val="22"/>
           </w:rPr>
           <w:t>7.1 Prerequisites</w:t>
         </w:r>
         <w:r>
           <w:rPr>
-            <w:noProof/>
-            <w:webHidden/>
+            <w:rFonts w:ascii="Arial" w:hAnsi="Arial" w:cs="Arial"/>
+            <w:noProof/>
+            <w:webHidden/>
+            <w:sz w:val="22"/>
           </w:rPr>
           <w:tab/>
         </w:r>
         <w:r>
           <w:rPr>
-            <w:noProof/>
-            <w:webHidden/>
+            <w:rFonts w:ascii="Arial" w:hAnsi="Arial" w:cs="Arial"/>
+            <w:noProof/>
+            <w:webHidden/>
+            <w:sz w:val="22"/>
           </w:rPr>
           <w:fldChar w:fldCharType="begin"/>
         </w:r>
         <w:r>
           <w:rPr>
-            <w:noProof/>
-            <w:webHidden/>
-          </w:rPr>
-          <w:instrText xml:space="preserve"> PAGEREF _Toc232778819 \h </w:instrText>
-        </w:r>
-        <w:r>
-          <w:rPr>
-            <w:noProof/>
-            <w:webHidden/>
-          </w:rPr>
-        </w:r>
-        <w:r>
-          <w:rPr>
-            <w:noProof/>
-            <w:webHidden/>
+            <w:rFonts w:ascii="Arial" w:hAnsi="Arial" w:cs="Arial"/>
+            <w:noProof/>
+            <w:webHidden/>
+            <w:sz w:val="22"/>
+          </w:rPr>
+          <w:instrText xml:space="preserve"> PAGEREF _Toc232780602 \h </w:instrText>
+        </w:r>
+        <w:r>
+          <w:rPr>
+            <w:rFonts w:ascii="Arial" w:hAnsi="Arial" w:cs="Arial"/>
+            <w:noProof/>
+            <w:webHidden/>
+            <w:sz w:val="22"/>
+          </w:rPr>
+        </w:r>
+        <w:r>
+          <w:rPr>
+            <w:rFonts w:ascii="Arial" w:hAnsi="Arial" w:cs="Arial"/>
+            <w:noProof/>
+            <w:webHidden/>
+            <w:sz w:val="22"/>
           </w:rPr>
           <w:fldChar w:fldCharType="separate"/>
         </w:r>
         <w:r>
           <w:rPr>
-            <w:noProof/>
-            <w:webHidden/>
+            <w:rFonts w:ascii="Arial" w:hAnsi="Arial" w:cs="Arial"/>
+            <w:noProof/>
+            <w:webHidden/>
+            <w:sz w:val="22"/>
           </w:rPr>
           <w:t>11</w:t>
         </w:r>
         <w:r>
           <w:rPr>
-            <w:noProof/>
-            <w:webHidden/>
+            <w:rFonts w:ascii="Arial" w:hAnsi="Arial" w:cs="Arial"/>
+            <w:noProof/>
+            <w:webHidden/>
+            <w:sz w:val="22"/>
           </w:rPr>
           <w:fldChar w:fldCharType="end"/>
         </w:r>
@@ -2308,69 +2733,86 @@
         <w:tabs>
           <w:tab w:val="right" w:leader="dot" w:pos="10272"/>
         </w:tabs>
+        <w:spacing w:after="0" w:line="260" w:lineRule="exact"/>
         <w:rPr>
-          <w:rFonts w:asciiTheme="minorHAnsi" w:hAnsiTheme="minorHAnsi"/>
+          <w:rFonts w:ascii="Arial" w:hAnsi="Arial" w:cs="Arial"/>
           <w:noProof/>
           <w:kern w:val="2"/>
-          <w:sz w:val="24"/>
+          <w:sz w:val="22"/>
           <w:szCs w:val="24"/>
           <w:lang w:val="de-CH" w:eastAsia="de-CH"/>
           <w14:ligatures w14:val="standardContextual"/>
         </w:rPr>
       </w:pPr>
-      <w:hyperlink w:anchor="_Toc232778820" w:history="1">
+      <w:hyperlink w:anchor="_Toc232780603" w:history="1">
         <w:r>
           <w:rPr>
             <w:rStyle w:val="Hyperlink"/>
-            <w:noProof/>
+            <w:rFonts w:ascii="Arial" w:hAnsi="Arial" w:cs="Arial"/>
+            <w:noProof/>
+            <w:sz w:val="22"/>
           </w:rPr>
           <w:t>7.2 Clone Or Open The Project</w:t>
         </w:r>
         <w:r>
           <w:rPr>
-            <w:noProof/>
-            <w:webHidden/>
+            <w:rFonts w:ascii="Arial" w:hAnsi="Arial" w:cs="Arial"/>
+            <w:noProof/>
+            <w:webHidden/>
+            <w:sz w:val="22"/>
           </w:rPr>
           <w:tab/>
         </w:r>
         <w:r>
           <w:rPr>
-            <w:noProof/>
-            <w:webHidden/>
+            <w:rFonts w:ascii="Arial" w:hAnsi="Arial" w:cs="Arial"/>
+            <w:noProof/>
+            <w:webHidden/>
+            <w:sz w:val="22"/>
           </w:rPr>
           <w:fldChar w:fldCharType="begin"/>
         </w:r>
         <w:r>
           <w:rPr>
-            <w:noProof/>
-            <w:webHidden/>
-          </w:rPr>
-          <w:instrText xml:space="preserve"> PAGEREF _Toc232778820 \h </w:instrText>
-        </w:r>
-        <w:r>
-          <w:rPr>
-            <w:noProof/>
-            <w:webHidden/>
-          </w:rPr>
-        </w:r>
-        <w:r>
-          <w:rPr>
-            <w:noProof/>
-            <w:webHidden/>
+            <w:rFonts w:ascii="Arial" w:hAnsi="Arial" w:cs="Arial"/>
+            <w:noProof/>
+            <w:webHidden/>
+            <w:sz w:val="22"/>
+          </w:rPr>
+          <w:instrText xml:space="preserve"> PAGEREF _Toc232780603 \h </w:instrText>
+        </w:r>
+        <w:r>
+          <w:rPr>
+            <w:rFonts w:ascii="Arial" w:hAnsi="Arial" w:cs="Arial"/>
+            <w:noProof/>
+            <w:webHidden/>
+            <w:sz w:val="22"/>
+          </w:rPr>
+        </w:r>
+        <w:r>
+          <w:rPr>
+            <w:rFonts w:ascii="Arial" w:hAnsi="Arial" w:cs="Arial"/>
+            <w:noProof/>
+            <w:webHidden/>
+            <w:sz w:val="22"/>
           </w:rPr>
           <w:fldChar w:fldCharType="separate"/>
         </w:r>
         <w:r>
           <w:rPr>
-            <w:noProof/>
-            <w:webHidden/>
+            <w:rFonts w:ascii="Arial" w:hAnsi="Arial" w:cs="Arial"/>
+            <w:noProof/>
+            <w:webHidden/>
+            <w:sz w:val="22"/>
           </w:rPr>
           <w:t>11</w:t>
         </w:r>
         <w:r>
           <w:rPr>
-            <w:noProof/>
-            <w:webHidden/>
+            <w:rFonts w:ascii="Arial" w:hAnsi="Arial" w:cs="Arial"/>
+            <w:noProof/>
+            <w:webHidden/>
+            <w:sz w:val="22"/>
           </w:rPr>
           <w:fldChar w:fldCharType="end"/>
         </w:r>
@@ -2382,69 +2824,86 @@
         <w:tabs>
           <w:tab w:val="right" w:leader="dot" w:pos="10272"/>
         </w:tabs>
+        <w:spacing w:after="0" w:line="260" w:lineRule="exact"/>
         <w:rPr>
-          <w:rFonts w:asciiTheme="minorHAnsi" w:hAnsiTheme="minorHAnsi"/>
+          <w:rFonts w:ascii="Arial" w:hAnsi="Arial" w:cs="Arial"/>
           <w:noProof/>
           <w:kern w:val="2"/>
-          <w:sz w:val="24"/>
+          <w:sz w:val="22"/>
           <w:szCs w:val="24"/>
           <w:lang w:val="de-CH" w:eastAsia="de-CH"/>
           <w14:ligatures w14:val="standardContextual"/>
         </w:rPr>
       </w:pPr>
-      <w:hyperlink w:anchor="_Toc232778821" w:history="1">
+      <w:hyperlink w:anchor="_Toc232780604" w:history="1">
         <w:r>
           <w:rPr>
             <w:rStyle w:val="Hyperlink"/>
-            <w:noProof/>
+            <w:rFonts w:ascii="Arial" w:hAnsi="Arial" w:cs="Arial"/>
+            <w:noProof/>
+            <w:sz w:val="22"/>
           </w:rPr>
           <w:t>7.3 Install Dependencies</w:t>
         </w:r>
         <w:r>
           <w:rPr>
-            <w:noProof/>
-            <w:webHidden/>
+            <w:rFonts w:ascii="Arial" w:hAnsi="Arial" w:cs="Arial"/>
+            <w:noProof/>
+            <w:webHidden/>
+            <w:sz w:val="22"/>
           </w:rPr>
           <w:tab/>
         </w:r>
         <w:r>
           <w:rPr>
-            <w:noProof/>
-            <w:webHidden/>
+            <w:rFonts w:ascii="Arial" w:hAnsi="Arial" w:cs="Arial"/>
+            <w:noProof/>
+            <w:webHidden/>
+            <w:sz w:val="22"/>
           </w:rPr>
           <w:fldChar w:fldCharType="begin"/>
         </w:r>
         <w:r>
           <w:rPr>
-            <w:noProof/>
-            <w:webHidden/>
-          </w:rPr>
-          <w:instrText xml:space="preserve"> PAGEREF _Toc232778821 \h </w:instrText>
-        </w:r>
-        <w:r>
-          <w:rPr>
-            <w:noProof/>
-            <w:webHidden/>
-          </w:rPr>
-        </w:r>
-        <w:r>
-          <w:rPr>
-            <w:noProof/>
-            <w:webHidden/>
+            <w:rFonts w:ascii="Arial" w:hAnsi="Arial" w:cs="Arial"/>
+            <w:noProof/>
+            <w:webHidden/>
+            <w:sz w:val="22"/>
+          </w:rPr>
+          <w:instrText xml:space="preserve"> PAGEREF _Toc232780604 \h </w:instrText>
+        </w:r>
+        <w:r>
+          <w:rPr>
+            <w:rFonts w:ascii="Arial" w:hAnsi="Arial" w:cs="Arial"/>
+            <w:noProof/>
+            <w:webHidden/>
+            <w:sz w:val="22"/>
+          </w:rPr>
+        </w:r>
+        <w:r>
+          <w:rPr>
+            <w:rFonts w:ascii="Arial" w:hAnsi="Arial" w:cs="Arial"/>
+            <w:noProof/>
+            <w:webHidden/>
+            <w:sz w:val="22"/>
           </w:rPr>
           <w:fldChar w:fldCharType="separate"/>
         </w:r>
         <w:r>
           <w:rPr>
-            <w:noProof/>
-            <w:webHidden/>
+            <w:rFonts w:ascii="Arial" w:hAnsi="Arial" w:cs="Arial"/>
+            <w:noProof/>
+            <w:webHidden/>
+            <w:sz w:val="22"/>
           </w:rPr>
           <w:t>11</w:t>
         </w:r>
         <w:r>
           <w:rPr>
-            <w:noProof/>
-            <w:webHidden/>
+            <w:rFonts w:ascii="Arial" w:hAnsi="Arial" w:cs="Arial"/>
+            <w:noProof/>
+            <w:webHidden/>
+            <w:sz w:val="22"/>
           </w:rPr>
           <w:fldChar w:fldCharType="end"/>
         </w:r>
@@ -2456,69 +2915,86 @@
         <w:tabs>
           <w:tab w:val="right" w:leader="dot" w:pos="10272"/>
         </w:tabs>
+        <w:spacing w:after="0" w:line="260" w:lineRule="exact"/>
         <w:rPr>
-          <w:rFonts w:asciiTheme="minorHAnsi" w:hAnsiTheme="minorHAnsi"/>
+          <w:rFonts w:ascii="Arial" w:hAnsi="Arial" w:cs="Arial"/>
           <w:noProof/>
           <w:kern w:val="2"/>
-          <w:sz w:val="24"/>
+          <w:sz w:val="22"/>
           <w:szCs w:val="24"/>
           <w:lang w:val="de-CH" w:eastAsia="de-CH"/>
           <w14:ligatures w14:val="standardContextual"/>
         </w:rPr>
       </w:pPr>
-      <w:hyperlink w:anchor="_Toc232778822" w:history="1">
+      <w:hyperlink w:anchor="_Toc232780605" w:history="1">
         <w:r>
           <w:rPr>
             <w:rStyle w:val="Hyperlink"/>
-            <w:noProof/>
+            <w:rFonts w:ascii="Arial" w:hAnsi="Arial" w:cs="Arial"/>
+            <w:noProof/>
+            <w:sz w:val="22"/>
           </w:rPr>
           <w:t>7.4 Configure The .env File</w:t>
         </w:r>
         <w:r>
           <w:rPr>
-            <w:noProof/>
-            <w:webHidden/>
+            <w:rFonts w:ascii="Arial" w:hAnsi="Arial" w:cs="Arial"/>
+            <w:noProof/>
+            <w:webHidden/>
+            <w:sz w:val="22"/>
           </w:rPr>
           <w:tab/>
         </w:r>
         <w:r>
           <w:rPr>
-            <w:noProof/>
-            <w:webHidden/>
+            <w:rFonts w:ascii="Arial" w:hAnsi="Arial" w:cs="Arial"/>
+            <w:noProof/>
+            <w:webHidden/>
+            <w:sz w:val="22"/>
           </w:rPr>
           <w:fldChar w:fldCharType="begin"/>
         </w:r>
         <w:r>
           <w:rPr>
-            <w:noProof/>
-            <w:webHidden/>
-          </w:rPr>
-          <w:instrText xml:space="preserve"> PAGEREF _Toc232778822 \h </w:instrText>
-        </w:r>
-        <w:r>
-          <w:rPr>
-            <w:noProof/>
-            <w:webHidden/>
-          </w:rPr>
-        </w:r>
-        <w:r>
-          <w:rPr>
-            <w:noProof/>
-            <w:webHidden/>
+            <w:rFonts w:ascii="Arial" w:hAnsi="Arial" w:cs="Arial"/>
+            <w:noProof/>
+            <w:webHidden/>
+            <w:sz w:val="22"/>
+          </w:rPr>
+          <w:instrText xml:space="preserve"> PAGEREF _Toc232780605 \h </w:instrText>
+        </w:r>
+        <w:r>
+          <w:rPr>
+            <w:rFonts w:ascii="Arial" w:hAnsi="Arial" w:cs="Arial"/>
+            <w:noProof/>
+            <w:webHidden/>
+            <w:sz w:val="22"/>
+          </w:rPr>
+        </w:r>
+        <w:r>
+          <w:rPr>
+            <w:rFonts w:ascii="Arial" w:hAnsi="Arial" w:cs="Arial"/>
+            <w:noProof/>
+            <w:webHidden/>
+            <w:sz w:val="22"/>
           </w:rPr>
           <w:fldChar w:fldCharType="separate"/>
         </w:r>
         <w:r>
           <w:rPr>
-            <w:noProof/>
-            <w:webHidden/>
+            <w:rFonts w:ascii="Arial" w:hAnsi="Arial" w:cs="Arial"/>
+            <w:noProof/>
+            <w:webHidden/>
+            <w:sz w:val="22"/>
           </w:rPr>
           <w:t>11</w:t>
         </w:r>
         <w:r>
           <w:rPr>
-            <w:noProof/>
-            <w:webHidden/>
+            <w:rFonts w:ascii="Arial" w:hAnsi="Arial" w:cs="Arial"/>
+            <w:noProof/>
+            <w:webHidden/>
+            <w:sz w:val="22"/>
           </w:rPr>
           <w:fldChar w:fldCharType="end"/>
         </w:r>
@@ -2530,69 +3006,86 @@
         <w:tabs>
           <w:tab w:val="right" w:leader="dot" w:pos="10272"/>
         </w:tabs>
+        <w:spacing w:after="0" w:line="260" w:lineRule="exact"/>
         <w:rPr>
-          <w:rFonts w:asciiTheme="minorHAnsi" w:hAnsiTheme="minorHAnsi"/>
+          <w:rFonts w:ascii="Arial" w:hAnsi="Arial" w:cs="Arial"/>
           <w:noProof/>
           <w:kern w:val="2"/>
-          <w:sz w:val="24"/>
+          <w:sz w:val="22"/>
           <w:szCs w:val="24"/>
           <w:lang w:val="de-CH" w:eastAsia="de-CH"/>
           <w14:ligatures w14:val="standardContextual"/>
         </w:rPr>
       </w:pPr>
-      <w:hyperlink w:anchor="_Toc232778823" w:history="1">
+      <w:hyperlink w:anchor="_Toc232780606" w:history="1">
         <w:r>
           <w:rPr>
             <w:rStyle w:val="Hyperlink"/>
-            <w:noProof/>
+            <w:rFonts w:ascii="Arial" w:hAnsi="Arial" w:cs="Arial"/>
+            <w:noProof/>
+            <w:sz w:val="22"/>
           </w:rPr>
           <w:t>7.5 API Setup Explained Simply</w:t>
         </w:r>
         <w:r>
           <w:rPr>
-            <w:noProof/>
-            <w:webHidden/>
+            <w:rFonts w:ascii="Arial" w:hAnsi="Arial" w:cs="Arial"/>
+            <w:noProof/>
+            <w:webHidden/>
+            <w:sz w:val="22"/>
           </w:rPr>
           <w:tab/>
         </w:r>
         <w:r>
           <w:rPr>
-            <w:noProof/>
-            <w:webHidden/>
+            <w:rFonts w:ascii="Arial" w:hAnsi="Arial" w:cs="Arial"/>
+            <w:noProof/>
+            <w:webHidden/>
+            <w:sz w:val="22"/>
           </w:rPr>
           <w:fldChar w:fldCharType="begin"/>
         </w:r>
         <w:r>
           <w:rPr>
-            <w:noProof/>
-            <w:webHidden/>
-          </w:rPr>
-          <w:instrText xml:space="preserve"> PAGEREF _Toc232778823 \h </w:instrText>
-        </w:r>
-        <w:r>
-          <w:rPr>
-            <w:noProof/>
-            <w:webHidden/>
-          </w:rPr>
-        </w:r>
-        <w:r>
-          <w:rPr>
-            <w:noProof/>
-            <w:webHidden/>
+            <w:rFonts w:ascii="Arial" w:hAnsi="Arial" w:cs="Arial"/>
+            <w:noProof/>
+            <w:webHidden/>
+            <w:sz w:val="22"/>
+          </w:rPr>
+          <w:instrText xml:space="preserve"> PAGEREF _Toc232780606 \h </w:instrText>
+        </w:r>
+        <w:r>
+          <w:rPr>
+            <w:rFonts w:ascii="Arial" w:hAnsi="Arial" w:cs="Arial"/>
+            <w:noProof/>
+            <w:webHidden/>
+            <w:sz w:val="22"/>
+          </w:rPr>
+        </w:r>
+        <w:r>
+          <w:rPr>
+            <w:rFonts w:ascii="Arial" w:hAnsi="Arial" w:cs="Arial"/>
+            <w:noProof/>
+            <w:webHidden/>
+            <w:sz w:val="22"/>
           </w:rPr>
           <w:fldChar w:fldCharType="separate"/>
         </w:r>
         <w:r>
           <w:rPr>
-            <w:noProof/>
-            <w:webHidden/>
+            <w:rFonts w:ascii="Arial" w:hAnsi="Arial" w:cs="Arial"/>
+            <w:noProof/>
+            <w:webHidden/>
+            <w:sz w:val="22"/>
           </w:rPr>
           <w:t>11</w:t>
         </w:r>
         <w:r>
           <w:rPr>
-            <w:noProof/>
-            <w:webHidden/>
+            <w:rFonts w:ascii="Arial" w:hAnsi="Arial" w:cs="Arial"/>
+            <w:noProof/>
+            <w:webHidden/>
+            <w:sz w:val="22"/>
           </w:rPr>
           <w:fldChar w:fldCharType="end"/>
         </w:r>
@@ -2604,143 +3097,86 @@
         <w:tabs>
           <w:tab w:val="right" w:leader="dot" w:pos="10272"/>
         </w:tabs>
+        <w:spacing w:after="0" w:line="260" w:lineRule="exact"/>
         <w:rPr>
-          <w:rFonts w:asciiTheme="minorHAnsi" w:hAnsiTheme="minorHAnsi"/>
+          <w:rFonts w:ascii="Arial" w:hAnsi="Arial" w:cs="Arial"/>
           <w:noProof/>
           <w:kern w:val="2"/>
-          <w:sz w:val="24"/>
+          <w:sz w:val="22"/>
           <w:szCs w:val="24"/>
           <w:lang w:val="de-CH" w:eastAsia="de-CH"/>
           <w14:ligatures w14:val="standardContextual"/>
         </w:rPr>
       </w:pPr>
-      <w:hyperlink w:anchor="_Toc232778824" w:history="1">
+      <w:hyperlink w:anchor="_Toc232780607" w:history="1">
         <w:r>
           <w:rPr>
             <w:rStyle w:val="Hyperlink"/>
-            <w:noProof/>
-          </w:rPr>
-          <w:t>7.6 Start The Program</w:t>
-        </w:r>
-        <w:r>
-          <w:rPr>
-            <w:noProof/>
-            <w:webHidden/>
+            <w:rFonts w:ascii="Arial" w:hAnsi="Arial" w:cs="Arial"/>
+            <w:noProof/>
+            <w:sz w:val="22"/>
+          </w:rPr>
+          <w:t>7.7 Weekly Automation</w:t>
+        </w:r>
+        <w:r>
+          <w:rPr>
+            <w:rFonts w:ascii="Arial" w:hAnsi="Arial" w:cs="Arial"/>
+            <w:noProof/>
+            <w:webHidden/>
+            <w:sz w:val="22"/>
           </w:rPr>
           <w:tab/>
         </w:r>
         <w:r>
           <w:rPr>
-            <w:noProof/>
-            <w:webHidden/>
+            <w:rFonts w:ascii="Arial" w:hAnsi="Arial" w:cs="Arial"/>
+            <w:noProof/>
+            <w:webHidden/>
+            <w:sz w:val="22"/>
           </w:rPr>
           <w:fldChar w:fldCharType="begin"/>
         </w:r>
         <w:r>
           <w:rPr>
-            <w:noProof/>
-            <w:webHidden/>
-          </w:rPr>
-          <w:instrText xml:space="preserve"> PAGEREF _Toc232778824 \h </w:instrText>
-        </w:r>
-        <w:r>
-          <w:rPr>
-            <w:noProof/>
-            <w:webHidden/>
-          </w:rPr>
-        </w:r>
-        <w:r>
-          <w:rPr>
-            <w:noProof/>
-            <w:webHidden/>
+            <w:rFonts w:ascii="Arial" w:hAnsi="Arial" w:cs="Arial"/>
+            <w:noProof/>
+            <w:webHidden/>
+            <w:sz w:val="22"/>
+          </w:rPr>
+          <w:instrText xml:space="preserve"> PAGEREF _Toc232780607 \h </w:instrText>
+        </w:r>
+        <w:r>
+          <w:rPr>
+            <w:rFonts w:ascii="Arial" w:hAnsi="Arial" w:cs="Arial"/>
+            <w:noProof/>
+            <w:webHidden/>
+            <w:sz w:val="22"/>
+          </w:rPr>
+        </w:r>
+        <w:r>
+          <w:rPr>
+            <w:rFonts w:ascii="Arial" w:hAnsi="Arial" w:cs="Arial"/>
+            <w:noProof/>
+            <w:webHidden/>
+            <w:sz w:val="22"/>
           </w:rPr>
           <w:fldChar w:fldCharType="separate"/>
         </w:r>
         <w:r>
           <w:rPr>
-            <w:noProof/>
-            <w:webHidden/>
+            <w:rFonts w:ascii="Arial" w:hAnsi="Arial" w:cs="Arial"/>
+            <w:noProof/>
+            <w:webHidden/>
+            <w:sz w:val="22"/>
           </w:rPr>
           <w:t>12</w:t>
         </w:r>
         <w:r>
           <w:rPr>
-            <w:noProof/>
-            <w:webHidden/>
-          </w:rPr>
-          <w:fldChar w:fldCharType="end"/>
-        </w:r>
-      </w:hyperlink>
-    </w:p>
-    <w:p>
-      <w:pPr>
-        <w:pStyle w:val="Verzeichnis2"/>
-        <w:tabs>
-          <w:tab w:val="right" w:leader="dot" w:pos="10272"/>
-        </w:tabs>
-        <w:rPr>
-          <w:rFonts w:asciiTheme="minorHAnsi" w:hAnsiTheme="minorHAnsi"/>
-          <w:noProof/>
-          <w:kern w:val="2"/>
-          <w:sz w:val="24"/>
-          <w:szCs w:val="24"/>
-          <w:lang w:val="de-CH" w:eastAsia="de-CH"/>
-          <w14:ligatures w14:val="standardContextual"/>
-        </w:rPr>
-      </w:pPr>
-      <w:hyperlink w:anchor="_Toc232778825" w:history="1">
-        <w:r>
-          <w:rPr>
-            <w:rStyle w:val="Hyperlink"/>
-            <w:noProof/>
-          </w:rPr>
-          <w:t>7.7 Weekly Automation</w:t>
-        </w:r>
-        <w:r>
-          <w:rPr>
-            <w:noProof/>
-            <w:webHidden/>
-          </w:rPr>
-          <w:tab/>
-        </w:r>
-        <w:r>
-          <w:rPr>
-            <w:noProof/>
-            <w:webHidden/>
-          </w:rPr>
-          <w:fldChar w:fldCharType="begin"/>
-        </w:r>
-        <w:r>
-          <w:rPr>
-            <w:noProof/>
-            <w:webHidden/>
-          </w:rPr>
-          <w:instrText xml:space="preserve"> PAGEREF _Toc232778825 \h </w:instrText>
-        </w:r>
-        <w:r>
-          <w:rPr>
-            <w:noProof/>
-            <w:webHidden/>
-          </w:rPr>
-        </w:r>
-        <w:r>
-          <w:rPr>
-            <w:noProof/>
-            <w:webHidden/>
-          </w:rPr>
-          <w:fldChar w:fldCharType="separate"/>
-        </w:r>
-        <w:r>
-          <w:rPr>
-            <w:noProof/>
-            <w:webHidden/>
-          </w:rPr>
-          <w:t>12</w:t>
-        </w:r>
-        <w:r>
-          <w:rPr>
-            <w:noProof/>
-            <w:webHidden/>
+            <w:rFonts w:ascii="Arial" w:hAnsi="Arial" w:cs="Arial"/>
+            <w:noProof/>
+            <w:webHidden/>
+            <w:sz w:val="22"/>
           </w:rPr>
           <w:fldChar w:fldCharType="end"/>
         </w:r>
@@ -2752,69 +3188,86 @@
         <w:tabs>
           <w:tab w:val="right" w:leader="dot" w:pos="10272"/>
         </w:tabs>
+        <w:spacing w:after="0" w:line="260" w:lineRule="exact"/>
         <w:rPr>
-          <w:rFonts w:asciiTheme="minorHAnsi" w:hAnsiTheme="minorHAnsi"/>
+          <w:rFonts w:ascii="Arial" w:hAnsi="Arial" w:cs="Arial"/>
           <w:noProof/>
           <w:kern w:val="2"/>
-          <w:sz w:val="24"/>
+          <w:sz w:val="22"/>
           <w:szCs w:val="24"/>
           <w:lang w:val="de-CH" w:eastAsia="de-CH"/>
           <w14:ligatures w14:val="standardContextual"/>
         </w:rPr>
       </w:pPr>
-      <w:hyperlink w:anchor="_Toc232778826" w:history="1">
+      <w:hyperlink w:anchor="_Toc232780608" w:history="1">
         <w:r>
           <w:rPr>
             <w:rStyle w:val="Hyperlink"/>
-            <w:noProof/>
+            <w:rFonts w:ascii="Arial" w:hAnsi="Arial" w:cs="Arial"/>
+            <w:noProof/>
+            <w:sz w:val="22"/>
           </w:rPr>
           <w:t>8. Testing</w:t>
         </w:r>
         <w:r>
           <w:rPr>
-            <w:noProof/>
-            <w:webHidden/>
+            <w:rFonts w:ascii="Arial" w:hAnsi="Arial" w:cs="Arial"/>
+            <w:noProof/>
+            <w:webHidden/>
+            <w:sz w:val="22"/>
           </w:rPr>
           <w:tab/>
         </w:r>
         <w:r>
           <w:rPr>
-            <w:noProof/>
-            <w:webHidden/>
+            <w:rFonts w:ascii="Arial" w:hAnsi="Arial" w:cs="Arial"/>
+            <w:noProof/>
+            <w:webHidden/>
+            <w:sz w:val="22"/>
           </w:rPr>
           <w:fldChar w:fldCharType="begin"/>
         </w:r>
         <w:r>
           <w:rPr>
-            <w:noProof/>
-            <w:webHidden/>
-          </w:rPr>
-          <w:instrText xml:space="preserve"> PAGEREF _Toc232778826 \h </w:instrText>
-        </w:r>
-        <w:r>
-          <w:rPr>
-            <w:noProof/>
-            <w:webHidden/>
-          </w:rPr>
-        </w:r>
-        <w:r>
-          <w:rPr>
-            <w:noProof/>
-            <w:webHidden/>
+            <w:rFonts w:ascii="Arial" w:hAnsi="Arial" w:cs="Arial"/>
+            <w:noProof/>
+            <w:webHidden/>
+            <w:sz w:val="22"/>
+          </w:rPr>
+          <w:instrText xml:space="preserve"> PAGEREF _Toc232780608 \h </w:instrText>
+        </w:r>
+        <w:r>
+          <w:rPr>
+            <w:rFonts w:ascii="Arial" w:hAnsi="Arial" w:cs="Arial"/>
+            <w:noProof/>
+            <w:webHidden/>
+            <w:sz w:val="22"/>
+          </w:rPr>
+        </w:r>
+        <w:r>
+          <w:rPr>
+            <w:rFonts w:ascii="Arial" w:hAnsi="Arial" w:cs="Arial"/>
+            <w:noProof/>
+            <w:webHidden/>
+            <w:sz w:val="22"/>
           </w:rPr>
           <w:fldChar w:fldCharType="separate"/>
         </w:r>
         <w:r>
           <w:rPr>
-            <w:noProof/>
-            <w:webHidden/>
+            <w:rFonts w:ascii="Arial" w:hAnsi="Arial" w:cs="Arial"/>
+            <w:noProof/>
+            <w:webHidden/>
+            <w:sz w:val="22"/>
           </w:rPr>
           <w:t>12</w:t>
         </w:r>
         <w:r>
           <w:rPr>
-            <w:noProof/>
-            <w:webHidden/>
+            <w:rFonts w:ascii="Arial" w:hAnsi="Arial" w:cs="Arial"/>
+            <w:noProof/>
+            <w:webHidden/>
+            <w:sz w:val="22"/>
           </w:rPr>
           <w:fldChar w:fldCharType="end"/>
         </w:r>
@@ -2826,69 +3279,86 @@
         <w:tabs>
           <w:tab w:val="right" w:leader="dot" w:pos="10272"/>
         </w:tabs>
+        <w:spacing w:after="0" w:line="260" w:lineRule="exact"/>
         <w:rPr>
-          <w:rFonts w:asciiTheme="minorHAnsi" w:hAnsiTheme="minorHAnsi"/>
+          <w:rFonts w:ascii="Arial" w:hAnsi="Arial" w:cs="Arial"/>
           <w:noProof/>
           <w:kern w:val="2"/>
-          <w:sz w:val="24"/>
+          <w:sz w:val="22"/>
           <w:szCs w:val="24"/>
           <w:lang w:val="de-CH" w:eastAsia="de-CH"/>
           <w14:ligatures w14:val="standardContextual"/>
         </w:rPr>
       </w:pPr>
-      <w:hyperlink w:anchor="_Toc232778827" w:history="1">
+      <w:hyperlink w:anchor="_Toc232780609" w:history="1">
         <w:r>
           <w:rPr>
             <w:rStyle w:val="Hyperlink"/>
-            <w:noProof/>
+            <w:rFonts w:ascii="Arial" w:hAnsi="Arial" w:cs="Arial"/>
+            <w:noProof/>
+            <w:sz w:val="22"/>
           </w:rPr>
           <w:t>9. Assignment Coverage</w:t>
         </w:r>
         <w:r>
           <w:rPr>
-            <w:noProof/>
-            <w:webHidden/>
+            <w:rFonts w:ascii="Arial" w:hAnsi="Arial" w:cs="Arial"/>
+            <w:noProof/>
+            <w:webHidden/>
+            <w:sz w:val="22"/>
           </w:rPr>
           <w:tab/>
         </w:r>
         <w:r>
           <w:rPr>
-            <w:noProof/>
-            <w:webHidden/>
+            <w:rFonts w:ascii="Arial" w:hAnsi="Arial" w:cs="Arial"/>
+            <w:noProof/>
+            <w:webHidden/>
+            <w:sz w:val="22"/>
           </w:rPr>
           <w:fldChar w:fldCharType="begin"/>
         </w:r>
         <w:r>
           <w:rPr>
-            <w:noProof/>
-            <w:webHidden/>
-          </w:rPr>
-          <w:instrText xml:space="preserve"> PAGEREF _Toc232778827 \h </w:instrText>
-        </w:r>
-        <w:r>
-          <w:rPr>
-            <w:noProof/>
-            <w:webHidden/>
-          </w:rPr>
-        </w:r>
-        <w:r>
-          <w:rPr>
-            <w:noProof/>
-            <w:webHidden/>
+            <w:rFonts w:ascii="Arial" w:hAnsi="Arial" w:cs="Arial"/>
+            <w:noProof/>
+            <w:webHidden/>
+            <w:sz w:val="22"/>
+          </w:rPr>
+          <w:instrText xml:space="preserve"> PAGEREF _Toc232780609 \h </w:instrText>
+        </w:r>
+        <w:r>
+          <w:rPr>
+            <w:rFonts w:ascii="Arial" w:hAnsi="Arial" w:cs="Arial"/>
+            <w:noProof/>
+            <w:webHidden/>
+            <w:sz w:val="22"/>
+          </w:rPr>
+        </w:r>
+        <w:r>
+          <w:rPr>
+            <w:rFonts w:ascii="Arial" w:hAnsi="Arial" w:cs="Arial"/>
+            <w:noProof/>
+            <w:webHidden/>
+            <w:sz w:val="22"/>
           </w:rPr>
           <w:fldChar w:fldCharType="separate"/>
         </w:r>
         <w:r>
           <w:rPr>
-            <w:noProof/>
-            <w:webHidden/>
-          </w:rPr>
-          <w:t>13</w:t>
-        </w:r>
-        <w:r>
-          <w:rPr>
-            <w:noProof/>
-            <w:webHidden/>
+            <w:rFonts w:ascii="Arial" w:hAnsi="Arial" w:cs="Arial"/>
+            <w:noProof/>
+            <w:webHidden/>
+            <w:sz w:val="22"/>
+          </w:rPr>
+          <w:t>14</w:t>
+        </w:r>
+        <w:r>
+          <w:rPr>
+            <w:rFonts w:ascii="Arial" w:hAnsi="Arial" w:cs="Arial"/>
+            <w:noProof/>
+            <w:webHidden/>
+            <w:sz w:val="22"/>
           </w:rPr>
           <w:fldChar w:fldCharType="end"/>
         </w:r>
@@ -2900,69 +3370,86 @@
         <w:tabs>
           <w:tab w:val="right" w:leader="dot" w:pos="10272"/>
         </w:tabs>
+        <w:spacing w:after="0" w:line="260" w:lineRule="exact"/>
         <w:rPr>
-          <w:rFonts w:asciiTheme="minorHAnsi" w:hAnsiTheme="minorHAnsi"/>
+          <w:rFonts w:ascii="Arial" w:hAnsi="Arial" w:cs="Arial"/>
           <w:noProof/>
           <w:kern w:val="2"/>
-          <w:sz w:val="24"/>
+          <w:sz w:val="22"/>
           <w:szCs w:val="24"/>
           <w:lang w:val="de-CH" w:eastAsia="de-CH"/>
           <w14:ligatures w14:val="standardContextual"/>
         </w:rPr>
       </w:pPr>
-      <w:hyperlink w:anchor="_Toc232778828" w:history="1">
+      <w:hyperlink w:anchor="_Toc232780610" w:history="1">
         <w:r>
           <w:rPr>
             <w:rStyle w:val="Hyperlink"/>
-            <w:noProof/>
+            <w:rFonts w:ascii="Arial" w:hAnsi="Arial" w:cs="Arial"/>
+            <w:noProof/>
+            <w:sz w:val="22"/>
           </w:rPr>
           <w:t>10. Conclusion</w:t>
         </w:r>
         <w:r>
           <w:rPr>
-            <w:noProof/>
-            <w:webHidden/>
+            <w:rFonts w:ascii="Arial" w:hAnsi="Arial" w:cs="Arial"/>
+            <w:noProof/>
+            <w:webHidden/>
+            <w:sz w:val="22"/>
           </w:rPr>
           <w:tab/>
         </w:r>
         <w:r>
           <w:rPr>
-            <w:noProof/>
-            <w:webHidden/>
+            <w:rFonts w:ascii="Arial" w:hAnsi="Arial" w:cs="Arial"/>
+            <w:noProof/>
+            <w:webHidden/>
+            <w:sz w:val="22"/>
           </w:rPr>
           <w:fldChar w:fldCharType="begin"/>
         </w:r>
         <w:r>
           <w:rPr>
-            <w:noProof/>
-            <w:webHidden/>
-          </w:rPr>
-          <w:instrText xml:space="preserve"> PAGEREF _Toc232778828 \h </w:instrText>
-        </w:r>
-        <w:r>
-          <w:rPr>
-            <w:noProof/>
-            <w:webHidden/>
-          </w:rPr>
-        </w:r>
-        <w:r>
-          <w:rPr>
-            <w:noProof/>
-            <w:webHidden/>
+            <w:rFonts w:ascii="Arial" w:hAnsi="Arial" w:cs="Arial"/>
+            <w:noProof/>
+            <w:webHidden/>
+            <w:sz w:val="22"/>
+          </w:rPr>
+          <w:instrText xml:space="preserve"> PAGEREF _Toc232780610 \h </w:instrText>
+        </w:r>
+        <w:r>
+          <w:rPr>
+            <w:rFonts w:ascii="Arial" w:hAnsi="Arial" w:cs="Arial"/>
+            <w:noProof/>
+            <w:webHidden/>
+            <w:sz w:val="22"/>
+          </w:rPr>
+        </w:r>
+        <w:r>
+          <w:rPr>
+            <w:rFonts w:ascii="Arial" w:hAnsi="Arial" w:cs="Arial"/>
+            <w:noProof/>
+            <w:webHidden/>
+            <w:sz w:val="22"/>
           </w:rPr>
           <w:fldChar w:fldCharType="separate"/>
         </w:r>
         <w:r>
           <w:rPr>
-            <w:noProof/>
-            <w:webHidden/>
-          </w:rPr>
-          <w:t>13</w:t>
-        </w:r>
-        <w:r>
-          <w:rPr>
-            <w:noProof/>
-            <w:webHidden/>
+            <w:rFonts w:ascii="Arial" w:hAnsi="Arial" w:cs="Arial"/>
+            <w:noProof/>
+            <w:webHidden/>
+            <w:sz w:val="22"/>
+          </w:rPr>
+          <w:t>14</w:t>
+        </w:r>
+        <w:r>
+          <w:rPr>
+            <w:rFonts w:ascii="Arial" w:hAnsi="Arial" w:cs="Arial"/>
+            <w:noProof/>
+            <w:webHidden/>
+            <w:sz w:val="22"/>
           </w:rPr>
           <w:fldChar w:fldCharType="end"/>
         </w:r>
@@ -2989,7 +3476,7 @@
       <w:pPr>
         <w:pStyle w:val="berschrift1"/>
       </w:pPr>
-      <w:bookmarkStart w:id="0" w:name="_Toc232778795"/>
+      <w:bookmarkStart w:id="0" w:name="_Toc232780578"/>
       <w:r>
         <w:lastRenderedPageBreak/>
         <w:t>1. Project Overview</w:t>
@@ -3000,7 +3487,7 @@
       <w:pPr>
         <w:pStyle w:val="berschrift2"/>
       </w:pPr>
-      <w:bookmarkStart w:id="1" w:name="_Toc232778796"/>
+      <w:bookmarkStart w:id="1" w:name="_Toc232780579"/>
       <w:r>
         <w:t>1.1 Context</w:t>
       </w:r>
@@ -3020,7 +3507,7 @@
       <w:pPr>
         <w:pStyle w:val="berschrift2"/>
       </w:pPr>
-      <w:bookmarkStart w:id="2" w:name="_Toc232778797"/>
+      <w:bookmarkStart w:id="2" w:name="_Toc232780580"/>
       <w:r>
         <w:t>1.2 Goal</w:t>
       </w:r>
@@ -3035,7 +3522,7 @@
       <w:pPr>
         <w:pStyle w:val="berschrift2"/>
       </w:pPr>
-      <w:bookmarkStart w:id="3" w:name="_Toc232778798"/>
+      <w:bookmarkStart w:id="3" w:name="_Toc232780581"/>
       <w:r>
         <w:t>1.3 What The Program Does</w:t>
       </w:r>
@@ -3050,7 +3537,7 @@
       <w:pPr>
         <w:pStyle w:val="berschrift1"/>
       </w:pPr>
-      <w:bookmarkStart w:id="4" w:name="_Toc232778799"/>
+      <w:bookmarkStart w:id="4" w:name="_Toc232780582"/>
       <w:r>
         <w:t>2. Project Work And Personal Approach</w:t>
       </w:r>
@@ -3060,7 +3547,7 @@
       <w:pPr>
         <w:pStyle w:val="berschrift2"/>
       </w:pPr>
-      <w:bookmarkStart w:id="5" w:name="_Toc232778800"/>
+      <w:bookmarkStart w:id="5" w:name="_Toc232780583"/>
       <w:r>
         <w:t>2.1 How I Started</w:t>
       </w:r>
@@ -3080,7 +3567,7 @@
       <w:pPr>
         <w:pStyle w:val="berschrift2"/>
       </w:pPr>
-      <w:bookmarkStart w:id="6" w:name="_Toc232778801"/>
+      <w:bookmarkStart w:id="6" w:name="_Toc232780584"/>
       <w:r>
         <w:t>2.2 Difficulties During The Project</w:t>
       </w:r>
@@ -3105,7 +3592,7 @@
       <w:pPr>
         <w:pStyle w:val="berschrift2"/>
       </w:pPr>
-      <w:bookmarkStart w:id="7" w:name="_Toc232778802"/>
+      <w:bookmarkStart w:id="7" w:name="_Toc232780585"/>
       <w:r>
         <w:t>2.3 What I Improved Near The End</w:t>
       </w:r>
@@ -3120,7 +3607,7 @@
       <w:pPr>
         <w:pStyle w:val="berschrift1"/>
       </w:pPr>
-      <w:bookmarkStart w:id="8" w:name="_Toc232778803"/>
+      <w:bookmarkStart w:id="8" w:name="_Toc232780586"/>
       <w:r>
         <w:lastRenderedPageBreak/>
         <w:t>3. Project Plan</w:t>
@@ -3657,7 +4144,7 @@
       <w:pPr>
         <w:pStyle w:val="berschrift1"/>
       </w:pPr>
-      <w:bookmarkStart w:id="9" w:name="_Toc232778804"/>
+      <w:bookmarkStart w:id="9" w:name="_Toc232780587"/>
       <w:r>
         <w:t>4. Requirements</w:t>
       </w:r>
@@ -3667,7 +4154,7 @@
       <w:pPr>
         <w:pStyle w:val="berschrift2"/>
       </w:pPr>
-      <w:bookmarkStart w:id="10" w:name="_Toc232778805"/>
+      <w:bookmarkStart w:id="10" w:name="_Toc232780588"/>
       <w:r>
         <w:t>4.1 Functional Requirements</w:t>
       </w:r>
@@ -5204,7 +5691,7 @@
       <w:pPr>
         <w:pStyle w:val="berschrift2"/>
       </w:pPr>
-      <w:bookmarkStart w:id="11" w:name="_Toc232778806"/>
+      <w:bookmarkStart w:id="11" w:name="_Toc232780589"/>
       <w:r>
         <w:t>4.2 Non-Functional Requirements</w:t>
       </w:r>
@@ -6052,7 +6539,7 @@
         <w:pStyle w:val="berschrift1"/>
         <w:pageBreakBefore/>
       </w:pPr>
-      <w:bookmarkStart w:id="12" w:name="_Toc232778807"/>
+      <w:bookmarkStart w:id="12" w:name="_Toc232780590"/>
       <w:r>
         <w:lastRenderedPageBreak/>
         <w:t>5. System Design</w:t>
@@ -6063,7 +6550,7 @@
       <w:pPr>
         <w:pStyle w:val="berschrift2"/>
       </w:pPr>
-      <w:bookmarkStart w:id="13" w:name="_Toc232778808"/>
+      <w:bookmarkStart w:id="13" w:name="_Toc232780591"/>
       <w:r>
         <w:t>5.1 Module Overview</w:t>
       </w:r>
@@ -6539,7 +7026,7 @@
       <w:pPr>
         <w:pStyle w:val="berschrift2"/>
       </w:pPr>
-      <w:bookmarkStart w:id="14" w:name="_Toc232778809"/>
+      <w:bookmarkStart w:id="14" w:name="_Toc232780592"/>
       <w:r>
         <w:t>5.2 Main Workflow</w:t>
       </w:r>
@@ -6640,7 +7127,7 @@
       <w:pPr>
         <w:pStyle w:val="berschrift2"/>
       </w:pPr>
-      <w:bookmarkStart w:id="15" w:name="_Toc232778810"/>
+      <w:bookmarkStart w:id="15" w:name="_Toc232780593"/>
       <w:r>
         <w:lastRenderedPageBreak/>
         <w:t>5.3 System Architecture Diagram</w:t>
@@ -6701,7 +7188,7 @@
       <w:pPr>
         <w:pStyle w:val="berschrift2"/>
       </w:pPr>
-      <w:bookmarkStart w:id="16" w:name="_Toc232778811"/>
+      <w:bookmarkStart w:id="16" w:name="_Toc232780594"/>
       <w:r>
         <w:lastRenderedPageBreak/>
         <w:t>5.4 UML Activity Diagram</w:t>
@@ -6757,7 +7244,7 @@
       <w:pPr>
         <w:pStyle w:val="berschrift2"/>
       </w:pPr>
-      <w:bookmarkStart w:id="17" w:name="_Toc232778812"/>
+      <w:bookmarkStart w:id="17" w:name="_Toc232780595"/>
       <w:r>
         <w:lastRenderedPageBreak/>
         <w:t>5.5 UML Component Diagram</w:t>
@@ -6813,7 +7300,7 @@
       <w:pPr>
         <w:pStyle w:val="berschrift2"/>
       </w:pPr>
-      <w:bookmarkStart w:id="18" w:name="_Toc232778813"/>
+      <w:bookmarkStart w:id="18" w:name="_Toc232780596"/>
       <w:r>
         <w:t>5.6 UML Deployment Diagram</w:t>
       </w:r>
@@ -6868,7 +7355,7 @@
       <w:pPr>
         <w:pStyle w:val="berschrift2"/>
       </w:pPr>
-      <w:bookmarkStart w:id="19" w:name="_Toc232778814"/>
+      <w:bookmarkStart w:id="19" w:name="_Toc232780597"/>
       <w:r>
         <w:lastRenderedPageBreak/>
         <w:t>5.7 UML Class Diagram</w:t>
@@ -6924,7 +7411,7 @@
       <w:pPr>
         <w:pStyle w:val="berschrift2"/>
       </w:pPr>
-      <w:bookmarkStart w:id="20" w:name="_Toc232778815"/>
+      <w:bookmarkStart w:id="20" w:name="_Toc232780598"/>
       <w:r>
         <w:t>5.8 ER Diagram</w:t>
       </w:r>
@@ -6979,7 +7466,7 @@
       <w:pPr>
         <w:pStyle w:val="berschrift2"/>
       </w:pPr>
-      <w:bookmarkStart w:id="21" w:name="_Toc232778816"/>
+      <w:bookmarkStart w:id="21" w:name="_Toc232780599"/>
       <w:r>
         <w:lastRenderedPageBreak/>
         <w:t>5.9 Flowchart</w:t>
@@ -7035,7 +7522,7 @@
       <w:pPr>
         <w:pStyle w:val="berschrift1"/>
       </w:pPr>
-      <w:bookmarkStart w:id="22" w:name="_Toc232778817"/>
+      <w:bookmarkStart w:id="22" w:name="_Toc232780600"/>
       <w:r>
         <w:t>6. Database Design</w:t>
       </w:r>
@@ -7511,7 +7998,7 @@
         <w:pStyle w:val="berschrift1"/>
         <w:pageBreakBefore/>
       </w:pPr>
-      <w:bookmarkStart w:id="23" w:name="_Toc232778818"/>
+      <w:bookmarkStart w:id="23" w:name="_Toc232780601"/>
       <w:r>
         <w:lastRenderedPageBreak/>
         <w:t>7. Installation And Usage</w:t>
@@ -7522,7 +8009,7 @@
       <w:pPr>
         <w:pStyle w:val="berschrift2"/>
       </w:pPr>
-      <w:bookmarkStart w:id="24" w:name="_Toc232778819"/>
+      <w:bookmarkStart w:id="24" w:name="_Toc232780602"/>
       <w:r>
         <w:t>7.1 Prerequisites</w:t>
       </w:r>
@@ -7851,7 +8338,7 @@
       <w:pPr>
         <w:pStyle w:val="berschrift2"/>
       </w:pPr>
-      <w:bookmarkStart w:id="25" w:name="_Toc232778820"/>
+      <w:bookmarkStart w:id="25" w:name="_Toc232780603"/>
       <w:r>
         <w:t>7.2 Clone Or Open The Project</w:t>
       </w:r>
@@ -7968,7 +8455,7 @@
       <w:pPr>
         <w:pStyle w:val="berschrift2"/>
       </w:pPr>
-      <w:bookmarkStart w:id="26" w:name="_Toc232778821"/>
+      <w:bookmarkStart w:id="26" w:name="_Toc232780604"/>
       <w:r>
         <w:t>7.3 Install Dependencies</w:t>
       </w:r>
@@ -8048,7 +8535,7 @@
       <w:pPr>
         <w:pStyle w:val="berschrift2"/>
       </w:pPr>
-      <w:bookmarkStart w:id="27" w:name="_Toc232778822"/>
+      <w:bookmarkStart w:id="27" w:name="_Toc232780605"/>
       <w:r>
         <w:t>7.4 Configure The .env File</w:t>
       </w:r>
@@ -8567,37 +9054,92 @@
       <w:pPr>
         <w:pStyle w:val="berschrift2"/>
       </w:pPr>
-      <w:bookmarkStart w:id="28" w:name="_Toc232778823"/>
+      <w:bookmarkStart w:id="28" w:name="_Toc232780606"/>
       <w:r>
         <w:t>7.5 API Setup Explained Simply</w:t>
       </w:r>
       <w:bookmarkEnd w:id="28"/>
     </w:p>
     <w:p>
+      <w:pPr>
+        <w:rPr>
+          <w:rFonts w:ascii="Arial" w:hAnsi="Arial" w:cs="Arial"/>
+          <w:b/>
+          <w:bCs/>
+          <w:sz w:val="21"/>
+        </w:rPr>
+      </w:pPr>
       <w:r>
-        <w:t>For Last.fm, create an API application at https://www.last.fm/api/account/create and copy the API key into the .env file. The Last.fm API secret is not needed because the script reads recent public scrobbles.</w:t>
+        <w:rPr>
+          <w:rFonts w:ascii="Arial" w:hAnsi="Arial" w:cs="Arial"/>
+          <w:sz w:val="21"/>
+        </w:rPr>
+        <w:t xml:space="preserve">Last.fm is required because it provides the listening history. Open https://www.last.fm/api/account/create, log in with a Last.fm account and create an API application. A clear name such as Weekly Spotify Wrapped and a short school-project description are enough. The callback URL and homepage are not needed for this project; if Last.fm asks for a URL, http://localhost can be used as a placeholder. Copy the generated API key into </w:t>
       </w:r>
-    </w:p>
-    <w:p>
       <w:r>
-        <w:t>For Spotify, create an app at https://developer.spotify.com/dashboard and add http://127.0.0.1:8888/callback as redirect URI. Then copy the client ID and client secret into .env. If playlist updates should be used, run python spotify_setup.py to create the refresh token and playlist values.</w:t>
-      </w:r>
-    </w:p>
-    <w:p>
-      <w:r>
+        <w:rPr>
+          <w:rFonts w:ascii="Arial" w:hAnsi="Arial" w:cs="Arial"/>
+          <w:sz w:val="21"/>
+        </w:rPr>
         <w:lastRenderedPageBreak/>
-        <w:t>For Gmail, enable 2-Step Verification and create a Google app password at https://myaccount.google.com/apppasswords. The normal Gmail password should not be used in this project.</w:t>
+        <w:t>LASTFM_API_KEY and put the Last.fm username into LASTFM_USERNAME. The Last.fm API secret is not needed because the script only reads recent public scrobbles.</w:t>
       </w:r>
     </w:p>
     <w:p>
       <w:pPr>
-        <w:pStyle w:val="berschrift2"/>
+        <w:rPr>
+          <w:rFonts w:ascii="Arial" w:hAnsi="Arial" w:cs="Arial"/>
+          <w:b/>
+          <w:bCs/>
+          <w:sz w:val="21"/>
+        </w:rPr>
       </w:pPr>
-      <w:bookmarkStart w:id="29" w:name="_Toc232778824"/>
       <w:r>
+        <w:rPr>
+          <w:rFonts w:ascii="Arial" w:hAnsi="Arial" w:cs="Arial"/>
+          <w:sz w:val="21"/>
+        </w:rPr>
+        <w:t>Spotify is recommended because it adds covers, durations, artist images and track links. Open https://developer.spotify.com/dashboard, log in and create a new app. Use an app name such as Weekly Spotify Wrapped, add a short description such as Weekly music report using Spotify metadata and enter http://127.0.0.1:8888/callback as redirect URI. This redirect URI must be exactly the same as SPOTIFY_REDIRECT_URI in the .env file. Select Web API, accept the developer terms and create the app. Then open the app settings, copy the client ID into SPOTIFY_CLIENT_ID and reveal the client secret to copy it into SPOTIFY_CLIENT_SECRET.</w:t>
+      </w:r>
+    </w:p>
+    <w:p>
+      <w:pPr>
+        <w:rPr>
+          <w:rFonts w:ascii="Arial" w:hAnsi="Arial" w:cs="Arial"/>
+          <w:b/>
+          <w:bCs/>
+          <w:sz w:val="21"/>
+        </w:rPr>
+      </w:pPr>
+      <w:r>
+        <w:rPr>
+          <w:rFonts w:ascii="Arial" w:hAnsi="Arial" w:cs="Arial"/>
+          <w:sz w:val="21"/>
+        </w:rPr>
+        <w:t>Spotify playlist updates are optional. The report can run with only SPOTIFY_CLIENT_ID and SPOTIFY_CLIENT_SECRET. If playlist updates should be tested, set ENABLE_PLAYLIST=true and run python spotify_setup.py. The helper opens a Spotify login URL. After the login, Spotify redirects to the local callback URL and the helper saves SPOTIFY_REFRESH_TOKEN, SPOTIFY_PLAYLIST_ID and PLAYLIST_URL in the .env file. If Spotify returns HTTP 403 for playlist updates, set ENABLE_PLAYLIST=false. The report still works because playlist creation is not required for the main automation.</w:t>
+      </w:r>
+    </w:p>
+    <w:p>
+      <w:pPr>
+        <w:rPr>
+          <w:rFonts w:ascii="Arial" w:hAnsi="Arial" w:cs="Arial"/>
+          <w:sz w:val="21"/>
+        </w:rPr>
+      </w:pPr>
+      <w:r>
+        <w:rPr>
+          <w:rFonts w:ascii="Arial" w:hAnsi="Arial" w:cs="Arial"/>
+          <w:sz w:val="21"/>
+        </w:rPr>
+        <w:t>Gmail email sending is optional. If the teacher only wants to test report generation, set SEND_EMAIL=false. Then GMAIL_ADDRESS, GMAIL_APP_PASSWORD and RECIPIENT_EMAIL can stay empty, and the script still creates the HTML report in output/. To test email delivery, use a Gmail sender account, enable 2-Step Verification, open https://myaccount.google.com/apppasswords, create an app password, put the Gmail address into GMAIL_ADDRESS, put the app password into GMAIL_APP_PASSWORD, put the receiver address into RECIPIENT_EMAIL and set SEND_EMAIL=true. The normal Gmail password should never be used in this project.</w:t>
+      </w:r>
+      <w:r>
+        <w:rPr>
+          <w:rFonts w:ascii="Arial" w:hAnsi="Arial" w:cs="Arial"/>
+          <w:sz w:val="21"/>
+        </w:rPr>
         <w:t>7.6 Start The Program</w:t>
       </w:r>
-      <w:bookmarkEnd w:id="29"/>
     </w:p>
     <w:p>
       <w:r>
@@ -8667,11 +9209,11 @@
       <w:pPr>
         <w:pStyle w:val="berschrift2"/>
       </w:pPr>
-      <w:bookmarkStart w:id="30" w:name="_Toc232778825"/>
+      <w:bookmarkStart w:id="29" w:name="_Toc232780607"/>
       <w:r>
         <w:t>7.7 Weekly Automation</w:t>
       </w:r>
-      <w:bookmarkEnd w:id="30"/>
+      <w:bookmarkEnd w:id="29"/>
     </w:p>
     <w:p>
       <w:r>
@@ -8786,11 +9328,11 @@
       <w:pPr>
         <w:pStyle w:val="berschrift1"/>
       </w:pPr>
-      <w:bookmarkStart w:id="31" w:name="_Toc232778826"/>
+      <w:bookmarkStart w:id="30" w:name="_Toc232780608"/>
       <w:r>
         <w:t>8. Testing</w:t>
       </w:r>
-      <w:bookmarkEnd w:id="31"/>
+      <w:bookmarkEnd w:id="30"/>
     </w:p>
     <w:p>
       <w:r>
@@ -8856,6 +9398,7 @@
     <w:p/>
     <w:p>
       <w:r>
+        <w:lastRenderedPageBreak/>
         <w:t>The tests cover configuration loading, missing values, database duplicate handling, Last.fm parsing, Spotify enrichment, report generation, email sending, Spotify setup and the main workflow. The full executed test protocol is included as M122E_Test_Protocol.pdf and M122E_Test_Protocol.docx.</w:t>
       </w:r>
     </w:p>
@@ -8880,12 +9423,12 @@
         <w:pStyle w:val="berschrift1"/>
         <w:pageBreakBefore/>
       </w:pPr>
-      <w:bookmarkStart w:id="32" w:name="_Toc232778827"/>
+      <w:bookmarkStart w:id="31" w:name="_Toc232780609"/>
       <w:r>
         <w:lastRenderedPageBreak/>
         <w:t>9. Assignment Coverage</w:t>
       </w:r>
-      <w:bookmarkEnd w:id="32"/>
+      <w:bookmarkEnd w:id="31"/>
     </w:p>
     <w:p>
       <w:r>
@@ -9455,11 +9998,11 @@
       <w:pPr>
         <w:pStyle w:val="berschrift1"/>
       </w:pPr>
-      <w:bookmarkStart w:id="33" w:name="_Toc232778828"/>
+      <w:bookmarkStart w:id="32" w:name="_Toc232780610"/>
       <w:r>
         <w:t>10. Conclusion</w:t>
       </w:r>
-      <w:bookmarkEnd w:id="33"/>
+      <w:bookmarkEnd w:id="32"/>
     </w:p>
     <w:p>
       <w:r>

--- a/docs/M122E_Final_Documentation.docx
+++ b/docs/M122E_Final_Documentation.docx
@@ -469,7 +469,7 @@
         </w:rPr>
         <w:fldChar w:fldCharType="separate"/>
       </w:r>
-      <w:hyperlink w:anchor="_Toc232780578" w:history="1">
+      <w:hyperlink w:anchor="_Toc232812571" w:history="1">
         <w:r>
           <w:rPr>
             <w:rStyle w:val="Hyperlink"/>
@@ -504,7 +504,7 @@
             <w:webHidden/>
             <w:sz w:val="22"/>
           </w:rPr>
-          <w:instrText xml:space="preserve"> PAGEREF _Toc232780578 \h </w:instrText>
+          <w:instrText xml:space="preserve"> PAGEREF _Toc232812571 \h </w:instrText>
         </w:r>
         <w:r>
           <w:rPr>
@@ -560,7 +560,7 @@
           <w14:ligatures w14:val="standardContextual"/>
         </w:rPr>
       </w:pPr>
-      <w:hyperlink w:anchor="_Toc232780579" w:history="1">
+      <w:hyperlink w:anchor="_Toc232812572" w:history="1">
         <w:r>
           <w:rPr>
             <w:rStyle w:val="Hyperlink"/>
@@ -595,7 +595,7 @@
             <w:webHidden/>
             <w:sz w:val="22"/>
           </w:rPr>
-          <w:instrText xml:space="preserve"> PAGEREF _Toc232780579 \h </w:instrText>
+          <w:instrText xml:space="preserve"> PAGEREF _Toc232812572 \h </w:instrText>
         </w:r>
         <w:r>
           <w:rPr>
@@ -651,7 +651,7 @@
           <w14:ligatures w14:val="standardContextual"/>
         </w:rPr>
       </w:pPr>
-      <w:hyperlink w:anchor="_Toc232780580" w:history="1">
+      <w:hyperlink w:anchor="_Toc232812573" w:history="1">
         <w:r>
           <w:rPr>
             <w:rStyle w:val="Hyperlink"/>
@@ -686,7 +686,7 @@
             <w:webHidden/>
             <w:sz w:val="22"/>
           </w:rPr>
-          <w:instrText xml:space="preserve"> PAGEREF _Toc232780580 \h </w:instrText>
+          <w:instrText xml:space="preserve"> PAGEREF _Toc232812573 \h </w:instrText>
         </w:r>
         <w:r>
           <w:rPr>
@@ -742,7 +742,7 @@
           <w14:ligatures w14:val="standardContextual"/>
         </w:rPr>
       </w:pPr>
-      <w:hyperlink w:anchor="_Toc232780581" w:history="1">
+      <w:hyperlink w:anchor="_Toc232812574" w:history="1">
         <w:r>
           <w:rPr>
             <w:rStyle w:val="Hyperlink"/>
@@ -777,7 +777,7 @@
             <w:webHidden/>
             <w:sz w:val="22"/>
           </w:rPr>
-          <w:instrText xml:space="preserve"> PAGEREF _Toc232780581 \h </w:instrText>
+          <w:instrText xml:space="preserve"> PAGEREF _Toc232812574 \h </w:instrText>
         </w:r>
         <w:r>
           <w:rPr>
@@ -833,7 +833,7 @@
           <w14:ligatures w14:val="standardContextual"/>
         </w:rPr>
       </w:pPr>
-      <w:hyperlink w:anchor="_Toc232780582" w:history="1">
+      <w:hyperlink w:anchor="_Toc232812575" w:history="1">
         <w:r>
           <w:rPr>
             <w:rStyle w:val="Hyperlink"/>
@@ -868,7 +868,7 @@
             <w:webHidden/>
             <w:sz w:val="22"/>
           </w:rPr>
-          <w:instrText xml:space="preserve"> PAGEREF _Toc232780582 \h </w:instrText>
+          <w:instrText xml:space="preserve"> PAGEREF _Toc232812575 \h </w:instrText>
         </w:r>
         <w:r>
           <w:rPr>
@@ -924,7 +924,7 @@
           <w14:ligatures w14:val="standardContextual"/>
         </w:rPr>
       </w:pPr>
-      <w:hyperlink w:anchor="_Toc232780583" w:history="1">
+      <w:hyperlink w:anchor="_Toc232812576" w:history="1">
         <w:r>
           <w:rPr>
             <w:rStyle w:val="Hyperlink"/>
@@ -959,7 +959,7 @@
             <w:webHidden/>
             <w:sz w:val="22"/>
           </w:rPr>
-          <w:instrText xml:space="preserve"> PAGEREF _Toc232780583 \h </w:instrText>
+          <w:instrText xml:space="preserve"> PAGEREF _Toc232812576 \h </w:instrText>
         </w:r>
         <w:r>
           <w:rPr>
@@ -1015,7 +1015,7 @@
           <w14:ligatures w14:val="standardContextual"/>
         </w:rPr>
       </w:pPr>
-      <w:hyperlink w:anchor="_Toc232780584" w:history="1">
+      <w:hyperlink w:anchor="_Toc232812577" w:history="1">
         <w:r>
           <w:rPr>
             <w:rStyle w:val="Hyperlink"/>
@@ -1050,7 +1050,7 @@
             <w:webHidden/>
             <w:sz w:val="22"/>
           </w:rPr>
-          <w:instrText xml:space="preserve"> PAGEREF _Toc232780584 \h </w:instrText>
+          <w:instrText xml:space="preserve"> PAGEREF _Toc232812577 \h </w:instrText>
         </w:r>
         <w:r>
           <w:rPr>
@@ -1106,7 +1106,7 @@
           <w14:ligatures w14:val="standardContextual"/>
         </w:rPr>
       </w:pPr>
-      <w:hyperlink w:anchor="_Toc232780585" w:history="1">
+      <w:hyperlink w:anchor="_Toc232812578" w:history="1">
         <w:r>
           <w:rPr>
             <w:rStyle w:val="Hyperlink"/>
@@ -1141,7 +1141,7 @@
             <w:webHidden/>
             <w:sz w:val="22"/>
           </w:rPr>
-          <w:instrText xml:space="preserve"> PAGEREF _Toc232780585 \h </w:instrText>
+          <w:instrText xml:space="preserve"> PAGEREF _Toc232812578 \h </w:instrText>
         </w:r>
         <w:r>
           <w:rPr>
@@ -1197,7 +1197,7 @@
           <w14:ligatures w14:val="standardContextual"/>
         </w:rPr>
       </w:pPr>
-      <w:hyperlink w:anchor="_Toc232780586" w:history="1">
+      <w:hyperlink w:anchor="_Toc232812579" w:history="1">
         <w:r>
           <w:rPr>
             <w:rStyle w:val="Hyperlink"/>
@@ -1232,7 +1232,7 @@
             <w:webHidden/>
             <w:sz w:val="22"/>
           </w:rPr>
-          <w:instrText xml:space="preserve"> PAGEREF _Toc232780586 \h </w:instrText>
+          <w:instrText xml:space="preserve"> PAGEREF _Toc232812579 \h </w:instrText>
         </w:r>
         <w:r>
           <w:rPr>
@@ -1288,7 +1288,7 @@
           <w14:ligatures w14:val="standardContextual"/>
         </w:rPr>
       </w:pPr>
-      <w:hyperlink w:anchor="_Toc232780587" w:history="1">
+      <w:hyperlink w:anchor="_Toc232812580" w:history="1">
         <w:r>
           <w:rPr>
             <w:rStyle w:val="Hyperlink"/>
@@ -1323,7 +1323,7 @@
             <w:webHidden/>
             <w:sz w:val="22"/>
           </w:rPr>
-          <w:instrText xml:space="preserve"> PAGEREF _Toc232780587 \h </w:instrText>
+          <w:instrText xml:space="preserve"> PAGEREF _Toc232812580 \h </w:instrText>
         </w:r>
         <w:r>
           <w:rPr>
@@ -1379,7 +1379,7 @@
           <w14:ligatures w14:val="standardContextual"/>
         </w:rPr>
       </w:pPr>
-      <w:hyperlink w:anchor="_Toc232780588" w:history="1">
+      <w:hyperlink w:anchor="_Toc232812581" w:history="1">
         <w:r>
           <w:rPr>
             <w:rStyle w:val="Hyperlink"/>
@@ -1414,7 +1414,7 @@
             <w:webHidden/>
             <w:sz w:val="22"/>
           </w:rPr>
-          <w:instrText xml:space="preserve"> PAGEREF _Toc232780588 \h </w:instrText>
+          <w:instrText xml:space="preserve"> PAGEREF _Toc232812581 \h </w:instrText>
         </w:r>
         <w:r>
           <w:rPr>
@@ -1470,7 +1470,7 @@
           <w14:ligatures w14:val="standardContextual"/>
         </w:rPr>
       </w:pPr>
-      <w:hyperlink w:anchor="_Toc232780589" w:history="1">
+      <w:hyperlink w:anchor="_Toc232812582" w:history="1">
         <w:r>
           <w:rPr>
             <w:rStyle w:val="Hyperlink"/>
@@ -1505,7 +1505,7 @@
             <w:webHidden/>
             <w:sz w:val="22"/>
           </w:rPr>
-          <w:instrText xml:space="preserve"> PAGEREF _Toc232780589 \h </w:instrText>
+          <w:instrText xml:space="preserve"> PAGEREF _Toc232812582 \h </w:instrText>
         </w:r>
         <w:r>
           <w:rPr>
@@ -1561,7 +1561,7 @@
           <w14:ligatures w14:val="standardContextual"/>
         </w:rPr>
       </w:pPr>
-      <w:hyperlink w:anchor="_Toc232780590" w:history="1">
+      <w:hyperlink w:anchor="_Toc232812583" w:history="1">
         <w:r>
           <w:rPr>
             <w:rStyle w:val="Hyperlink"/>
@@ -1596,7 +1596,7 @@
             <w:webHidden/>
             <w:sz w:val="22"/>
           </w:rPr>
-          <w:instrText xml:space="preserve"> PAGEREF _Toc232780590 \h </w:instrText>
+          <w:instrText xml:space="preserve"> PAGEREF _Toc232812583 \h </w:instrText>
         </w:r>
         <w:r>
           <w:rPr>
@@ -1652,7 +1652,7 @@
           <w14:ligatures w14:val="standardContextual"/>
         </w:rPr>
       </w:pPr>
-      <w:hyperlink w:anchor="_Toc232780591" w:history="1">
+      <w:hyperlink w:anchor="_Toc232812584" w:history="1">
         <w:r>
           <w:rPr>
             <w:rStyle w:val="Hyperlink"/>
@@ -1687,7 +1687,7 @@
             <w:webHidden/>
             <w:sz w:val="22"/>
           </w:rPr>
-          <w:instrText xml:space="preserve"> PAGEREF _Toc232780591 \h </w:instrText>
+          <w:instrText xml:space="preserve"> PAGEREF _Toc232812584 \h </w:instrText>
         </w:r>
         <w:r>
           <w:rPr>
@@ -1743,7 +1743,7 @@
           <w14:ligatures w14:val="standardContextual"/>
         </w:rPr>
       </w:pPr>
-      <w:hyperlink w:anchor="_Toc232780592" w:history="1">
+      <w:hyperlink w:anchor="_Toc232812585" w:history="1">
         <w:r>
           <w:rPr>
             <w:rStyle w:val="Hyperlink"/>
@@ -1778,7 +1778,7 @@
             <w:webHidden/>
             <w:sz w:val="22"/>
           </w:rPr>
-          <w:instrText xml:space="preserve"> PAGEREF _Toc232780592 \h </w:instrText>
+          <w:instrText xml:space="preserve"> PAGEREF _Toc232812585 \h </w:instrText>
         </w:r>
         <w:r>
           <w:rPr>
@@ -1834,7 +1834,7 @@
           <w14:ligatures w14:val="standardContextual"/>
         </w:rPr>
       </w:pPr>
-      <w:hyperlink w:anchor="_Toc232780593" w:history="1">
+      <w:hyperlink w:anchor="_Toc232812586" w:history="1">
         <w:r>
           <w:rPr>
             <w:rStyle w:val="Hyperlink"/>
@@ -1869,7 +1869,7 @@
             <w:webHidden/>
             <w:sz w:val="22"/>
           </w:rPr>
-          <w:instrText xml:space="preserve"> PAGEREF _Toc232780593 \h </w:instrText>
+          <w:instrText xml:space="preserve"> PAGEREF _Toc232812586 \h </w:instrText>
         </w:r>
         <w:r>
           <w:rPr>
@@ -1925,7 +1925,7 @@
           <w14:ligatures w14:val="standardContextual"/>
         </w:rPr>
       </w:pPr>
-      <w:hyperlink w:anchor="_Toc232780594" w:history="1">
+      <w:hyperlink w:anchor="_Toc232812587" w:history="1">
         <w:r>
           <w:rPr>
             <w:rStyle w:val="Hyperlink"/>
@@ -1960,7 +1960,7 @@
             <w:webHidden/>
             <w:sz w:val="22"/>
           </w:rPr>
-          <w:instrText xml:space="preserve"> PAGEREF _Toc232780594 \h </w:instrText>
+          <w:instrText xml:space="preserve"> PAGEREF _Toc232812587 \h </w:instrText>
         </w:r>
         <w:r>
           <w:rPr>
@@ -2016,7 +2016,7 @@
           <w14:ligatures w14:val="standardContextual"/>
         </w:rPr>
       </w:pPr>
-      <w:hyperlink w:anchor="_Toc232780595" w:history="1">
+      <w:hyperlink w:anchor="_Toc232812588" w:history="1">
         <w:r>
           <w:rPr>
             <w:rStyle w:val="Hyperlink"/>
@@ -2051,7 +2051,7 @@
             <w:webHidden/>
             <w:sz w:val="22"/>
           </w:rPr>
-          <w:instrText xml:space="preserve"> PAGEREF _Toc232780595 \h </w:instrText>
+          <w:instrText xml:space="preserve"> PAGEREF _Toc232812588 \h </w:instrText>
         </w:r>
         <w:r>
           <w:rPr>
@@ -2107,7 +2107,7 @@
           <w14:ligatures w14:val="standardContextual"/>
         </w:rPr>
       </w:pPr>
-      <w:hyperlink w:anchor="_Toc232780596" w:history="1">
+      <w:hyperlink w:anchor="_Toc232812589" w:history="1">
         <w:r>
           <w:rPr>
             <w:rStyle w:val="Hyperlink"/>
@@ -2142,7 +2142,7 @@
             <w:webHidden/>
             <w:sz w:val="22"/>
           </w:rPr>
-          <w:instrText xml:space="preserve"> PAGEREF _Toc232780596 \h </w:instrText>
+          <w:instrText xml:space="preserve"> PAGEREF _Toc232812589 \h </w:instrText>
         </w:r>
         <w:r>
           <w:rPr>
@@ -2198,7 +2198,7 @@
           <w14:ligatures w14:val="standardContextual"/>
         </w:rPr>
       </w:pPr>
-      <w:hyperlink w:anchor="_Toc232780597" w:history="1">
+      <w:hyperlink w:anchor="_Toc232812590" w:history="1">
         <w:r>
           <w:rPr>
             <w:rStyle w:val="Hyperlink"/>
@@ -2233,7 +2233,7 @@
             <w:webHidden/>
             <w:sz w:val="22"/>
           </w:rPr>
-          <w:instrText xml:space="preserve"> PAGEREF _Toc232780597 \h </w:instrText>
+          <w:instrText xml:space="preserve"> PAGEREF _Toc232812590 \h </w:instrText>
         </w:r>
         <w:r>
           <w:rPr>
@@ -2289,7 +2289,7 @@
           <w14:ligatures w14:val="standardContextual"/>
         </w:rPr>
       </w:pPr>
-      <w:hyperlink w:anchor="_Toc232780598" w:history="1">
+      <w:hyperlink w:anchor="_Toc232812591" w:history="1">
         <w:r>
           <w:rPr>
             <w:rStyle w:val="Hyperlink"/>
@@ -2324,7 +2324,7 @@
             <w:webHidden/>
             <w:sz w:val="22"/>
           </w:rPr>
-          <w:instrText xml:space="preserve"> PAGEREF _Toc232780598 \h </w:instrText>
+          <w:instrText xml:space="preserve"> PAGEREF _Toc232812591 \h </w:instrText>
         </w:r>
         <w:r>
           <w:rPr>
@@ -2380,7 +2380,7 @@
           <w14:ligatures w14:val="standardContextual"/>
         </w:rPr>
       </w:pPr>
-      <w:hyperlink w:anchor="_Toc232780599" w:history="1">
+      <w:hyperlink w:anchor="_Toc232812592" w:history="1">
         <w:r>
           <w:rPr>
             <w:rStyle w:val="Hyperlink"/>
@@ -2415,7 +2415,7 @@
             <w:webHidden/>
             <w:sz w:val="22"/>
           </w:rPr>
-          <w:instrText xml:space="preserve"> PAGEREF _Toc232780599 \h </w:instrText>
+          <w:instrText xml:space="preserve"> PAGEREF _Toc232812592 \h </w:instrText>
         </w:r>
         <w:r>
           <w:rPr>
@@ -2471,7 +2471,7 @@
           <w14:ligatures w14:val="standardContextual"/>
         </w:rPr>
       </w:pPr>
-      <w:hyperlink w:anchor="_Toc232780600" w:history="1">
+      <w:hyperlink w:anchor="_Toc232812593" w:history="1">
         <w:r>
           <w:rPr>
             <w:rStyle w:val="Hyperlink"/>
@@ -2506,7 +2506,7 @@
             <w:webHidden/>
             <w:sz w:val="22"/>
           </w:rPr>
-          <w:instrText xml:space="preserve"> PAGEREF _Toc232780600 \h </w:instrText>
+          <w:instrText xml:space="preserve"> PAGEREF _Toc232812593 \h </w:instrText>
         </w:r>
         <w:r>
           <w:rPr>
@@ -2562,7 +2562,7 @@
           <w14:ligatures w14:val="standardContextual"/>
         </w:rPr>
       </w:pPr>
-      <w:hyperlink w:anchor="_Toc232780601" w:history="1">
+      <w:hyperlink w:anchor="_Toc232812594" w:history="1">
         <w:r>
           <w:rPr>
             <w:rStyle w:val="Hyperlink"/>
@@ -2597,7 +2597,7 @@
             <w:webHidden/>
             <w:sz w:val="22"/>
           </w:rPr>
-          <w:instrText xml:space="preserve"> PAGEREF _Toc232780601 \h </w:instrText>
+          <w:instrText xml:space="preserve"> PAGEREF _Toc232812594 \h </w:instrText>
         </w:r>
         <w:r>
           <w:rPr>
@@ -2653,7 +2653,7 @@
           <w14:ligatures w14:val="standardContextual"/>
         </w:rPr>
       </w:pPr>
-      <w:hyperlink w:anchor="_Toc232780602" w:history="1">
+      <w:hyperlink w:anchor="_Toc232812595" w:history="1">
         <w:r>
           <w:rPr>
             <w:rStyle w:val="Hyperlink"/>
@@ -2688,7 +2688,7 @@
             <w:webHidden/>
             <w:sz w:val="22"/>
           </w:rPr>
-          <w:instrText xml:space="preserve"> PAGEREF _Toc232780602 \h </w:instrText>
+          <w:instrText xml:space="preserve"> PAGEREF _Toc232812595 \h </w:instrText>
         </w:r>
         <w:r>
           <w:rPr>
@@ -2744,7 +2744,7 @@
           <w14:ligatures w14:val="standardContextual"/>
         </w:rPr>
       </w:pPr>
-      <w:hyperlink w:anchor="_Toc232780603" w:history="1">
+      <w:hyperlink w:anchor="_Toc232812596" w:history="1">
         <w:r>
           <w:rPr>
             <w:rStyle w:val="Hyperlink"/>
@@ -2779,7 +2779,7 @@
             <w:webHidden/>
             <w:sz w:val="22"/>
           </w:rPr>
-          <w:instrText xml:space="preserve"> PAGEREF _Toc232780603 \h </w:instrText>
+          <w:instrText xml:space="preserve"> PAGEREF _Toc232812596 \h </w:instrText>
         </w:r>
         <w:r>
           <w:rPr>
@@ -2835,7 +2835,7 @@
           <w14:ligatures w14:val="standardContextual"/>
         </w:rPr>
       </w:pPr>
-      <w:hyperlink w:anchor="_Toc232780604" w:history="1">
+      <w:hyperlink w:anchor="_Toc232812597" w:history="1">
         <w:r>
           <w:rPr>
             <w:rStyle w:val="Hyperlink"/>
@@ -2870,7 +2870,7 @@
             <w:webHidden/>
             <w:sz w:val="22"/>
           </w:rPr>
-          <w:instrText xml:space="preserve"> PAGEREF _Toc232780604 \h </w:instrText>
+          <w:instrText xml:space="preserve"> PAGEREF _Toc232812597 \h </w:instrText>
         </w:r>
         <w:r>
           <w:rPr>
@@ -2926,7 +2926,7 @@
           <w14:ligatures w14:val="standardContextual"/>
         </w:rPr>
       </w:pPr>
-      <w:hyperlink w:anchor="_Toc232780605" w:history="1">
+      <w:hyperlink w:anchor="_Toc232812598" w:history="1">
         <w:r>
           <w:rPr>
             <w:rStyle w:val="Hyperlink"/>
@@ -2961,7 +2961,7 @@
             <w:webHidden/>
             <w:sz w:val="22"/>
           </w:rPr>
-          <w:instrText xml:space="preserve"> PAGEREF _Toc232780605 \h </w:instrText>
+          <w:instrText xml:space="preserve"> PAGEREF _Toc232812598 \h </w:instrText>
         </w:r>
         <w:r>
           <w:rPr>
@@ -3017,7 +3017,7 @@
           <w14:ligatures w14:val="standardContextual"/>
         </w:rPr>
       </w:pPr>
-      <w:hyperlink w:anchor="_Toc232780606" w:history="1">
+      <w:hyperlink w:anchor="_Toc232812599" w:history="1">
         <w:r>
           <w:rPr>
             <w:rStyle w:val="Hyperlink"/>
@@ -3052,7 +3052,7 @@
             <w:webHidden/>
             <w:sz w:val="22"/>
           </w:rPr>
-          <w:instrText xml:space="preserve"> PAGEREF _Toc232780606 \h </w:instrText>
+          <w:instrText xml:space="preserve"> PAGEREF _Toc232812599 \h </w:instrText>
         </w:r>
         <w:r>
           <w:rPr>
@@ -3108,7 +3108,7 @@
           <w14:ligatures w14:val="standardContextual"/>
         </w:rPr>
       </w:pPr>
-      <w:hyperlink w:anchor="_Toc232780607" w:history="1">
+      <w:hyperlink w:anchor="_Toc232812600" w:history="1">
         <w:r>
           <w:rPr>
             <w:rStyle w:val="Hyperlink"/>
@@ -3143,7 +3143,7 @@
             <w:webHidden/>
             <w:sz w:val="22"/>
           </w:rPr>
-          <w:instrText xml:space="preserve"> PAGEREF _Toc232780607 \h </w:instrText>
+          <w:instrText xml:space="preserve"> PAGEREF _Toc232812600 \h </w:instrText>
         </w:r>
         <w:r>
           <w:rPr>
@@ -3199,7 +3199,7 @@
           <w14:ligatures w14:val="standardContextual"/>
         </w:rPr>
       </w:pPr>
-      <w:hyperlink w:anchor="_Toc232780608" w:history="1">
+      <w:hyperlink w:anchor="_Toc232812601" w:history="1">
         <w:r>
           <w:rPr>
             <w:rStyle w:val="Hyperlink"/>
@@ -3234,7 +3234,7 @@
             <w:webHidden/>
             <w:sz w:val="22"/>
           </w:rPr>
-          <w:instrText xml:space="preserve"> PAGEREF _Toc232780608 \h </w:instrText>
+          <w:instrText xml:space="preserve"> PAGEREF _Toc232812601 \h </w:instrText>
         </w:r>
         <w:r>
           <w:rPr>
@@ -3290,7 +3290,7 @@
           <w14:ligatures w14:val="standardContextual"/>
         </w:rPr>
       </w:pPr>
-      <w:hyperlink w:anchor="_Toc232780609" w:history="1">
+      <w:hyperlink w:anchor="_Toc232812602" w:history="1">
         <w:r>
           <w:rPr>
             <w:rStyle w:val="Hyperlink"/>
@@ -3325,7 +3325,7 @@
             <w:webHidden/>
             <w:sz w:val="22"/>
           </w:rPr>
-          <w:instrText xml:space="preserve"> PAGEREF _Toc232780609 \h </w:instrText>
+          <w:instrText xml:space="preserve"> PAGEREF _Toc232812602 \h </w:instrText>
         </w:r>
         <w:r>
           <w:rPr>
@@ -3381,7 +3381,7 @@
           <w14:ligatures w14:val="standardContextual"/>
         </w:rPr>
       </w:pPr>
-      <w:hyperlink w:anchor="_Toc232780610" w:history="1">
+      <w:hyperlink w:anchor="_Toc232812603" w:history="1">
         <w:r>
           <w:rPr>
             <w:rStyle w:val="Hyperlink"/>
@@ -3416,7 +3416,7 @@
             <w:webHidden/>
             <w:sz w:val="22"/>
           </w:rPr>
-          <w:instrText xml:space="preserve"> PAGEREF _Toc232780610 \h </w:instrText>
+          <w:instrText xml:space="preserve"> PAGEREF _Toc232812603 \h </w:instrText>
         </w:r>
         <w:r>
           <w:rPr>
@@ -3476,7 +3476,7 @@
       <w:pPr>
         <w:pStyle w:val="berschrift1"/>
       </w:pPr>
-      <w:bookmarkStart w:id="0" w:name="_Toc232780578"/>
+      <w:bookmarkStart w:id="0" w:name="_Toc232812571"/>
       <w:r>
         <w:lastRenderedPageBreak/>
         <w:t>1. Project Overview</w:t>
@@ -3487,7 +3487,7 @@
       <w:pPr>
         <w:pStyle w:val="berschrift2"/>
       </w:pPr>
-      <w:bookmarkStart w:id="1" w:name="_Toc232780579"/>
+      <w:bookmarkStart w:id="1" w:name="_Toc232812572"/>
       <w:r>
         <w:t>1.1 Context</w:t>
       </w:r>
@@ -3507,7 +3507,7 @@
       <w:pPr>
         <w:pStyle w:val="berschrift2"/>
       </w:pPr>
-      <w:bookmarkStart w:id="2" w:name="_Toc232780580"/>
+      <w:bookmarkStart w:id="2" w:name="_Toc232812573"/>
       <w:r>
         <w:t>1.2 Goal</w:t>
       </w:r>
@@ -3522,7 +3522,7 @@
       <w:pPr>
         <w:pStyle w:val="berschrift2"/>
       </w:pPr>
-      <w:bookmarkStart w:id="3" w:name="_Toc232780581"/>
+      <w:bookmarkStart w:id="3" w:name="_Toc232812574"/>
       <w:r>
         <w:t>1.3 What The Program Does</w:t>
       </w:r>
@@ -3537,7 +3537,7 @@
       <w:pPr>
         <w:pStyle w:val="berschrift1"/>
       </w:pPr>
-      <w:bookmarkStart w:id="4" w:name="_Toc232780582"/>
+      <w:bookmarkStart w:id="4" w:name="_Toc232812575"/>
       <w:r>
         <w:t>2. Project Work And Personal Approach</w:t>
       </w:r>
@@ -3547,7 +3547,7 @@
       <w:pPr>
         <w:pStyle w:val="berschrift2"/>
       </w:pPr>
-      <w:bookmarkStart w:id="5" w:name="_Toc232780583"/>
+      <w:bookmarkStart w:id="5" w:name="_Toc232812576"/>
       <w:r>
         <w:t>2.1 How I Started</w:t>
       </w:r>
@@ -3567,7 +3567,7 @@
       <w:pPr>
         <w:pStyle w:val="berschrift2"/>
       </w:pPr>
-      <w:bookmarkStart w:id="6" w:name="_Toc232780584"/>
+      <w:bookmarkStart w:id="6" w:name="_Toc232812577"/>
       <w:r>
         <w:t>2.2 Difficulties During The Project</w:t>
       </w:r>
@@ -3592,7 +3592,7 @@
       <w:pPr>
         <w:pStyle w:val="berschrift2"/>
       </w:pPr>
-      <w:bookmarkStart w:id="7" w:name="_Toc232780585"/>
+      <w:bookmarkStart w:id="7" w:name="_Toc232812578"/>
       <w:r>
         <w:t>2.3 What I Improved Near The End</w:t>
       </w:r>
@@ -3607,7 +3607,7 @@
       <w:pPr>
         <w:pStyle w:val="berschrift1"/>
       </w:pPr>
-      <w:bookmarkStart w:id="8" w:name="_Toc232780586"/>
+      <w:bookmarkStart w:id="8" w:name="_Toc232812579"/>
       <w:r>
         <w:lastRenderedPageBreak/>
         <w:t>3. Project Plan</w:t>
@@ -4144,7 +4144,7 @@
       <w:pPr>
         <w:pStyle w:val="berschrift1"/>
       </w:pPr>
-      <w:bookmarkStart w:id="9" w:name="_Toc232780587"/>
+      <w:bookmarkStart w:id="9" w:name="_Toc232812580"/>
       <w:r>
         <w:t>4. Requirements</w:t>
       </w:r>
@@ -4154,7 +4154,7 @@
       <w:pPr>
         <w:pStyle w:val="berschrift2"/>
       </w:pPr>
-      <w:bookmarkStart w:id="10" w:name="_Toc232780588"/>
+      <w:bookmarkStart w:id="10" w:name="_Toc232812581"/>
       <w:r>
         <w:t>4.1 Functional Requirements</w:t>
       </w:r>
@@ -5691,7 +5691,7 @@
       <w:pPr>
         <w:pStyle w:val="berschrift2"/>
       </w:pPr>
-      <w:bookmarkStart w:id="11" w:name="_Toc232780589"/>
+      <w:bookmarkStart w:id="11" w:name="_Toc232812582"/>
       <w:r>
         <w:t>4.2 Non-Functional Requirements</w:t>
       </w:r>
@@ -6539,7 +6539,7 @@
         <w:pStyle w:val="berschrift1"/>
         <w:pageBreakBefore/>
       </w:pPr>
-      <w:bookmarkStart w:id="12" w:name="_Toc232780590"/>
+      <w:bookmarkStart w:id="12" w:name="_Toc232812583"/>
       <w:r>
         <w:lastRenderedPageBreak/>
         <w:t>5. System Design</w:t>
@@ -6550,7 +6550,7 @@
       <w:pPr>
         <w:pStyle w:val="berschrift2"/>
       </w:pPr>
-      <w:bookmarkStart w:id="13" w:name="_Toc232780591"/>
+      <w:bookmarkStart w:id="13" w:name="_Toc232812584"/>
       <w:r>
         <w:t>5.1 Module Overview</w:t>
       </w:r>
@@ -7026,7 +7026,7 @@
       <w:pPr>
         <w:pStyle w:val="berschrift2"/>
       </w:pPr>
-      <w:bookmarkStart w:id="14" w:name="_Toc232780592"/>
+      <w:bookmarkStart w:id="14" w:name="_Toc232812585"/>
       <w:r>
         <w:t>5.2 Main Workflow</w:t>
       </w:r>
@@ -7127,7 +7127,7 @@
       <w:pPr>
         <w:pStyle w:val="berschrift2"/>
       </w:pPr>
-      <w:bookmarkStart w:id="15" w:name="_Toc232780593"/>
+      <w:bookmarkStart w:id="15" w:name="_Toc232812586"/>
       <w:r>
         <w:lastRenderedPageBreak/>
         <w:t>5.3 System Architecture Diagram</w:t>
@@ -7188,7 +7188,7 @@
       <w:pPr>
         <w:pStyle w:val="berschrift2"/>
       </w:pPr>
-      <w:bookmarkStart w:id="16" w:name="_Toc232780594"/>
+      <w:bookmarkStart w:id="16" w:name="_Toc232812587"/>
       <w:r>
         <w:lastRenderedPageBreak/>
         <w:t>5.4 UML Activity Diagram</w:t>
@@ -7244,7 +7244,7 @@
       <w:pPr>
         <w:pStyle w:val="berschrift2"/>
       </w:pPr>
-      <w:bookmarkStart w:id="17" w:name="_Toc232780595"/>
+      <w:bookmarkStart w:id="17" w:name="_Toc232812588"/>
       <w:r>
         <w:lastRenderedPageBreak/>
         <w:t>5.5 UML Component Diagram</w:t>
@@ -7300,7 +7300,7 @@
       <w:pPr>
         <w:pStyle w:val="berschrift2"/>
       </w:pPr>
-      <w:bookmarkStart w:id="18" w:name="_Toc232780596"/>
+      <w:bookmarkStart w:id="18" w:name="_Toc232812589"/>
       <w:r>
         <w:t>5.6 UML Deployment Diagram</w:t>
       </w:r>
@@ -7355,7 +7355,7 @@
       <w:pPr>
         <w:pStyle w:val="berschrift2"/>
       </w:pPr>
-      <w:bookmarkStart w:id="19" w:name="_Toc232780597"/>
+      <w:bookmarkStart w:id="19" w:name="_Toc232812590"/>
       <w:r>
         <w:lastRenderedPageBreak/>
         <w:t>5.7 UML Class Diagram</w:t>
@@ -7411,7 +7411,7 @@
       <w:pPr>
         <w:pStyle w:val="berschrift2"/>
       </w:pPr>
-      <w:bookmarkStart w:id="20" w:name="_Toc232780598"/>
+      <w:bookmarkStart w:id="20" w:name="_Toc232812591"/>
       <w:r>
         <w:t>5.8 ER Diagram</w:t>
       </w:r>
@@ -7466,7 +7466,7 @@
       <w:pPr>
         <w:pStyle w:val="berschrift2"/>
       </w:pPr>
-      <w:bookmarkStart w:id="21" w:name="_Toc232780599"/>
+      <w:bookmarkStart w:id="21" w:name="_Toc232812592"/>
       <w:r>
         <w:lastRenderedPageBreak/>
         <w:t>5.9 Flowchart</w:t>
@@ -7522,7 +7522,7 @@
       <w:pPr>
         <w:pStyle w:val="berschrift1"/>
       </w:pPr>
-      <w:bookmarkStart w:id="22" w:name="_Toc232780600"/>
+      <w:bookmarkStart w:id="22" w:name="_Toc232812593"/>
       <w:r>
         <w:t>6. Database Design</w:t>
       </w:r>
@@ -7998,7 +7998,7 @@
         <w:pStyle w:val="berschrift1"/>
         <w:pageBreakBefore/>
       </w:pPr>
-      <w:bookmarkStart w:id="23" w:name="_Toc232780601"/>
+      <w:bookmarkStart w:id="23" w:name="_Toc232812594"/>
       <w:r>
         <w:lastRenderedPageBreak/>
         <w:t>7. Installation And Usage</w:t>
@@ -8009,7 +8009,7 @@
       <w:pPr>
         <w:pStyle w:val="berschrift2"/>
       </w:pPr>
-      <w:bookmarkStart w:id="24" w:name="_Toc232780602"/>
+      <w:bookmarkStart w:id="24" w:name="_Toc232812595"/>
       <w:r>
         <w:t>7.1 Prerequisites</w:t>
       </w:r>
@@ -8338,7 +8338,7 @@
       <w:pPr>
         <w:pStyle w:val="berschrift2"/>
       </w:pPr>
-      <w:bookmarkStart w:id="25" w:name="_Toc232780603"/>
+      <w:bookmarkStart w:id="25" w:name="_Toc232812596"/>
       <w:r>
         <w:t>7.2 Clone Or Open The Project</w:t>
       </w:r>
@@ -8455,7 +8455,7 @@
       <w:pPr>
         <w:pStyle w:val="berschrift2"/>
       </w:pPr>
-      <w:bookmarkStart w:id="26" w:name="_Toc232780604"/>
+      <w:bookmarkStart w:id="26" w:name="_Toc232812597"/>
       <w:r>
         <w:t>7.3 Install Dependencies</w:t>
       </w:r>
@@ -8535,7 +8535,7 @@
       <w:pPr>
         <w:pStyle w:val="berschrift2"/>
       </w:pPr>
-      <w:bookmarkStart w:id="27" w:name="_Toc232780605"/>
+      <w:bookmarkStart w:id="27" w:name="_Toc232812598"/>
       <w:r>
         <w:t>7.4 Configure The .env File</w:t>
       </w:r>
@@ -9054,7 +9054,7 @@
       <w:pPr>
         <w:pStyle w:val="berschrift2"/>
       </w:pPr>
-      <w:bookmarkStart w:id="28" w:name="_Toc232780606"/>
+      <w:bookmarkStart w:id="28" w:name="_Toc232812599"/>
       <w:r>
         <w:t>7.5 API Setup Explained Simply</w:t>
       </w:r>
@@ -9089,8 +9089,6 @@
       <w:pPr>
         <w:rPr>
           <w:rFonts w:ascii="Arial" w:hAnsi="Arial" w:cs="Arial"/>
-          <w:b/>
-          <w:bCs/>
           <w:sz w:val="21"/>
         </w:rPr>
       </w:pPr>
@@ -9099,7 +9097,7 @@
           <w:rFonts w:ascii="Arial" w:hAnsi="Arial" w:cs="Arial"/>
           <w:sz w:val="21"/>
         </w:rPr>
-        <w:t>Spotify is recommended because it adds covers, durations, artist images and track links. Open https://developer.spotify.com/dashboard, log in and create a new app. Use an app name such as Weekly Spotify Wrapped, add a short description such as Weekly music report using Spotify metadata and enter http://127.0.0.1:8888/callback as redirect URI. This redirect URI must be exactly the same as SPOTIFY_REDIRECT_URI in the .env file. Select Web API, accept the developer terms and create the app. Then open the app settings, copy the client ID into SPOTIFY_CLIENT_ID and reveal the client secret to copy it into SPOTIFY_CLIENT_SECRET.</w:t>
+        <w:t>Spotify is recommended because it adds covers, durations, artist images and track links. According to Spotify's Web API Getting Started page, a Spotify Premium account can be required to use the Web API. If the teacher does not have Spotify Premium or does not want to create a Spotify app, the project can still be tested without Spotify by leaving SPOTIFY_CLIENT_ID, SPOTIFY_CLIENT_SECRET, SPOTIFY_REFRESH_TOKEN, SPOTIFY_PLAYLIST_ID and PLAYLIST_URL empty and setting ENABLE_PLAYLIST=false. In that mode, the program uses Last.fm data only. The database, statistics, HTML report, tests and optional email sending still work, while Spotify covers, links, durations and playlist updates are skipped. With Spotify Premium or a working Spotify Developer account, open https://developer.spotify.com/dashboard, log in and create a new app. Use an app name such as Weekly Spotify Wrapped, add a short description such as Weekly music report using Spotify metadata and enter http://127.0.0.1:8888/callback as redirect URI. This redirect URI must be exactly the same as SPOTIFY_REDIRECT_URI in the .env file. Select Web API, accept the developer terms and create the app. Then open the app settings, copy the client ID into SPOTIFY_CLIENT_ID and reveal the client secret to copy it into SPOTIFY_CLIENT_SECRET.</w:t>
       </w:r>
     </w:p>
     <w:p>
@@ -9209,7 +9207,7 @@
       <w:pPr>
         <w:pStyle w:val="berschrift2"/>
       </w:pPr>
-      <w:bookmarkStart w:id="29" w:name="_Toc232780607"/>
+      <w:bookmarkStart w:id="29" w:name="_Toc232812600"/>
       <w:r>
         <w:t>7.7 Weekly Automation</w:t>
       </w:r>
@@ -9328,7 +9326,7 @@
       <w:pPr>
         <w:pStyle w:val="berschrift1"/>
       </w:pPr>
-      <w:bookmarkStart w:id="30" w:name="_Toc232780608"/>
+      <w:bookmarkStart w:id="30" w:name="_Toc232812601"/>
       <w:r>
         <w:t>8. Testing</w:t>
       </w:r>
@@ -9375,6 +9373,7 @@
                 <w:color w:val="111827"/>
                 <w:sz w:val="17"/>
               </w:rPr>
+              <w:lastRenderedPageBreak/>
               <w:t>python -m pytest</w:t>
             </w:r>
             <w:r>
@@ -9398,8 +9397,23 @@
     <w:p/>
     <w:p>
       <w:r>
-        <w:lastRenderedPageBreak/>
         <w:t>The tests cover configuration loading, missing values, database duplicate handling, Last.fm parsing, Spotify enrichment, report generation, email sending, Spotify setup and the main workflow. The full executed test protocol is included as M122E_Test_Protocol.pdf and M122E_Test_Protocol.docx.</w:t>
+      </w:r>
+    </w:p>
+    <w:p/>
+    <w:p>
+      <w:pPr>
+        <w:rPr>
+          <w:rFonts w:ascii="Arial" w:hAnsi="Arial" w:cs="Arial"/>
+          <w:sz w:val="21"/>
+        </w:rPr>
+      </w:pPr>
+      <w:r>
+        <w:rPr>
+          <w:rFonts w:ascii="Arial" w:hAnsi="Arial" w:cs="Arial"/>
+          <w:sz w:val="21"/>
+        </w:rPr>
+        <w:t>The repository also includes a GitHub Actions CI pipeline in .github/workflows/ci.yml. The pipeline runs on pushes and pull requests to main, sets up Python 3.12, installs the dependencies from requirements.txt and runs python -m pytest. There is no production deployment for this school project, so the CD part is limited to keeping the repository automatically tested and ready for submission.</w:t>
       </w:r>
     </w:p>
     <w:p/>
@@ -9423,7 +9437,7 @@
         <w:pStyle w:val="berschrift1"/>
         <w:pageBreakBefore/>
       </w:pPr>
-      <w:bookmarkStart w:id="31" w:name="_Toc232780609"/>
+      <w:bookmarkStart w:id="31" w:name="_Toc232812602"/>
       <w:r>
         <w:lastRenderedPageBreak/>
         <w:t>9. Assignment Coverage</w:t>
@@ -9998,7 +10012,7 @@
       <w:pPr>
         <w:pStyle w:val="berschrift1"/>
       </w:pPr>
-      <w:bookmarkStart w:id="32" w:name="_Toc232780610"/>
+      <w:bookmarkStart w:id="32" w:name="_Toc232812603"/>
       <w:r>
         <w:t>10. Conclusion</w:t>
       </w:r>

--- a/docs/M122E_Final_Documentation.docx
+++ b/docs/M122E_Final_Documentation.docx
@@ -343,8 +343,13 @@
               <w:spacing w:after="0" w:line="240" w:lineRule="auto"/>
             </w:pPr>
             <w:r>
-              <w:t>Friday, 19 June 2026</w:t>
-            </w:r>
+              <w:t>Saturday, 20 June 2026</w:t>
+            </w:r>
+          </w:p>
+          <w:p>
+            <w:pPr>
+              <w:spacing w:after="0" w:line="240" w:lineRule="auto"/>
+            </w:pPr>
           </w:p>
         </w:tc>
       </w:tr>
@@ -437,12 +442,12 @@
         <w:tabs>
           <w:tab w:val="right" w:leader="dot" w:pos="10272"/>
         </w:tabs>
-        <w:spacing w:after="0" w:line="260" w:lineRule="exact"/>
+        <w:spacing w:after="0" w:line="248" w:lineRule="exact"/>
         <w:rPr>
           <w:rFonts w:ascii="Arial" w:hAnsi="Arial" w:cs="Arial"/>
           <w:noProof/>
           <w:kern w:val="2"/>
-          <w:sz w:val="22"/>
+          <w:sz w:val="21"/>
           <w:szCs w:val="24"/>
           <w:lang w:val="de-CH" w:eastAsia="de-CH"/>
           <w14:ligatures w14:val="standardContextual"/>
@@ -451,31 +456,31 @@
       <w:r>
         <w:rPr>
           <w:rFonts w:ascii="Arial" w:hAnsi="Arial" w:cs="Arial"/>
-          <w:sz w:val="22"/>
+          <w:sz w:val="21"/>
         </w:rPr>
         <w:fldChar w:fldCharType="begin"/>
       </w:r>
       <w:r>
         <w:rPr>
           <w:rFonts w:ascii="Arial" w:hAnsi="Arial" w:cs="Arial"/>
-          <w:sz w:val="22"/>
+          <w:sz w:val="21"/>
         </w:rPr>
         <w:instrText>TOC \o "1-2" \h \z \u</w:instrText>
       </w:r>
       <w:r>
         <w:rPr>
           <w:rFonts w:ascii="Arial" w:hAnsi="Arial" w:cs="Arial"/>
-          <w:sz w:val="22"/>
+          <w:sz w:val="21"/>
         </w:rPr>
         <w:fldChar w:fldCharType="separate"/>
       </w:r>
-      <w:hyperlink w:anchor="_Toc232812571" w:history="1">
+      <w:hyperlink w:anchor="_Toc232814096" w:history="1">
         <w:r>
           <w:rPr>
             <w:rStyle w:val="Hyperlink"/>
             <w:rFonts w:ascii="Arial" w:hAnsi="Arial" w:cs="Arial"/>
             <w:noProof/>
-            <w:sz w:val="22"/>
+            <w:sz w:val="21"/>
           </w:rPr>
           <w:t>1. Project Overview</w:t>
         </w:r>
@@ -484,7 +489,7 @@
             <w:rFonts w:ascii="Arial" w:hAnsi="Arial" w:cs="Arial"/>
             <w:noProof/>
             <w:webHidden/>
-            <w:sz w:val="22"/>
+            <w:sz w:val="21"/>
           </w:rPr>
           <w:tab/>
         </w:r>
@@ -493,7 +498,7 @@
             <w:rFonts w:ascii="Arial" w:hAnsi="Arial" w:cs="Arial"/>
             <w:noProof/>
             <w:webHidden/>
-            <w:sz w:val="22"/>
+            <w:sz w:val="21"/>
           </w:rPr>
           <w:fldChar w:fldCharType="begin"/>
         </w:r>
@@ -502,24 +507,24 @@
             <w:rFonts w:ascii="Arial" w:hAnsi="Arial" w:cs="Arial"/>
             <w:noProof/>
             <w:webHidden/>
-            <w:sz w:val="22"/>
-          </w:rPr>
-          <w:instrText xml:space="preserve"> PAGEREF _Toc232812571 \h </w:instrText>
-        </w:r>
-        <w:r>
-          <w:rPr>
-            <w:rFonts w:ascii="Arial" w:hAnsi="Arial" w:cs="Arial"/>
-            <w:noProof/>
-            <w:webHidden/>
-            <w:sz w:val="22"/>
-          </w:rPr>
-        </w:r>
-        <w:r>
-          <w:rPr>
-            <w:rFonts w:ascii="Arial" w:hAnsi="Arial" w:cs="Arial"/>
-            <w:noProof/>
-            <w:webHidden/>
-            <w:sz w:val="22"/>
+            <w:sz w:val="21"/>
+          </w:rPr>
+          <w:instrText xml:space="preserve"> PAGEREF _Toc232814096 \h </w:instrText>
+        </w:r>
+        <w:r>
+          <w:rPr>
+            <w:rFonts w:ascii="Arial" w:hAnsi="Arial" w:cs="Arial"/>
+            <w:noProof/>
+            <w:webHidden/>
+            <w:sz w:val="21"/>
+          </w:rPr>
+        </w:r>
+        <w:r>
+          <w:rPr>
+            <w:rFonts w:ascii="Arial" w:hAnsi="Arial" w:cs="Arial"/>
+            <w:noProof/>
+            <w:webHidden/>
+            <w:sz w:val="21"/>
           </w:rPr>
           <w:fldChar w:fldCharType="separate"/>
         </w:r>
@@ -528,7 +533,7 @@
             <w:rFonts w:ascii="Arial" w:hAnsi="Arial" w:cs="Arial"/>
             <w:noProof/>
             <w:webHidden/>
-            <w:sz w:val="22"/>
+            <w:sz w:val="21"/>
           </w:rPr>
           <w:t>3</w:t>
         </w:r>
@@ -537,7 +542,7 @@
             <w:rFonts w:ascii="Arial" w:hAnsi="Arial" w:cs="Arial"/>
             <w:noProof/>
             <w:webHidden/>
-            <w:sz w:val="22"/>
+            <w:sz w:val="21"/>
           </w:rPr>
           <w:fldChar w:fldCharType="end"/>
         </w:r>
@@ -549,24 +554,24 @@
         <w:tabs>
           <w:tab w:val="right" w:leader="dot" w:pos="10272"/>
         </w:tabs>
-        <w:spacing w:after="0" w:line="260" w:lineRule="exact"/>
+        <w:spacing w:after="0" w:line="248" w:lineRule="exact"/>
         <w:rPr>
           <w:rFonts w:ascii="Arial" w:hAnsi="Arial" w:cs="Arial"/>
           <w:noProof/>
           <w:kern w:val="2"/>
-          <w:sz w:val="22"/>
+          <w:sz w:val="21"/>
           <w:szCs w:val="24"/>
           <w:lang w:val="de-CH" w:eastAsia="de-CH"/>
           <w14:ligatures w14:val="standardContextual"/>
         </w:rPr>
       </w:pPr>
-      <w:hyperlink w:anchor="_Toc232812572" w:history="1">
+      <w:hyperlink w:anchor="_Toc232814097" w:history="1">
         <w:r>
           <w:rPr>
             <w:rStyle w:val="Hyperlink"/>
             <w:rFonts w:ascii="Arial" w:hAnsi="Arial" w:cs="Arial"/>
             <w:noProof/>
-            <w:sz w:val="22"/>
+            <w:sz w:val="21"/>
           </w:rPr>
           <w:t>1.1 Context</w:t>
         </w:r>
@@ -575,7 +580,7 @@
             <w:rFonts w:ascii="Arial" w:hAnsi="Arial" w:cs="Arial"/>
             <w:noProof/>
             <w:webHidden/>
-            <w:sz w:val="22"/>
+            <w:sz w:val="21"/>
           </w:rPr>
           <w:tab/>
         </w:r>
@@ -584,7 +589,7 @@
             <w:rFonts w:ascii="Arial" w:hAnsi="Arial" w:cs="Arial"/>
             <w:noProof/>
             <w:webHidden/>
-            <w:sz w:val="22"/>
+            <w:sz w:val="21"/>
           </w:rPr>
           <w:fldChar w:fldCharType="begin"/>
         </w:r>
@@ -593,24 +598,24 @@
             <w:rFonts w:ascii="Arial" w:hAnsi="Arial" w:cs="Arial"/>
             <w:noProof/>
             <w:webHidden/>
-            <w:sz w:val="22"/>
-          </w:rPr>
-          <w:instrText xml:space="preserve"> PAGEREF _Toc232812572 \h </w:instrText>
-        </w:r>
-        <w:r>
-          <w:rPr>
-            <w:rFonts w:ascii="Arial" w:hAnsi="Arial" w:cs="Arial"/>
-            <w:noProof/>
-            <w:webHidden/>
-            <w:sz w:val="22"/>
-          </w:rPr>
-        </w:r>
-        <w:r>
-          <w:rPr>
-            <w:rFonts w:ascii="Arial" w:hAnsi="Arial" w:cs="Arial"/>
-            <w:noProof/>
-            <w:webHidden/>
-            <w:sz w:val="22"/>
+            <w:sz w:val="21"/>
+          </w:rPr>
+          <w:instrText xml:space="preserve"> PAGEREF _Toc232814097 \h </w:instrText>
+        </w:r>
+        <w:r>
+          <w:rPr>
+            <w:rFonts w:ascii="Arial" w:hAnsi="Arial" w:cs="Arial"/>
+            <w:noProof/>
+            <w:webHidden/>
+            <w:sz w:val="21"/>
+          </w:rPr>
+        </w:r>
+        <w:r>
+          <w:rPr>
+            <w:rFonts w:ascii="Arial" w:hAnsi="Arial" w:cs="Arial"/>
+            <w:noProof/>
+            <w:webHidden/>
+            <w:sz w:val="21"/>
           </w:rPr>
           <w:fldChar w:fldCharType="separate"/>
         </w:r>
@@ -619,7 +624,7 @@
             <w:rFonts w:ascii="Arial" w:hAnsi="Arial" w:cs="Arial"/>
             <w:noProof/>
             <w:webHidden/>
-            <w:sz w:val="22"/>
+            <w:sz w:val="21"/>
           </w:rPr>
           <w:t>3</w:t>
         </w:r>
@@ -628,7 +633,7 @@
             <w:rFonts w:ascii="Arial" w:hAnsi="Arial" w:cs="Arial"/>
             <w:noProof/>
             <w:webHidden/>
-            <w:sz w:val="22"/>
+            <w:sz w:val="21"/>
           </w:rPr>
           <w:fldChar w:fldCharType="end"/>
         </w:r>
@@ -640,24 +645,24 @@
         <w:tabs>
           <w:tab w:val="right" w:leader="dot" w:pos="10272"/>
         </w:tabs>
-        <w:spacing w:after="0" w:line="260" w:lineRule="exact"/>
+        <w:spacing w:after="0" w:line="248" w:lineRule="exact"/>
         <w:rPr>
           <w:rFonts w:ascii="Arial" w:hAnsi="Arial" w:cs="Arial"/>
           <w:noProof/>
           <w:kern w:val="2"/>
-          <w:sz w:val="22"/>
+          <w:sz w:val="21"/>
           <w:szCs w:val="24"/>
           <w:lang w:val="de-CH" w:eastAsia="de-CH"/>
           <w14:ligatures w14:val="standardContextual"/>
         </w:rPr>
       </w:pPr>
-      <w:hyperlink w:anchor="_Toc232812573" w:history="1">
+      <w:hyperlink w:anchor="_Toc232814098" w:history="1">
         <w:r>
           <w:rPr>
             <w:rStyle w:val="Hyperlink"/>
             <w:rFonts w:ascii="Arial" w:hAnsi="Arial" w:cs="Arial"/>
             <w:noProof/>
-            <w:sz w:val="22"/>
+            <w:sz w:val="21"/>
           </w:rPr>
           <w:t>1.2 Goal</w:t>
         </w:r>
@@ -666,7 +671,7 @@
             <w:rFonts w:ascii="Arial" w:hAnsi="Arial" w:cs="Arial"/>
             <w:noProof/>
             <w:webHidden/>
-            <w:sz w:val="22"/>
+            <w:sz w:val="21"/>
           </w:rPr>
           <w:tab/>
         </w:r>
@@ -675,7 +680,7 @@
             <w:rFonts w:ascii="Arial" w:hAnsi="Arial" w:cs="Arial"/>
             <w:noProof/>
             <w:webHidden/>
-            <w:sz w:val="22"/>
+            <w:sz w:val="21"/>
           </w:rPr>
           <w:fldChar w:fldCharType="begin"/>
         </w:r>
@@ -684,24 +689,24 @@
             <w:rFonts w:ascii="Arial" w:hAnsi="Arial" w:cs="Arial"/>
             <w:noProof/>
             <w:webHidden/>
-            <w:sz w:val="22"/>
-          </w:rPr>
-          <w:instrText xml:space="preserve"> PAGEREF _Toc232812573 \h </w:instrText>
-        </w:r>
-        <w:r>
-          <w:rPr>
-            <w:rFonts w:ascii="Arial" w:hAnsi="Arial" w:cs="Arial"/>
-            <w:noProof/>
-            <w:webHidden/>
-            <w:sz w:val="22"/>
-          </w:rPr>
-        </w:r>
-        <w:r>
-          <w:rPr>
-            <w:rFonts w:ascii="Arial" w:hAnsi="Arial" w:cs="Arial"/>
-            <w:noProof/>
-            <w:webHidden/>
-            <w:sz w:val="22"/>
+            <w:sz w:val="21"/>
+          </w:rPr>
+          <w:instrText xml:space="preserve"> PAGEREF _Toc232814098 \h </w:instrText>
+        </w:r>
+        <w:r>
+          <w:rPr>
+            <w:rFonts w:ascii="Arial" w:hAnsi="Arial" w:cs="Arial"/>
+            <w:noProof/>
+            <w:webHidden/>
+            <w:sz w:val="21"/>
+          </w:rPr>
+        </w:r>
+        <w:r>
+          <w:rPr>
+            <w:rFonts w:ascii="Arial" w:hAnsi="Arial" w:cs="Arial"/>
+            <w:noProof/>
+            <w:webHidden/>
+            <w:sz w:val="21"/>
           </w:rPr>
           <w:fldChar w:fldCharType="separate"/>
         </w:r>
@@ -710,7 +715,7 @@
             <w:rFonts w:ascii="Arial" w:hAnsi="Arial" w:cs="Arial"/>
             <w:noProof/>
             <w:webHidden/>
-            <w:sz w:val="22"/>
+            <w:sz w:val="21"/>
           </w:rPr>
           <w:t>3</w:t>
         </w:r>
@@ -719,7 +724,7 @@
             <w:rFonts w:ascii="Arial" w:hAnsi="Arial" w:cs="Arial"/>
             <w:noProof/>
             <w:webHidden/>
-            <w:sz w:val="22"/>
+            <w:sz w:val="21"/>
           </w:rPr>
           <w:fldChar w:fldCharType="end"/>
         </w:r>
@@ -731,24 +736,24 @@
         <w:tabs>
           <w:tab w:val="right" w:leader="dot" w:pos="10272"/>
         </w:tabs>
-        <w:spacing w:after="0" w:line="260" w:lineRule="exact"/>
+        <w:spacing w:after="0" w:line="248" w:lineRule="exact"/>
         <w:rPr>
           <w:rFonts w:ascii="Arial" w:hAnsi="Arial" w:cs="Arial"/>
           <w:noProof/>
           <w:kern w:val="2"/>
-          <w:sz w:val="22"/>
+          <w:sz w:val="21"/>
           <w:szCs w:val="24"/>
           <w:lang w:val="de-CH" w:eastAsia="de-CH"/>
           <w14:ligatures w14:val="standardContextual"/>
         </w:rPr>
       </w:pPr>
-      <w:hyperlink w:anchor="_Toc232812574" w:history="1">
+      <w:hyperlink w:anchor="_Toc232814099" w:history="1">
         <w:r>
           <w:rPr>
             <w:rStyle w:val="Hyperlink"/>
             <w:rFonts w:ascii="Arial" w:hAnsi="Arial" w:cs="Arial"/>
             <w:noProof/>
-            <w:sz w:val="22"/>
+            <w:sz w:val="21"/>
           </w:rPr>
           <w:t>1.3 What The Program Does</w:t>
         </w:r>
@@ -757,7 +762,7 @@
             <w:rFonts w:ascii="Arial" w:hAnsi="Arial" w:cs="Arial"/>
             <w:noProof/>
             <w:webHidden/>
-            <w:sz w:val="22"/>
+            <w:sz w:val="21"/>
           </w:rPr>
           <w:tab/>
         </w:r>
@@ -766,7 +771,7 @@
             <w:rFonts w:ascii="Arial" w:hAnsi="Arial" w:cs="Arial"/>
             <w:noProof/>
             <w:webHidden/>
-            <w:sz w:val="22"/>
+            <w:sz w:val="21"/>
           </w:rPr>
           <w:fldChar w:fldCharType="begin"/>
         </w:r>
@@ -775,24 +780,24 @@
             <w:rFonts w:ascii="Arial" w:hAnsi="Arial" w:cs="Arial"/>
             <w:noProof/>
             <w:webHidden/>
-            <w:sz w:val="22"/>
-          </w:rPr>
-          <w:instrText xml:space="preserve"> PAGEREF _Toc232812574 \h </w:instrText>
-        </w:r>
-        <w:r>
-          <w:rPr>
-            <w:rFonts w:ascii="Arial" w:hAnsi="Arial" w:cs="Arial"/>
-            <w:noProof/>
-            <w:webHidden/>
-            <w:sz w:val="22"/>
-          </w:rPr>
-        </w:r>
-        <w:r>
-          <w:rPr>
-            <w:rFonts w:ascii="Arial" w:hAnsi="Arial" w:cs="Arial"/>
-            <w:noProof/>
-            <w:webHidden/>
-            <w:sz w:val="22"/>
+            <w:sz w:val="21"/>
+          </w:rPr>
+          <w:instrText xml:space="preserve"> PAGEREF _Toc232814099 \h </w:instrText>
+        </w:r>
+        <w:r>
+          <w:rPr>
+            <w:rFonts w:ascii="Arial" w:hAnsi="Arial" w:cs="Arial"/>
+            <w:noProof/>
+            <w:webHidden/>
+            <w:sz w:val="21"/>
+          </w:rPr>
+        </w:r>
+        <w:r>
+          <w:rPr>
+            <w:rFonts w:ascii="Arial" w:hAnsi="Arial" w:cs="Arial"/>
+            <w:noProof/>
+            <w:webHidden/>
+            <w:sz w:val="21"/>
           </w:rPr>
           <w:fldChar w:fldCharType="separate"/>
         </w:r>
@@ -801,7 +806,7 @@
             <w:rFonts w:ascii="Arial" w:hAnsi="Arial" w:cs="Arial"/>
             <w:noProof/>
             <w:webHidden/>
-            <w:sz w:val="22"/>
+            <w:sz w:val="21"/>
           </w:rPr>
           <w:t>3</w:t>
         </w:r>
@@ -810,7 +815,7 @@
             <w:rFonts w:ascii="Arial" w:hAnsi="Arial" w:cs="Arial"/>
             <w:noProof/>
             <w:webHidden/>
-            <w:sz w:val="22"/>
+            <w:sz w:val="21"/>
           </w:rPr>
           <w:fldChar w:fldCharType="end"/>
         </w:r>
@@ -822,24 +827,24 @@
         <w:tabs>
           <w:tab w:val="right" w:leader="dot" w:pos="10272"/>
         </w:tabs>
-        <w:spacing w:after="0" w:line="260" w:lineRule="exact"/>
+        <w:spacing w:after="0" w:line="248" w:lineRule="exact"/>
         <w:rPr>
           <w:rFonts w:ascii="Arial" w:hAnsi="Arial" w:cs="Arial"/>
           <w:noProof/>
           <w:kern w:val="2"/>
-          <w:sz w:val="22"/>
+          <w:sz w:val="21"/>
           <w:szCs w:val="24"/>
           <w:lang w:val="de-CH" w:eastAsia="de-CH"/>
           <w14:ligatures w14:val="standardContextual"/>
         </w:rPr>
       </w:pPr>
-      <w:hyperlink w:anchor="_Toc232812575" w:history="1">
+      <w:hyperlink w:anchor="_Toc232814100" w:history="1">
         <w:r>
           <w:rPr>
             <w:rStyle w:val="Hyperlink"/>
             <w:rFonts w:ascii="Arial" w:hAnsi="Arial" w:cs="Arial"/>
             <w:noProof/>
-            <w:sz w:val="22"/>
+            <w:sz w:val="21"/>
           </w:rPr>
           <w:t>2. Project Work And Personal Approach</w:t>
         </w:r>
@@ -848,7 +853,7 @@
             <w:rFonts w:ascii="Arial" w:hAnsi="Arial" w:cs="Arial"/>
             <w:noProof/>
             <w:webHidden/>
-            <w:sz w:val="22"/>
+            <w:sz w:val="21"/>
           </w:rPr>
           <w:tab/>
         </w:r>
@@ -857,7 +862,7 @@
             <w:rFonts w:ascii="Arial" w:hAnsi="Arial" w:cs="Arial"/>
             <w:noProof/>
             <w:webHidden/>
-            <w:sz w:val="22"/>
+            <w:sz w:val="21"/>
           </w:rPr>
           <w:fldChar w:fldCharType="begin"/>
         </w:r>
@@ -866,24 +871,24 @@
             <w:rFonts w:ascii="Arial" w:hAnsi="Arial" w:cs="Arial"/>
             <w:noProof/>
             <w:webHidden/>
-            <w:sz w:val="22"/>
-          </w:rPr>
-          <w:instrText xml:space="preserve"> PAGEREF _Toc232812575 \h </w:instrText>
-        </w:r>
-        <w:r>
-          <w:rPr>
-            <w:rFonts w:ascii="Arial" w:hAnsi="Arial" w:cs="Arial"/>
-            <w:noProof/>
-            <w:webHidden/>
-            <w:sz w:val="22"/>
-          </w:rPr>
-        </w:r>
-        <w:r>
-          <w:rPr>
-            <w:rFonts w:ascii="Arial" w:hAnsi="Arial" w:cs="Arial"/>
-            <w:noProof/>
-            <w:webHidden/>
-            <w:sz w:val="22"/>
+            <w:sz w:val="21"/>
+          </w:rPr>
+          <w:instrText xml:space="preserve"> PAGEREF _Toc232814100 \h </w:instrText>
+        </w:r>
+        <w:r>
+          <w:rPr>
+            <w:rFonts w:ascii="Arial" w:hAnsi="Arial" w:cs="Arial"/>
+            <w:noProof/>
+            <w:webHidden/>
+            <w:sz w:val="21"/>
+          </w:rPr>
+        </w:r>
+        <w:r>
+          <w:rPr>
+            <w:rFonts w:ascii="Arial" w:hAnsi="Arial" w:cs="Arial"/>
+            <w:noProof/>
+            <w:webHidden/>
+            <w:sz w:val="21"/>
           </w:rPr>
           <w:fldChar w:fldCharType="separate"/>
         </w:r>
@@ -892,7 +897,7 @@
             <w:rFonts w:ascii="Arial" w:hAnsi="Arial" w:cs="Arial"/>
             <w:noProof/>
             <w:webHidden/>
-            <w:sz w:val="22"/>
+            <w:sz w:val="21"/>
           </w:rPr>
           <w:t>3</w:t>
         </w:r>
@@ -901,7 +906,7 @@
             <w:rFonts w:ascii="Arial" w:hAnsi="Arial" w:cs="Arial"/>
             <w:noProof/>
             <w:webHidden/>
-            <w:sz w:val="22"/>
+            <w:sz w:val="21"/>
           </w:rPr>
           <w:fldChar w:fldCharType="end"/>
         </w:r>
@@ -913,24 +918,24 @@
         <w:tabs>
           <w:tab w:val="right" w:leader="dot" w:pos="10272"/>
         </w:tabs>
-        <w:spacing w:after="0" w:line="260" w:lineRule="exact"/>
+        <w:spacing w:after="0" w:line="248" w:lineRule="exact"/>
         <w:rPr>
           <w:rFonts w:ascii="Arial" w:hAnsi="Arial" w:cs="Arial"/>
           <w:noProof/>
           <w:kern w:val="2"/>
-          <w:sz w:val="22"/>
+          <w:sz w:val="21"/>
           <w:szCs w:val="24"/>
           <w:lang w:val="de-CH" w:eastAsia="de-CH"/>
           <w14:ligatures w14:val="standardContextual"/>
         </w:rPr>
       </w:pPr>
-      <w:hyperlink w:anchor="_Toc232812576" w:history="1">
+      <w:hyperlink w:anchor="_Toc232814101" w:history="1">
         <w:r>
           <w:rPr>
             <w:rStyle w:val="Hyperlink"/>
             <w:rFonts w:ascii="Arial" w:hAnsi="Arial" w:cs="Arial"/>
             <w:noProof/>
-            <w:sz w:val="22"/>
+            <w:sz w:val="21"/>
           </w:rPr>
           <w:t>2.1 How I Started</w:t>
         </w:r>
@@ -939,7 +944,7 @@
             <w:rFonts w:ascii="Arial" w:hAnsi="Arial" w:cs="Arial"/>
             <w:noProof/>
             <w:webHidden/>
-            <w:sz w:val="22"/>
+            <w:sz w:val="21"/>
           </w:rPr>
           <w:tab/>
         </w:r>
@@ -948,7 +953,7 @@
             <w:rFonts w:ascii="Arial" w:hAnsi="Arial" w:cs="Arial"/>
             <w:noProof/>
             <w:webHidden/>
-            <w:sz w:val="22"/>
+            <w:sz w:val="21"/>
           </w:rPr>
           <w:fldChar w:fldCharType="begin"/>
         </w:r>
@@ -957,24 +962,24 @@
             <w:rFonts w:ascii="Arial" w:hAnsi="Arial" w:cs="Arial"/>
             <w:noProof/>
             <w:webHidden/>
-            <w:sz w:val="22"/>
-          </w:rPr>
-          <w:instrText xml:space="preserve"> PAGEREF _Toc232812576 \h </w:instrText>
-        </w:r>
-        <w:r>
-          <w:rPr>
-            <w:rFonts w:ascii="Arial" w:hAnsi="Arial" w:cs="Arial"/>
-            <w:noProof/>
-            <w:webHidden/>
-            <w:sz w:val="22"/>
-          </w:rPr>
-        </w:r>
-        <w:r>
-          <w:rPr>
-            <w:rFonts w:ascii="Arial" w:hAnsi="Arial" w:cs="Arial"/>
-            <w:noProof/>
-            <w:webHidden/>
-            <w:sz w:val="22"/>
+            <w:sz w:val="21"/>
+          </w:rPr>
+          <w:instrText xml:space="preserve"> PAGEREF _Toc232814101 \h </w:instrText>
+        </w:r>
+        <w:r>
+          <w:rPr>
+            <w:rFonts w:ascii="Arial" w:hAnsi="Arial" w:cs="Arial"/>
+            <w:noProof/>
+            <w:webHidden/>
+            <w:sz w:val="21"/>
+          </w:rPr>
+        </w:r>
+        <w:r>
+          <w:rPr>
+            <w:rFonts w:ascii="Arial" w:hAnsi="Arial" w:cs="Arial"/>
+            <w:noProof/>
+            <w:webHidden/>
+            <w:sz w:val="21"/>
           </w:rPr>
           <w:fldChar w:fldCharType="separate"/>
         </w:r>
@@ -983,7 +988,7 @@
             <w:rFonts w:ascii="Arial" w:hAnsi="Arial" w:cs="Arial"/>
             <w:noProof/>
             <w:webHidden/>
-            <w:sz w:val="22"/>
+            <w:sz w:val="21"/>
           </w:rPr>
           <w:t>3</w:t>
         </w:r>
@@ -992,7 +997,7 @@
             <w:rFonts w:ascii="Arial" w:hAnsi="Arial" w:cs="Arial"/>
             <w:noProof/>
             <w:webHidden/>
-            <w:sz w:val="22"/>
+            <w:sz w:val="21"/>
           </w:rPr>
           <w:fldChar w:fldCharType="end"/>
         </w:r>
@@ -1004,24 +1009,24 @@
         <w:tabs>
           <w:tab w:val="right" w:leader="dot" w:pos="10272"/>
         </w:tabs>
-        <w:spacing w:after="0" w:line="260" w:lineRule="exact"/>
+        <w:spacing w:after="0" w:line="248" w:lineRule="exact"/>
         <w:rPr>
           <w:rFonts w:ascii="Arial" w:hAnsi="Arial" w:cs="Arial"/>
           <w:noProof/>
           <w:kern w:val="2"/>
-          <w:sz w:val="22"/>
+          <w:sz w:val="21"/>
           <w:szCs w:val="24"/>
           <w:lang w:val="de-CH" w:eastAsia="de-CH"/>
           <w14:ligatures w14:val="standardContextual"/>
         </w:rPr>
       </w:pPr>
-      <w:hyperlink w:anchor="_Toc232812577" w:history="1">
+      <w:hyperlink w:anchor="_Toc232814102" w:history="1">
         <w:r>
           <w:rPr>
             <w:rStyle w:val="Hyperlink"/>
             <w:rFonts w:ascii="Arial" w:hAnsi="Arial" w:cs="Arial"/>
             <w:noProof/>
-            <w:sz w:val="22"/>
+            <w:sz w:val="21"/>
           </w:rPr>
           <w:t>2.2 Difficulties During The Project</w:t>
         </w:r>
@@ -1030,7 +1035,7 @@
             <w:rFonts w:ascii="Arial" w:hAnsi="Arial" w:cs="Arial"/>
             <w:noProof/>
             <w:webHidden/>
-            <w:sz w:val="22"/>
+            <w:sz w:val="21"/>
           </w:rPr>
           <w:tab/>
         </w:r>
@@ -1039,7 +1044,7 @@
             <w:rFonts w:ascii="Arial" w:hAnsi="Arial" w:cs="Arial"/>
             <w:noProof/>
             <w:webHidden/>
-            <w:sz w:val="22"/>
+            <w:sz w:val="21"/>
           </w:rPr>
           <w:fldChar w:fldCharType="begin"/>
         </w:r>
@@ -1048,24 +1053,24 @@
             <w:rFonts w:ascii="Arial" w:hAnsi="Arial" w:cs="Arial"/>
             <w:noProof/>
             <w:webHidden/>
-            <w:sz w:val="22"/>
-          </w:rPr>
-          <w:instrText xml:space="preserve"> PAGEREF _Toc232812577 \h </w:instrText>
-        </w:r>
-        <w:r>
-          <w:rPr>
-            <w:rFonts w:ascii="Arial" w:hAnsi="Arial" w:cs="Arial"/>
-            <w:noProof/>
-            <w:webHidden/>
-            <w:sz w:val="22"/>
-          </w:rPr>
-        </w:r>
-        <w:r>
-          <w:rPr>
-            <w:rFonts w:ascii="Arial" w:hAnsi="Arial" w:cs="Arial"/>
-            <w:noProof/>
-            <w:webHidden/>
-            <w:sz w:val="22"/>
+            <w:sz w:val="21"/>
+          </w:rPr>
+          <w:instrText xml:space="preserve"> PAGEREF _Toc232814102 \h </w:instrText>
+        </w:r>
+        <w:r>
+          <w:rPr>
+            <w:rFonts w:ascii="Arial" w:hAnsi="Arial" w:cs="Arial"/>
+            <w:noProof/>
+            <w:webHidden/>
+            <w:sz w:val="21"/>
+          </w:rPr>
+        </w:r>
+        <w:r>
+          <w:rPr>
+            <w:rFonts w:ascii="Arial" w:hAnsi="Arial" w:cs="Arial"/>
+            <w:noProof/>
+            <w:webHidden/>
+            <w:sz w:val="21"/>
           </w:rPr>
           <w:fldChar w:fldCharType="separate"/>
         </w:r>
@@ -1074,7 +1079,7 @@
             <w:rFonts w:ascii="Arial" w:hAnsi="Arial" w:cs="Arial"/>
             <w:noProof/>
             <w:webHidden/>
-            <w:sz w:val="22"/>
+            <w:sz w:val="21"/>
           </w:rPr>
           <w:t>3</w:t>
         </w:r>
@@ -1083,7 +1088,7 @@
             <w:rFonts w:ascii="Arial" w:hAnsi="Arial" w:cs="Arial"/>
             <w:noProof/>
             <w:webHidden/>
-            <w:sz w:val="22"/>
+            <w:sz w:val="21"/>
           </w:rPr>
           <w:fldChar w:fldCharType="end"/>
         </w:r>
@@ -1095,24 +1100,24 @@
         <w:tabs>
           <w:tab w:val="right" w:leader="dot" w:pos="10272"/>
         </w:tabs>
-        <w:spacing w:after="0" w:line="260" w:lineRule="exact"/>
+        <w:spacing w:after="0" w:line="248" w:lineRule="exact"/>
         <w:rPr>
           <w:rFonts w:ascii="Arial" w:hAnsi="Arial" w:cs="Arial"/>
           <w:noProof/>
           <w:kern w:val="2"/>
-          <w:sz w:val="22"/>
+          <w:sz w:val="21"/>
           <w:szCs w:val="24"/>
           <w:lang w:val="de-CH" w:eastAsia="de-CH"/>
           <w14:ligatures w14:val="standardContextual"/>
         </w:rPr>
       </w:pPr>
-      <w:hyperlink w:anchor="_Toc232812578" w:history="1">
+      <w:hyperlink w:anchor="_Toc232814103" w:history="1">
         <w:r>
           <w:rPr>
             <w:rStyle w:val="Hyperlink"/>
             <w:rFonts w:ascii="Arial" w:hAnsi="Arial" w:cs="Arial"/>
             <w:noProof/>
-            <w:sz w:val="22"/>
+            <w:sz w:val="21"/>
           </w:rPr>
           <w:t>2.3 What I Improved Near The End</w:t>
         </w:r>
@@ -1121,7 +1126,7 @@
             <w:rFonts w:ascii="Arial" w:hAnsi="Arial" w:cs="Arial"/>
             <w:noProof/>
             <w:webHidden/>
-            <w:sz w:val="22"/>
+            <w:sz w:val="21"/>
           </w:rPr>
           <w:tab/>
         </w:r>
@@ -1130,7 +1135,7 @@
             <w:rFonts w:ascii="Arial" w:hAnsi="Arial" w:cs="Arial"/>
             <w:noProof/>
             <w:webHidden/>
-            <w:sz w:val="22"/>
+            <w:sz w:val="21"/>
           </w:rPr>
           <w:fldChar w:fldCharType="begin"/>
         </w:r>
@@ -1139,24 +1144,24 @@
             <w:rFonts w:ascii="Arial" w:hAnsi="Arial" w:cs="Arial"/>
             <w:noProof/>
             <w:webHidden/>
-            <w:sz w:val="22"/>
-          </w:rPr>
-          <w:instrText xml:space="preserve"> PAGEREF _Toc232812578 \h </w:instrText>
-        </w:r>
-        <w:r>
-          <w:rPr>
-            <w:rFonts w:ascii="Arial" w:hAnsi="Arial" w:cs="Arial"/>
-            <w:noProof/>
-            <w:webHidden/>
-            <w:sz w:val="22"/>
-          </w:rPr>
-        </w:r>
-        <w:r>
-          <w:rPr>
-            <w:rFonts w:ascii="Arial" w:hAnsi="Arial" w:cs="Arial"/>
-            <w:noProof/>
-            <w:webHidden/>
-            <w:sz w:val="22"/>
+            <w:sz w:val="21"/>
+          </w:rPr>
+          <w:instrText xml:space="preserve"> PAGEREF _Toc232814103 \h </w:instrText>
+        </w:r>
+        <w:r>
+          <w:rPr>
+            <w:rFonts w:ascii="Arial" w:hAnsi="Arial" w:cs="Arial"/>
+            <w:noProof/>
+            <w:webHidden/>
+            <w:sz w:val="21"/>
+          </w:rPr>
+        </w:r>
+        <w:r>
+          <w:rPr>
+            <w:rFonts w:ascii="Arial" w:hAnsi="Arial" w:cs="Arial"/>
+            <w:noProof/>
+            <w:webHidden/>
+            <w:sz w:val="21"/>
           </w:rPr>
           <w:fldChar w:fldCharType="separate"/>
         </w:r>
@@ -1165,7 +1170,7 @@
             <w:rFonts w:ascii="Arial" w:hAnsi="Arial" w:cs="Arial"/>
             <w:noProof/>
             <w:webHidden/>
-            <w:sz w:val="22"/>
+            <w:sz w:val="21"/>
           </w:rPr>
           <w:t>3</w:t>
         </w:r>
@@ -1174,7 +1179,7 @@
             <w:rFonts w:ascii="Arial" w:hAnsi="Arial" w:cs="Arial"/>
             <w:noProof/>
             <w:webHidden/>
-            <w:sz w:val="22"/>
+            <w:sz w:val="21"/>
           </w:rPr>
           <w:fldChar w:fldCharType="end"/>
         </w:r>
@@ -1186,24 +1191,24 @@
         <w:tabs>
           <w:tab w:val="right" w:leader="dot" w:pos="10272"/>
         </w:tabs>
-        <w:spacing w:after="0" w:line="260" w:lineRule="exact"/>
+        <w:spacing w:after="0" w:line="248" w:lineRule="exact"/>
         <w:rPr>
           <w:rFonts w:ascii="Arial" w:hAnsi="Arial" w:cs="Arial"/>
           <w:noProof/>
           <w:kern w:val="2"/>
-          <w:sz w:val="22"/>
+          <w:sz w:val="21"/>
           <w:szCs w:val="24"/>
           <w:lang w:val="de-CH" w:eastAsia="de-CH"/>
           <w14:ligatures w14:val="standardContextual"/>
         </w:rPr>
       </w:pPr>
-      <w:hyperlink w:anchor="_Toc232812579" w:history="1">
+      <w:hyperlink w:anchor="_Toc232814104" w:history="1">
         <w:r>
           <w:rPr>
             <w:rStyle w:val="Hyperlink"/>
             <w:rFonts w:ascii="Arial" w:hAnsi="Arial" w:cs="Arial"/>
             <w:noProof/>
-            <w:sz w:val="22"/>
+            <w:sz w:val="21"/>
           </w:rPr>
           <w:t>3. Project Plan</w:t>
         </w:r>
@@ -1212,7 +1217,7 @@
             <w:rFonts w:ascii="Arial" w:hAnsi="Arial" w:cs="Arial"/>
             <w:noProof/>
             <w:webHidden/>
-            <w:sz w:val="22"/>
+            <w:sz w:val="21"/>
           </w:rPr>
           <w:tab/>
         </w:r>
@@ -1221,7 +1226,7 @@
             <w:rFonts w:ascii="Arial" w:hAnsi="Arial" w:cs="Arial"/>
             <w:noProof/>
             <w:webHidden/>
-            <w:sz w:val="22"/>
+            <w:sz w:val="21"/>
           </w:rPr>
           <w:fldChar w:fldCharType="begin"/>
         </w:r>
@@ -1230,24 +1235,24 @@
             <w:rFonts w:ascii="Arial" w:hAnsi="Arial" w:cs="Arial"/>
             <w:noProof/>
             <w:webHidden/>
-            <w:sz w:val="22"/>
-          </w:rPr>
-          <w:instrText xml:space="preserve"> PAGEREF _Toc232812579 \h </w:instrText>
-        </w:r>
-        <w:r>
-          <w:rPr>
-            <w:rFonts w:ascii="Arial" w:hAnsi="Arial" w:cs="Arial"/>
-            <w:noProof/>
-            <w:webHidden/>
-            <w:sz w:val="22"/>
-          </w:rPr>
-        </w:r>
-        <w:r>
-          <w:rPr>
-            <w:rFonts w:ascii="Arial" w:hAnsi="Arial" w:cs="Arial"/>
-            <w:noProof/>
-            <w:webHidden/>
-            <w:sz w:val="22"/>
+            <w:sz w:val="21"/>
+          </w:rPr>
+          <w:instrText xml:space="preserve"> PAGEREF _Toc232814104 \h </w:instrText>
+        </w:r>
+        <w:r>
+          <w:rPr>
+            <w:rFonts w:ascii="Arial" w:hAnsi="Arial" w:cs="Arial"/>
+            <w:noProof/>
+            <w:webHidden/>
+            <w:sz w:val="21"/>
+          </w:rPr>
+        </w:r>
+        <w:r>
+          <w:rPr>
+            <w:rFonts w:ascii="Arial" w:hAnsi="Arial" w:cs="Arial"/>
+            <w:noProof/>
+            <w:webHidden/>
+            <w:sz w:val="21"/>
           </w:rPr>
           <w:fldChar w:fldCharType="separate"/>
         </w:r>
@@ -1256,7 +1261,7 @@
             <w:rFonts w:ascii="Arial" w:hAnsi="Arial" w:cs="Arial"/>
             <w:noProof/>
             <w:webHidden/>
-            <w:sz w:val="22"/>
+            <w:sz w:val="21"/>
           </w:rPr>
           <w:t>4</w:t>
         </w:r>
@@ -1265,7 +1270,7 @@
             <w:rFonts w:ascii="Arial" w:hAnsi="Arial" w:cs="Arial"/>
             <w:noProof/>
             <w:webHidden/>
-            <w:sz w:val="22"/>
+            <w:sz w:val="21"/>
           </w:rPr>
           <w:fldChar w:fldCharType="end"/>
         </w:r>
@@ -1277,24 +1282,24 @@
         <w:tabs>
           <w:tab w:val="right" w:leader="dot" w:pos="10272"/>
         </w:tabs>
-        <w:spacing w:after="0" w:line="260" w:lineRule="exact"/>
+        <w:spacing w:after="0" w:line="248" w:lineRule="exact"/>
         <w:rPr>
           <w:rFonts w:ascii="Arial" w:hAnsi="Arial" w:cs="Arial"/>
           <w:noProof/>
           <w:kern w:val="2"/>
-          <w:sz w:val="22"/>
+          <w:sz w:val="21"/>
           <w:szCs w:val="24"/>
           <w:lang w:val="de-CH" w:eastAsia="de-CH"/>
           <w14:ligatures w14:val="standardContextual"/>
         </w:rPr>
       </w:pPr>
-      <w:hyperlink w:anchor="_Toc232812580" w:history="1">
+      <w:hyperlink w:anchor="_Toc232814105" w:history="1">
         <w:r>
           <w:rPr>
             <w:rStyle w:val="Hyperlink"/>
             <w:rFonts w:ascii="Arial" w:hAnsi="Arial" w:cs="Arial"/>
             <w:noProof/>
-            <w:sz w:val="22"/>
+            <w:sz w:val="21"/>
           </w:rPr>
           <w:t>4. Requirements</w:t>
         </w:r>
@@ -1303,7 +1308,7 @@
             <w:rFonts w:ascii="Arial" w:hAnsi="Arial" w:cs="Arial"/>
             <w:noProof/>
             <w:webHidden/>
-            <w:sz w:val="22"/>
+            <w:sz w:val="21"/>
           </w:rPr>
           <w:tab/>
         </w:r>
@@ -1312,7 +1317,7 @@
             <w:rFonts w:ascii="Arial" w:hAnsi="Arial" w:cs="Arial"/>
             <w:noProof/>
             <w:webHidden/>
-            <w:sz w:val="22"/>
+            <w:sz w:val="21"/>
           </w:rPr>
           <w:fldChar w:fldCharType="begin"/>
         </w:r>
@@ -1321,24 +1326,24 @@
             <w:rFonts w:ascii="Arial" w:hAnsi="Arial" w:cs="Arial"/>
             <w:noProof/>
             <w:webHidden/>
-            <w:sz w:val="22"/>
-          </w:rPr>
-          <w:instrText xml:space="preserve"> PAGEREF _Toc232812580 \h </w:instrText>
-        </w:r>
-        <w:r>
-          <w:rPr>
-            <w:rFonts w:ascii="Arial" w:hAnsi="Arial" w:cs="Arial"/>
-            <w:noProof/>
-            <w:webHidden/>
-            <w:sz w:val="22"/>
-          </w:rPr>
-        </w:r>
-        <w:r>
-          <w:rPr>
-            <w:rFonts w:ascii="Arial" w:hAnsi="Arial" w:cs="Arial"/>
-            <w:noProof/>
-            <w:webHidden/>
-            <w:sz w:val="22"/>
+            <w:sz w:val="21"/>
+          </w:rPr>
+          <w:instrText xml:space="preserve"> PAGEREF _Toc232814105 \h </w:instrText>
+        </w:r>
+        <w:r>
+          <w:rPr>
+            <w:rFonts w:ascii="Arial" w:hAnsi="Arial" w:cs="Arial"/>
+            <w:noProof/>
+            <w:webHidden/>
+            <w:sz w:val="21"/>
+          </w:rPr>
+        </w:r>
+        <w:r>
+          <w:rPr>
+            <w:rFonts w:ascii="Arial" w:hAnsi="Arial" w:cs="Arial"/>
+            <w:noProof/>
+            <w:webHidden/>
+            <w:sz w:val="21"/>
           </w:rPr>
           <w:fldChar w:fldCharType="separate"/>
         </w:r>
@@ -1347,7 +1352,7 @@
             <w:rFonts w:ascii="Arial" w:hAnsi="Arial" w:cs="Arial"/>
             <w:noProof/>
             <w:webHidden/>
-            <w:sz w:val="22"/>
+            <w:sz w:val="21"/>
           </w:rPr>
           <w:t>4</w:t>
         </w:r>
@@ -1356,7 +1361,7 @@
             <w:rFonts w:ascii="Arial" w:hAnsi="Arial" w:cs="Arial"/>
             <w:noProof/>
             <w:webHidden/>
-            <w:sz w:val="22"/>
+            <w:sz w:val="21"/>
           </w:rPr>
           <w:fldChar w:fldCharType="end"/>
         </w:r>
@@ -1368,24 +1373,24 @@
         <w:tabs>
           <w:tab w:val="right" w:leader="dot" w:pos="10272"/>
         </w:tabs>
-        <w:spacing w:after="0" w:line="260" w:lineRule="exact"/>
+        <w:spacing w:after="0" w:line="248" w:lineRule="exact"/>
         <w:rPr>
           <w:rFonts w:ascii="Arial" w:hAnsi="Arial" w:cs="Arial"/>
           <w:noProof/>
           <w:kern w:val="2"/>
-          <w:sz w:val="22"/>
+          <w:sz w:val="21"/>
           <w:szCs w:val="24"/>
           <w:lang w:val="de-CH" w:eastAsia="de-CH"/>
           <w14:ligatures w14:val="standardContextual"/>
         </w:rPr>
       </w:pPr>
-      <w:hyperlink w:anchor="_Toc232812581" w:history="1">
+      <w:hyperlink w:anchor="_Toc232814106" w:history="1">
         <w:r>
           <w:rPr>
             <w:rStyle w:val="Hyperlink"/>
             <w:rFonts w:ascii="Arial" w:hAnsi="Arial" w:cs="Arial"/>
             <w:noProof/>
-            <w:sz w:val="22"/>
+            <w:sz w:val="21"/>
           </w:rPr>
           <w:t>4.1 Functional Requirements</w:t>
         </w:r>
@@ -1394,7 +1399,7 @@
             <w:rFonts w:ascii="Arial" w:hAnsi="Arial" w:cs="Arial"/>
             <w:noProof/>
             <w:webHidden/>
-            <w:sz w:val="22"/>
+            <w:sz w:val="21"/>
           </w:rPr>
           <w:tab/>
         </w:r>
@@ -1403,7 +1408,7 @@
             <w:rFonts w:ascii="Arial" w:hAnsi="Arial" w:cs="Arial"/>
             <w:noProof/>
             <w:webHidden/>
-            <w:sz w:val="22"/>
+            <w:sz w:val="21"/>
           </w:rPr>
           <w:fldChar w:fldCharType="begin"/>
         </w:r>
@@ -1412,24 +1417,24 @@
             <w:rFonts w:ascii="Arial" w:hAnsi="Arial" w:cs="Arial"/>
             <w:noProof/>
             <w:webHidden/>
-            <w:sz w:val="22"/>
-          </w:rPr>
-          <w:instrText xml:space="preserve"> PAGEREF _Toc232812581 \h </w:instrText>
-        </w:r>
-        <w:r>
-          <w:rPr>
-            <w:rFonts w:ascii="Arial" w:hAnsi="Arial" w:cs="Arial"/>
-            <w:noProof/>
-            <w:webHidden/>
-            <w:sz w:val="22"/>
-          </w:rPr>
-        </w:r>
-        <w:r>
-          <w:rPr>
-            <w:rFonts w:ascii="Arial" w:hAnsi="Arial" w:cs="Arial"/>
-            <w:noProof/>
-            <w:webHidden/>
-            <w:sz w:val="22"/>
+            <w:sz w:val="21"/>
+          </w:rPr>
+          <w:instrText xml:space="preserve"> PAGEREF _Toc232814106 \h </w:instrText>
+        </w:r>
+        <w:r>
+          <w:rPr>
+            <w:rFonts w:ascii="Arial" w:hAnsi="Arial" w:cs="Arial"/>
+            <w:noProof/>
+            <w:webHidden/>
+            <w:sz w:val="21"/>
+          </w:rPr>
+        </w:r>
+        <w:r>
+          <w:rPr>
+            <w:rFonts w:ascii="Arial" w:hAnsi="Arial" w:cs="Arial"/>
+            <w:noProof/>
+            <w:webHidden/>
+            <w:sz w:val="21"/>
           </w:rPr>
           <w:fldChar w:fldCharType="separate"/>
         </w:r>
@@ -1438,7 +1443,7 @@
             <w:rFonts w:ascii="Arial" w:hAnsi="Arial" w:cs="Arial"/>
             <w:noProof/>
             <w:webHidden/>
-            <w:sz w:val="22"/>
+            <w:sz w:val="21"/>
           </w:rPr>
           <w:t>4</w:t>
         </w:r>
@@ -1447,7 +1452,7 @@
             <w:rFonts w:ascii="Arial" w:hAnsi="Arial" w:cs="Arial"/>
             <w:noProof/>
             <w:webHidden/>
-            <w:sz w:val="22"/>
+            <w:sz w:val="21"/>
           </w:rPr>
           <w:fldChar w:fldCharType="end"/>
         </w:r>
@@ -1459,24 +1464,24 @@
         <w:tabs>
           <w:tab w:val="right" w:leader="dot" w:pos="10272"/>
         </w:tabs>
-        <w:spacing w:after="0" w:line="260" w:lineRule="exact"/>
+        <w:spacing w:after="0" w:line="248" w:lineRule="exact"/>
         <w:rPr>
           <w:rFonts w:ascii="Arial" w:hAnsi="Arial" w:cs="Arial"/>
           <w:noProof/>
           <w:kern w:val="2"/>
-          <w:sz w:val="22"/>
+          <w:sz w:val="21"/>
           <w:szCs w:val="24"/>
           <w:lang w:val="de-CH" w:eastAsia="de-CH"/>
           <w14:ligatures w14:val="standardContextual"/>
         </w:rPr>
       </w:pPr>
-      <w:hyperlink w:anchor="_Toc232812582" w:history="1">
+      <w:hyperlink w:anchor="_Toc232814107" w:history="1">
         <w:r>
           <w:rPr>
             <w:rStyle w:val="Hyperlink"/>
             <w:rFonts w:ascii="Arial" w:hAnsi="Arial" w:cs="Arial"/>
             <w:noProof/>
-            <w:sz w:val="22"/>
+            <w:sz w:val="21"/>
           </w:rPr>
           <w:t>4.2 Non-Functional Requirements</w:t>
         </w:r>
@@ -1485,7 +1490,7 @@
             <w:rFonts w:ascii="Arial" w:hAnsi="Arial" w:cs="Arial"/>
             <w:noProof/>
             <w:webHidden/>
-            <w:sz w:val="22"/>
+            <w:sz w:val="21"/>
           </w:rPr>
           <w:tab/>
         </w:r>
@@ -1494,7 +1499,7 @@
             <w:rFonts w:ascii="Arial" w:hAnsi="Arial" w:cs="Arial"/>
             <w:noProof/>
             <w:webHidden/>
-            <w:sz w:val="22"/>
+            <w:sz w:val="21"/>
           </w:rPr>
           <w:fldChar w:fldCharType="begin"/>
         </w:r>
@@ -1503,24 +1508,24 @@
             <w:rFonts w:ascii="Arial" w:hAnsi="Arial" w:cs="Arial"/>
             <w:noProof/>
             <w:webHidden/>
-            <w:sz w:val="22"/>
-          </w:rPr>
-          <w:instrText xml:space="preserve"> PAGEREF _Toc232812582 \h </w:instrText>
-        </w:r>
-        <w:r>
-          <w:rPr>
-            <w:rFonts w:ascii="Arial" w:hAnsi="Arial" w:cs="Arial"/>
-            <w:noProof/>
-            <w:webHidden/>
-            <w:sz w:val="22"/>
-          </w:rPr>
-        </w:r>
-        <w:r>
-          <w:rPr>
-            <w:rFonts w:ascii="Arial" w:hAnsi="Arial" w:cs="Arial"/>
-            <w:noProof/>
-            <w:webHidden/>
-            <w:sz w:val="22"/>
+            <w:sz w:val="21"/>
+          </w:rPr>
+          <w:instrText xml:space="preserve"> PAGEREF _Toc232814107 \h </w:instrText>
+        </w:r>
+        <w:r>
+          <w:rPr>
+            <w:rFonts w:ascii="Arial" w:hAnsi="Arial" w:cs="Arial"/>
+            <w:noProof/>
+            <w:webHidden/>
+            <w:sz w:val="21"/>
+          </w:rPr>
+        </w:r>
+        <w:r>
+          <w:rPr>
+            <w:rFonts w:ascii="Arial" w:hAnsi="Arial" w:cs="Arial"/>
+            <w:noProof/>
+            <w:webHidden/>
+            <w:sz w:val="21"/>
           </w:rPr>
           <w:fldChar w:fldCharType="separate"/>
         </w:r>
@@ -1529,7 +1534,7 @@
             <w:rFonts w:ascii="Arial" w:hAnsi="Arial" w:cs="Arial"/>
             <w:noProof/>
             <w:webHidden/>
-            <w:sz w:val="22"/>
+            <w:sz w:val="21"/>
           </w:rPr>
           <w:t>4</w:t>
         </w:r>
@@ -1538,7 +1543,7 @@
             <w:rFonts w:ascii="Arial" w:hAnsi="Arial" w:cs="Arial"/>
             <w:noProof/>
             <w:webHidden/>
-            <w:sz w:val="22"/>
+            <w:sz w:val="21"/>
           </w:rPr>
           <w:fldChar w:fldCharType="end"/>
         </w:r>
@@ -1550,24 +1555,24 @@
         <w:tabs>
           <w:tab w:val="right" w:leader="dot" w:pos="10272"/>
         </w:tabs>
-        <w:spacing w:after="0" w:line="260" w:lineRule="exact"/>
+        <w:spacing w:after="0" w:line="248" w:lineRule="exact"/>
         <w:rPr>
           <w:rFonts w:ascii="Arial" w:hAnsi="Arial" w:cs="Arial"/>
           <w:noProof/>
           <w:kern w:val="2"/>
-          <w:sz w:val="22"/>
+          <w:sz w:val="21"/>
           <w:szCs w:val="24"/>
           <w:lang w:val="de-CH" w:eastAsia="de-CH"/>
           <w14:ligatures w14:val="standardContextual"/>
         </w:rPr>
       </w:pPr>
-      <w:hyperlink w:anchor="_Toc232812583" w:history="1">
+      <w:hyperlink w:anchor="_Toc232814108" w:history="1">
         <w:r>
           <w:rPr>
             <w:rStyle w:val="Hyperlink"/>
             <w:rFonts w:ascii="Arial" w:hAnsi="Arial" w:cs="Arial"/>
             <w:noProof/>
-            <w:sz w:val="22"/>
+            <w:sz w:val="21"/>
           </w:rPr>
           <w:t>5. System Design</w:t>
         </w:r>
@@ -1576,7 +1581,7 @@
             <w:rFonts w:ascii="Arial" w:hAnsi="Arial" w:cs="Arial"/>
             <w:noProof/>
             <w:webHidden/>
-            <w:sz w:val="22"/>
+            <w:sz w:val="21"/>
           </w:rPr>
           <w:tab/>
         </w:r>
@@ -1585,7 +1590,7 @@
             <w:rFonts w:ascii="Arial" w:hAnsi="Arial" w:cs="Arial"/>
             <w:noProof/>
             <w:webHidden/>
-            <w:sz w:val="22"/>
+            <w:sz w:val="21"/>
           </w:rPr>
           <w:fldChar w:fldCharType="begin"/>
         </w:r>
@@ -1594,24 +1599,24 @@
             <w:rFonts w:ascii="Arial" w:hAnsi="Arial" w:cs="Arial"/>
             <w:noProof/>
             <w:webHidden/>
-            <w:sz w:val="22"/>
-          </w:rPr>
-          <w:instrText xml:space="preserve"> PAGEREF _Toc232812583 \h </w:instrText>
-        </w:r>
-        <w:r>
-          <w:rPr>
-            <w:rFonts w:ascii="Arial" w:hAnsi="Arial" w:cs="Arial"/>
-            <w:noProof/>
-            <w:webHidden/>
-            <w:sz w:val="22"/>
-          </w:rPr>
-        </w:r>
-        <w:r>
-          <w:rPr>
-            <w:rFonts w:ascii="Arial" w:hAnsi="Arial" w:cs="Arial"/>
-            <w:noProof/>
-            <w:webHidden/>
-            <w:sz w:val="22"/>
+            <w:sz w:val="21"/>
+          </w:rPr>
+          <w:instrText xml:space="preserve"> PAGEREF _Toc232814108 \h </w:instrText>
+        </w:r>
+        <w:r>
+          <w:rPr>
+            <w:rFonts w:ascii="Arial" w:hAnsi="Arial" w:cs="Arial"/>
+            <w:noProof/>
+            <w:webHidden/>
+            <w:sz w:val="21"/>
+          </w:rPr>
+        </w:r>
+        <w:r>
+          <w:rPr>
+            <w:rFonts w:ascii="Arial" w:hAnsi="Arial" w:cs="Arial"/>
+            <w:noProof/>
+            <w:webHidden/>
+            <w:sz w:val="21"/>
           </w:rPr>
           <w:fldChar w:fldCharType="separate"/>
         </w:r>
@@ -1620,16 +1625,16 @@
             <w:rFonts w:ascii="Arial" w:hAnsi="Arial" w:cs="Arial"/>
             <w:noProof/>
             <w:webHidden/>
-            <w:sz w:val="22"/>
-          </w:rPr>
-          <w:t>5</w:t>
-        </w:r>
-        <w:r>
-          <w:rPr>
-            <w:rFonts w:ascii="Arial" w:hAnsi="Arial" w:cs="Arial"/>
-            <w:noProof/>
-            <w:webHidden/>
-            <w:sz w:val="22"/>
+            <w:sz w:val="21"/>
+          </w:rPr>
+          <w:t>4</w:t>
+        </w:r>
+        <w:r>
+          <w:rPr>
+            <w:rFonts w:ascii="Arial" w:hAnsi="Arial" w:cs="Arial"/>
+            <w:noProof/>
+            <w:webHidden/>
+            <w:sz w:val="21"/>
           </w:rPr>
           <w:fldChar w:fldCharType="end"/>
         </w:r>
@@ -1641,24 +1646,24 @@
         <w:tabs>
           <w:tab w:val="right" w:leader="dot" w:pos="10272"/>
         </w:tabs>
-        <w:spacing w:after="0" w:line="260" w:lineRule="exact"/>
+        <w:spacing w:after="0" w:line="248" w:lineRule="exact"/>
         <w:rPr>
           <w:rFonts w:ascii="Arial" w:hAnsi="Arial" w:cs="Arial"/>
           <w:noProof/>
           <w:kern w:val="2"/>
-          <w:sz w:val="22"/>
+          <w:sz w:val="21"/>
           <w:szCs w:val="24"/>
           <w:lang w:val="de-CH" w:eastAsia="de-CH"/>
           <w14:ligatures w14:val="standardContextual"/>
         </w:rPr>
       </w:pPr>
-      <w:hyperlink w:anchor="_Toc232812584" w:history="1">
+      <w:hyperlink w:anchor="_Toc232814109" w:history="1">
         <w:r>
           <w:rPr>
             <w:rStyle w:val="Hyperlink"/>
             <w:rFonts w:ascii="Arial" w:hAnsi="Arial" w:cs="Arial"/>
             <w:noProof/>
-            <w:sz w:val="22"/>
+            <w:sz w:val="21"/>
           </w:rPr>
           <w:t>5.1 Module Overview</w:t>
         </w:r>
@@ -1667,7 +1672,7 @@
             <w:rFonts w:ascii="Arial" w:hAnsi="Arial" w:cs="Arial"/>
             <w:noProof/>
             <w:webHidden/>
-            <w:sz w:val="22"/>
+            <w:sz w:val="21"/>
           </w:rPr>
           <w:tab/>
         </w:r>
@@ -1676,7 +1681,7 @@
             <w:rFonts w:ascii="Arial" w:hAnsi="Arial" w:cs="Arial"/>
             <w:noProof/>
             <w:webHidden/>
-            <w:sz w:val="22"/>
+            <w:sz w:val="21"/>
           </w:rPr>
           <w:fldChar w:fldCharType="begin"/>
         </w:r>
@@ -1685,24 +1690,24 @@
             <w:rFonts w:ascii="Arial" w:hAnsi="Arial" w:cs="Arial"/>
             <w:noProof/>
             <w:webHidden/>
-            <w:sz w:val="22"/>
-          </w:rPr>
-          <w:instrText xml:space="preserve"> PAGEREF _Toc232812584 \h </w:instrText>
-        </w:r>
-        <w:r>
-          <w:rPr>
-            <w:rFonts w:ascii="Arial" w:hAnsi="Arial" w:cs="Arial"/>
-            <w:noProof/>
-            <w:webHidden/>
-            <w:sz w:val="22"/>
-          </w:rPr>
-        </w:r>
-        <w:r>
-          <w:rPr>
-            <w:rFonts w:ascii="Arial" w:hAnsi="Arial" w:cs="Arial"/>
-            <w:noProof/>
-            <w:webHidden/>
-            <w:sz w:val="22"/>
+            <w:sz w:val="21"/>
+          </w:rPr>
+          <w:instrText xml:space="preserve"> PAGEREF _Toc232814109 \h </w:instrText>
+        </w:r>
+        <w:r>
+          <w:rPr>
+            <w:rFonts w:ascii="Arial" w:hAnsi="Arial" w:cs="Arial"/>
+            <w:noProof/>
+            <w:webHidden/>
+            <w:sz w:val="21"/>
+          </w:rPr>
+        </w:r>
+        <w:r>
+          <w:rPr>
+            <w:rFonts w:ascii="Arial" w:hAnsi="Arial" w:cs="Arial"/>
+            <w:noProof/>
+            <w:webHidden/>
+            <w:sz w:val="21"/>
           </w:rPr>
           <w:fldChar w:fldCharType="separate"/>
         </w:r>
@@ -1711,16 +1716,16 @@
             <w:rFonts w:ascii="Arial" w:hAnsi="Arial" w:cs="Arial"/>
             <w:noProof/>
             <w:webHidden/>
-            <w:sz w:val="22"/>
-          </w:rPr>
-          <w:t>5</w:t>
-        </w:r>
-        <w:r>
-          <w:rPr>
-            <w:rFonts w:ascii="Arial" w:hAnsi="Arial" w:cs="Arial"/>
-            <w:noProof/>
-            <w:webHidden/>
-            <w:sz w:val="22"/>
+            <w:sz w:val="21"/>
+          </w:rPr>
+          <w:t>4</w:t>
+        </w:r>
+        <w:r>
+          <w:rPr>
+            <w:rFonts w:ascii="Arial" w:hAnsi="Arial" w:cs="Arial"/>
+            <w:noProof/>
+            <w:webHidden/>
+            <w:sz w:val="21"/>
           </w:rPr>
           <w:fldChar w:fldCharType="end"/>
         </w:r>
@@ -1732,24 +1737,24 @@
         <w:tabs>
           <w:tab w:val="right" w:leader="dot" w:pos="10272"/>
         </w:tabs>
-        <w:spacing w:after="0" w:line="260" w:lineRule="exact"/>
+        <w:spacing w:after="0" w:line="248" w:lineRule="exact"/>
         <w:rPr>
           <w:rFonts w:ascii="Arial" w:hAnsi="Arial" w:cs="Arial"/>
           <w:noProof/>
           <w:kern w:val="2"/>
-          <w:sz w:val="22"/>
+          <w:sz w:val="21"/>
           <w:szCs w:val="24"/>
           <w:lang w:val="de-CH" w:eastAsia="de-CH"/>
           <w14:ligatures w14:val="standardContextual"/>
         </w:rPr>
       </w:pPr>
-      <w:hyperlink w:anchor="_Toc232812585" w:history="1">
+      <w:hyperlink w:anchor="_Toc232814110" w:history="1">
         <w:r>
           <w:rPr>
             <w:rStyle w:val="Hyperlink"/>
             <w:rFonts w:ascii="Arial" w:hAnsi="Arial" w:cs="Arial"/>
             <w:noProof/>
-            <w:sz w:val="22"/>
+            <w:sz w:val="21"/>
           </w:rPr>
           <w:t>5.2 Main Workflow</w:t>
         </w:r>
@@ -1758,7 +1763,7 @@
             <w:rFonts w:ascii="Arial" w:hAnsi="Arial" w:cs="Arial"/>
             <w:noProof/>
             <w:webHidden/>
-            <w:sz w:val="22"/>
+            <w:sz w:val="21"/>
           </w:rPr>
           <w:tab/>
         </w:r>
@@ -1767,7 +1772,7 @@
             <w:rFonts w:ascii="Arial" w:hAnsi="Arial" w:cs="Arial"/>
             <w:noProof/>
             <w:webHidden/>
-            <w:sz w:val="22"/>
+            <w:sz w:val="21"/>
           </w:rPr>
           <w:fldChar w:fldCharType="begin"/>
         </w:r>
@@ -1776,24 +1781,24 @@
             <w:rFonts w:ascii="Arial" w:hAnsi="Arial" w:cs="Arial"/>
             <w:noProof/>
             <w:webHidden/>
-            <w:sz w:val="22"/>
-          </w:rPr>
-          <w:instrText xml:space="preserve"> PAGEREF _Toc232812585 \h </w:instrText>
-        </w:r>
-        <w:r>
-          <w:rPr>
-            <w:rFonts w:ascii="Arial" w:hAnsi="Arial" w:cs="Arial"/>
-            <w:noProof/>
-            <w:webHidden/>
-            <w:sz w:val="22"/>
-          </w:rPr>
-        </w:r>
-        <w:r>
-          <w:rPr>
-            <w:rFonts w:ascii="Arial" w:hAnsi="Arial" w:cs="Arial"/>
-            <w:noProof/>
-            <w:webHidden/>
-            <w:sz w:val="22"/>
+            <w:sz w:val="21"/>
+          </w:rPr>
+          <w:instrText xml:space="preserve"> PAGEREF _Toc232814110 \h </w:instrText>
+        </w:r>
+        <w:r>
+          <w:rPr>
+            <w:rFonts w:ascii="Arial" w:hAnsi="Arial" w:cs="Arial"/>
+            <w:noProof/>
+            <w:webHidden/>
+            <w:sz w:val="21"/>
+          </w:rPr>
+        </w:r>
+        <w:r>
+          <w:rPr>
+            <w:rFonts w:ascii="Arial" w:hAnsi="Arial" w:cs="Arial"/>
+            <w:noProof/>
+            <w:webHidden/>
+            <w:sz w:val="21"/>
           </w:rPr>
           <w:fldChar w:fldCharType="separate"/>
         </w:r>
@@ -1802,7 +1807,7 @@
             <w:rFonts w:ascii="Arial" w:hAnsi="Arial" w:cs="Arial"/>
             <w:noProof/>
             <w:webHidden/>
-            <w:sz w:val="22"/>
+            <w:sz w:val="21"/>
           </w:rPr>
           <w:t>5</w:t>
         </w:r>
@@ -1811,7 +1816,7 @@
             <w:rFonts w:ascii="Arial" w:hAnsi="Arial" w:cs="Arial"/>
             <w:noProof/>
             <w:webHidden/>
-            <w:sz w:val="22"/>
+            <w:sz w:val="21"/>
           </w:rPr>
           <w:fldChar w:fldCharType="end"/>
         </w:r>
@@ -1823,24 +1828,24 @@
         <w:tabs>
           <w:tab w:val="right" w:leader="dot" w:pos="10272"/>
         </w:tabs>
-        <w:spacing w:after="0" w:line="260" w:lineRule="exact"/>
+        <w:spacing w:after="0" w:line="248" w:lineRule="exact"/>
         <w:rPr>
           <w:rFonts w:ascii="Arial" w:hAnsi="Arial" w:cs="Arial"/>
           <w:noProof/>
           <w:kern w:val="2"/>
-          <w:sz w:val="22"/>
+          <w:sz w:val="21"/>
           <w:szCs w:val="24"/>
           <w:lang w:val="de-CH" w:eastAsia="de-CH"/>
           <w14:ligatures w14:val="standardContextual"/>
         </w:rPr>
       </w:pPr>
-      <w:hyperlink w:anchor="_Toc232812586" w:history="1">
+      <w:hyperlink w:anchor="_Toc232814111" w:history="1">
         <w:r>
           <w:rPr>
             <w:rStyle w:val="Hyperlink"/>
             <w:rFonts w:ascii="Arial" w:hAnsi="Arial" w:cs="Arial"/>
             <w:noProof/>
-            <w:sz w:val="22"/>
+            <w:sz w:val="21"/>
           </w:rPr>
           <w:t>5.3 System Architecture Diagram</w:t>
         </w:r>
@@ -1849,7 +1854,7 @@
             <w:rFonts w:ascii="Arial" w:hAnsi="Arial" w:cs="Arial"/>
             <w:noProof/>
             <w:webHidden/>
-            <w:sz w:val="22"/>
+            <w:sz w:val="21"/>
           </w:rPr>
           <w:tab/>
         </w:r>
@@ -1858,7 +1863,7 @@
             <w:rFonts w:ascii="Arial" w:hAnsi="Arial" w:cs="Arial"/>
             <w:noProof/>
             <w:webHidden/>
-            <w:sz w:val="22"/>
+            <w:sz w:val="21"/>
           </w:rPr>
           <w:fldChar w:fldCharType="begin"/>
         </w:r>
@@ -1867,24 +1872,24 @@
             <w:rFonts w:ascii="Arial" w:hAnsi="Arial" w:cs="Arial"/>
             <w:noProof/>
             <w:webHidden/>
-            <w:sz w:val="22"/>
-          </w:rPr>
-          <w:instrText xml:space="preserve"> PAGEREF _Toc232812586 \h </w:instrText>
-        </w:r>
-        <w:r>
-          <w:rPr>
-            <w:rFonts w:ascii="Arial" w:hAnsi="Arial" w:cs="Arial"/>
-            <w:noProof/>
-            <w:webHidden/>
-            <w:sz w:val="22"/>
-          </w:rPr>
-        </w:r>
-        <w:r>
-          <w:rPr>
-            <w:rFonts w:ascii="Arial" w:hAnsi="Arial" w:cs="Arial"/>
-            <w:noProof/>
-            <w:webHidden/>
-            <w:sz w:val="22"/>
+            <w:sz w:val="21"/>
+          </w:rPr>
+          <w:instrText xml:space="preserve"> PAGEREF _Toc232814111 \h </w:instrText>
+        </w:r>
+        <w:r>
+          <w:rPr>
+            <w:rFonts w:ascii="Arial" w:hAnsi="Arial" w:cs="Arial"/>
+            <w:noProof/>
+            <w:webHidden/>
+            <w:sz w:val="21"/>
+          </w:rPr>
+        </w:r>
+        <w:r>
+          <w:rPr>
+            <w:rFonts w:ascii="Arial" w:hAnsi="Arial" w:cs="Arial"/>
+            <w:noProof/>
+            <w:webHidden/>
+            <w:sz w:val="21"/>
           </w:rPr>
           <w:fldChar w:fldCharType="separate"/>
         </w:r>
@@ -1893,7 +1898,7 @@
             <w:rFonts w:ascii="Arial" w:hAnsi="Arial" w:cs="Arial"/>
             <w:noProof/>
             <w:webHidden/>
-            <w:sz w:val="22"/>
+            <w:sz w:val="21"/>
           </w:rPr>
           <w:t>6</w:t>
         </w:r>
@@ -1902,7 +1907,7 @@
             <w:rFonts w:ascii="Arial" w:hAnsi="Arial" w:cs="Arial"/>
             <w:noProof/>
             <w:webHidden/>
-            <w:sz w:val="22"/>
+            <w:sz w:val="21"/>
           </w:rPr>
           <w:fldChar w:fldCharType="end"/>
         </w:r>
@@ -1914,24 +1919,24 @@
         <w:tabs>
           <w:tab w:val="right" w:leader="dot" w:pos="10272"/>
         </w:tabs>
-        <w:spacing w:after="0" w:line="260" w:lineRule="exact"/>
+        <w:spacing w:after="0" w:line="248" w:lineRule="exact"/>
         <w:rPr>
           <w:rFonts w:ascii="Arial" w:hAnsi="Arial" w:cs="Arial"/>
           <w:noProof/>
           <w:kern w:val="2"/>
-          <w:sz w:val="22"/>
+          <w:sz w:val="21"/>
           <w:szCs w:val="24"/>
           <w:lang w:val="de-CH" w:eastAsia="de-CH"/>
           <w14:ligatures w14:val="standardContextual"/>
         </w:rPr>
       </w:pPr>
-      <w:hyperlink w:anchor="_Toc232812587" w:history="1">
+      <w:hyperlink w:anchor="_Toc232814112" w:history="1">
         <w:r>
           <w:rPr>
             <w:rStyle w:val="Hyperlink"/>
             <w:rFonts w:ascii="Arial" w:hAnsi="Arial" w:cs="Arial"/>
             <w:noProof/>
-            <w:sz w:val="22"/>
+            <w:sz w:val="21"/>
           </w:rPr>
           <w:t>5.4 UML Activity Diagram</w:t>
         </w:r>
@@ -1940,7 +1945,7 @@
             <w:rFonts w:ascii="Arial" w:hAnsi="Arial" w:cs="Arial"/>
             <w:noProof/>
             <w:webHidden/>
-            <w:sz w:val="22"/>
+            <w:sz w:val="21"/>
           </w:rPr>
           <w:tab/>
         </w:r>
@@ -1949,7 +1954,7 @@
             <w:rFonts w:ascii="Arial" w:hAnsi="Arial" w:cs="Arial"/>
             <w:noProof/>
             <w:webHidden/>
-            <w:sz w:val="22"/>
+            <w:sz w:val="21"/>
           </w:rPr>
           <w:fldChar w:fldCharType="begin"/>
         </w:r>
@@ -1958,24 +1963,24 @@
             <w:rFonts w:ascii="Arial" w:hAnsi="Arial" w:cs="Arial"/>
             <w:noProof/>
             <w:webHidden/>
-            <w:sz w:val="22"/>
-          </w:rPr>
-          <w:instrText xml:space="preserve"> PAGEREF _Toc232812587 \h </w:instrText>
-        </w:r>
-        <w:r>
-          <w:rPr>
-            <w:rFonts w:ascii="Arial" w:hAnsi="Arial" w:cs="Arial"/>
-            <w:noProof/>
-            <w:webHidden/>
-            <w:sz w:val="22"/>
-          </w:rPr>
-        </w:r>
-        <w:r>
-          <w:rPr>
-            <w:rFonts w:ascii="Arial" w:hAnsi="Arial" w:cs="Arial"/>
-            <w:noProof/>
-            <w:webHidden/>
-            <w:sz w:val="22"/>
+            <w:sz w:val="21"/>
+          </w:rPr>
+          <w:instrText xml:space="preserve"> PAGEREF _Toc232814112 \h </w:instrText>
+        </w:r>
+        <w:r>
+          <w:rPr>
+            <w:rFonts w:ascii="Arial" w:hAnsi="Arial" w:cs="Arial"/>
+            <w:noProof/>
+            <w:webHidden/>
+            <w:sz w:val="21"/>
+          </w:rPr>
+        </w:r>
+        <w:r>
+          <w:rPr>
+            <w:rFonts w:ascii="Arial" w:hAnsi="Arial" w:cs="Arial"/>
+            <w:noProof/>
+            <w:webHidden/>
+            <w:sz w:val="21"/>
           </w:rPr>
           <w:fldChar w:fldCharType="separate"/>
         </w:r>
@@ -1984,7 +1989,7 @@
             <w:rFonts w:ascii="Arial" w:hAnsi="Arial" w:cs="Arial"/>
             <w:noProof/>
             <w:webHidden/>
-            <w:sz w:val="22"/>
+            <w:sz w:val="21"/>
           </w:rPr>
           <w:t>7</w:t>
         </w:r>
@@ -1993,7 +1998,7 @@
             <w:rFonts w:ascii="Arial" w:hAnsi="Arial" w:cs="Arial"/>
             <w:noProof/>
             <w:webHidden/>
-            <w:sz w:val="22"/>
+            <w:sz w:val="21"/>
           </w:rPr>
           <w:fldChar w:fldCharType="end"/>
         </w:r>
@@ -2005,24 +2010,24 @@
         <w:tabs>
           <w:tab w:val="right" w:leader="dot" w:pos="10272"/>
         </w:tabs>
-        <w:spacing w:after="0" w:line="260" w:lineRule="exact"/>
+        <w:spacing w:after="0" w:line="248" w:lineRule="exact"/>
         <w:rPr>
           <w:rFonts w:ascii="Arial" w:hAnsi="Arial" w:cs="Arial"/>
           <w:noProof/>
           <w:kern w:val="2"/>
-          <w:sz w:val="22"/>
+          <w:sz w:val="21"/>
           <w:szCs w:val="24"/>
           <w:lang w:val="de-CH" w:eastAsia="de-CH"/>
           <w14:ligatures w14:val="standardContextual"/>
         </w:rPr>
       </w:pPr>
-      <w:hyperlink w:anchor="_Toc232812588" w:history="1">
+      <w:hyperlink w:anchor="_Toc232814113" w:history="1">
         <w:r>
           <w:rPr>
             <w:rStyle w:val="Hyperlink"/>
             <w:rFonts w:ascii="Arial" w:hAnsi="Arial" w:cs="Arial"/>
             <w:noProof/>
-            <w:sz w:val="22"/>
+            <w:sz w:val="21"/>
           </w:rPr>
           <w:t>5.5 UML Component Diagram</w:t>
         </w:r>
@@ -2031,7 +2036,7 @@
             <w:rFonts w:ascii="Arial" w:hAnsi="Arial" w:cs="Arial"/>
             <w:noProof/>
             <w:webHidden/>
-            <w:sz w:val="22"/>
+            <w:sz w:val="21"/>
           </w:rPr>
           <w:tab/>
         </w:r>
@@ -2040,7 +2045,7 @@
             <w:rFonts w:ascii="Arial" w:hAnsi="Arial" w:cs="Arial"/>
             <w:noProof/>
             <w:webHidden/>
-            <w:sz w:val="22"/>
+            <w:sz w:val="21"/>
           </w:rPr>
           <w:fldChar w:fldCharType="begin"/>
         </w:r>
@@ -2049,24 +2054,24 @@
             <w:rFonts w:ascii="Arial" w:hAnsi="Arial" w:cs="Arial"/>
             <w:noProof/>
             <w:webHidden/>
-            <w:sz w:val="22"/>
-          </w:rPr>
-          <w:instrText xml:space="preserve"> PAGEREF _Toc232812588 \h </w:instrText>
-        </w:r>
-        <w:r>
-          <w:rPr>
-            <w:rFonts w:ascii="Arial" w:hAnsi="Arial" w:cs="Arial"/>
-            <w:noProof/>
-            <w:webHidden/>
-            <w:sz w:val="22"/>
-          </w:rPr>
-        </w:r>
-        <w:r>
-          <w:rPr>
-            <w:rFonts w:ascii="Arial" w:hAnsi="Arial" w:cs="Arial"/>
-            <w:noProof/>
-            <w:webHidden/>
-            <w:sz w:val="22"/>
+            <w:sz w:val="21"/>
+          </w:rPr>
+          <w:instrText xml:space="preserve"> PAGEREF _Toc232814113 \h </w:instrText>
+        </w:r>
+        <w:r>
+          <w:rPr>
+            <w:rFonts w:ascii="Arial" w:hAnsi="Arial" w:cs="Arial"/>
+            <w:noProof/>
+            <w:webHidden/>
+            <w:sz w:val="21"/>
+          </w:rPr>
+        </w:r>
+        <w:r>
+          <w:rPr>
+            <w:rFonts w:ascii="Arial" w:hAnsi="Arial" w:cs="Arial"/>
+            <w:noProof/>
+            <w:webHidden/>
+            <w:sz w:val="21"/>
           </w:rPr>
           <w:fldChar w:fldCharType="separate"/>
         </w:r>
@@ -2075,7 +2080,7 @@
             <w:rFonts w:ascii="Arial" w:hAnsi="Arial" w:cs="Arial"/>
             <w:noProof/>
             <w:webHidden/>
-            <w:sz w:val="22"/>
+            <w:sz w:val="21"/>
           </w:rPr>
           <w:t>8</w:t>
         </w:r>
@@ -2084,7 +2089,7 @@
             <w:rFonts w:ascii="Arial" w:hAnsi="Arial" w:cs="Arial"/>
             <w:noProof/>
             <w:webHidden/>
-            <w:sz w:val="22"/>
+            <w:sz w:val="21"/>
           </w:rPr>
           <w:fldChar w:fldCharType="end"/>
         </w:r>
@@ -2096,24 +2101,24 @@
         <w:tabs>
           <w:tab w:val="right" w:leader="dot" w:pos="10272"/>
         </w:tabs>
-        <w:spacing w:after="0" w:line="260" w:lineRule="exact"/>
+        <w:spacing w:after="0" w:line="248" w:lineRule="exact"/>
         <w:rPr>
           <w:rFonts w:ascii="Arial" w:hAnsi="Arial" w:cs="Arial"/>
           <w:noProof/>
           <w:kern w:val="2"/>
-          <w:sz w:val="22"/>
+          <w:sz w:val="21"/>
           <w:szCs w:val="24"/>
           <w:lang w:val="de-CH" w:eastAsia="de-CH"/>
           <w14:ligatures w14:val="standardContextual"/>
         </w:rPr>
       </w:pPr>
-      <w:hyperlink w:anchor="_Toc232812589" w:history="1">
+      <w:hyperlink w:anchor="_Toc232814114" w:history="1">
         <w:r>
           <w:rPr>
             <w:rStyle w:val="Hyperlink"/>
             <w:rFonts w:ascii="Arial" w:hAnsi="Arial" w:cs="Arial"/>
             <w:noProof/>
-            <w:sz w:val="22"/>
+            <w:sz w:val="21"/>
           </w:rPr>
           <w:t>5.6 UML Deployment Diagram</w:t>
         </w:r>
@@ -2122,7 +2127,7 @@
             <w:rFonts w:ascii="Arial" w:hAnsi="Arial" w:cs="Arial"/>
             <w:noProof/>
             <w:webHidden/>
-            <w:sz w:val="22"/>
+            <w:sz w:val="21"/>
           </w:rPr>
           <w:tab/>
         </w:r>
@@ -2131,7 +2136,7 @@
             <w:rFonts w:ascii="Arial" w:hAnsi="Arial" w:cs="Arial"/>
             <w:noProof/>
             <w:webHidden/>
-            <w:sz w:val="22"/>
+            <w:sz w:val="21"/>
           </w:rPr>
           <w:fldChar w:fldCharType="begin"/>
         </w:r>
@@ -2140,24 +2145,24 @@
             <w:rFonts w:ascii="Arial" w:hAnsi="Arial" w:cs="Arial"/>
             <w:noProof/>
             <w:webHidden/>
-            <w:sz w:val="22"/>
-          </w:rPr>
-          <w:instrText xml:space="preserve"> PAGEREF _Toc232812589 \h </w:instrText>
-        </w:r>
-        <w:r>
-          <w:rPr>
-            <w:rFonts w:ascii="Arial" w:hAnsi="Arial" w:cs="Arial"/>
-            <w:noProof/>
-            <w:webHidden/>
-            <w:sz w:val="22"/>
-          </w:rPr>
-        </w:r>
-        <w:r>
-          <w:rPr>
-            <w:rFonts w:ascii="Arial" w:hAnsi="Arial" w:cs="Arial"/>
-            <w:noProof/>
-            <w:webHidden/>
-            <w:sz w:val="22"/>
+            <w:sz w:val="21"/>
+          </w:rPr>
+          <w:instrText xml:space="preserve"> PAGEREF _Toc232814114 \h </w:instrText>
+        </w:r>
+        <w:r>
+          <w:rPr>
+            <w:rFonts w:ascii="Arial" w:hAnsi="Arial" w:cs="Arial"/>
+            <w:noProof/>
+            <w:webHidden/>
+            <w:sz w:val="21"/>
+          </w:rPr>
+        </w:r>
+        <w:r>
+          <w:rPr>
+            <w:rFonts w:ascii="Arial" w:hAnsi="Arial" w:cs="Arial"/>
+            <w:noProof/>
+            <w:webHidden/>
+            <w:sz w:val="21"/>
           </w:rPr>
           <w:fldChar w:fldCharType="separate"/>
         </w:r>
@@ -2166,7 +2171,7 @@
             <w:rFonts w:ascii="Arial" w:hAnsi="Arial" w:cs="Arial"/>
             <w:noProof/>
             <w:webHidden/>
-            <w:sz w:val="22"/>
+            <w:sz w:val="21"/>
           </w:rPr>
           <w:t>8</w:t>
         </w:r>
@@ -2175,7 +2180,7 @@
             <w:rFonts w:ascii="Arial" w:hAnsi="Arial" w:cs="Arial"/>
             <w:noProof/>
             <w:webHidden/>
-            <w:sz w:val="22"/>
+            <w:sz w:val="21"/>
           </w:rPr>
           <w:fldChar w:fldCharType="end"/>
         </w:r>
@@ -2187,24 +2192,24 @@
         <w:tabs>
           <w:tab w:val="right" w:leader="dot" w:pos="10272"/>
         </w:tabs>
-        <w:spacing w:after="0" w:line="260" w:lineRule="exact"/>
+        <w:spacing w:after="0" w:line="248" w:lineRule="exact"/>
         <w:rPr>
           <w:rFonts w:ascii="Arial" w:hAnsi="Arial" w:cs="Arial"/>
           <w:noProof/>
           <w:kern w:val="2"/>
-          <w:sz w:val="22"/>
+          <w:sz w:val="21"/>
           <w:szCs w:val="24"/>
           <w:lang w:val="de-CH" w:eastAsia="de-CH"/>
           <w14:ligatures w14:val="standardContextual"/>
         </w:rPr>
       </w:pPr>
-      <w:hyperlink w:anchor="_Toc232812590" w:history="1">
+      <w:hyperlink w:anchor="_Toc232814115" w:history="1">
         <w:r>
           <w:rPr>
             <w:rStyle w:val="Hyperlink"/>
             <w:rFonts w:ascii="Arial" w:hAnsi="Arial" w:cs="Arial"/>
             <w:noProof/>
-            <w:sz w:val="22"/>
+            <w:sz w:val="21"/>
           </w:rPr>
           <w:t>5.7 UML Class Diagram</w:t>
         </w:r>
@@ -2213,7 +2218,7 @@
             <w:rFonts w:ascii="Arial" w:hAnsi="Arial" w:cs="Arial"/>
             <w:noProof/>
             <w:webHidden/>
-            <w:sz w:val="22"/>
+            <w:sz w:val="21"/>
           </w:rPr>
           <w:tab/>
         </w:r>
@@ -2222,7 +2227,7 @@
             <w:rFonts w:ascii="Arial" w:hAnsi="Arial" w:cs="Arial"/>
             <w:noProof/>
             <w:webHidden/>
-            <w:sz w:val="22"/>
+            <w:sz w:val="21"/>
           </w:rPr>
           <w:fldChar w:fldCharType="begin"/>
         </w:r>
@@ -2231,24 +2236,24 @@
             <w:rFonts w:ascii="Arial" w:hAnsi="Arial" w:cs="Arial"/>
             <w:noProof/>
             <w:webHidden/>
-            <w:sz w:val="22"/>
-          </w:rPr>
-          <w:instrText xml:space="preserve"> PAGEREF _Toc232812590 \h </w:instrText>
-        </w:r>
-        <w:r>
-          <w:rPr>
-            <w:rFonts w:ascii="Arial" w:hAnsi="Arial" w:cs="Arial"/>
-            <w:noProof/>
-            <w:webHidden/>
-            <w:sz w:val="22"/>
-          </w:rPr>
-        </w:r>
-        <w:r>
-          <w:rPr>
-            <w:rFonts w:ascii="Arial" w:hAnsi="Arial" w:cs="Arial"/>
-            <w:noProof/>
-            <w:webHidden/>
-            <w:sz w:val="22"/>
+            <w:sz w:val="21"/>
+          </w:rPr>
+          <w:instrText xml:space="preserve"> PAGEREF _Toc232814115 \h </w:instrText>
+        </w:r>
+        <w:r>
+          <w:rPr>
+            <w:rFonts w:ascii="Arial" w:hAnsi="Arial" w:cs="Arial"/>
+            <w:noProof/>
+            <w:webHidden/>
+            <w:sz w:val="21"/>
+          </w:rPr>
+        </w:r>
+        <w:r>
+          <w:rPr>
+            <w:rFonts w:ascii="Arial" w:hAnsi="Arial" w:cs="Arial"/>
+            <w:noProof/>
+            <w:webHidden/>
+            <w:sz w:val="21"/>
           </w:rPr>
           <w:fldChar w:fldCharType="separate"/>
         </w:r>
@@ -2257,7 +2262,7 @@
             <w:rFonts w:ascii="Arial" w:hAnsi="Arial" w:cs="Arial"/>
             <w:noProof/>
             <w:webHidden/>
-            <w:sz w:val="22"/>
+            <w:sz w:val="21"/>
           </w:rPr>
           <w:t>9</w:t>
         </w:r>
@@ -2266,7 +2271,7 @@
             <w:rFonts w:ascii="Arial" w:hAnsi="Arial" w:cs="Arial"/>
             <w:noProof/>
             <w:webHidden/>
-            <w:sz w:val="22"/>
+            <w:sz w:val="21"/>
           </w:rPr>
           <w:fldChar w:fldCharType="end"/>
         </w:r>
@@ -2278,24 +2283,24 @@
         <w:tabs>
           <w:tab w:val="right" w:leader="dot" w:pos="10272"/>
         </w:tabs>
-        <w:spacing w:after="0" w:line="260" w:lineRule="exact"/>
+        <w:spacing w:after="0" w:line="248" w:lineRule="exact"/>
         <w:rPr>
           <w:rFonts w:ascii="Arial" w:hAnsi="Arial" w:cs="Arial"/>
           <w:noProof/>
           <w:kern w:val="2"/>
-          <w:sz w:val="22"/>
+          <w:sz w:val="21"/>
           <w:szCs w:val="24"/>
           <w:lang w:val="de-CH" w:eastAsia="de-CH"/>
           <w14:ligatures w14:val="standardContextual"/>
         </w:rPr>
       </w:pPr>
-      <w:hyperlink w:anchor="_Toc232812591" w:history="1">
+      <w:hyperlink w:anchor="_Toc232814116" w:history="1">
         <w:r>
           <w:rPr>
             <w:rStyle w:val="Hyperlink"/>
             <w:rFonts w:ascii="Arial" w:hAnsi="Arial" w:cs="Arial"/>
             <w:noProof/>
-            <w:sz w:val="22"/>
+            <w:sz w:val="21"/>
           </w:rPr>
           <w:t>5.8 ER Diagram</w:t>
         </w:r>
@@ -2304,7 +2309,7 @@
             <w:rFonts w:ascii="Arial" w:hAnsi="Arial" w:cs="Arial"/>
             <w:noProof/>
             <w:webHidden/>
-            <w:sz w:val="22"/>
+            <w:sz w:val="21"/>
           </w:rPr>
           <w:tab/>
         </w:r>
@@ -2313,7 +2318,7 @@
             <w:rFonts w:ascii="Arial" w:hAnsi="Arial" w:cs="Arial"/>
             <w:noProof/>
             <w:webHidden/>
-            <w:sz w:val="22"/>
+            <w:sz w:val="21"/>
           </w:rPr>
           <w:fldChar w:fldCharType="begin"/>
         </w:r>
@@ -2322,24 +2327,24 @@
             <w:rFonts w:ascii="Arial" w:hAnsi="Arial" w:cs="Arial"/>
             <w:noProof/>
             <w:webHidden/>
-            <w:sz w:val="22"/>
-          </w:rPr>
-          <w:instrText xml:space="preserve"> PAGEREF _Toc232812591 \h </w:instrText>
-        </w:r>
-        <w:r>
-          <w:rPr>
-            <w:rFonts w:ascii="Arial" w:hAnsi="Arial" w:cs="Arial"/>
-            <w:noProof/>
-            <w:webHidden/>
-            <w:sz w:val="22"/>
-          </w:rPr>
-        </w:r>
-        <w:r>
-          <w:rPr>
-            <w:rFonts w:ascii="Arial" w:hAnsi="Arial" w:cs="Arial"/>
-            <w:noProof/>
-            <w:webHidden/>
-            <w:sz w:val="22"/>
+            <w:sz w:val="21"/>
+          </w:rPr>
+          <w:instrText xml:space="preserve"> PAGEREF _Toc232814116 \h </w:instrText>
+        </w:r>
+        <w:r>
+          <w:rPr>
+            <w:rFonts w:ascii="Arial" w:hAnsi="Arial" w:cs="Arial"/>
+            <w:noProof/>
+            <w:webHidden/>
+            <w:sz w:val="21"/>
+          </w:rPr>
+        </w:r>
+        <w:r>
+          <w:rPr>
+            <w:rFonts w:ascii="Arial" w:hAnsi="Arial" w:cs="Arial"/>
+            <w:noProof/>
+            <w:webHidden/>
+            <w:sz w:val="21"/>
           </w:rPr>
           <w:fldChar w:fldCharType="separate"/>
         </w:r>
@@ -2348,7 +2353,7 @@
             <w:rFonts w:ascii="Arial" w:hAnsi="Arial" w:cs="Arial"/>
             <w:noProof/>
             <w:webHidden/>
-            <w:sz w:val="22"/>
+            <w:sz w:val="21"/>
           </w:rPr>
           <w:t>9</w:t>
         </w:r>
@@ -2357,7 +2362,7 @@
             <w:rFonts w:ascii="Arial" w:hAnsi="Arial" w:cs="Arial"/>
             <w:noProof/>
             <w:webHidden/>
-            <w:sz w:val="22"/>
+            <w:sz w:val="21"/>
           </w:rPr>
           <w:fldChar w:fldCharType="end"/>
         </w:r>
@@ -2369,24 +2374,24 @@
         <w:tabs>
           <w:tab w:val="right" w:leader="dot" w:pos="10272"/>
         </w:tabs>
-        <w:spacing w:after="0" w:line="260" w:lineRule="exact"/>
+        <w:spacing w:after="0" w:line="248" w:lineRule="exact"/>
         <w:rPr>
           <w:rFonts w:ascii="Arial" w:hAnsi="Arial" w:cs="Arial"/>
           <w:noProof/>
           <w:kern w:val="2"/>
-          <w:sz w:val="22"/>
+          <w:sz w:val="21"/>
           <w:szCs w:val="24"/>
           <w:lang w:val="de-CH" w:eastAsia="de-CH"/>
           <w14:ligatures w14:val="standardContextual"/>
         </w:rPr>
       </w:pPr>
-      <w:hyperlink w:anchor="_Toc232812592" w:history="1">
+      <w:hyperlink w:anchor="_Toc232814117" w:history="1">
         <w:r>
           <w:rPr>
             <w:rStyle w:val="Hyperlink"/>
             <w:rFonts w:ascii="Arial" w:hAnsi="Arial" w:cs="Arial"/>
             <w:noProof/>
-            <w:sz w:val="22"/>
+            <w:sz w:val="21"/>
           </w:rPr>
           <w:t>5.9 Flowchart</w:t>
         </w:r>
@@ -2395,7 +2400,7 @@
             <w:rFonts w:ascii="Arial" w:hAnsi="Arial" w:cs="Arial"/>
             <w:noProof/>
             <w:webHidden/>
-            <w:sz w:val="22"/>
+            <w:sz w:val="21"/>
           </w:rPr>
           <w:tab/>
         </w:r>
@@ -2404,7 +2409,7 @@
             <w:rFonts w:ascii="Arial" w:hAnsi="Arial" w:cs="Arial"/>
             <w:noProof/>
             <w:webHidden/>
-            <w:sz w:val="22"/>
+            <w:sz w:val="21"/>
           </w:rPr>
           <w:fldChar w:fldCharType="begin"/>
         </w:r>
@@ -2413,24 +2418,24 @@
             <w:rFonts w:ascii="Arial" w:hAnsi="Arial" w:cs="Arial"/>
             <w:noProof/>
             <w:webHidden/>
-            <w:sz w:val="22"/>
-          </w:rPr>
-          <w:instrText xml:space="preserve"> PAGEREF _Toc232812592 \h </w:instrText>
-        </w:r>
-        <w:r>
-          <w:rPr>
-            <w:rFonts w:ascii="Arial" w:hAnsi="Arial" w:cs="Arial"/>
-            <w:noProof/>
-            <w:webHidden/>
-            <w:sz w:val="22"/>
-          </w:rPr>
-        </w:r>
-        <w:r>
-          <w:rPr>
-            <w:rFonts w:ascii="Arial" w:hAnsi="Arial" w:cs="Arial"/>
-            <w:noProof/>
-            <w:webHidden/>
-            <w:sz w:val="22"/>
+            <w:sz w:val="21"/>
+          </w:rPr>
+          <w:instrText xml:space="preserve"> PAGEREF _Toc232814117 \h </w:instrText>
+        </w:r>
+        <w:r>
+          <w:rPr>
+            <w:rFonts w:ascii="Arial" w:hAnsi="Arial" w:cs="Arial"/>
+            <w:noProof/>
+            <w:webHidden/>
+            <w:sz w:val="21"/>
+          </w:rPr>
+        </w:r>
+        <w:r>
+          <w:rPr>
+            <w:rFonts w:ascii="Arial" w:hAnsi="Arial" w:cs="Arial"/>
+            <w:noProof/>
+            <w:webHidden/>
+            <w:sz w:val="21"/>
           </w:rPr>
           <w:fldChar w:fldCharType="separate"/>
         </w:r>
@@ -2439,7 +2444,7 @@
             <w:rFonts w:ascii="Arial" w:hAnsi="Arial" w:cs="Arial"/>
             <w:noProof/>
             <w:webHidden/>
-            <w:sz w:val="22"/>
+            <w:sz w:val="21"/>
           </w:rPr>
           <w:t>10</w:t>
         </w:r>
@@ -2448,7 +2453,7 @@
             <w:rFonts w:ascii="Arial" w:hAnsi="Arial" w:cs="Arial"/>
             <w:noProof/>
             <w:webHidden/>
-            <w:sz w:val="22"/>
+            <w:sz w:val="21"/>
           </w:rPr>
           <w:fldChar w:fldCharType="end"/>
         </w:r>
@@ -2460,24 +2465,24 @@
         <w:tabs>
           <w:tab w:val="right" w:leader="dot" w:pos="10272"/>
         </w:tabs>
-        <w:spacing w:after="0" w:line="260" w:lineRule="exact"/>
+        <w:spacing w:after="0" w:line="248" w:lineRule="exact"/>
         <w:rPr>
           <w:rFonts w:ascii="Arial" w:hAnsi="Arial" w:cs="Arial"/>
           <w:noProof/>
           <w:kern w:val="2"/>
-          <w:sz w:val="22"/>
+          <w:sz w:val="21"/>
           <w:szCs w:val="24"/>
           <w:lang w:val="de-CH" w:eastAsia="de-CH"/>
           <w14:ligatures w14:val="standardContextual"/>
         </w:rPr>
       </w:pPr>
-      <w:hyperlink w:anchor="_Toc232812593" w:history="1">
+      <w:hyperlink w:anchor="_Toc232814118" w:history="1">
         <w:r>
           <w:rPr>
             <w:rStyle w:val="Hyperlink"/>
             <w:rFonts w:ascii="Arial" w:hAnsi="Arial" w:cs="Arial"/>
             <w:noProof/>
-            <w:sz w:val="22"/>
+            <w:sz w:val="21"/>
           </w:rPr>
           <w:t>6. Database Design</w:t>
         </w:r>
@@ -2486,7 +2491,7 @@
             <w:rFonts w:ascii="Arial" w:hAnsi="Arial" w:cs="Arial"/>
             <w:noProof/>
             <w:webHidden/>
-            <w:sz w:val="22"/>
+            <w:sz w:val="21"/>
           </w:rPr>
           <w:tab/>
         </w:r>
@@ -2495,7 +2500,7 @@
             <w:rFonts w:ascii="Arial" w:hAnsi="Arial" w:cs="Arial"/>
             <w:noProof/>
             <w:webHidden/>
-            <w:sz w:val="22"/>
+            <w:sz w:val="21"/>
           </w:rPr>
           <w:fldChar w:fldCharType="begin"/>
         </w:r>
@@ -2504,24 +2509,24 @@
             <w:rFonts w:ascii="Arial" w:hAnsi="Arial" w:cs="Arial"/>
             <w:noProof/>
             <w:webHidden/>
-            <w:sz w:val="22"/>
-          </w:rPr>
-          <w:instrText xml:space="preserve"> PAGEREF _Toc232812593 \h </w:instrText>
-        </w:r>
-        <w:r>
-          <w:rPr>
-            <w:rFonts w:ascii="Arial" w:hAnsi="Arial" w:cs="Arial"/>
-            <w:noProof/>
-            <w:webHidden/>
-            <w:sz w:val="22"/>
-          </w:rPr>
-        </w:r>
-        <w:r>
-          <w:rPr>
-            <w:rFonts w:ascii="Arial" w:hAnsi="Arial" w:cs="Arial"/>
-            <w:noProof/>
-            <w:webHidden/>
-            <w:sz w:val="22"/>
+            <w:sz w:val="21"/>
+          </w:rPr>
+          <w:instrText xml:space="preserve"> PAGEREF _Toc232814118 \h </w:instrText>
+        </w:r>
+        <w:r>
+          <w:rPr>
+            <w:rFonts w:ascii="Arial" w:hAnsi="Arial" w:cs="Arial"/>
+            <w:noProof/>
+            <w:webHidden/>
+            <w:sz w:val="21"/>
+          </w:rPr>
+        </w:r>
+        <w:r>
+          <w:rPr>
+            <w:rFonts w:ascii="Arial" w:hAnsi="Arial" w:cs="Arial"/>
+            <w:noProof/>
+            <w:webHidden/>
+            <w:sz w:val="21"/>
           </w:rPr>
           <w:fldChar w:fldCharType="separate"/>
         </w:r>
@@ -2530,7 +2535,7 @@
             <w:rFonts w:ascii="Arial" w:hAnsi="Arial" w:cs="Arial"/>
             <w:noProof/>
             <w:webHidden/>
-            <w:sz w:val="22"/>
+            <w:sz w:val="21"/>
           </w:rPr>
           <w:t>10</w:t>
         </w:r>
@@ -2539,7 +2544,7 @@
             <w:rFonts w:ascii="Arial" w:hAnsi="Arial" w:cs="Arial"/>
             <w:noProof/>
             <w:webHidden/>
-            <w:sz w:val="22"/>
+            <w:sz w:val="21"/>
           </w:rPr>
           <w:fldChar w:fldCharType="end"/>
         </w:r>
@@ -2551,24 +2556,24 @@
         <w:tabs>
           <w:tab w:val="right" w:leader="dot" w:pos="10272"/>
         </w:tabs>
-        <w:spacing w:after="0" w:line="260" w:lineRule="exact"/>
+        <w:spacing w:after="0" w:line="248" w:lineRule="exact"/>
         <w:rPr>
           <w:rFonts w:ascii="Arial" w:hAnsi="Arial" w:cs="Arial"/>
           <w:noProof/>
           <w:kern w:val="2"/>
-          <w:sz w:val="22"/>
+          <w:sz w:val="21"/>
           <w:szCs w:val="24"/>
           <w:lang w:val="de-CH" w:eastAsia="de-CH"/>
           <w14:ligatures w14:val="standardContextual"/>
         </w:rPr>
       </w:pPr>
-      <w:hyperlink w:anchor="_Toc232812594" w:history="1">
+      <w:hyperlink w:anchor="_Toc232814119" w:history="1">
         <w:r>
           <w:rPr>
             <w:rStyle w:val="Hyperlink"/>
             <w:rFonts w:ascii="Arial" w:hAnsi="Arial" w:cs="Arial"/>
             <w:noProof/>
-            <w:sz w:val="22"/>
+            <w:sz w:val="21"/>
           </w:rPr>
           <w:t>7. Installation And Usage</w:t>
         </w:r>
@@ -2577,7 +2582,7 @@
             <w:rFonts w:ascii="Arial" w:hAnsi="Arial" w:cs="Arial"/>
             <w:noProof/>
             <w:webHidden/>
-            <w:sz w:val="22"/>
+            <w:sz w:val="21"/>
           </w:rPr>
           <w:tab/>
         </w:r>
@@ -2586,7 +2591,7 @@
             <w:rFonts w:ascii="Arial" w:hAnsi="Arial" w:cs="Arial"/>
             <w:noProof/>
             <w:webHidden/>
-            <w:sz w:val="22"/>
+            <w:sz w:val="21"/>
           </w:rPr>
           <w:fldChar w:fldCharType="begin"/>
         </w:r>
@@ -2595,24 +2600,24 @@
             <w:rFonts w:ascii="Arial" w:hAnsi="Arial" w:cs="Arial"/>
             <w:noProof/>
             <w:webHidden/>
-            <w:sz w:val="22"/>
-          </w:rPr>
-          <w:instrText xml:space="preserve"> PAGEREF _Toc232812594 \h </w:instrText>
-        </w:r>
-        <w:r>
-          <w:rPr>
-            <w:rFonts w:ascii="Arial" w:hAnsi="Arial" w:cs="Arial"/>
-            <w:noProof/>
-            <w:webHidden/>
-            <w:sz w:val="22"/>
-          </w:rPr>
-        </w:r>
-        <w:r>
-          <w:rPr>
-            <w:rFonts w:ascii="Arial" w:hAnsi="Arial" w:cs="Arial"/>
-            <w:noProof/>
-            <w:webHidden/>
-            <w:sz w:val="22"/>
+            <w:sz w:val="21"/>
+          </w:rPr>
+          <w:instrText xml:space="preserve"> PAGEREF _Toc232814119 \h </w:instrText>
+        </w:r>
+        <w:r>
+          <w:rPr>
+            <w:rFonts w:ascii="Arial" w:hAnsi="Arial" w:cs="Arial"/>
+            <w:noProof/>
+            <w:webHidden/>
+            <w:sz w:val="21"/>
+          </w:rPr>
+        </w:r>
+        <w:r>
+          <w:rPr>
+            <w:rFonts w:ascii="Arial" w:hAnsi="Arial" w:cs="Arial"/>
+            <w:noProof/>
+            <w:webHidden/>
+            <w:sz w:val="21"/>
           </w:rPr>
           <w:fldChar w:fldCharType="separate"/>
         </w:r>
@@ -2621,7 +2626,7 @@
             <w:rFonts w:ascii="Arial" w:hAnsi="Arial" w:cs="Arial"/>
             <w:noProof/>
             <w:webHidden/>
-            <w:sz w:val="22"/>
+            <w:sz w:val="21"/>
           </w:rPr>
           <w:t>11</w:t>
         </w:r>
@@ -2630,7 +2635,7 @@
             <w:rFonts w:ascii="Arial" w:hAnsi="Arial" w:cs="Arial"/>
             <w:noProof/>
             <w:webHidden/>
-            <w:sz w:val="22"/>
+            <w:sz w:val="21"/>
           </w:rPr>
           <w:fldChar w:fldCharType="end"/>
         </w:r>
@@ -2642,24 +2647,24 @@
         <w:tabs>
           <w:tab w:val="right" w:leader="dot" w:pos="10272"/>
         </w:tabs>
-        <w:spacing w:after="0" w:line="260" w:lineRule="exact"/>
+        <w:spacing w:after="0" w:line="248" w:lineRule="exact"/>
         <w:rPr>
           <w:rFonts w:ascii="Arial" w:hAnsi="Arial" w:cs="Arial"/>
           <w:noProof/>
           <w:kern w:val="2"/>
-          <w:sz w:val="22"/>
+          <w:sz w:val="21"/>
           <w:szCs w:val="24"/>
           <w:lang w:val="de-CH" w:eastAsia="de-CH"/>
           <w14:ligatures w14:val="standardContextual"/>
         </w:rPr>
       </w:pPr>
-      <w:hyperlink w:anchor="_Toc232812595" w:history="1">
+      <w:hyperlink w:anchor="_Toc232814120" w:history="1">
         <w:r>
           <w:rPr>
             <w:rStyle w:val="Hyperlink"/>
             <w:rFonts w:ascii="Arial" w:hAnsi="Arial" w:cs="Arial"/>
             <w:noProof/>
-            <w:sz w:val="22"/>
+            <w:sz w:val="21"/>
           </w:rPr>
           <w:t>7.1 Prerequisites</w:t>
         </w:r>
@@ -2668,7 +2673,7 @@
             <w:rFonts w:ascii="Arial" w:hAnsi="Arial" w:cs="Arial"/>
             <w:noProof/>
             <w:webHidden/>
-            <w:sz w:val="22"/>
+            <w:sz w:val="21"/>
           </w:rPr>
           <w:tab/>
         </w:r>
@@ -2677,7 +2682,7 @@
             <w:rFonts w:ascii="Arial" w:hAnsi="Arial" w:cs="Arial"/>
             <w:noProof/>
             <w:webHidden/>
-            <w:sz w:val="22"/>
+            <w:sz w:val="21"/>
           </w:rPr>
           <w:fldChar w:fldCharType="begin"/>
         </w:r>
@@ -2686,24 +2691,24 @@
             <w:rFonts w:ascii="Arial" w:hAnsi="Arial" w:cs="Arial"/>
             <w:noProof/>
             <w:webHidden/>
-            <w:sz w:val="22"/>
-          </w:rPr>
-          <w:instrText xml:space="preserve"> PAGEREF _Toc232812595 \h </w:instrText>
-        </w:r>
-        <w:r>
-          <w:rPr>
-            <w:rFonts w:ascii="Arial" w:hAnsi="Arial" w:cs="Arial"/>
-            <w:noProof/>
-            <w:webHidden/>
-            <w:sz w:val="22"/>
-          </w:rPr>
-        </w:r>
-        <w:r>
-          <w:rPr>
-            <w:rFonts w:ascii="Arial" w:hAnsi="Arial" w:cs="Arial"/>
-            <w:noProof/>
-            <w:webHidden/>
-            <w:sz w:val="22"/>
+            <w:sz w:val="21"/>
+          </w:rPr>
+          <w:instrText xml:space="preserve"> PAGEREF _Toc232814120 \h </w:instrText>
+        </w:r>
+        <w:r>
+          <w:rPr>
+            <w:rFonts w:ascii="Arial" w:hAnsi="Arial" w:cs="Arial"/>
+            <w:noProof/>
+            <w:webHidden/>
+            <w:sz w:val="21"/>
+          </w:rPr>
+        </w:r>
+        <w:r>
+          <w:rPr>
+            <w:rFonts w:ascii="Arial" w:hAnsi="Arial" w:cs="Arial"/>
+            <w:noProof/>
+            <w:webHidden/>
+            <w:sz w:val="21"/>
           </w:rPr>
           <w:fldChar w:fldCharType="separate"/>
         </w:r>
@@ -2712,7 +2717,7 @@
             <w:rFonts w:ascii="Arial" w:hAnsi="Arial" w:cs="Arial"/>
             <w:noProof/>
             <w:webHidden/>
-            <w:sz w:val="22"/>
+            <w:sz w:val="21"/>
           </w:rPr>
           <w:t>11</w:t>
         </w:r>
@@ -2721,7 +2726,7 @@
             <w:rFonts w:ascii="Arial" w:hAnsi="Arial" w:cs="Arial"/>
             <w:noProof/>
             <w:webHidden/>
-            <w:sz w:val="22"/>
+            <w:sz w:val="21"/>
           </w:rPr>
           <w:fldChar w:fldCharType="end"/>
         </w:r>
@@ -2733,24 +2738,24 @@
         <w:tabs>
           <w:tab w:val="right" w:leader="dot" w:pos="10272"/>
         </w:tabs>
-        <w:spacing w:after="0" w:line="260" w:lineRule="exact"/>
+        <w:spacing w:after="0" w:line="248" w:lineRule="exact"/>
         <w:rPr>
           <w:rFonts w:ascii="Arial" w:hAnsi="Arial" w:cs="Arial"/>
           <w:noProof/>
           <w:kern w:val="2"/>
-          <w:sz w:val="22"/>
+          <w:sz w:val="21"/>
           <w:szCs w:val="24"/>
           <w:lang w:val="de-CH" w:eastAsia="de-CH"/>
           <w14:ligatures w14:val="standardContextual"/>
         </w:rPr>
       </w:pPr>
-      <w:hyperlink w:anchor="_Toc232812596" w:history="1">
+      <w:hyperlink w:anchor="_Toc232814121" w:history="1">
         <w:r>
           <w:rPr>
             <w:rStyle w:val="Hyperlink"/>
             <w:rFonts w:ascii="Arial" w:hAnsi="Arial" w:cs="Arial"/>
             <w:noProof/>
-            <w:sz w:val="22"/>
+            <w:sz w:val="21"/>
           </w:rPr>
           <w:t>7.2 Clone Or Open The Project</w:t>
         </w:r>
@@ -2759,7 +2764,7 @@
             <w:rFonts w:ascii="Arial" w:hAnsi="Arial" w:cs="Arial"/>
             <w:noProof/>
             <w:webHidden/>
-            <w:sz w:val="22"/>
+            <w:sz w:val="21"/>
           </w:rPr>
           <w:tab/>
         </w:r>
@@ -2768,7 +2773,7 @@
             <w:rFonts w:ascii="Arial" w:hAnsi="Arial" w:cs="Arial"/>
             <w:noProof/>
             <w:webHidden/>
-            <w:sz w:val="22"/>
+            <w:sz w:val="21"/>
           </w:rPr>
           <w:fldChar w:fldCharType="begin"/>
         </w:r>
@@ -2777,24 +2782,24 @@
             <w:rFonts w:ascii="Arial" w:hAnsi="Arial" w:cs="Arial"/>
             <w:noProof/>
             <w:webHidden/>
-            <w:sz w:val="22"/>
-          </w:rPr>
-          <w:instrText xml:space="preserve"> PAGEREF _Toc232812596 \h </w:instrText>
-        </w:r>
-        <w:r>
-          <w:rPr>
-            <w:rFonts w:ascii="Arial" w:hAnsi="Arial" w:cs="Arial"/>
-            <w:noProof/>
-            <w:webHidden/>
-            <w:sz w:val="22"/>
-          </w:rPr>
-        </w:r>
-        <w:r>
-          <w:rPr>
-            <w:rFonts w:ascii="Arial" w:hAnsi="Arial" w:cs="Arial"/>
-            <w:noProof/>
-            <w:webHidden/>
-            <w:sz w:val="22"/>
+            <w:sz w:val="21"/>
+          </w:rPr>
+          <w:instrText xml:space="preserve"> PAGEREF _Toc232814121 \h </w:instrText>
+        </w:r>
+        <w:r>
+          <w:rPr>
+            <w:rFonts w:ascii="Arial" w:hAnsi="Arial" w:cs="Arial"/>
+            <w:noProof/>
+            <w:webHidden/>
+            <w:sz w:val="21"/>
+          </w:rPr>
+        </w:r>
+        <w:r>
+          <w:rPr>
+            <w:rFonts w:ascii="Arial" w:hAnsi="Arial" w:cs="Arial"/>
+            <w:noProof/>
+            <w:webHidden/>
+            <w:sz w:val="21"/>
           </w:rPr>
           <w:fldChar w:fldCharType="separate"/>
         </w:r>
@@ -2803,7 +2808,7 @@
             <w:rFonts w:ascii="Arial" w:hAnsi="Arial" w:cs="Arial"/>
             <w:noProof/>
             <w:webHidden/>
-            <w:sz w:val="22"/>
+            <w:sz w:val="21"/>
           </w:rPr>
           <w:t>11</w:t>
         </w:r>
@@ -2812,7 +2817,7 @@
             <w:rFonts w:ascii="Arial" w:hAnsi="Arial" w:cs="Arial"/>
             <w:noProof/>
             <w:webHidden/>
-            <w:sz w:val="22"/>
+            <w:sz w:val="21"/>
           </w:rPr>
           <w:fldChar w:fldCharType="end"/>
         </w:r>
@@ -2824,24 +2829,24 @@
         <w:tabs>
           <w:tab w:val="right" w:leader="dot" w:pos="10272"/>
         </w:tabs>
-        <w:spacing w:after="0" w:line="260" w:lineRule="exact"/>
+        <w:spacing w:after="0" w:line="248" w:lineRule="exact"/>
         <w:rPr>
           <w:rFonts w:ascii="Arial" w:hAnsi="Arial" w:cs="Arial"/>
           <w:noProof/>
           <w:kern w:val="2"/>
-          <w:sz w:val="22"/>
+          <w:sz w:val="21"/>
           <w:szCs w:val="24"/>
           <w:lang w:val="de-CH" w:eastAsia="de-CH"/>
           <w14:ligatures w14:val="standardContextual"/>
         </w:rPr>
       </w:pPr>
-      <w:hyperlink w:anchor="_Toc232812597" w:history="1">
+      <w:hyperlink w:anchor="_Toc232814122" w:history="1">
         <w:r>
           <w:rPr>
             <w:rStyle w:val="Hyperlink"/>
             <w:rFonts w:ascii="Arial" w:hAnsi="Arial" w:cs="Arial"/>
             <w:noProof/>
-            <w:sz w:val="22"/>
+            <w:sz w:val="21"/>
           </w:rPr>
           <w:t>7.3 Install Dependencies</w:t>
         </w:r>
@@ -2850,7 +2855,7 @@
             <w:rFonts w:ascii="Arial" w:hAnsi="Arial" w:cs="Arial"/>
             <w:noProof/>
             <w:webHidden/>
-            <w:sz w:val="22"/>
+            <w:sz w:val="21"/>
           </w:rPr>
           <w:tab/>
         </w:r>
@@ -2859,7 +2864,7 @@
             <w:rFonts w:ascii="Arial" w:hAnsi="Arial" w:cs="Arial"/>
             <w:noProof/>
             <w:webHidden/>
-            <w:sz w:val="22"/>
+            <w:sz w:val="21"/>
           </w:rPr>
           <w:fldChar w:fldCharType="begin"/>
         </w:r>
@@ -2868,24 +2873,24 @@
             <w:rFonts w:ascii="Arial" w:hAnsi="Arial" w:cs="Arial"/>
             <w:noProof/>
             <w:webHidden/>
-            <w:sz w:val="22"/>
-          </w:rPr>
-          <w:instrText xml:space="preserve"> PAGEREF _Toc232812597 \h </w:instrText>
-        </w:r>
-        <w:r>
-          <w:rPr>
-            <w:rFonts w:ascii="Arial" w:hAnsi="Arial" w:cs="Arial"/>
-            <w:noProof/>
-            <w:webHidden/>
-            <w:sz w:val="22"/>
-          </w:rPr>
-        </w:r>
-        <w:r>
-          <w:rPr>
-            <w:rFonts w:ascii="Arial" w:hAnsi="Arial" w:cs="Arial"/>
-            <w:noProof/>
-            <w:webHidden/>
-            <w:sz w:val="22"/>
+            <w:sz w:val="21"/>
+          </w:rPr>
+          <w:instrText xml:space="preserve"> PAGEREF _Toc232814122 \h </w:instrText>
+        </w:r>
+        <w:r>
+          <w:rPr>
+            <w:rFonts w:ascii="Arial" w:hAnsi="Arial" w:cs="Arial"/>
+            <w:noProof/>
+            <w:webHidden/>
+            <w:sz w:val="21"/>
+          </w:rPr>
+        </w:r>
+        <w:r>
+          <w:rPr>
+            <w:rFonts w:ascii="Arial" w:hAnsi="Arial" w:cs="Arial"/>
+            <w:noProof/>
+            <w:webHidden/>
+            <w:sz w:val="21"/>
           </w:rPr>
           <w:fldChar w:fldCharType="separate"/>
         </w:r>
@@ -2894,7 +2899,7 @@
             <w:rFonts w:ascii="Arial" w:hAnsi="Arial" w:cs="Arial"/>
             <w:noProof/>
             <w:webHidden/>
-            <w:sz w:val="22"/>
+            <w:sz w:val="21"/>
           </w:rPr>
           <w:t>11</w:t>
         </w:r>
@@ -2903,7 +2908,7 @@
             <w:rFonts w:ascii="Arial" w:hAnsi="Arial" w:cs="Arial"/>
             <w:noProof/>
             <w:webHidden/>
-            <w:sz w:val="22"/>
+            <w:sz w:val="21"/>
           </w:rPr>
           <w:fldChar w:fldCharType="end"/>
         </w:r>
@@ -2915,24 +2920,24 @@
         <w:tabs>
           <w:tab w:val="right" w:leader="dot" w:pos="10272"/>
         </w:tabs>
-        <w:spacing w:after="0" w:line="260" w:lineRule="exact"/>
+        <w:spacing w:after="0" w:line="248" w:lineRule="exact"/>
         <w:rPr>
           <w:rFonts w:ascii="Arial" w:hAnsi="Arial" w:cs="Arial"/>
           <w:noProof/>
           <w:kern w:val="2"/>
-          <w:sz w:val="22"/>
+          <w:sz w:val="21"/>
           <w:szCs w:val="24"/>
           <w:lang w:val="de-CH" w:eastAsia="de-CH"/>
           <w14:ligatures w14:val="standardContextual"/>
         </w:rPr>
       </w:pPr>
-      <w:hyperlink w:anchor="_Toc232812598" w:history="1">
+      <w:hyperlink w:anchor="_Toc232814123" w:history="1">
         <w:r>
           <w:rPr>
             <w:rStyle w:val="Hyperlink"/>
             <w:rFonts w:ascii="Arial" w:hAnsi="Arial" w:cs="Arial"/>
             <w:noProof/>
-            <w:sz w:val="22"/>
+            <w:sz w:val="21"/>
           </w:rPr>
           <w:t>7.4 Configure The .env File</w:t>
         </w:r>
@@ -2941,7 +2946,7 @@
             <w:rFonts w:ascii="Arial" w:hAnsi="Arial" w:cs="Arial"/>
             <w:noProof/>
             <w:webHidden/>
-            <w:sz w:val="22"/>
+            <w:sz w:val="21"/>
           </w:rPr>
           <w:tab/>
         </w:r>
@@ -2950,7 +2955,7 @@
             <w:rFonts w:ascii="Arial" w:hAnsi="Arial" w:cs="Arial"/>
             <w:noProof/>
             <w:webHidden/>
-            <w:sz w:val="22"/>
+            <w:sz w:val="21"/>
           </w:rPr>
           <w:fldChar w:fldCharType="begin"/>
         </w:r>
@@ -2959,24 +2964,24 @@
             <w:rFonts w:ascii="Arial" w:hAnsi="Arial" w:cs="Arial"/>
             <w:noProof/>
             <w:webHidden/>
-            <w:sz w:val="22"/>
-          </w:rPr>
-          <w:instrText xml:space="preserve"> PAGEREF _Toc232812598 \h </w:instrText>
-        </w:r>
-        <w:r>
-          <w:rPr>
-            <w:rFonts w:ascii="Arial" w:hAnsi="Arial" w:cs="Arial"/>
-            <w:noProof/>
-            <w:webHidden/>
-            <w:sz w:val="22"/>
-          </w:rPr>
-        </w:r>
-        <w:r>
-          <w:rPr>
-            <w:rFonts w:ascii="Arial" w:hAnsi="Arial" w:cs="Arial"/>
-            <w:noProof/>
-            <w:webHidden/>
-            <w:sz w:val="22"/>
+            <w:sz w:val="21"/>
+          </w:rPr>
+          <w:instrText xml:space="preserve"> PAGEREF _Toc232814123 \h </w:instrText>
+        </w:r>
+        <w:r>
+          <w:rPr>
+            <w:rFonts w:ascii="Arial" w:hAnsi="Arial" w:cs="Arial"/>
+            <w:noProof/>
+            <w:webHidden/>
+            <w:sz w:val="21"/>
+          </w:rPr>
+        </w:r>
+        <w:r>
+          <w:rPr>
+            <w:rFonts w:ascii="Arial" w:hAnsi="Arial" w:cs="Arial"/>
+            <w:noProof/>
+            <w:webHidden/>
+            <w:sz w:val="21"/>
           </w:rPr>
           <w:fldChar w:fldCharType="separate"/>
         </w:r>
@@ -2985,7 +2990,7 @@
             <w:rFonts w:ascii="Arial" w:hAnsi="Arial" w:cs="Arial"/>
             <w:noProof/>
             <w:webHidden/>
-            <w:sz w:val="22"/>
+            <w:sz w:val="21"/>
           </w:rPr>
           <w:t>11</w:t>
         </w:r>
@@ -2994,7 +2999,7 @@
             <w:rFonts w:ascii="Arial" w:hAnsi="Arial" w:cs="Arial"/>
             <w:noProof/>
             <w:webHidden/>
-            <w:sz w:val="22"/>
+            <w:sz w:val="21"/>
           </w:rPr>
           <w:fldChar w:fldCharType="end"/>
         </w:r>
@@ -3006,24 +3011,24 @@
         <w:tabs>
           <w:tab w:val="right" w:leader="dot" w:pos="10272"/>
         </w:tabs>
-        <w:spacing w:after="0" w:line="260" w:lineRule="exact"/>
+        <w:spacing w:after="0" w:line="248" w:lineRule="exact"/>
         <w:rPr>
           <w:rFonts w:ascii="Arial" w:hAnsi="Arial" w:cs="Arial"/>
           <w:noProof/>
           <w:kern w:val="2"/>
-          <w:sz w:val="22"/>
+          <w:sz w:val="21"/>
           <w:szCs w:val="24"/>
           <w:lang w:val="de-CH" w:eastAsia="de-CH"/>
           <w14:ligatures w14:val="standardContextual"/>
         </w:rPr>
       </w:pPr>
-      <w:hyperlink w:anchor="_Toc232812599" w:history="1">
+      <w:hyperlink w:anchor="_Toc232814124" w:history="1">
         <w:r>
           <w:rPr>
             <w:rStyle w:val="Hyperlink"/>
             <w:rFonts w:ascii="Arial" w:hAnsi="Arial" w:cs="Arial"/>
             <w:noProof/>
-            <w:sz w:val="22"/>
+            <w:sz w:val="21"/>
           </w:rPr>
           <w:t>7.5 API Setup Explained Simply</w:t>
         </w:r>
@@ -3032,7 +3037,7 @@
             <w:rFonts w:ascii="Arial" w:hAnsi="Arial" w:cs="Arial"/>
             <w:noProof/>
             <w:webHidden/>
-            <w:sz w:val="22"/>
+            <w:sz w:val="21"/>
           </w:rPr>
           <w:tab/>
         </w:r>
@@ -3041,7 +3046,7 @@
             <w:rFonts w:ascii="Arial" w:hAnsi="Arial" w:cs="Arial"/>
             <w:noProof/>
             <w:webHidden/>
-            <w:sz w:val="22"/>
+            <w:sz w:val="21"/>
           </w:rPr>
           <w:fldChar w:fldCharType="begin"/>
         </w:r>
@@ -3050,24 +3055,24 @@
             <w:rFonts w:ascii="Arial" w:hAnsi="Arial" w:cs="Arial"/>
             <w:noProof/>
             <w:webHidden/>
-            <w:sz w:val="22"/>
-          </w:rPr>
-          <w:instrText xml:space="preserve"> PAGEREF _Toc232812599 \h </w:instrText>
-        </w:r>
-        <w:r>
-          <w:rPr>
-            <w:rFonts w:ascii="Arial" w:hAnsi="Arial" w:cs="Arial"/>
-            <w:noProof/>
-            <w:webHidden/>
-            <w:sz w:val="22"/>
-          </w:rPr>
-        </w:r>
-        <w:r>
-          <w:rPr>
-            <w:rFonts w:ascii="Arial" w:hAnsi="Arial" w:cs="Arial"/>
-            <w:noProof/>
-            <w:webHidden/>
-            <w:sz w:val="22"/>
+            <w:sz w:val="21"/>
+          </w:rPr>
+          <w:instrText xml:space="preserve"> PAGEREF _Toc232814124 \h </w:instrText>
+        </w:r>
+        <w:r>
+          <w:rPr>
+            <w:rFonts w:ascii="Arial" w:hAnsi="Arial" w:cs="Arial"/>
+            <w:noProof/>
+            <w:webHidden/>
+            <w:sz w:val="21"/>
+          </w:rPr>
+        </w:r>
+        <w:r>
+          <w:rPr>
+            <w:rFonts w:ascii="Arial" w:hAnsi="Arial" w:cs="Arial"/>
+            <w:noProof/>
+            <w:webHidden/>
+            <w:sz w:val="21"/>
           </w:rPr>
           <w:fldChar w:fldCharType="separate"/>
         </w:r>
@@ -3076,7 +3081,7 @@
             <w:rFonts w:ascii="Arial" w:hAnsi="Arial" w:cs="Arial"/>
             <w:noProof/>
             <w:webHidden/>
-            <w:sz w:val="22"/>
+            <w:sz w:val="21"/>
           </w:rPr>
           <w:t>11</w:t>
         </w:r>
@@ -3085,7 +3090,7 @@
             <w:rFonts w:ascii="Arial" w:hAnsi="Arial" w:cs="Arial"/>
             <w:noProof/>
             <w:webHidden/>
-            <w:sz w:val="22"/>
+            <w:sz w:val="21"/>
           </w:rPr>
           <w:fldChar w:fldCharType="end"/>
         </w:r>
@@ -3097,24 +3102,115 @@
         <w:tabs>
           <w:tab w:val="right" w:leader="dot" w:pos="10272"/>
         </w:tabs>
-        <w:spacing w:after="0" w:line="260" w:lineRule="exact"/>
+        <w:spacing w:after="0" w:line="248" w:lineRule="exact"/>
         <w:rPr>
           <w:rFonts w:ascii="Arial" w:hAnsi="Arial" w:cs="Arial"/>
           <w:noProof/>
           <w:kern w:val="2"/>
-          <w:sz w:val="22"/>
+          <w:sz w:val="21"/>
           <w:szCs w:val="24"/>
           <w:lang w:val="de-CH" w:eastAsia="de-CH"/>
           <w14:ligatures w14:val="standardContextual"/>
         </w:rPr>
       </w:pPr>
-      <w:hyperlink w:anchor="_Toc232812600" w:history="1">
+      <w:hyperlink w:anchor="_Toc232814125" w:history="1">
         <w:r>
           <w:rPr>
             <w:rStyle w:val="Hyperlink"/>
             <w:rFonts w:ascii="Arial" w:hAnsi="Arial" w:cs="Arial"/>
             <w:noProof/>
-            <w:sz w:val="22"/>
+            <w:sz w:val="21"/>
+          </w:rPr>
+          <w:t>7.6 Start The Program</w:t>
+        </w:r>
+        <w:r>
+          <w:rPr>
+            <w:rFonts w:ascii="Arial" w:hAnsi="Arial" w:cs="Arial"/>
+            <w:noProof/>
+            <w:webHidden/>
+            <w:sz w:val="21"/>
+          </w:rPr>
+          <w:tab/>
+        </w:r>
+        <w:r>
+          <w:rPr>
+            <w:rFonts w:ascii="Arial" w:hAnsi="Arial" w:cs="Arial"/>
+            <w:noProof/>
+            <w:webHidden/>
+            <w:sz w:val="21"/>
+          </w:rPr>
+          <w:fldChar w:fldCharType="begin"/>
+        </w:r>
+        <w:r>
+          <w:rPr>
+            <w:rFonts w:ascii="Arial" w:hAnsi="Arial" w:cs="Arial"/>
+            <w:noProof/>
+            <w:webHidden/>
+            <w:sz w:val="21"/>
+          </w:rPr>
+          <w:instrText xml:space="preserve"> PAGEREF _Toc232814125 \h </w:instrText>
+        </w:r>
+        <w:r>
+          <w:rPr>
+            <w:rFonts w:ascii="Arial" w:hAnsi="Arial" w:cs="Arial"/>
+            <w:noProof/>
+            <w:webHidden/>
+            <w:sz w:val="21"/>
+          </w:rPr>
+        </w:r>
+        <w:r>
+          <w:rPr>
+            <w:rFonts w:ascii="Arial" w:hAnsi="Arial" w:cs="Arial"/>
+            <w:noProof/>
+            <w:webHidden/>
+            <w:sz w:val="21"/>
+          </w:rPr>
+          <w:fldChar w:fldCharType="separate"/>
+        </w:r>
+        <w:r>
+          <w:rPr>
+            <w:rFonts w:ascii="Arial" w:hAnsi="Arial" w:cs="Arial"/>
+            <w:noProof/>
+            <w:webHidden/>
+            <w:sz w:val="21"/>
+          </w:rPr>
+          <w:t>13</w:t>
+        </w:r>
+        <w:r>
+          <w:rPr>
+            <w:rFonts w:ascii="Arial" w:hAnsi="Arial" w:cs="Arial"/>
+            <w:noProof/>
+            <w:webHidden/>
+            <w:sz w:val="21"/>
+          </w:rPr>
+          <w:fldChar w:fldCharType="end"/>
+        </w:r>
+      </w:hyperlink>
+    </w:p>
+    <w:p>
+      <w:pPr>
+        <w:pStyle w:val="Verzeichnis2"/>
+        <w:tabs>
+          <w:tab w:val="right" w:leader="dot" w:pos="10272"/>
+        </w:tabs>
+        <w:spacing w:after="0" w:line="248" w:lineRule="exact"/>
+        <w:rPr>
+          <w:rFonts w:ascii="Arial" w:hAnsi="Arial" w:cs="Arial"/>
+          <w:noProof/>
+          <w:kern w:val="2"/>
+          <w:sz w:val="21"/>
+          <w:szCs w:val="24"/>
+          <w:lang w:val="de-CH" w:eastAsia="de-CH"/>
+          <w14:ligatures w14:val="standardContextual"/>
+        </w:rPr>
+      </w:pPr>
+      <w:hyperlink w:anchor="_Toc232814126" w:history="1">
+        <w:r>
+          <w:rPr>
+            <w:rStyle w:val="Hyperlink"/>
+            <w:rFonts w:ascii="Arial" w:hAnsi="Arial" w:cs="Arial"/>
+            <w:noProof/>
+            <w:sz w:val="21"/>
           </w:rPr>
           <w:t>7.7 Weekly Automation</w:t>
         </w:r>
@@ -3123,7 +3219,7 @@
             <w:rFonts w:ascii="Arial" w:hAnsi="Arial" w:cs="Arial"/>
             <w:noProof/>
             <w:webHidden/>
-            <w:sz w:val="22"/>
+            <w:sz w:val="21"/>
           </w:rPr>
           <w:tab/>
         </w:r>
@@ -3132,7 +3228,7 @@
             <w:rFonts w:ascii="Arial" w:hAnsi="Arial" w:cs="Arial"/>
             <w:noProof/>
             <w:webHidden/>
-            <w:sz w:val="22"/>
+            <w:sz w:val="21"/>
           </w:rPr>
           <w:fldChar w:fldCharType="begin"/>
         </w:r>
@@ -3141,24 +3237,24 @@
             <w:rFonts w:ascii="Arial" w:hAnsi="Arial" w:cs="Arial"/>
             <w:noProof/>
             <w:webHidden/>
-            <w:sz w:val="22"/>
-          </w:rPr>
-          <w:instrText xml:space="preserve"> PAGEREF _Toc232812600 \h </w:instrText>
-        </w:r>
-        <w:r>
-          <w:rPr>
-            <w:rFonts w:ascii="Arial" w:hAnsi="Arial" w:cs="Arial"/>
-            <w:noProof/>
-            <w:webHidden/>
-            <w:sz w:val="22"/>
-          </w:rPr>
-        </w:r>
-        <w:r>
-          <w:rPr>
-            <w:rFonts w:ascii="Arial" w:hAnsi="Arial" w:cs="Arial"/>
-            <w:noProof/>
-            <w:webHidden/>
-            <w:sz w:val="22"/>
+            <w:sz w:val="21"/>
+          </w:rPr>
+          <w:instrText xml:space="preserve"> PAGEREF _Toc232814126 \h </w:instrText>
+        </w:r>
+        <w:r>
+          <w:rPr>
+            <w:rFonts w:ascii="Arial" w:hAnsi="Arial" w:cs="Arial"/>
+            <w:noProof/>
+            <w:webHidden/>
+            <w:sz w:val="21"/>
+          </w:rPr>
+        </w:r>
+        <w:r>
+          <w:rPr>
+            <w:rFonts w:ascii="Arial" w:hAnsi="Arial" w:cs="Arial"/>
+            <w:noProof/>
+            <w:webHidden/>
+            <w:sz w:val="21"/>
           </w:rPr>
           <w:fldChar w:fldCharType="separate"/>
         </w:r>
@@ -3167,16 +3263,16 @@
             <w:rFonts w:ascii="Arial" w:hAnsi="Arial" w:cs="Arial"/>
             <w:noProof/>
             <w:webHidden/>
-            <w:sz w:val="22"/>
-          </w:rPr>
-          <w:t>12</w:t>
-        </w:r>
-        <w:r>
-          <w:rPr>
-            <w:rFonts w:ascii="Arial" w:hAnsi="Arial" w:cs="Arial"/>
-            <w:noProof/>
-            <w:webHidden/>
-            <w:sz w:val="22"/>
+            <w:sz w:val="21"/>
+          </w:rPr>
+          <w:t>13</w:t>
+        </w:r>
+        <w:r>
+          <w:rPr>
+            <w:rFonts w:ascii="Arial" w:hAnsi="Arial" w:cs="Arial"/>
+            <w:noProof/>
+            <w:webHidden/>
+            <w:sz w:val="21"/>
           </w:rPr>
           <w:fldChar w:fldCharType="end"/>
         </w:r>
@@ -3188,24 +3284,24 @@
         <w:tabs>
           <w:tab w:val="right" w:leader="dot" w:pos="10272"/>
         </w:tabs>
-        <w:spacing w:after="0" w:line="260" w:lineRule="exact"/>
+        <w:spacing w:after="0" w:line="248" w:lineRule="exact"/>
         <w:rPr>
           <w:rFonts w:ascii="Arial" w:hAnsi="Arial" w:cs="Arial"/>
           <w:noProof/>
           <w:kern w:val="2"/>
-          <w:sz w:val="22"/>
+          <w:sz w:val="21"/>
           <w:szCs w:val="24"/>
           <w:lang w:val="de-CH" w:eastAsia="de-CH"/>
           <w14:ligatures w14:val="standardContextual"/>
         </w:rPr>
       </w:pPr>
-      <w:hyperlink w:anchor="_Toc232812601" w:history="1">
+      <w:hyperlink w:anchor="_Toc232814127" w:history="1">
         <w:r>
           <w:rPr>
             <w:rStyle w:val="Hyperlink"/>
             <w:rFonts w:ascii="Arial" w:hAnsi="Arial" w:cs="Arial"/>
             <w:noProof/>
-            <w:sz w:val="22"/>
+            <w:sz w:val="21"/>
           </w:rPr>
           <w:t>8. Testing</w:t>
         </w:r>
@@ -3214,7 +3310,7 @@
             <w:rFonts w:ascii="Arial" w:hAnsi="Arial" w:cs="Arial"/>
             <w:noProof/>
             <w:webHidden/>
-            <w:sz w:val="22"/>
+            <w:sz w:val="21"/>
           </w:rPr>
           <w:tab/>
         </w:r>
@@ -3223,7 +3319,7 @@
             <w:rFonts w:ascii="Arial" w:hAnsi="Arial" w:cs="Arial"/>
             <w:noProof/>
             <w:webHidden/>
-            <w:sz w:val="22"/>
+            <w:sz w:val="21"/>
           </w:rPr>
           <w:fldChar w:fldCharType="begin"/>
         </w:r>
@@ -3232,24 +3328,24 @@
             <w:rFonts w:ascii="Arial" w:hAnsi="Arial" w:cs="Arial"/>
             <w:noProof/>
             <w:webHidden/>
-            <w:sz w:val="22"/>
-          </w:rPr>
-          <w:instrText xml:space="preserve"> PAGEREF _Toc232812601 \h </w:instrText>
-        </w:r>
-        <w:r>
-          <w:rPr>
-            <w:rFonts w:ascii="Arial" w:hAnsi="Arial" w:cs="Arial"/>
-            <w:noProof/>
-            <w:webHidden/>
-            <w:sz w:val="22"/>
-          </w:rPr>
-        </w:r>
-        <w:r>
-          <w:rPr>
-            <w:rFonts w:ascii="Arial" w:hAnsi="Arial" w:cs="Arial"/>
-            <w:noProof/>
-            <w:webHidden/>
-            <w:sz w:val="22"/>
+            <w:sz w:val="21"/>
+          </w:rPr>
+          <w:instrText xml:space="preserve"> PAGEREF _Toc232814127 \h </w:instrText>
+        </w:r>
+        <w:r>
+          <w:rPr>
+            <w:rFonts w:ascii="Arial" w:hAnsi="Arial" w:cs="Arial"/>
+            <w:noProof/>
+            <w:webHidden/>
+            <w:sz w:val="21"/>
+          </w:rPr>
+        </w:r>
+        <w:r>
+          <w:rPr>
+            <w:rFonts w:ascii="Arial" w:hAnsi="Arial" w:cs="Arial"/>
+            <w:noProof/>
+            <w:webHidden/>
+            <w:sz w:val="21"/>
           </w:rPr>
           <w:fldChar w:fldCharType="separate"/>
         </w:r>
@@ -3258,16 +3354,16 @@
             <w:rFonts w:ascii="Arial" w:hAnsi="Arial" w:cs="Arial"/>
             <w:noProof/>
             <w:webHidden/>
-            <w:sz w:val="22"/>
-          </w:rPr>
-          <w:t>12</w:t>
-        </w:r>
-        <w:r>
-          <w:rPr>
-            <w:rFonts w:ascii="Arial" w:hAnsi="Arial" w:cs="Arial"/>
-            <w:noProof/>
-            <w:webHidden/>
-            <w:sz w:val="22"/>
+            <w:sz w:val="21"/>
+          </w:rPr>
+          <w:t>13</w:t>
+        </w:r>
+        <w:r>
+          <w:rPr>
+            <w:rFonts w:ascii="Arial" w:hAnsi="Arial" w:cs="Arial"/>
+            <w:noProof/>
+            <w:webHidden/>
+            <w:sz w:val="21"/>
           </w:rPr>
           <w:fldChar w:fldCharType="end"/>
         </w:r>
@@ -3279,24 +3375,24 @@
         <w:tabs>
           <w:tab w:val="right" w:leader="dot" w:pos="10272"/>
         </w:tabs>
-        <w:spacing w:after="0" w:line="260" w:lineRule="exact"/>
+        <w:spacing w:after="0" w:line="248" w:lineRule="exact"/>
         <w:rPr>
           <w:rFonts w:ascii="Arial" w:hAnsi="Arial" w:cs="Arial"/>
           <w:noProof/>
           <w:kern w:val="2"/>
-          <w:sz w:val="22"/>
+          <w:sz w:val="21"/>
           <w:szCs w:val="24"/>
           <w:lang w:val="de-CH" w:eastAsia="de-CH"/>
           <w14:ligatures w14:val="standardContextual"/>
         </w:rPr>
       </w:pPr>
-      <w:hyperlink w:anchor="_Toc232812602" w:history="1">
+      <w:hyperlink w:anchor="_Toc232814128" w:history="1">
         <w:r>
           <w:rPr>
             <w:rStyle w:val="Hyperlink"/>
             <w:rFonts w:ascii="Arial" w:hAnsi="Arial" w:cs="Arial"/>
             <w:noProof/>
-            <w:sz w:val="22"/>
+            <w:sz w:val="21"/>
           </w:rPr>
           <w:t>9. Assignment Coverage</w:t>
         </w:r>
@@ -3305,7 +3401,7 @@
             <w:rFonts w:ascii="Arial" w:hAnsi="Arial" w:cs="Arial"/>
             <w:noProof/>
             <w:webHidden/>
-            <w:sz w:val="22"/>
+            <w:sz w:val="21"/>
           </w:rPr>
           <w:tab/>
         </w:r>
@@ -3314,7 +3410,7 @@
             <w:rFonts w:ascii="Arial" w:hAnsi="Arial" w:cs="Arial"/>
             <w:noProof/>
             <w:webHidden/>
-            <w:sz w:val="22"/>
+            <w:sz w:val="21"/>
           </w:rPr>
           <w:fldChar w:fldCharType="begin"/>
         </w:r>
@@ -3323,24 +3419,24 @@
             <w:rFonts w:ascii="Arial" w:hAnsi="Arial" w:cs="Arial"/>
             <w:noProof/>
             <w:webHidden/>
-            <w:sz w:val="22"/>
-          </w:rPr>
-          <w:instrText xml:space="preserve"> PAGEREF _Toc232812602 \h </w:instrText>
-        </w:r>
-        <w:r>
-          <w:rPr>
-            <w:rFonts w:ascii="Arial" w:hAnsi="Arial" w:cs="Arial"/>
-            <w:noProof/>
-            <w:webHidden/>
-            <w:sz w:val="22"/>
-          </w:rPr>
-        </w:r>
-        <w:r>
-          <w:rPr>
-            <w:rFonts w:ascii="Arial" w:hAnsi="Arial" w:cs="Arial"/>
-            <w:noProof/>
-            <w:webHidden/>
-            <w:sz w:val="22"/>
+            <w:sz w:val="21"/>
+          </w:rPr>
+          <w:instrText xml:space="preserve"> PAGEREF _Toc232814128 \h </w:instrText>
+        </w:r>
+        <w:r>
+          <w:rPr>
+            <w:rFonts w:ascii="Arial" w:hAnsi="Arial" w:cs="Arial"/>
+            <w:noProof/>
+            <w:webHidden/>
+            <w:sz w:val="21"/>
+          </w:rPr>
+        </w:r>
+        <w:r>
+          <w:rPr>
+            <w:rFonts w:ascii="Arial" w:hAnsi="Arial" w:cs="Arial"/>
+            <w:noProof/>
+            <w:webHidden/>
+            <w:sz w:val="21"/>
           </w:rPr>
           <w:fldChar w:fldCharType="separate"/>
         </w:r>
@@ -3349,16 +3445,16 @@
             <w:rFonts w:ascii="Arial" w:hAnsi="Arial" w:cs="Arial"/>
             <w:noProof/>
             <w:webHidden/>
-            <w:sz w:val="22"/>
-          </w:rPr>
-          <w:t>14</w:t>
-        </w:r>
-        <w:r>
-          <w:rPr>
-            <w:rFonts w:ascii="Arial" w:hAnsi="Arial" w:cs="Arial"/>
-            <w:noProof/>
-            <w:webHidden/>
-            <w:sz w:val="22"/>
+            <w:sz w:val="21"/>
+          </w:rPr>
+          <w:t>15</w:t>
+        </w:r>
+        <w:r>
+          <w:rPr>
+            <w:rFonts w:ascii="Arial" w:hAnsi="Arial" w:cs="Arial"/>
+            <w:noProof/>
+            <w:webHidden/>
+            <w:sz w:val="21"/>
           </w:rPr>
           <w:fldChar w:fldCharType="end"/>
         </w:r>
@@ -3370,24 +3466,24 @@
         <w:tabs>
           <w:tab w:val="right" w:leader="dot" w:pos="10272"/>
         </w:tabs>
-        <w:spacing w:after="0" w:line="260" w:lineRule="exact"/>
+        <w:spacing w:after="0" w:line="248" w:lineRule="exact"/>
         <w:rPr>
           <w:rFonts w:ascii="Arial" w:hAnsi="Arial" w:cs="Arial"/>
           <w:noProof/>
           <w:kern w:val="2"/>
-          <w:sz w:val="22"/>
+          <w:sz w:val="21"/>
           <w:szCs w:val="24"/>
           <w:lang w:val="de-CH" w:eastAsia="de-CH"/>
           <w14:ligatures w14:val="standardContextual"/>
         </w:rPr>
       </w:pPr>
-      <w:hyperlink w:anchor="_Toc232812603" w:history="1">
+      <w:hyperlink w:anchor="_Toc232814129" w:history="1">
         <w:r>
           <w:rPr>
             <w:rStyle w:val="Hyperlink"/>
             <w:rFonts w:ascii="Arial" w:hAnsi="Arial" w:cs="Arial"/>
             <w:noProof/>
-            <w:sz w:val="22"/>
+            <w:sz w:val="21"/>
           </w:rPr>
           <w:t>10. Conclusion</w:t>
         </w:r>
@@ -3396,7 +3492,7 @@
             <w:rFonts w:ascii="Arial" w:hAnsi="Arial" w:cs="Arial"/>
             <w:noProof/>
             <w:webHidden/>
-            <w:sz w:val="22"/>
+            <w:sz w:val="21"/>
           </w:rPr>
           <w:tab/>
         </w:r>
@@ -3405,7 +3501,7 @@
             <w:rFonts w:ascii="Arial" w:hAnsi="Arial" w:cs="Arial"/>
             <w:noProof/>
             <w:webHidden/>
-            <w:sz w:val="22"/>
+            <w:sz w:val="21"/>
           </w:rPr>
           <w:fldChar w:fldCharType="begin"/>
         </w:r>
@@ -3414,24 +3510,24 @@
             <w:rFonts w:ascii="Arial" w:hAnsi="Arial" w:cs="Arial"/>
             <w:noProof/>
             <w:webHidden/>
-            <w:sz w:val="22"/>
-          </w:rPr>
-          <w:instrText xml:space="preserve"> PAGEREF _Toc232812603 \h </w:instrText>
-        </w:r>
-        <w:r>
-          <w:rPr>
-            <w:rFonts w:ascii="Arial" w:hAnsi="Arial" w:cs="Arial"/>
-            <w:noProof/>
-            <w:webHidden/>
-            <w:sz w:val="22"/>
-          </w:rPr>
-        </w:r>
-        <w:r>
-          <w:rPr>
-            <w:rFonts w:ascii="Arial" w:hAnsi="Arial" w:cs="Arial"/>
-            <w:noProof/>
-            <w:webHidden/>
-            <w:sz w:val="22"/>
+            <w:sz w:val="21"/>
+          </w:rPr>
+          <w:instrText xml:space="preserve"> PAGEREF _Toc232814129 \h </w:instrText>
+        </w:r>
+        <w:r>
+          <w:rPr>
+            <w:rFonts w:ascii="Arial" w:hAnsi="Arial" w:cs="Arial"/>
+            <w:noProof/>
+            <w:webHidden/>
+            <w:sz w:val="21"/>
+          </w:rPr>
+        </w:r>
+        <w:r>
+          <w:rPr>
+            <w:rFonts w:ascii="Arial" w:hAnsi="Arial" w:cs="Arial"/>
+            <w:noProof/>
+            <w:webHidden/>
+            <w:sz w:val="21"/>
           </w:rPr>
           <w:fldChar w:fldCharType="separate"/>
         </w:r>
@@ -3440,16 +3536,16 @@
             <w:rFonts w:ascii="Arial" w:hAnsi="Arial" w:cs="Arial"/>
             <w:noProof/>
             <w:webHidden/>
-            <w:sz w:val="22"/>
-          </w:rPr>
-          <w:t>14</w:t>
-        </w:r>
-        <w:r>
-          <w:rPr>
-            <w:rFonts w:ascii="Arial" w:hAnsi="Arial" w:cs="Arial"/>
-            <w:noProof/>
-            <w:webHidden/>
-            <w:sz w:val="22"/>
+            <w:sz w:val="21"/>
+          </w:rPr>
+          <w:t>15</w:t>
+        </w:r>
+        <w:r>
+          <w:rPr>
+            <w:rFonts w:ascii="Arial" w:hAnsi="Arial" w:cs="Arial"/>
+            <w:noProof/>
+            <w:webHidden/>
+            <w:sz w:val="21"/>
           </w:rPr>
           <w:fldChar w:fldCharType="end"/>
         </w:r>
@@ -3457,12 +3553,12 @@
     </w:p>
     <w:p>
       <w:pPr>
-        <w:spacing w:after="0" w:line="260" w:lineRule="exact"/>
+        <w:spacing w:after="0" w:line="248" w:lineRule="exact"/>
       </w:pPr>
       <w:r>
         <w:rPr>
           <w:rFonts w:ascii="Arial" w:hAnsi="Arial" w:cs="Arial"/>
-          <w:sz w:val="22"/>
+          <w:sz w:val="21"/>
         </w:rPr>
         <w:fldChar w:fldCharType="end"/>
       </w:r>
@@ -3475,9 +3571,15 @@
     <w:p>
       <w:pPr>
         <w:pStyle w:val="berschrift1"/>
-      </w:pPr>
-      <w:bookmarkStart w:id="0" w:name="_Toc232812571"/>
+        <w:rPr>
+          <w:rFonts w:ascii="Arial" w:hAnsi="Arial" w:cs="Arial"/>
+        </w:rPr>
+      </w:pPr>
+      <w:bookmarkStart w:id="0" w:name="_Toc232814096"/>
       <w:r>
+        <w:rPr>
+          <w:rFonts w:ascii="Arial" w:hAnsi="Arial" w:cs="Arial"/>
+        </w:rPr>
         <w:lastRenderedPageBreak/>
         <w:t>1. Project Overview</w:t>
       </w:r>
@@ -3486,9 +3588,15 @@
     <w:p>
       <w:pPr>
         <w:pStyle w:val="berschrift2"/>
-      </w:pPr>
-      <w:bookmarkStart w:id="1" w:name="_Toc232812572"/>
+        <w:rPr>
+          <w:rFonts w:ascii="Arial" w:hAnsi="Arial" w:cs="Arial"/>
+        </w:rPr>
+      </w:pPr>
+      <w:bookmarkStart w:id="1" w:name="_Toc232814097"/>
       <w:r>
+        <w:rPr>
+          <w:rFonts w:ascii="Arial" w:hAnsi="Arial" w:cs="Arial"/>
+        </w:rPr>
         <w:t>1.1 Context</w:t>
       </w:r>
       <w:bookmarkEnd w:id="1"/>
@@ -3506,9 +3614,15 @@
     <w:p>
       <w:pPr>
         <w:pStyle w:val="berschrift2"/>
-      </w:pPr>
-      <w:bookmarkStart w:id="2" w:name="_Toc232812573"/>
+        <w:rPr>
+          <w:rFonts w:ascii="Arial" w:hAnsi="Arial" w:cs="Arial"/>
+        </w:rPr>
+      </w:pPr>
+      <w:bookmarkStart w:id="2" w:name="_Toc232814098"/>
       <w:r>
+        <w:rPr>
+          <w:rFonts w:ascii="Arial" w:hAnsi="Arial" w:cs="Arial"/>
+        </w:rPr>
         <w:t>1.2 Goal</w:t>
       </w:r>
       <w:bookmarkEnd w:id="2"/>
@@ -3521,9 +3635,15 @@
     <w:p>
       <w:pPr>
         <w:pStyle w:val="berschrift2"/>
-      </w:pPr>
-      <w:bookmarkStart w:id="3" w:name="_Toc232812574"/>
+        <w:rPr>
+          <w:rFonts w:ascii="Arial" w:hAnsi="Arial" w:cs="Arial"/>
+        </w:rPr>
+      </w:pPr>
+      <w:bookmarkStart w:id="3" w:name="_Toc232814099"/>
       <w:r>
+        <w:rPr>
+          <w:rFonts w:ascii="Arial" w:hAnsi="Arial" w:cs="Arial"/>
+        </w:rPr>
         <w:t>1.3 What The Program Does</w:t>
       </w:r>
       <w:bookmarkEnd w:id="3"/>
@@ -3536,9 +3656,15 @@
     <w:p>
       <w:pPr>
         <w:pStyle w:val="berschrift1"/>
-      </w:pPr>
-      <w:bookmarkStart w:id="4" w:name="_Toc232812575"/>
+        <w:rPr>
+          <w:rFonts w:ascii="Arial" w:hAnsi="Arial" w:cs="Arial"/>
+        </w:rPr>
+      </w:pPr>
+      <w:bookmarkStart w:id="4" w:name="_Toc232814100"/>
       <w:r>
+        <w:rPr>
+          <w:rFonts w:ascii="Arial" w:hAnsi="Arial" w:cs="Arial"/>
+        </w:rPr>
         <w:t>2. Project Work And Personal Approach</w:t>
       </w:r>
       <w:bookmarkEnd w:id="4"/>
@@ -3546,9 +3672,15 @@
     <w:p>
       <w:pPr>
         <w:pStyle w:val="berschrift2"/>
-      </w:pPr>
-      <w:bookmarkStart w:id="5" w:name="_Toc232812576"/>
+        <w:rPr>
+          <w:rFonts w:ascii="Arial" w:hAnsi="Arial" w:cs="Arial"/>
+        </w:rPr>
+      </w:pPr>
+      <w:bookmarkStart w:id="5" w:name="_Toc232814101"/>
       <w:r>
+        <w:rPr>
+          <w:rFonts w:ascii="Arial" w:hAnsi="Arial" w:cs="Arial"/>
+        </w:rPr>
         <w:t>2.1 How I Started</w:t>
       </w:r>
       <w:bookmarkEnd w:id="5"/>
@@ -3566,9 +3698,15 @@
     <w:p>
       <w:pPr>
         <w:pStyle w:val="berschrift2"/>
-      </w:pPr>
-      <w:bookmarkStart w:id="6" w:name="_Toc232812577"/>
+        <w:rPr>
+          <w:rFonts w:ascii="Arial" w:hAnsi="Arial" w:cs="Arial"/>
+        </w:rPr>
+      </w:pPr>
+      <w:bookmarkStart w:id="6" w:name="_Toc232814102"/>
       <w:r>
+        <w:rPr>
+          <w:rFonts w:ascii="Arial" w:hAnsi="Arial" w:cs="Arial"/>
+        </w:rPr>
         <w:t>2.2 Difficulties During The Project</w:t>
       </w:r>
       <w:bookmarkEnd w:id="6"/>
@@ -3591,9 +3729,15 @@
     <w:p>
       <w:pPr>
         <w:pStyle w:val="berschrift2"/>
-      </w:pPr>
-      <w:bookmarkStart w:id="7" w:name="_Toc232812578"/>
+        <w:rPr>
+          <w:rFonts w:ascii="Arial" w:hAnsi="Arial" w:cs="Arial"/>
+        </w:rPr>
+      </w:pPr>
+      <w:bookmarkStart w:id="7" w:name="_Toc232814103"/>
       <w:r>
+        <w:rPr>
+          <w:rFonts w:ascii="Arial" w:hAnsi="Arial" w:cs="Arial"/>
+        </w:rPr>
         <w:t>2.3 What I Improved Near The End</w:t>
       </w:r>
       <w:bookmarkEnd w:id="7"/>
@@ -3606,9 +3750,15 @@
     <w:p>
       <w:pPr>
         <w:pStyle w:val="berschrift1"/>
-      </w:pPr>
-      <w:bookmarkStart w:id="8" w:name="_Toc232812579"/>
+        <w:rPr>
+          <w:rFonts w:ascii="Arial" w:hAnsi="Arial" w:cs="Arial"/>
+        </w:rPr>
+      </w:pPr>
+      <w:bookmarkStart w:id="8" w:name="_Toc232814104"/>
       <w:r>
+        <w:rPr>
+          <w:rFonts w:ascii="Arial" w:hAnsi="Arial" w:cs="Arial"/>
+        </w:rPr>
         <w:lastRenderedPageBreak/>
         <w:t>3. Project Plan</w:t>
       </w:r>
@@ -4143,9 +4293,15 @@
     <w:p>
       <w:pPr>
         <w:pStyle w:val="berschrift1"/>
-      </w:pPr>
-      <w:bookmarkStart w:id="9" w:name="_Toc232812580"/>
+        <w:rPr>
+          <w:rFonts w:ascii="Arial" w:hAnsi="Arial" w:cs="Arial"/>
+        </w:rPr>
+      </w:pPr>
+      <w:bookmarkStart w:id="9" w:name="_Toc232814105"/>
       <w:r>
+        <w:rPr>
+          <w:rFonts w:ascii="Arial" w:hAnsi="Arial" w:cs="Arial"/>
+        </w:rPr>
         <w:t>4. Requirements</w:t>
       </w:r>
       <w:bookmarkEnd w:id="9"/>
@@ -4153,9 +4309,15 @@
     <w:p>
       <w:pPr>
         <w:pStyle w:val="berschrift2"/>
-      </w:pPr>
-      <w:bookmarkStart w:id="10" w:name="_Toc232812581"/>
+        <w:rPr>
+          <w:rFonts w:ascii="Arial" w:hAnsi="Arial" w:cs="Arial"/>
+        </w:rPr>
+      </w:pPr>
+      <w:bookmarkStart w:id="10" w:name="_Toc232814106"/>
       <w:r>
+        <w:rPr>
+          <w:rFonts w:ascii="Arial" w:hAnsi="Arial" w:cs="Arial"/>
+        </w:rPr>
         <w:t>4.1 Functional Requirements</w:t>
       </w:r>
       <w:bookmarkEnd w:id="10"/>
@@ -5690,9 +5852,15 @@
     <w:p>
       <w:pPr>
         <w:pStyle w:val="berschrift2"/>
-      </w:pPr>
-      <w:bookmarkStart w:id="11" w:name="_Toc232812582"/>
+        <w:rPr>
+          <w:rFonts w:ascii="Arial" w:hAnsi="Arial" w:cs="Arial"/>
+        </w:rPr>
+      </w:pPr>
+      <w:bookmarkStart w:id="11" w:name="_Toc232814107"/>
       <w:r>
+        <w:rPr>
+          <w:rFonts w:ascii="Arial" w:hAnsi="Arial" w:cs="Arial"/>
+        </w:rPr>
         <w:t>4.2 Non-Functional Requirements</w:t>
       </w:r>
       <w:bookmarkEnd w:id="11"/>
@@ -6537,11 +6705,15 @@
     <w:p>
       <w:pPr>
         <w:pStyle w:val="berschrift1"/>
-        <w:pageBreakBefore/>
-      </w:pPr>
-      <w:bookmarkStart w:id="12" w:name="_Toc232812583"/>
+        <w:rPr>
+          <w:rFonts w:ascii="Arial" w:hAnsi="Arial" w:cs="Arial"/>
+        </w:rPr>
+      </w:pPr>
+      <w:bookmarkStart w:id="12" w:name="_Toc232814108"/>
       <w:r>
-        <w:lastRenderedPageBreak/>
+        <w:rPr>
+          <w:rFonts w:ascii="Arial" w:hAnsi="Arial" w:cs="Arial"/>
+        </w:rPr>
         <w:t>5. System Design</w:t>
       </w:r>
       <w:bookmarkEnd w:id="12"/>
@@ -6549,9 +6721,15 @@
     <w:p>
       <w:pPr>
         <w:pStyle w:val="berschrift2"/>
-      </w:pPr>
-      <w:bookmarkStart w:id="13" w:name="_Toc232812584"/>
+        <w:rPr>
+          <w:rFonts w:ascii="Arial" w:hAnsi="Arial" w:cs="Arial"/>
+        </w:rPr>
+      </w:pPr>
+      <w:bookmarkStart w:id="13" w:name="_Toc232814109"/>
       <w:r>
+        <w:rPr>
+          <w:rFonts w:ascii="Arial" w:hAnsi="Arial" w:cs="Arial"/>
+        </w:rPr>
         <w:t>5.1 Module Overview</w:t>
       </w:r>
       <w:bookmarkEnd w:id="13"/>
@@ -6797,6 +6975,7 @@
               <w:rPr>
                 <w:sz w:val="16"/>
               </w:rPr>
+              <w:lastRenderedPageBreak/>
               <w:t>spotify_client.py</w:t>
             </w:r>
           </w:p>
@@ -7025,9 +7204,15 @@
     <w:p>
       <w:pPr>
         <w:pStyle w:val="berschrift2"/>
-      </w:pPr>
-      <w:bookmarkStart w:id="14" w:name="_Toc232812585"/>
+        <w:rPr>
+          <w:rFonts w:ascii="Arial" w:hAnsi="Arial" w:cs="Arial"/>
+        </w:rPr>
+      </w:pPr>
+      <w:bookmarkStart w:id="14" w:name="_Toc232814110"/>
       <w:r>
+        <w:rPr>
+          <w:rFonts w:ascii="Arial" w:hAnsi="Arial" w:cs="Arial"/>
+        </w:rPr>
         <w:t>5.2 Main Workflow</w:t>
       </w:r>
       <w:bookmarkEnd w:id="14"/>
@@ -7126,9 +7311,15 @@
     <w:p>
       <w:pPr>
         <w:pStyle w:val="berschrift2"/>
-      </w:pPr>
-      <w:bookmarkStart w:id="15" w:name="_Toc232812586"/>
+        <w:rPr>
+          <w:rFonts w:ascii="Arial" w:hAnsi="Arial" w:cs="Arial"/>
+        </w:rPr>
+      </w:pPr>
+      <w:bookmarkStart w:id="15" w:name="_Toc232814111"/>
       <w:r>
+        <w:rPr>
+          <w:rFonts w:ascii="Arial" w:hAnsi="Arial" w:cs="Arial"/>
+        </w:rPr>
         <w:lastRenderedPageBreak/>
         <w:t>5.3 System Architecture Diagram</w:t>
       </w:r>
@@ -7187,9 +7378,15 @@
     <w:p>
       <w:pPr>
         <w:pStyle w:val="berschrift2"/>
-      </w:pPr>
-      <w:bookmarkStart w:id="16" w:name="_Toc232812587"/>
+        <w:rPr>
+          <w:rFonts w:ascii="Arial" w:hAnsi="Arial" w:cs="Arial"/>
+        </w:rPr>
+      </w:pPr>
+      <w:bookmarkStart w:id="16" w:name="_Toc232814112"/>
       <w:r>
+        <w:rPr>
+          <w:rFonts w:ascii="Arial" w:hAnsi="Arial" w:cs="Arial"/>
+        </w:rPr>
         <w:lastRenderedPageBreak/>
         <w:t>5.4 UML Activity Diagram</w:t>
       </w:r>
@@ -7243,9 +7440,15 @@
     <w:p>
       <w:pPr>
         <w:pStyle w:val="berschrift2"/>
-      </w:pPr>
-      <w:bookmarkStart w:id="17" w:name="_Toc232812588"/>
+        <w:rPr>
+          <w:rFonts w:ascii="Arial" w:hAnsi="Arial" w:cs="Arial"/>
+        </w:rPr>
+      </w:pPr>
+      <w:bookmarkStart w:id="17" w:name="_Toc232814113"/>
       <w:r>
+        <w:rPr>
+          <w:rFonts w:ascii="Arial" w:hAnsi="Arial" w:cs="Arial"/>
+        </w:rPr>
         <w:lastRenderedPageBreak/>
         <w:t>5.5 UML Component Diagram</w:t>
       </w:r>
@@ -7299,9 +7502,15 @@
     <w:p>
       <w:pPr>
         <w:pStyle w:val="berschrift2"/>
-      </w:pPr>
-      <w:bookmarkStart w:id="18" w:name="_Toc232812589"/>
+        <w:rPr>
+          <w:rFonts w:ascii="Arial" w:hAnsi="Arial" w:cs="Arial"/>
+        </w:rPr>
+      </w:pPr>
+      <w:bookmarkStart w:id="18" w:name="_Toc232814114"/>
       <w:r>
+        <w:rPr>
+          <w:rFonts w:ascii="Arial" w:hAnsi="Arial" w:cs="Arial"/>
+        </w:rPr>
         <w:t>5.6 UML Deployment Diagram</w:t>
       </w:r>
       <w:bookmarkEnd w:id="18"/>
@@ -7354,9 +7563,15 @@
     <w:p>
       <w:pPr>
         <w:pStyle w:val="berschrift2"/>
-      </w:pPr>
-      <w:bookmarkStart w:id="19" w:name="_Toc232812590"/>
+        <w:rPr>
+          <w:rFonts w:ascii="Arial" w:hAnsi="Arial" w:cs="Arial"/>
+        </w:rPr>
+      </w:pPr>
+      <w:bookmarkStart w:id="19" w:name="_Toc232814115"/>
       <w:r>
+        <w:rPr>
+          <w:rFonts w:ascii="Arial" w:hAnsi="Arial" w:cs="Arial"/>
+        </w:rPr>
         <w:lastRenderedPageBreak/>
         <w:t>5.7 UML Class Diagram</w:t>
       </w:r>
@@ -7410,9 +7625,15 @@
     <w:p>
       <w:pPr>
         <w:pStyle w:val="berschrift2"/>
-      </w:pPr>
-      <w:bookmarkStart w:id="20" w:name="_Toc232812591"/>
+        <w:rPr>
+          <w:rFonts w:ascii="Arial" w:hAnsi="Arial" w:cs="Arial"/>
+        </w:rPr>
+      </w:pPr>
+      <w:bookmarkStart w:id="20" w:name="_Toc232814116"/>
       <w:r>
+        <w:rPr>
+          <w:rFonts w:ascii="Arial" w:hAnsi="Arial" w:cs="Arial"/>
+        </w:rPr>
         <w:t>5.8 ER Diagram</w:t>
       </w:r>
       <w:bookmarkEnd w:id="20"/>
@@ -7465,9 +7686,15 @@
     <w:p>
       <w:pPr>
         <w:pStyle w:val="berschrift2"/>
-      </w:pPr>
-      <w:bookmarkStart w:id="21" w:name="_Toc232812592"/>
+        <w:rPr>
+          <w:rFonts w:ascii="Arial" w:hAnsi="Arial" w:cs="Arial"/>
+        </w:rPr>
+      </w:pPr>
+      <w:bookmarkStart w:id="21" w:name="_Toc232814117"/>
       <w:r>
+        <w:rPr>
+          <w:rFonts w:ascii="Arial" w:hAnsi="Arial" w:cs="Arial"/>
+        </w:rPr>
         <w:lastRenderedPageBreak/>
         <w:t>5.9 Flowchart</w:t>
       </w:r>
@@ -7521,9 +7748,15 @@
     <w:p>
       <w:pPr>
         <w:pStyle w:val="berschrift1"/>
-      </w:pPr>
-      <w:bookmarkStart w:id="22" w:name="_Toc232812593"/>
+        <w:rPr>
+          <w:rFonts w:ascii="Arial" w:hAnsi="Arial" w:cs="Arial"/>
+        </w:rPr>
+      </w:pPr>
+      <w:bookmarkStart w:id="22" w:name="_Toc232814118"/>
       <w:r>
+        <w:rPr>
+          <w:rFonts w:ascii="Arial" w:hAnsi="Arial" w:cs="Arial"/>
+        </w:rPr>
         <w:t>6. Database Design</w:t>
       </w:r>
       <w:bookmarkEnd w:id="22"/>
@@ -7996,10 +8229,15 @@
     <w:p>
       <w:pPr>
         <w:pStyle w:val="berschrift1"/>
-        <w:pageBreakBefore/>
-      </w:pPr>
-      <w:bookmarkStart w:id="23" w:name="_Toc232812594"/>
+        <w:rPr>
+          <w:rFonts w:ascii="Arial" w:hAnsi="Arial" w:cs="Arial"/>
+        </w:rPr>
+      </w:pPr>
+      <w:bookmarkStart w:id="23" w:name="_Toc232814119"/>
       <w:r>
+        <w:rPr>
+          <w:rFonts w:ascii="Arial" w:hAnsi="Arial" w:cs="Arial"/>
+        </w:rPr>
         <w:lastRenderedPageBreak/>
         <w:t>7. Installation And Usage</w:t>
       </w:r>
@@ -8008,9 +8246,15 @@
     <w:p>
       <w:pPr>
         <w:pStyle w:val="berschrift2"/>
-      </w:pPr>
-      <w:bookmarkStart w:id="24" w:name="_Toc232812595"/>
+        <w:rPr>
+          <w:rFonts w:ascii="Arial" w:hAnsi="Arial" w:cs="Arial"/>
+        </w:rPr>
+      </w:pPr>
+      <w:bookmarkStart w:id="24" w:name="_Toc232814120"/>
       <w:r>
+        <w:rPr>
+          <w:rFonts w:ascii="Arial" w:hAnsi="Arial" w:cs="Arial"/>
+        </w:rPr>
         <w:t>7.1 Prerequisites</w:t>
       </w:r>
       <w:bookmarkEnd w:id="24"/>
@@ -8337,9 +8581,15 @@
     <w:p>
       <w:pPr>
         <w:pStyle w:val="berschrift2"/>
-      </w:pPr>
-      <w:bookmarkStart w:id="25" w:name="_Toc232812596"/>
+        <w:rPr>
+          <w:rFonts w:ascii="Arial" w:hAnsi="Arial" w:cs="Arial"/>
+        </w:rPr>
+      </w:pPr>
+      <w:bookmarkStart w:id="25" w:name="_Toc232814121"/>
       <w:r>
+        <w:rPr>
+          <w:rFonts w:ascii="Arial" w:hAnsi="Arial" w:cs="Arial"/>
+        </w:rPr>
         <w:t>7.2 Clone Or Open The Project</w:t>
       </w:r>
       <w:bookmarkEnd w:id="25"/>
@@ -8454,9 +8704,15 @@
     <w:p>
       <w:pPr>
         <w:pStyle w:val="berschrift2"/>
-      </w:pPr>
-      <w:bookmarkStart w:id="26" w:name="_Toc232812597"/>
+        <w:rPr>
+          <w:rFonts w:ascii="Arial" w:hAnsi="Arial" w:cs="Arial"/>
+        </w:rPr>
+      </w:pPr>
+      <w:bookmarkStart w:id="26" w:name="_Toc232814122"/>
       <w:r>
+        <w:rPr>
+          <w:rFonts w:ascii="Arial" w:hAnsi="Arial" w:cs="Arial"/>
+        </w:rPr>
         <w:t>7.3 Install Dependencies</w:t>
       </w:r>
       <w:bookmarkEnd w:id="26"/>
@@ -8534,9 +8790,15 @@
     <w:p>
       <w:pPr>
         <w:pStyle w:val="berschrift2"/>
-      </w:pPr>
-      <w:bookmarkStart w:id="27" w:name="_Toc232812598"/>
+        <w:rPr>
+          <w:rFonts w:ascii="Arial" w:hAnsi="Arial" w:cs="Arial"/>
+        </w:rPr>
+      </w:pPr>
+      <w:bookmarkStart w:id="27" w:name="_Toc232814123"/>
       <w:r>
+        <w:rPr>
+          <w:rFonts w:ascii="Arial" w:hAnsi="Arial" w:cs="Arial"/>
+        </w:rPr>
         <w:t>7.4 Configure The .env File</w:t>
       </w:r>
       <w:bookmarkEnd w:id="27"/>
@@ -9053,9 +9315,15 @@
     <w:p>
       <w:pPr>
         <w:pStyle w:val="berschrift2"/>
-      </w:pPr>
-      <w:bookmarkStart w:id="28" w:name="_Toc232812599"/>
+        <w:rPr>
+          <w:rFonts w:ascii="Arial" w:hAnsi="Arial" w:cs="Arial"/>
+        </w:rPr>
+      </w:pPr>
+      <w:bookmarkStart w:id="28" w:name="_Toc232814124"/>
       <w:r>
+        <w:rPr>
+          <w:rFonts w:ascii="Arial" w:hAnsi="Arial" w:cs="Arial"/>
+        </w:rPr>
         <w:t>7.5 API Setup Explained Simply</w:t>
       </w:r>
       <w:bookmarkEnd w:id="28"/>
@@ -9065,24 +9333,16 @@
         <w:rPr>
           <w:rFonts w:ascii="Arial" w:hAnsi="Arial" w:cs="Arial"/>
           <w:b/>
-          <w:bCs/>
           <w:sz w:val="21"/>
         </w:rPr>
       </w:pPr>
       <w:r>
         <w:rPr>
           <w:rFonts w:ascii="Arial" w:hAnsi="Arial" w:cs="Arial"/>
+          <w:b/>
           <w:sz w:val="21"/>
         </w:rPr>
-        <w:t xml:space="preserve">Last.fm is required because it provides the listening history. Open https://www.last.fm/api/account/create, log in with a Last.fm account and create an API application. A clear name such as Weekly Spotify Wrapped and a short school-project description are enough. The callback URL and homepage are not needed for this project; if Last.fm asks for a URL, http://localhost can be used as a placeholder. Copy the generated API key into </w:t>
-      </w:r>
-      <w:r>
-        <w:rPr>
-          <w:rFonts w:ascii="Arial" w:hAnsi="Arial" w:cs="Arial"/>
-          <w:sz w:val="21"/>
-        </w:rPr>
-        <w:lastRenderedPageBreak/>
-        <w:t>LASTFM_API_KEY and put the Last.fm username into LASTFM_USERNAME. The Last.fm API secret is not needed because the script only reads recent public scrobbles.</w:t>
+        <w:t>Last.fm setup (required)</w:t>
       </w:r>
     </w:p>
     <w:p>
@@ -9097,15 +9357,13 @@
           <w:rFonts w:ascii="Arial" w:hAnsi="Arial" w:cs="Arial"/>
           <w:sz w:val="21"/>
         </w:rPr>
-        <w:t>Spotify is recommended because it adds covers, durations, artist images and track links. According to Spotify's Web API Getting Started page, a Spotify Premium account can be required to use the Web API. If the teacher does not have Spotify Premium or does not want to create a Spotify app, the project can still be tested without Spotify by leaving SPOTIFY_CLIENT_ID, SPOTIFY_CLIENT_SECRET, SPOTIFY_REFRESH_TOKEN, SPOTIFY_PLAYLIST_ID and PLAYLIST_URL empty and setting ENABLE_PLAYLIST=false. In that mode, the program uses Last.fm data only. The database, statistics, HTML report, tests and optional email sending still work, while Spotify covers, links, durations and playlist updates are skipped. With Spotify Premium or a working Spotify Developer account, open https://developer.spotify.com/dashboard, log in and create a new app. Use an app name such as Weekly Spotify Wrapped, add a short description such as Weekly music report using Spotify metadata and enter http://127.0.0.1:8888/callback as redirect URI. This redirect URI must be exactly the same as SPOTIFY_REDIRECT_URI in the .env file. Select Web API, accept the developer terms and create the app. Then open the app settings, copy the client ID into SPOTIFY_CLIENT_ID and reveal the client secret to copy it into SPOTIFY_CLIENT_SECRET.</w:t>
+        <w:t>Last.fm is required because it provides the listening history.</w:t>
       </w:r>
     </w:p>
     <w:p>
       <w:pPr>
         <w:rPr>
           <w:rFonts w:ascii="Arial" w:hAnsi="Arial" w:cs="Arial"/>
-          <w:b/>
-          <w:bCs/>
           <w:sz w:val="21"/>
         </w:rPr>
       </w:pPr>
@@ -9114,7 +9372,7 @@
           <w:rFonts w:ascii="Arial" w:hAnsi="Arial" w:cs="Arial"/>
           <w:sz w:val="21"/>
         </w:rPr>
-        <w:t>Spotify playlist updates are optional. The report can run with only SPOTIFY_CLIENT_ID and SPOTIFY_CLIENT_SECRET. If playlist updates should be tested, set ENABLE_PLAYLIST=true and run python spotify_setup.py. The helper opens a Spotify login URL. After the login, Spotify redirects to the local callback URL and the helper saves SPOTIFY_REFRESH_TOKEN, SPOTIFY_PLAYLIST_ID and PLAYLIST_URL in the .env file. If Spotify returns HTTP 403 for playlist updates, set ENABLE_PLAYLIST=false. The report still works because playlist creation is not required for the main automation.</w:t>
+        <w:t>1. Open https://www.last.fm/api/account/create.</w:t>
       </w:r>
     </w:p>
     <w:p>
@@ -9129,20 +9387,842 @@
           <w:rFonts w:ascii="Arial" w:hAnsi="Arial" w:cs="Arial"/>
           <w:sz w:val="21"/>
         </w:rPr>
-        <w:t>Gmail email sending is optional. If the teacher only wants to test report generation, set SEND_EMAIL=false. Then GMAIL_ADDRESS, GMAIL_APP_PASSWORD and RECIPIENT_EMAIL can stay empty, and the script still creates the HTML report in output/. To test email delivery, use a Gmail sender account, enable 2-Step Verification, open https://myaccount.google.com/apppasswords, create an app password, put the Gmail address into GMAIL_ADDRESS, put the app password into GMAIL_APP_PASSWORD, put the receiver address into RECIPIENT_EMAIL and set SEND_EMAIL=true. The normal Gmail password should never be used in this project.</w:t>
-      </w:r>
-      <w:r>
-        <w:rPr>
-          <w:rFonts w:ascii="Arial" w:hAnsi="Arial" w:cs="Arial"/>
-          <w:sz w:val="21"/>
-        </w:rPr>
-        <w:t>7.6 Start The Program</w:t>
+        <w:t>2. Log in with a Last.fm account.</w:t>
       </w:r>
     </w:p>
     <w:p>
+      <w:pPr>
+        <w:rPr>
+          <w:rFonts w:ascii="Arial" w:hAnsi="Arial" w:cs="Arial"/>
+          <w:sz w:val="21"/>
+        </w:rPr>
+      </w:pPr>
       <w:r>
-        <w:t>After the .env file is filled, the program can be started with two commands.</w:t>
+        <w:rPr>
+          <w:rFonts w:ascii="Arial" w:hAnsi="Arial" w:cs="Arial"/>
+          <w:sz w:val="21"/>
+        </w:rPr>
+        <w:t>3. Create a new API application.</w:t>
       </w:r>
+    </w:p>
+    <w:p>
+      <w:pPr>
+        <w:rPr>
+          <w:rFonts w:ascii="Arial" w:hAnsi="Arial" w:cs="Arial"/>
+          <w:sz w:val="21"/>
+        </w:rPr>
+      </w:pPr>
+      <w:r>
+        <w:rPr>
+          <w:rFonts w:ascii="Arial" w:hAnsi="Arial" w:cs="Arial"/>
+          <w:sz w:val="21"/>
+        </w:rPr>
+        <w:lastRenderedPageBreak/>
+        <w:t>4. Use a clear application name, for example Weekly Spotify Wrapped.</w:t>
+      </w:r>
+    </w:p>
+    <w:p>
+      <w:pPr>
+        <w:rPr>
+          <w:rFonts w:ascii="Arial" w:hAnsi="Arial" w:cs="Arial"/>
+          <w:sz w:val="21"/>
+        </w:rPr>
+      </w:pPr>
+      <w:r>
+        <w:rPr>
+          <w:rFonts w:ascii="Arial" w:hAnsi="Arial" w:cs="Arial"/>
+          <w:sz w:val="21"/>
+        </w:rPr>
+        <w:t>5. Use a short description such as Weekly listening report for a school automation project.</w:t>
+      </w:r>
+    </w:p>
+    <w:p>
+      <w:pPr>
+        <w:rPr>
+          <w:rFonts w:ascii="Arial" w:hAnsi="Arial" w:cs="Arial"/>
+          <w:sz w:val="21"/>
+        </w:rPr>
+      </w:pPr>
+      <w:r>
+        <w:rPr>
+          <w:rFonts w:ascii="Arial" w:hAnsi="Arial" w:cs="Arial"/>
+          <w:sz w:val="21"/>
+        </w:rPr>
+        <w:t>6. Callback URL and homepage are not important for this project. If Last.fm asks for a URL, use http://localhost as a placeholder.</w:t>
+      </w:r>
+    </w:p>
+    <w:p>
+      <w:pPr>
+        <w:rPr>
+          <w:rFonts w:ascii="Arial" w:hAnsi="Arial" w:cs="Arial"/>
+          <w:sz w:val="21"/>
+        </w:rPr>
+      </w:pPr>
+      <w:r>
+        <w:rPr>
+          <w:rFonts w:ascii="Arial" w:hAnsi="Arial" w:cs="Arial"/>
+          <w:sz w:val="21"/>
+        </w:rPr>
+        <w:t>7. Copy the generated API key into LASTFM_API_KEY.</w:t>
+      </w:r>
+    </w:p>
+    <w:p>
+      <w:pPr>
+        <w:rPr>
+          <w:rFonts w:ascii="Arial" w:hAnsi="Arial" w:cs="Arial"/>
+          <w:sz w:val="21"/>
+        </w:rPr>
+      </w:pPr>
+      <w:r>
+        <w:rPr>
+          <w:rFonts w:ascii="Arial" w:hAnsi="Arial" w:cs="Arial"/>
+          <w:sz w:val="21"/>
+        </w:rPr>
+        <w:t>8. Put the Last.fm username whose scrobbles should be loaded into LASTFM_USERNAME.</w:t>
+      </w:r>
+    </w:p>
+    <w:p>
+      <w:pPr>
+        <w:rPr>
+          <w:rFonts w:ascii="Arial" w:hAnsi="Arial" w:cs="Arial"/>
+          <w:sz w:val="21"/>
+        </w:rPr>
+      </w:pPr>
+      <w:r>
+        <w:rPr>
+          <w:rFonts w:ascii="Arial" w:hAnsi="Arial" w:cs="Arial"/>
+          <w:sz w:val="21"/>
+        </w:rPr>
+        <w:t>9. The Last.fm API secret is not needed because the script only reads recent public scrobbles.</w:t>
+      </w:r>
+    </w:p>
+    <w:p>
+      <w:pPr>
+        <w:rPr>
+          <w:rFonts w:ascii="Arial" w:hAnsi="Arial" w:cs="Arial"/>
+          <w:sz w:val="21"/>
+        </w:rPr>
+      </w:pPr>
+    </w:p>
+    <w:p>
+      <w:pPr>
+        <w:rPr>
+          <w:rFonts w:ascii="Arial" w:hAnsi="Arial" w:cs="Arial"/>
+          <w:b/>
+          <w:sz w:val="21"/>
+        </w:rPr>
+      </w:pPr>
+      <w:r>
+        <w:rPr>
+          <w:rFonts w:ascii="Arial" w:hAnsi="Arial" w:cs="Arial"/>
+          <w:b/>
+          <w:sz w:val="21"/>
+        </w:rPr>
+        <w:t>Spotify setup (recommended, but optional)</w:t>
+      </w:r>
+    </w:p>
+    <w:p>
+      <w:pPr>
+        <w:rPr>
+          <w:rFonts w:ascii="Arial" w:hAnsi="Arial" w:cs="Arial"/>
+          <w:sz w:val="21"/>
+        </w:rPr>
+      </w:pPr>
+      <w:r>
+        <w:rPr>
+          <w:rFonts w:ascii="Arial" w:hAnsi="Arial" w:cs="Arial"/>
+          <w:sz w:val="21"/>
+        </w:rPr>
+        <w:t>Spotify adds album covers, artist images, durations and track links. According to Spotify's Web API Getting Started page, a Spotify Premium account can be required to use the Web API.</w:t>
+      </w:r>
+    </w:p>
+    <w:p>
+      <w:pPr>
+        <w:rPr>
+          <w:rFonts w:ascii="Arial" w:hAnsi="Arial" w:cs="Arial"/>
+          <w:sz w:val="21"/>
+        </w:rPr>
+      </w:pPr>
+      <w:r>
+        <w:rPr>
+          <w:rFonts w:ascii="Arial" w:hAnsi="Arial" w:cs="Arial"/>
+          <w:sz w:val="21"/>
+        </w:rPr>
+        <w:t>1. If the teacher has Spotify Premium or a working Spotify Developer account, open https://developer.spotify.com/dashboard.</w:t>
+      </w:r>
+    </w:p>
+    <w:p>
+      <w:pPr>
+        <w:rPr>
+          <w:rFonts w:ascii="Arial" w:hAnsi="Arial" w:cs="Arial"/>
+          <w:sz w:val="21"/>
+        </w:rPr>
+      </w:pPr>
+      <w:r>
+        <w:rPr>
+          <w:rFonts w:ascii="Arial" w:hAnsi="Arial" w:cs="Arial"/>
+          <w:sz w:val="21"/>
+        </w:rPr>
+        <w:t>2. Log in and click Create app.</w:t>
+      </w:r>
+    </w:p>
+    <w:p>
+      <w:pPr>
+        <w:rPr>
+          <w:rFonts w:ascii="Arial" w:hAnsi="Arial" w:cs="Arial"/>
+          <w:sz w:val="21"/>
+        </w:rPr>
+      </w:pPr>
+      <w:r>
+        <w:rPr>
+          <w:rFonts w:ascii="Arial" w:hAnsi="Arial" w:cs="Arial"/>
+          <w:sz w:val="21"/>
+        </w:rPr>
+        <w:t>3. Use an app name such as Weekly Spotify Wrapped.</w:t>
+      </w:r>
+    </w:p>
+    <w:p>
+      <w:pPr>
+        <w:rPr>
+          <w:rFonts w:ascii="Arial" w:hAnsi="Arial" w:cs="Arial"/>
+          <w:sz w:val="21"/>
+        </w:rPr>
+      </w:pPr>
+      <w:r>
+        <w:rPr>
+          <w:rFonts w:ascii="Arial" w:hAnsi="Arial" w:cs="Arial"/>
+          <w:sz w:val="21"/>
+        </w:rPr>
+        <w:t>4. Use a description such as Weekly music report using Spotify metadata.</w:t>
+      </w:r>
+    </w:p>
+    <w:p>
+      <w:pPr>
+        <w:rPr>
+          <w:rFonts w:ascii="Arial" w:hAnsi="Arial" w:cs="Arial"/>
+          <w:sz w:val="21"/>
+        </w:rPr>
+      </w:pPr>
+      <w:r>
+        <w:rPr>
+          <w:rFonts w:ascii="Arial" w:hAnsi="Arial" w:cs="Arial"/>
+          <w:sz w:val="21"/>
+        </w:rPr>
+        <w:t>5. Add http://127.0.0.1:8888/callback as redirect URI. This value must match SPOTIFY_REDIRECT_URI in the .env file.</w:t>
+      </w:r>
+    </w:p>
+    <w:p>
+      <w:pPr>
+        <w:rPr>
+          <w:rFonts w:ascii="Arial" w:hAnsi="Arial" w:cs="Arial"/>
+          <w:sz w:val="21"/>
+        </w:rPr>
+      </w:pPr>
+      <w:r>
+        <w:rPr>
+          <w:rFonts w:ascii="Arial" w:hAnsi="Arial" w:cs="Arial"/>
+          <w:sz w:val="21"/>
+        </w:rPr>
+        <w:t>6. Select Web API as the API or SDK.</w:t>
+      </w:r>
+    </w:p>
+    <w:p>
+      <w:pPr>
+        <w:rPr>
+          <w:rFonts w:ascii="Arial" w:hAnsi="Arial" w:cs="Arial"/>
+          <w:sz w:val="21"/>
+        </w:rPr>
+      </w:pPr>
+      <w:r>
+        <w:rPr>
+          <w:rFonts w:ascii="Arial" w:hAnsi="Arial" w:cs="Arial"/>
+          <w:sz w:val="21"/>
+        </w:rPr>
+        <w:t>7. Accept the Spotify developer terms and create the app.</w:t>
+      </w:r>
+    </w:p>
+    <w:p>
+      <w:pPr>
+        <w:rPr>
+          <w:rFonts w:ascii="Arial" w:hAnsi="Arial" w:cs="Arial"/>
+          <w:sz w:val="21"/>
+        </w:rPr>
+      </w:pPr>
+      <w:r>
+        <w:rPr>
+          <w:rFonts w:ascii="Arial" w:hAnsi="Arial" w:cs="Arial"/>
+          <w:sz w:val="21"/>
+        </w:rPr>
+        <w:t>8. Open the app settings.</w:t>
+      </w:r>
+    </w:p>
+    <w:p>
+      <w:pPr>
+        <w:rPr>
+          <w:rFonts w:ascii="Arial" w:hAnsi="Arial" w:cs="Arial"/>
+          <w:sz w:val="21"/>
+        </w:rPr>
+      </w:pPr>
+      <w:r>
+        <w:rPr>
+          <w:rFonts w:ascii="Arial" w:hAnsi="Arial" w:cs="Arial"/>
+          <w:sz w:val="21"/>
+        </w:rPr>
+        <w:t>9. Copy the client ID into SPOTIFY_CLIENT_ID.</w:t>
+      </w:r>
+    </w:p>
+    <w:p>
+      <w:pPr>
+        <w:rPr>
+          <w:rFonts w:ascii="Arial" w:hAnsi="Arial" w:cs="Arial"/>
+          <w:sz w:val="21"/>
+        </w:rPr>
+      </w:pPr>
+      <w:r>
+        <w:rPr>
+          <w:rFonts w:ascii="Arial" w:hAnsi="Arial" w:cs="Arial"/>
+          <w:sz w:val="21"/>
+        </w:rPr>
+        <w:t>10. Reveal the client secret and copy it into SPOTIFY_CLIENT_SECRET.</w:t>
+      </w:r>
+    </w:p>
+    <w:p>
+      <w:pPr>
+        <w:rPr>
+          <w:rFonts w:ascii="Arial" w:hAnsi="Arial" w:cs="Arial"/>
+          <w:sz w:val="21"/>
+        </w:rPr>
+      </w:pPr>
+      <w:r>
+        <w:rPr>
+          <w:rFonts w:ascii="Arial" w:hAnsi="Arial" w:cs="Arial"/>
+          <w:sz w:val="21"/>
+        </w:rPr>
+        <w:t>11. The report can already use Spotify metadata with only client ID and client secret. Playlist permissions are not required for the main report.</w:t>
+      </w:r>
+    </w:p>
+    <w:p>
+      <w:pPr>
+        <w:rPr>
+          <w:rFonts w:ascii="Arial" w:hAnsi="Arial" w:cs="Arial"/>
+          <w:sz w:val="21"/>
+        </w:rPr>
+      </w:pPr>
+    </w:p>
+    <w:p>
+      <w:pPr>
+        <w:rPr>
+          <w:rFonts w:ascii="Arial" w:hAnsi="Arial" w:cs="Arial"/>
+          <w:b/>
+          <w:sz w:val="21"/>
+        </w:rPr>
+      </w:pPr>
+      <w:r>
+        <w:rPr>
+          <w:rFonts w:ascii="Arial" w:hAnsi="Arial" w:cs="Arial"/>
+          <w:b/>
+          <w:sz w:val="21"/>
+        </w:rPr>
+        <w:t>Alternative without Spotify Premium</w:t>
+      </w:r>
+    </w:p>
+    <w:p>
+      <w:pPr>
+        <w:rPr>
+          <w:rFonts w:ascii="Arial" w:hAnsi="Arial" w:cs="Arial"/>
+          <w:sz w:val="21"/>
+        </w:rPr>
+      </w:pPr>
+      <w:r>
+        <w:rPr>
+          <w:rFonts w:ascii="Arial" w:hAnsi="Arial" w:cs="Arial"/>
+          <w:sz w:val="21"/>
+        </w:rPr>
+        <w:t>If the teacher does not have Spotify Premium or does not want to create a Spotify app, the project can still be tested without Spotify.</w:t>
+      </w:r>
+    </w:p>
+    <w:p>
+      <w:pPr>
+        <w:rPr>
+          <w:rFonts w:ascii="Arial" w:hAnsi="Arial" w:cs="Arial"/>
+          <w:sz w:val="21"/>
+        </w:rPr>
+      </w:pPr>
+      <w:r>
+        <w:rPr>
+          <w:rFonts w:ascii="Arial" w:hAnsi="Arial" w:cs="Arial"/>
+          <w:sz w:val="21"/>
+        </w:rPr>
+        <w:t>1. Leave SPOTIFY_CLIENT_ID empty.</w:t>
+      </w:r>
+    </w:p>
+    <w:p>
+      <w:pPr>
+        <w:rPr>
+          <w:rFonts w:ascii="Arial" w:hAnsi="Arial" w:cs="Arial"/>
+          <w:sz w:val="21"/>
+        </w:rPr>
+      </w:pPr>
+      <w:r>
+        <w:rPr>
+          <w:rFonts w:ascii="Arial" w:hAnsi="Arial" w:cs="Arial"/>
+          <w:sz w:val="21"/>
+        </w:rPr>
+        <w:t>2. Leave SPOTIFY_CLIENT_SECRET empty.</w:t>
+      </w:r>
+    </w:p>
+    <w:p>
+      <w:pPr>
+        <w:rPr>
+          <w:rFonts w:ascii="Arial" w:hAnsi="Arial" w:cs="Arial"/>
+          <w:sz w:val="21"/>
+        </w:rPr>
+      </w:pPr>
+      <w:r>
+        <w:rPr>
+          <w:rFonts w:ascii="Arial" w:hAnsi="Arial" w:cs="Arial"/>
+          <w:sz w:val="21"/>
+        </w:rPr>
+        <w:t>3. Leave SPOTIFY_REFRESH_TOKEN empty.</w:t>
+      </w:r>
+    </w:p>
+    <w:p>
+      <w:pPr>
+        <w:rPr>
+          <w:rFonts w:ascii="Arial" w:hAnsi="Arial" w:cs="Arial"/>
+          <w:sz w:val="21"/>
+        </w:rPr>
+      </w:pPr>
+      <w:r>
+        <w:rPr>
+          <w:rFonts w:ascii="Arial" w:hAnsi="Arial" w:cs="Arial"/>
+          <w:sz w:val="21"/>
+        </w:rPr>
+        <w:t>4. Leave SPOTIFY_PLAYLIST_ID empty.</w:t>
+      </w:r>
+    </w:p>
+    <w:p>
+      <w:pPr>
+        <w:rPr>
+          <w:rFonts w:ascii="Arial" w:hAnsi="Arial" w:cs="Arial"/>
+          <w:sz w:val="21"/>
+        </w:rPr>
+      </w:pPr>
+      <w:r>
+        <w:rPr>
+          <w:rFonts w:ascii="Arial" w:hAnsi="Arial" w:cs="Arial"/>
+          <w:sz w:val="21"/>
+        </w:rPr>
+        <w:t>5. Leave PLAYLIST_URL empty.</w:t>
+      </w:r>
+    </w:p>
+    <w:p>
+      <w:pPr>
+        <w:rPr>
+          <w:rFonts w:ascii="Arial" w:hAnsi="Arial" w:cs="Arial"/>
+          <w:sz w:val="21"/>
+        </w:rPr>
+      </w:pPr>
+      <w:r>
+        <w:rPr>
+          <w:rFonts w:ascii="Arial" w:hAnsi="Arial" w:cs="Arial"/>
+          <w:sz w:val="21"/>
+        </w:rPr>
+        <w:t>6. Set ENABLE_PLAYLIST=false.</w:t>
+      </w:r>
+    </w:p>
+    <w:p>
+      <w:pPr>
+        <w:rPr>
+          <w:rFonts w:ascii="Arial" w:hAnsi="Arial" w:cs="Arial"/>
+          <w:sz w:val="21"/>
+        </w:rPr>
+      </w:pPr>
+      <w:r>
+        <w:rPr>
+          <w:rFonts w:ascii="Arial" w:hAnsi="Arial" w:cs="Arial"/>
+          <w:sz w:val="21"/>
+        </w:rPr>
+        <w:t>In this mode, the program uses Last.fm data only. The database, statistics, HTML report, tests and optional email sending still work. Spotify covers, links, durations and playlist updates are skipped.</w:t>
+      </w:r>
+    </w:p>
+    <w:p>
+      <w:pPr>
+        <w:rPr>
+          <w:rFonts w:ascii="Arial" w:hAnsi="Arial" w:cs="Arial"/>
+          <w:sz w:val="21"/>
+        </w:rPr>
+      </w:pPr>
+    </w:p>
+    <w:p>
+      <w:pPr>
+        <w:rPr>
+          <w:rFonts w:ascii="Arial" w:hAnsi="Arial" w:cs="Arial"/>
+          <w:b/>
+          <w:sz w:val="21"/>
+        </w:rPr>
+      </w:pPr>
+      <w:r>
+        <w:rPr>
+          <w:rFonts w:ascii="Arial" w:hAnsi="Arial" w:cs="Arial"/>
+          <w:b/>
+          <w:sz w:val="21"/>
+        </w:rPr>
+        <w:t>Spotify playlist setup (optional)</w:t>
+      </w:r>
+    </w:p>
+    <w:p>
+      <w:pPr>
+        <w:rPr>
+          <w:rFonts w:ascii="Arial" w:hAnsi="Arial" w:cs="Arial"/>
+          <w:sz w:val="21"/>
+        </w:rPr>
+      </w:pPr>
+      <w:r>
+        <w:rPr>
+          <w:rFonts w:ascii="Arial" w:hAnsi="Arial" w:cs="Arial"/>
+          <w:sz w:val="21"/>
+        </w:rPr>
+        <w:t>Playlist updates are not required for the main automation.</w:t>
+      </w:r>
+    </w:p>
+    <w:p>
+      <w:pPr>
+        <w:rPr>
+          <w:rFonts w:ascii="Arial" w:hAnsi="Arial" w:cs="Arial"/>
+          <w:sz w:val="21"/>
+        </w:rPr>
+      </w:pPr>
+      <w:r>
+        <w:rPr>
+          <w:rFonts w:ascii="Arial" w:hAnsi="Arial" w:cs="Arial"/>
+          <w:sz w:val="21"/>
+        </w:rPr>
+        <w:t>1. Only use this part if Spotify works and playlist updates should be tested.</w:t>
+      </w:r>
+    </w:p>
+    <w:p>
+      <w:pPr>
+        <w:rPr>
+          <w:rFonts w:ascii="Arial" w:hAnsi="Arial" w:cs="Arial"/>
+          <w:sz w:val="21"/>
+        </w:rPr>
+      </w:pPr>
+      <w:r>
+        <w:rPr>
+          <w:rFonts w:ascii="Arial" w:hAnsi="Arial" w:cs="Arial"/>
+          <w:sz w:val="21"/>
+        </w:rPr>
+        <w:t>2. Set ENABLE_PLAYLIST=true.</w:t>
+      </w:r>
+    </w:p>
+    <w:p>
+      <w:pPr>
+        <w:rPr>
+          <w:rFonts w:ascii="Arial" w:hAnsi="Arial" w:cs="Arial"/>
+          <w:sz w:val="21"/>
+        </w:rPr>
+      </w:pPr>
+      <w:r>
+        <w:rPr>
+          <w:rFonts w:ascii="Arial" w:hAnsi="Arial" w:cs="Arial"/>
+          <w:sz w:val="21"/>
+        </w:rPr>
+        <w:lastRenderedPageBreak/>
+        <w:t>3. Run python spotify_setup.py.</w:t>
+      </w:r>
+    </w:p>
+    <w:p>
+      <w:pPr>
+        <w:rPr>
+          <w:rFonts w:ascii="Arial" w:hAnsi="Arial" w:cs="Arial"/>
+          <w:sz w:val="21"/>
+        </w:rPr>
+      </w:pPr>
+      <w:r>
+        <w:rPr>
+          <w:rFonts w:ascii="Arial" w:hAnsi="Arial" w:cs="Arial"/>
+          <w:sz w:val="21"/>
+        </w:rPr>
+        <w:t>4. The helper opens a Spotify login URL.</w:t>
+      </w:r>
+    </w:p>
+    <w:p>
+      <w:pPr>
+        <w:rPr>
+          <w:rFonts w:ascii="Arial" w:hAnsi="Arial" w:cs="Arial"/>
+          <w:sz w:val="21"/>
+        </w:rPr>
+      </w:pPr>
+      <w:r>
+        <w:rPr>
+          <w:rFonts w:ascii="Arial" w:hAnsi="Arial" w:cs="Arial"/>
+          <w:sz w:val="21"/>
+        </w:rPr>
+        <w:t>5. After login, Spotify redirects to the local callback URL.</w:t>
+      </w:r>
+    </w:p>
+    <w:p>
+      <w:pPr>
+        <w:rPr>
+          <w:rFonts w:ascii="Arial" w:hAnsi="Arial" w:cs="Arial"/>
+          <w:sz w:val="21"/>
+        </w:rPr>
+      </w:pPr>
+      <w:r>
+        <w:rPr>
+          <w:rFonts w:ascii="Arial" w:hAnsi="Arial" w:cs="Arial"/>
+          <w:sz w:val="21"/>
+        </w:rPr>
+        <w:t>6. The helper saves SPOTIFY_REFRESH_TOKEN, SPOTIFY_PLAYLIST_ID and PLAYLIST_URL in the .env file.</w:t>
+      </w:r>
+    </w:p>
+    <w:p>
+      <w:pPr>
+        <w:rPr>
+          <w:rFonts w:ascii="Arial" w:hAnsi="Arial" w:cs="Arial"/>
+          <w:sz w:val="21"/>
+        </w:rPr>
+      </w:pPr>
+      <w:r>
+        <w:rPr>
+          <w:rFonts w:ascii="Arial" w:hAnsi="Arial" w:cs="Arial"/>
+          <w:sz w:val="21"/>
+        </w:rPr>
+        <w:t>7. If Spotify returns HTTP 403, set ENABLE_PLAYLIST=false. The report still works without playlist updates.</w:t>
+      </w:r>
+    </w:p>
+    <w:p>
+      <w:pPr>
+        <w:rPr>
+          <w:rFonts w:ascii="Arial" w:hAnsi="Arial" w:cs="Arial"/>
+          <w:sz w:val="21"/>
+        </w:rPr>
+      </w:pPr>
+    </w:p>
+    <w:p>
+      <w:pPr>
+        <w:rPr>
+          <w:rFonts w:ascii="Arial" w:hAnsi="Arial" w:cs="Arial"/>
+          <w:b/>
+          <w:sz w:val="21"/>
+        </w:rPr>
+      </w:pPr>
+      <w:r>
+        <w:rPr>
+          <w:rFonts w:ascii="Arial" w:hAnsi="Arial" w:cs="Arial"/>
+          <w:b/>
+          <w:sz w:val="21"/>
+        </w:rPr>
+        <w:t>Gmail setup (optional)</w:t>
+      </w:r>
+    </w:p>
+    <w:p>
+      <w:pPr>
+        <w:rPr>
+          <w:rFonts w:ascii="Arial" w:hAnsi="Arial" w:cs="Arial"/>
+          <w:sz w:val="21"/>
+        </w:rPr>
+      </w:pPr>
+      <w:r>
+        <w:rPr>
+          <w:rFonts w:ascii="Arial" w:hAnsi="Arial" w:cs="Arial"/>
+          <w:sz w:val="21"/>
+        </w:rPr>
+        <w:t>Email sending is optional. If the teacher only wants to test report generation, use SEND_EMAIL=false. Then GMAIL_ADDRESS, GMAIL_APP_PASSWORD and RECIPIENT_EMAIL can stay empty, and the script still creates the HTML report in output/.</w:t>
+      </w:r>
+    </w:p>
+    <w:p>
+      <w:pPr>
+        <w:rPr>
+          <w:rFonts w:ascii="Arial" w:hAnsi="Arial" w:cs="Arial"/>
+          <w:sz w:val="21"/>
+        </w:rPr>
+      </w:pPr>
+      <w:r>
+        <w:rPr>
+          <w:rFonts w:ascii="Arial" w:hAnsi="Arial" w:cs="Arial"/>
+          <w:sz w:val="21"/>
+        </w:rPr>
+        <w:t>To test email delivery:</w:t>
+      </w:r>
+    </w:p>
+    <w:p>
+      <w:pPr>
+        <w:rPr>
+          <w:rFonts w:ascii="Arial" w:hAnsi="Arial" w:cs="Arial"/>
+          <w:sz w:val="21"/>
+        </w:rPr>
+      </w:pPr>
+      <w:r>
+        <w:rPr>
+          <w:rFonts w:ascii="Arial" w:hAnsi="Arial" w:cs="Arial"/>
+          <w:sz w:val="21"/>
+        </w:rPr>
+        <w:t>1. Use a Gmail account as the sender.</w:t>
+      </w:r>
+    </w:p>
+    <w:p>
+      <w:pPr>
+        <w:rPr>
+          <w:rFonts w:ascii="Arial" w:hAnsi="Arial" w:cs="Arial"/>
+          <w:sz w:val="21"/>
+        </w:rPr>
+      </w:pPr>
+      <w:r>
+        <w:rPr>
+          <w:rFonts w:ascii="Arial" w:hAnsi="Arial" w:cs="Arial"/>
+          <w:sz w:val="21"/>
+        </w:rPr>
+        <w:t>2. Enable 2-Step Verification in the Google account.</w:t>
+      </w:r>
+    </w:p>
+    <w:p>
+      <w:pPr>
+        <w:rPr>
+          <w:rFonts w:ascii="Arial" w:hAnsi="Arial" w:cs="Arial"/>
+          <w:sz w:val="21"/>
+        </w:rPr>
+      </w:pPr>
+      <w:r>
+        <w:rPr>
+          <w:rFonts w:ascii="Arial" w:hAnsi="Arial" w:cs="Arial"/>
+          <w:sz w:val="21"/>
+        </w:rPr>
+        <w:t>3. Open https://myaccount.google.com/apppasswords.</w:t>
+      </w:r>
+    </w:p>
+    <w:p>
+      <w:pPr>
+        <w:rPr>
+          <w:rFonts w:ascii="Arial" w:hAnsi="Arial" w:cs="Arial"/>
+          <w:sz w:val="21"/>
+        </w:rPr>
+      </w:pPr>
+      <w:r>
+        <w:rPr>
+          <w:rFonts w:ascii="Arial" w:hAnsi="Arial" w:cs="Arial"/>
+          <w:sz w:val="21"/>
+        </w:rPr>
+        <w:t>4. Create an app password for this project.</w:t>
+      </w:r>
+    </w:p>
+    <w:p>
+      <w:pPr>
+        <w:rPr>
+          <w:rFonts w:ascii="Arial" w:hAnsi="Arial" w:cs="Arial"/>
+          <w:sz w:val="21"/>
+        </w:rPr>
+      </w:pPr>
+      <w:r>
+        <w:rPr>
+          <w:rFonts w:ascii="Arial" w:hAnsi="Arial" w:cs="Arial"/>
+          <w:sz w:val="21"/>
+        </w:rPr>
+        <w:t>5. Put the Gmail address into GMAIL_ADDRESS.</w:t>
+      </w:r>
+    </w:p>
+    <w:p>
+      <w:pPr>
+        <w:rPr>
+          <w:rFonts w:ascii="Arial" w:hAnsi="Arial" w:cs="Arial"/>
+          <w:sz w:val="21"/>
+        </w:rPr>
+      </w:pPr>
+      <w:r>
+        <w:rPr>
+          <w:rFonts w:ascii="Arial" w:hAnsi="Arial" w:cs="Arial"/>
+          <w:sz w:val="21"/>
+        </w:rPr>
+        <w:t>6. Put the generated app password into GMAIL_APP_PASSWORD.</w:t>
+      </w:r>
+    </w:p>
+    <w:p>
+      <w:pPr>
+        <w:rPr>
+          <w:rFonts w:ascii="Arial" w:hAnsi="Arial" w:cs="Arial"/>
+          <w:sz w:val="21"/>
+        </w:rPr>
+      </w:pPr>
+      <w:r>
+        <w:rPr>
+          <w:rFonts w:ascii="Arial" w:hAnsi="Arial" w:cs="Arial"/>
+          <w:sz w:val="21"/>
+        </w:rPr>
+        <w:t>7. Put the receiver email address into RECIPIENT_EMAIL.</w:t>
+      </w:r>
+    </w:p>
+    <w:p>
+      <w:pPr>
+        <w:rPr>
+          <w:rFonts w:ascii="Arial" w:hAnsi="Arial" w:cs="Arial"/>
+          <w:sz w:val="21"/>
+        </w:rPr>
+      </w:pPr>
+      <w:r>
+        <w:rPr>
+          <w:rFonts w:ascii="Arial" w:hAnsi="Arial" w:cs="Arial"/>
+          <w:sz w:val="21"/>
+        </w:rPr>
+        <w:t>8. Set SEND_EMAIL=true.</w:t>
+      </w:r>
+    </w:p>
+    <w:p>
+      <w:pPr>
+        <w:rPr>
+          <w:rFonts w:ascii="Arial" w:hAnsi="Arial" w:cs="Arial"/>
+          <w:sz w:val="21"/>
+        </w:rPr>
+      </w:pPr>
+      <w:r>
+        <w:rPr>
+          <w:rFonts w:ascii="Arial" w:hAnsi="Arial" w:cs="Arial"/>
+          <w:sz w:val="21"/>
+        </w:rPr>
+        <w:t>9. Use the app password, not the normal Gmail password.</w:t>
+      </w:r>
+    </w:p>
+    <w:p>
+      <w:pPr>
+        <w:rPr>
+          <w:rFonts w:ascii="Arial" w:hAnsi="Arial" w:cs="Arial"/>
+          <w:sz w:val="21"/>
+        </w:rPr>
+      </w:pPr>
+    </w:p>
+    <w:p>
+      <w:pPr>
+        <w:pStyle w:val="berschrift2"/>
+      </w:pPr>
+      <w:bookmarkStart w:id="29" w:name="_Toc232813578"/>
+      <w:bookmarkStart w:id="30" w:name="_Toc232814125"/>
+      <w:r>
+        <w:t>7.6 Start The Program</w:t>
+      </w:r>
+      <w:bookmarkEnd w:id="30"/>
+    </w:p>
+    <w:p>
+      <w:pPr>
+        <w:rPr>
+          <w:rFonts w:ascii="Arial" w:hAnsi="Arial" w:cs="Arial"/>
+          <w:sz w:val="21"/>
+        </w:rPr>
+      </w:pPr>
+      <w:r>
+        <w:rPr>
+          <w:rFonts w:ascii="Arial" w:hAnsi="Arial" w:cs="Arial"/>
+          <w:sz w:val="21"/>
+        </w:rPr>
+        <w:t>After</w:t>
+      </w:r>
+      <w:r>
+        <w:rPr>
+          <w:rFonts w:ascii="Arial" w:hAnsi="Arial" w:cs="Arial"/>
+          <w:sz w:val="21"/>
+        </w:rPr>
+        <w:t xml:space="preserve"> the .env file is filled, the program can be started with two commands.</w:t>
+      </w:r>
+      <w:bookmarkEnd w:id="29"/>
     </w:p>
     <w:tbl>
       <w:tblPr>
@@ -9206,12 +10286,18 @@
     <w:p>
       <w:pPr>
         <w:pStyle w:val="berschrift2"/>
-      </w:pPr>
-      <w:bookmarkStart w:id="29" w:name="_Toc232812600"/>
+        <w:rPr>
+          <w:rFonts w:ascii="Arial" w:hAnsi="Arial" w:cs="Arial"/>
+        </w:rPr>
+      </w:pPr>
+      <w:bookmarkStart w:id="31" w:name="_Toc232814126"/>
       <w:r>
+        <w:rPr>
+          <w:rFonts w:ascii="Arial" w:hAnsi="Arial" w:cs="Arial"/>
+        </w:rPr>
         <w:t>7.7 Weekly Automation</w:t>
       </w:r>
-      <w:bookmarkEnd w:id="29"/>
+      <w:bookmarkEnd w:id="31"/>
     </w:p>
     <w:p>
       <w:r>
@@ -9325,12 +10411,18 @@
     <w:p>
       <w:pPr>
         <w:pStyle w:val="berschrift1"/>
-      </w:pPr>
-      <w:bookmarkStart w:id="30" w:name="_Toc232812601"/>
+        <w:rPr>
+          <w:rFonts w:ascii="Arial" w:hAnsi="Arial" w:cs="Arial"/>
+        </w:rPr>
+      </w:pPr>
+      <w:bookmarkStart w:id="32" w:name="_Toc232814127"/>
       <w:r>
+        <w:rPr>
+          <w:rFonts w:ascii="Arial" w:hAnsi="Arial" w:cs="Arial"/>
+        </w:rPr>
         <w:t>8. Testing</w:t>
       </w:r>
-      <w:bookmarkEnd w:id="30"/>
+      <w:bookmarkEnd w:id="32"/>
     </w:p>
     <w:p>
       <w:r>
@@ -9435,14 +10527,19 @@
     <w:p>
       <w:pPr>
         <w:pStyle w:val="berschrift1"/>
-        <w:pageBreakBefore/>
-      </w:pPr>
-      <w:bookmarkStart w:id="31" w:name="_Toc232812602"/>
+        <w:rPr>
+          <w:rFonts w:ascii="Arial" w:hAnsi="Arial" w:cs="Arial"/>
+        </w:rPr>
+      </w:pPr>
+      <w:bookmarkStart w:id="33" w:name="_Toc232814128"/>
       <w:r>
+        <w:rPr>
+          <w:rFonts w:ascii="Arial" w:hAnsi="Arial" w:cs="Arial"/>
+        </w:rPr>
         <w:lastRenderedPageBreak/>
         <w:t>9. Assignment Coverage</w:t>
       </w:r>
-      <w:bookmarkEnd w:id="31"/>
+      <w:bookmarkEnd w:id="33"/>
     </w:p>
     <w:p>
       <w:r>
@@ -10011,12 +11108,18 @@
     <w:p>
       <w:pPr>
         <w:pStyle w:val="berschrift1"/>
-      </w:pPr>
-      <w:bookmarkStart w:id="32" w:name="_Toc232812603"/>
+        <w:rPr>
+          <w:rFonts w:ascii="Arial" w:hAnsi="Arial" w:cs="Arial"/>
+        </w:rPr>
+      </w:pPr>
+      <w:bookmarkStart w:id="34" w:name="_Toc232814129"/>
       <w:r>
+        <w:rPr>
+          <w:rFonts w:ascii="Arial" w:hAnsi="Arial" w:cs="Arial"/>
+        </w:rPr>
         <w:t>10. Conclusion</w:t>
       </w:r>
-      <w:bookmarkEnd w:id="32"/>
+      <w:bookmarkEnd w:id="34"/>
     </w:p>
     <w:p>
       <w:r>

--- a/docs/M122E_Final_Documentation.docx
+++ b/docs/M122E_Final_Documentation.docx
@@ -442,12 +442,12 @@
         <w:tabs>
           <w:tab w:val="right" w:leader="dot" w:pos="10272"/>
         </w:tabs>
-        <w:spacing w:after="0" w:line="248" w:lineRule="exact"/>
+        <w:spacing w:after="0" w:line="196" w:lineRule="exact"/>
         <w:rPr>
           <w:rFonts w:ascii="Arial" w:hAnsi="Arial" w:cs="Arial"/>
           <w:noProof/>
           <w:kern w:val="2"/>
-          <w:sz w:val="21"/>
+          <w:sz w:val="17"/>
           <w:szCs w:val="24"/>
           <w:lang w:val="de-CH" w:eastAsia="de-CH"/>
           <w14:ligatures w14:val="standardContextual"/>
@@ -456,31 +456,31 @@
       <w:r>
         <w:rPr>
           <w:rFonts w:ascii="Arial" w:hAnsi="Arial" w:cs="Arial"/>
-          <w:sz w:val="21"/>
+          <w:sz w:val="17"/>
         </w:rPr>
         <w:fldChar w:fldCharType="begin"/>
       </w:r>
       <w:r>
         <w:rPr>
           <w:rFonts w:ascii="Arial" w:hAnsi="Arial" w:cs="Arial"/>
-          <w:sz w:val="21"/>
-        </w:rPr>
-        <w:instrText>TOC \o "1-2" \h \z \u</w:instrText>
+          <w:sz w:val="17"/>
+        </w:rPr>
+        <w:instrText xml:space="preserve"> TOC \o "1-3" \h \z \u </w:instrText>
       </w:r>
       <w:r>
         <w:rPr>
           <w:rFonts w:ascii="Arial" w:hAnsi="Arial" w:cs="Arial"/>
-          <w:sz w:val="21"/>
+          <w:sz w:val="17"/>
         </w:rPr>
         <w:fldChar w:fldCharType="separate"/>
       </w:r>
-      <w:hyperlink w:anchor="_Toc232814096" w:history="1">
+      <w:hyperlink w:anchor="_Toc232814689" w:history="1">
         <w:r>
           <w:rPr>
             <w:rStyle w:val="Hyperlink"/>
             <w:rFonts w:ascii="Arial" w:hAnsi="Arial" w:cs="Arial"/>
             <w:noProof/>
-            <w:sz w:val="21"/>
+            <w:sz w:val="17"/>
           </w:rPr>
           <w:t>1. Project Overview</w:t>
         </w:r>
@@ -489,7 +489,7 @@
             <w:rFonts w:ascii="Arial" w:hAnsi="Arial" w:cs="Arial"/>
             <w:noProof/>
             <w:webHidden/>
-            <w:sz w:val="21"/>
+            <w:sz w:val="17"/>
           </w:rPr>
           <w:tab/>
         </w:r>
@@ -498,7 +498,7 @@
             <w:rFonts w:ascii="Arial" w:hAnsi="Arial" w:cs="Arial"/>
             <w:noProof/>
             <w:webHidden/>
-            <w:sz w:val="21"/>
+            <w:sz w:val="17"/>
           </w:rPr>
           <w:fldChar w:fldCharType="begin"/>
         </w:r>
@@ -507,24 +507,24 @@
             <w:rFonts w:ascii="Arial" w:hAnsi="Arial" w:cs="Arial"/>
             <w:noProof/>
             <w:webHidden/>
-            <w:sz w:val="21"/>
-          </w:rPr>
-          <w:instrText xml:space="preserve"> PAGEREF _Toc232814096 \h </w:instrText>
-        </w:r>
-        <w:r>
-          <w:rPr>
-            <w:rFonts w:ascii="Arial" w:hAnsi="Arial" w:cs="Arial"/>
-            <w:noProof/>
-            <w:webHidden/>
-            <w:sz w:val="21"/>
-          </w:rPr>
-        </w:r>
-        <w:r>
-          <w:rPr>
-            <w:rFonts w:ascii="Arial" w:hAnsi="Arial" w:cs="Arial"/>
-            <w:noProof/>
-            <w:webHidden/>
-            <w:sz w:val="21"/>
+            <w:sz w:val="17"/>
+          </w:rPr>
+          <w:instrText xml:space="preserve"> PAGEREF _Toc232814689 \h </w:instrText>
+        </w:r>
+        <w:r>
+          <w:rPr>
+            <w:rFonts w:ascii="Arial" w:hAnsi="Arial" w:cs="Arial"/>
+            <w:noProof/>
+            <w:webHidden/>
+            <w:sz w:val="17"/>
+          </w:rPr>
+        </w:r>
+        <w:r>
+          <w:rPr>
+            <w:rFonts w:ascii="Arial" w:hAnsi="Arial" w:cs="Arial"/>
+            <w:noProof/>
+            <w:webHidden/>
+            <w:sz w:val="17"/>
           </w:rPr>
           <w:fldChar w:fldCharType="separate"/>
         </w:r>
@@ -533,16 +533,16 @@
             <w:rFonts w:ascii="Arial" w:hAnsi="Arial" w:cs="Arial"/>
             <w:noProof/>
             <w:webHidden/>
-            <w:sz w:val="21"/>
-          </w:rPr>
-          <w:t>3</w:t>
-        </w:r>
-        <w:r>
-          <w:rPr>
-            <w:rFonts w:ascii="Arial" w:hAnsi="Arial" w:cs="Arial"/>
-            <w:noProof/>
-            <w:webHidden/>
-            <w:sz w:val="21"/>
+            <w:sz w:val="17"/>
+          </w:rPr>
+          <w:t>4</w:t>
+        </w:r>
+        <w:r>
+          <w:rPr>
+            <w:rFonts w:ascii="Arial" w:hAnsi="Arial" w:cs="Arial"/>
+            <w:noProof/>
+            <w:webHidden/>
+            <w:sz w:val="17"/>
           </w:rPr>
           <w:fldChar w:fldCharType="end"/>
         </w:r>
@@ -554,24 +554,24 @@
         <w:tabs>
           <w:tab w:val="right" w:leader="dot" w:pos="10272"/>
         </w:tabs>
-        <w:spacing w:after="0" w:line="248" w:lineRule="exact"/>
+        <w:spacing w:after="0" w:line="196" w:lineRule="exact"/>
         <w:rPr>
           <w:rFonts w:ascii="Arial" w:hAnsi="Arial" w:cs="Arial"/>
           <w:noProof/>
           <w:kern w:val="2"/>
-          <w:sz w:val="21"/>
+          <w:sz w:val="17"/>
           <w:szCs w:val="24"/>
           <w:lang w:val="de-CH" w:eastAsia="de-CH"/>
           <w14:ligatures w14:val="standardContextual"/>
         </w:rPr>
       </w:pPr>
-      <w:hyperlink w:anchor="_Toc232814097" w:history="1">
+      <w:hyperlink w:anchor="_Toc232814690" w:history="1">
         <w:r>
           <w:rPr>
             <w:rStyle w:val="Hyperlink"/>
             <w:rFonts w:ascii="Arial" w:hAnsi="Arial" w:cs="Arial"/>
             <w:noProof/>
-            <w:sz w:val="21"/>
+            <w:sz w:val="17"/>
           </w:rPr>
           <w:t>1.1 Context</w:t>
         </w:r>
@@ -580,7 +580,7 @@
             <w:rFonts w:ascii="Arial" w:hAnsi="Arial" w:cs="Arial"/>
             <w:noProof/>
             <w:webHidden/>
-            <w:sz w:val="21"/>
+            <w:sz w:val="17"/>
           </w:rPr>
           <w:tab/>
         </w:r>
@@ -589,7 +589,7 @@
             <w:rFonts w:ascii="Arial" w:hAnsi="Arial" w:cs="Arial"/>
             <w:noProof/>
             <w:webHidden/>
-            <w:sz w:val="21"/>
+            <w:sz w:val="17"/>
           </w:rPr>
           <w:fldChar w:fldCharType="begin"/>
         </w:r>
@@ -598,24 +598,24 @@
             <w:rFonts w:ascii="Arial" w:hAnsi="Arial" w:cs="Arial"/>
             <w:noProof/>
             <w:webHidden/>
-            <w:sz w:val="21"/>
-          </w:rPr>
-          <w:instrText xml:space="preserve"> PAGEREF _Toc232814097 \h </w:instrText>
-        </w:r>
-        <w:r>
-          <w:rPr>
-            <w:rFonts w:ascii="Arial" w:hAnsi="Arial" w:cs="Arial"/>
-            <w:noProof/>
-            <w:webHidden/>
-            <w:sz w:val="21"/>
-          </w:rPr>
-        </w:r>
-        <w:r>
-          <w:rPr>
-            <w:rFonts w:ascii="Arial" w:hAnsi="Arial" w:cs="Arial"/>
-            <w:noProof/>
-            <w:webHidden/>
-            <w:sz w:val="21"/>
+            <w:sz w:val="17"/>
+          </w:rPr>
+          <w:instrText xml:space="preserve"> PAGEREF _Toc232814690 \h </w:instrText>
+        </w:r>
+        <w:r>
+          <w:rPr>
+            <w:rFonts w:ascii="Arial" w:hAnsi="Arial" w:cs="Arial"/>
+            <w:noProof/>
+            <w:webHidden/>
+            <w:sz w:val="17"/>
+          </w:rPr>
+        </w:r>
+        <w:r>
+          <w:rPr>
+            <w:rFonts w:ascii="Arial" w:hAnsi="Arial" w:cs="Arial"/>
+            <w:noProof/>
+            <w:webHidden/>
+            <w:sz w:val="17"/>
           </w:rPr>
           <w:fldChar w:fldCharType="separate"/>
         </w:r>
@@ -624,16 +624,16 @@
             <w:rFonts w:ascii="Arial" w:hAnsi="Arial" w:cs="Arial"/>
             <w:noProof/>
             <w:webHidden/>
-            <w:sz w:val="21"/>
-          </w:rPr>
-          <w:t>3</w:t>
-        </w:r>
-        <w:r>
-          <w:rPr>
-            <w:rFonts w:ascii="Arial" w:hAnsi="Arial" w:cs="Arial"/>
-            <w:noProof/>
-            <w:webHidden/>
-            <w:sz w:val="21"/>
+            <w:sz w:val="17"/>
+          </w:rPr>
+          <w:t>4</w:t>
+        </w:r>
+        <w:r>
+          <w:rPr>
+            <w:rFonts w:ascii="Arial" w:hAnsi="Arial" w:cs="Arial"/>
+            <w:noProof/>
+            <w:webHidden/>
+            <w:sz w:val="17"/>
           </w:rPr>
           <w:fldChar w:fldCharType="end"/>
         </w:r>
@@ -645,24 +645,24 @@
         <w:tabs>
           <w:tab w:val="right" w:leader="dot" w:pos="10272"/>
         </w:tabs>
-        <w:spacing w:after="0" w:line="248" w:lineRule="exact"/>
+        <w:spacing w:after="0" w:line="196" w:lineRule="exact"/>
         <w:rPr>
           <w:rFonts w:ascii="Arial" w:hAnsi="Arial" w:cs="Arial"/>
           <w:noProof/>
           <w:kern w:val="2"/>
-          <w:sz w:val="21"/>
+          <w:sz w:val="17"/>
           <w:szCs w:val="24"/>
           <w:lang w:val="de-CH" w:eastAsia="de-CH"/>
           <w14:ligatures w14:val="standardContextual"/>
         </w:rPr>
       </w:pPr>
-      <w:hyperlink w:anchor="_Toc232814098" w:history="1">
+      <w:hyperlink w:anchor="_Toc232814691" w:history="1">
         <w:r>
           <w:rPr>
             <w:rStyle w:val="Hyperlink"/>
             <w:rFonts w:ascii="Arial" w:hAnsi="Arial" w:cs="Arial"/>
             <w:noProof/>
-            <w:sz w:val="21"/>
+            <w:sz w:val="17"/>
           </w:rPr>
           <w:t>1.2 Goal</w:t>
         </w:r>
@@ -671,7 +671,7 @@
             <w:rFonts w:ascii="Arial" w:hAnsi="Arial" w:cs="Arial"/>
             <w:noProof/>
             <w:webHidden/>
-            <w:sz w:val="21"/>
+            <w:sz w:val="17"/>
           </w:rPr>
           <w:tab/>
         </w:r>
@@ -680,7 +680,7 @@
             <w:rFonts w:ascii="Arial" w:hAnsi="Arial" w:cs="Arial"/>
             <w:noProof/>
             <w:webHidden/>
-            <w:sz w:val="21"/>
+            <w:sz w:val="17"/>
           </w:rPr>
           <w:fldChar w:fldCharType="begin"/>
         </w:r>
@@ -689,24 +689,24 @@
             <w:rFonts w:ascii="Arial" w:hAnsi="Arial" w:cs="Arial"/>
             <w:noProof/>
             <w:webHidden/>
-            <w:sz w:val="21"/>
-          </w:rPr>
-          <w:instrText xml:space="preserve"> PAGEREF _Toc232814098 \h </w:instrText>
-        </w:r>
-        <w:r>
-          <w:rPr>
-            <w:rFonts w:ascii="Arial" w:hAnsi="Arial" w:cs="Arial"/>
-            <w:noProof/>
-            <w:webHidden/>
-            <w:sz w:val="21"/>
-          </w:rPr>
-        </w:r>
-        <w:r>
-          <w:rPr>
-            <w:rFonts w:ascii="Arial" w:hAnsi="Arial" w:cs="Arial"/>
-            <w:noProof/>
-            <w:webHidden/>
-            <w:sz w:val="21"/>
+            <w:sz w:val="17"/>
+          </w:rPr>
+          <w:instrText xml:space="preserve"> PAGEREF _Toc232814691 \h </w:instrText>
+        </w:r>
+        <w:r>
+          <w:rPr>
+            <w:rFonts w:ascii="Arial" w:hAnsi="Arial" w:cs="Arial"/>
+            <w:noProof/>
+            <w:webHidden/>
+            <w:sz w:val="17"/>
+          </w:rPr>
+        </w:r>
+        <w:r>
+          <w:rPr>
+            <w:rFonts w:ascii="Arial" w:hAnsi="Arial" w:cs="Arial"/>
+            <w:noProof/>
+            <w:webHidden/>
+            <w:sz w:val="17"/>
           </w:rPr>
           <w:fldChar w:fldCharType="separate"/>
         </w:r>
@@ -715,16 +715,16 @@
             <w:rFonts w:ascii="Arial" w:hAnsi="Arial" w:cs="Arial"/>
             <w:noProof/>
             <w:webHidden/>
-            <w:sz w:val="21"/>
-          </w:rPr>
-          <w:t>3</w:t>
-        </w:r>
-        <w:r>
-          <w:rPr>
-            <w:rFonts w:ascii="Arial" w:hAnsi="Arial" w:cs="Arial"/>
-            <w:noProof/>
-            <w:webHidden/>
-            <w:sz w:val="21"/>
+            <w:sz w:val="17"/>
+          </w:rPr>
+          <w:t>4</w:t>
+        </w:r>
+        <w:r>
+          <w:rPr>
+            <w:rFonts w:ascii="Arial" w:hAnsi="Arial" w:cs="Arial"/>
+            <w:noProof/>
+            <w:webHidden/>
+            <w:sz w:val="17"/>
           </w:rPr>
           <w:fldChar w:fldCharType="end"/>
         </w:r>
@@ -736,24 +736,24 @@
         <w:tabs>
           <w:tab w:val="right" w:leader="dot" w:pos="10272"/>
         </w:tabs>
-        <w:spacing w:after="0" w:line="248" w:lineRule="exact"/>
+        <w:spacing w:after="0" w:line="196" w:lineRule="exact"/>
         <w:rPr>
           <w:rFonts w:ascii="Arial" w:hAnsi="Arial" w:cs="Arial"/>
           <w:noProof/>
           <w:kern w:val="2"/>
-          <w:sz w:val="21"/>
+          <w:sz w:val="17"/>
           <w:szCs w:val="24"/>
           <w:lang w:val="de-CH" w:eastAsia="de-CH"/>
           <w14:ligatures w14:val="standardContextual"/>
         </w:rPr>
       </w:pPr>
-      <w:hyperlink w:anchor="_Toc232814099" w:history="1">
+      <w:hyperlink w:anchor="_Toc232814692" w:history="1">
         <w:r>
           <w:rPr>
             <w:rStyle w:val="Hyperlink"/>
             <w:rFonts w:ascii="Arial" w:hAnsi="Arial" w:cs="Arial"/>
             <w:noProof/>
-            <w:sz w:val="21"/>
+            <w:sz w:val="17"/>
           </w:rPr>
           <w:t>1.3 What The Program Does</w:t>
         </w:r>
@@ -762,7 +762,7 @@
             <w:rFonts w:ascii="Arial" w:hAnsi="Arial" w:cs="Arial"/>
             <w:noProof/>
             <w:webHidden/>
-            <w:sz w:val="21"/>
+            <w:sz w:val="17"/>
           </w:rPr>
           <w:tab/>
         </w:r>
@@ -771,7 +771,7 @@
             <w:rFonts w:ascii="Arial" w:hAnsi="Arial" w:cs="Arial"/>
             <w:noProof/>
             <w:webHidden/>
-            <w:sz w:val="21"/>
+            <w:sz w:val="17"/>
           </w:rPr>
           <w:fldChar w:fldCharType="begin"/>
         </w:r>
@@ -780,24 +780,24 @@
             <w:rFonts w:ascii="Arial" w:hAnsi="Arial" w:cs="Arial"/>
             <w:noProof/>
             <w:webHidden/>
-            <w:sz w:val="21"/>
-          </w:rPr>
-          <w:instrText xml:space="preserve"> PAGEREF _Toc232814099 \h </w:instrText>
-        </w:r>
-        <w:r>
-          <w:rPr>
-            <w:rFonts w:ascii="Arial" w:hAnsi="Arial" w:cs="Arial"/>
-            <w:noProof/>
-            <w:webHidden/>
-            <w:sz w:val="21"/>
-          </w:rPr>
-        </w:r>
-        <w:r>
-          <w:rPr>
-            <w:rFonts w:ascii="Arial" w:hAnsi="Arial" w:cs="Arial"/>
-            <w:noProof/>
-            <w:webHidden/>
-            <w:sz w:val="21"/>
+            <w:sz w:val="17"/>
+          </w:rPr>
+          <w:instrText xml:space="preserve"> PAGEREF _Toc232814692 \h </w:instrText>
+        </w:r>
+        <w:r>
+          <w:rPr>
+            <w:rFonts w:ascii="Arial" w:hAnsi="Arial" w:cs="Arial"/>
+            <w:noProof/>
+            <w:webHidden/>
+            <w:sz w:val="17"/>
+          </w:rPr>
+        </w:r>
+        <w:r>
+          <w:rPr>
+            <w:rFonts w:ascii="Arial" w:hAnsi="Arial" w:cs="Arial"/>
+            <w:noProof/>
+            <w:webHidden/>
+            <w:sz w:val="17"/>
           </w:rPr>
           <w:fldChar w:fldCharType="separate"/>
         </w:r>
@@ -806,16 +806,16 @@
             <w:rFonts w:ascii="Arial" w:hAnsi="Arial" w:cs="Arial"/>
             <w:noProof/>
             <w:webHidden/>
-            <w:sz w:val="21"/>
-          </w:rPr>
-          <w:t>3</w:t>
-        </w:r>
-        <w:r>
-          <w:rPr>
-            <w:rFonts w:ascii="Arial" w:hAnsi="Arial" w:cs="Arial"/>
-            <w:noProof/>
-            <w:webHidden/>
-            <w:sz w:val="21"/>
+            <w:sz w:val="17"/>
+          </w:rPr>
+          <w:t>4</w:t>
+        </w:r>
+        <w:r>
+          <w:rPr>
+            <w:rFonts w:ascii="Arial" w:hAnsi="Arial" w:cs="Arial"/>
+            <w:noProof/>
+            <w:webHidden/>
+            <w:sz w:val="17"/>
           </w:rPr>
           <w:fldChar w:fldCharType="end"/>
         </w:r>
@@ -827,24 +827,24 @@
         <w:tabs>
           <w:tab w:val="right" w:leader="dot" w:pos="10272"/>
         </w:tabs>
-        <w:spacing w:after="0" w:line="248" w:lineRule="exact"/>
+        <w:spacing w:after="0" w:line="196" w:lineRule="exact"/>
         <w:rPr>
           <w:rFonts w:ascii="Arial" w:hAnsi="Arial" w:cs="Arial"/>
           <w:noProof/>
           <w:kern w:val="2"/>
-          <w:sz w:val="21"/>
+          <w:sz w:val="17"/>
           <w:szCs w:val="24"/>
           <w:lang w:val="de-CH" w:eastAsia="de-CH"/>
           <w14:ligatures w14:val="standardContextual"/>
         </w:rPr>
       </w:pPr>
-      <w:hyperlink w:anchor="_Toc232814100" w:history="1">
+      <w:hyperlink w:anchor="_Toc232814693" w:history="1">
         <w:r>
           <w:rPr>
             <w:rStyle w:val="Hyperlink"/>
             <w:rFonts w:ascii="Arial" w:hAnsi="Arial" w:cs="Arial"/>
             <w:noProof/>
-            <w:sz w:val="21"/>
+            <w:sz w:val="17"/>
           </w:rPr>
           <w:t>2. Project Work And Personal Approach</w:t>
         </w:r>
@@ -853,7 +853,7 @@
             <w:rFonts w:ascii="Arial" w:hAnsi="Arial" w:cs="Arial"/>
             <w:noProof/>
             <w:webHidden/>
-            <w:sz w:val="21"/>
+            <w:sz w:val="17"/>
           </w:rPr>
           <w:tab/>
         </w:r>
@@ -862,7 +862,7 @@
             <w:rFonts w:ascii="Arial" w:hAnsi="Arial" w:cs="Arial"/>
             <w:noProof/>
             <w:webHidden/>
-            <w:sz w:val="21"/>
+            <w:sz w:val="17"/>
           </w:rPr>
           <w:fldChar w:fldCharType="begin"/>
         </w:r>
@@ -871,24 +871,24 @@
             <w:rFonts w:ascii="Arial" w:hAnsi="Arial" w:cs="Arial"/>
             <w:noProof/>
             <w:webHidden/>
-            <w:sz w:val="21"/>
-          </w:rPr>
-          <w:instrText xml:space="preserve"> PAGEREF _Toc232814100 \h </w:instrText>
-        </w:r>
-        <w:r>
-          <w:rPr>
-            <w:rFonts w:ascii="Arial" w:hAnsi="Arial" w:cs="Arial"/>
-            <w:noProof/>
-            <w:webHidden/>
-            <w:sz w:val="21"/>
-          </w:rPr>
-        </w:r>
-        <w:r>
-          <w:rPr>
-            <w:rFonts w:ascii="Arial" w:hAnsi="Arial" w:cs="Arial"/>
-            <w:noProof/>
-            <w:webHidden/>
-            <w:sz w:val="21"/>
+            <w:sz w:val="17"/>
+          </w:rPr>
+          <w:instrText xml:space="preserve"> PAGEREF _Toc232814693 \h </w:instrText>
+        </w:r>
+        <w:r>
+          <w:rPr>
+            <w:rFonts w:ascii="Arial" w:hAnsi="Arial" w:cs="Arial"/>
+            <w:noProof/>
+            <w:webHidden/>
+            <w:sz w:val="17"/>
+          </w:rPr>
+        </w:r>
+        <w:r>
+          <w:rPr>
+            <w:rFonts w:ascii="Arial" w:hAnsi="Arial" w:cs="Arial"/>
+            <w:noProof/>
+            <w:webHidden/>
+            <w:sz w:val="17"/>
           </w:rPr>
           <w:fldChar w:fldCharType="separate"/>
         </w:r>
@@ -897,16 +897,16 @@
             <w:rFonts w:ascii="Arial" w:hAnsi="Arial" w:cs="Arial"/>
             <w:noProof/>
             <w:webHidden/>
-            <w:sz w:val="21"/>
-          </w:rPr>
-          <w:t>3</w:t>
-        </w:r>
-        <w:r>
-          <w:rPr>
-            <w:rFonts w:ascii="Arial" w:hAnsi="Arial" w:cs="Arial"/>
-            <w:noProof/>
-            <w:webHidden/>
-            <w:sz w:val="21"/>
+            <w:sz w:val="17"/>
+          </w:rPr>
+          <w:t>4</w:t>
+        </w:r>
+        <w:r>
+          <w:rPr>
+            <w:rFonts w:ascii="Arial" w:hAnsi="Arial" w:cs="Arial"/>
+            <w:noProof/>
+            <w:webHidden/>
+            <w:sz w:val="17"/>
           </w:rPr>
           <w:fldChar w:fldCharType="end"/>
         </w:r>
@@ -918,24 +918,24 @@
         <w:tabs>
           <w:tab w:val="right" w:leader="dot" w:pos="10272"/>
         </w:tabs>
-        <w:spacing w:after="0" w:line="248" w:lineRule="exact"/>
+        <w:spacing w:after="0" w:line="196" w:lineRule="exact"/>
         <w:rPr>
           <w:rFonts w:ascii="Arial" w:hAnsi="Arial" w:cs="Arial"/>
           <w:noProof/>
           <w:kern w:val="2"/>
-          <w:sz w:val="21"/>
+          <w:sz w:val="17"/>
           <w:szCs w:val="24"/>
           <w:lang w:val="de-CH" w:eastAsia="de-CH"/>
           <w14:ligatures w14:val="standardContextual"/>
         </w:rPr>
       </w:pPr>
-      <w:hyperlink w:anchor="_Toc232814101" w:history="1">
+      <w:hyperlink w:anchor="_Toc232814694" w:history="1">
         <w:r>
           <w:rPr>
             <w:rStyle w:val="Hyperlink"/>
             <w:rFonts w:ascii="Arial" w:hAnsi="Arial" w:cs="Arial"/>
             <w:noProof/>
-            <w:sz w:val="21"/>
+            <w:sz w:val="17"/>
           </w:rPr>
           <w:t>2.1 How I Started</w:t>
         </w:r>
@@ -944,7 +944,7 @@
             <w:rFonts w:ascii="Arial" w:hAnsi="Arial" w:cs="Arial"/>
             <w:noProof/>
             <w:webHidden/>
-            <w:sz w:val="21"/>
+            <w:sz w:val="17"/>
           </w:rPr>
           <w:tab/>
         </w:r>
@@ -953,7 +953,7 @@
             <w:rFonts w:ascii="Arial" w:hAnsi="Arial" w:cs="Arial"/>
             <w:noProof/>
             <w:webHidden/>
-            <w:sz w:val="21"/>
+            <w:sz w:val="17"/>
           </w:rPr>
           <w:fldChar w:fldCharType="begin"/>
         </w:r>
@@ -962,24 +962,24 @@
             <w:rFonts w:ascii="Arial" w:hAnsi="Arial" w:cs="Arial"/>
             <w:noProof/>
             <w:webHidden/>
-            <w:sz w:val="21"/>
-          </w:rPr>
-          <w:instrText xml:space="preserve"> PAGEREF _Toc232814101 \h </w:instrText>
-        </w:r>
-        <w:r>
-          <w:rPr>
-            <w:rFonts w:ascii="Arial" w:hAnsi="Arial" w:cs="Arial"/>
-            <w:noProof/>
-            <w:webHidden/>
-            <w:sz w:val="21"/>
-          </w:rPr>
-        </w:r>
-        <w:r>
-          <w:rPr>
-            <w:rFonts w:ascii="Arial" w:hAnsi="Arial" w:cs="Arial"/>
-            <w:noProof/>
-            <w:webHidden/>
-            <w:sz w:val="21"/>
+            <w:sz w:val="17"/>
+          </w:rPr>
+          <w:instrText xml:space="preserve"> PAGEREF _Toc232814694 \h </w:instrText>
+        </w:r>
+        <w:r>
+          <w:rPr>
+            <w:rFonts w:ascii="Arial" w:hAnsi="Arial" w:cs="Arial"/>
+            <w:noProof/>
+            <w:webHidden/>
+            <w:sz w:val="17"/>
+          </w:rPr>
+        </w:r>
+        <w:r>
+          <w:rPr>
+            <w:rFonts w:ascii="Arial" w:hAnsi="Arial" w:cs="Arial"/>
+            <w:noProof/>
+            <w:webHidden/>
+            <w:sz w:val="17"/>
           </w:rPr>
           <w:fldChar w:fldCharType="separate"/>
         </w:r>
@@ -988,16 +988,16 @@
             <w:rFonts w:ascii="Arial" w:hAnsi="Arial" w:cs="Arial"/>
             <w:noProof/>
             <w:webHidden/>
-            <w:sz w:val="21"/>
-          </w:rPr>
-          <w:t>3</w:t>
-        </w:r>
-        <w:r>
-          <w:rPr>
-            <w:rFonts w:ascii="Arial" w:hAnsi="Arial" w:cs="Arial"/>
-            <w:noProof/>
-            <w:webHidden/>
-            <w:sz w:val="21"/>
+            <w:sz w:val="17"/>
+          </w:rPr>
+          <w:t>4</w:t>
+        </w:r>
+        <w:r>
+          <w:rPr>
+            <w:rFonts w:ascii="Arial" w:hAnsi="Arial" w:cs="Arial"/>
+            <w:noProof/>
+            <w:webHidden/>
+            <w:sz w:val="17"/>
           </w:rPr>
           <w:fldChar w:fldCharType="end"/>
         </w:r>
@@ -1009,24 +1009,24 @@
         <w:tabs>
           <w:tab w:val="right" w:leader="dot" w:pos="10272"/>
         </w:tabs>
-        <w:spacing w:after="0" w:line="248" w:lineRule="exact"/>
+        <w:spacing w:after="0" w:line="196" w:lineRule="exact"/>
         <w:rPr>
           <w:rFonts w:ascii="Arial" w:hAnsi="Arial" w:cs="Arial"/>
           <w:noProof/>
           <w:kern w:val="2"/>
-          <w:sz w:val="21"/>
+          <w:sz w:val="17"/>
           <w:szCs w:val="24"/>
           <w:lang w:val="de-CH" w:eastAsia="de-CH"/>
           <w14:ligatures w14:val="standardContextual"/>
         </w:rPr>
       </w:pPr>
-      <w:hyperlink w:anchor="_Toc232814102" w:history="1">
+      <w:hyperlink w:anchor="_Toc232814695" w:history="1">
         <w:r>
           <w:rPr>
             <w:rStyle w:val="Hyperlink"/>
             <w:rFonts w:ascii="Arial" w:hAnsi="Arial" w:cs="Arial"/>
             <w:noProof/>
-            <w:sz w:val="21"/>
+            <w:sz w:val="17"/>
           </w:rPr>
           <w:t>2.2 Difficulties During The Project</w:t>
         </w:r>
@@ -1035,7 +1035,7 @@
             <w:rFonts w:ascii="Arial" w:hAnsi="Arial" w:cs="Arial"/>
             <w:noProof/>
             <w:webHidden/>
-            <w:sz w:val="21"/>
+            <w:sz w:val="17"/>
           </w:rPr>
           <w:tab/>
         </w:r>
@@ -1044,7 +1044,7 @@
             <w:rFonts w:ascii="Arial" w:hAnsi="Arial" w:cs="Arial"/>
             <w:noProof/>
             <w:webHidden/>
-            <w:sz w:val="21"/>
+            <w:sz w:val="17"/>
           </w:rPr>
           <w:fldChar w:fldCharType="begin"/>
         </w:r>
@@ -1053,24 +1053,24 @@
             <w:rFonts w:ascii="Arial" w:hAnsi="Arial" w:cs="Arial"/>
             <w:noProof/>
             <w:webHidden/>
-            <w:sz w:val="21"/>
-          </w:rPr>
-          <w:instrText xml:space="preserve"> PAGEREF _Toc232814102 \h </w:instrText>
-        </w:r>
-        <w:r>
-          <w:rPr>
-            <w:rFonts w:ascii="Arial" w:hAnsi="Arial" w:cs="Arial"/>
-            <w:noProof/>
-            <w:webHidden/>
-            <w:sz w:val="21"/>
-          </w:rPr>
-        </w:r>
-        <w:r>
-          <w:rPr>
-            <w:rFonts w:ascii="Arial" w:hAnsi="Arial" w:cs="Arial"/>
-            <w:noProof/>
-            <w:webHidden/>
-            <w:sz w:val="21"/>
+            <w:sz w:val="17"/>
+          </w:rPr>
+          <w:instrText xml:space="preserve"> PAGEREF _Toc232814695 \h </w:instrText>
+        </w:r>
+        <w:r>
+          <w:rPr>
+            <w:rFonts w:ascii="Arial" w:hAnsi="Arial" w:cs="Arial"/>
+            <w:noProof/>
+            <w:webHidden/>
+            <w:sz w:val="17"/>
+          </w:rPr>
+        </w:r>
+        <w:r>
+          <w:rPr>
+            <w:rFonts w:ascii="Arial" w:hAnsi="Arial" w:cs="Arial"/>
+            <w:noProof/>
+            <w:webHidden/>
+            <w:sz w:val="17"/>
           </w:rPr>
           <w:fldChar w:fldCharType="separate"/>
         </w:r>
@@ -1079,16 +1079,16 @@
             <w:rFonts w:ascii="Arial" w:hAnsi="Arial" w:cs="Arial"/>
             <w:noProof/>
             <w:webHidden/>
-            <w:sz w:val="21"/>
-          </w:rPr>
-          <w:t>3</w:t>
-        </w:r>
-        <w:r>
-          <w:rPr>
-            <w:rFonts w:ascii="Arial" w:hAnsi="Arial" w:cs="Arial"/>
-            <w:noProof/>
-            <w:webHidden/>
-            <w:sz w:val="21"/>
+            <w:sz w:val="17"/>
+          </w:rPr>
+          <w:t>4</w:t>
+        </w:r>
+        <w:r>
+          <w:rPr>
+            <w:rFonts w:ascii="Arial" w:hAnsi="Arial" w:cs="Arial"/>
+            <w:noProof/>
+            <w:webHidden/>
+            <w:sz w:val="17"/>
           </w:rPr>
           <w:fldChar w:fldCharType="end"/>
         </w:r>
@@ -1100,24 +1100,24 @@
         <w:tabs>
           <w:tab w:val="right" w:leader="dot" w:pos="10272"/>
         </w:tabs>
-        <w:spacing w:after="0" w:line="248" w:lineRule="exact"/>
+        <w:spacing w:after="0" w:line="196" w:lineRule="exact"/>
         <w:rPr>
           <w:rFonts w:ascii="Arial" w:hAnsi="Arial" w:cs="Arial"/>
           <w:noProof/>
           <w:kern w:val="2"/>
-          <w:sz w:val="21"/>
+          <w:sz w:val="17"/>
           <w:szCs w:val="24"/>
           <w:lang w:val="de-CH" w:eastAsia="de-CH"/>
           <w14:ligatures w14:val="standardContextual"/>
         </w:rPr>
       </w:pPr>
-      <w:hyperlink w:anchor="_Toc232814103" w:history="1">
+      <w:hyperlink w:anchor="_Toc232814696" w:history="1">
         <w:r>
           <w:rPr>
             <w:rStyle w:val="Hyperlink"/>
             <w:rFonts w:ascii="Arial" w:hAnsi="Arial" w:cs="Arial"/>
             <w:noProof/>
-            <w:sz w:val="21"/>
+            <w:sz w:val="17"/>
           </w:rPr>
           <w:t>2.3 What I Improved Near The End</w:t>
         </w:r>
@@ -1126,7 +1126,7 @@
             <w:rFonts w:ascii="Arial" w:hAnsi="Arial" w:cs="Arial"/>
             <w:noProof/>
             <w:webHidden/>
-            <w:sz w:val="21"/>
+            <w:sz w:val="17"/>
           </w:rPr>
           <w:tab/>
         </w:r>
@@ -1135,7 +1135,7 @@
             <w:rFonts w:ascii="Arial" w:hAnsi="Arial" w:cs="Arial"/>
             <w:noProof/>
             <w:webHidden/>
-            <w:sz w:val="21"/>
+            <w:sz w:val="17"/>
           </w:rPr>
           <w:fldChar w:fldCharType="begin"/>
         </w:r>
@@ -1144,24 +1144,24 @@
             <w:rFonts w:ascii="Arial" w:hAnsi="Arial" w:cs="Arial"/>
             <w:noProof/>
             <w:webHidden/>
-            <w:sz w:val="21"/>
-          </w:rPr>
-          <w:instrText xml:space="preserve"> PAGEREF _Toc232814103 \h </w:instrText>
-        </w:r>
-        <w:r>
-          <w:rPr>
-            <w:rFonts w:ascii="Arial" w:hAnsi="Arial" w:cs="Arial"/>
-            <w:noProof/>
-            <w:webHidden/>
-            <w:sz w:val="21"/>
-          </w:rPr>
-        </w:r>
-        <w:r>
-          <w:rPr>
-            <w:rFonts w:ascii="Arial" w:hAnsi="Arial" w:cs="Arial"/>
-            <w:noProof/>
-            <w:webHidden/>
-            <w:sz w:val="21"/>
+            <w:sz w:val="17"/>
+          </w:rPr>
+          <w:instrText xml:space="preserve"> PAGEREF _Toc232814696 \h </w:instrText>
+        </w:r>
+        <w:r>
+          <w:rPr>
+            <w:rFonts w:ascii="Arial" w:hAnsi="Arial" w:cs="Arial"/>
+            <w:noProof/>
+            <w:webHidden/>
+            <w:sz w:val="17"/>
+          </w:rPr>
+        </w:r>
+        <w:r>
+          <w:rPr>
+            <w:rFonts w:ascii="Arial" w:hAnsi="Arial" w:cs="Arial"/>
+            <w:noProof/>
+            <w:webHidden/>
+            <w:sz w:val="17"/>
           </w:rPr>
           <w:fldChar w:fldCharType="separate"/>
         </w:r>
@@ -1170,16 +1170,16 @@
             <w:rFonts w:ascii="Arial" w:hAnsi="Arial" w:cs="Arial"/>
             <w:noProof/>
             <w:webHidden/>
-            <w:sz w:val="21"/>
-          </w:rPr>
-          <w:t>3</w:t>
-        </w:r>
-        <w:r>
-          <w:rPr>
-            <w:rFonts w:ascii="Arial" w:hAnsi="Arial" w:cs="Arial"/>
-            <w:noProof/>
-            <w:webHidden/>
-            <w:sz w:val="21"/>
+            <w:sz w:val="17"/>
+          </w:rPr>
+          <w:t>4</w:t>
+        </w:r>
+        <w:r>
+          <w:rPr>
+            <w:rFonts w:ascii="Arial" w:hAnsi="Arial" w:cs="Arial"/>
+            <w:noProof/>
+            <w:webHidden/>
+            <w:sz w:val="17"/>
           </w:rPr>
           <w:fldChar w:fldCharType="end"/>
         </w:r>
@@ -1191,24 +1191,24 @@
         <w:tabs>
           <w:tab w:val="right" w:leader="dot" w:pos="10272"/>
         </w:tabs>
-        <w:spacing w:after="0" w:line="248" w:lineRule="exact"/>
+        <w:spacing w:after="0" w:line="196" w:lineRule="exact"/>
         <w:rPr>
           <w:rFonts w:ascii="Arial" w:hAnsi="Arial" w:cs="Arial"/>
           <w:noProof/>
           <w:kern w:val="2"/>
-          <w:sz w:val="21"/>
+          <w:sz w:val="17"/>
           <w:szCs w:val="24"/>
           <w:lang w:val="de-CH" w:eastAsia="de-CH"/>
           <w14:ligatures w14:val="standardContextual"/>
         </w:rPr>
       </w:pPr>
-      <w:hyperlink w:anchor="_Toc232814104" w:history="1">
+      <w:hyperlink w:anchor="_Toc232814697" w:history="1">
         <w:r>
           <w:rPr>
             <w:rStyle w:val="Hyperlink"/>
             <w:rFonts w:ascii="Arial" w:hAnsi="Arial" w:cs="Arial"/>
             <w:noProof/>
-            <w:sz w:val="21"/>
+            <w:sz w:val="17"/>
           </w:rPr>
           <w:t>3. Project Plan</w:t>
         </w:r>
@@ -1217,7 +1217,7 @@
             <w:rFonts w:ascii="Arial" w:hAnsi="Arial" w:cs="Arial"/>
             <w:noProof/>
             <w:webHidden/>
-            <w:sz w:val="21"/>
+            <w:sz w:val="17"/>
           </w:rPr>
           <w:tab/>
         </w:r>
@@ -1226,7 +1226,7 @@
             <w:rFonts w:ascii="Arial" w:hAnsi="Arial" w:cs="Arial"/>
             <w:noProof/>
             <w:webHidden/>
-            <w:sz w:val="21"/>
+            <w:sz w:val="17"/>
           </w:rPr>
           <w:fldChar w:fldCharType="begin"/>
         </w:r>
@@ -1235,24 +1235,24 @@
             <w:rFonts w:ascii="Arial" w:hAnsi="Arial" w:cs="Arial"/>
             <w:noProof/>
             <w:webHidden/>
-            <w:sz w:val="21"/>
-          </w:rPr>
-          <w:instrText xml:space="preserve"> PAGEREF _Toc232814104 \h </w:instrText>
-        </w:r>
-        <w:r>
-          <w:rPr>
-            <w:rFonts w:ascii="Arial" w:hAnsi="Arial" w:cs="Arial"/>
-            <w:noProof/>
-            <w:webHidden/>
-            <w:sz w:val="21"/>
-          </w:rPr>
-        </w:r>
-        <w:r>
-          <w:rPr>
-            <w:rFonts w:ascii="Arial" w:hAnsi="Arial" w:cs="Arial"/>
-            <w:noProof/>
-            <w:webHidden/>
-            <w:sz w:val="21"/>
+            <w:sz w:val="17"/>
+          </w:rPr>
+          <w:instrText xml:space="preserve"> PAGEREF _Toc232814697 \h </w:instrText>
+        </w:r>
+        <w:r>
+          <w:rPr>
+            <w:rFonts w:ascii="Arial" w:hAnsi="Arial" w:cs="Arial"/>
+            <w:noProof/>
+            <w:webHidden/>
+            <w:sz w:val="17"/>
+          </w:rPr>
+        </w:r>
+        <w:r>
+          <w:rPr>
+            <w:rFonts w:ascii="Arial" w:hAnsi="Arial" w:cs="Arial"/>
+            <w:noProof/>
+            <w:webHidden/>
+            <w:sz w:val="17"/>
           </w:rPr>
           <w:fldChar w:fldCharType="separate"/>
         </w:r>
@@ -1261,16 +1261,16 @@
             <w:rFonts w:ascii="Arial" w:hAnsi="Arial" w:cs="Arial"/>
             <w:noProof/>
             <w:webHidden/>
-            <w:sz w:val="21"/>
-          </w:rPr>
-          <w:t>4</w:t>
-        </w:r>
-        <w:r>
-          <w:rPr>
-            <w:rFonts w:ascii="Arial" w:hAnsi="Arial" w:cs="Arial"/>
-            <w:noProof/>
-            <w:webHidden/>
-            <w:sz w:val="21"/>
+            <w:sz w:val="17"/>
+          </w:rPr>
+          <w:t>5</w:t>
+        </w:r>
+        <w:r>
+          <w:rPr>
+            <w:rFonts w:ascii="Arial" w:hAnsi="Arial" w:cs="Arial"/>
+            <w:noProof/>
+            <w:webHidden/>
+            <w:sz w:val="17"/>
           </w:rPr>
           <w:fldChar w:fldCharType="end"/>
         </w:r>
@@ -1282,24 +1282,24 @@
         <w:tabs>
           <w:tab w:val="right" w:leader="dot" w:pos="10272"/>
         </w:tabs>
-        <w:spacing w:after="0" w:line="248" w:lineRule="exact"/>
+        <w:spacing w:after="0" w:line="196" w:lineRule="exact"/>
         <w:rPr>
           <w:rFonts w:ascii="Arial" w:hAnsi="Arial" w:cs="Arial"/>
           <w:noProof/>
           <w:kern w:val="2"/>
-          <w:sz w:val="21"/>
+          <w:sz w:val="17"/>
           <w:szCs w:val="24"/>
           <w:lang w:val="de-CH" w:eastAsia="de-CH"/>
           <w14:ligatures w14:val="standardContextual"/>
         </w:rPr>
       </w:pPr>
-      <w:hyperlink w:anchor="_Toc232814105" w:history="1">
+      <w:hyperlink w:anchor="_Toc232814698" w:history="1">
         <w:r>
           <w:rPr>
             <w:rStyle w:val="Hyperlink"/>
             <w:rFonts w:ascii="Arial" w:hAnsi="Arial" w:cs="Arial"/>
             <w:noProof/>
-            <w:sz w:val="21"/>
+            <w:sz w:val="17"/>
           </w:rPr>
           <w:t>4. Requirements</w:t>
         </w:r>
@@ -1308,7 +1308,7 @@
             <w:rFonts w:ascii="Arial" w:hAnsi="Arial" w:cs="Arial"/>
             <w:noProof/>
             <w:webHidden/>
-            <w:sz w:val="21"/>
+            <w:sz w:val="17"/>
           </w:rPr>
           <w:tab/>
         </w:r>
@@ -1317,7 +1317,7 @@
             <w:rFonts w:ascii="Arial" w:hAnsi="Arial" w:cs="Arial"/>
             <w:noProof/>
             <w:webHidden/>
-            <w:sz w:val="21"/>
+            <w:sz w:val="17"/>
           </w:rPr>
           <w:fldChar w:fldCharType="begin"/>
         </w:r>
@@ -1326,24 +1326,24 @@
             <w:rFonts w:ascii="Arial" w:hAnsi="Arial" w:cs="Arial"/>
             <w:noProof/>
             <w:webHidden/>
-            <w:sz w:val="21"/>
-          </w:rPr>
-          <w:instrText xml:space="preserve"> PAGEREF _Toc232814105 \h </w:instrText>
-        </w:r>
-        <w:r>
-          <w:rPr>
-            <w:rFonts w:ascii="Arial" w:hAnsi="Arial" w:cs="Arial"/>
-            <w:noProof/>
-            <w:webHidden/>
-            <w:sz w:val="21"/>
-          </w:rPr>
-        </w:r>
-        <w:r>
-          <w:rPr>
-            <w:rFonts w:ascii="Arial" w:hAnsi="Arial" w:cs="Arial"/>
-            <w:noProof/>
-            <w:webHidden/>
-            <w:sz w:val="21"/>
+            <w:sz w:val="17"/>
+          </w:rPr>
+          <w:instrText xml:space="preserve"> PAGEREF _Toc232814698 \h </w:instrText>
+        </w:r>
+        <w:r>
+          <w:rPr>
+            <w:rFonts w:ascii="Arial" w:hAnsi="Arial" w:cs="Arial"/>
+            <w:noProof/>
+            <w:webHidden/>
+            <w:sz w:val="17"/>
+          </w:rPr>
+        </w:r>
+        <w:r>
+          <w:rPr>
+            <w:rFonts w:ascii="Arial" w:hAnsi="Arial" w:cs="Arial"/>
+            <w:noProof/>
+            <w:webHidden/>
+            <w:sz w:val="17"/>
           </w:rPr>
           <w:fldChar w:fldCharType="separate"/>
         </w:r>
@@ -1352,16 +1352,16 @@
             <w:rFonts w:ascii="Arial" w:hAnsi="Arial" w:cs="Arial"/>
             <w:noProof/>
             <w:webHidden/>
-            <w:sz w:val="21"/>
-          </w:rPr>
-          <w:t>4</w:t>
-        </w:r>
-        <w:r>
-          <w:rPr>
-            <w:rFonts w:ascii="Arial" w:hAnsi="Arial" w:cs="Arial"/>
-            <w:noProof/>
-            <w:webHidden/>
-            <w:sz w:val="21"/>
+            <w:sz w:val="17"/>
+          </w:rPr>
+          <w:t>5</w:t>
+        </w:r>
+        <w:r>
+          <w:rPr>
+            <w:rFonts w:ascii="Arial" w:hAnsi="Arial" w:cs="Arial"/>
+            <w:noProof/>
+            <w:webHidden/>
+            <w:sz w:val="17"/>
           </w:rPr>
           <w:fldChar w:fldCharType="end"/>
         </w:r>
@@ -1373,24 +1373,24 @@
         <w:tabs>
           <w:tab w:val="right" w:leader="dot" w:pos="10272"/>
         </w:tabs>
-        <w:spacing w:after="0" w:line="248" w:lineRule="exact"/>
+        <w:spacing w:after="0" w:line="196" w:lineRule="exact"/>
         <w:rPr>
           <w:rFonts w:ascii="Arial" w:hAnsi="Arial" w:cs="Arial"/>
           <w:noProof/>
           <w:kern w:val="2"/>
-          <w:sz w:val="21"/>
+          <w:sz w:val="17"/>
           <w:szCs w:val="24"/>
           <w:lang w:val="de-CH" w:eastAsia="de-CH"/>
           <w14:ligatures w14:val="standardContextual"/>
         </w:rPr>
       </w:pPr>
-      <w:hyperlink w:anchor="_Toc232814106" w:history="1">
+      <w:hyperlink w:anchor="_Toc232814699" w:history="1">
         <w:r>
           <w:rPr>
             <w:rStyle w:val="Hyperlink"/>
             <w:rFonts w:ascii="Arial" w:hAnsi="Arial" w:cs="Arial"/>
             <w:noProof/>
-            <w:sz w:val="21"/>
+            <w:sz w:val="17"/>
           </w:rPr>
           <w:t>4.1 Functional Requirements</w:t>
         </w:r>
@@ -1399,7 +1399,7 @@
             <w:rFonts w:ascii="Arial" w:hAnsi="Arial" w:cs="Arial"/>
             <w:noProof/>
             <w:webHidden/>
-            <w:sz w:val="21"/>
+            <w:sz w:val="17"/>
           </w:rPr>
           <w:tab/>
         </w:r>
@@ -1408,7 +1408,7 @@
             <w:rFonts w:ascii="Arial" w:hAnsi="Arial" w:cs="Arial"/>
             <w:noProof/>
             <w:webHidden/>
-            <w:sz w:val="21"/>
+            <w:sz w:val="17"/>
           </w:rPr>
           <w:fldChar w:fldCharType="begin"/>
         </w:r>
@@ -1417,24 +1417,24 @@
             <w:rFonts w:ascii="Arial" w:hAnsi="Arial" w:cs="Arial"/>
             <w:noProof/>
             <w:webHidden/>
-            <w:sz w:val="21"/>
-          </w:rPr>
-          <w:instrText xml:space="preserve"> PAGEREF _Toc232814106 \h </w:instrText>
-        </w:r>
-        <w:r>
-          <w:rPr>
-            <w:rFonts w:ascii="Arial" w:hAnsi="Arial" w:cs="Arial"/>
-            <w:noProof/>
-            <w:webHidden/>
-            <w:sz w:val="21"/>
-          </w:rPr>
-        </w:r>
-        <w:r>
-          <w:rPr>
-            <w:rFonts w:ascii="Arial" w:hAnsi="Arial" w:cs="Arial"/>
-            <w:noProof/>
-            <w:webHidden/>
-            <w:sz w:val="21"/>
+            <w:sz w:val="17"/>
+          </w:rPr>
+          <w:instrText xml:space="preserve"> PAGEREF _Toc232814699 \h </w:instrText>
+        </w:r>
+        <w:r>
+          <w:rPr>
+            <w:rFonts w:ascii="Arial" w:hAnsi="Arial" w:cs="Arial"/>
+            <w:noProof/>
+            <w:webHidden/>
+            <w:sz w:val="17"/>
+          </w:rPr>
+        </w:r>
+        <w:r>
+          <w:rPr>
+            <w:rFonts w:ascii="Arial" w:hAnsi="Arial" w:cs="Arial"/>
+            <w:noProof/>
+            <w:webHidden/>
+            <w:sz w:val="17"/>
           </w:rPr>
           <w:fldChar w:fldCharType="separate"/>
         </w:r>
@@ -1443,16 +1443,16 @@
             <w:rFonts w:ascii="Arial" w:hAnsi="Arial" w:cs="Arial"/>
             <w:noProof/>
             <w:webHidden/>
-            <w:sz w:val="21"/>
-          </w:rPr>
-          <w:t>4</w:t>
-        </w:r>
-        <w:r>
-          <w:rPr>
-            <w:rFonts w:ascii="Arial" w:hAnsi="Arial" w:cs="Arial"/>
-            <w:noProof/>
-            <w:webHidden/>
-            <w:sz w:val="21"/>
+            <w:sz w:val="17"/>
+          </w:rPr>
+          <w:t>5</w:t>
+        </w:r>
+        <w:r>
+          <w:rPr>
+            <w:rFonts w:ascii="Arial" w:hAnsi="Arial" w:cs="Arial"/>
+            <w:noProof/>
+            <w:webHidden/>
+            <w:sz w:val="17"/>
           </w:rPr>
           <w:fldChar w:fldCharType="end"/>
         </w:r>
@@ -1464,24 +1464,24 @@
         <w:tabs>
           <w:tab w:val="right" w:leader="dot" w:pos="10272"/>
         </w:tabs>
-        <w:spacing w:after="0" w:line="248" w:lineRule="exact"/>
+        <w:spacing w:after="0" w:line="196" w:lineRule="exact"/>
         <w:rPr>
           <w:rFonts w:ascii="Arial" w:hAnsi="Arial" w:cs="Arial"/>
           <w:noProof/>
           <w:kern w:val="2"/>
-          <w:sz w:val="21"/>
+          <w:sz w:val="17"/>
           <w:szCs w:val="24"/>
           <w:lang w:val="de-CH" w:eastAsia="de-CH"/>
           <w14:ligatures w14:val="standardContextual"/>
         </w:rPr>
       </w:pPr>
-      <w:hyperlink w:anchor="_Toc232814107" w:history="1">
+      <w:hyperlink w:anchor="_Toc232814700" w:history="1">
         <w:r>
           <w:rPr>
             <w:rStyle w:val="Hyperlink"/>
             <w:rFonts w:ascii="Arial" w:hAnsi="Arial" w:cs="Arial"/>
             <w:noProof/>
-            <w:sz w:val="21"/>
+            <w:sz w:val="17"/>
           </w:rPr>
           <w:t>4.2 Non-Functional Requirements</w:t>
         </w:r>
@@ -1490,7 +1490,7 @@
             <w:rFonts w:ascii="Arial" w:hAnsi="Arial" w:cs="Arial"/>
             <w:noProof/>
             <w:webHidden/>
-            <w:sz w:val="21"/>
+            <w:sz w:val="17"/>
           </w:rPr>
           <w:tab/>
         </w:r>
@@ -1499,7 +1499,7 @@
             <w:rFonts w:ascii="Arial" w:hAnsi="Arial" w:cs="Arial"/>
             <w:noProof/>
             <w:webHidden/>
-            <w:sz w:val="21"/>
+            <w:sz w:val="17"/>
           </w:rPr>
           <w:fldChar w:fldCharType="begin"/>
         </w:r>
@@ -1508,24 +1508,24 @@
             <w:rFonts w:ascii="Arial" w:hAnsi="Arial" w:cs="Arial"/>
             <w:noProof/>
             <w:webHidden/>
-            <w:sz w:val="21"/>
-          </w:rPr>
-          <w:instrText xml:space="preserve"> PAGEREF _Toc232814107 \h </w:instrText>
-        </w:r>
-        <w:r>
-          <w:rPr>
-            <w:rFonts w:ascii="Arial" w:hAnsi="Arial" w:cs="Arial"/>
-            <w:noProof/>
-            <w:webHidden/>
-            <w:sz w:val="21"/>
-          </w:rPr>
-        </w:r>
-        <w:r>
-          <w:rPr>
-            <w:rFonts w:ascii="Arial" w:hAnsi="Arial" w:cs="Arial"/>
-            <w:noProof/>
-            <w:webHidden/>
-            <w:sz w:val="21"/>
+            <w:sz w:val="17"/>
+          </w:rPr>
+          <w:instrText xml:space="preserve"> PAGEREF _Toc232814700 \h </w:instrText>
+        </w:r>
+        <w:r>
+          <w:rPr>
+            <w:rFonts w:ascii="Arial" w:hAnsi="Arial" w:cs="Arial"/>
+            <w:noProof/>
+            <w:webHidden/>
+            <w:sz w:val="17"/>
+          </w:rPr>
+        </w:r>
+        <w:r>
+          <w:rPr>
+            <w:rFonts w:ascii="Arial" w:hAnsi="Arial" w:cs="Arial"/>
+            <w:noProof/>
+            <w:webHidden/>
+            <w:sz w:val="17"/>
           </w:rPr>
           <w:fldChar w:fldCharType="separate"/>
         </w:r>
@@ -1534,16 +1534,16 @@
             <w:rFonts w:ascii="Arial" w:hAnsi="Arial" w:cs="Arial"/>
             <w:noProof/>
             <w:webHidden/>
-            <w:sz w:val="21"/>
-          </w:rPr>
-          <w:t>4</w:t>
-        </w:r>
-        <w:r>
-          <w:rPr>
-            <w:rFonts w:ascii="Arial" w:hAnsi="Arial" w:cs="Arial"/>
-            <w:noProof/>
-            <w:webHidden/>
-            <w:sz w:val="21"/>
+            <w:sz w:val="17"/>
+          </w:rPr>
+          <w:t>5</w:t>
+        </w:r>
+        <w:r>
+          <w:rPr>
+            <w:rFonts w:ascii="Arial" w:hAnsi="Arial" w:cs="Arial"/>
+            <w:noProof/>
+            <w:webHidden/>
+            <w:sz w:val="17"/>
           </w:rPr>
           <w:fldChar w:fldCharType="end"/>
         </w:r>
@@ -1555,24 +1555,24 @@
         <w:tabs>
           <w:tab w:val="right" w:leader="dot" w:pos="10272"/>
         </w:tabs>
-        <w:spacing w:after="0" w:line="248" w:lineRule="exact"/>
+        <w:spacing w:after="0" w:line="196" w:lineRule="exact"/>
         <w:rPr>
           <w:rFonts w:ascii="Arial" w:hAnsi="Arial" w:cs="Arial"/>
           <w:noProof/>
           <w:kern w:val="2"/>
-          <w:sz w:val="21"/>
+          <w:sz w:val="17"/>
           <w:szCs w:val="24"/>
           <w:lang w:val="de-CH" w:eastAsia="de-CH"/>
           <w14:ligatures w14:val="standardContextual"/>
         </w:rPr>
       </w:pPr>
-      <w:hyperlink w:anchor="_Toc232814108" w:history="1">
+      <w:hyperlink w:anchor="_Toc232814701" w:history="1">
         <w:r>
           <w:rPr>
             <w:rStyle w:val="Hyperlink"/>
             <w:rFonts w:ascii="Arial" w:hAnsi="Arial" w:cs="Arial"/>
             <w:noProof/>
-            <w:sz w:val="21"/>
+            <w:sz w:val="17"/>
           </w:rPr>
           <w:t>5. System Design</w:t>
         </w:r>
@@ -1581,7 +1581,7 @@
             <w:rFonts w:ascii="Arial" w:hAnsi="Arial" w:cs="Arial"/>
             <w:noProof/>
             <w:webHidden/>
-            <w:sz w:val="21"/>
+            <w:sz w:val="17"/>
           </w:rPr>
           <w:tab/>
         </w:r>
@@ -1590,7 +1590,7 @@
             <w:rFonts w:ascii="Arial" w:hAnsi="Arial" w:cs="Arial"/>
             <w:noProof/>
             <w:webHidden/>
-            <w:sz w:val="21"/>
+            <w:sz w:val="17"/>
           </w:rPr>
           <w:fldChar w:fldCharType="begin"/>
         </w:r>
@@ -1599,24 +1599,24 @@
             <w:rFonts w:ascii="Arial" w:hAnsi="Arial" w:cs="Arial"/>
             <w:noProof/>
             <w:webHidden/>
-            <w:sz w:val="21"/>
-          </w:rPr>
-          <w:instrText xml:space="preserve"> PAGEREF _Toc232814108 \h </w:instrText>
-        </w:r>
-        <w:r>
-          <w:rPr>
-            <w:rFonts w:ascii="Arial" w:hAnsi="Arial" w:cs="Arial"/>
-            <w:noProof/>
-            <w:webHidden/>
-            <w:sz w:val="21"/>
-          </w:rPr>
-        </w:r>
-        <w:r>
-          <w:rPr>
-            <w:rFonts w:ascii="Arial" w:hAnsi="Arial" w:cs="Arial"/>
-            <w:noProof/>
-            <w:webHidden/>
-            <w:sz w:val="21"/>
+            <w:sz w:val="17"/>
+          </w:rPr>
+          <w:instrText xml:space="preserve"> PAGEREF _Toc232814701 \h </w:instrText>
+        </w:r>
+        <w:r>
+          <w:rPr>
+            <w:rFonts w:ascii="Arial" w:hAnsi="Arial" w:cs="Arial"/>
+            <w:noProof/>
+            <w:webHidden/>
+            <w:sz w:val="17"/>
+          </w:rPr>
+        </w:r>
+        <w:r>
+          <w:rPr>
+            <w:rFonts w:ascii="Arial" w:hAnsi="Arial" w:cs="Arial"/>
+            <w:noProof/>
+            <w:webHidden/>
+            <w:sz w:val="17"/>
           </w:rPr>
           <w:fldChar w:fldCharType="separate"/>
         </w:r>
@@ -1625,16 +1625,16 @@
             <w:rFonts w:ascii="Arial" w:hAnsi="Arial" w:cs="Arial"/>
             <w:noProof/>
             <w:webHidden/>
-            <w:sz w:val="21"/>
-          </w:rPr>
-          <w:t>4</w:t>
-        </w:r>
-        <w:r>
-          <w:rPr>
-            <w:rFonts w:ascii="Arial" w:hAnsi="Arial" w:cs="Arial"/>
-            <w:noProof/>
-            <w:webHidden/>
-            <w:sz w:val="21"/>
+            <w:sz w:val="17"/>
+          </w:rPr>
+          <w:t>5</w:t>
+        </w:r>
+        <w:r>
+          <w:rPr>
+            <w:rFonts w:ascii="Arial" w:hAnsi="Arial" w:cs="Arial"/>
+            <w:noProof/>
+            <w:webHidden/>
+            <w:sz w:val="17"/>
           </w:rPr>
           <w:fldChar w:fldCharType="end"/>
         </w:r>
@@ -1646,24 +1646,24 @@
         <w:tabs>
           <w:tab w:val="right" w:leader="dot" w:pos="10272"/>
         </w:tabs>
-        <w:spacing w:after="0" w:line="248" w:lineRule="exact"/>
+        <w:spacing w:after="0" w:line="196" w:lineRule="exact"/>
         <w:rPr>
           <w:rFonts w:ascii="Arial" w:hAnsi="Arial" w:cs="Arial"/>
           <w:noProof/>
           <w:kern w:val="2"/>
-          <w:sz w:val="21"/>
+          <w:sz w:val="17"/>
           <w:szCs w:val="24"/>
           <w:lang w:val="de-CH" w:eastAsia="de-CH"/>
           <w14:ligatures w14:val="standardContextual"/>
         </w:rPr>
       </w:pPr>
-      <w:hyperlink w:anchor="_Toc232814109" w:history="1">
+      <w:hyperlink w:anchor="_Toc232814702" w:history="1">
         <w:r>
           <w:rPr>
             <w:rStyle w:val="Hyperlink"/>
             <w:rFonts w:ascii="Arial" w:hAnsi="Arial" w:cs="Arial"/>
             <w:noProof/>
-            <w:sz w:val="21"/>
+            <w:sz w:val="17"/>
           </w:rPr>
           <w:t>5.1 Module Overview</w:t>
         </w:r>
@@ -1672,7 +1672,7 @@
             <w:rFonts w:ascii="Arial" w:hAnsi="Arial" w:cs="Arial"/>
             <w:noProof/>
             <w:webHidden/>
-            <w:sz w:val="21"/>
+            <w:sz w:val="17"/>
           </w:rPr>
           <w:tab/>
         </w:r>
@@ -1681,7 +1681,7 @@
             <w:rFonts w:ascii="Arial" w:hAnsi="Arial" w:cs="Arial"/>
             <w:noProof/>
             <w:webHidden/>
-            <w:sz w:val="21"/>
+            <w:sz w:val="17"/>
           </w:rPr>
           <w:fldChar w:fldCharType="begin"/>
         </w:r>
@@ -1690,24 +1690,24 @@
             <w:rFonts w:ascii="Arial" w:hAnsi="Arial" w:cs="Arial"/>
             <w:noProof/>
             <w:webHidden/>
-            <w:sz w:val="21"/>
-          </w:rPr>
-          <w:instrText xml:space="preserve"> PAGEREF _Toc232814109 \h </w:instrText>
-        </w:r>
-        <w:r>
-          <w:rPr>
-            <w:rFonts w:ascii="Arial" w:hAnsi="Arial" w:cs="Arial"/>
-            <w:noProof/>
-            <w:webHidden/>
-            <w:sz w:val="21"/>
-          </w:rPr>
-        </w:r>
-        <w:r>
-          <w:rPr>
-            <w:rFonts w:ascii="Arial" w:hAnsi="Arial" w:cs="Arial"/>
-            <w:noProof/>
-            <w:webHidden/>
-            <w:sz w:val="21"/>
+            <w:sz w:val="17"/>
+          </w:rPr>
+          <w:instrText xml:space="preserve"> PAGEREF _Toc232814702 \h </w:instrText>
+        </w:r>
+        <w:r>
+          <w:rPr>
+            <w:rFonts w:ascii="Arial" w:hAnsi="Arial" w:cs="Arial"/>
+            <w:noProof/>
+            <w:webHidden/>
+            <w:sz w:val="17"/>
+          </w:rPr>
+        </w:r>
+        <w:r>
+          <w:rPr>
+            <w:rFonts w:ascii="Arial" w:hAnsi="Arial" w:cs="Arial"/>
+            <w:noProof/>
+            <w:webHidden/>
+            <w:sz w:val="17"/>
           </w:rPr>
           <w:fldChar w:fldCharType="separate"/>
         </w:r>
@@ -1716,16 +1716,16 @@
             <w:rFonts w:ascii="Arial" w:hAnsi="Arial" w:cs="Arial"/>
             <w:noProof/>
             <w:webHidden/>
-            <w:sz w:val="21"/>
-          </w:rPr>
-          <w:t>4</w:t>
-        </w:r>
-        <w:r>
-          <w:rPr>
-            <w:rFonts w:ascii="Arial" w:hAnsi="Arial" w:cs="Arial"/>
-            <w:noProof/>
-            <w:webHidden/>
-            <w:sz w:val="21"/>
+            <w:sz w:val="17"/>
+          </w:rPr>
+          <w:t>5</w:t>
+        </w:r>
+        <w:r>
+          <w:rPr>
+            <w:rFonts w:ascii="Arial" w:hAnsi="Arial" w:cs="Arial"/>
+            <w:noProof/>
+            <w:webHidden/>
+            <w:sz w:val="17"/>
           </w:rPr>
           <w:fldChar w:fldCharType="end"/>
         </w:r>
@@ -1737,24 +1737,24 @@
         <w:tabs>
           <w:tab w:val="right" w:leader="dot" w:pos="10272"/>
         </w:tabs>
-        <w:spacing w:after="0" w:line="248" w:lineRule="exact"/>
+        <w:spacing w:after="0" w:line="196" w:lineRule="exact"/>
         <w:rPr>
           <w:rFonts w:ascii="Arial" w:hAnsi="Arial" w:cs="Arial"/>
           <w:noProof/>
           <w:kern w:val="2"/>
-          <w:sz w:val="21"/>
+          <w:sz w:val="17"/>
           <w:szCs w:val="24"/>
           <w:lang w:val="de-CH" w:eastAsia="de-CH"/>
           <w14:ligatures w14:val="standardContextual"/>
         </w:rPr>
       </w:pPr>
-      <w:hyperlink w:anchor="_Toc232814110" w:history="1">
+      <w:hyperlink w:anchor="_Toc232814703" w:history="1">
         <w:r>
           <w:rPr>
             <w:rStyle w:val="Hyperlink"/>
             <w:rFonts w:ascii="Arial" w:hAnsi="Arial" w:cs="Arial"/>
             <w:noProof/>
-            <w:sz w:val="21"/>
+            <w:sz w:val="17"/>
           </w:rPr>
           <w:t>5.2 Main Workflow</w:t>
         </w:r>
@@ -1763,7 +1763,7 @@
             <w:rFonts w:ascii="Arial" w:hAnsi="Arial" w:cs="Arial"/>
             <w:noProof/>
             <w:webHidden/>
-            <w:sz w:val="21"/>
+            <w:sz w:val="17"/>
           </w:rPr>
           <w:tab/>
         </w:r>
@@ -1772,7 +1772,7 @@
             <w:rFonts w:ascii="Arial" w:hAnsi="Arial" w:cs="Arial"/>
             <w:noProof/>
             <w:webHidden/>
-            <w:sz w:val="21"/>
+            <w:sz w:val="17"/>
           </w:rPr>
           <w:fldChar w:fldCharType="begin"/>
         </w:r>
@@ -1781,24 +1781,24 @@
             <w:rFonts w:ascii="Arial" w:hAnsi="Arial" w:cs="Arial"/>
             <w:noProof/>
             <w:webHidden/>
-            <w:sz w:val="21"/>
-          </w:rPr>
-          <w:instrText xml:space="preserve"> PAGEREF _Toc232814110 \h </w:instrText>
-        </w:r>
-        <w:r>
-          <w:rPr>
-            <w:rFonts w:ascii="Arial" w:hAnsi="Arial" w:cs="Arial"/>
-            <w:noProof/>
-            <w:webHidden/>
-            <w:sz w:val="21"/>
-          </w:rPr>
-        </w:r>
-        <w:r>
-          <w:rPr>
-            <w:rFonts w:ascii="Arial" w:hAnsi="Arial" w:cs="Arial"/>
-            <w:noProof/>
-            <w:webHidden/>
-            <w:sz w:val="21"/>
+            <w:sz w:val="17"/>
+          </w:rPr>
+          <w:instrText xml:space="preserve"> PAGEREF _Toc232814703 \h </w:instrText>
+        </w:r>
+        <w:r>
+          <w:rPr>
+            <w:rFonts w:ascii="Arial" w:hAnsi="Arial" w:cs="Arial"/>
+            <w:noProof/>
+            <w:webHidden/>
+            <w:sz w:val="17"/>
+          </w:rPr>
+        </w:r>
+        <w:r>
+          <w:rPr>
+            <w:rFonts w:ascii="Arial" w:hAnsi="Arial" w:cs="Arial"/>
+            <w:noProof/>
+            <w:webHidden/>
+            <w:sz w:val="17"/>
           </w:rPr>
           <w:fldChar w:fldCharType="separate"/>
         </w:r>
@@ -1807,16 +1807,16 @@
             <w:rFonts w:ascii="Arial" w:hAnsi="Arial" w:cs="Arial"/>
             <w:noProof/>
             <w:webHidden/>
-            <w:sz w:val="21"/>
-          </w:rPr>
-          <w:t>5</w:t>
-        </w:r>
-        <w:r>
-          <w:rPr>
-            <w:rFonts w:ascii="Arial" w:hAnsi="Arial" w:cs="Arial"/>
-            <w:noProof/>
-            <w:webHidden/>
-            <w:sz w:val="21"/>
+            <w:sz w:val="17"/>
+          </w:rPr>
+          <w:t>6</w:t>
+        </w:r>
+        <w:r>
+          <w:rPr>
+            <w:rFonts w:ascii="Arial" w:hAnsi="Arial" w:cs="Arial"/>
+            <w:noProof/>
+            <w:webHidden/>
+            <w:sz w:val="17"/>
           </w:rPr>
           <w:fldChar w:fldCharType="end"/>
         </w:r>
@@ -1828,24 +1828,24 @@
         <w:tabs>
           <w:tab w:val="right" w:leader="dot" w:pos="10272"/>
         </w:tabs>
-        <w:spacing w:after="0" w:line="248" w:lineRule="exact"/>
+        <w:spacing w:after="0" w:line="196" w:lineRule="exact"/>
         <w:rPr>
           <w:rFonts w:ascii="Arial" w:hAnsi="Arial" w:cs="Arial"/>
           <w:noProof/>
           <w:kern w:val="2"/>
-          <w:sz w:val="21"/>
+          <w:sz w:val="17"/>
           <w:szCs w:val="24"/>
           <w:lang w:val="de-CH" w:eastAsia="de-CH"/>
           <w14:ligatures w14:val="standardContextual"/>
         </w:rPr>
       </w:pPr>
-      <w:hyperlink w:anchor="_Toc232814111" w:history="1">
+      <w:hyperlink w:anchor="_Toc232814704" w:history="1">
         <w:r>
           <w:rPr>
             <w:rStyle w:val="Hyperlink"/>
             <w:rFonts w:ascii="Arial" w:hAnsi="Arial" w:cs="Arial"/>
             <w:noProof/>
-            <w:sz w:val="21"/>
+            <w:sz w:val="17"/>
           </w:rPr>
           <w:t>5.3 System Architecture Diagram</w:t>
         </w:r>
@@ -1854,7 +1854,7 @@
             <w:rFonts w:ascii="Arial" w:hAnsi="Arial" w:cs="Arial"/>
             <w:noProof/>
             <w:webHidden/>
-            <w:sz w:val="21"/>
+            <w:sz w:val="17"/>
           </w:rPr>
           <w:tab/>
         </w:r>
@@ -1863,7 +1863,7 @@
             <w:rFonts w:ascii="Arial" w:hAnsi="Arial" w:cs="Arial"/>
             <w:noProof/>
             <w:webHidden/>
-            <w:sz w:val="21"/>
+            <w:sz w:val="17"/>
           </w:rPr>
           <w:fldChar w:fldCharType="begin"/>
         </w:r>
@@ -1872,24 +1872,24 @@
             <w:rFonts w:ascii="Arial" w:hAnsi="Arial" w:cs="Arial"/>
             <w:noProof/>
             <w:webHidden/>
-            <w:sz w:val="21"/>
-          </w:rPr>
-          <w:instrText xml:space="preserve"> PAGEREF _Toc232814111 \h </w:instrText>
-        </w:r>
-        <w:r>
-          <w:rPr>
-            <w:rFonts w:ascii="Arial" w:hAnsi="Arial" w:cs="Arial"/>
-            <w:noProof/>
-            <w:webHidden/>
-            <w:sz w:val="21"/>
-          </w:rPr>
-        </w:r>
-        <w:r>
-          <w:rPr>
-            <w:rFonts w:ascii="Arial" w:hAnsi="Arial" w:cs="Arial"/>
-            <w:noProof/>
-            <w:webHidden/>
-            <w:sz w:val="21"/>
+            <w:sz w:val="17"/>
+          </w:rPr>
+          <w:instrText xml:space="preserve"> PAGEREF _Toc232814704 \h </w:instrText>
+        </w:r>
+        <w:r>
+          <w:rPr>
+            <w:rFonts w:ascii="Arial" w:hAnsi="Arial" w:cs="Arial"/>
+            <w:noProof/>
+            <w:webHidden/>
+            <w:sz w:val="17"/>
+          </w:rPr>
+        </w:r>
+        <w:r>
+          <w:rPr>
+            <w:rFonts w:ascii="Arial" w:hAnsi="Arial" w:cs="Arial"/>
+            <w:noProof/>
+            <w:webHidden/>
+            <w:sz w:val="17"/>
           </w:rPr>
           <w:fldChar w:fldCharType="separate"/>
         </w:r>
@@ -1898,16 +1898,16 @@
             <w:rFonts w:ascii="Arial" w:hAnsi="Arial" w:cs="Arial"/>
             <w:noProof/>
             <w:webHidden/>
-            <w:sz w:val="21"/>
-          </w:rPr>
-          <w:t>6</w:t>
-        </w:r>
-        <w:r>
-          <w:rPr>
-            <w:rFonts w:ascii="Arial" w:hAnsi="Arial" w:cs="Arial"/>
-            <w:noProof/>
-            <w:webHidden/>
-            <w:sz w:val="21"/>
+            <w:sz w:val="17"/>
+          </w:rPr>
+          <w:t>7</w:t>
+        </w:r>
+        <w:r>
+          <w:rPr>
+            <w:rFonts w:ascii="Arial" w:hAnsi="Arial" w:cs="Arial"/>
+            <w:noProof/>
+            <w:webHidden/>
+            <w:sz w:val="17"/>
           </w:rPr>
           <w:fldChar w:fldCharType="end"/>
         </w:r>
@@ -1919,24 +1919,24 @@
         <w:tabs>
           <w:tab w:val="right" w:leader="dot" w:pos="10272"/>
         </w:tabs>
-        <w:spacing w:after="0" w:line="248" w:lineRule="exact"/>
+        <w:spacing w:after="0" w:line="196" w:lineRule="exact"/>
         <w:rPr>
           <w:rFonts w:ascii="Arial" w:hAnsi="Arial" w:cs="Arial"/>
           <w:noProof/>
           <w:kern w:val="2"/>
-          <w:sz w:val="21"/>
+          <w:sz w:val="17"/>
           <w:szCs w:val="24"/>
           <w:lang w:val="de-CH" w:eastAsia="de-CH"/>
           <w14:ligatures w14:val="standardContextual"/>
         </w:rPr>
       </w:pPr>
-      <w:hyperlink w:anchor="_Toc232814112" w:history="1">
+      <w:hyperlink w:anchor="_Toc232814705" w:history="1">
         <w:r>
           <w:rPr>
             <w:rStyle w:val="Hyperlink"/>
             <w:rFonts w:ascii="Arial" w:hAnsi="Arial" w:cs="Arial"/>
             <w:noProof/>
-            <w:sz w:val="21"/>
+            <w:sz w:val="17"/>
           </w:rPr>
           <w:t>5.4 UML Activity Diagram</w:t>
         </w:r>
@@ -1945,7 +1945,7 @@
             <w:rFonts w:ascii="Arial" w:hAnsi="Arial" w:cs="Arial"/>
             <w:noProof/>
             <w:webHidden/>
-            <w:sz w:val="21"/>
+            <w:sz w:val="17"/>
           </w:rPr>
           <w:tab/>
         </w:r>
@@ -1954,7 +1954,7 @@
             <w:rFonts w:ascii="Arial" w:hAnsi="Arial" w:cs="Arial"/>
             <w:noProof/>
             <w:webHidden/>
-            <w:sz w:val="21"/>
+            <w:sz w:val="17"/>
           </w:rPr>
           <w:fldChar w:fldCharType="begin"/>
         </w:r>
@@ -1963,24 +1963,24 @@
             <w:rFonts w:ascii="Arial" w:hAnsi="Arial" w:cs="Arial"/>
             <w:noProof/>
             <w:webHidden/>
-            <w:sz w:val="21"/>
-          </w:rPr>
-          <w:instrText xml:space="preserve"> PAGEREF _Toc232814112 \h </w:instrText>
-        </w:r>
-        <w:r>
-          <w:rPr>
-            <w:rFonts w:ascii="Arial" w:hAnsi="Arial" w:cs="Arial"/>
-            <w:noProof/>
-            <w:webHidden/>
-            <w:sz w:val="21"/>
-          </w:rPr>
-        </w:r>
-        <w:r>
-          <w:rPr>
-            <w:rFonts w:ascii="Arial" w:hAnsi="Arial" w:cs="Arial"/>
-            <w:noProof/>
-            <w:webHidden/>
-            <w:sz w:val="21"/>
+            <w:sz w:val="17"/>
+          </w:rPr>
+          <w:instrText xml:space="preserve"> PAGEREF _Toc232814705 \h </w:instrText>
+        </w:r>
+        <w:r>
+          <w:rPr>
+            <w:rFonts w:ascii="Arial" w:hAnsi="Arial" w:cs="Arial"/>
+            <w:noProof/>
+            <w:webHidden/>
+            <w:sz w:val="17"/>
+          </w:rPr>
+        </w:r>
+        <w:r>
+          <w:rPr>
+            <w:rFonts w:ascii="Arial" w:hAnsi="Arial" w:cs="Arial"/>
+            <w:noProof/>
+            <w:webHidden/>
+            <w:sz w:val="17"/>
           </w:rPr>
           <w:fldChar w:fldCharType="separate"/>
         </w:r>
@@ -1989,16 +1989,16 @@
             <w:rFonts w:ascii="Arial" w:hAnsi="Arial" w:cs="Arial"/>
             <w:noProof/>
             <w:webHidden/>
-            <w:sz w:val="21"/>
-          </w:rPr>
-          <w:t>7</w:t>
-        </w:r>
-        <w:r>
-          <w:rPr>
-            <w:rFonts w:ascii="Arial" w:hAnsi="Arial" w:cs="Arial"/>
-            <w:noProof/>
-            <w:webHidden/>
-            <w:sz w:val="21"/>
+            <w:sz w:val="17"/>
+          </w:rPr>
+          <w:t>8</w:t>
+        </w:r>
+        <w:r>
+          <w:rPr>
+            <w:rFonts w:ascii="Arial" w:hAnsi="Arial" w:cs="Arial"/>
+            <w:noProof/>
+            <w:webHidden/>
+            <w:sz w:val="17"/>
           </w:rPr>
           <w:fldChar w:fldCharType="end"/>
         </w:r>
@@ -2010,24 +2010,24 @@
         <w:tabs>
           <w:tab w:val="right" w:leader="dot" w:pos="10272"/>
         </w:tabs>
-        <w:spacing w:after="0" w:line="248" w:lineRule="exact"/>
+        <w:spacing w:after="0" w:line="196" w:lineRule="exact"/>
         <w:rPr>
           <w:rFonts w:ascii="Arial" w:hAnsi="Arial" w:cs="Arial"/>
           <w:noProof/>
           <w:kern w:val="2"/>
-          <w:sz w:val="21"/>
+          <w:sz w:val="17"/>
           <w:szCs w:val="24"/>
           <w:lang w:val="de-CH" w:eastAsia="de-CH"/>
           <w14:ligatures w14:val="standardContextual"/>
         </w:rPr>
       </w:pPr>
-      <w:hyperlink w:anchor="_Toc232814113" w:history="1">
+      <w:hyperlink w:anchor="_Toc232814706" w:history="1">
         <w:r>
           <w:rPr>
             <w:rStyle w:val="Hyperlink"/>
             <w:rFonts w:ascii="Arial" w:hAnsi="Arial" w:cs="Arial"/>
             <w:noProof/>
-            <w:sz w:val="21"/>
+            <w:sz w:val="17"/>
           </w:rPr>
           <w:t>5.5 UML Component Diagram</w:t>
         </w:r>
@@ -2036,7 +2036,7 @@
             <w:rFonts w:ascii="Arial" w:hAnsi="Arial" w:cs="Arial"/>
             <w:noProof/>
             <w:webHidden/>
-            <w:sz w:val="21"/>
+            <w:sz w:val="17"/>
           </w:rPr>
           <w:tab/>
         </w:r>
@@ -2045,7 +2045,7 @@
             <w:rFonts w:ascii="Arial" w:hAnsi="Arial" w:cs="Arial"/>
             <w:noProof/>
             <w:webHidden/>
-            <w:sz w:val="21"/>
+            <w:sz w:val="17"/>
           </w:rPr>
           <w:fldChar w:fldCharType="begin"/>
         </w:r>
@@ -2054,24 +2054,24 @@
             <w:rFonts w:ascii="Arial" w:hAnsi="Arial" w:cs="Arial"/>
             <w:noProof/>
             <w:webHidden/>
-            <w:sz w:val="21"/>
-          </w:rPr>
-          <w:instrText xml:space="preserve"> PAGEREF _Toc232814113 \h </w:instrText>
-        </w:r>
-        <w:r>
-          <w:rPr>
-            <w:rFonts w:ascii="Arial" w:hAnsi="Arial" w:cs="Arial"/>
-            <w:noProof/>
-            <w:webHidden/>
-            <w:sz w:val="21"/>
-          </w:rPr>
-        </w:r>
-        <w:r>
-          <w:rPr>
-            <w:rFonts w:ascii="Arial" w:hAnsi="Arial" w:cs="Arial"/>
-            <w:noProof/>
-            <w:webHidden/>
-            <w:sz w:val="21"/>
+            <w:sz w:val="17"/>
+          </w:rPr>
+          <w:instrText xml:space="preserve"> PAGEREF _Toc232814706 \h </w:instrText>
+        </w:r>
+        <w:r>
+          <w:rPr>
+            <w:rFonts w:ascii="Arial" w:hAnsi="Arial" w:cs="Arial"/>
+            <w:noProof/>
+            <w:webHidden/>
+            <w:sz w:val="17"/>
+          </w:rPr>
+        </w:r>
+        <w:r>
+          <w:rPr>
+            <w:rFonts w:ascii="Arial" w:hAnsi="Arial" w:cs="Arial"/>
+            <w:noProof/>
+            <w:webHidden/>
+            <w:sz w:val="17"/>
           </w:rPr>
           <w:fldChar w:fldCharType="separate"/>
         </w:r>
@@ -2080,16 +2080,16 @@
             <w:rFonts w:ascii="Arial" w:hAnsi="Arial" w:cs="Arial"/>
             <w:noProof/>
             <w:webHidden/>
-            <w:sz w:val="21"/>
-          </w:rPr>
-          <w:t>8</w:t>
-        </w:r>
-        <w:r>
-          <w:rPr>
-            <w:rFonts w:ascii="Arial" w:hAnsi="Arial" w:cs="Arial"/>
-            <w:noProof/>
-            <w:webHidden/>
-            <w:sz w:val="21"/>
+            <w:sz w:val="17"/>
+          </w:rPr>
+          <w:t>9</w:t>
+        </w:r>
+        <w:r>
+          <w:rPr>
+            <w:rFonts w:ascii="Arial" w:hAnsi="Arial" w:cs="Arial"/>
+            <w:noProof/>
+            <w:webHidden/>
+            <w:sz w:val="17"/>
           </w:rPr>
           <w:fldChar w:fldCharType="end"/>
         </w:r>
@@ -2101,24 +2101,24 @@
         <w:tabs>
           <w:tab w:val="right" w:leader="dot" w:pos="10272"/>
         </w:tabs>
-        <w:spacing w:after="0" w:line="248" w:lineRule="exact"/>
+        <w:spacing w:after="0" w:line="196" w:lineRule="exact"/>
         <w:rPr>
           <w:rFonts w:ascii="Arial" w:hAnsi="Arial" w:cs="Arial"/>
           <w:noProof/>
           <w:kern w:val="2"/>
-          <w:sz w:val="21"/>
+          <w:sz w:val="17"/>
           <w:szCs w:val="24"/>
           <w:lang w:val="de-CH" w:eastAsia="de-CH"/>
           <w14:ligatures w14:val="standardContextual"/>
         </w:rPr>
       </w:pPr>
-      <w:hyperlink w:anchor="_Toc232814114" w:history="1">
+      <w:hyperlink w:anchor="_Toc232814707" w:history="1">
         <w:r>
           <w:rPr>
             <w:rStyle w:val="Hyperlink"/>
             <w:rFonts w:ascii="Arial" w:hAnsi="Arial" w:cs="Arial"/>
             <w:noProof/>
-            <w:sz w:val="21"/>
+            <w:sz w:val="17"/>
           </w:rPr>
           <w:t>5.6 UML Deployment Diagram</w:t>
         </w:r>
@@ -2127,7 +2127,7 @@
             <w:rFonts w:ascii="Arial" w:hAnsi="Arial" w:cs="Arial"/>
             <w:noProof/>
             <w:webHidden/>
-            <w:sz w:val="21"/>
+            <w:sz w:val="17"/>
           </w:rPr>
           <w:tab/>
         </w:r>
@@ -2136,7 +2136,7 @@
             <w:rFonts w:ascii="Arial" w:hAnsi="Arial" w:cs="Arial"/>
             <w:noProof/>
             <w:webHidden/>
-            <w:sz w:val="21"/>
+            <w:sz w:val="17"/>
           </w:rPr>
           <w:fldChar w:fldCharType="begin"/>
         </w:r>
@@ -2145,24 +2145,24 @@
             <w:rFonts w:ascii="Arial" w:hAnsi="Arial" w:cs="Arial"/>
             <w:noProof/>
             <w:webHidden/>
-            <w:sz w:val="21"/>
-          </w:rPr>
-          <w:instrText xml:space="preserve"> PAGEREF _Toc232814114 \h </w:instrText>
-        </w:r>
-        <w:r>
-          <w:rPr>
-            <w:rFonts w:ascii="Arial" w:hAnsi="Arial" w:cs="Arial"/>
-            <w:noProof/>
-            <w:webHidden/>
-            <w:sz w:val="21"/>
-          </w:rPr>
-        </w:r>
-        <w:r>
-          <w:rPr>
-            <w:rFonts w:ascii="Arial" w:hAnsi="Arial" w:cs="Arial"/>
-            <w:noProof/>
-            <w:webHidden/>
-            <w:sz w:val="21"/>
+            <w:sz w:val="17"/>
+          </w:rPr>
+          <w:instrText xml:space="preserve"> PAGEREF _Toc232814707 \h </w:instrText>
+        </w:r>
+        <w:r>
+          <w:rPr>
+            <w:rFonts w:ascii="Arial" w:hAnsi="Arial" w:cs="Arial"/>
+            <w:noProof/>
+            <w:webHidden/>
+            <w:sz w:val="17"/>
+          </w:rPr>
+        </w:r>
+        <w:r>
+          <w:rPr>
+            <w:rFonts w:ascii="Arial" w:hAnsi="Arial" w:cs="Arial"/>
+            <w:noProof/>
+            <w:webHidden/>
+            <w:sz w:val="17"/>
           </w:rPr>
           <w:fldChar w:fldCharType="separate"/>
         </w:r>
@@ -2171,16 +2171,16 @@
             <w:rFonts w:ascii="Arial" w:hAnsi="Arial" w:cs="Arial"/>
             <w:noProof/>
             <w:webHidden/>
-            <w:sz w:val="21"/>
-          </w:rPr>
-          <w:t>8</w:t>
-        </w:r>
-        <w:r>
-          <w:rPr>
-            <w:rFonts w:ascii="Arial" w:hAnsi="Arial" w:cs="Arial"/>
-            <w:noProof/>
-            <w:webHidden/>
-            <w:sz w:val="21"/>
+            <w:sz w:val="17"/>
+          </w:rPr>
+          <w:t>9</w:t>
+        </w:r>
+        <w:r>
+          <w:rPr>
+            <w:rFonts w:ascii="Arial" w:hAnsi="Arial" w:cs="Arial"/>
+            <w:noProof/>
+            <w:webHidden/>
+            <w:sz w:val="17"/>
           </w:rPr>
           <w:fldChar w:fldCharType="end"/>
         </w:r>
@@ -2192,24 +2192,24 @@
         <w:tabs>
           <w:tab w:val="right" w:leader="dot" w:pos="10272"/>
         </w:tabs>
-        <w:spacing w:after="0" w:line="248" w:lineRule="exact"/>
+        <w:spacing w:after="0" w:line="196" w:lineRule="exact"/>
         <w:rPr>
           <w:rFonts w:ascii="Arial" w:hAnsi="Arial" w:cs="Arial"/>
           <w:noProof/>
           <w:kern w:val="2"/>
-          <w:sz w:val="21"/>
+          <w:sz w:val="17"/>
           <w:szCs w:val="24"/>
           <w:lang w:val="de-CH" w:eastAsia="de-CH"/>
           <w14:ligatures w14:val="standardContextual"/>
         </w:rPr>
       </w:pPr>
-      <w:hyperlink w:anchor="_Toc232814115" w:history="1">
+      <w:hyperlink w:anchor="_Toc232814708" w:history="1">
         <w:r>
           <w:rPr>
             <w:rStyle w:val="Hyperlink"/>
             <w:rFonts w:ascii="Arial" w:hAnsi="Arial" w:cs="Arial"/>
             <w:noProof/>
-            <w:sz w:val="21"/>
+            <w:sz w:val="17"/>
           </w:rPr>
           <w:t>5.7 UML Class Diagram</w:t>
         </w:r>
@@ -2218,7 +2218,7 @@
             <w:rFonts w:ascii="Arial" w:hAnsi="Arial" w:cs="Arial"/>
             <w:noProof/>
             <w:webHidden/>
-            <w:sz w:val="21"/>
+            <w:sz w:val="17"/>
           </w:rPr>
           <w:tab/>
         </w:r>
@@ -2227,7 +2227,7 @@
             <w:rFonts w:ascii="Arial" w:hAnsi="Arial" w:cs="Arial"/>
             <w:noProof/>
             <w:webHidden/>
-            <w:sz w:val="21"/>
+            <w:sz w:val="17"/>
           </w:rPr>
           <w:fldChar w:fldCharType="begin"/>
         </w:r>
@@ -2236,24 +2236,24 @@
             <w:rFonts w:ascii="Arial" w:hAnsi="Arial" w:cs="Arial"/>
             <w:noProof/>
             <w:webHidden/>
-            <w:sz w:val="21"/>
-          </w:rPr>
-          <w:instrText xml:space="preserve"> PAGEREF _Toc232814115 \h </w:instrText>
-        </w:r>
-        <w:r>
-          <w:rPr>
-            <w:rFonts w:ascii="Arial" w:hAnsi="Arial" w:cs="Arial"/>
-            <w:noProof/>
-            <w:webHidden/>
-            <w:sz w:val="21"/>
-          </w:rPr>
-        </w:r>
-        <w:r>
-          <w:rPr>
-            <w:rFonts w:ascii="Arial" w:hAnsi="Arial" w:cs="Arial"/>
-            <w:noProof/>
-            <w:webHidden/>
-            <w:sz w:val="21"/>
+            <w:sz w:val="17"/>
+          </w:rPr>
+          <w:instrText xml:space="preserve"> PAGEREF _Toc232814708 \h </w:instrText>
+        </w:r>
+        <w:r>
+          <w:rPr>
+            <w:rFonts w:ascii="Arial" w:hAnsi="Arial" w:cs="Arial"/>
+            <w:noProof/>
+            <w:webHidden/>
+            <w:sz w:val="17"/>
+          </w:rPr>
+        </w:r>
+        <w:r>
+          <w:rPr>
+            <w:rFonts w:ascii="Arial" w:hAnsi="Arial" w:cs="Arial"/>
+            <w:noProof/>
+            <w:webHidden/>
+            <w:sz w:val="17"/>
           </w:rPr>
           <w:fldChar w:fldCharType="separate"/>
         </w:r>
@@ -2262,16 +2262,16 @@
             <w:rFonts w:ascii="Arial" w:hAnsi="Arial" w:cs="Arial"/>
             <w:noProof/>
             <w:webHidden/>
-            <w:sz w:val="21"/>
-          </w:rPr>
-          <w:t>9</w:t>
-        </w:r>
-        <w:r>
-          <w:rPr>
-            <w:rFonts w:ascii="Arial" w:hAnsi="Arial" w:cs="Arial"/>
-            <w:noProof/>
-            <w:webHidden/>
-            <w:sz w:val="21"/>
+            <w:sz w:val="17"/>
+          </w:rPr>
+          <w:t>10</w:t>
+        </w:r>
+        <w:r>
+          <w:rPr>
+            <w:rFonts w:ascii="Arial" w:hAnsi="Arial" w:cs="Arial"/>
+            <w:noProof/>
+            <w:webHidden/>
+            <w:sz w:val="17"/>
           </w:rPr>
           <w:fldChar w:fldCharType="end"/>
         </w:r>
@@ -2283,24 +2283,24 @@
         <w:tabs>
           <w:tab w:val="right" w:leader="dot" w:pos="10272"/>
         </w:tabs>
-        <w:spacing w:after="0" w:line="248" w:lineRule="exact"/>
+        <w:spacing w:after="0" w:line="196" w:lineRule="exact"/>
         <w:rPr>
           <w:rFonts w:ascii="Arial" w:hAnsi="Arial" w:cs="Arial"/>
           <w:noProof/>
           <w:kern w:val="2"/>
-          <w:sz w:val="21"/>
+          <w:sz w:val="17"/>
           <w:szCs w:val="24"/>
           <w:lang w:val="de-CH" w:eastAsia="de-CH"/>
           <w14:ligatures w14:val="standardContextual"/>
         </w:rPr>
       </w:pPr>
-      <w:hyperlink w:anchor="_Toc232814116" w:history="1">
+      <w:hyperlink w:anchor="_Toc232814709" w:history="1">
         <w:r>
           <w:rPr>
             <w:rStyle w:val="Hyperlink"/>
             <w:rFonts w:ascii="Arial" w:hAnsi="Arial" w:cs="Arial"/>
             <w:noProof/>
-            <w:sz w:val="21"/>
+            <w:sz w:val="17"/>
           </w:rPr>
           <w:t>5.8 ER Diagram</w:t>
         </w:r>
@@ -2309,7 +2309,7 @@
             <w:rFonts w:ascii="Arial" w:hAnsi="Arial" w:cs="Arial"/>
             <w:noProof/>
             <w:webHidden/>
-            <w:sz w:val="21"/>
+            <w:sz w:val="17"/>
           </w:rPr>
           <w:tab/>
         </w:r>
@@ -2318,7 +2318,7 @@
             <w:rFonts w:ascii="Arial" w:hAnsi="Arial" w:cs="Arial"/>
             <w:noProof/>
             <w:webHidden/>
-            <w:sz w:val="21"/>
+            <w:sz w:val="17"/>
           </w:rPr>
           <w:fldChar w:fldCharType="begin"/>
         </w:r>
@@ -2327,24 +2327,24 @@
             <w:rFonts w:ascii="Arial" w:hAnsi="Arial" w:cs="Arial"/>
             <w:noProof/>
             <w:webHidden/>
-            <w:sz w:val="21"/>
-          </w:rPr>
-          <w:instrText xml:space="preserve"> PAGEREF _Toc232814116 \h </w:instrText>
-        </w:r>
-        <w:r>
-          <w:rPr>
-            <w:rFonts w:ascii="Arial" w:hAnsi="Arial" w:cs="Arial"/>
-            <w:noProof/>
-            <w:webHidden/>
-            <w:sz w:val="21"/>
-          </w:rPr>
-        </w:r>
-        <w:r>
-          <w:rPr>
-            <w:rFonts w:ascii="Arial" w:hAnsi="Arial" w:cs="Arial"/>
-            <w:noProof/>
-            <w:webHidden/>
-            <w:sz w:val="21"/>
+            <w:sz w:val="17"/>
+          </w:rPr>
+          <w:instrText xml:space="preserve"> PAGEREF _Toc232814709 \h </w:instrText>
+        </w:r>
+        <w:r>
+          <w:rPr>
+            <w:rFonts w:ascii="Arial" w:hAnsi="Arial" w:cs="Arial"/>
+            <w:noProof/>
+            <w:webHidden/>
+            <w:sz w:val="17"/>
+          </w:rPr>
+        </w:r>
+        <w:r>
+          <w:rPr>
+            <w:rFonts w:ascii="Arial" w:hAnsi="Arial" w:cs="Arial"/>
+            <w:noProof/>
+            <w:webHidden/>
+            <w:sz w:val="17"/>
           </w:rPr>
           <w:fldChar w:fldCharType="separate"/>
         </w:r>
@@ -2353,16 +2353,16 @@
             <w:rFonts w:ascii="Arial" w:hAnsi="Arial" w:cs="Arial"/>
             <w:noProof/>
             <w:webHidden/>
-            <w:sz w:val="21"/>
-          </w:rPr>
-          <w:t>9</w:t>
-        </w:r>
-        <w:r>
-          <w:rPr>
-            <w:rFonts w:ascii="Arial" w:hAnsi="Arial" w:cs="Arial"/>
-            <w:noProof/>
-            <w:webHidden/>
-            <w:sz w:val="21"/>
+            <w:sz w:val="17"/>
+          </w:rPr>
+          <w:t>10</w:t>
+        </w:r>
+        <w:r>
+          <w:rPr>
+            <w:rFonts w:ascii="Arial" w:hAnsi="Arial" w:cs="Arial"/>
+            <w:noProof/>
+            <w:webHidden/>
+            <w:sz w:val="17"/>
           </w:rPr>
           <w:fldChar w:fldCharType="end"/>
         </w:r>
@@ -2374,24 +2374,24 @@
         <w:tabs>
           <w:tab w:val="right" w:leader="dot" w:pos="10272"/>
         </w:tabs>
-        <w:spacing w:after="0" w:line="248" w:lineRule="exact"/>
+        <w:spacing w:after="0" w:line="196" w:lineRule="exact"/>
         <w:rPr>
           <w:rFonts w:ascii="Arial" w:hAnsi="Arial" w:cs="Arial"/>
           <w:noProof/>
           <w:kern w:val="2"/>
-          <w:sz w:val="21"/>
+          <w:sz w:val="17"/>
           <w:szCs w:val="24"/>
           <w:lang w:val="de-CH" w:eastAsia="de-CH"/>
           <w14:ligatures w14:val="standardContextual"/>
         </w:rPr>
       </w:pPr>
-      <w:hyperlink w:anchor="_Toc232814117" w:history="1">
+      <w:hyperlink w:anchor="_Toc232814710" w:history="1">
         <w:r>
           <w:rPr>
             <w:rStyle w:val="Hyperlink"/>
             <w:rFonts w:ascii="Arial" w:hAnsi="Arial" w:cs="Arial"/>
             <w:noProof/>
-            <w:sz w:val="21"/>
+            <w:sz w:val="17"/>
           </w:rPr>
           <w:t>5.9 Flowchart</w:t>
         </w:r>
@@ -2400,7 +2400,7 @@
             <w:rFonts w:ascii="Arial" w:hAnsi="Arial" w:cs="Arial"/>
             <w:noProof/>
             <w:webHidden/>
-            <w:sz w:val="21"/>
+            <w:sz w:val="17"/>
           </w:rPr>
           <w:tab/>
         </w:r>
@@ -2409,7 +2409,7 @@
             <w:rFonts w:ascii="Arial" w:hAnsi="Arial" w:cs="Arial"/>
             <w:noProof/>
             <w:webHidden/>
-            <w:sz w:val="21"/>
+            <w:sz w:val="17"/>
           </w:rPr>
           <w:fldChar w:fldCharType="begin"/>
         </w:r>
@@ -2418,24 +2418,24 @@
             <w:rFonts w:ascii="Arial" w:hAnsi="Arial" w:cs="Arial"/>
             <w:noProof/>
             <w:webHidden/>
-            <w:sz w:val="21"/>
-          </w:rPr>
-          <w:instrText xml:space="preserve"> PAGEREF _Toc232814117 \h </w:instrText>
-        </w:r>
-        <w:r>
-          <w:rPr>
-            <w:rFonts w:ascii="Arial" w:hAnsi="Arial" w:cs="Arial"/>
-            <w:noProof/>
-            <w:webHidden/>
-            <w:sz w:val="21"/>
-          </w:rPr>
-        </w:r>
-        <w:r>
-          <w:rPr>
-            <w:rFonts w:ascii="Arial" w:hAnsi="Arial" w:cs="Arial"/>
-            <w:noProof/>
-            <w:webHidden/>
-            <w:sz w:val="21"/>
+            <w:sz w:val="17"/>
+          </w:rPr>
+          <w:instrText xml:space="preserve"> PAGEREF _Toc232814710 \h </w:instrText>
+        </w:r>
+        <w:r>
+          <w:rPr>
+            <w:rFonts w:ascii="Arial" w:hAnsi="Arial" w:cs="Arial"/>
+            <w:noProof/>
+            <w:webHidden/>
+            <w:sz w:val="17"/>
+          </w:rPr>
+        </w:r>
+        <w:r>
+          <w:rPr>
+            <w:rFonts w:ascii="Arial" w:hAnsi="Arial" w:cs="Arial"/>
+            <w:noProof/>
+            <w:webHidden/>
+            <w:sz w:val="17"/>
           </w:rPr>
           <w:fldChar w:fldCharType="separate"/>
         </w:r>
@@ -2444,16 +2444,16 @@
             <w:rFonts w:ascii="Arial" w:hAnsi="Arial" w:cs="Arial"/>
             <w:noProof/>
             <w:webHidden/>
-            <w:sz w:val="21"/>
-          </w:rPr>
-          <w:t>10</w:t>
-        </w:r>
-        <w:r>
-          <w:rPr>
-            <w:rFonts w:ascii="Arial" w:hAnsi="Arial" w:cs="Arial"/>
-            <w:noProof/>
-            <w:webHidden/>
-            <w:sz w:val="21"/>
+            <w:sz w:val="17"/>
+          </w:rPr>
+          <w:t>11</w:t>
+        </w:r>
+        <w:r>
+          <w:rPr>
+            <w:rFonts w:ascii="Arial" w:hAnsi="Arial" w:cs="Arial"/>
+            <w:noProof/>
+            <w:webHidden/>
+            <w:sz w:val="17"/>
           </w:rPr>
           <w:fldChar w:fldCharType="end"/>
         </w:r>
@@ -2465,24 +2465,24 @@
         <w:tabs>
           <w:tab w:val="right" w:leader="dot" w:pos="10272"/>
         </w:tabs>
-        <w:spacing w:after="0" w:line="248" w:lineRule="exact"/>
+        <w:spacing w:after="0" w:line="196" w:lineRule="exact"/>
         <w:rPr>
           <w:rFonts w:ascii="Arial" w:hAnsi="Arial" w:cs="Arial"/>
           <w:noProof/>
           <w:kern w:val="2"/>
-          <w:sz w:val="21"/>
+          <w:sz w:val="17"/>
           <w:szCs w:val="24"/>
           <w:lang w:val="de-CH" w:eastAsia="de-CH"/>
           <w14:ligatures w14:val="standardContextual"/>
         </w:rPr>
       </w:pPr>
-      <w:hyperlink w:anchor="_Toc232814118" w:history="1">
+      <w:hyperlink w:anchor="_Toc232814711" w:history="1">
         <w:r>
           <w:rPr>
             <w:rStyle w:val="Hyperlink"/>
             <w:rFonts w:ascii="Arial" w:hAnsi="Arial" w:cs="Arial"/>
             <w:noProof/>
-            <w:sz w:val="21"/>
+            <w:sz w:val="17"/>
           </w:rPr>
           <w:t>6. Database Design</w:t>
         </w:r>
@@ -2491,7 +2491,7 @@
             <w:rFonts w:ascii="Arial" w:hAnsi="Arial" w:cs="Arial"/>
             <w:noProof/>
             <w:webHidden/>
-            <w:sz w:val="21"/>
+            <w:sz w:val="17"/>
           </w:rPr>
           <w:tab/>
         </w:r>
@@ -2500,7 +2500,7 @@
             <w:rFonts w:ascii="Arial" w:hAnsi="Arial" w:cs="Arial"/>
             <w:noProof/>
             <w:webHidden/>
-            <w:sz w:val="21"/>
+            <w:sz w:val="17"/>
           </w:rPr>
           <w:fldChar w:fldCharType="begin"/>
         </w:r>
@@ -2509,24 +2509,24 @@
             <w:rFonts w:ascii="Arial" w:hAnsi="Arial" w:cs="Arial"/>
             <w:noProof/>
             <w:webHidden/>
-            <w:sz w:val="21"/>
-          </w:rPr>
-          <w:instrText xml:space="preserve"> PAGEREF _Toc232814118 \h </w:instrText>
-        </w:r>
-        <w:r>
-          <w:rPr>
-            <w:rFonts w:ascii="Arial" w:hAnsi="Arial" w:cs="Arial"/>
-            <w:noProof/>
-            <w:webHidden/>
-            <w:sz w:val="21"/>
-          </w:rPr>
-        </w:r>
-        <w:r>
-          <w:rPr>
-            <w:rFonts w:ascii="Arial" w:hAnsi="Arial" w:cs="Arial"/>
-            <w:noProof/>
-            <w:webHidden/>
-            <w:sz w:val="21"/>
+            <w:sz w:val="17"/>
+          </w:rPr>
+          <w:instrText xml:space="preserve"> PAGEREF _Toc232814711 \h </w:instrText>
+        </w:r>
+        <w:r>
+          <w:rPr>
+            <w:rFonts w:ascii="Arial" w:hAnsi="Arial" w:cs="Arial"/>
+            <w:noProof/>
+            <w:webHidden/>
+            <w:sz w:val="17"/>
+          </w:rPr>
+        </w:r>
+        <w:r>
+          <w:rPr>
+            <w:rFonts w:ascii="Arial" w:hAnsi="Arial" w:cs="Arial"/>
+            <w:noProof/>
+            <w:webHidden/>
+            <w:sz w:val="17"/>
           </w:rPr>
           <w:fldChar w:fldCharType="separate"/>
         </w:r>
@@ -2535,16 +2535,16 @@
             <w:rFonts w:ascii="Arial" w:hAnsi="Arial" w:cs="Arial"/>
             <w:noProof/>
             <w:webHidden/>
-            <w:sz w:val="21"/>
-          </w:rPr>
-          <w:t>10</w:t>
-        </w:r>
-        <w:r>
-          <w:rPr>
-            <w:rFonts w:ascii="Arial" w:hAnsi="Arial" w:cs="Arial"/>
-            <w:noProof/>
-            <w:webHidden/>
-            <w:sz w:val="21"/>
+            <w:sz w:val="17"/>
+          </w:rPr>
+          <w:t>11</w:t>
+        </w:r>
+        <w:r>
+          <w:rPr>
+            <w:rFonts w:ascii="Arial" w:hAnsi="Arial" w:cs="Arial"/>
+            <w:noProof/>
+            <w:webHidden/>
+            <w:sz w:val="17"/>
           </w:rPr>
           <w:fldChar w:fldCharType="end"/>
         </w:r>
@@ -2556,24 +2556,24 @@
         <w:tabs>
           <w:tab w:val="right" w:leader="dot" w:pos="10272"/>
         </w:tabs>
-        <w:spacing w:after="0" w:line="248" w:lineRule="exact"/>
+        <w:spacing w:after="0" w:line="196" w:lineRule="exact"/>
         <w:rPr>
           <w:rFonts w:ascii="Arial" w:hAnsi="Arial" w:cs="Arial"/>
           <w:noProof/>
           <w:kern w:val="2"/>
-          <w:sz w:val="21"/>
+          <w:sz w:val="17"/>
           <w:szCs w:val="24"/>
           <w:lang w:val="de-CH" w:eastAsia="de-CH"/>
           <w14:ligatures w14:val="standardContextual"/>
         </w:rPr>
       </w:pPr>
-      <w:hyperlink w:anchor="_Toc232814119" w:history="1">
+      <w:hyperlink w:anchor="_Toc232814712" w:history="1">
         <w:r>
           <w:rPr>
             <w:rStyle w:val="Hyperlink"/>
             <w:rFonts w:ascii="Arial" w:hAnsi="Arial" w:cs="Arial"/>
             <w:noProof/>
-            <w:sz w:val="21"/>
+            <w:sz w:val="17"/>
           </w:rPr>
           <w:t>7. Installation And Usage</w:t>
         </w:r>
@@ -2582,7 +2582,7 @@
             <w:rFonts w:ascii="Arial" w:hAnsi="Arial" w:cs="Arial"/>
             <w:noProof/>
             <w:webHidden/>
-            <w:sz w:val="21"/>
+            <w:sz w:val="17"/>
           </w:rPr>
           <w:tab/>
         </w:r>
@@ -2591,7 +2591,7 @@
             <w:rFonts w:ascii="Arial" w:hAnsi="Arial" w:cs="Arial"/>
             <w:noProof/>
             <w:webHidden/>
-            <w:sz w:val="21"/>
+            <w:sz w:val="17"/>
           </w:rPr>
           <w:fldChar w:fldCharType="begin"/>
         </w:r>
@@ -2600,24 +2600,24 @@
             <w:rFonts w:ascii="Arial" w:hAnsi="Arial" w:cs="Arial"/>
             <w:noProof/>
             <w:webHidden/>
-            <w:sz w:val="21"/>
-          </w:rPr>
-          <w:instrText xml:space="preserve"> PAGEREF _Toc232814119 \h </w:instrText>
-        </w:r>
-        <w:r>
-          <w:rPr>
-            <w:rFonts w:ascii="Arial" w:hAnsi="Arial" w:cs="Arial"/>
-            <w:noProof/>
-            <w:webHidden/>
-            <w:sz w:val="21"/>
-          </w:rPr>
-        </w:r>
-        <w:r>
-          <w:rPr>
-            <w:rFonts w:ascii="Arial" w:hAnsi="Arial" w:cs="Arial"/>
-            <w:noProof/>
-            <w:webHidden/>
-            <w:sz w:val="21"/>
+            <w:sz w:val="17"/>
+          </w:rPr>
+          <w:instrText xml:space="preserve"> PAGEREF _Toc232814712 \h </w:instrText>
+        </w:r>
+        <w:r>
+          <w:rPr>
+            <w:rFonts w:ascii="Arial" w:hAnsi="Arial" w:cs="Arial"/>
+            <w:noProof/>
+            <w:webHidden/>
+            <w:sz w:val="17"/>
+          </w:rPr>
+        </w:r>
+        <w:r>
+          <w:rPr>
+            <w:rFonts w:ascii="Arial" w:hAnsi="Arial" w:cs="Arial"/>
+            <w:noProof/>
+            <w:webHidden/>
+            <w:sz w:val="17"/>
           </w:rPr>
           <w:fldChar w:fldCharType="separate"/>
         </w:r>
@@ -2626,16 +2626,16 @@
             <w:rFonts w:ascii="Arial" w:hAnsi="Arial" w:cs="Arial"/>
             <w:noProof/>
             <w:webHidden/>
-            <w:sz w:val="21"/>
-          </w:rPr>
-          <w:t>11</w:t>
-        </w:r>
-        <w:r>
-          <w:rPr>
-            <w:rFonts w:ascii="Arial" w:hAnsi="Arial" w:cs="Arial"/>
-            <w:noProof/>
-            <w:webHidden/>
-            <w:sz w:val="21"/>
+            <w:sz w:val="17"/>
+          </w:rPr>
+          <w:t>12</w:t>
+        </w:r>
+        <w:r>
+          <w:rPr>
+            <w:rFonts w:ascii="Arial" w:hAnsi="Arial" w:cs="Arial"/>
+            <w:noProof/>
+            <w:webHidden/>
+            <w:sz w:val="17"/>
           </w:rPr>
           <w:fldChar w:fldCharType="end"/>
         </w:r>
@@ -2647,24 +2647,24 @@
         <w:tabs>
           <w:tab w:val="right" w:leader="dot" w:pos="10272"/>
         </w:tabs>
-        <w:spacing w:after="0" w:line="248" w:lineRule="exact"/>
+        <w:spacing w:after="0" w:line="196" w:lineRule="exact"/>
         <w:rPr>
           <w:rFonts w:ascii="Arial" w:hAnsi="Arial" w:cs="Arial"/>
           <w:noProof/>
           <w:kern w:val="2"/>
-          <w:sz w:val="21"/>
+          <w:sz w:val="17"/>
           <w:szCs w:val="24"/>
           <w:lang w:val="de-CH" w:eastAsia="de-CH"/>
           <w14:ligatures w14:val="standardContextual"/>
         </w:rPr>
       </w:pPr>
-      <w:hyperlink w:anchor="_Toc232814120" w:history="1">
+      <w:hyperlink w:anchor="_Toc232814713" w:history="1">
         <w:r>
           <w:rPr>
             <w:rStyle w:val="Hyperlink"/>
             <w:rFonts w:ascii="Arial" w:hAnsi="Arial" w:cs="Arial"/>
             <w:noProof/>
-            <w:sz w:val="21"/>
+            <w:sz w:val="17"/>
           </w:rPr>
           <w:t>7.1 Prerequisites</w:t>
         </w:r>
@@ -2673,7 +2673,7 @@
             <w:rFonts w:ascii="Arial" w:hAnsi="Arial" w:cs="Arial"/>
             <w:noProof/>
             <w:webHidden/>
-            <w:sz w:val="21"/>
+            <w:sz w:val="17"/>
           </w:rPr>
           <w:tab/>
         </w:r>
@@ -2682,7 +2682,7 @@
             <w:rFonts w:ascii="Arial" w:hAnsi="Arial" w:cs="Arial"/>
             <w:noProof/>
             <w:webHidden/>
-            <w:sz w:val="21"/>
+            <w:sz w:val="17"/>
           </w:rPr>
           <w:fldChar w:fldCharType="begin"/>
         </w:r>
@@ -2691,24 +2691,24 @@
             <w:rFonts w:ascii="Arial" w:hAnsi="Arial" w:cs="Arial"/>
             <w:noProof/>
             <w:webHidden/>
-            <w:sz w:val="21"/>
-          </w:rPr>
-          <w:instrText xml:space="preserve"> PAGEREF _Toc232814120 \h </w:instrText>
-        </w:r>
-        <w:r>
-          <w:rPr>
-            <w:rFonts w:ascii="Arial" w:hAnsi="Arial" w:cs="Arial"/>
-            <w:noProof/>
-            <w:webHidden/>
-            <w:sz w:val="21"/>
-          </w:rPr>
-        </w:r>
-        <w:r>
-          <w:rPr>
-            <w:rFonts w:ascii="Arial" w:hAnsi="Arial" w:cs="Arial"/>
-            <w:noProof/>
-            <w:webHidden/>
-            <w:sz w:val="21"/>
+            <w:sz w:val="17"/>
+          </w:rPr>
+          <w:instrText xml:space="preserve"> PAGEREF _Toc232814713 \h </w:instrText>
+        </w:r>
+        <w:r>
+          <w:rPr>
+            <w:rFonts w:ascii="Arial" w:hAnsi="Arial" w:cs="Arial"/>
+            <w:noProof/>
+            <w:webHidden/>
+            <w:sz w:val="17"/>
+          </w:rPr>
+        </w:r>
+        <w:r>
+          <w:rPr>
+            <w:rFonts w:ascii="Arial" w:hAnsi="Arial" w:cs="Arial"/>
+            <w:noProof/>
+            <w:webHidden/>
+            <w:sz w:val="17"/>
           </w:rPr>
           <w:fldChar w:fldCharType="separate"/>
         </w:r>
@@ -2717,16 +2717,16 @@
             <w:rFonts w:ascii="Arial" w:hAnsi="Arial" w:cs="Arial"/>
             <w:noProof/>
             <w:webHidden/>
-            <w:sz w:val="21"/>
-          </w:rPr>
-          <w:t>11</w:t>
-        </w:r>
-        <w:r>
-          <w:rPr>
-            <w:rFonts w:ascii="Arial" w:hAnsi="Arial" w:cs="Arial"/>
-            <w:noProof/>
-            <w:webHidden/>
-            <w:sz w:val="21"/>
+            <w:sz w:val="17"/>
+          </w:rPr>
+          <w:t>12</w:t>
+        </w:r>
+        <w:r>
+          <w:rPr>
+            <w:rFonts w:ascii="Arial" w:hAnsi="Arial" w:cs="Arial"/>
+            <w:noProof/>
+            <w:webHidden/>
+            <w:sz w:val="17"/>
           </w:rPr>
           <w:fldChar w:fldCharType="end"/>
         </w:r>
@@ -2738,24 +2738,24 @@
         <w:tabs>
           <w:tab w:val="right" w:leader="dot" w:pos="10272"/>
         </w:tabs>
-        <w:spacing w:after="0" w:line="248" w:lineRule="exact"/>
+        <w:spacing w:after="0" w:line="196" w:lineRule="exact"/>
         <w:rPr>
           <w:rFonts w:ascii="Arial" w:hAnsi="Arial" w:cs="Arial"/>
           <w:noProof/>
           <w:kern w:val="2"/>
-          <w:sz w:val="21"/>
+          <w:sz w:val="17"/>
           <w:szCs w:val="24"/>
           <w:lang w:val="de-CH" w:eastAsia="de-CH"/>
           <w14:ligatures w14:val="standardContextual"/>
         </w:rPr>
       </w:pPr>
-      <w:hyperlink w:anchor="_Toc232814121" w:history="1">
+      <w:hyperlink w:anchor="_Toc232814714" w:history="1">
         <w:r>
           <w:rPr>
             <w:rStyle w:val="Hyperlink"/>
             <w:rFonts w:ascii="Arial" w:hAnsi="Arial" w:cs="Arial"/>
             <w:noProof/>
-            <w:sz w:val="21"/>
+            <w:sz w:val="17"/>
           </w:rPr>
           <w:t>7.2 Clone Or Open The Project</w:t>
         </w:r>
@@ -2764,7 +2764,7 @@
             <w:rFonts w:ascii="Arial" w:hAnsi="Arial" w:cs="Arial"/>
             <w:noProof/>
             <w:webHidden/>
-            <w:sz w:val="21"/>
+            <w:sz w:val="17"/>
           </w:rPr>
           <w:tab/>
         </w:r>
@@ -2773,7 +2773,7 @@
             <w:rFonts w:ascii="Arial" w:hAnsi="Arial" w:cs="Arial"/>
             <w:noProof/>
             <w:webHidden/>
-            <w:sz w:val="21"/>
+            <w:sz w:val="17"/>
           </w:rPr>
           <w:fldChar w:fldCharType="begin"/>
         </w:r>
@@ -2782,24 +2782,24 @@
             <w:rFonts w:ascii="Arial" w:hAnsi="Arial" w:cs="Arial"/>
             <w:noProof/>
             <w:webHidden/>
-            <w:sz w:val="21"/>
-          </w:rPr>
-          <w:instrText xml:space="preserve"> PAGEREF _Toc232814121 \h </w:instrText>
-        </w:r>
-        <w:r>
-          <w:rPr>
-            <w:rFonts w:ascii="Arial" w:hAnsi="Arial" w:cs="Arial"/>
-            <w:noProof/>
-            <w:webHidden/>
-            <w:sz w:val="21"/>
-          </w:rPr>
-        </w:r>
-        <w:r>
-          <w:rPr>
-            <w:rFonts w:ascii="Arial" w:hAnsi="Arial" w:cs="Arial"/>
-            <w:noProof/>
-            <w:webHidden/>
-            <w:sz w:val="21"/>
+            <w:sz w:val="17"/>
+          </w:rPr>
+          <w:instrText xml:space="preserve"> PAGEREF _Toc232814714 \h </w:instrText>
+        </w:r>
+        <w:r>
+          <w:rPr>
+            <w:rFonts w:ascii="Arial" w:hAnsi="Arial" w:cs="Arial"/>
+            <w:noProof/>
+            <w:webHidden/>
+            <w:sz w:val="17"/>
+          </w:rPr>
+        </w:r>
+        <w:r>
+          <w:rPr>
+            <w:rFonts w:ascii="Arial" w:hAnsi="Arial" w:cs="Arial"/>
+            <w:noProof/>
+            <w:webHidden/>
+            <w:sz w:val="17"/>
           </w:rPr>
           <w:fldChar w:fldCharType="separate"/>
         </w:r>
@@ -2808,16 +2808,16 @@
             <w:rFonts w:ascii="Arial" w:hAnsi="Arial" w:cs="Arial"/>
             <w:noProof/>
             <w:webHidden/>
-            <w:sz w:val="21"/>
-          </w:rPr>
-          <w:t>11</w:t>
-        </w:r>
-        <w:r>
-          <w:rPr>
-            <w:rFonts w:ascii="Arial" w:hAnsi="Arial" w:cs="Arial"/>
-            <w:noProof/>
-            <w:webHidden/>
-            <w:sz w:val="21"/>
+            <w:sz w:val="17"/>
+          </w:rPr>
+          <w:t>12</w:t>
+        </w:r>
+        <w:r>
+          <w:rPr>
+            <w:rFonts w:ascii="Arial" w:hAnsi="Arial" w:cs="Arial"/>
+            <w:noProof/>
+            <w:webHidden/>
+            <w:sz w:val="17"/>
           </w:rPr>
           <w:fldChar w:fldCharType="end"/>
         </w:r>
@@ -2829,24 +2829,24 @@
         <w:tabs>
           <w:tab w:val="right" w:leader="dot" w:pos="10272"/>
         </w:tabs>
-        <w:spacing w:after="0" w:line="248" w:lineRule="exact"/>
+        <w:spacing w:after="0" w:line="196" w:lineRule="exact"/>
         <w:rPr>
           <w:rFonts w:ascii="Arial" w:hAnsi="Arial" w:cs="Arial"/>
           <w:noProof/>
           <w:kern w:val="2"/>
-          <w:sz w:val="21"/>
+          <w:sz w:val="17"/>
           <w:szCs w:val="24"/>
           <w:lang w:val="de-CH" w:eastAsia="de-CH"/>
           <w14:ligatures w14:val="standardContextual"/>
         </w:rPr>
       </w:pPr>
-      <w:hyperlink w:anchor="_Toc232814122" w:history="1">
+      <w:hyperlink w:anchor="_Toc232814715" w:history="1">
         <w:r>
           <w:rPr>
             <w:rStyle w:val="Hyperlink"/>
             <w:rFonts w:ascii="Arial" w:hAnsi="Arial" w:cs="Arial"/>
             <w:noProof/>
-            <w:sz w:val="21"/>
+            <w:sz w:val="17"/>
           </w:rPr>
           <w:t>7.3 Install Dependencies</w:t>
         </w:r>
@@ -2855,7 +2855,7 @@
             <w:rFonts w:ascii="Arial" w:hAnsi="Arial" w:cs="Arial"/>
             <w:noProof/>
             <w:webHidden/>
-            <w:sz w:val="21"/>
+            <w:sz w:val="17"/>
           </w:rPr>
           <w:tab/>
         </w:r>
@@ -2864,7 +2864,7 @@
             <w:rFonts w:ascii="Arial" w:hAnsi="Arial" w:cs="Arial"/>
             <w:noProof/>
             <w:webHidden/>
-            <w:sz w:val="21"/>
+            <w:sz w:val="17"/>
           </w:rPr>
           <w:fldChar w:fldCharType="begin"/>
         </w:r>
@@ -2873,24 +2873,24 @@
             <w:rFonts w:ascii="Arial" w:hAnsi="Arial" w:cs="Arial"/>
             <w:noProof/>
             <w:webHidden/>
-            <w:sz w:val="21"/>
-          </w:rPr>
-          <w:instrText xml:space="preserve"> PAGEREF _Toc232814122 \h </w:instrText>
-        </w:r>
-        <w:r>
-          <w:rPr>
-            <w:rFonts w:ascii="Arial" w:hAnsi="Arial" w:cs="Arial"/>
-            <w:noProof/>
-            <w:webHidden/>
-            <w:sz w:val="21"/>
-          </w:rPr>
-        </w:r>
-        <w:r>
-          <w:rPr>
-            <w:rFonts w:ascii="Arial" w:hAnsi="Arial" w:cs="Arial"/>
-            <w:noProof/>
-            <w:webHidden/>
-            <w:sz w:val="21"/>
+            <w:sz w:val="17"/>
+          </w:rPr>
+          <w:instrText xml:space="preserve"> PAGEREF _Toc232814715 \h </w:instrText>
+        </w:r>
+        <w:r>
+          <w:rPr>
+            <w:rFonts w:ascii="Arial" w:hAnsi="Arial" w:cs="Arial"/>
+            <w:noProof/>
+            <w:webHidden/>
+            <w:sz w:val="17"/>
+          </w:rPr>
+        </w:r>
+        <w:r>
+          <w:rPr>
+            <w:rFonts w:ascii="Arial" w:hAnsi="Arial" w:cs="Arial"/>
+            <w:noProof/>
+            <w:webHidden/>
+            <w:sz w:val="17"/>
           </w:rPr>
           <w:fldChar w:fldCharType="separate"/>
         </w:r>
@@ -2899,16 +2899,16 @@
             <w:rFonts w:ascii="Arial" w:hAnsi="Arial" w:cs="Arial"/>
             <w:noProof/>
             <w:webHidden/>
-            <w:sz w:val="21"/>
-          </w:rPr>
-          <w:t>11</w:t>
-        </w:r>
-        <w:r>
-          <w:rPr>
-            <w:rFonts w:ascii="Arial" w:hAnsi="Arial" w:cs="Arial"/>
-            <w:noProof/>
-            <w:webHidden/>
-            <w:sz w:val="21"/>
+            <w:sz w:val="17"/>
+          </w:rPr>
+          <w:t>12</w:t>
+        </w:r>
+        <w:r>
+          <w:rPr>
+            <w:rFonts w:ascii="Arial" w:hAnsi="Arial" w:cs="Arial"/>
+            <w:noProof/>
+            <w:webHidden/>
+            <w:sz w:val="17"/>
           </w:rPr>
           <w:fldChar w:fldCharType="end"/>
         </w:r>
@@ -2920,24 +2920,24 @@
         <w:tabs>
           <w:tab w:val="right" w:leader="dot" w:pos="10272"/>
         </w:tabs>
-        <w:spacing w:after="0" w:line="248" w:lineRule="exact"/>
+        <w:spacing w:after="0" w:line="196" w:lineRule="exact"/>
         <w:rPr>
           <w:rFonts w:ascii="Arial" w:hAnsi="Arial" w:cs="Arial"/>
           <w:noProof/>
           <w:kern w:val="2"/>
-          <w:sz w:val="21"/>
+          <w:sz w:val="17"/>
           <w:szCs w:val="24"/>
           <w:lang w:val="de-CH" w:eastAsia="de-CH"/>
           <w14:ligatures w14:val="standardContextual"/>
         </w:rPr>
       </w:pPr>
-      <w:hyperlink w:anchor="_Toc232814123" w:history="1">
+      <w:hyperlink w:anchor="_Toc232814716" w:history="1">
         <w:r>
           <w:rPr>
             <w:rStyle w:val="Hyperlink"/>
             <w:rFonts w:ascii="Arial" w:hAnsi="Arial" w:cs="Arial"/>
             <w:noProof/>
-            <w:sz w:val="21"/>
+            <w:sz w:val="17"/>
           </w:rPr>
           <w:t>7.4 Configure The .env File</w:t>
         </w:r>
@@ -2946,7 +2946,7 @@
             <w:rFonts w:ascii="Arial" w:hAnsi="Arial" w:cs="Arial"/>
             <w:noProof/>
             <w:webHidden/>
-            <w:sz w:val="21"/>
+            <w:sz w:val="17"/>
           </w:rPr>
           <w:tab/>
         </w:r>
@@ -2955,7 +2955,7 @@
             <w:rFonts w:ascii="Arial" w:hAnsi="Arial" w:cs="Arial"/>
             <w:noProof/>
             <w:webHidden/>
-            <w:sz w:val="21"/>
+            <w:sz w:val="17"/>
           </w:rPr>
           <w:fldChar w:fldCharType="begin"/>
         </w:r>
@@ -2964,24 +2964,24 @@
             <w:rFonts w:ascii="Arial" w:hAnsi="Arial" w:cs="Arial"/>
             <w:noProof/>
             <w:webHidden/>
-            <w:sz w:val="21"/>
-          </w:rPr>
-          <w:instrText xml:space="preserve"> PAGEREF _Toc232814123 \h </w:instrText>
-        </w:r>
-        <w:r>
-          <w:rPr>
-            <w:rFonts w:ascii="Arial" w:hAnsi="Arial" w:cs="Arial"/>
-            <w:noProof/>
-            <w:webHidden/>
-            <w:sz w:val="21"/>
-          </w:rPr>
-        </w:r>
-        <w:r>
-          <w:rPr>
-            <w:rFonts w:ascii="Arial" w:hAnsi="Arial" w:cs="Arial"/>
-            <w:noProof/>
-            <w:webHidden/>
-            <w:sz w:val="21"/>
+            <w:sz w:val="17"/>
+          </w:rPr>
+          <w:instrText xml:space="preserve"> PAGEREF _Toc232814716 \h </w:instrText>
+        </w:r>
+        <w:r>
+          <w:rPr>
+            <w:rFonts w:ascii="Arial" w:hAnsi="Arial" w:cs="Arial"/>
+            <w:noProof/>
+            <w:webHidden/>
+            <w:sz w:val="17"/>
+          </w:rPr>
+        </w:r>
+        <w:r>
+          <w:rPr>
+            <w:rFonts w:ascii="Arial" w:hAnsi="Arial" w:cs="Arial"/>
+            <w:noProof/>
+            <w:webHidden/>
+            <w:sz w:val="17"/>
           </w:rPr>
           <w:fldChar w:fldCharType="separate"/>
         </w:r>
@@ -2990,16 +2990,16 @@
             <w:rFonts w:ascii="Arial" w:hAnsi="Arial" w:cs="Arial"/>
             <w:noProof/>
             <w:webHidden/>
-            <w:sz w:val="21"/>
-          </w:rPr>
-          <w:t>11</w:t>
-        </w:r>
-        <w:r>
-          <w:rPr>
-            <w:rFonts w:ascii="Arial" w:hAnsi="Arial" w:cs="Arial"/>
-            <w:noProof/>
-            <w:webHidden/>
-            <w:sz w:val="21"/>
+            <w:sz w:val="17"/>
+          </w:rPr>
+          <w:t>12</w:t>
+        </w:r>
+        <w:r>
+          <w:rPr>
+            <w:rFonts w:ascii="Arial" w:hAnsi="Arial" w:cs="Arial"/>
+            <w:noProof/>
+            <w:webHidden/>
+            <w:sz w:val="17"/>
           </w:rPr>
           <w:fldChar w:fldCharType="end"/>
         </w:r>
@@ -3011,24 +3011,24 @@
         <w:tabs>
           <w:tab w:val="right" w:leader="dot" w:pos="10272"/>
         </w:tabs>
-        <w:spacing w:after="0" w:line="248" w:lineRule="exact"/>
+        <w:spacing w:after="0" w:line="196" w:lineRule="exact"/>
         <w:rPr>
           <w:rFonts w:ascii="Arial" w:hAnsi="Arial" w:cs="Arial"/>
           <w:noProof/>
           <w:kern w:val="2"/>
-          <w:sz w:val="21"/>
+          <w:sz w:val="17"/>
           <w:szCs w:val="24"/>
           <w:lang w:val="de-CH" w:eastAsia="de-CH"/>
           <w14:ligatures w14:val="standardContextual"/>
         </w:rPr>
       </w:pPr>
-      <w:hyperlink w:anchor="_Toc232814124" w:history="1">
+      <w:hyperlink w:anchor="_Toc232814717" w:history="1">
         <w:r>
           <w:rPr>
             <w:rStyle w:val="Hyperlink"/>
             <w:rFonts w:ascii="Arial" w:hAnsi="Arial" w:cs="Arial"/>
             <w:noProof/>
-            <w:sz w:val="21"/>
+            <w:sz w:val="17"/>
           </w:rPr>
           <w:t>7.5 API Setup Explained Simply</w:t>
         </w:r>
@@ -3037,7 +3037,7 @@
             <w:rFonts w:ascii="Arial" w:hAnsi="Arial" w:cs="Arial"/>
             <w:noProof/>
             <w:webHidden/>
-            <w:sz w:val="21"/>
+            <w:sz w:val="17"/>
           </w:rPr>
           <w:tab/>
         </w:r>
@@ -3046,7 +3046,7 @@
             <w:rFonts w:ascii="Arial" w:hAnsi="Arial" w:cs="Arial"/>
             <w:noProof/>
             <w:webHidden/>
-            <w:sz w:val="21"/>
+            <w:sz w:val="17"/>
           </w:rPr>
           <w:fldChar w:fldCharType="begin"/>
         </w:r>
@@ -3055,24 +3055,24 @@
             <w:rFonts w:ascii="Arial" w:hAnsi="Arial" w:cs="Arial"/>
             <w:noProof/>
             <w:webHidden/>
-            <w:sz w:val="21"/>
-          </w:rPr>
-          <w:instrText xml:space="preserve"> PAGEREF _Toc232814124 \h </w:instrText>
-        </w:r>
-        <w:r>
-          <w:rPr>
-            <w:rFonts w:ascii="Arial" w:hAnsi="Arial" w:cs="Arial"/>
-            <w:noProof/>
-            <w:webHidden/>
-            <w:sz w:val="21"/>
-          </w:rPr>
-        </w:r>
-        <w:r>
-          <w:rPr>
-            <w:rFonts w:ascii="Arial" w:hAnsi="Arial" w:cs="Arial"/>
-            <w:noProof/>
-            <w:webHidden/>
-            <w:sz w:val="21"/>
+            <w:sz w:val="17"/>
+          </w:rPr>
+          <w:instrText xml:space="preserve"> PAGEREF _Toc232814717 \h </w:instrText>
+        </w:r>
+        <w:r>
+          <w:rPr>
+            <w:rFonts w:ascii="Arial" w:hAnsi="Arial" w:cs="Arial"/>
+            <w:noProof/>
+            <w:webHidden/>
+            <w:sz w:val="17"/>
+          </w:rPr>
+        </w:r>
+        <w:r>
+          <w:rPr>
+            <w:rFonts w:ascii="Arial" w:hAnsi="Arial" w:cs="Arial"/>
+            <w:noProof/>
+            <w:webHidden/>
+            <w:sz w:val="17"/>
           </w:rPr>
           <w:fldChar w:fldCharType="separate"/>
         </w:r>
@@ -3081,16 +3081,471 @@
             <w:rFonts w:ascii="Arial" w:hAnsi="Arial" w:cs="Arial"/>
             <w:noProof/>
             <w:webHidden/>
-            <w:sz w:val="21"/>
-          </w:rPr>
-          <w:t>11</w:t>
-        </w:r>
-        <w:r>
-          <w:rPr>
-            <w:rFonts w:ascii="Arial" w:hAnsi="Arial" w:cs="Arial"/>
-            <w:noProof/>
-            <w:webHidden/>
-            <w:sz w:val="21"/>
+            <w:sz w:val="17"/>
+          </w:rPr>
+          <w:t>12</w:t>
+        </w:r>
+        <w:r>
+          <w:rPr>
+            <w:rFonts w:ascii="Arial" w:hAnsi="Arial" w:cs="Arial"/>
+            <w:noProof/>
+            <w:webHidden/>
+            <w:sz w:val="17"/>
+          </w:rPr>
+          <w:fldChar w:fldCharType="end"/>
+        </w:r>
+      </w:hyperlink>
+    </w:p>
+    <w:p>
+      <w:pPr>
+        <w:pStyle w:val="Verzeichnis3"/>
+        <w:tabs>
+          <w:tab w:val="right" w:leader="dot" w:pos="10272"/>
+        </w:tabs>
+        <w:spacing w:after="0" w:line="196" w:lineRule="exact"/>
+        <w:rPr>
+          <w:rFonts w:ascii="Arial" w:hAnsi="Arial" w:cs="Arial"/>
+          <w:noProof/>
+          <w:kern w:val="2"/>
+          <w:sz w:val="17"/>
+          <w:szCs w:val="24"/>
+          <w:lang w:val="de-CH" w:eastAsia="de-CH"/>
+          <w14:ligatures w14:val="standardContextual"/>
+        </w:rPr>
+      </w:pPr>
+      <w:hyperlink w:anchor="_Toc232814718" w:history="1">
+        <w:r>
+          <w:rPr>
+            <w:rStyle w:val="Hyperlink"/>
+            <w:rFonts w:ascii="Arial" w:hAnsi="Arial" w:cs="Arial"/>
+            <w:noProof/>
+            <w:sz w:val="17"/>
+          </w:rPr>
+          <w:t>7.5.1 Last.fm Setup</w:t>
+        </w:r>
+        <w:r>
+          <w:rPr>
+            <w:rFonts w:ascii="Arial" w:hAnsi="Arial" w:cs="Arial"/>
+            <w:noProof/>
+            <w:webHidden/>
+            <w:sz w:val="17"/>
+          </w:rPr>
+          <w:tab/>
+        </w:r>
+        <w:r>
+          <w:rPr>
+            <w:rFonts w:ascii="Arial" w:hAnsi="Arial" w:cs="Arial"/>
+            <w:noProof/>
+            <w:webHidden/>
+            <w:sz w:val="17"/>
+          </w:rPr>
+          <w:fldChar w:fldCharType="begin"/>
+        </w:r>
+        <w:r>
+          <w:rPr>
+            <w:rFonts w:ascii="Arial" w:hAnsi="Arial" w:cs="Arial"/>
+            <w:noProof/>
+            <w:webHidden/>
+            <w:sz w:val="17"/>
+          </w:rPr>
+          <w:instrText xml:space="preserve"> PAGEREF _Toc232814718 \h </w:instrText>
+        </w:r>
+        <w:r>
+          <w:rPr>
+            <w:rFonts w:ascii="Arial" w:hAnsi="Arial" w:cs="Arial"/>
+            <w:noProof/>
+            <w:webHidden/>
+            <w:sz w:val="17"/>
+          </w:rPr>
+        </w:r>
+        <w:r>
+          <w:rPr>
+            <w:rFonts w:ascii="Arial" w:hAnsi="Arial" w:cs="Arial"/>
+            <w:noProof/>
+            <w:webHidden/>
+            <w:sz w:val="17"/>
+          </w:rPr>
+          <w:fldChar w:fldCharType="separate"/>
+        </w:r>
+        <w:r>
+          <w:rPr>
+            <w:rFonts w:ascii="Arial" w:hAnsi="Arial" w:cs="Arial"/>
+            <w:noProof/>
+            <w:webHidden/>
+            <w:sz w:val="17"/>
+          </w:rPr>
+          <w:t>12</w:t>
+        </w:r>
+        <w:r>
+          <w:rPr>
+            <w:rFonts w:ascii="Arial" w:hAnsi="Arial" w:cs="Arial"/>
+            <w:noProof/>
+            <w:webHidden/>
+            <w:sz w:val="17"/>
+          </w:rPr>
+          <w:fldChar w:fldCharType="end"/>
+        </w:r>
+      </w:hyperlink>
+    </w:p>
+    <w:p>
+      <w:pPr>
+        <w:pStyle w:val="Verzeichnis3"/>
+        <w:tabs>
+          <w:tab w:val="right" w:leader="dot" w:pos="10272"/>
+        </w:tabs>
+        <w:spacing w:after="0" w:line="196" w:lineRule="exact"/>
+        <w:rPr>
+          <w:rFonts w:ascii="Arial" w:hAnsi="Arial" w:cs="Arial"/>
+          <w:noProof/>
+          <w:kern w:val="2"/>
+          <w:sz w:val="17"/>
+          <w:szCs w:val="24"/>
+          <w:lang w:val="de-CH" w:eastAsia="de-CH"/>
+          <w14:ligatures w14:val="standardContextual"/>
+        </w:rPr>
+      </w:pPr>
+      <w:hyperlink w:anchor="_Toc232814719" w:history="1">
+        <w:r>
+          <w:rPr>
+            <w:rStyle w:val="Hyperlink"/>
+            <w:rFonts w:ascii="Arial" w:hAnsi="Arial" w:cs="Arial"/>
+            <w:noProof/>
+            <w:sz w:val="17"/>
+          </w:rPr>
+          <w:t>7.5.2 Spotify Setup</w:t>
+        </w:r>
+        <w:r>
+          <w:rPr>
+            <w:rFonts w:ascii="Arial" w:hAnsi="Arial" w:cs="Arial"/>
+            <w:noProof/>
+            <w:webHidden/>
+            <w:sz w:val="17"/>
+          </w:rPr>
+          <w:tab/>
+        </w:r>
+        <w:r>
+          <w:rPr>
+            <w:rFonts w:ascii="Arial" w:hAnsi="Arial" w:cs="Arial"/>
+            <w:noProof/>
+            <w:webHidden/>
+            <w:sz w:val="17"/>
+          </w:rPr>
+          <w:fldChar w:fldCharType="begin"/>
+        </w:r>
+        <w:r>
+          <w:rPr>
+            <w:rFonts w:ascii="Arial" w:hAnsi="Arial" w:cs="Arial"/>
+            <w:noProof/>
+            <w:webHidden/>
+            <w:sz w:val="17"/>
+          </w:rPr>
+          <w:instrText xml:space="preserve"> PAGEREF _Toc232814719 \h </w:instrText>
+        </w:r>
+        <w:r>
+          <w:rPr>
+            <w:rFonts w:ascii="Arial" w:hAnsi="Arial" w:cs="Arial"/>
+            <w:noProof/>
+            <w:webHidden/>
+            <w:sz w:val="17"/>
+          </w:rPr>
+        </w:r>
+        <w:r>
+          <w:rPr>
+            <w:rFonts w:ascii="Arial" w:hAnsi="Arial" w:cs="Arial"/>
+            <w:noProof/>
+            <w:webHidden/>
+            <w:sz w:val="17"/>
+          </w:rPr>
+          <w:fldChar w:fldCharType="separate"/>
+        </w:r>
+        <w:r>
+          <w:rPr>
+            <w:rFonts w:ascii="Arial" w:hAnsi="Arial" w:cs="Arial"/>
+            <w:noProof/>
+            <w:webHidden/>
+            <w:sz w:val="17"/>
+          </w:rPr>
+          <w:t>13</w:t>
+        </w:r>
+        <w:r>
+          <w:rPr>
+            <w:rFonts w:ascii="Arial" w:hAnsi="Arial" w:cs="Arial"/>
+            <w:noProof/>
+            <w:webHidden/>
+            <w:sz w:val="17"/>
+          </w:rPr>
+          <w:fldChar w:fldCharType="end"/>
+        </w:r>
+      </w:hyperlink>
+    </w:p>
+    <w:p>
+      <w:pPr>
+        <w:pStyle w:val="Verzeichnis3"/>
+        <w:tabs>
+          <w:tab w:val="right" w:leader="dot" w:pos="10272"/>
+        </w:tabs>
+        <w:spacing w:after="0" w:line="196" w:lineRule="exact"/>
+        <w:rPr>
+          <w:rFonts w:ascii="Arial" w:hAnsi="Arial" w:cs="Arial"/>
+          <w:noProof/>
+          <w:kern w:val="2"/>
+          <w:sz w:val="17"/>
+          <w:szCs w:val="24"/>
+          <w:lang w:val="de-CH" w:eastAsia="de-CH"/>
+          <w14:ligatures w14:val="standardContextual"/>
+        </w:rPr>
+      </w:pPr>
+      <w:hyperlink w:anchor="_Toc232814720" w:history="1">
+        <w:r>
+          <w:rPr>
+            <w:rStyle w:val="Hyperlink"/>
+            <w:rFonts w:ascii="Arial" w:hAnsi="Arial" w:cs="Arial"/>
+            <w:noProof/>
+            <w:sz w:val="17"/>
+          </w:rPr>
+          <w:t>7.5.3 Alternative Without Spotify Premium</w:t>
+        </w:r>
+        <w:r>
+          <w:rPr>
+            <w:rFonts w:ascii="Arial" w:hAnsi="Arial" w:cs="Arial"/>
+            <w:noProof/>
+            <w:webHidden/>
+            <w:sz w:val="17"/>
+          </w:rPr>
+          <w:tab/>
+        </w:r>
+        <w:r>
+          <w:rPr>
+            <w:rFonts w:ascii="Arial" w:hAnsi="Arial" w:cs="Arial"/>
+            <w:noProof/>
+            <w:webHidden/>
+            <w:sz w:val="17"/>
+          </w:rPr>
+          <w:fldChar w:fldCharType="begin"/>
+        </w:r>
+        <w:r>
+          <w:rPr>
+            <w:rFonts w:ascii="Arial" w:hAnsi="Arial" w:cs="Arial"/>
+            <w:noProof/>
+            <w:webHidden/>
+            <w:sz w:val="17"/>
+          </w:rPr>
+          <w:instrText xml:space="preserve"> PAGEREF _Toc232814720 \h </w:instrText>
+        </w:r>
+        <w:r>
+          <w:rPr>
+            <w:rFonts w:ascii="Arial" w:hAnsi="Arial" w:cs="Arial"/>
+            <w:noProof/>
+            <w:webHidden/>
+            <w:sz w:val="17"/>
+          </w:rPr>
+        </w:r>
+        <w:r>
+          <w:rPr>
+            <w:rFonts w:ascii="Arial" w:hAnsi="Arial" w:cs="Arial"/>
+            <w:noProof/>
+            <w:webHidden/>
+            <w:sz w:val="17"/>
+          </w:rPr>
+          <w:fldChar w:fldCharType="separate"/>
+        </w:r>
+        <w:r>
+          <w:rPr>
+            <w:rFonts w:ascii="Arial" w:hAnsi="Arial" w:cs="Arial"/>
+            <w:noProof/>
+            <w:webHidden/>
+            <w:sz w:val="17"/>
+          </w:rPr>
+          <w:t>13</w:t>
+        </w:r>
+        <w:r>
+          <w:rPr>
+            <w:rFonts w:ascii="Arial" w:hAnsi="Arial" w:cs="Arial"/>
+            <w:noProof/>
+            <w:webHidden/>
+            <w:sz w:val="17"/>
+          </w:rPr>
+          <w:fldChar w:fldCharType="end"/>
+        </w:r>
+      </w:hyperlink>
+    </w:p>
+    <w:p>
+      <w:pPr>
+        <w:pStyle w:val="Verzeichnis3"/>
+        <w:tabs>
+          <w:tab w:val="right" w:leader="dot" w:pos="10272"/>
+        </w:tabs>
+        <w:spacing w:after="0" w:line="196" w:lineRule="exact"/>
+        <w:rPr>
+          <w:rFonts w:ascii="Arial" w:hAnsi="Arial" w:cs="Arial"/>
+          <w:noProof/>
+          <w:kern w:val="2"/>
+          <w:sz w:val="17"/>
+          <w:szCs w:val="24"/>
+          <w:lang w:val="de-CH" w:eastAsia="de-CH"/>
+          <w14:ligatures w14:val="standardContextual"/>
+        </w:rPr>
+      </w:pPr>
+      <w:hyperlink w:anchor="_Toc232814721" w:history="1">
+        <w:r>
+          <w:rPr>
+            <w:rStyle w:val="Hyperlink"/>
+            <w:rFonts w:ascii="Arial" w:hAnsi="Arial" w:cs="Arial"/>
+            <w:noProof/>
+            <w:sz w:val="17"/>
+          </w:rPr>
+          <w:t>7.5.4 Spotify Playlist Setup</w:t>
+        </w:r>
+        <w:r>
+          <w:rPr>
+            <w:rFonts w:ascii="Arial" w:hAnsi="Arial" w:cs="Arial"/>
+            <w:noProof/>
+            <w:webHidden/>
+            <w:sz w:val="17"/>
+          </w:rPr>
+          <w:tab/>
+        </w:r>
+        <w:r>
+          <w:rPr>
+            <w:rFonts w:ascii="Arial" w:hAnsi="Arial" w:cs="Arial"/>
+            <w:noProof/>
+            <w:webHidden/>
+            <w:sz w:val="17"/>
+          </w:rPr>
+          <w:fldChar w:fldCharType="begin"/>
+        </w:r>
+        <w:r>
+          <w:rPr>
+            <w:rFonts w:ascii="Arial" w:hAnsi="Arial" w:cs="Arial"/>
+            <w:noProof/>
+            <w:webHidden/>
+            <w:sz w:val="17"/>
+          </w:rPr>
+          <w:instrText xml:space="preserve"> PAGEREF _Toc232814721 \h </w:instrText>
+        </w:r>
+        <w:r>
+          <w:rPr>
+            <w:rFonts w:ascii="Arial" w:hAnsi="Arial" w:cs="Arial"/>
+            <w:noProof/>
+            <w:webHidden/>
+            <w:sz w:val="17"/>
+          </w:rPr>
+        </w:r>
+        <w:r>
+          <w:rPr>
+            <w:rFonts w:ascii="Arial" w:hAnsi="Arial" w:cs="Arial"/>
+            <w:noProof/>
+            <w:webHidden/>
+            <w:sz w:val="17"/>
+          </w:rPr>
+          <w:fldChar w:fldCharType="separate"/>
+        </w:r>
+        <w:r>
+          <w:rPr>
+            <w:rFonts w:ascii="Arial" w:hAnsi="Arial" w:cs="Arial"/>
+            <w:noProof/>
+            <w:webHidden/>
+            <w:sz w:val="17"/>
+          </w:rPr>
+          <w:t>13</w:t>
+        </w:r>
+        <w:r>
+          <w:rPr>
+            <w:rFonts w:ascii="Arial" w:hAnsi="Arial" w:cs="Arial"/>
+            <w:noProof/>
+            <w:webHidden/>
+            <w:sz w:val="17"/>
+          </w:rPr>
+          <w:fldChar w:fldCharType="end"/>
+        </w:r>
+      </w:hyperlink>
+    </w:p>
+    <w:p>
+      <w:pPr>
+        <w:pStyle w:val="Verzeichnis3"/>
+        <w:tabs>
+          <w:tab w:val="right" w:leader="dot" w:pos="10272"/>
+        </w:tabs>
+        <w:spacing w:after="0" w:line="196" w:lineRule="exact"/>
+        <w:rPr>
+          <w:rFonts w:ascii="Arial" w:hAnsi="Arial" w:cs="Arial"/>
+          <w:noProof/>
+          <w:kern w:val="2"/>
+          <w:sz w:val="17"/>
+          <w:szCs w:val="24"/>
+          <w:lang w:val="de-CH" w:eastAsia="de-CH"/>
+          <w14:ligatures w14:val="standardContextual"/>
+        </w:rPr>
+      </w:pPr>
+      <w:hyperlink w:anchor="_Toc232814722" w:history="1">
+        <w:r>
+          <w:rPr>
+            <w:rStyle w:val="Hyperlink"/>
+            <w:rFonts w:ascii="Arial" w:hAnsi="Arial" w:cs="Arial"/>
+            <w:noProof/>
+            <w:sz w:val="17"/>
+          </w:rPr>
+          <w:t>7.5.5 Gmail Setup</w:t>
+        </w:r>
+        <w:r>
+          <w:rPr>
+            <w:rFonts w:ascii="Arial" w:hAnsi="Arial" w:cs="Arial"/>
+            <w:noProof/>
+            <w:webHidden/>
+            <w:sz w:val="17"/>
+          </w:rPr>
+          <w:tab/>
+        </w:r>
+        <w:r>
+          <w:rPr>
+            <w:rFonts w:ascii="Arial" w:hAnsi="Arial" w:cs="Arial"/>
+            <w:noProof/>
+            <w:webHidden/>
+            <w:sz w:val="17"/>
+          </w:rPr>
+          <w:fldChar w:fldCharType="begin"/>
+        </w:r>
+        <w:r>
+          <w:rPr>
+            <w:rFonts w:ascii="Arial" w:hAnsi="Arial" w:cs="Arial"/>
+            <w:noProof/>
+            <w:webHidden/>
+            <w:sz w:val="17"/>
+          </w:rPr>
+          <w:instrText xml:space="preserve"> PAGEREF _Toc232814722 \h </w:instrText>
+        </w:r>
+        <w:r>
+          <w:rPr>
+            <w:rFonts w:ascii="Arial" w:hAnsi="Arial" w:cs="Arial"/>
+            <w:noProof/>
+            <w:webHidden/>
+            <w:sz w:val="17"/>
+          </w:rPr>
+        </w:r>
+        <w:r>
+          <w:rPr>
+            <w:rFonts w:ascii="Arial" w:hAnsi="Arial" w:cs="Arial"/>
+            <w:noProof/>
+            <w:webHidden/>
+            <w:sz w:val="17"/>
+          </w:rPr>
+          <w:fldChar w:fldCharType="separate"/>
+        </w:r>
+        <w:r>
+          <w:rPr>
+            <w:rFonts w:ascii="Arial" w:hAnsi="Arial" w:cs="Arial"/>
+            <w:noProof/>
+            <w:webHidden/>
+            <w:sz w:val="17"/>
+          </w:rPr>
+          <w:t>14</w:t>
+        </w:r>
+        <w:r>
+          <w:rPr>
+            <w:rFonts w:ascii="Arial" w:hAnsi="Arial" w:cs="Arial"/>
+            <w:noProof/>
+            <w:webHidden/>
+            <w:sz w:val="17"/>
           </w:rPr>
           <w:fldChar w:fldCharType="end"/>
         </w:r>
@@ -3102,24 +3557,24 @@
         <w:tabs>
           <w:tab w:val="right" w:leader="dot" w:pos="10272"/>
         </w:tabs>
-        <w:spacing w:after="0" w:line="248" w:lineRule="exact"/>
+        <w:spacing w:after="0" w:line="196" w:lineRule="exact"/>
         <w:rPr>
           <w:rFonts w:ascii="Arial" w:hAnsi="Arial" w:cs="Arial"/>
           <w:noProof/>
           <w:kern w:val="2"/>
-          <w:sz w:val="21"/>
+          <w:sz w:val="17"/>
           <w:szCs w:val="24"/>
           <w:lang w:val="de-CH" w:eastAsia="de-CH"/>
           <w14:ligatures w14:val="standardContextual"/>
         </w:rPr>
       </w:pPr>
-      <w:hyperlink w:anchor="_Toc232814125" w:history="1">
+      <w:hyperlink w:anchor="_Toc232814723" w:history="1">
         <w:r>
           <w:rPr>
             <w:rStyle w:val="Hyperlink"/>
             <w:rFonts w:ascii="Arial" w:hAnsi="Arial" w:cs="Arial"/>
             <w:noProof/>
-            <w:sz w:val="21"/>
+            <w:sz w:val="17"/>
           </w:rPr>
           <w:t>7.6 Start The Program</w:t>
         </w:r>
@@ -3128,7 +3583,7 @@
             <w:rFonts w:ascii="Arial" w:hAnsi="Arial" w:cs="Arial"/>
             <w:noProof/>
             <w:webHidden/>
-            <w:sz w:val="21"/>
+            <w:sz w:val="17"/>
           </w:rPr>
           <w:tab/>
         </w:r>
@@ -3137,7 +3592,7 @@
             <w:rFonts w:ascii="Arial" w:hAnsi="Arial" w:cs="Arial"/>
             <w:noProof/>
             <w:webHidden/>
-            <w:sz w:val="21"/>
+            <w:sz w:val="17"/>
           </w:rPr>
           <w:fldChar w:fldCharType="begin"/>
         </w:r>
@@ -3146,24 +3601,24 @@
             <w:rFonts w:ascii="Arial" w:hAnsi="Arial" w:cs="Arial"/>
             <w:noProof/>
             <w:webHidden/>
-            <w:sz w:val="21"/>
-          </w:rPr>
-          <w:instrText xml:space="preserve"> PAGEREF _Toc232814125 \h </w:instrText>
-        </w:r>
-        <w:r>
-          <w:rPr>
-            <w:rFonts w:ascii="Arial" w:hAnsi="Arial" w:cs="Arial"/>
-            <w:noProof/>
-            <w:webHidden/>
-            <w:sz w:val="21"/>
-          </w:rPr>
-        </w:r>
-        <w:r>
-          <w:rPr>
-            <w:rFonts w:ascii="Arial" w:hAnsi="Arial" w:cs="Arial"/>
-            <w:noProof/>
-            <w:webHidden/>
-            <w:sz w:val="21"/>
+            <w:sz w:val="17"/>
+          </w:rPr>
+          <w:instrText xml:space="preserve"> PAGEREF _Toc232814723 \h </w:instrText>
+        </w:r>
+        <w:r>
+          <w:rPr>
+            <w:rFonts w:ascii="Arial" w:hAnsi="Arial" w:cs="Arial"/>
+            <w:noProof/>
+            <w:webHidden/>
+            <w:sz w:val="17"/>
+          </w:rPr>
+        </w:r>
+        <w:r>
+          <w:rPr>
+            <w:rFonts w:ascii="Arial" w:hAnsi="Arial" w:cs="Arial"/>
+            <w:noProof/>
+            <w:webHidden/>
+            <w:sz w:val="17"/>
           </w:rPr>
           <w:fldChar w:fldCharType="separate"/>
         </w:r>
@@ -3172,16 +3627,16 @@
             <w:rFonts w:ascii="Arial" w:hAnsi="Arial" w:cs="Arial"/>
             <w:noProof/>
             <w:webHidden/>
-            <w:sz w:val="21"/>
-          </w:rPr>
-          <w:t>13</w:t>
-        </w:r>
-        <w:r>
-          <w:rPr>
-            <w:rFonts w:ascii="Arial" w:hAnsi="Arial" w:cs="Arial"/>
-            <w:noProof/>
-            <w:webHidden/>
-            <w:sz w:val="21"/>
+            <w:sz w:val="17"/>
+          </w:rPr>
+          <w:t>14</w:t>
+        </w:r>
+        <w:r>
+          <w:rPr>
+            <w:rFonts w:ascii="Arial" w:hAnsi="Arial" w:cs="Arial"/>
+            <w:noProof/>
+            <w:webHidden/>
+            <w:sz w:val="17"/>
           </w:rPr>
           <w:fldChar w:fldCharType="end"/>
         </w:r>
@@ -3193,24 +3648,24 @@
         <w:tabs>
           <w:tab w:val="right" w:leader="dot" w:pos="10272"/>
         </w:tabs>
-        <w:spacing w:after="0" w:line="248" w:lineRule="exact"/>
+        <w:spacing w:after="0" w:line="196" w:lineRule="exact"/>
         <w:rPr>
           <w:rFonts w:ascii="Arial" w:hAnsi="Arial" w:cs="Arial"/>
           <w:noProof/>
           <w:kern w:val="2"/>
-          <w:sz w:val="21"/>
+          <w:sz w:val="17"/>
           <w:szCs w:val="24"/>
           <w:lang w:val="de-CH" w:eastAsia="de-CH"/>
           <w14:ligatures w14:val="standardContextual"/>
         </w:rPr>
       </w:pPr>
-      <w:hyperlink w:anchor="_Toc232814126" w:history="1">
+      <w:hyperlink w:anchor="_Toc232814724" w:history="1">
         <w:r>
           <w:rPr>
             <w:rStyle w:val="Hyperlink"/>
             <w:rFonts w:ascii="Arial" w:hAnsi="Arial" w:cs="Arial"/>
             <w:noProof/>
-            <w:sz w:val="21"/>
+            <w:sz w:val="17"/>
           </w:rPr>
           <w:t>7.7 Weekly Automation</w:t>
         </w:r>
@@ -3219,7 +3674,7 @@
             <w:rFonts w:ascii="Arial" w:hAnsi="Arial" w:cs="Arial"/>
             <w:noProof/>
             <w:webHidden/>
-            <w:sz w:val="21"/>
+            <w:sz w:val="17"/>
           </w:rPr>
           <w:tab/>
         </w:r>
@@ -3228,7 +3683,7 @@
             <w:rFonts w:ascii="Arial" w:hAnsi="Arial" w:cs="Arial"/>
             <w:noProof/>
             <w:webHidden/>
-            <w:sz w:val="21"/>
+            <w:sz w:val="17"/>
           </w:rPr>
           <w:fldChar w:fldCharType="begin"/>
         </w:r>
@@ -3237,24 +3692,24 @@
             <w:rFonts w:ascii="Arial" w:hAnsi="Arial" w:cs="Arial"/>
             <w:noProof/>
             <w:webHidden/>
-            <w:sz w:val="21"/>
-          </w:rPr>
-          <w:instrText xml:space="preserve"> PAGEREF _Toc232814126 \h </w:instrText>
-        </w:r>
-        <w:r>
-          <w:rPr>
-            <w:rFonts w:ascii="Arial" w:hAnsi="Arial" w:cs="Arial"/>
-            <w:noProof/>
-            <w:webHidden/>
-            <w:sz w:val="21"/>
-          </w:rPr>
-        </w:r>
-        <w:r>
-          <w:rPr>
-            <w:rFonts w:ascii="Arial" w:hAnsi="Arial" w:cs="Arial"/>
-            <w:noProof/>
-            <w:webHidden/>
-            <w:sz w:val="21"/>
+            <w:sz w:val="17"/>
+          </w:rPr>
+          <w:instrText xml:space="preserve"> PAGEREF _Toc232814724 \h </w:instrText>
+        </w:r>
+        <w:r>
+          <w:rPr>
+            <w:rFonts w:ascii="Arial" w:hAnsi="Arial" w:cs="Arial"/>
+            <w:noProof/>
+            <w:webHidden/>
+            <w:sz w:val="17"/>
+          </w:rPr>
+        </w:r>
+        <w:r>
+          <w:rPr>
+            <w:rFonts w:ascii="Arial" w:hAnsi="Arial" w:cs="Arial"/>
+            <w:noProof/>
+            <w:webHidden/>
+            <w:sz w:val="17"/>
           </w:rPr>
           <w:fldChar w:fldCharType="separate"/>
         </w:r>
@@ -3263,16 +3718,16 @@
             <w:rFonts w:ascii="Arial" w:hAnsi="Arial" w:cs="Arial"/>
             <w:noProof/>
             <w:webHidden/>
-            <w:sz w:val="21"/>
-          </w:rPr>
-          <w:t>13</w:t>
-        </w:r>
-        <w:r>
-          <w:rPr>
-            <w:rFonts w:ascii="Arial" w:hAnsi="Arial" w:cs="Arial"/>
-            <w:noProof/>
-            <w:webHidden/>
-            <w:sz w:val="21"/>
+            <w:sz w:val="17"/>
+          </w:rPr>
+          <w:t>14</w:t>
+        </w:r>
+        <w:r>
+          <w:rPr>
+            <w:rFonts w:ascii="Arial" w:hAnsi="Arial" w:cs="Arial"/>
+            <w:noProof/>
+            <w:webHidden/>
+            <w:sz w:val="17"/>
           </w:rPr>
           <w:fldChar w:fldCharType="end"/>
         </w:r>
@@ -3284,24 +3739,24 @@
         <w:tabs>
           <w:tab w:val="right" w:leader="dot" w:pos="10272"/>
         </w:tabs>
-        <w:spacing w:after="0" w:line="248" w:lineRule="exact"/>
+        <w:spacing w:after="0" w:line="196" w:lineRule="exact"/>
         <w:rPr>
           <w:rFonts w:ascii="Arial" w:hAnsi="Arial" w:cs="Arial"/>
           <w:noProof/>
           <w:kern w:val="2"/>
-          <w:sz w:val="21"/>
+          <w:sz w:val="17"/>
           <w:szCs w:val="24"/>
           <w:lang w:val="de-CH" w:eastAsia="de-CH"/>
           <w14:ligatures w14:val="standardContextual"/>
         </w:rPr>
       </w:pPr>
-      <w:hyperlink w:anchor="_Toc232814127" w:history="1">
+      <w:hyperlink w:anchor="_Toc232814725" w:history="1">
         <w:r>
           <w:rPr>
             <w:rStyle w:val="Hyperlink"/>
             <w:rFonts w:ascii="Arial" w:hAnsi="Arial" w:cs="Arial"/>
             <w:noProof/>
-            <w:sz w:val="21"/>
+            <w:sz w:val="17"/>
           </w:rPr>
           <w:t>8. Testing</w:t>
         </w:r>
@@ -3310,7 +3765,7 @@
             <w:rFonts w:ascii="Arial" w:hAnsi="Arial" w:cs="Arial"/>
             <w:noProof/>
             <w:webHidden/>
-            <w:sz w:val="21"/>
+            <w:sz w:val="17"/>
           </w:rPr>
           <w:tab/>
         </w:r>
@@ -3319,7 +3774,7 @@
             <w:rFonts w:ascii="Arial" w:hAnsi="Arial" w:cs="Arial"/>
             <w:noProof/>
             <w:webHidden/>
-            <w:sz w:val="21"/>
+            <w:sz w:val="17"/>
           </w:rPr>
           <w:fldChar w:fldCharType="begin"/>
         </w:r>
@@ -3328,24 +3783,24 @@
             <w:rFonts w:ascii="Arial" w:hAnsi="Arial" w:cs="Arial"/>
             <w:noProof/>
             <w:webHidden/>
-            <w:sz w:val="21"/>
-          </w:rPr>
-          <w:instrText xml:space="preserve"> PAGEREF _Toc232814127 \h </w:instrText>
-        </w:r>
-        <w:r>
-          <w:rPr>
-            <w:rFonts w:ascii="Arial" w:hAnsi="Arial" w:cs="Arial"/>
-            <w:noProof/>
-            <w:webHidden/>
-            <w:sz w:val="21"/>
-          </w:rPr>
-        </w:r>
-        <w:r>
-          <w:rPr>
-            <w:rFonts w:ascii="Arial" w:hAnsi="Arial" w:cs="Arial"/>
-            <w:noProof/>
-            <w:webHidden/>
-            <w:sz w:val="21"/>
+            <w:sz w:val="17"/>
+          </w:rPr>
+          <w:instrText xml:space="preserve"> PAGEREF _Toc232814725 \h </w:instrText>
+        </w:r>
+        <w:r>
+          <w:rPr>
+            <w:rFonts w:ascii="Arial" w:hAnsi="Arial" w:cs="Arial"/>
+            <w:noProof/>
+            <w:webHidden/>
+            <w:sz w:val="17"/>
+          </w:rPr>
+        </w:r>
+        <w:r>
+          <w:rPr>
+            <w:rFonts w:ascii="Arial" w:hAnsi="Arial" w:cs="Arial"/>
+            <w:noProof/>
+            <w:webHidden/>
+            <w:sz w:val="17"/>
           </w:rPr>
           <w:fldChar w:fldCharType="separate"/>
         </w:r>
@@ -3354,16 +3809,16 @@
             <w:rFonts w:ascii="Arial" w:hAnsi="Arial" w:cs="Arial"/>
             <w:noProof/>
             <w:webHidden/>
-            <w:sz w:val="21"/>
-          </w:rPr>
-          <w:t>13</w:t>
-        </w:r>
-        <w:r>
-          <w:rPr>
-            <w:rFonts w:ascii="Arial" w:hAnsi="Arial" w:cs="Arial"/>
-            <w:noProof/>
-            <w:webHidden/>
-            <w:sz w:val="21"/>
+            <w:sz w:val="17"/>
+          </w:rPr>
+          <w:t>15</w:t>
+        </w:r>
+        <w:r>
+          <w:rPr>
+            <w:rFonts w:ascii="Arial" w:hAnsi="Arial" w:cs="Arial"/>
+            <w:noProof/>
+            <w:webHidden/>
+            <w:sz w:val="17"/>
           </w:rPr>
           <w:fldChar w:fldCharType="end"/>
         </w:r>
@@ -3375,24 +3830,24 @@
         <w:tabs>
           <w:tab w:val="right" w:leader="dot" w:pos="10272"/>
         </w:tabs>
-        <w:spacing w:after="0" w:line="248" w:lineRule="exact"/>
+        <w:spacing w:after="0" w:line="196" w:lineRule="exact"/>
         <w:rPr>
           <w:rFonts w:ascii="Arial" w:hAnsi="Arial" w:cs="Arial"/>
           <w:noProof/>
           <w:kern w:val="2"/>
-          <w:sz w:val="21"/>
+          <w:sz w:val="17"/>
           <w:szCs w:val="24"/>
           <w:lang w:val="de-CH" w:eastAsia="de-CH"/>
           <w14:ligatures w14:val="standardContextual"/>
         </w:rPr>
       </w:pPr>
-      <w:hyperlink w:anchor="_Toc232814128" w:history="1">
+      <w:hyperlink w:anchor="_Toc232814726" w:history="1">
         <w:r>
           <w:rPr>
             <w:rStyle w:val="Hyperlink"/>
             <w:rFonts w:ascii="Arial" w:hAnsi="Arial" w:cs="Arial"/>
             <w:noProof/>
-            <w:sz w:val="21"/>
+            <w:sz w:val="17"/>
           </w:rPr>
           <w:t>9. Assignment Coverage</w:t>
         </w:r>
@@ -3401,7 +3856,7 @@
             <w:rFonts w:ascii="Arial" w:hAnsi="Arial" w:cs="Arial"/>
             <w:noProof/>
             <w:webHidden/>
-            <w:sz w:val="21"/>
+            <w:sz w:val="17"/>
           </w:rPr>
           <w:tab/>
         </w:r>
@@ -3410,7 +3865,7 @@
             <w:rFonts w:ascii="Arial" w:hAnsi="Arial" w:cs="Arial"/>
             <w:noProof/>
             <w:webHidden/>
-            <w:sz w:val="21"/>
+            <w:sz w:val="17"/>
           </w:rPr>
           <w:fldChar w:fldCharType="begin"/>
         </w:r>
@@ -3419,24 +3874,24 @@
             <w:rFonts w:ascii="Arial" w:hAnsi="Arial" w:cs="Arial"/>
             <w:noProof/>
             <w:webHidden/>
-            <w:sz w:val="21"/>
-          </w:rPr>
-          <w:instrText xml:space="preserve"> PAGEREF _Toc232814128 \h </w:instrText>
-        </w:r>
-        <w:r>
-          <w:rPr>
-            <w:rFonts w:ascii="Arial" w:hAnsi="Arial" w:cs="Arial"/>
-            <w:noProof/>
-            <w:webHidden/>
-            <w:sz w:val="21"/>
-          </w:rPr>
-        </w:r>
-        <w:r>
-          <w:rPr>
-            <w:rFonts w:ascii="Arial" w:hAnsi="Arial" w:cs="Arial"/>
-            <w:noProof/>
-            <w:webHidden/>
-            <w:sz w:val="21"/>
+            <w:sz w:val="17"/>
+          </w:rPr>
+          <w:instrText xml:space="preserve"> PAGEREF _Toc232814726 \h </w:instrText>
+        </w:r>
+        <w:r>
+          <w:rPr>
+            <w:rFonts w:ascii="Arial" w:hAnsi="Arial" w:cs="Arial"/>
+            <w:noProof/>
+            <w:webHidden/>
+            <w:sz w:val="17"/>
+          </w:rPr>
+        </w:r>
+        <w:r>
+          <w:rPr>
+            <w:rFonts w:ascii="Arial" w:hAnsi="Arial" w:cs="Arial"/>
+            <w:noProof/>
+            <w:webHidden/>
+            <w:sz w:val="17"/>
           </w:rPr>
           <w:fldChar w:fldCharType="separate"/>
         </w:r>
@@ -3445,16 +3900,16 @@
             <w:rFonts w:ascii="Arial" w:hAnsi="Arial" w:cs="Arial"/>
             <w:noProof/>
             <w:webHidden/>
-            <w:sz w:val="21"/>
-          </w:rPr>
-          <w:t>15</w:t>
-        </w:r>
-        <w:r>
-          <w:rPr>
-            <w:rFonts w:ascii="Arial" w:hAnsi="Arial" w:cs="Arial"/>
-            <w:noProof/>
-            <w:webHidden/>
-            <w:sz w:val="21"/>
+            <w:sz w:val="17"/>
+          </w:rPr>
+          <w:t>16</w:t>
+        </w:r>
+        <w:r>
+          <w:rPr>
+            <w:rFonts w:ascii="Arial" w:hAnsi="Arial" w:cs="Arial"/>
+            <w:noProof/>
+            <w:webHidden/>
+            <w:sz w:val="17"/>
           </w:rPr>
           <w:fldChar w:fldCharType="end"/>
         </w:r>
@@ -3466,24 +3921,24 @@
         <w:tabs>
           <w:tab w:val="right" w:leader="dot" w:pos="10272"/>
         </w:tabs>
-        <w:spacing w:after="0" w:line="248" w:lineRule="exact"/>
+        <w:spacing w:after="0" w:line="196" w:lineRule="exact"/>
         <w:rPr>
           <w:rFonts w:ascii="Arial" w:hAnsi="Arial" w:cs="Arial"/>
           <w:noProof/>
           <w:kern w:val="2"/>
-          <w:sz w:val="21"/>
+          <w:sz w:val="17"/>
           <w:szCs w:val="24"/>
           <w:lang w:val="de-CH" w:eastAsia="de-CH"/>
           <w14:ligatures w14:val="standardContextual"/>
         </w:rPr>
       </w:pPr>
-      <w:hyperlink w:anchor="_Toc232814129" w:history="1">
+      <w:hyperlink w:anchor="_Toc232814727" w:history="1">
         <w:r>
           <w:rPr>
             <w:rStyle w:val="Hyperlink"/>
             <w:rFonts w:ascii="Arial" w:hAnsi="Arial" w:cs="Arial"/>
             <w:noProof/>
-            <w:sz w:val="21"/>
+            <w:sz w:val="17"/>
           </w:rPr>
           <w:t>10. Conclusion</w:t>
         </w:r>
@@ -3492,7 +3947,7 @@
             <w:rFonts w:ascii="Arial" w:hAnsi="Arial" w:cs="Arial"/>
             <w:noProof/>
             <w:webHidden/>
-            <w:sz w:val="21"/>
+            <w:sz w:val="17"/>
           </w:rPr>
           <w:tab/>
         </w:r>
@@ -3501,7 +3956,7 @@
             <w:rFonts w:ascii="Arial" w:hAnsi="Arial" w:cs="Arial"/>
             <w:noProof/>
             <w:webHidden/>
-            <w:sz w:val="21"/>
+            <w:sz w:val="17"/>
           </w:rPr>
           <w:fldChar w:fldCharType="begin"/>
         </w:r>
@@ -3510,24 +3965,24 @@
             <w:rFonts w:ascii="Arial" w:hAnsi="Arial" w:cs="Arial"/>
             <w:noProof/>
             <w:webHidden/>
-            <w:sz w:val="21"/>
-          </w:rPr>
-          <w:instrText xml:space="preserve"> PAGEREF _Toc232814129 \h </w:instrText>
-        </w:r>
-        <w:r>
-          <w:rPr>
-            <w:rFonts w:ascii="Arial" w:hAnsi="Arial" w:cs="Arial"/>
-            <w:noProof/>
-            <w:webHidden/>
-            <w:sz w:val="21"/>
-          </w:rPr>
-        </w:r>
-        <w:r>
-          <w:rPr>
-            <w:rFonts w:ascii="Arial" w:hAnsi="Arial" w:cs="Arial"/>
-            <w:noProof/>
-            <w:webHidden/>
-            <w:sz w:val="21"/>
+            <w:sz w:val="17"/>
+          </w:rPr>
+          <w:instrText xml:space="preserve"> PAGEREF _Toc232814727 \h </w:instrText>
+        </w:r>
+        <w:r>
+          <w:rPr>
+            <w:rFonts w:ascii="Arial" w:hAnsi="Arial" w:cs="Arial"/>
+            <w:noProof/>
+            <w:webHidden/>
+            <w:sz w:val="17"/>
+          </w:rPr>
+        </w:r>
+        <w:r>
+          <w:rPr>
+            <w:rFonts w:ascii="Arial" w:hAnsi="Arial" w:cs="Arial"/>
+            <w:noProof/>
+            <w:webHidden/>
+            <w:sz w:val="17"/>
           </w:rPr>
           <w:fldChar w:fldCharType="separate"/>
         </w:r>
@@ -3536,16 +3991,16 @@
             <w:rFonts w:ascii="Arial" w:hAnsi="Arial" w:cs="Arial"/>
             <w:noProof/>
             <w:webHidden/>
-            <w:sz w:val="21"/>
-          </w:rPr>
-          <w:t>15</w:t>
-        </w:r>
-        <w:r>
-          <w:rPr>
-            <w:rFonts w:ascii="Arial" w:hAnsi="Arial" w:cs="Arial"/>
-            <w:noProof/>
-            <w:webHidden/>
-            <w:sz w:val="21"/>
+            <w:sz w:val="17"/>
+          </w:rPr>
+          <w:t>16</w:t>
+        </w:r>
+        <w:r>
+          <w:rPr>
+            <w:rFonts w:ascii="Arial" w:hAnsi="Arial" w:cs="Arial"/>
+            <w:noProof/>
+            <w:webHidden/>
+            <w:sz w:val="17"/>
           </w:rPr>
           <w:fldChar w:fldCharType="end"/>
         </w:r>
@@ -3553,13 +4008,14 @@
     </w:p>
     <w:p>
       <w:pPr>
-        <w:spacing w:after="0" w:line="248" w:lineRule="exact"/>
+        <w:spacing w:after="0" w:line="196" w:lineRule="exact"/>
       </w:pPr>
       <w:r>
         <w:rPr>
           <w:rFonts w:ascii="Arial" w:hAnsi="Arial" w:cs="Arial"/>
-          <w:sz w:val="21"/>
-        </w:rPr>
+          <w:sz w:val="17"/>
+        </w:rPr>
+        <w:lastRenderedPageBreak/>
         <w:fldChar w:fldCharType="end"/>
       </w:r>
     </w:p>
@@ -3575,7 +4031,7 @@
           <w:rFonts w:ascii="Arial" w:hAnsi="Arial" w:cs="Arial"/>
         </w:rPr>
       </w:pPr>
-      <w:bookmarkStart w:id="0" w:name="_Toc232814096"/>
+      <w:bookmarkStart w:id="0" w:name="_Toc232814689"/>
       <w:r>
         <w:rPr>
           <w:rFonts w:ascii="Arial" w:hAnsi="Arial" w:cs="Arial"/>
@@ -3592,7 +4048,7 @@
           <w:rFonts w:ascii="Arial" w:hAnsi="Arial" w:cs="Arial"/>
         </w:rPr>
       </w:pPr>
-      <w:bookmarkStart w:id="1" w:name="_Toc232814097"/>
+      <w:bookmarkStart w:id="1" w:name="_Toc232814690"/>
       <w:r>
         <w:rPr>
           <w:rFonts w:ascii="Arial" w:hAnsi="Arial" w:cs="Arial"/>
@@ -3618,7 +4074,7 @@
           <w:rFonts w:ascii="Arial" w:hAnsi="Arial" w:cs="Arial"/>
         </w:rPr>
       </w:pPr>
-      <w:bookmarkStart w:id="2" w:name="_Toc232814098"/>
+      <w:bookmarkStart w:id="2" w:name="_Toc232814691"/>
       <w:r>
         <w:rPr>
           <w:rFonts w:ascii="Arial" w:hAnsi="Arial" w:cs="Arial"/>
@@ -3639,7 +4095,7 @@
           <w:rFonts w:ascii="Arial" w:hAnsi="Arial" w:cs="Arial"/>
         </w:rPr>
       </w:pPr>
-      <w:bookmarkStart w:id="3" w:name="_Toc232814099"/>
+      <w:bookmarkStart w:id="3" w:name="_Toc232814692"/>
       <w:r>
         <w:rPr>
           <w:rFonts w:ascii="Arial" w:hAnsi="Arial" w:cs="Arial"/>
@@ -3660,7 +4116,7 @@
           <w:rFonts w:ascii="Arial" w:hAnsi="Arial" w:cs="Arial"/>
         </w:rPr>
       </w:pPr>
-      <w:bookmarkStart w:id="4" w:name="_Toc232814100"/>
+      <w:bookmarkStart w:id="4" w:name="_Toc232814693"/>
       <w:r>
         <w:rPr>
           <w:rFonts w:ascii="Arial" w:hAnsi="Arial" w:cs="Arial"/>
@@ -3676,7 +4132,7 @@
           <w:rFonts w:ascii="Arial" w:hAnsi="Arial" w:cs="Arial"/>
         </w:rPr>
       </w:pPr>
-      <w:bookmarkStart w:id="5" w:name="_Toc232814101"/>
+      <w:bookmarkStart w:id="5" w:name="_Toc232814694"/>
       <w:r>
         <w:rPr>
           <w:rFonts w:ascii="Arial" w:hAnsi="Arial" w:cs="Arial"/>
@@ -3702,7 +4158,7 @@
           <w:rFonts w:ascii="Arial" w:hAnsi="Arial" w:cs="Arial"/>
         </w:rPr>
       </w:pPr>
-      <w:bookmarkStart w:id="6" w:name="_Toc232814102"/>
+      <w:bookmarkStart w:id="6" w:name="_Toc232814695"/>
       <w:r>
         <w:rPr>
           <w:rFonts w:ascii="Arial" w:hAnsi="Arial" w:cs="Arial"/>
@@ -3733,7 +4189,7 @@
           <w:rFonts w:ascii="Arial" w:hAnsi="Arial" w:cs="Arial"/>
         </w:rPr>
       </w:pPr>
-      <w:bookmarkStart w:id="7" w:name="_Toc232814103"/>
+      <w:bookmarkStart w:id="7" w:name="_Toc232814696"/>
       <w:r>
         <w:rPr>
           <w:rFonts w:ascii="Arial" w:hAnsi="Arial" w:cs="Arial"/>
@@ -3754,7 +4210,7 @@
           <w:rFonts w:ascii="Arial" w:hAnsi="Arial" w:cs="Arial"/>
         </w:rPr>
       </w:pPr>
-      <w:bookmarkStart w:id="8" w:name="_Toc232814104"/>
+      <w:bookmarkStart w:id="8" w:name="_Toc232814697"/>
       <w:r>
         <w:rPr>
           <w:rFonts w:ascii="Arial" w:hAnsi="Arial" w:cs="Arial"/>
@@ -4297,7 +4753,7 @@
           <w:rFonts w:ascii="Arial" w:hAnsi="Arial" w:cs="Arial"/>
         </w:rPr>
       </w:pPr>
-      <w:bookmarkStart w:id="9" w:name="_Toc232814105"/>
+      <w:bookmarkStart w:id="9" w:name="_Toc232814698"/>
       <w:r>
         <w:rPr>
           <w:rFonts w:ascii="Arial" w:hAnsi="Arial" w:cs="Arial"/>
@@ -4313,7 +4769,7 @@
           <w:rFonts w:ascii="Arial" w:hAnsi="Arial" w:cs="Arial"/>
         </w:rPr>
       </w:pPr>
-      <w:bookmarkStart w:id="10" w:name="_Toc232814106"/>
+      <w:bookmarkStart w:id="10" w:name="_Toc232814699"/>
       <w:r>
         <w:rPr>
           <w:rFonts w:ascii="Arial" w:hAnsi="Arial" w:cs="Arial"/>
@@ -5856,7 +6312,7 @@
           <w:rFonts w:ascii="Arial" w:hAnsi="Arial" w:cs="Arial"/>
         </w:rPr>
       </w:pPr>
-      <w:bookmarkStart w:id="11" w:name="_Toc232814107"/>
+      <w:bookmarkStart w:id="11" w:name="_Toc232814700"/>
       <w:r>
         <w:rPr>
           <w:rFonts w:ascii="Arial" w:hAnsi="Arial" w:cs="Arial"/>
@@ -6709,7 +7165,7 @@
           <w:rFonts w:ascii="Arial" w:hAnsi="Arial" w:cs="Arial"/>
         </w:rPr>
       </w:pPr>
-      <w:bookmarkStart w:id="12" w:name="_Toc232814108"/>
+      <w:bookmarkStart w:id="12" w:name="_Toc232814701"/>
       <w:r>
         <w:rPr>
           <w:rFonts w:ascii="Arial" w:hAnsi="Arial" w:cs="Arial"/>
@@ -6725,7 +7181,7 @@
           <w:rFonts w:ascii="Arial" w:hAnsi="Arial" w:cs="Arial"/>
         </w:rPr>
       </w:pPr>
-      <w:bookmarkStart w:id="13" w:name="_Toc232814109"/>
+      <w:bookmarkStart w:id="13" w:name="_Toc232814702"/>
       <w:r>
         <w:rPr>
           <w:rFonts w:ascii="Arial" w:hAnsi="Arial" w:cs="Arial"/>
@@ -7208,7 +7664,7 @@
           <w:rFonts w:ascii="Arial" w:hAnsi="Arial" w:cs="Arial"/>
         </w:rPr>
       </w:pPr>
-      <w:bookmarkStart w:id="14" w:name="_Toc232814110"/>
+      <w:bookmarkStart w:id="14" w:name="_Toc232814703"/>
       <w:r>
         <w:rPr>
           <w:rFonts w:ascii="Arial" w:hAnsi="Arial" w:cs="Arial"/>
@@ -7315,7 +7771,7 @@
           <w:rFonts w:ascii="Arial" w:hAnsi="Arial" w:cs="Arial"/>
         </w:rPr>
       </w:pPr>
-      <w:bookmarkStart w:id="15" w:name="_Toc232814111"/>
+      <w:bookmarkStart w:id="15" w:name="_Toc232814704"/>
       <w:r>
         <w:rPr>
           <w:rFonts w:ascii="Arial" w:hAnsi="Arial" w:cs="Arial"/>
@@ -7382,7 +7838,7 @@
           <w:rFonts w:ascii="Arial" w:hAnsi="Arial" w:cs="Arial"/>
         </w:rPr>
       </w:pPr>
-      <w:bookmarkStart w:id="16" w:name="_Toc232814112"/>
+      <w:bookmarkStart w:id="16" w:name="_Toc232814705"/>
       <w:r>
         <w:rPr>
           <w:rFonts w:ascii="Arial" w:hAnsi="Arial" w:cs="Arial"/>
@@ -7444,7 +7900,7 @@
           <w:rFonts w:ascii="Arial" w:hAnsi="Arial" w:cs="Arial"/>
         </w:rPr>
       </w:pPr>
-      <w:bookmarkStart w:id="17" w:name="_Toc232814113"/>
+      <w:bookmarkStart w:id="17" w:name="_Toc232814706"/>
       <w:r>
         <w:rPr>
           <w:rFonts w:ascii="Arial" w:hAnsi="Arial" w:cs="Arial"/>
@@ -7506,7 +7962,7 @@
           <w:rFonts w:ascii="Arial" w:hAnsi="Arial" w:cs="Arial"/>
         </w:rPr>
       </w:pPr>
-      <w:bookmarkStart w:id="18" w:name="_Toc232814114"/>
+      <w:bookmarkStart w:id="18" w:name="_Toc232814707"/>
       <w:r>
         <w:rPr>
           <w:rFonts w:ascii="Arial" w:hAnsi="Arial" w:cs="Arial"/>
@@ -7567,7 +8023,7 @@
           <w:rFonts w:ascii="Arial" w:hAnsi="Arial" w:cs="Arial"/>
         </w:rPr>
       </w:pPr>
-      <w:bookmarkStart w:id="19" w:name="_Toc232814115"/>
+      <w:bookmarkStart w:id="19" w:name="_Toc232814708"/>
       <w:r>
         <w:rPr>
           <w:rFonts w:ascii="Arial" w:hAnsi="Arial" w:cs="Arial"/>
@@ -7629,7 +8085,7 @@
           <w:rFonts w:ascii="Arial" w:hAnsi="Arial" w:cs="Arial"/>
         </w:rPr>
       </w:pPr>
-      <w:bookmarkStart w:id="20" w:name="_Toc232814116"/>
+      <w:bookmarkStart w:id="20" w:name="_Toc232814709"/>
       <w:r>
         <w:rPr>
           <w:rFonts w:ascii="Arial" w:hAnsi="Arial" w:cs="Arial"/>
@@ -7690,7 +8146,7 @@
           <w:rFonts w:ascii="Arial" w:hAnsi="Arial" w:cs="Arial"/>
         </w:rPr>
       </w:pPr>
-      <w:bookmarkStart w:id="21" w:name="_Toc232814117"/>
+      <w:bookmarkStart w:id="21" w:name="_Toc232814710"/>
       <w:r>
         <w:rPr>
           <w:rFonts w:ascii="Arial" w:hAnsi="Arial" w:cs="Arial"/>
@@ -7752,7 +8208,7 @@
           <w:rFonts w:ascii="Arial" w:hAnsi="Arial" w:cs="Arial"/>
         </w:rPr>
       </w:pPr>
-      <w:bookmarkStart w:id="22" w:name="_Toc232814118"/>
+      <w:bookmarkStart w:id="22" w:name="_Toc232814711"/>
       <w:r>
         <w:rPr>
           <w:rFonts w:ascii="Arial" w:hAnsi="Arial" w:cs="Arial"/>
@@ -8233,7 +8689,7 @@
           <w:rFonts w:ascii="Arial" w:hAnsi="Arial" w:cs="Arial"/>
         </w:rPr>
       </w:pPr>
-      <w:bookmarkStart w:id="23" w:name="_Toc232814119"/>
+      <w:bookmarkStart w:id="23" w:name="_Toc232814712"/>
       <w:r>
         <w:rPr>
           <w:rFonts w:ascii="Arial" w:hAnsi="Arial" w:cs="Arial"/>
@@ -8250,7 +8706,7 @@
           <w:rFonts w:ascii="Arial" w:hAnsi="Arial" w:cs="Arial"/>
         </w:rPr>
       </w:pPr>
-      <w:bookmarkStart w:id="24" w:name="_Toc232814120"/>
+      <w:bookmarkStart w:id="24" w:name="_Toc232814713"/>
       <w:r>
         <w:rPr>
           <w:rFonts w:ascii="Arial" w:hAnsi="Arial" w:cs="Arial"/>
@@ -8585,7 +9041,7 @@
           <w:rFonts w:ascii="Arial" w:hAnsi="Arial" w:cs="Arial"/>
         </w:rPr>
       </w:pPr>
-      <w:bookmarkStart w:id="25" w:name="_Toc232814121"/>
+      <w:bookmarkStart w:id="25" w:name="_Toc232814714"/>
       <w:r>
         <w:rPr>
           <w:rFonts w:ascii="Arial" w:hAnsi="Arial" w:cs="Arial"/>
@@ -8708,7 +9164,7 @@
           <w:rFonts w:ascii="Arial" w:hAnsi="Arial" w:cs="Arial"/>
         </w:rPr>
       </w:pPr>
-      <w:bookmarkStart w:id="26" w:name="_Toc232814122"/>
+      <w:bookmarkStart w:id="26" w:name="_Toc232814715"/>
       <w:r>
         <w:rPr>
           <w:rFonts w:ascii="Arial" w:hAnsi="Arial" w:cs="Arial"/>
@@ -8794,7 +9250,7 @@
           <w:rFonts w:ascii="Arial" w:hAnsi="Arial" w:cs="Arial"/>
         </w:rPr>
       </w:pPr>
-      <w:bookmarkStart w:id="27" w:name="_Toc232814123"/>
+      <w:bookmarkStart w:id="27" w:name="_Toc232814716"/>
       <w:r>
         <w:rPr>
           <w:rFonts w:ascii="Arial" w:hAnsi="Arial" w:cs="Arial"/>
@@ -9319,7 +9775,7 @@
           <w:rFonts w:ascii="Arial" w:hAnsi="Arial" w:cs="Arial"/>
         </w:rPr>
       </w:pPr>
-      <w:bookmarkStart w:id="28" w:name="_Toc232814124"/>
+      <w:bookmarkStart w:id="28" w:name="_Toc232814717"/>
       <w:r>
         <w:rPr>
           <w:rFonts w:ascii="Arial" w:hAnsi="Arial" w:cs="Arial"/>
@@ -9330,20 +9786,19 @@
     </w:p>
     <w:p>
       <w:pPr>
+        <w:pStyle w:val="berschrift3"/>
         <w:rPr>
           <w:rFonts w:ascii="Arial" w:hAnsi="Arial" w:cs="Arial"/>
-          <w:b/>
-          <w:sz w:val="21"/>
-        </w:rPr>
-      </w:pPr>
+        </w:rPr>
+      </w:pPr>
+      <w:bookmarkStart w:id="29" w:name="_Toc232814718"/>
       <w:r>
         <w:rPr>
           <w:rFonts w:ascii="Arial" w:hAnsi="Arial" w:cs="Arial"/>
-          <w:b/>
-          <w:sz w:val="21"/>
-        </w:rPr>
-        <w:t>Last.fm setup (required)</w:t>
+        </w:rPr>
+        <w:t>7.5.1 Last.fm Setup</w:t>
       </w:r>
+      <w:bookmarkEnd w:id="29"/>
     </w:p>
     <w:p>
       <w:pPr>
@@ -9506,20 +9961,19 @@
     </w:p>
     <w:p>
       <w:pPr>
+        <w:pStyle w:val="berschrift3"/>
         <w:rPr>
           <w:rFonts w:ascii="Arial" w:hAnsi="Arial" w:cs="Arial"/>
-          <w:b/>
-          <w:sz w:val="21"/>
-        </w:rPr>
-      </w:pPr>
+        </w:rPr>
+      </w:pPr>
+      <w:bookmarkStart w:id="30" w:name="_Toc232814719"/>
       <w:r>
         <w:rPr>
           <w:rFonts w:ascii="Arial" w:hAnsi="Arial" w:cs="Arial"/>
-          <w:b/>
-          <w:sz w:val="21"/>
-        </w:rPr>
-        <w:t>Spotify setup (recommended, but optional)</w:t>
+        </w:rPr>
+        <w:t>7.5.2 Spotify Setup</w:t>
       </w:r>
+      <w:bookmarkEnd w:id="30"/>
     </w:p>
     <w:p>
       <w:pPr>
@@ -9711,20 +10165,19 @@
     </w:p>
     <w:p>
       <w:pPr>
+        <w:pStyle w:val="berschrift3"/>
         <w:rPr>
           <w:rFonts w:ascii="Arial" w:hAnsi="Arial" w:cs="Arial"/>
-          <w:b/>
-          <w:sz w:val="21"/>
-        </w:rPr>
-      </w:pPr>
+        </w:rPr>
+      </w:pPr>
+      <w:bookmarkStart w:id="31" w:name="_Toc232814720"/>
       <w:r>
         <w:rPr>
           <w:rFonts w:ascii="Arial" w:hAnsi="Arial" w:cs="Arial"/>
-          <w:b/>
-          <w:sz w:val="21"/>
-        </w:rPr>
-        <w:t>Alternative without Spotify Premium</w:t>
+        </w:rPr>
+        <w:t>7.5.3 Alternative Without Spotify Premium</w:t>
       </w:r>
+      <w:bookmarkEnd w:id="31"/>
     </w:p>
     <w:p>
       <w:pPr>
@@ -9856,20 +10309,19 @@
     </w:p>
     <w:p>
       <w:pPr>
+        <w:pStyle w:val="berschrift3"/>
         <w:rPr>
           <w:rFonts w:ascii="Arial" w:hAnsi="Arial" w:cs="Arial"/>
-          <w:b/>
-          <w:sz w:val="21"/>
-        </w:rPr>
-      </w:pPr>
+        </w:rPr>
+      </w:pPr>
+      <w:bookmarkStart w:id="32" w:name="_Toc232814721"/>
       <w:r>
         <w:rPr>
           <w:rFonts w:ascii="Arial" w:hAnsi="Arial" w:cs="Arial"/>
-          <w:b/>
-          <w:sz w:val="21"/>
-        </w:rPr>
-        <w:t>Spotify playlist setup (optional)</w:t>
+        </w:rPr>
+        <w:t>7.5.4 Spotify Playlist Setup</w:t>
       </w:r>
+      <w:bookmarkEnd w:id="32"/>
     </w:p>
     <w:p>
       <w:pPr>
@@ -9913,6 +10365,7 @@
           <w:rFonts w:ascii="Arial" w:hAnsi="Arial" w:cs="Arial"/>
           <w:sz w:val="21"/>
         </w:rPr>
+        <w:lastRenderedPageBreak/>
         <w:t>2. Set ENABLE_PLAYLIST=true.</w:t>
       </w:r>
     </w:p>
@@ -9928,7 +10381,6 @@
           <w:rFonts w:ascii="Arial" w:hAnsi="Arial" w:cs="Arial"/>
           <w:sz w:val="21"/>
         </w:rPr>
-        <w:lastRenderedPageBreak/>
         <w:t>3. Run python spotify_setup.py.</w:t>
       </w:r>
     </w:p>
@@ -10002,20 +10454,19 @@
     </w:p>
     <w:p>
       <w:pPr>
+        <w:pStyle w:val="berschrift3"/>
         <w:rPr>
           <w:rFonts w:ascii="Arial" w:hAnsi="Arial" w:cs="Arial"/>
-          <w:b/>
-          <w:sz w:val="21"/>
-        </w:rPr>
-      </w:pPr>
+        </w:rPr>
+      </w:pPr>
+      <w:bookmarkStart w:id="33" w:name="_Toc232814722"/>
       <w:r>
         <w:rPr>
           <w:rFonts w:ascii="Arial" w:hAnsi="Arial" w:cs="Arial"/>
-          <w:b/>
-          <w:sz w:val="21"/>
-        </w:rPr>
-        <w:t>Gmail setup (optional)</w:t>
+        </w:rPr>
+        <w:t>7.5.5 Gmail Setup</w:t>
       </w:r>
+      <w:bookmarkEnd w:id="33"/>
     </w:p>
     <w:p>
       <w:pPr>
@@ -10194,12 +10645,12 @@
       <w:pPr>
         <w:pStyle w:val="berschrift2"/>
       </w:pPr>
-      <w:bookmarkStart w:id="29" w:name="_Toc232813578"/>
-      <w:bookmarkStart w:id="30" w:name="_Toc232814125"/>
+      <w:bookmarkStart w:id="34" w:name="_Toc232813578"/>
+      <w:bookmarkStart w:id="35" w:name="_Toc232814723"/>
       <w:r>
         <w:t>7.6 Start The Program</w:t>
       </w:r>
-      <w:bookmarkEnd w:id="30"/>
+      <w:bookmarkEnd w:id="35"/>
     </w:p>
     <w:p>
       <w:pPr>
@@ -10222,7 +10673,7 @@
         </w:rPr>
         <w:t xml:space="preserve"> the .env file is filled, the program can be started with two commands.</w:t>
       </w:r>
-      <w:bookmarkEnd w:id="29"/>
+      <w:bookmarkEnd w:id="34"/>
     </w:p>
     <w:tbl>
       <w:tblPr>
@@ -10290,14 +10741,14 @@
           <w:rFonts w:ascii="Arial" w:hAnsi="Arial" w:cs="Arial"/>
         </w:rPr>
       </w:pPr>
-      <w:bookmarkStart w:id="31" w:name="_Toc232814126"/>
+      <w:bookmarkStart w:id="36" w:name="_Toc232814724"/>
       <w:r>
         <w:rPr>
           <w:rFonts w:ascii="Arial" w:hAnsi="Arial" w:cs="Arial"/>
         </w:rPr>
         <w:t>7.7 Weekly Automation</w:t>
       </w:r>
-      <w:bookmarkEnd w:id="31"/>
+      <w:bookmarkEnd w:id="36"/>
     </w:p>
     <w:p>
       <w:r>
@@ -10415,14 +10866,15 @@
           <w:rFonts w:ascii="Arial" w:hAnsi="Arial" w:cs="Arial"/>
         </w:rPr>
       </w:pPr>
-      <w:bookmarkStart w:id="32" w:name="_Toc232814127"/>
+      <w:bookmarkStart w:id="37" w:name="_Toc232814725"/>
       <w:r>
         <w:rPr>
           <w:rFonts w:ascii="Arial" w:hAnsi="Arial" w:cs="Arial"/>
         </w:rPr>
+        <w:lastRenderedPageBreak/>
         <w:t>8. Testing</w:t>
       </w:r>
-      <w:bookmarkEnd w:id="32"/>
+      <w:bookmarkEnd w:id="37"/>
     </w:p>
     <w:p>
       <w:r>
@@ -10465,7 +10917,6 @@
                 <w:color w:val="111827"/>
                 <w:sz w:val="17"/>
               </w:rPr>
-              <w:lastRenderedPageBreak/>
               <w:t>python -m pytest</w:t>
             </w:r>
             <w:r>
@@ -10531,7 +10982,7 @@
           <w:rFonts w:ascii="Arial" w:hAnsi="Arial" w:cs="Arial"/>
         </w:rPr>
       </w:pPr>
-      <w:bookmarkStart w:id="33" w:name="_Toc232814128"/>
+      <w:bookmarkStart w:id="38" w:name="_Toc232814726"/>
       <w:r>
         <w:rPr>
           <w:rFonts w:ascii="Arial" w:hAnsi="Arial" w:cs="Arial"/>
@@ -10539,7 +10990,7 @@
         <w:lastRenderedPageBreak/>
         <w:t>9. Assignment Coverage</w:t>
       </w:r>
-      <w:bookmarkEnd w:id="33"/>
+      <w:bookmarkEnd w:id="38"/>
     </w:p>
     <w:p>
       <w:r>
@@ -11112,14 +11563,14 @@
           <w:rFonts w:ascii="Arial" w:hAnsi="Arial" w:cs="Arial"/>
         </w:rPr>
       </w:pPr>
-      <w:bookmarkStart w:id="34" w:name="_Toc232814129"/>
+      <w:bookmarkStart w:id="39" w:name="_Toc232814727"/>
       <w:r>
         <w:rPr>
           <w:rFonts w:ascii="Arial" w:hAnsi="Arial" w:cs="Arial"/>
         </w:rPr>
         <w:t>10. Conclusion</w:t>
       </w:r>
-      <w:bookmarkEnd w:id="34"/>
+      <w:bookmarkEnd w:id="39"/>
     </w:p>
     <w:p>
       <w:r>
@@ -22773,6 +23224,18 @@
       <w:u w:val="single"/>
     </w:rPr>
   </w:style>
+  <w:style w:type="paragraph" w:styleId="Verzeichnis3">
+    <w:name w:val="toc 3"/>
+    <w:basedOn w:val="Standard"/>
+    <w:next w:val="Standard"/>
+    <w:autoRedefine/>
+    <w:uiPriority w:val="39"/>
+    <w:unhideWhenUsed/>
+    <w:rsid w:val="001926CF"/>
+    <w:pPr>
+      <w:ind w:left="400"/>
+    </w:pPr>
+  </w:style>
 </w:styles>
 </file>
 

--- a/docs/M122E_Final_Documentation.docx
+++ b/docs/M122E_Final_Documentation.docx
@@ -442,7 +442,7 @@
         <w:tabs>
           <w:tab w:val="right" w:leader="dot" w:pos="10272"/>
         </w:tabs>
-        <w:spacing w:after="0" w:line="196" w:lineRule="exact"/>
+        <w:spacing w:after="0" w:line="192" w:lineRule="exact"/>
         <w:rPr>
           <w:rFonts w:ascii="Arial" w:hAnsi="Arial" w:cs="Arial"/>
           <w:noProof/>
@@ -474,7 +474,7 @@
         </w:rPr>
         <w:fldChar w:fldCharType="separate"/>
       </w:r>
-      <w:hyperlink w:anchor="_Toc232814689" w:history="1">
+      <w:hyperlink w:anchor="_Toc232815358" w:history="1">
         <w:r>
           <w:rPr>
             <w:rStyle w:val="Hyperlink"/>
@@ -509,7 +509,7 @@
             <w:webHidden/>
             <w:sz w:val="17"/>
           </w:rPr>
-          <w:instrText xml:space="preserve"> PAGEREF _Toc232814689 \h </w:instrText>
+          <w:instrText xml:space="preserve"> PAGEREF _Toc232815358 \h </w:instrText>
         </w:r>
         <w:r>
           <w:rPr>
@@ -554,7 +554,7 @@
         <w:tabs>
           <w:tab w:val="right" w:leader="dot" w:pos="10272"/>
         </w:tabs>
-        <w:spacing w:after="0" w:line="196" w:lineRule="exact"/>
+        <w:spacing w:after="0" w:line="192" w:lineRule="exact"/>
         <w:rPr>
           <w:rFonts w:ascii="Arial" w:hAnsi="Arial" w:cs="Arial"/>
           <w:noProof/>
@@ -565,7 +565,7 @@
           <w14:ligatures w14:val="standardContextual"/>
         </w:rPr>
       </w:pPr>
-      <w:hyperlink w:anchor="_Toc232814690" w:history="1">
+      <w:hyperlink w:anchor="_Toc232815359" w:history="1">
         <w:r>
           <w:rPr>
             <w:rStyle w:val="Hyperlink"/>
@@ -600,7 +600,7 @@
             <w:webHidden/>
             <w:sz w:val="17"/>
           </w:rPr>
-          <w:instrText xml:space="preserve"> PAGEREF _Toc232814690 \h </w:instrText>
+          <w:instrText xml:space="preserve"> PAGEREF _Toc232815359 \h </w:instrText>
         </w:r>
         <w:r>
           <w:rPr>
@@ -645,7 +645,7 @@
         <w:tabs>
           <w:tab w:val="right" w:leader="dot" w:pos="10272"/>
         </w:tabs>
-        <w:spacing w:after="0" w:line="196" w:lineRule="exact"/>
+        <w:spacing w:after="0" w:line="192" w:lineRule="exact"/>
         <w:rPr>
           <w:rFonts w:ascii="Arial" w:hAnsi="Arial" w:cs="Arial"/>
           <w:noProof/>
@@ -656,7 +656,7 @@
           <w14:ligatures w14:val="standardContextual"/>
         </w:rPr>
       </w:pPr>
-      <w:hyperlink w:anchor="_Toc232814691" w:history="1">
+      <w:hyperlink w:anchor="_Toc232815360" w:history="1">
         <w:r>
           <w:rPr>
             <w:rStyle w:val="Hyperlink"/>
@@ -691,7 +691,7 @@
             <w:webHidden/>
             <w:sz w:val="17"/>
           </w:rPr>
-          <w:instrText xml:space="preserve"> PAGEREF _Toc232814691 \h </w:instrText>
+          <w:instrText xml:space="preserve"> PAGEREF _Toc232815360 \h </w:instrText>
         </w:r>
         <w:r>
           <w:rPr>
@@ -736,7 +736,7 @@
         <w:tabs>
           <w:tab w:val="right" w:leader="dot" w:pos="10272"/>
         </w:tabs>
-        <w:spacing w:after="0" w:line="196" w:lineRule="exact"/>
+        <w:spacing w:after="0" w:line="192" w:lineRule="exact"/>
         <w:rPr>
           <w:rFonts w:ascii="Arial" w:hAnsi="Arial" w:cs="Arial"/>
           <w:noProof/>
@@ -747,7 +747,7 @@
           <w14:ligatures w14:val="standardContextual"/>
         </w:rPr>
       </w:pPr>
-      <w:hyperlink w:anchor="_Toc232814692" w:history="1">
+      <w:hyperlink w:anchor="_Toc232815361" w:history="1">
         <w:r>
           <w:rPr>
             <w:rStyle w:val="Hyperlink"/>
@@ -782,7 +782,7 @@
             <w:webHidden/>
             <w:sz w:val="17"/>
           </w:rPr>
-          <w:instrText xml:space="preserve"> PAGEREF _Toc232814692 \h </w:instrText>
+          <w:instrText xml:space="preserve"> PAGEREF _Toc232815361 \h </w:instrText>
         </w:r>
         <w:r>
           <w:rPr>
@@ -827,7 +827,7 @@
         <w:tabs>
           <w:tab w:val="right" w:leader="dot" w:pos="10272"/>
         </w:tabs>
-        <w:spacing w:after="0" w:line="196" w:lineRule="exact"/>
+        <w:spacing w:after="0" w:line="192" w:lineRule="exact"/>
         <w:rPr>
           <w:rFonts w:ascii="Arial" w:hAnsi="Arial" w:cs="Arial"/>
           <w:noProof/>
@@ -838,7 +838,7 @@
           <w14:ligatures w14:val="standardContextual"/>
         </w:rPr>
       </w:pPr>
-      <w:hyperlink w:anchor="_Toc232814693" w:history="1">
+      <w:hyperlink w:anchor="_Toc232815362" w:history="1">
         <w:r>
           <w:rPr>
             <w:rStyle w:val="Hyperlink"/>
@@ -873,7 +873,7 @@
             <w:webHidden/>
             <w:sz w:val="17"/>
           </w:rPr>
-          <w:instrText xml:space="preserve"> PAGEREF _Toc232814693 \h </w:instrText>
+          <w:instrText xml:space="preserve"> PAGEREF _Toc232815362 \h </w:instrText>
         </w:r>
         <w:r>
           <w:rPr>
@@ -918,7 +918,7 @@
         <w:tabs>
           <w:tab w:val="right" w:leader="dot" w:pos="10272"/>
         </w:tabs>
-        <w:spacing w:after="0" w:line="196" w:lineRule="exact"/>
+        <w:spacing w:after="0" w:line="192" w:lineRule="exact"/>
         <w:rPr>
           <w:rFonts w:ascii="Arial" w:hAnsi="Arial" w:cs="Arial"/>
           <w:noProof/>
@@ -929,7 +929,7 @@
           <w14:ligatures w14:val="standardContextual"/>
         </w:rPr>
       </w:pPr>
-      <w:hyperlink w:anchor="_Toc232814694" w:history="1">
+      <w:hyperlink w:anchor="_Toc232815363" w:history="1">
         <w:r>
           <w:rPr>
             <w:rStyle w:val="Hyperlink"/>
@@ -964,7 +964,7 @@
             <w:webHidden/>
             <w:sz w:val="17"/>
           </w:rPr>
-          <w:instrText xml:space="preserve"> PAGEREF _Toc232814694 \h </w:instrText>
+          <w:instrText xml:space="preserve"> PAGEREF _Toc232815363 \h </w:instrText>
         </w:r>
         <w:r>
           <w:rPr>
@@ -1009,7 +1009,7 @@
         <w:tabs>
           <w:tab w:val="right" w:leader="dot" w:pos="10272"/>
         </w:tabs>
-        <w:spacing w:after="0" w:line="196" w:lineRule="exact"/>
+        <w:spacing w:after="0" w:line="192" w:lineRule="exact"/>
         <w:rPr>
           <w:rFonts w:ascii="Arial" w:hAnsi="Arial" w:cs="Arial"/>
           <w:noProof/>
@@ -1020,7 +1020,7 @@
           <w14:ligatures w14:val="standardContextual"/>
         </w:rPr>
       </w:pPr>
-      <w:hyperlink w:anchor="_Toc232814695" w:history="1">
+      <w:hyperlink w:anchor="_Toc232815364" w:history="1">
         <w:r>
           <w:rPr>
             <w:rStyle w:val="Hyperlink"/>
@@ -1055,7 +1055,7 @@
             <w:webHidden/>
             <w:sz w:val="17"/>
           </w:rPr>
-          <w:instrText xml:space="preserve"> PAGEREF _Toc232814695 \h </w:instrText>
+          <w:instrText xml:space="preserve"> PAGEREF _Toc232815364 \h </w:instrText>
         </w:r>
         <w:r>
           <w:rPr>
@@ -1100,7 +1100,7 @@
         <w:tabs>
           <w:tab w:val="right" w:leader="dot" w:pos="10272"/>
         </w:tabs>
-        <w:spacing w:after="0" w:line="196" w:lineRule="exact"/>
+        <w:spacing w:after="0" w:line="192" w:lineRule="exact"/>
         <w:rPr>
           <w:rFonts w:ascii="Arial" w:hAnsi="Arial" w:cs="Arial"/>
           <w:noProof/>
@@ -1111,7 +1111,7 @@
           <w14:ligatures w14:val="standardContextual"/>
         </w:rPr>
       </w:pPr>
-      <w:hyperlink w:anchor="_Toc232814696" w:history="1">
+      <w:hyperlink w:anchor="_Toc232815365" w:history="1">
         <w:r>
           <w:rPr>
             <w:rStyle w:val="Hyperlink"/>
@@ -1146,7 +1146,7 @@
             <w:webHidden/>
             <w:sz w:val="17"/>
           </w:rPr>
-          <w:instrText xml:space="preserve"> PAGEREF _Toc232814696 \h </w:instrText>
+          <w:instrText xml:space="preserve"> PAGEREF _Toc232815365 \h </w:instrText>
         </w:r>
         <w:r>
           <w:rPr>
@@ -1191,7 +1191,7 @@
         <w:tabs>
           <w:tab w:val="right" w:leader="dot" w:pos="10272"/>
         </w:tabs>
-        <w:spacing w:after="0" w:line="196" w:lineRule="exact"/>
+        <w:spacing w:after="0" w:line="192" w:lineRule="exact"/>
         <w:rPr>
           <w:rFonts w:ascii="Arial" w:hAnsi="Arial" w:cs="Arial"/>
           <w:noProof/>
@@ -1202,7 +1202,7 @@
           <w14:ligatures w14:val="standardContextual"/>
         </w:rPr>
       </w:pPr>
-      <w:hyperlink w:anchor="_Toc232814697" w:history="1">
+      <w:hyperlink w:anchor="_Toc232815366" w:history="1">
         <w:r>
           <w:rPr>
             <w:rStyle w:val="Hyperlink"/>
@@ -1237,7 +1237,7 @@
             <w:webHidden/>
             <w:sz w:val="17"/>
           </w:rPr>
-          <w:instrText xml:space="preserve"> PAGEREF _Toc232814697 \h </w:instrText>
+          <w:instrText xml:space="preserve"> PAGEREF _Toc232815366 \h </w:instrText>
         </w:r>
         <w:r>
           <w:rPr>
@@ -1282,7 +1282,7 @@
         <w:tabs>
           <w:tab w:val="right" w:leader="dot" w:pos="10272"/>
         </w:tabs>
-        <w:spacing w:after="0" w:line="196" w:lineRule="exact"/>
+        <w:spacing w:after="0" w:line="192" w:lineRule="exact"/>
         <w:rPr>
           <w:rFonts w:ascii="Arial" w:hAnsi="Arial" w:cs="Arial"/>
           <w:noProof/>
@@ -1293,7 +1293,7 @@
           <w14:ligatures w14:val="standardContextual"/>
         </w:rPr>
       </w:pPr>
-      <w:hyperlink w:anchor="_Toc232814698" w:history="1">
+      <w:hyperlink w:anchor="_Toc232815367" w:history="1">
         <w:r>
           <w:rPr>
             <w:rStyle w:val="Hyperlink"/>
@@ -1328,7 +1328,7 @@
             <w:webHidden/>
             <w:sz w:val="17"/>
           </w:rPr>
-          <w:instrText xml:space="preserve"> PAGEREF _Toc232814698 \h </w:instrText>
+          <w:instrText xml:space="preserve"> PAGEREF _Toc232815367 \h </w:instrText>
         </w:r>
         <w:r>
           <w:rPr>
@@ -1373,7 +1373,7 @@
         <w:tabs>
           <w:tab w:val="right" w:leader="dot" w:pos="10272"/>
         </w:tabs>
-        <w:spacing w:after="0" w:line="196" w:lineRule="exact"/>
+        <w:spacing w:after="0" w:line="192" w:lineRule="exact"/>
         <w:rPr>
           <w:rFonts w:ascii="Arial" w:hAnsi="Arial" w:cs="Arial"/>
           <w:noProof/>
@@ -1384,7 +1384,7 @@
           <w14:ligatures w14:val="standardContextual"/>
         </w:rPr>
       </w:pPr>
-      <w:hyperlink w:anchor="_Toc232814699" w:history="1">
+      <w:hyperlink w:anchor="_Toc232815368" w:history="1">
         <w:r>
           <w:rPr>
             <w:rStyle w:val="Hyperlink"/>
@@ -1419,7 +1419,7 @@
             <w:webHidden/>
             <w:sz w:val="17"/>
           </w:rPr>
-          <w:instrText xml:space="preserve"> PAGEREF _Toc232814699 \h </w:instrText>
+          <w:instrText xml:space="preserve"> PAGEREF _Toc232815368 \h </w:instrText>
         </w:r>
         <w:r>
           <w:rPr>
@@ -1464,7 +1464,7 @@
         <w:tabs>
           <w:tab w:val="right" w:leader="dot" w:pos="10272"/>
         </w:tabs>
-        <w:spacing w:after="0" w:line="196" w:lineRule="exact"/>
+        <w:spacing w:after="0" w:line="192" w:lineRule="exact"/>
         <w:rPr>
           <w:rFonts w:ascii="Arial" w:hAnsi="Arial" w:cs="Arial"/>
           <w:noProof/>
@@ -1475,7 +1475,7 @@
           <w14:ligatures w14:val="standardContextual"/>
         </w:rPr>
       </w:pPr>
-      <w:hyperlink w:anchor="_Toc232814700" w:history="1">
+      <w:hyperlink w:anchor="_Toc232815369" w:history="1">
         <w:r>
           <w:rPr>
             <w:rStyle w:val="Hyperlink"/>
@@ -1510,7 +1510,7 @@
             <w:webHidden/>
             <w:sz w:val="17"/>
           </w:rPr>
-          <w:instrText xml:space="preserve"> PAGEREF _Toc232814700 \h </w:instrText>
+          <w:instrText xml:space="preserve"> PAGEREF _Toc232815369 \h </w:instrText>
         </w:r>
         <w:r>
           <w:rPr>
@@ -1555,7 +1555,7 @@
         <w:tabs>
           <w:tab w:val="right" w:leader="dot" w:pos="10272"/>
         </w:tabs>
-        <w:spacing w:after="0" w:line="196" w:lineRule="exact"/>
+        <w:spacing w:after="0" w:line="192" w:lineRule="exact"/>
         <w:rPr>
           <w:rFonts w:ascii="Arial" w:hAnsi="Arial" w:cs="Arial"/>
           <w:noProof/>
@@ -1566,7 +1566,7 @@
           <w14:ligatures w14:val="standardContextual"/>
         </w:rPr>
       </w:pPr>
-      <w:hyperlink w:anchor="_Toc232814701" w:history="1">
+      <w:hyperlink w:anchor="_Toc232815370" w:history="1">
         <w:r>
           <w:rPr>
             <w:rStyle w:val="Hyperlink"/>
@@ -1601,7 +1601,7 @@
             <w:webHidden/>
             <w:sz w:val="17"/>
           </w:rPr>
-          <w:instrText xml:space="preserve"> PAGEREF _Toc232814701 \h </w:instrText>
+          <w:instrText xml:space="preserve"> PAGEREF _Toc232815370 \h </w:instrText>
         </w:r>
         <w:r>
           <w:rPr>
@@ -1646,7 +1646,7 @@
         <w:tabs>
           <w:tab w:val="right" w:leader="dot" w:pos="10272"/>
         </w:tabs>
-        <w:spacing w:after="0" w:line="196" w:lineRule="exact"/>
+        <w:spacing w:after="0" w:line="192" w:lineRule="exact"/>
         <w:rPr>
           <w:rFonts w:ascii="Arial" w:hAnsi="Arial" w:cs="Arial"/>
           <w:noProof/>
@@ -1657,7 +1657,7 @@
           <w14:ligatures w14:val="standardContextual"/>
         </w:rPr>
       </w:pPr>
-      <w:hyperlink w:anchor="_Toc232814702" w:history="1">
+      <w:hyperlink w:anchor="_Toc232815371" w:history="1">
         <w:r>
           <w:rPr>
             <w:rStyle w:val="Hyperlink"/>
@@ -1692,7 +1692,7 @@
             <w:webHidden/>
             <w:sz w:val="17"/>
           </w:rPr>
-          <w:instrText xml:space="preserve"> PAGEREF _Toc232814702 \h </w:instrText>
+          <w:instrText xml:space="preserve"> PAGEREF _Toc232815371 \h </w:instrText>
         </w:r>
         <w:r>
           <w:rPr>
@@ -1737,7 +1737,7 @@
         <w:tabs>
           <w:tab w:val="right" w:leader="dot" w:pos="10272"/>
         </w:tabs>
-        <w:spacing w:after="0" w:line="196" w:lineRule="exact"/>
+        <w:spacing w:after="0" w:line="192" w:lineRule="exact"/>
         <w:rPr>
           <w:rFonts w:ascii="Arial" w:hAnsi="Arial" w:cs="Arial"/>
           <w:noProof/>
@@ -1748,7 +1748,7 @@
           <w14:ligatures w14:val="standardContextual"/>
         </w:rPr>
       </w:pPr>
-      <w:hyperlink w:anchor="_Toc232814703" w:history="1">
+      <w:hyperlink w:anchor="_Toc232815372" w:history="1">
         <w:r>
           <w:rPr>
             <w:rStyle w:val="Hyperlink"/>
@@ -1783,7 +1783,7 @@
             <w:webHidden/>
             <w:sz w:val="17"/>
           </w:rPr>
-          <w:instrText xml:space="preserve"> PAGEREF _Toc232814703 \h </w:instrText>
+          <w:instrText xml:space="preserve"> PAGEREF _Toc232815372 \h </w:instrText>
         </w:r>
         <w:r>
           <w:rPr>
@@ -1828,7 +1828,7 @@
         <w:tabs>
           <w:tab w:val="right" w:leader="dot" w:pos="10272"/>
         </w:tabs>
-        <w:spacing w:after="0" w:line="196" w:lineRule="exact"/>
+        <w:spacing w:after="0" w:line="192" w:lineRule="exact"/>
         <w:rPr>
           <w:rFonts w:ascii="Arial" w:hAnsi="Arial" w:cs="Arial"/>
           <w:noProof/>
@@ -1839,7 +1839,7 @@
           <w14:ligatures w14:val="standardContextual"/>
         </w:rPr>
       </w:pPr>
-      <w:hyperlink w:anchor="_Toc232814704" w:history="1">
+      <w:hyperlink w:anchor="_Toc232815373" w:history="1">
         <w:r>
           <w:rPr>
             <w:rStyle w:val="Hyperlink"/>
@@ -1874,7 +1874,7 @@
             <w:webHidden/>
             <w:sz w:val="17"/>
           </w:rPr>
-          <w:instrText xml:space="preserve"> PAGEREF _Toc232814704 \h </w:instrText>
+          <w:instrText xml:space="preserve"> PAGEREF _Toc232815373 \h </w:instrText>
         </w:r>
         <w:r>
           <w:rPr>
@@ -1919,7 +1919,7 @@
         <w:tabs>
           <w:tab w:val="right" w:leader="dot" w:pos="10272"/>
         </w:tabs>
-        <w:spacing w:after="0" w:line="196" w:lineRule="exact"/>
+        <w:spacing w:after="0" w:line="192" w:lineRule="exact"/>
         <w:rPr>
           <w:rFonts w:ascii="Arial" w:hAnsi="Arial" w:cs="Arial"/>
           <w:noProof/>
@@ -1930,7 +1930,7 @@
           <w14:ligatures w14:val="standardContextual"/>
         </w:rPr>
       </w:pPr>
-      <w:hyperlink w:anchor="_Toc232814705" w:history="1">
+      <w:hyperlink w:anchor="_Toc232815374" w:history="1">
         <w:r>
           <w:rPr>
             <w:rStyle w:val="Hyperlink"/>
@@ -1965,7 +1965,7 @@
             <w:webHidden/>
             <w:sz w:val="17"/>
           </w:rPr>
-          <w:instrText xml:space="preserve"> PAGEREF _Toc232814705 \h </w:instrText>
+          <w:instrText xml:space="preserve"> PAGEREF _Toc232815374 \h </w:instrText>
         </w:r>
         <w:r>
           <w:rPr>
@@ -2010,7 +2010,7 @@
         <w:tabs>
           <w:tab w:val="right" w:leader="dot" w:pos="10272"/>
         </w:tabs>
-        <w:spacing w:after="0" w:line="196" w:lineRule="exact"/>
+        <w:spacing w:after="0" w:line="192" w:lineRule="exact"/>
         <w:rPr>
           <w:rFonts w:ascii="Arial" w:hAnsi="Arial" w:cs="Arial"/>
           <w:noProof/>
@@ -2021,7 +2021,7 @@
           <w14:ligatures w14:val="standardContextual"/>
         </w:rPr>
       </w:pPr>
-      <w:hyperlink w:anchor="_Toc232814706" w:history="1">
+      <w:hyperlink w:anchor="_Toc232815375" w:history="1">
         <w:r>
           <w:rPr>
             <w:rStyle w:val="Hyperlink"/>
@@ -2056,7 +2056,7 @@
             <w:webHidden/>
             <w:sz w:val="17"/>
           </w:rPr>
-          <w:instrText xml:space="preserve"> PAGEREF _Toc232814706 \h </w:instrText>
+          <w:instrText xml:space="preserve"> PAGEREF _Toc232815375 \h </w:instrText>
         </w:r>
         <w:r>
           <w:rPr>
@@ -2101,7 +2101,7 @@
         <w:tabs>
           <w:tab w:val="right" w:leader="dot" w:pos="10272"/>
         </w:tabs>
-        <w:spacing w:after="0" w:line="196" w:lineRule="exact"/>
+        <w:spacing w:after="0" w:line="192" w:lineRule="exact"/>
         <w:rPr>
           <w:rFonts w:ascii="Arial" w:hAnsi="Arial" w:cs="Arial"/>
           <w:noProof/>
@@ -2112,7 +2112,7 @@
           <w14:ligatures w14:val="standardContextual"/>
         </w:rPr>
       </w:pPr>
-      <w:hyperlink w:anchor="_Toc232814707" w:history="1">
+      <w:hyperlink w:anchor="_Toc232815376" w:history="1">
         <w:r>
           <w:rPr>
             <w:rStyle w:val="Hyperlink"/>
@@ -2147,7 +2147,7 @@
             <w:webHidden/>
             <w:sz w:val="17"/>
           </w:rPr>
-          <w:instrText xml:space="preserve"> PAGEREF _Toc232814707 \h </w:instrText>
+          <w:instrText xml:space="preserve"> PAGEREF _Toc232815376 \h </w:instrText>
         </w:r>
         <w:r>
           <w:rPr>
@@ -2192,7 +2192,7 @@
         <w:tabs>
           <w:tab w:val="right" w:leader="dot" w:pos="10272"/>
         </w:tabs>
-        <w:spacing w:after="0" w:line="196" w:lineRule="exact"/>
+        <w:spacing w:after="0" w:line="192" w:lineRule="exact"/>
         <w:rPr>
           <w:rFonts w:ascii="Arial" w:hAnsi="Arial" w:cs="Arial"/>
           <w:noProof/>
@@ -2203,7 +2203,7 @@
           <w14:ligatures w14:val="standardContextual"/>
         </w:rPr>
       </w:pPr>
-      <w:hyperlink w:anchor="_Toc232814708" w:history="1">
+      <w:hyperlink w:anchor="_Toc232815377" w:history="1">
         <w:r>
           <w:rPr>
             <w:rStyle w:val="Hyperlink"/>
@@ -2238,7 +2238,7 @@
             <w:webHidden/>
             <w:sz w:val="17"/>
           </w:rPr>
-          <w:instrText xml:space="preserve"> PAGEREF _Toc232814708 \h </w:instrText>
+          <w:instrText xml:space="preserve"> PAGEREF _Toc232815377 \h </w:instrText>
         </w:r>
         <w:r>
           <w:rPr>
@@ -2283,7 +2283,7 @@
         <w:tabs>
           <w:tab w:val="right" w:leader="dot" w:pos="10272"/>
         </w:tabs>
-        <w:spacing w:after="0" w:line="196" w:lineRule="exact"/>
+        <w:spacing w:after="0" w:line="192" w:lineRule="exact"/>
         <w:rPr>
           <w:rFonts w:ascii="Arial" w:hAnsi="Arial" w:cs="Arial"/>
           <w:noProof/>
@@ -2294,7 +2294,7 @@
           <w14:ligatures w14:val="standardContextual"/>
         </w:rPr>
       </w:pPr>
-      <w:hyperlink w:anchor="_Toc232814709" w:history="1">
+      <w:hyperlink w:anchor="_Toc232815378" w:history="1">
         <w:r>
           <w:rPr>
             <w:rStyle w:val="Hyperlink"/>
@@ -2329,7 +2329,7 @@
             <w:webHidden/>
             <w:sz w:val="17"/>
           </w:rPr>
-          <w:instrText xml:space="preserve"> PAGEREF _Toc232814709 \h </w:instrText>
+          <w:instrText xml:space="preserve"> PAGEREF _Toc232815378 \h </w:instrText>
         </w:r>
         <w:r>
           <w:rPr>
@@ -2374,7 +2374,7 @@
         <w:tabs>
           <w:tab w:val="right" w:leader="dot" w:pos="10272"/>
         </w:tabs>
-        <w:spacing w:after="0" w:line="196" w:lineRule="exact"/>
+        <w:spacing w:after="0" w:line="192" w:lineRule="exact"/>
         <w:rPr>
           <w:rFonts w:ascii="Arial" w:hAnsi="Arial" w:cs="Arial"/>
           <w:noProof/>
@@ -2385,7 +2385,7 @@
           <w14:ligatures w14:val="standardContextual"/>
         </w:rPr>
       </w:pPr>
-      <w:hyperlink w:anchor="_Toc232814710" w:history="1">
+      <w:hyperlink w:anchor="_Toc232815379" w:history="1">
         <w:r>
           <w:rPr>
             <w:rStyle w:val="Hyperlink"/>
@@ -2420,7 +2420,7 @@
             <w:webHidden/>
             <w:sz w:val="17"/>
           </w:rPr>
-          <w:instrText xml:space="preserve"> PAGEREF _Toc232814710 \h </w:instrText>
+          <w:instrText xml:space="preserve"> PAGEREF _Toc232815379 \h </w:instrText>
         </w:r>
         <w:r>
           <w:rPr>
@@ -2465,7 +2465,7 @@
         <w:tabs>
           <w:tab w:val="right" w:leader="dot" w:pos="10272"/>
         </w:tabs>
-        <w:spacing w:after="0" w:line="196" w:lineRule="exact"/>
+        <w:spacing w:after="0" w:line="192" w:lineRule="exact"/>
         <w:rPr>
           <w:rFonts w:ascii="Arial" w:hAnsi="Arial" w:cs="Arial"/>
           <w:noProof/>
@@ -2476,7 +2476,7 @@
           <w14:ligatures w14:val="standardContextual"/>
         </w:rPr>
       </w:pPr>
-      <w:hyperlink w:anchor="_Toc232814711" w:history="1">
+      <w:hyperlink w:anchor="_Toc232815380" w:history="1">
         <w:r>
           <w:rPr>
             <w:rStyle w:val="Hyperlink"/>
@@ -2511,7 +2511,7 @@
             <w:webHidden/>
             <w:sz w:val="17"/>
           </w:rPr>
-          <w:instrText xml:space="preserve"> PAGEREF _Toc232814711 \h </w:instrText>
+          <w:instrText xml:space="preserve"> PAGEREF _Toc232815380 \h </w:instrText>
         </w:r>
         <w:r>
           <w:rPr>
@@ -2556,7 +2556,7 @@
         <w:tabs>
           <w:tab w:val="right" w:leader="dot" w:pos="10272"/>
         </w:tabs>
-        <w:spacing w:after="0" w:line="196" w:lineRule="exact"/>
+        <w:spacing w:after="0" w:line="192" w:lineRule="exact"/>
         <w:rPr>
           <w:rFonts w:ascii="Arial" w:hAnsi="Arial" w:cs="Arial"/>
           <w:noProof/>
@@ -2567,7 +2567,7 @@
           <w14:ligatures w14:val="standardContextual"/>
         </w:rPr>
       </w:pPr>
-      <w:hyperlink w:anchor="_Toc232814712" w:history="1">
+      <w:hyperlink w:anchor="_Toc232815381" w:history="1">
         <w:r>
           <w:rPr>
             <w:rStyle w:val="Hyperlink"/>
@@ -2602,7 +2602,7 @@
             <w:webHidden/>
             <w:sz w:val="17"/>
           </w:rPr>
-          <w:instrText xml:space="preserve"> PAGEREF _Toc232814712 \h </w:instrText>
+          <w:instrText xml:space="preserve"> PAGEREF _Toc232815381 \h </w:instrText>
         </w:r>
         <w:r>
           <w:rPr>
@@ -2647,7 +2647,7 @@
         <w:tabs>
           <w:tab w:val="right" w:leader="dot" w:pos="10272"/>
         </w:tabs>
-        <w:spacing w:after="0" w:line="196" w:lineRule="exact"/>
+        <w:spacing w:after="0" w:line="192" w:lineRule="exact"/>
         <w:rPr>
           <w:rFonts w:ascii="Arial" w:hAnsi="Arial" w:cs="Arial"/>
           <w:noProof/>
@@ -2658,7 +2658,7 @@
           <w14:ligatures w14:val="standardContextual"/>
         </w:rPr>
       </w:pPr>
-      <w:hyperlink w:anchor="_Toc232814713" w:history="1">
+      <w:hyperlink w:anchor="_Toc232815382" w:history="1">
         <w:r>
           <w:rPr>
             <w:rStyle w:val="Hyperlink"/>
@@ -2693,7 +2693,7 @@
             <w:webHidden/>
             <w:sz w:val="17"/>
           </w:rPr>
-          <w:instrText xml:space="preserve"> PAGEREF _Toc232814713 \h </w:instrText>
+          <w:instrText xml:space="preserve"> PAGEREF _Toc232815382 \h </w:instrText>
         </w:r>
         <w:r>
           <w:rPr>
@@ -2738,7 +2738,7 @@
         <w:tabs>
           <w:tab w:val="right" w:leader="dot" w:pos="10272"/>
         </w:tabs>
-        <w:spacing w:after="0" w:line="196" w:lineRule="exact"/>
+        <w:spacing w:after="0" w:line="192" w:lineRule="exact"/>
         <w:rPr>
           <w:rFonts w:ascii="Arial" w:hAnsi="Arial" w:cs="Arial"/>
           <w:noProof/>
@@ -2749,7 +2749,7 @@
           <w14:ligatures w14:val="standardContextual"/>
         </w:rPr>
       </w:pPr>
-      <w:hyperlink w:anchor="_Toc232814714" w:history="1">
+      <w:hyperlink w:anchor="_Toc232815383" w:history="1">
         <w:r>
           <w:rPr>
             <w:rStyle w:val="Hyperlink"/>
@@ -2784,7 +2784,7 @@
             <w:webHidden/>
             <w:sz w:val="17"/>
           </w:rPr>
-          <w:instrText xml:space="preserve"> PAGEREF _Toc232814714 \h </w:instrText>
+          <w:instrText xml:space="preserve"> PAGEREF _Toc232815383 \h </w:instrText>
         </w:r>
         <w:r>
           <w:rPr>
@@ -2829,7 +2829,7 @@
         <w:tabs>
           <w:tab w:val="right" w:leader="dot" w:pos="10272"/>
         </w:tabs>
-        <w:spacing w:after="0" w:line="196" w:lineRule="exact"/>
+        <w:spacing w:after="0" w:line="192" w:lineRule="exact"/>
         <w:rPr>
           <w:rFonts w:ascii="Arial" w:hAnsi="Arial" w:cs="Arial"/>
           <w:noProof/>
@@ -2840,7 +2840,7 @@
           <w14:ligatures w14:val="standardContextual"/>
         </w:rPr>
       </w:pPr>
-      <w:hyperlink w:anchor="_Toc232814715" w:history="1">
+      <w:hyperlink w:anchor="_Toc232815384" w:history="1">
         <w:r>
           <w:rPr>
             <w:rStyle w:val="Hyperlink"/>
@@ -2875,7 +2875,7 @@
             <w:webHidden/>
             <w:sz w:val="17"/>
           </w:rPr>
-          <w:instrText xml:space="preserve"> PAGEREF _Toc232814715 \h </w:instrText>
+          <w:instrText xml:space="preserve"> PAGEREF _Toc232815384 \h </w:instrText>
         </w:r>
         <w:r>
           <w:rPr>
@@ -2920,7 +2920,7 @@
         <w:tabs>
           <w:tab w:val="right" w:leader="dot" w:pos="10272"/>
         </w:tabs>
-        <w:spacing w:after="0" w:line="196" w:lineRule="exact"/>
+        <w:spacing w:after="0" w:line="192" w:lineRule="exact"/>
         <w:rPr>
           <w:rFonts w:ascii="Arial" w:hAnsi="Arial" w:cs="Arial"/>
           <w:noProof/>
@@ -2931,7 +2931,7 @@
           <w14:ligatures w14:val="standardContextual"/>
         </w:rPr>
       </w:pPr>
-      <w:hyperlink w:anchor="_Toc232814716" w:history="1">
+      <w:hyperlink w:anchor="_Toc232815385" w:history="1">
         <w:r>
           <w:rPr>
             <w:rStyle w:val="Hyperlink"/>
@@ -2966,7 +2966,7 @@
             <w:webHidden/>
             <w:sz w:val="17"/>
           </w:rPr>
-          <w:instrText xml:space="preserve"> PAGEREF _Toc232814716 \h </w:instrText>
+          <w:instrText xml:space="preserve"> PAGEREF _Toc232815385 \h </w:instrText>
         </w:r>
         <w:r>
           <w:rPr>
@@ -3011,7 +3011,7 @@
         <w:tabs>
           <w:tab w:val="right" w:leader="dot" w:pos="10272"/>
         </w:tabs>
-        <w:spacing w:after="0" w:line="196" w:lineRule="exact"/>
+        <w:spacing w:after="0" w:line="192" w:lineRule="exact"/>
         <w:rPr>
           <w:rFonts w:ascii="Arial" w:hAnsi="Arial" w:cs="Arial"/>
           <w:noProof/>
@@ -3022,7 +3022,7 @@
           <w14:ligatures w14:val="standardContextual"/>
         </w:rPr>
       </w:pPr>
-      <w:hyperlink w:anchor="_Toc232814717" w:history="1">
+      <w:hyperlink w:anchor="_Toc232815386" w:history="1">
         <w:r>
           <w:rPr>
             <w:rStyle w:val="Hyperlink"/>
@@ -3057,7 +3057,7 @@
             <w:webHidden/>
             <w:sz w:val="17"/>
           </w:rPr>
-          <w:instrText xml:space="preserve"> PAGEREF _Toc232814717 \h </w:instrText>
+          <w:instrText xml:space="preserve"> PAGEREF _Toc232815386 \h </w:instrText>
         </w:r>
         <w:r>
           <w:rPr>
@@ -3102,7 +3102,7 @@
         <w:tabs>
           <w:tab w:val="right" w:leader="dot" w:pos="10272"/>
         </w:tabs>
-        <w:spacing w:after="0" w:line="196" w:lineRule="exact"/>
+        <w:spacing w:after="0" w:line="192" w:lineRule="exact"/>
         <w:rPr>
           <w:rFonts w:ascii="Arial" w:hAnsi="Arial" w:cs="Arial"/>
           <w:noProof/>
@@ -3113,7 +3113,7 @@
           <w14:ligatures w14:val="standardContextual"/>
         </w:rPr>
       </w:pPr>
-      <w:hyperlink w:anchor="_Toc232814718" w:history="1">
+      <w:hyperlink w:anchor="_Toc232815387" w:history="1">
         <w:r>
           <w:rPr>
             <w:rStyle w:val="Hyperlink"/>
@@ -3148,7 +3148,7 @@
             <w:webHidden/>
             <w:sz w:val="17"/>
           </w:rPr>
-          <w:instrText xml:space="preserve"> PAGEREF _Toc232814718 \h </w:instrText>
+          <w:instrText xml:space="preserve"> PAGEREF _Toc232815387 \h </w:instrText>
         </w:r>
         <w:r>
           <w:rPr>
@@ -3193,7 +3193,7 @@
         <w:tabs>
           <w:tab w:val="right" w:leader="dot" w:pos="10272"/>
         </w:tabs>
-        <w:spacing w:after="0" w:line="196" w:lineRule="exact"/>
+        <w:spacing w:after="0" w:line="192" w:lineRule="exact"/>
         <w:rPr>
           <w:rFonts w:ascii="Arial" w:hAnsi="Arial" w:cs="Arial"/>
           <w:noProof/>
@@ -3204,7 +3204,7 @@
           <w14:ligatures w14:val="standardContextual"/>
         </w:rPr>
       </w:pPr>
-      <w:hyperlink w:anchor="_Toc232814719" w:history="1">
+      <w:hyperlink w:anchor="_Toc232815388" w:history="1">
         <w:r>
           <w:rPr>
             <w:rStyle w:val="Hyperlink"/>
@@ -3239,7 +3239,7 @@
             <w:webHidden/>
             <w:sz w:val="17"/>
           </w:rPr>
-          <w:instrText xml:space="preserve"> PAGEREF _Toc232814719 \h </w:instrText>
+          <w:instrText xml:space="preserve"> PAGEREF _Toc232815388 \h </w:instrText>
         </w:r>
         <w:r>
           <w:rPr>
@@ -3284,7 +3284,7 @@
         <w:tabs>
           <w:tab w:val="right" w:leader="dot" w:pos="10272"/>
         </w:tabs>
-        <w:spacing w:after="0" w:line="196" w:lineRule="exact"/>
+        <w:spacing w:after="0" w:line="192" w:lineRule="exact"/>
         <w:rPr>
           <w:rFonts w:ascii="Arial" w:hAnsi="Arial" w:cs="Arial"/>
           <w:noProof/>
@@ -3295,7 +3295,7 @@
           <w14:ligatures w14:val="standardContextual"/>
         </w:rPr>
       </w:pPr>
-      <w:hyperlink w:anchor="_Toc232814720" w:history="1">
+      <w:hyperlink w:anchor="_Toc232815389" w:history="1">
         <w:r>
           <w:rPr>
             <w:rStyle w:val="Hyperlink"/>
@@ -3330,7 +3330,7 @@
             <w:webHidden/>
             <w:sz w:val="17"/>
           </w:rPr>
-          <w:instrText xml:space="preserve"> PAGEREF _Toc232814720 \h </w:instrText>
+          <w:instrText xml:space="preserve"> PAGEREF _Toc232815389 \h </w:instrText>
         </w:r>
         <w:r>
           <w:rPr>
@@ -3375,7 +3375,7 @@
         <w:tabs>
           <w:tab w:val="right" w:leader="dot" w:pos="10272"/>
         </w:tabs>
-        <w:spacing w:after="0" w:line="196" w:lineRule="exact"/>
+        <w:spacing w:after="0" w:line="192" w:lineRule="exact"/>
         <w:rPr>
           <w:rFonts w:ascii="Arial" w:hAnsi="Arial" w:cs="Arial"/>
           <w:noProof/>
@@ -3386,7 +3386,7 @@
           <w14:ligatures w14:val="standardContextual"/>
         </w:rPr>
       </w:pPr>
-      <w:hyperlink w:anchor="_Toc232814721" w:history="1">
+      <w:hyperlink w:anchor="_Toc232815390" w:history="1">
         <w:r>
           <w:rPr>
             <w:rStyle w:val="Hyperlink"/>
@@ -3421,7 +3421,7 @@
             <w:webHidden/>
             <w:sz w:val="17"/>
           </w:rPr>
-          <w:instrText xml:space="preserve"> PAGEREF _Toc232814721 \h </w:instrText>
+          <w:instrText xml:space="preserve"> PAGEREF _Toc232815390 \h </w:instrText>
         </w:r>
         <w:r>
           <w:rPr>
@@ -3466,7 +3466,7 @@
         <w:tabs>
           <w:tab w:val="right" w:leader="dot" w:pos="10272"/>
         </w:tabs>
-        <w:spacing w:after="0" w:line="196" w:lineRule="exact"/>
+        <w:spacing w:after="0" w:line="192" w:lineRule="exact"/>
         <w:rPr>
           <w:rFonts w:ascii="Arial" w:hAnsi="Arial" w:cs="Arial"/>
           <w:noProof/>
@@ -3477,7 +3477,7 @@
           <w14:ligatures w14:val="standardContextual"/>
         </w:rPr>
       </w:pPr>
-      <w:hyperlink w:anchor="_Toc232814722" w:history="1">
+      <w:hyperlink w:anchor="_Toc232815391" w:history="1">
         <w:r>
           <w:rPr>
             <w:rStyle w:val="Hyperlink"/>
@@ -3512,7 +3512,7 @@
             <w:webHidden/>
             <w:sz w:val="17"/>
           </w:rPr>
-          <w:instrText xml:space="preserve"> PAGEREF _Toc232814722 \h </w:instrText>
+          <w:instrText xml:space="preserve"> PAGEREF _Toc232815391 \h </w:instrText>
         </w:r>
         <w:r>
           <w:rPr>
@@ -3553,11 +3553,11 @@
     </w:p>
     <w:p>
       <w:pPr>
-        <w:pStyle w:val="Verzeichnis2"/>
+        <w:pStyle w:val="Verzeichnis3"/>
         <w:tabs>
           <w:tab w:val="right" w:leader="dot" w:pos="10272"/>
         </w:tabs>
-        <w:spacing w:after="0" w:line="196" w:lineRule="exact"/>
+        <w:spacing w:after="0" w:line="192" w:lineRule="exact"/>
         <w:rPr>
           <w:rFonts w:ascii="Arial" w:hAnsi="Arial" w:cs="Arial"/>
           <w:noProof/>
@@ -3568,7 +3568,7 @@
           <w14:ligatures w14:val="standardContextual"/>
         </w:rPr>
       </w:pPr>
-      <w:hyperlink w:anchor="_Toc232814723" w:history="1">
+      <w:hyperlink w:anchor="_Toc232815392" w:history="1">
         <w:r>
           <w:rPr>
             <w:rStyle w:val="Hyperlink"/>
@@ -3576,7 +3576,7 @@
             <w:noProof/>
             <w:sz w:val="17"/>
           </w:rPr>
-          <w:t>7.6 Start The Program</w:t>
+          <w:t>7.5.6 Running Without Spotify Or Email</w:t>
         </w:r>
         <w:r>
           <w:rPr>
@@ -3603,7 +3603,7 @@
             <w:webHidden/>
             <w:sz w:val="17"/>
           </w:rPr>
-          <w:instrText xml:space="preserve"> PAGEREF _Toc232814723 \h </w:instrText>
+          <w:instrText xml:space="preserve"> PAGEREF _Toc232815392 \h </w:instrText>
         </w:r>
         <w:r>
           <w:rPr>
@@ -3648,7 +3648,7 @@
         <w:tabs>
           <w:tab w:val="right" w:leader="dot" w:pos="10272"/>
         </w:tabs>
-        <w:spacing w:after="0" w:line="196" w:lineRule="exact"/>
+        <w:spacing w:after="0" w:line="192" w:lineRule="exact"/>
         <w:rPr>
           <w:rFonts w:ascii="Arial" w:hAnsi="Arial" w:cs="Arial"/>
           <w:noProof/>
@@ -3659,7 +3659,7 @@
           <w14:ligatures w14:val="standardContextual"/>
         </w:rPr>
       </w:pPr>
-      <w:hyperlink w:anchor="_Toc232814724" w:history="1">
+      <w:hyperlink w:anchor="_Toc232815393" w:history="1">
         <w:r>
           <w:rPr>
             <w:rStyle w:val="Hyperlink"/>
@@ -3667,7 +3667,7 @@
             <w:noProof/>
             <w:sz w:val="17"/>
           </w:rPr>
-          <w:t>7.7 Weekly Automation</w:t>
+          <w:t>7.6 Start The Program</w:t>
         </w:r>
         <w:r>
           <w:rPr>
@@ -3694,7 +3694,7 @@
             <w:webHidden/>
             <w:sz w:val="17"/>
           </w:rPr>
-          <w:instrText xml:space="preserve"> PAGEREF _Toc232814724 \h </w:instrText>
+          <w:instrText xml:space="preserve"> PAGEREF _Toc232815393 \h </w:instrText>
         </w:r>
         <w:r>
           <w:rPr>
@@ -3735,11 +3735,11 @@
     </w:p>
     <w:p>
       <w:pPr>
-        <w:pStyle w:val="Verzeichnis1"/>
+        <w:pStyle w:val="Verzeichnis2"/>
         <w:tabs>
           <w:tab w:val="right" w:leader="dot" w:pos="10272"/>
         </w:tabs>
-        <w:spacing w:after="0" w:line="196" w:lineRule="exact"/>
+        <w:spacing w:after="0" w:line="192" w:lineRule="exact"/>
         <w:rPr>
           <w:rFonts w:ascii="Arial" w:hAnsi="Arial" w:cs="Arial"/>
           <w:noProof/>
@@ -3750,7 +3750,7 @@
           <w14:ligatures w14:val="standardContextual"/>
         </w:rPr>
       </w:pPr>
-      <w:hyperlink w:anchor="_Toc232814725" w:history="1">
+      <w:hyperlink w:anchor="_Toc232815394" w:history="1">
         <w:r>
           <w:rPr>
             <w:rStyle w:val="Hyperlink"/>
@@ -3758,7 +3758,7 @@
             <w:noProof/>
             <w:sz w:val="17"/>
           </w:rPr>
-          <w:t>8. Testing</w:t>
+          <w:t>7.7 Weekly Automation</w:t>
         </w:r>
         <w:r>
           <w:rPr>
@@ -3785,7 +3785,7 @@
             <w:webHidden/>
             <w:sz w:val="17"/>
           </w:rPr>
-          <w:instrText xml:space="preserve"> PAGEREF _Toc232814725 \h </w:instrText>
+          <w:instrText xml:space="preserve"> PAGEREF _Toc232815394 \h </w:instrText>
         </w:r>
         <w:r>
           <w:rPr>
@@ -3811,7 +3811,7 @@
             <w:webHidden/>
             <w:sz w:val="17"/>
           </w:rPr>
-          <w:t>15</w:t>
+          <w:t>14</w:t>
         </w:r>
         <w:r>
           <w:rPr>
@@ -3830,7 +3830,7 @@
         <w:tabs>
           <w:tab w:val="right" w:leader="dot" w:pos="10272"/>
         </w:tabs>
-        <w:spacing w:after="0" w:line="196" w:lineRule="exact"/>
+        <w:spacing w:after="0" w:line="192" w:lineRule="exact"/>
         <w:rPr>
           <w:rFonts w:ascii="Arial" w:hAnsi="Arial" w:cs="Arial"/>
           <w:noProof/>
@@ -3841,7 +3841,7 @@
           <w14:ligatures w14:val="standardContextual"/>
         </w:rPr>
       </w:pPr>
-      <w:hyperlink w:anchor="_Toc232814726" w:history="1">
+      <w:hyperlink w:anchor="_Toc232815395" w:history="1">
         <w:r>
           <w:rPr>
             <w:rStyle w:val="Hyperlink"/>
@@ -3849,7 +3849,7 @@
             <w:noProof/>
             <w:sz w:val="17"/>
           </w:rPr>
-          <w:t>9. Assignment Coverage</w:t>
+          <w:t>8. Testing</w:t>
         </w:r>
         <w:r>
           <w:rPr>
@@ -3876,7 +3876,7 @@
             <w:webHidden/>
             <w:sz w:val="17"/>
           </w:rPr>
-          <w:instrText xml:space="preserve"> PAGEREF _Toc232814726 \h </w:instrText>
+          <w:instrText xml:space="preserve"> PAGEREF _Toc232815395 \h </w:instrText>
         </w:r>
         <w:r>
           <w:rPr>
@@ -3902,7 +3902,7 @@
             <w:webHidden/>
             <w:sz w:val="17"/>
           </w:rPr>
-          <w:t>16</w:t>
+          <w:t>15</w:t>
         </w:r>
         <w:r>
           <w:rPr>
@@ -3921,7 +3921,7 @@
         <w:tabs>
           <w:tab w:val="right" w:leader="dot" w:pos="10272"/>
         </w:tabs>
-        <w:spacing w:after="0" w:line="196" w:lineRule="exact"/>
+        <w:spacing w:after="0" w:line="192" w:lineRule="exact"/>
         <w:rPr>
           <w:rFonts w:ascii="Arial" w:hAnsi="Arial" w:cs="Arial"/>
           <w:noProof/>
@@ -3932,7 +3932,7 @@
           <w14:ligatures w14:val="standardContextual"/>
         </w:rPr>
       </w:pPr>
-      <w:hyperlink w:anchor="_Toc232814727" w:history="1">
+      <w:hyperlink w:anchor="_Toc232815396" w:history="1">
         <w:r>
           <w:rPr>
             <w:rStyle w:val="Hyperlink"/>
@@ -3940,7 +3940,7 @@
             <w:noProof/>
             <w:sz w:val="17"/>
           </w:rPr>
-          <w:t>10. Conclusion</w:t>
+          <w:t>9. Assignment Coverage</w:t>
         </w:r>
         <w:r>
           <w:rPr>
@@ -3967,7 +3967,7 @@
             <w:webHidden/>
             <w:sz w:val="17"/>
           </w:rPr>
-          <w:instrText xml:space="preserve"> PAGEREF _Toc232814727 \h </w:instrText>
+          <w:instrText xml:space="preserve"> PAGEREF _Toc232815396 \h </w:instrText>
         </w:r>
         <w:r>
           <w:rPr>
@@ -4008,14 +4008,104 @@
     </w:p>
     <w:p>
       <w:pPr>
-        <w:spacing w:after="0" w:line="196" w:lineRule="exact"/>
+        <w:pStyle w:val="Verzeichnis1"/>
+        <w:tabs>
+          <w:tab w:val="right" w:leader="dot" w:pos="10272"/>
+        </w:tabs>
+        <w:spacing w:after="0" w:line="192" w:lineRule="exact"/>
+        <w:rPr>
+          <w:rFonts w:ascii="Arial" w:hAnsi="Arial" w:cs="Arial"/>
+          <w:noProof/>
+          <w:kern w:val="2"/>
+          <w:sz w:val="17"/>
+          <w:szCs w:val="24"/>
+          <w:lang w:val="de-CH" w:eastAsia="de-CH"/>
+          <w14:ligatures w14:val="standardContextual"/>
+        </w:rPr>
+      </w:pPr>
+      <w:hyperlink w:anchor="_Toc232815397" w:history="1">
+        <w:r>
+          <w:rPr>
+            <w:rStyle w:val="Hyperlink"/>
+            <w:rFonts w:ascii="Arial" w:hAnsi="Arial" w:cs="Arial"/>
+            <w:noProof/>
+            <w:sz w:val="17"/>
+          </w:rPr>
+          <w:t>10. Conclusion</w:t>
+        </w:r>
+        <w:r>
+          <w:rPr>
+            <w:rFonts w:ascii="Arial" w:hAnsi="Arial" w:cs="Arial"/>
+            <w:noProof/>
+            <w:webHidden/>
+            <w:sz w:val="17"/>
+          </w:rPr>
+          <w:tab/>
+        </w:r>
+        <w:r>
+          <w:rPr>
+            <w:rFonts w:ascii="Arial" w:hAnsi="Arial" w:cs="Arial"/>
+            <w:noProof/>
+            <w:webHidden/>
+            <w:sz w:val="17"/>
+          </w:rPr>
+          <w:fldChar w:fldCharType="begin"/>
+        </w:r>
+        <w:r>
+          <w:rPr>
+            <w:rFonts w:ascii="Arial" w:hAnsi="Arial" w:cs="Arial"/>
+            <w:noProof/>
+            <w:webHidden/>
+            <w:sz w:val="17"/>
+          </w:rPr>
+          <w:instrText xml:space="preserve"> PAGEREF _Toc232815397 \h </w:instrText>
+        </w:r>
+        <w:r>
+          <w:rPr>
+            <w:rFonts w:ascii="Arial" w:hAnsi="Arial" w:cs="Arial"/>
+            <w:noProof/>
+            <w:webHidden/>
+            <w:sz w:val="17"/>
+          </w:rPr>
+        </w:r>
+        <w:r>
+          <w:rPr>
+            <w:rFonts w:ascii="Arial" w:hAnsi="Arial" w:cs="Arial"/>
+            <w:noProof/>
+            <w:webHidden/>
+            <w:sz w:val="17"/>
+          </w:rPr>
+          <w:fldChar w:fldCharType="separate"/>
+        </w:r>
+        <w:r>
+          <w:rPr>
+            <w:rFonts w:ascii="Arial" w:hAnsi="Arial" w:cs="Arial"/>
+            <w:noProof/>
+            <w:webHidden/>
+            <w:sz w:val="17"/>
+          </w:rPr>
+          <w:t>16</w:t>
+        </w:r>
+        <w:r>
+          <w:rPr>
+            <w:rFonts w:ascii="Arial" w:hAnsi="Arial" w:cs="Arial"/>
+            <w:noProof/>
+            <w:webHidden/>
+            <w:sz w:val="17"/>
+          </w:rPr>
+          <w:fldChar w:fldCharType="end"/>
+        </w:r>
+      </w:hyperlink>
+    </w:p>
+    <w:p>
+      <w:pPr>
+        <w:spacing w:after="0" w:line="192" w:lineRule="exact"/>
       </w:pPr>
       <w:r>
         <w:rPr>
           <w:rFonts w:ascii="Arial" w:hAnsi="Arial" w:cs="Arial"/>
           <w:sz w:val="17"/>
         </w:rPr>
-        <w:lastRenderedPageBreak/>
         <w:fldChar w:fldCharType="end"/>
       </w:r>
     </w:p>
@@ -4031,7 +4121,7 @@
           <w:rFonts w:ascii="Arial" w:hAnsi="Arial" w:cs="Arial"/>
         </w:rPr>
       </w:pPr>
-      <w:bookmarkStart w:id="0" w:name="_Toc232814689"/>
+      <w:bookmarkStart w:id="0" w:name="_Toc232815358"/>
       <w:r>
         <w:rPr>
           <w:rFonts w:ascii="Arial" w:hAnsi="Arial" w:cs="Arial"/>
@@ -4048,7 +4138,7 @@
           <w:rFonts w:ascii="Arial" w:hAnsi="Arial" w:cs="Arial"/>
         </w:rPr>
       </w:pPr>
-      <w:bookmarkStart w:id="1" w:name="_Toc232814690"/>
+      <w:bookmarkStart w:id="1" w:name="_Toc232815359"/>
       <w:r>
         <w:rPr>
           <w:rFonts w:ascii="Arial" w:hAnsi="Arial" w:cs="Arial"/>
@@ -4074,7 +4164,7 @@
           <w:rFonts w:ascii="Arial" w:hAnsi="Arial" w:cs="Arial"/>
         </w:rPr>
       </w:pPr>
-      <w:bookmarkStart w:id="2" w:name="_Toc232814691"/>
+      <w:bookmarkStart w:id="2" w:name="_Toc232815360"/>
       <w:r>
         <w:rPr>
           <w:rFonts w:ascii="Arial" w:hAnsi="Arial" w:cs="Arial"/>
@@ -4095,7 +4185,7 @@
           <w:rFonts w:ascii="Arial" w:hAnsi="Arial" w:cs="Arial"/>
         </w:rPr>
       </w:pPr>
-      <w:bookmarkStart w:id="3" w:name="_Toc232814692"/>
+      <w:bookmarkStart w:id="3" w:name="_Toc232815361"/>
       <w:r>
         <w:rPr>
           <w:rFonts w:ascii="Arial" w:hAnsi="Arial" w:cs="Arial"/>
@@ -4116,7 +4206,7 @@
           <w:rFonts w:ascii="Arial" w:hAnsi="Arial" w:cs="Arial"/>
         </w:rPr>
       </w:pPr>
-      <w:bookmarkStart w:id="4" w:name="_Toc232814693"/>
+      <w:bookmarkStart w:id="4" w:name="_Toc232815362"/>
       <w:r>
         <w:rPr>
           <w:rFonts w:ascii="Arial" w:hAnsi="Arial" w:cs="Arial"/>
@@ -4132,7 +4222,7 @@
           <w:rFonts w:ascii="Arial" w:hAnsi="Arial" w:cs="Arial"/>
         </w:rPr>
       </w:pPr>
-      <w:bookmarkStart w:id="5" w:name="_Toc232814694"/>
+      <w:bookmarkStart w:id="5" w:name="_Toc232815363"/>
       <w:r>
         <w:rPr>
           <w:rFonts w:ascii="Arial" w:hAnsi="Arial" w:cs="Arial"/>
@@ -4158,7 +4248,7 @@
           <w:rFonts w:ascii="Arial" w:hAnsi="Arial" w:cs="Arial"/>
         </w:rPr>
       </w:pPr>
-      <w:bookmarkStart w:id="6" w:name="_Toc232814695"/>
+      <w:bookmarkStart w:id="6" w:name="_Toc232815364"/>
       <w:r>
         <w:rPr>
           <w:rFonts w:ascii="Arial" w:hAnsi="Arial" w:cs="Arial"/>
@@ -4189,7 +4279,7 @@
           <w:rFonts w:ascii="Arial" w:hAnsi="Arial" w:cs="Arial"/>
         </w:rPr>
       </w:pPr>
-      <w:bookmarkStart w:id="7" w:name="_Toc232814696"/>
+      <w:bookmarkStart w:id="7" w:name="_Toc232815365"/>
       <w:r>
         <w:rPr>
           <w:rFonts w:ascii="Arial" w:hAnsi="Arial" w:cs="Arial"/>
@@ -4210,7 +4300,7 @@
           <w:rFonts w:ascii="Arial" w:hAnsi="Arial" w:cs="Arial"/>
         </w:rPr>
       </w:pPr>
-      <w:bookmarkStart w:id="8" w:name="_Toc232814697"/>
+      <w:bookmarkStart w:id="8" w:name="_Toc232815366"/>
       <w:r>
         <w:rPr>
           <w:rFonts w:ascii="Arial" w:hAnsi="Arial" w:cs="Arial"/>
@@ -4753,7 +4843,7 @@
           <w:rFonts w:ascii="Arial" w:hAnsi="Arial" w:cs="Arial"/>
         </w:rPr>
       </w:pPr>
-      <w:bookmarkStart w:id="9" w:name="_Toc232814698"/>
+      <w:bookmarkStart w:id="9" w:name="_Toc232815367"/>
       <w:r>
         <w:rPr>
           <w:rFonts w:ascii="Arial" w:hAnsi="Arial" w:cs="Arial"/>
@@ -4769,7 +4859,7 @@
           <w:rFonts w:ascii="Arial" w:hAnsi="Arial" w:cs="Arial"/>
         </w:rPr>
       </w:pPr>
-      <w:bookmarkStart w:id="10" w:name="_Toc232814699"/>
+      <w:bookmarkStart w:id="10" w:name="_Toc232815368"/>
       <w:r>
         <w:rPr>
           <w:rFonts w:ascii="Arial" w:hAnsi="Arial" w:cs="Arial"/>
@@ -6312,7 +6402,7 @@
           <w:rFonts w:ascii="Arial" w:hAnsi="Arial" w:cs="Arial"/>
         </w:rPr>
       </w:pPr>
-      <w:bookmarkStart w:id="11" w:name="_Toc232814700"/>
+      <w:bookmarkStart w:id="11" w:name="_Toc232815369"/>
       <w:r>
         <w:rPr>
           <w:rFonts w:ascii="Arial" w:hAnsi="Arial" w:cs="Arial"/>
@@ -7165,7 +7255,7 @@
           <w:rFonts w:ascii="Arial" w:hAnsi="Arial" w:cs="Arial"/>
         </w:rPr>
       </w:pPr>
-      <w:bookmarkStart w:id="12" w:name="_Toc232814701"/>
+      <w:bookmarkStart w:id="12" w:name="_Toc232815370"/>
       <w:r>
         <w:rPr>
           <w:rFonts w:ascii="Arial" w:hAnsi="Arial" w:cs="Arial"/>
@@ -7181,7 +7271,7 @@
           <w:rFonts w:ascii="Arial" w:hAnsi="Arial" w:cs="Arial"/>
         </w:rPr>
       </w:pPr>
-      <w:bookmarkStart w:id="13" w:name="_Toc232814702"/>
+      <w:bookmarkStart w:id="13" w:name="_Toc232815371"/>
       <w:r>
         <w:rPr>
           <w:rFonts w:ascii="Arial" w:hAnsi="Arial" w:cs="Arial"/>
@@ -7664,7 +7754,7 @@
           <w:rFonts w:ascii="Arial" w:hAnsi="Arial" w:cs="Arial"/>
         </w:rPr>
       </w:pPr>
-      <w:bookmarkStart w:id="14" w:name="_Toc232814703"/>
+      <w:bookmarkStart w:id="14" w:name="_Toc232815372"/>
       <w:r>
         <w:rPr>
           <w:rFonts w:ascii="Arial" w:hAnsi="Arial" w:cs="Arial"/>
@@ -7771,7 +7861,7 @@
           <w:rFonts w:ascii="Arial" w:hAnsi="Arial" w:cs="Arial"/>
         </w:rPr>
       </w:pPr>
-      <w:bookmarkStart w:id="15" w:name="_Toc232814704"/>
+      <w:bookmarkStart w:id="15" w:name="_Toc232815373"/>
       <w:r>
         <w:rPr>
           <w:rFonts w:ascii="Arial" w:hAnsi="Arial" w:cs="Arial"/>
@@ -7838,7 +7928,7 @@
           <w:rFonts w:ascii="Arial" w:hAnsi="Arial" w:cs="Arial"/>
         </w:rPr>
       </w:pPr>
-      <w:bookmarkStart w:id="16" w:name="_Toc232814705"/>
+      <w:bookmarkStart w:id="16" w:name="_Toc232815374"/>
       <w:r>
         <w:rPr>
           <w:rFonts w:ascii="Arial" w:hAnsi="Arial" w:cs="Arial"/>
@@ -7900,7 +7990,7 @@
           <w:rFonts w:ascii="Arial" w:hAnsi="Arial" w:cs="Arial"/>
         </w:rPr>
       </w:pPr>
-      <w:bookmarkStart w:id="17" w:name="_Toc232814706"/>
+      <w:bookmarkStart w:id="17" w:name="_Toc232815375"/>
       <w:r>
         <w:rPr>
           <w:rFonts w:ascii="Arial" w:hAnsi="Arial" w:cs="Arial"/>
@@ -7962,7 +8052,7 @@
           <w:rFonts w:ascii="Arial" w:hAnsi="Arial" w:cs="Arial"/>
         </w:rPr>
       </w:pPr>
-      <w:bookmarkStart w:id="18" w:name="_Toc232814707"/>
+      <w:bookmarkStart w:id="18" w:name="_Toc232815376"/>
       <w:r>
         <w:rPr>
           <w:rFonts w:ascii="Arial" w:hAnsi="Arial" w:cs="Arial"/>
@@ -8023,7 +8113,7 @@
           <w:rFonts w:ascii="Arial" w:hAnsi="Arial" w:cs="Arial"/>
         </w:rPr>
       </w:pPr>
-      <w:bookmarkStart w:id="19" w:name="_Toc232814708"/>
+      <w:bookmarkStart w:id="19" w:name="_Toc232815377"/>
       <w:r>
         <w:rPr>
           <w:rFonts w:ascii="Arial" w:hAnsi="Arial" w:cs="Arial"/>
@@ -8085,7 +8175,7 @@
           <w:rFonts w:ascii="Arial" w:hAnsi="Arial" w:cs="Arial"/>
         </w:rPr>
       </w:pPr>
-      <w:bookmarkStart w:id="20" w:name="_Toc232814709"/>
+      <w:bookmarkStart w:id="20" w:name="_Toc232815378"/>
       <w:r>
         <w:rPr>
           <w:rFonts w:ascii="Arial" w:hAnsi="Arial" w:cs="Arial"/>
@@ -8146,7 +8236,7 @@
           <w:rFonts w:ascii="Arial" w:hAnsi="Arial" w:cs="Arial"/>
         </w:rPr>
       </w:pPr>
-      <w:bookmarkStart w:id="21" w:name="_Toc232814710"/>
+      <w:bookmarkStart w:id="21" w:name="_Toc232815379"/>
       <w:r>
         <w:rPr>
           <w:rFonts w:ascii="Arial" w:hAnsi="Arial" w:cs="Arial"/>
@@ -8208,7 +8298,7 @@
           <w:rFonts w:ascii="Arial" w:hAnsi="Arial" w:cs="Arial"/>
         </w:rPr>
       </w:pPr>
-      <w:bookmarkStart w:id="22" w:name="_Toc232814711"/>
+      <w:bookmarkStart w:id="22" w:name="_Toc232815380"/>
       <w:r>
         <w:rPr>
           <w:rFonts w:ascii="Arial" w:hAnsi="Arial" w:cs="Arial"/>
@@ -8689,7 +8779,7 @@
           <w:rFonts w:ascii="Arial" w:hAnsi="Arial" w:cs="Arial"/>
         </w:rPr>
       </w:pPr>
-      <w:bookmarkStart w:id="23" w:name="_Toc232814712"/>
+      <w:bookmarkStart w:id="23" w:name="_Toc232815381"/>
       <w:r>
         <w:rPr>
           <w:rFonts w:ascii="Arial" w:hAnsi="Arial" w:cs="Arial"/>
@@ -8706,7 +8796,7 @@
           <w:rFonts w:ascii="Arial" w:hAnsi="Arial" w:cs="Arial"/>
         </w:rPr>
       </w:pPr>
-      <w:bookmarkStart w:id="24" w:name="_Toc232814713"/>
+      <w:bookmarkStart w:id="24" w:name="_Toc232815382"/>
       <w:r>
         <w:rPr>
           <w:rFonts w:ascii="Arial" w:hAnsi="Arial" w:cs="Arial"/>
@@ -9041,7 +9131,7 @@
           <w:rFonts w:ascii="Arial" w:hAnsi="Arial" w:cs="Arial"/>
         </w:rPr>
       </w:pPr>
-      <w:bookmarkStart w:id="25" w:name="_Toc232814714"/>
+      <w:bookmarkStart w:id="25" w:name="_Toc232815383"/>
       <w:r>
         <w:rPr>
           <w:rFonts w:ascii="Arial" w:hAnsi="Arial" w:cs="Arial"/>
@@ -9164,7 +9254,7 @@
           <w:rFonts w:ascii="Arial" w:hAnsi="Arial" w:cs="Arial"/>
         </w:rPr>
       </w:pPr>
-      <w:bookmarkStart w:id="26" w:name="_Toc232814715"/>
+      <w:bookmarkStart w:id="26" w:name="_Toc232815384"/>
       <w:r>
         <w:rPr>
           <w:rFonts w:ascii="Arial" w:hAnsi="Arial" w:cs="Arial"/>
@@ -9250,7 +9340,7 @@
           <w:rFonts w:ascii="Arial" w:hAnsi="Arial" w:cs="Arial"/>
         </w:rPr>
       </w:pPr>
-      <w:bookmarkStart w:id="27" w:name="_Toc232814716"/>
+      <w:bookmarkStart w:id="27" w:name="_Toc232815385"/>
       <w:r>
         <w:rPr>
           <w:rFonts w:ascii="Arial" w:hAnsi="Arial" w:cs="Arial"/>
@@ -9775,7 +9865,7 @@
           <w:rFonts w:ascii="Arial" w:hAnsi="Arial" w:cs="Arial"/>
         </w:rPr>
       </w:pPr>
-      <w:bookmarkStart w:id="28" w:name="_Toc232814717"/>
+      <w:bookmarkStart w:id="28" w:name="_Toc232815386"/>
       <w:r>
         <w:rPr>
           <w:rFonts w:ascii="Arial" w:hAnsi="Arial" w:cs="Arial"/>
@@ -9791,7 +9881,7 @@
           <w:rFonts w:ascii="Arial" w:hAnsi="Arial" w:cs="Arial"/>
         </w:rPr>
       </w:pPr>
-      <w:bookmarkStart w:id="29" w:name="_Toc232814718"/>
+      <w:bookmarkStart w:id="29" w:name="_Toc232815387"/>
       <w:r>
         <w:rPr>
           <w:rFonts w:ascii="Arial" w:hAnsi="Arial" w:cs="Arial"/>
@@ -9966,7 +10056,7 @@
           <w:rFonts w:ascii="Arial" w:hAnsi="Arial" w:cs="Arial"/>
         </w:rPr>
       </w:pPr>
-      <w:bookmarkStart w:id="30" w:name="_Toc232814719"/>
+      <w:bookmarkStart w:id="30" w:name="_Toc232815388"/>
       <w:r>
         <w:rPr>
           <w:rFonts w:ascii="Arial" w:hAnsi="Arial" w:cs="Arial"/>
@@ -10170,7 +10260,7 @@
           <w:rFonts w:ascii="Arial" w:hAnsi="Arial" w:cs="Arial"/>
         </w:rPr>
       </w:pPr>
-      <w:bookmarkStart w:id="31" w:name="_Toc232814720"/>
+      <w:bookmarkStart w:id="31" w:name="_Toc232815389"/>
       <w:r>
         <w:rPr>
           <w:rFonts w:ascii="Arial" w:hAnsi="Arial" w:cs="Arial"/>
@@ -10314,7 +10404,7 @@
           <w:rFonts w:ascii="Arial" w:hAnsi="Arial" w:cs="Arial"/>
         </w:rPr>
       </w:pPr>
-      <w:bookmarkStart w:id="32" w:name="_Toc232814721"/>
+      <w:bookmarkStart w:id="32" w:name="_Toc232815390"/>
       <w:r>
         <w:rPr>
           <w:rFonts w:ascii="Arial" w:hAnsi="Arial" w:cs="Arial"/>
@@ -10459,7 +10549,7 @@
           <w:rFonts w:ascii="Arial" w:hAnsi="Arial" w:cs="Arial"/>
         </w:rPr>
       </w:pPr>
-      <w:bookmarkStart w:id="33" w:name="_Toc232814722"/>
+      <w:bookmarkStart w:id="33" w:name="_Toc232815391"/>
       <w:r>
         <w:rPr>
           <w:rFonts w:ascii="Arial" w:hAnsi="Arial" w:cs="Arial"/>
@@ -10643,14 +10733,60 @@
     </w:p>
     <w:p>
       <w:pPr>
+        <w:pStyle w:val="berschrift3"/>
+        <w:rPr>
+          <w:rFonts w:ascii="Arial" w:hAnsi="Arial" w:cs="Arial"/>
+        </w:rPr>
+      </w:pPr>
+      <w:bookmarkStart w:id="34" w:name="_Toc232813578"/>
+      <w:bookmarkStart w:id="35" w:name="_Toc232815392"/>
+      <w:r>
+        <w:rPr>
+          <w:rFonts w:ascii="Arial" w:hAnsi="Arial" w:cs="Arial"/>
+        </w:rPr>
+        <w:t>7.5.6 Running Without Spotify Or Email</w:t>
+      </w:r>
+      <w:bookmarkEnd w:id="35"/>
+    </w:p>
+    <w:p>
+      <w:pPr>
+        <w:rPr>
+          <w:rFonts w:ascii="Arial" w:hAnsi="Arial" w:cs="Arial"/>
+          <w:sz w:val="21"/>
+        </w:rPr>
+      </w:pPr>
+      <w:r>
+        <w:rPr>
+          <w:rFonts w:ascii="Arial" w:hAnsi="Arial" w:cs="Arial"/>
+          <w:sz w:val="21"/>
+        </w:rPr>
+        <w:t>The program can also run without Spotify and without email sending. This works because Last.fm is the required data source. Spotify is only used to enrich the report with covers, durations, links and optional playlist updates. Gmail is only used to send the finished HTML report by email.</w:t>
+      </w:r>
+    </w:p>
+    <w:p>
+      <w:pPr>
+        <w:rPr>
+          <w:rFonts w:ascii="Arial" w:hAnsi="Arial" w:cs="Arial"/>
+          <w:sz w:val="21"/>
+        </w:rPr>
+      </w:pPr>
+      <w:r>
+        <w:rPr>
+          <w:rFonts w:ascii="Arial" w:hAnsi="Arial" w:cs="Arial"/>
+          <w:sz w:val="21"/>
+        </w:rPr>
+        <w:t>If Spotify and Gmail are disabled, the script still loads Last.fm tracks, stores them in SQLite, calculates statistics and creates the HTML report in output/. For a simple teacher test, set SEND_EMAIL=false, ENABLE_PLAYLIST=false and leave SPOTIFY_CLIENT_ID, SPOTIFY_CLIENT_SECRET, SPOTIFY_REFRESH_TOKEN, SPOTIFY_PLAYLIST_ID and PLAYLIST_URL empty. In this setup, no Gmail account and no Spotify app are required. Only LASTFM_API_KEY and LASTFM_USERNAME are required.</w:t>
+      </w:r>
+    </w:p>
+    <w:p>
+      <w:pPr>
         <w:pStyle w:val="berschrift2"/>
       </w:pPr>
-      <w:bookmarkStart w:id="34" w:name="_Toc232813578"/>
-      <w:bookmarkStart w:id="35" w:name="_Toc232814723"/>
+      <w:bookmarkStart w:id="36" w:name="_Toc232815393"/>
       <w:r>
         <w:t>7.6 Start The Program</w:t>
       </w:r>
-      <w:bookmarkEnd w:id="35"/>
+      <w:bookmarkEnd w:id="36"/>
     </w:p>
     <w:p>
       <w:pPr>
@@ -10741,14 +10877,14 @@
           <w:rFonts w:ascii="Arial" w:hAnsi="Arial" w:cs="Arial"/>
         </w:rPr>
       </w:pPr>
-      <w:bookmarkStart w:id="36" w:name="_Toc232814724"/>
+      <w:bookmarkStart w:id="37" w:name="_Toc232815394"/>
       <w:r>
         <w:rPr>
           <w:rFonts w:ascii="Arial" w:hAnsi="Arial" w:cs="Arial"/>
         </w:rPr>
         <w:t>7.7 Weekly Automation</w:t>
       </w:r>
-      <w:bookmarkEnd w:id="36"/>
+      <w:bookmarkEnd w:id="37"/>
     </w:p>
     <w:p>
       <w:r>
@@ -10802,6 +10938,7 @@
                 <w:color w:val="111827"/>
                 <w:sz w:val="17"/>
               </w:rPr>
+              <w:lastRenderedPageBreak/>
               <w:t>&lt;project-path&gt;\.venv\Scripts\python.exe</w:t>
             </w:r>
             <w:r>
@@ -10866,15 +11003,14 @@
           <w:rFonts w:ascii="Arial" w:hAnsi="Arial" w:cs="Arial"/>
         </w:rPr>
       </w:pPr>
-      <w:bookmarkStart w:id="37" w:name="_Toc232814725"/>
+      <w:bookmarkStart w:id="38" w:name="_Toc232815395"/>
       <w:r>
         <w:rPr>
           <w:rFonts w:ascii="Arial" w:hAnsi="Arial" w:cs="Arial"/>
         </w:rPr>
-        <w:lastRenderedPageBreak/>
         <w:t>8. Testing</w:t>
       </w:r>
-      <w:bookmarkEnd w:id="37"/>
+      <w:bookmarkEnd w:id="38"/>
     </w:p>
     <w:p>
       <w:r>
@@ -10982,7 +11118,7 @@
           <w:rFonts w:ascii="Arial" w:hAnsi="Arial" w:cs="Arial"/>
         </w:rPr>
       </w:pPr>
-      <w:bookmarkStart w:id="38" w:name="_Toc232814726"/>
+      <w:bookmarkStart w:id="39" w:name="_Toc232815396"/>
       <w:r>
         <w:rPr>
           <w:rFonts w:ascii="Arial" w:hAnsi="Arial" w:cs="Arial"/>
@@ -10990,7 +11126,7 @@
         <w:lastRenderedPageBreak/>
         <w:t>9. Assignment Coverage</w:t>
       </w:r>
-      <w:bookmarkEnd w:id="38"/>
+      <w:bookmarkEnd w:id="39"/>
     </w:p>
     <w:p>
       <w:r>
@@ -11563,14 +11699,14 @@
           <w:rFonts w:ascii="Arial" w:hAnsi="Arial" w:cs="Arial"/>
         </w:rPr>
       </w:pPr>
-      <w:bookmarkStart w:id="39" w:name="_Toc232814727"/>
+      <w:bookmarkStart w:id="40" w:name="_Toc232815397"/>
       <w:r>
         <w:rPr>
           <w:rFonts w:ascii="Arial" w:hAnsi="Arial" w:cs="Arial"/>
         </w:rPr>
         <w:t>10. Conclusion</w:t>
       </w:r>
-      <w:bookmarkEnd w:id="39"/>
+      <w:bookmarkEnd w:id="40"/>
     </w:p>
     <w:p>
       <w:r>

--- a/docs/M122E_Final_Documentation.docx
+++ b/docs/M122E_Final_Documentation.docx
@@ -474,7 +474,7 @@
         </w:rPr>
         <w:fldChar w:fldCharType="separate"/>
       </w:r>
-      <w:hyperlink w:anchor="_Toc232815358" w:history="1">
+      <w:hyperlink w:anchor="_Toc232816361" w:history="1">
         <w:r>
           <w:rPr>
             <w:rStyle w:val="Hyperlink"/>
@@ -509,7 +509,7 @@
             <w:webHidden/>
             <w:sz w:val="17"/>
           </w:rPr>
-          <w:instrText xml:space="preserve"> PAGEREF _Toc232815358 \h </w:instrText>
+          <w:instrText xml:space="preserve"> PAGEREF _Toc232816361 \h </w:instrText>
         </w:r>
         <w:r>
           <w:rPr>
@@ -565,7 +565,7 @@
           <w14:ligatures w14:val="standardContextual"/>
         </w:rPr>
       </w:pPr>
-      <w:hyperlink w:anchor="_Toc232815359" w:history="1">
+      <w:hyperlink w:anchor="_Toc232816362" w:history="1">
         <w:r>
           <w:rPr>
             <w:rStyle w:val="Hyperlink"/>
@@ -600,7 +600,7 @@
             <w:webHidden/>
             <w:sz w:val="17"/>
           </w:rPr>
-          <w:instrText xml:space="preserve"> PAGEREF _Toc232815359 \h </w:instrText>
+          <w:instrText xml:space="preserve"> PAGEREF _Toc232816362 \h </w:instrText>
         </w:r>
         <w:r>
           <w:rPr>
@@ -656,7 +656,7 @@
           <w14:ligatures w14:val="standardContextual"/>
         </w:rPr>
       </w:pPr>
-      <w:hyperlink w:anchor="_Toc232815360" w:history="1">
+      <w:hyperlink w:anchor="_Toc232816363" w:history="1">
         <w:r>
           <w:rPr>
             <w:rStyle w:val="Hyperlink"/>
@@ -691,7 +691,7 @@
             <w:webHidden/>
             <w:sz w:val="17"/>
           </w:rPr>
-          <w:instrText xml:space="preserve"> PAGEREF _Toc232815360 \h </w:instrText>
+          <w:instrText xml:space="preserve"> PAGEREF _Toc232816363 \h </w:instrText>
         </w:r>
         <w:r>
           <w:rPr>
@@ -747,7 +747,7 @@
           <w14:ligatures w14:val="standardContextual"/>
         </w:rPr>
       </w:pPr>
-      <w:hyperlink w:anchor="_Toc232815361" w:history="1">
+      <w:hyperlink w:anchor="_Toc232816364" w:history="1">
         <w:r>
           <w:rPr>
             <w:rStyle w:val="Hyperlink"/>
@@ -782,7 +782,7 @@
             <w:webHidden/>
             <w:sz w:val="17"/>
           </w:rPr>
-          <w:instrText xml:space="preserve"> PAGEREF _Toc232815361 \h </w:instrText>
+          <w:instrText xml:space="preserve"> PAGEREF _Toc232816364 \h </w:instrText>
         </w:r>
         <w:r>
           <w:rPr>
@@ -838,7 +838,7 @@
           <w14:ligatures w14:val="standardContextual"/>
         </w:rPr>
       </w:pPr>
-      <w:hyperlink w:anchor="_Toc232815362" w:history="1">
+      <w:hyperlink w:anchor="_Toc232816365" w:history="1">
         <w:r>
           <w:rPr>
             <w:rStyle w:val="Hyperlink"/>
@@ -873,7 +873,7 @@
             <w:webHidden/>
             <w:sz w:val="17"/>
           </w:rPr>
-          <w:instrText xml:space="preserve"> PAGEREF _Toc232815362 \h </w:instrText>
+          <w:instrText xml:space="preserve"> PAGEREF _Toc232816365 \h </w:instrText>
         </w:r>
         <w:r>
           <w:rPr>
@@ -929,7 +929,7 @@
           <w14:ligatures w14:val="standardContextual"/>
         </w:rPr>
       </w:pPr>
-      <w:hyperlink w:anchor="_Toc232815363" w:history="1">
+      <w:hyperlink w:anchor="_Toc232816366" w:history="1">
         <w:r>
           <w:rPr>
             <w:rStyle w:val="Hyperlink"/>
@@ -964,7 +964,7 @@
             <w:webHidden/>
             <w:sz w:val="17"/>
           </w:rPr>
-          <w:instrText xml:space="preserve"> PAGEREF _Toc232815363 \h </w:instrText>
+          <w:instrText xml:space="preserve"> PAGEREF _Toc232816366 \h </w:instrText>
         </w:r>
         <w:r>
           <w:rPr>
@@ -1020,7 +1020,7 @@
           <w14:ligatures w14:val="standardContextual"/>
         </w:rPr>
       </w:pPr>
-      <w:hyperlink w:anchor="_Toc232815364" w:history="1">
+      <w:hyperlink w:anchor="_Toc232816367" w:history="1">
         <w:r>
           <w:rPr>
             <w:rStyle w:val="Hyperlink"/>
@@ -1055,7 +1055,7 @@
             <w:webHidden/>
             <w:sz w:val="17"/>
           </w:rPr>
-          <w:instrText xml:space="preserve"> PAGEREF _Toc232815364 \h </w:instrText>
+          <w:instrText xml:space="preserve"> PAGEREF _Toc232816367 \h </w:instrText>
         </w:r>
         <w:r>
           <w:rPr>
@@ -1111,7 +1111,7 @@
           <w14:ligatures w14:val="standardContextual"/>
         </w:rPr>
       </w:pPr>
-      <w:hyperlink w:anchor="_Toc232815365" w:history="1">
+      <w:hyperlink w:anchor="_Toc232816368" w:history="1">
         <w:r>
           <w:rPr>
             <w:rStyle w:val="Hyperlink"/>
@@ -1146,7 +1146,7 @@
             <w:webHidden/>
             <w:sz w:val="17"/>
           </w:rPr>
-          <w:instrText xml:space="preserve"> PAGEREF _Toc232815365 \h </w:instrText>
+          <w:instrText xml:space="preserve"> PAGEREF _Toc232816368 \h </w:instrText>
         </w:r>
         <w:r>
           <w:rPr>
@@ -1202,7 +1202,7 @@
           <w14:ligatures w14:val="standardContextual"/>
         </w:rPr>
       </w:pPr>
-      <w:hyperlink w:anchor="_Toc232815366" w:history="1">
+      <w:hyperlink w:anchor="_Toc232816369" w:history="1">
         <w:r>
           <w:rPr>
             <w:rStyle w:val="Hyperlink"/>
@@ -1237,7 +1237,7 @@
             <w:webHidden/>
             <w:sz w:val="17"/>
           </w:rPr>
-          <w:instrText xml:space="preserve"> PAGEREF _Toc232815366 \h </w:instrText>
+          <w:instrText xml:space="preserve"> PAGEREF _Toc232816369 \h </w:instrText>
         </w:r>
         <w:r>
           <w:rPr>
@@ -1293,7 +1293,7 @@
           <w14:ligatures w14:val="standardContextual"/>
         </w:rPr>
       </w:pPr>
-      <w:hyperlink w:anchor="_Toc232815367" w:history="1">
+      <w:hyperlink w:anchor="_Toc232816370" w:history="1">
         <w:r>
           <w:rPr>
             <w:rStyle w:val="Hyperlink"/>
@@ -1328,7 +1328,7 @@
             <w:webHidden/>
             <w:sz w:val="17"/>
           </w:rPr>
-          <w:instrText xml:space="preserve"> PAGEREF _Toc232815367 \h </w:instrText>
+          <w:instrText xml:space="preserve"> PAGEREF _Toc232816370 \h </w:instrText>
         </w:r>
         <w:r>
           <w:rPr>
@@ -1384,7 +1384,7 @@
           <w14:ligatures w14:val="standardContextual"/>
         </w:rPr>
       </w:pPr>
-      <w:hyperlink w:anchor="_Toc232815368" w:history="1">
+      <w:hyperlink w:anchor="_Toc232816371" w:history="1">
         <w:r>
           <w:rPr>
             <w:rStyle w:val="Hyperlink"/>
@@ -1419,7 +1419,7 @@
             <w:webHidden/>
             <w:sz w:val="17"/>
           </w:rPr>
-          <w:instrText xml:space="preserve"> PAGEREF _Toc232815368 \h </w:instrText>
+          <w:instrText xml:space="preserve"> PAGEREF _Toc232816371 \h </w:instrText>
         </w:r>
         <w:r>
           <w:rPr>
@@ -1475,7 +1475,7 @@
           <w14:ligatures w14:val="standardContextual"/>
         </w:rPr>
       </w:pPr>
-      <w:hyperlink w:anchor="_Toc232815369" w:history="1">
+      <w:hyperlink w:anchor="_Toc232816372" w:history="1">
         <w:r>
           <w:rPr>
             <w:rStyle w:val="Hyperlink"/>
@@ -1510,7 +1510,7 @@
             <w:webHidden/>
             <w:sz w:val="17"/>
           </w:rPr>
-          <w:instrText xml:space="preserve"> PAGEREF _Toc232815369 \h </w:instrText>
+          <w:instrText xml:space="preserve"> PAGEREF _Toc232816372 \h </w:instrText>
         </w:r>
         <w:r>
           <w:rPr>
@@ -1566,7 +1566,7 @@
           <w14:ligatures w14:val="standardContextual"/>
         </w:rPr>
       </w:pPr>
-      <w:hyperlink w:anchor="_Toc232815370" w:history="1">
+      <w:hyperlink w:anchor="_Toc232816373" w:history="1">
         <w:r>
           <w:rPr>
             <w:rStyle w:val="Hyperlink"/>
@@ -1601,7 +1601,7 @@
             <w:webHidden/>
             <w:sz w:val="17"/>
           </w:rPr>
-          <w:instrText xml:space="preserve"> PAGEREF _Toc232815370 \h </w:instrText>
+          <w:instrText xml:space="preserve"> PAGEREF _Toc232816373 \h </w:instrText>
         </w:r>
         <w:r>
           <w:rPr>
@@ -1657,7 +1657,7 @@
           <w14:ligatures w14:val="standardContextual"/>
         </w:rPr>
       </w:pPr>
-      <w:hyperlink w:anchor="_Toc232815371" w:history="1">
+      <w:hyperlink w:anchor="_Toc232816374" w:history="1">
         <w:r>
           <w:rPr>
             <w:rStyle w:val="Hyperlink"/>
@@ -1692,7 +1692,7 @@
             <w:webHidden/>
             <w:sz w:val="17"/>
           </w:rPr>
-          <w:instrText xml:space="preserve"> PAGEREF _Toc232815371 \h </w:instrText>
+          <w:instrText xml:space="preserve"> PAGEREF _Toc232816374 \h </w:instrText>
         </w:r>
         <w:r>
           <w:rPr>
@@ -1748,7 +1748,7 @@
           <w14:ligatures w14:val="standardContextual"/>
         </w:rPr>
       </w:pPr>
-      <w:hyperlink w:anchor="_Toc232815372" w:history="1">
+      <w:hyperlink w:anchor="_Toc232816375" w:history="1">
         <w:r>
           <w:rPr>
             <w:rStyle w:val="Hyperlink"/>
@@ -1783,7 +1783,7 @@
             <w:webHidden/>
             <w:sz w:val="17"/>
           </w:rPr>
-          <w:instrText xml:space="preserve"> PAGEREF _Toc232815372 \h </w:instrText>
+          <w:instrText xml:space="preserve"> PAGEREF _Toc232816375 \h </w:instrText>
         </w:r>
         <w:r>
           <w:rPr>
@@ -1839,7 +1839,7 @@
           <w14:ligatures w14:val="standardContextual"/>
         </w:rPr>
       </w:pPr>
-      <w:hyperlink w:anchor="_Toc232815373" w:history="1">
+      <w:hyperlink w:anchor="_Toc232816376" w:history="1">
         <w:r>
           <w:rPr>
             <w:rStyle w:val="Hyperlink"/>
@@ -1874,7 +1874,7 @@
             <w:webHidden/>
             <w:sz w:val="17"/>
           </w:rPr>
-          <w:instrText xml:space="preserve"> PAGEREF _Toc232815373 \h </w:instrText>
+          <w:instrText xml:space="preserve"> PAGEREF _Toc232816376 \h </w:instrText>
         </w:r>
         <w:r>
           <w:rPr>
@@ -1930,7 +1930,7 @@
           <w14:ligatures w14:val="standardContextual"/>
         </w:rPr>
       </w:pPr>
-      <w:hyperlink w:anchor="_Toc232815374" w:history="1">
+      <w:hyperlink w:anchor="_Toc232816377" w:history="1">
         <w:r>
           <w:rPr>
             <w:rStyle w:val="Hyperlink"/>
@@ -1965,7 +1965,7 @@
             <w:webHidden/>
             <w:sz w:val="17"/>
           </w:rPr>
-          <w:instrText xml:space="preserve"> PAGEREF _Toc232815374 \h </w:instrText>
+          <w:instrText xml:space="preserve"> PAGEREF _Toc232816377 \h </w:instrText>
         </w:r>
         <w:r>
           <w:rPr>
@@ -2021,7 +2021,7 @@
           <w14:ligatures w14:val="standardContextual"/>
         </w:rPr>
       </w:pPr>
-      <w:hyperlink w:anchor="_Toc232815375" w:history="1">
+      <w:hyperlink w:anchor="_Toc232816378" w:history="1">
         <w:r>
           <w:rPr>
             <w:rStyle w:val="Hyperlink"/>
@@ -2056,7 +2056,7 @@
             <w:webHidden/>
             <w:sz w:val="17"/>
           </w:rPr>
-          <w:instrText xml:space="preserve"> PAGEREF _Toc232815375 \h </w:instrText>
+          <w:instrText xml:space="preserve"> PAGEREF _Toc232816378 \h </w:instrText>
         </w:r>
         <w:r>
           <w:rPr>
@@ -2112,7 +2112,7 @@
           <w14:ligatures w14:val="standardContextual"/>
         </w:rPr>
       </w:pPr>
-      <w:hyperlink w:anchor="_Toc232815376" w:history="1">
+      <w:hyperlink w:anchor="_Toc232816379" w:history="1">
         <w:r>
           <w:rPr>
             <w:rStyle w:val="Hyperlink"/>
@@ -2147,7 +2147,7 @@
             <w:webHidden/>
             <w:sz w:val="17"/>
           </w:rPr>
-          <w:instrText xml:space="preserve"> PAGEREF _Toc232815376 \h </w:instrText>
+          <w:instrText xml:space="preserve"> PAGEREF _Toc232816379 \h </w:instrText>
         </w:r>
         <w:r>
           <w:rPr>
@@ -2203,7 +2203,7 @@
           <w14:ligatures w14:val="standardContextual"/>
         </w:rPr>
       </w:pPr>
-      <w:hyperlink w:anchor="_Toc232815377" w:history="1">
+      <w:hyperlink w:anchor="_Toc232816380" w:history="1">
         <w:r>
           <w:rPr>
             <w:rStyle w:val="Hyperlink"/>
@@ -2238,7 +2238,7 @@
             <w:webHidden/>
             <w:sz w:val="17"/>
           </w:rPr>
-          <w:instrText xml:space="preserve"> PAGEREF _Toc232815377 \h </w:instrText>
+          <w:instrText xml:space="preserve"> PAGEREF _Toc232816380 \h </w:instrText>
         </w:r>
         <w:r>
           <w:rPr>
@@ -2294,7 +2294,7 @@
           <w14:ligatures w14:val="standardContextual"/>
         </w:rPr>
       </w:pPr>
-      <w:hyperlink w:anchor="_Toc232815378" w:history="1">
+      <w:hyperlink w:anchor="_Toc232816381" w:history="1">
         <w:r>
           <w:rPr>
             <w:rStyle w:val="Hyperlink"/>
@@ -2329,7 +2329,7 @@
             <w:webHidden/>
             <w:sz w:val="17"/>
           </w:rPr>
-          <w:instrText xml:space="preserve"> PAGEREF _Toc232815378 \h </w:instrText>
+          <w:instrText xml:space="preserve"> PAGEREF _Toc232816381 \h </w:instrText>
         </w:r>
         <w:r>
           <w:rPr>
@@ -2385,7 +2385,7 @@
           <w14:ligatures w14:val="standardContextual"/>
         </w:rPr>
       </w:pPr>
-      <w:hyperlink w:anchor="_Toc232815379" w:history="1">
+      <w:hyperlink w:anchor="_Toc232816382" w:history="1">
         <w:r>
           <w:rPr>
             <w:rStyle w:val="Hyperlink"/>
@@ -2420,7 +2420,7 @@
             <w:webHidden/>
             <w:sz w:val="17"/>
           </w:rPr>
-          <w:instrText xml:space="preserve"> PAGEREF _Toc232815379 \h </w:instrText>
+          <w:instrText xml:space="preserve"> PAGEREF _Toc232816382 \h </w:instrText>
         </w:r>
         <w:r>
           <w:rPr>
@@ -2476,7 +2476,7 @@
           <w14:ligatures w14:val="standardContextual"/>
         </w:rPr>
       </w:pPr>
-      <w:hyperlink w:anchor="_Toc232815380" w:history="1">
+      <w:hyperlink w:anchor="_Toc232816383" w:history="1">
         <w:r>
           <w:rPr>
             <w:rStyle w:val="Hyperlink"/>
@@ -2511,7 +2511,7 @@
             <w:webHidden/>
             <w:sz w:val="17"/>
           </w:rPr>
-          <w:instrText xml:space="preserve"> PAGEREF _Toc232815380 \h </w:instrText>
+          <w:instrText xml:space="preserve"> PAGEREF _Toc232816383 \h </w:instrText>
         </w:r>
         <w:r>
           <w:rPr>
@@ -2567,7 +2567,7 @@
           <w14:ligatures w14:val="standardContextual"/>
         </w:rPr>
       </w:pPr>
-      <w:hyperlink w:anchor="_Toc232815381" w:history="1">
+      <w:hyperlink w:anchor="_Toc232816384" w:history="1">
         <w:r>
           <w:rPr>
             <w:rStyle w:val="Hyperlink"/>
@@ -2602,7 +2602,7 @@
             <w:webHidden/>
             <w:sz w:val="17"/>
           </w:rPr>
-          <w:instrText xml:space="preserve"> PAGEREF _Toc232815381 \h </w:instrText>
+          <w:instrText xml:space="preserve"> PAGEREF _Toc232816384 \h </w:instrText>
         </w:r>
         <w:r>
           <w:rPr>
@@ -2658,7 +2658,7 @@
           <w14:ligatures w14:val="standardContextual"/>
         </w:rPr>
       </w:pPr>
-      <w:hyperlink w:anchor="_Toc232815382" w:history="1">
+      <w:hyperlink w:anchor="_Toc232816385" w:history="1">
         <w:r>
           <w:rPr>
             <w:rStyle w:val="Hyperlink"/>
@@ -2693,7 +2693,7 @@
             <w:webHidden/>
             <w:sz w:val="17"/>
           </w:rPr>
-          <w:instrText xml:space="preserve"> PAGEREF _Toc232815382 \h </w:instrText>
+          <w:instrText xml:space="preserve"> PAGEREF _Toc232816385 \h </w:instrText>
         </w:r>
         <w:r>
           <w:rPr>
@@ -2749,7 +2749,7 @@
           <w14:ligatures w14:val="standardContextual"/>
         </w:rPr>
       </w:pPr>
-      <w:hyperlink w:anchor="_Toc232815383" w:history="1">
+      <w:hyperlink w:anchor="_Toc232816386" w:history="1">
         <w:r>
           <w:rPr>
             <w:rStyle w:val="Hyperlink"/>
@@ -2784,7 +2784,7 @@
             <w:webHidden/>
             <w:sz w:val="17"/>
           </w:rPr>
-          <w:instrText xml:space="preserve"> PAGEREF _Toc232815383 \h </w:instrText>
+          <w:instrText xml:space="preserve"> PAGEREF _Toc232816386 \h </w:instrText>
         </w:r>
         <w:r>
           <w:rPr>
@@ -2840,7 +2840,7 @@
           <w14:ligatures w14:val="standardContextual"/>
         </w:rPr>
       </w:pPr>
-      <w:hyperlink w:anchor="_Toc232815384" w:history="1">
+      <w:hyperlink w:anchor="_Toc232816387" w:history="1">
         <w:r>
           <w:rPr>
             <w:rStyle w:val="Hyperlink"/>
@@ -2875,7 +2875,7 @@
             <w:webHidden/>
             <w:sz w:val="17"/>
           </w:rPr>
-          <w:instrText xml:space="preserve"> PAGEREF _Toc232815384 \h </w:instrText>
+          <w:instrText xml:space="preserve"> PAGEREF _Toc232816387 \h </w:instrText>
         </w:r>
         <w:r>
           <w:rPr>
@@ -2931,7 +2931,7 @@
           <w14:ligatures w14:val="standardContextual"/>
         </w:rPr>
       </w:pPr>
-      <w:hyperlink w:anchor="_Toc232815385" w:history="1">
+      <w:hyperlink w:anchor="_Toc232816388" w:history="1">
         <w:r>
           <w:rPr>
             <w:rStyle w:val="Hyperlink"/>
@@ -2966,7 +2966,7 @@
             <w:webHidden/>
             <w:sz w:val="17"/>
           </w:rPr>
-          <w:instrText xml:space="preserve"> PAGEREF _Toc232815385 \h </w:instrText>
+          <w:instrText xml:space="preserve"> PAGEREF _Toc232816388 \h </w:instrText>
         </w:r>
         <w:r>
           <w:rPr>
@@ -3022,7 +3022,7 @@
           <w14:ligatures w14:val="standardContextual"/>
         </w:rPr>
       </w:pPr>
-      <w:hyperlink w:anchor="_Toc232815386" w:history="1">
+      <w:hyperlink w:anchor="_Toc232816389" w:history="1">
         <w:r>
           <w:rPr>
             <w:rStyle w:val="Hyperlink"/>
@@ -3057,7 +3057,7 @@
             <w:webHidden/>
             <w:sz w:val="17"/>
           </w:rPr>
-          <w:instrText xml:space="preserve"> PAGEREF _Toc232815386 \h </w:instrText>
+          <w:instrText xml:space="preserve"> PAGEREF _Toc232816389 \h </w:instrText>
         </w:r>
         <w:r>
           <w:rPr>
@@ -3113,7 +3113,7 @@
           <w14:ligatures w14:val="standardContextual"/>
         </w:rPr>
       </w:pPr>
-      <w:hyperlink w:anchor="_Toc232815387" w:history="1">
+      <w:hyperlink w:anchor="_Toc232816390" w:history="1">
         <w:r>
           <w:rPr>
             <w:rStyle w:val="Hyperlink"/>
@@ -3148,7 +3148,7 @@
             <w:webHidden/>
             <w:sz w:val="17"/>
           </w:rPr>
-          <w:instrText xml:space="preserve"> PAGEREF _Toc232815387 \h </w:instrText>
+          <w:instrText xml:space="preserve"> PAGEREF _Toc232816390 \h </w:instrText>
         </w:r>
         <w:r>
           <w:rPr>
@@ -3204,7 +3204,7 @@
           <w14:ligatures w14:val="standardContextual"/>
         </w:rPr>
       </w:pPr>
-      <w:hyperlink w:anchor="_Toc232815388" w:history="1">
+      <w:hyperlink w:anchor="_Toc232816391" w:history="1">
         <w:r>
           <w:rPr>
             <w:rStyle w:val="Hyperlink"/>
@@ -3239,7 +3239,7 @@
             <w:webHidden/>
             <w:sz w:val="17"/>
           </w:rPr>
-          <w:instrText xml:space="preserve"> PAGEREF _Toc232815388 \h </w:instrText>
+          <w:instrText xml:space="preserve"> PAGEREF _Toc232816391 \h </w:instrText>
         </w:r>
         <w:r>
           <w:rPr>
@@ -3295,7 +3295,7 @@
           <w14:ligatures w14:val="standardContextual"/>
         </w:rPr>
       </w:pPr>
-      <w:hyperlink w:anchor="_Toc232815389" w:history="1">
+      <w:hyperlink w:anchor="_Toc232816392" w:history="1">
         <w:r>
           <w:rPr>
             <w:rStyle w:val="Hyperlink"/>
@@ -3330,7 +3330,7 @@
             <w:webHidden/>
             <w:sz w:val="17"/>
           </w:rPr>
-          <w:instrText xml:space="preserve"> PAGEREF _Toc232815389 \h </w:instrText>
+          <w:instrText xml:space="preserve"> PAGEREF _Toc232816392 \h </w:instrText>
         </w:r>
         <w:r>
           <w:rPr>
@@ -3386,7 +3386,7 @@
           <w14:ligatures w14:val="standardContextual"/>
         </w:rPr>
       </w:pPr>
-      <w:hyperlink w:anchor="_Toc232815390" w:history="1">
+      <w:hyperlink w:anchor="_Toc232816393" w:history="1">
         <w:r>
           <w:rPr>
             <w:rStyle w:val="Hyperlink"/>
@@ -3421,7 +3421,7 @@
             <w:webHidden/>
             <w:sz w:val="17"/>
           </w:rPr>
-          <w:instrText xml:space="preserve"> PAGEREF _Toc232815390 \h </w:instrText>
+          <w:instrText xml:space="preserve"> PAGEREF _Toc232816393 \h </w:instrText>
         </w:r>
         <w:r>
           <w:rPr>
@@ -3477,7 +3477,7 @@
           <w14:ligatures w14:val="standardContextual"/>
         </w:rPr>
       </w:pPr>
-      <w:hyperlink w:anchor="_Toc232815391" w:history="1">
+      <w:hyperlink w:anchor="_Toc232816394" w:history="1">
         <w:r>
           <w:rPr>
             <w:rStyle w:val="Hyperlink"/>
@@ -3512,7 +3512,7 @@
             <w:webHidden/>
             <w:sz w:val="17"/>
           </w:rPr>
-          <w:instrText xml:space="preserve"> PAGEREF _Toc232815391 \h </w:instrText>
+          <w:instrText xml:space="preserve"> PAGEREF _Toc232816394 \h </w:instrText>
         </w:r>
         <w:r>
           <w:rPr>
@@ -3568,7 +3568,7 @@
           <w14:ligatures w14:val="standardContextual"/>
         </w:rPr>
       </w:pPr>
-      <w:hyperlink w:anchor="_Toc232815392" w:history="1">
+      <w:hyperlink w:anchor="_Toc232816395" w:history="1">
         <w:r>
           <w:rPr>
             <w:rStyle w:val="Hyperlink"/>
@@ -3603,7 +3603,7 @@
             <w:webHidden/>
             <w:sz w:val="17"/>
           </w:rPr>
-          <w:instrText xml:space="preserve"> PAGEREF _Toc232815392 \h </w:instrText>
+          <w:instrText xml:space="preserve"> PAGEREF _Toc232816395 \h </w:instrText>
         </w:r>
         <w:r>
           <w:rPr>
@@ -3659,7 +3659,7 @@
           <w14:ligatures w14:val="standardContextual"/>
         </w:rPr>
       </w:pPr>
-      <w:hyperlink w:anchor="_Toc232815393" w:history="1">
+      <w:hyperlink w:anchor="_Toc232816396" w:history="1">
         <w:r>
           <w:rPr>
             <w:rStyle w:val="Hyperlink"/>
@@ -3694,7 +3694,7 @@
             <w:webHidden/>
             <w:sz w:val="17"/>
           </w:rPr>
-          <w:instrText xml:space="preserve"> PAGEREF _Toc232815393 \h </w:instrText>
+          <w:instrText xml:space="preserve"> PAGEREF _Toc232816396 \h </w:instrText>
         </w:r>
         <w:r>
           <w:rPr>
@@ -3720,7 +3720,7 @@
             <w:webHidden/>
             <w:sz w:val="17"/>
           </w:rPr>
-          <w:t>14</w:t>
+          <w:t>15</w:t>
         </w:r>
         <w:r>
           <w:rPr>
@@ -3750,7 +3750,7 @@
           <w14:ligatures w14:val="standardContextual"/>
         </w:rPr>
       </w:pPr>
-      <w:hyperlink w:anchor="_Toc232815394" w:history="1">
+      <w:hyperlink w:anchor="_Toc232816397" w:history="1">
         <w:r>
           <w:rPr>
             <w:rStyle w:val="Hyperlink"/>
@@ -3785,7 +3785,7 @@
             <w:webHidden/>
             <w:sz w:val="17"/>
           </w:rPr>
-          <w:instrText xml:space="preserve"> PAGEREF _Toc232815394 \h </w:instrText>
+          <w:instrText xml:space="preserve"> PAGEREF _Toc232816397 \h </w:instrText>
         </w:r>
         <w:r>
           <w:rPr>
@@ -3811,7 +3811,7 @@
             <w:webHidden/>
             <w:sz w:val="17"/>
           </w:rPr>
-          <w:t>14</w:t>
+          <w:t>15</w:t>
         </w:r>
         <w:r>
           <w:rPr>
@@ -3841,7 +3841,7 @@
           <w14:ligatures w14:val="standardContextual"/>
         </w:rPr>
       </w:pPr>
-      <w:hyperlink w:anchor="_Toc232815395" w:history="1">
+      <w:hyperlink w:anchor="_Toc232816398" w:history="1">
         <w:r>
           <w:rPr>
             <w:rStyle w:val="Hyperlink"/>
@@ -3876,7 +3876,7 @@
             <w:webHidden/>
             <w:sz w:val="17"/>
           </w:rPr>
-          <w:instrText xml:space="preserve"> PAGEREF _Toc232815395 \h </w:instrText>
+          <w:instrText xml:space="preserve"> PAGEREF _Toc232816398 \h </w:instrText>
         </w:r>
         <w:r>
           <w:rPr>
@@ -3932,7 +3932,7 @@
           <w14:ligatures w14:val="standardContextual"/>
         </w:rPr>
       </w:pPr>
-      <w:hyperlink w:anchor="_Toc232815396" w:history="1">
+      <w:hyperlink w:anchor="_Toc232816399" w:history="1">
         <w:r>
           <w:rPr>
             <w:rStyle w:val="Hyperlink"/>
@@ -3967,7 +3967,7 @@
             <w:webHidden/>
             <w:sz w:val="17"/>
           </w:rPr>
-          <w:instrText xml:space="preserve"> PAGEREF _Toc232815396 \h </w:instrText>
+          <w:instrText xml:space="preserve"> PAGEREF _Toc232816399 \h </w:instrText>
         </w:r>
         <w:r>
           <w:rPr>
@@ -3993,7 +3993,7 @@
             <w:webHidden/>
             <w:sz w:val="17"/>
           </w:rPr>
-          <w:t>16</w:t>
+          <w:t>17</w:t>
         </w:r>
         <w:r>
           <w:rPr>
@@ -4023,7 +4023,7 @@
           <w14:ligatures w14:val="standardContextual"/>
         </w:rPr>
       </w:pPr>
-      <w:hyperlink w:anchor="_Toc232815397" w:history="1">
+      <w:hyperlink w:anchor="_Toc232816400" w:history="1">
         <w:r>
           <w:rPr>
             <w:rStyle w:val="Hyperlink"/>
@@ -4058,7 +4058,7 @@
             <w:webHidden/>
             <w:sz w:val="17"/>
           </w:rPr>
-          <w:instrText xml:space="preserve"> PAGEREF _Toc232815397 \h </w:instrText>
+          <w:instrText xml:space="preserve"> PAGEREF _Toc232816400 \h </w:instrText>
         </w:r>
         <w:r>
           <w:rPr>
@@ -4084,7 +4084,7 @@
             <w:webHidden/>
             <w:sz w:val="17"/>
           </w:rPr>
-          <w:t>16</w:t>
+          <w:t>17</w:t>
         </w:r>
         <w:r>
           <w:rPr>
@@ -4121,7 +4121,7 @@
           <w:rFonts w:ascii="Arial" w:hAnsi="Arial" w:cs="Arial"/>
         </w:rPr>
       </w:pPr>
-      <w:bookmarkStart w:id="0" w:name="_Toc232815358"/>
+      <w:bookmarkStart w:id="0" w:name="_Toc232816361"/>
       <w:r>
         <w:rPr>
           <w:rFonts w:ascii="Arial" w:hAnsi="Arial" w:cs="Arial"/>
@@ -4138,7 +4138,7 @@
           <w:rFonts w:ascii="Arial" w:hAnsi="Arial" w:cs="Arial"/>
         </w:rPr>
       </w:pPr>
-      <w:bookmarkStart w:id="1" w:name="_Toc232815359"/>
+      <w:bookmarkStart w:id="1" w:name="_Toc232816362"/>
       <w:r>
         <w:rPr>
           <w:rFonts w:ascii="Arial" w:hAnsi="Arial" w:cs="Arial"/>
@@ -4164,7 +4164,7 @@
           <w:rFonts w:ascii="Arial" w:hAnsi="Arial" w:cs="Arial"/>
         </w:rPr>
       </w:pPr>
-      <w:bookmarkStart w:id="2" w:name="_Toc232815360"/>
+      <w:bookmarkStart w:id="2" w:name="_Toc232816363"/>
       <w:r>
         <w:rPr>
           <w:rFonts w:ascii="Arial" w:hAnsi="Arial" w:cs="Arial"/>
@@ -4185,7 +4185,7 @@
           <w:rFonts w:ascii="Arial" w:hAnsi="Arial" w:cs="Arial"/>
         </w:rPr>
       </w:pPr>
-      <w:bookmarkStart w:id="3" w:name="_Toc232815361"/>
+      <w:bookmarkStart w:id="3" w:name="_Toc232816364"/>
       <w:r>
         <w:rPr>
           <w:rFonts w:ascii="Arial" w:hAnsi="Arial" w:cs="Arial"/>
@@ -4206,7 +4206,7 @@
           <w:rFonts w:ascii="Arial" w:hAnsi="Arial" w:cs="Arial"/>
         </w:rPr>
       </w:pPr>
-      <w:bookmarkStart w:id="4" w:name="_Toc232815362"/>
+      <w:bookmarkStart w:id="4" w:name="_Toc232816365"/>
       <w:r>
         <w:rPr>
           <w:rFonts w:ascii="Arial" w:hAnsi="Arial" w:cs="Arial"/>
@@ -4222,7 +4222,7 @@
           <w:rFonts w:ascii="Arial" w:hAnsi="Arial" w:cs="Arial"/>
         </w:rPr>
       </w:pPr>
-      <w:bookmarkStart w:id="5" w:name="_Toc232815363"/>
+      <w:bookmarkStart w:id="5" w:name="_Toc232816366"/>
       <w:r>
         <w:rPr>
           <w:rFonts w:ascii="Arial" w:hAnsi="Arial" w:cs="Arial"/>
@@ -4248,7 +4248,7 @@
           <w:rFonts w:ascii="Arial" w:hAnsi="Arial" w:cs="Arial"/>
         </w:rPr>
       </w:pPr>
-      <w:bookmarkStart w:id="6" w:name="_Toc232815364"/>
+      <w:bookmarkStart w:id="6" w:name="_Toc232816367"/>
       <w:r>
         <w:rPr>
           <w:rFonts w:ascii="Arial" w:hAnsi="Arial" w:cs="Arial"/>
@@ -4279,7 +4279,7 @@
           <w:rFonts w:ascii="Arial" w:hAnsi="Arial" w:cs="Arial"/>
         </w:rPr>
       </w:pPr>
-      <w:bookmarkStart w:id="7" w:name="_Toc232815365"/>
+      <w:bookmarkStart w:id="7" w:name="_Toc232816368"/>
       <w:r>
         <w:rPr>
           <w:rFonts w:ascii="Arial" w:hAnsi="Arial" w:cs="Arial"/>
@@ -4300,7 +4300,7 @@
           <w:rFonts w:ascii="Arial" w:hAnsi="Arial" w:cs="Arial"/>
         </w:rPr>
       </w:pPr>
-      <w:bookmarkStart w:id="8" w:name="_Toc232815366"/>
+      <w:bookmarkStart w:id="8" w:name="_Toc232816369"/>
       <w:r>
         <w:rPr>
           <w:rFonts w:ascii="Arial" w:hAnsi="Arial" w:cs="Arial"/>
@@ -4843,7 +4843,7 @@
           <w:rFonts w:ascii="Arial" w:hAnsi="Arial" w:cs="Arial"/>
         </w:rPr>
       </w:pPr>
-      <w:bookmarkStart w:id="9" w:name="_Toc232815367"/>
+      <w:bookmarkStart w:id="9" w:name="_Toc232816370"/>
       <w:r>
         <w:rPr>
           <w:rFonts w:ascii="Arial" w:hAnsi="Arial" w:cs="Arial"/>
@@ -4859,7 +4859,7 @@
           <w:rFonts w:ascii="Arial" w:hAnsi="Arial" w:cs="Arial"/>
         </w:rPr>
       </w:pPr>
-      <w:bookmarkStart w:id="10" w:name="_Toc232815368"/>
+      <w:bookmarkStart w:id="10" w:name="_Toc232816371"/>
       <w:r>
         <w:rPr>
           <w:rFonts w:ascii="Arial" w:hAnsi="Arial" w:cs="Arial"/>
@@ -6402,7 +6402,7 @@
           <w:rFonts w:ascii="Arial" w:hAnsi="Arial" w:cs="Arial"/>
         </w:rPr>
       </w:pPr>
-      <w:bookmarkStart w:id="11" w:name="_Toc232815369"/>
+      <w:bookmarkStart w:id="11" w:name="_Toc232816372"/>
       <w:r>
         <w:rPr>
           <w:rFonts w:ascii="Arial" w:hAnsi="Arial" w:cs="Arial"/>
@@ -7255,7 +7255,7 @@
           <w:rFonts w:ascii="Arial" w:hAnsi="Arial" w:cs="Arial"/>
         </w:rPr>
       </w:pPr>
-      <w:bookmarkStart w:id="12" w:name="_Toc232815370"/>
+      <w:bookmarkStart w:id="12" w:name="_Toc232816373"/>
       <w:r>
         <w:rPr>
           <w:rFonts w:ascii="Arial" w:hAnsi="Arial" w:cs="Arial"/>
@@ -7271,7 +7271,7 @@
           <w:rFonts w:ascii="Arial" w:hAnsi="Arial" w:cs="Arial"/>
         </w:rPr>
       </w:pPr>
-      <w:bookmarkStart w:id="13" w:name="_Toc232815371"/>
+      <w:bookmarkStart w:id="13" w:name="_Toc232816374"/>
       <w:r>
         <w:rPr>
           <w:rFonts w:ascii="Arial" w:hAnsi="Arial" w:cs="Arial"/>
@@ -7754,7 +7754,7 @@
           <w:rFonts w:ascii="Arial" w:hAnsi="Arial" w:cs="Arial"/>
         </w:rPr>
       </w:pPr>
-      <w:bookmarkStart w:id="14" w:name="_Toc232815372"/>
+      <w:bookmarkStart w:id="14" w:name="_Toc232816375"/>
       <w:r>
         <w:rPr>
           <w:rFonts w:ascii="Arial" w:hAnsi="Arial" w:cs="Arial"/>
@@ -7861,7 +7861,7 @@
           <w:rFonts w:ascii="Arial" w:hAnsi="Arial" w:cs="Arial"/>
         </w:rPr>
       </w:pPr>
-      <w:bookmarkStart w:id="15" w:name="_Toc232815373"/>
+      <w:bookmarkStart w:id="15" w:name="_Toc232816376"/>
       <w:r>
         <w:rPr>
           <w:rFonts w:ascii="Arial" w:hAnsi="Arial" w:cs="Arial"/>
@@ -7928,7 +7928,7 @@
           <w:rFonts w:ascii="Arial" w:hAnsi="Arial" w:cs="Arial"/>
         </w:rPr>
       </w:pPr>
-      <w:bookmarkStart w:id="16" w:name="_Toc232815374"/>
+      <w:bookmarkStart w:id="16" w:name="_Toc232816377"/>
       <w:r>
         <w:rPr>
           <w:rFonts w:ascii="Arial" w:hAnsi="Arial" w:cs="Arial"/>
@@ -7990,7 +7990,7 @@
           <w:rFonts w:ascii="Arial" w:hAnsi="Arial" w:cs="Arial"/>
         </w:rPr>
       </w:pPr>
-      <w:bookmarkStart w:id="17" w:name="_Toc232815375"/>
+      <w:bookmarkStart w:id="17" w:name="_Toc232816378"/>
       <w:r>
         <w:rPr>
           <w:rFonts w:ascii="Arial" w:hAnsi="Arial" w:cs="Arial"/>
@@ -8052,7 +8052,7 @@
           <w:rFonts w:ascii="Arial" w:hAnsi="Arial" w:cs="Arial"/>
         </w:rPr>
       </w:pPr>
-      <w:bookmarkStart w:id="18" w:name="_Toc232815376"/>
+      <w:bookmarkStart w:id="18" w:name="_Toc232816379"/>
       <w:r>
         <w:rPr>
           <w:rFonts w:ascii="Arial" w:hAnsi="Arial" w:cs="Arial"/>
@@ -8113,7 +8113,7 @@
           <w:rFonts w:ascii="Arial" w:hAnsi="Arial" w:cs="Arial"/>
         </w:rPr>
       </w:pPr>
-      <w:bookmarkStart w:id="19" w:name="_Toc232815377"/>
+      <w:bookmarkStart w:id="19" w:name="_Toc232816380"/>
       <w:r>
         <w:rPr>
           <w:rFonts w:ascii="Arial" w:hAnsi="Arial" w:cs="Arial"/>
@@ -8175,7 +8175,7 @@
           <w:rFonts w:ascii="Arial" w:hAnsi="Arial" w:cs="Arial"/>
         </w:rPr>
       </w:pPr>
-      <w:bookmarkStart w:id="20" w:name="_Toc232815378"/>
+      <w:bookmarkStart w:id="20" w:name="_Toc232816381"/>
       <w:r>
         <w:rPr>
           <w:rFonts w:ascii="Arial" w:hAnsi="Arial" w:cs="Arial"/>
@@ -8236,7 +8236,7 @@
           <w:rFonts w:ascii="Arial" w:hAnsi="Arial" w:cs="Arial"/>
         </w:rPr>
       </w:pPr>
-      <w:bookmarkStart w:id="21" w:name="_Toc232815379"/>
+      <w:bookmarkStart w:id="21" w:name="_Toc232816382"/>
       <w:r>
         <w:rPr>
           <w:rFonts w:ascii="Arial" w:hAnsi="Arial" w:cs="Arial"/>
@@ -8298,7 +8298,7 @@
           <w:rFonts w:ascii="Arial" w:hAnsi="Arial" w:cs="Arial"/>
         </w:rPr>
       </w:pPr>
-      <w:bookmarkStart w:id="22" w:name="_Toc232815380"/>
+      <w:bookmarkStart w:id="22" w:name="_Toc232816383"/>
       <w:r>
         <w:rPr>
           <w:rFonts w:ascii="Arial" w:hAnsi="Arial" w:cs="Arial"/>
@@ -8779,7 +8779,7 @@
           <w:rFonts w:ascii="Arial" w:hAnsi="Arial" w:cs="Arial"/>
         </w:rPr>
       </w:pPr>
-      <w:bookmarkStart w:id="23" w:name="_Toc232815381"/>
+      <w:bookmarkStart w:id="23" w:name="_Toc232816384"/>
       <w:r>
         <w:rPr>
           <w:rFonts w:ascii="Arial" w:hAnsi="Arial" w:cs="Arial"/>
@@ -8796,7 +8796,7 @@
           <w:rFonts w:ascii="Arial" w:hAnsi="Arial" w:cs="Arial"/>
         </w:rPr>
       </w:pPr>
-      <w:bookmarkStart w:id="24" w:name="_Toc232815382"/>
+      <w:bookmarkStart w:id="24" w:name="_Toc232816385"/>
       <w:r>
         <w:rPr>
           <w:rFonts w:ascii="Arial" w:hAnsi="Arial" w:cs="Arial"/>
@@ -9131,7 +9131,7 @@
           <w:rFonts w:ascii="Arial" w:hAnsi="Arial" w:cs="Arial"/>
         </w:rPr>
       </w:pPr>
-      <w:bookmarkStart w:id="25" w:name="_Toc232815383"/>
+      <w:bookmarkStart w:id="25" w:name="_Toc232816386"/>
       <w:r>
         <w:rPr>
           <w:rFonts w:ascii="Arial" w:hAnsi="Arial" w:cs="Arial"/>
@@ -9254,7 +9254,7 @@
           <w:rFonts w:ascii="Arial" w:hAnsi="Arial" w:cs="Arial"/>
         </w:rPr>
       </w:pPr>
-      <w:bookmarkStart w:id="26" w:name="_Toc232815384"/>
+      <w:bookmarkStart w:id="26" w:name="_Toc232816387"/>
       <w:r>
         <w:rPr>
           <w:rFonts w:ascii="Arial" w:hAnsi="Arial" w:cs="Arial"/>
@@ -9340,7 +9340,7 @@
           <w:rFonts w:ascii="Arial" w:hAnsi="Arial" w:cs="Arial"/>
         </w:rPr>
       </w:pPr>
-      <w:bookmarkStart w:id="27" w:name="_Toc232815385"/>
+      <w:bookmarkStart w:id="27" w:name="_Toc232816388"/>
       <w:r>
         <w:rPr>
           <w:rFonts w:ascii="Arial" w:hAnsi="Arial" w:cs="Arial"/>
@@ -9865,7 +9865,7 @@
           <w:rFonts w:ascii="Arial" w:hAnsi="Arial" w:cs="Arial"/>
         </w:rPr>
       </w:pPr>
-      <w:bookmarkStart w:id="28" w:name="_Toc232815386"/>
+      <w:bookmarkStart w:id="28" w:name="_Toc232816389"/>
       <w:r>
         <w:rPr>
           <w:rFonts w:ascii="Arial" w:hAnsi="Arial" w:cs="Arial"/>
@@ -9881,7 +9881,7 @@
           <w:rFonts w:ascii="Arial" w:hAnsi="Arial" w:cs="Arial"/>
         </w:rPr>
       </w:pPr>
-      <w:bookmarkStart w:id="29" w:name="_Toc232815387"/>
+      <w:bookmarkStart w:id="29" w:name="_Toc232816390"/>
       <w:r>
         <w:rPr>
           <w:rFonts w:ascii="Arial" w:hAnsi="Arial" w:cs="Arial"/>
@@ -10056,7 +10056,7 @@
           <w:rFonts w:ascii="Arial" w:hAnsi="Arial" w:cs="Arial"/>
         </w:rPr>
       </w:pPr>
-      <w:bookmarkStart w:id="30" w:name="_Toc232815388"/>
+      <w:bookmarkStart w:id="30" w:name="_Toc232816391"/>
       <w:r>
         <w:rPr>
           <w:rFonts w:ascii="Arial" w:hAnsi="Arial" w:cs="Arial"/>
@@ -10260,7 +10260,7 @@
           <w:rFonts w:ascii="Arial" w:hAnsi="Arial" w:cs="Arial"/>
         </w:rPr>
       </w:pPr>
-      <w:bookmarkStart w:id="31" w:name="_Toc232815389"/>
+      <w:bookmarkStart w:id="31" w:name="_Toc232816392"/>
       <w:r>
         <w:rPr>
           <w:rFonts w:ascii="Arial" w:hAnsi="Arial" w:cs="Arial"/>
@@ -10404,7 +10404,7 @@
           <w:rFonts w:ascii="Arial" w:hAnsi="Arial" w:cs="Arial"/>
         </w:rPr>
       </w:pPr>
-      <w:bookmarkStart w:id="32" w:name="_Toc232815390"/>
+      <w:bookmarkStart w:id="32" w:name="_Toc232816393"/>
       <w:r>
         <w:rPr>
           <w:rFonts w:ascii="Arial" w:hAnsi="Arial" w:cs="Arial"/>
@@ -10549,7 +10549,7 @@
           <w:rFonts w:ascii="Arial" w:hAnsi="Arial" w:cs="Arial"/>
         </w:rPr>
       </w:pPr>
-      <w:bookmarkStart w:id="33" w:name="_Toc232815391"/>
+      <w:bookmarkStart w:id="33" w:name="_Toc232816394"/>
       <w:r>
         <w:rPr>
           <w:rFonts w:ascii="Arial" w:hAnsi="Arial" w:cs="Arial"/>
@@ -10739,7 +10739,7 @@
         </w:rPr>
       </w:pPr>
       <w:bookmarkStart w:id="34" w:name="_Toc232813578"/>
-      <w:bookmarkStart w:id="35" w:name="_Toc232815392"/>
+      <w:bookmarkStart w:id="35" w:name="_Toc232816395"/>
       <w:r>
         <w:rPr>
           <w:rFonts w:ascii="Arial" w:hAnsi="Arial" w:cs="Arial"/>
@@ -10760,7 +10760,7 @@
           <w:rFonts w:ascii="Arial" w:hAnsi="Arial" w:cs="Arial"/>
           <w:sz w:val="21"/>
         </w:rPr>
-        <w:t>The program can also run without Spotify and without email sending. This works because Last.fm is the required data source. Spotify is only used to enrich the report with covers, durations, links and optional playlist updates. Gmail is only used to send the finished HTML report by email.</w:t>
+        <w:t>The program can also run without Spotify and without email sending. This works because Last.fm is the required data source. Spotify only enriches the report with covers, durations, links and optional playlist updates. Gmail only sends the finished HTML report by email.</w:t>
       </w:r>
     </w:p>
     <w:p>
@@ -10775,14 +10775,355 @@
           <w:rFonts w:ascii="Arial" w:hAnsi="Arial" w:cs="Arial"/>
           <w:sz w:val="21"/>
         </w:rPr>
-        <w:t>If Spotify and Gmail are disabled, the script still loads Last.fm tracks, stores them in SQLite, calculates statistics and creates the HTML report in output/. For a simple teacher test, set SEND_EMAIL=false, ENABLE_PLAYLIST=false and leave SPOTIFY_CLIENT_ID, SPOTIFY_CLIENT_SECRET, SPOTIFY_REFRESH_TOKEN, SPOTIFY_PLAYLIST_ID and PLAYLIST_URL empty. In this setup, no Gmail account and no Spotify app are required. Only LASTFM_API_KEY and LASTFM_USERNAME are required.</w:t>
+        <w:t>For a simple teacher test, the .env file can be configured like this:</w:t>
       </w:r>
     </w:p>
     <w:p>
       <w:pPr>
         <w:pStyle w:val="berschrift2"/>
-      </w:pPr>
-      <w:bookmarkStart w:id="36" w:name="_Toc232815393"/>
+        <w:rPr>
+          <w:rFonts w:ascii="Arial" w:eastAsiaTheme="minorEastAsia" w:hAnsi="Arial" w:cs="Arial"/>
+          <w:b w:val="0"/>
+          <w:bCs w:val="0"/>
+          <w:color w:val="auto"/>
+          <w:sz w:val="21"/>
+          <w:szCs w:val="22"/>
+        </w:rPr>
+      </w:pPr>
+    </w:p>
+    <w:p>
+      <w:pPr>
+        <w:rPr>
+          <w:rFonts w:ascii="Arial" w:hAnsi="Arial" w:cs="Arial"/>
+          <w:b/>
+          <w:sz w:val="21"/>
+        </w:rPr>
+      </w:pPr>
+      <w:r>
+        <w:rPr>
+          <w:rFonts w:ascii="Arial" w:hAnsi="Arial" w:cs="Arial"/>
+          <w:b/>
+          <w:sz w:val="21"/>
+        </w:rPr>
+        <w:t>Required Last.fm values:</w:t>
+      </w:r>
+    </w:p>
+    <w:p>
+      <w:pPr>
+        <w:ind w:left="360"/>
+        <w:rPr>
+          <w:rFonts w:ascii="Consolas" w:hAnsi="Consolas"/>
+          <w:sz w:val="19"/>
+        </w:rPr>
+      </w:pPr>
+      <w:r>
+        <w:rPr>
+          <w:rFonts w:ascii="Consolas" w:hAnsi="Consolas"/>
+          <w:sz w:val="19"/>
+        </w:rPr>
+        <w:t>LASTFM_API_KEY=&lt;own Last.fm API key&gt;</w:t>
+      </w:r>
+    </w:p>
+    <w:p>
+      <w:pPr>
+        <w:ind w:left="360"/>
+        <w:rPr>
+          <w:rFonts w:ascii="Consolas" w:hAnsi="Consolas"/>
+          <w:sz w:val="19"/>
+        </w:rPr>
+      </w:pPr>
+      <w:r>
+        <w:rPr>
+          <w:rFonts w:ascii="Consolas" w:hAnsi="Consolas"/>
+          <w:sz w:val="19"/>
+        </w:rPr>
+        <w:t>LASTFM_USERNAME=&lt;own Last.fm username&gt;</w:t>
+      </w:r>
+    </w:p>
+    <w:p>
+      <w:pPr>
+        <w:pStyle w:val="berschrift2"/>
+        <w:rPr>
+          <w:rFonts w:ascii="Arial" w:eastAsiaTheme="minorEastAsia" w:hAnsi="Arial" w:cs="Arial"/>
+          <w:b w:val="0"/>
+          <w:bCs w:val="0"/>
+          <w:color w:val="auto"/>
+          <w:sz w:val="21"/>
+          <w:szCs w:val="22"/>
+        </w:rPr>
+      </w:pPr>
+    </w:p>
+    <w:p>
+      <w:pPr>
+        <w:rPr>
+          <w:rFonts w:ascii="Arial" w:hAnsi="Arial" w:cs="Arial"/>
+          <w:b/>
+          <w:sz w:val="21"/>
+        </w:rPr>
+      </w:pPr>
+      <w:r>
+        <w:rPr>
+          <w:rFonts w:ascii="Arial" w:hAnsi="Arial" w:cs="Arial"/>
+          <w:b/>
+          <w:sz w:val="21"/>
+        </w:rPr>
+        <w:t>Disable optional services:</w:t>
+      </w:r>
+    </w:p>
+    <w:p>
+      <w:pPr>
+        <w:ind w:left="360"/>
+        <w:rPr>
+          <w:rFonts w:ascii="Consolas" w:hAnsi="Consolas"/>
+          <w:sz w:val="19"/>
+        </w:rPr>
+      </w:pPr>
+      <w:r>
+        <w:rPr>
+          <w:rFonts w:ascii="Consolas" w:hAnsi="Consolas"/>
+          <w:sz w:val="19"/>
+        </w:rPr>
+        <w:t>SEND_EMAIL=false</w:t>
+      </w:r>
+    </w:p>
+    <w:p>
+      <w:pPr>
+        <w:ind w:left="360"/>
+        <w:rPr>
+          <w:rFonts w:ascii="Consolas" w:hAnsi="Consolas"/>
+          <w:sz w:val="19"/>
+        </w:rPr>
+      </w:pPr>
+      <w:r>
+        <w:rPr>
+          <w:rFonts w:ascii="Consolas" w:hAnsi="Consolas"/>
+          <w:sz w:val="19"/>
+        </w:rPr>
+        <w:t>ENABLE_PLAYLIST=false</w:t>
+      </w:r>
+    </w:p>
+    <w:p>
+      <w:pPr>
+        <w:pStyle w:val="berschrift2"/>
+        <w:rPr>
+          <w:rFonts w:ascii="Arial" w:eastAsiaTheme="minorEastAsia" w:hAnsi="Arial" w:cs="Arial"/>
+          <w:b w:val="0"/>
+          <w:bCs w:val="0"/>
+          <w:color w:val="auto"/>
+          <w:sz w:val="21"/>
+          <w:szCs w:val="22"/>
+        </w:rPr>
+      </w:pPr>
+    </w:p>
+    <w:p>
+      <w:pPr>
+        <w:rPr>
+          <w:rFonts w:ascii="Arial" w:hAnsi="Arial" w:cs="Arial"/>
+          <w:b/>
+          <w:sz w:val="21"/>
+        </w:rPr>
+      </w:pPr>
+      <w:r>
+        <w:rPr>
+          <w:rFonts w:ascii="Arial" w:hAnsi="Arial" w:cs="Arial"/>
+          <w:b/>
+          <w:sz w:val="21"/>
+        </w:rPr>
+        <w:t>Leave Spotify values empty:</w:t>
+      </w:r>
+    </w:p>
+    <w:p>
+      <w:pPr>
+        <w:ind w:left="360"/>
+        <w:rPr>
+          <w:rFonts w:ascii="Consolas" w:hAnsi="Consolas"/>
+          <w:sz w:val="19"/>
+        </w:rPr>
+      </w:pPr>
+      <w:r>
+        <w:rPr>
+          <w:rFonts w:ascii="Consolas" w:hAnsi="Consolas"/>
+          <w:sz w:val="19"/>
+        </w:rPr>
+        <w:t>SPOTIFY_CLIENT_ID=</w:t>
+      </w:r>
+    </w:p>
+    <w:p>
+      <w:pPr>
+        <w:ind w:left="360"/>
+        <w:rPr>
+          <w:rFonts w:ascii="Consolas" w:hAnsi="Consolas"/>
+          <w:sz w:val="19"/>
+        </w:rPr>
+      </w:pPr>
+      <w:r>
+        <w:rPr>
+          <w:rFonts w:ascii="Consolas" w:hAnsi="Consolas"/>
+          <w:sz w:val="19"/>
+        </w:rPr>
+        <w:t>SPOTIFY_CLIENT_SECRET=</w:t>
+      </w:r>
+    </w:p>
+    <w:p>
+      <w:pPr>
+        <w:ind w:left="360"/>
+        <w:rPr>
+          <w:rFonts w:ascii="Consolas" w:hAnsi="Consolas"/>
+          <w:sz w:val="19"/>
+        </w:rPr>
+      </w:pPr>
+      <w:r>
+        <w:rPr>
+          <w:rFonts w:ascii="Consolas" w:hAnsi="Consolas"/>
+          <w:sz w:val="19"/>
+        </w:rPr>
+        <w:t>SPOTIFY_REFRESH_TOKEN=</w:t>
+      </w:r>
+    </w:p>
+    <w:p>
+      <w:pPr>
+        <w:ind w:left="360"/>
+        <w:rPr>
+          <w:rFonts w:ascii="Consolas" w:hAnsi="Consolas"/>
+          <w:sz w:val="19"/>
+        </w:rPr>
+      </w:pPr>
+      <w:r>
+        <w:rPr>
+          <w:rFonts w:ascii="Consolas" w:hAnsi="Consolas"/>
+          <w:sz w:val="19"/>
+        </w:rPr>
+        <w:lastRenderedPageBreak/>
+        <w:t>SPOTIFY_PLAYLIST_ID=</w:t>
+      </w:r>
+    </w:p>
+    <w:p>
+      <w:pPr>
+        <w:ind w:left="360"/>
+        <w:rPr>
+          <w:rFonts w:ascii="Consolas" w:hAnsi="Consolas"/>
+          <w:sz w:val="19"/>
+        </w:rPr>
+      </w:pPr>
+      <w:r>
+        <w:rPr>
+          <w:rFonts w:ascii="Consolas" w:hAnsi="Consolas"/>
+          <w:sz w:val="19"/>
+        </w:rPr>
+        <w:t>PLAYLIST_URL=</w:t>
+      </w:r>
+    </w:p>
+    <w:p>
+      <w:pPr>
+        <w:pStyle w:val="berschrift2"/>
+        <w:rPr>
+          <w:rFonts w:ascii="Arial" w:eastAsiaTheme="minorEastAsia" w:hAnsi="Arial" w:cs="Arial"/>
+          <w:b w:val="0"/>
+          <w:bCs w:val="0"/>
+          <w:color w:val="auto"/>
+          <w:sz w:val="21"/>
+          <w:szCs w:val="22"/>
+        </w:rPr>
+      </w:pPr>
+    </w:p>
+    <w:p>
+      <w:pPr>
+        <w:rPr>
+          <w:rFonts w:ascii="Arial" w:hAnsi="Arial" w:cs="Arial"/>
+          <w:b/>
+          <w:sz w:val="21"/>
+        </w:rPr>
+      </w:pPr>
+      <w:r>
+        <w:rPr>
+          <w:rFonts w:ascii="Arial" w:hAnsi="Arial" w:cs="Arial"/>
+          <w:b/>
+          <w:sz w:val="21"/>
+        </w:rPr>
+        <w:t>Gmail values can also stay empty when SEND_EMAIL=false:</w:t>
+      </w:r>
+    </w:p>
+    <w:p>
+      <w:pPr>
+        <w:ind w:left="360"/>
+        <w:rPr>
+          <w:rFonts w:ascii="Consolas" w:hAnsi="Consolas"/>
+          <w:sz w:val="19"/>
+        </w:rPr>
+      </w:pPr>
+      <w:r>
+        <w:rPr>
+          <w:rFonts w:ascii="Consolas" w:hAnsi="Consolas"/>
+          <w:sz w:val="19"/>
+        </w:rPr>
+        <w:t>GMAIL_ADDRESS=</w:t>
+      </w:r>
+    </w:p>
+    <w:p>
+      <w:pPr>
+        <w:ind w:left="360"/>
+        <w:rPr>
+          <w:rFonts w:ascii="Consolas" w:hAnsi="Consolas"/>
+          <w:sz w:val="19"/>
+        </w:rPr>
+      </w:pPr>
+      <w:r>
+        <w:rPr>
+          <w:rFonts w:ascii="Consolas" w:hAnsi="Consolas"/>
+          <w:sz w:val="19"/>
+        </w:rPr>
+        <w:t>GMAIL_APP_PASSWORD=</w:t>
+      </w:r>
+    </w:p>
+    <w:p>
+      <w:pPr>
+        <w:ind w:left="360"/>
+        <w:rPr>
+          <w:rFonts w:ascii="Consolas" w:hAnsi="Consolas"/>
+          <w:sz w:val="19"/>
+        </w:rPr>
+      </w:pPr>
+      <w:r>
+        <w:rPr>
+          <w:rFonts w:ascii="Consolas" w:hAnsi="Consolas"/>
+          <w:sz w:val="19"/>
+        </w:rPr>
+        <w:t>RECIPIENT_EMAIL=</w:t>
+      </w:r>
+    </w:p>
+    <w:p>
+      <w:pPr>
+        <w:pStyle w:val="berschrift2"/>
+        <w:rPr>
+          <w:rFonts w:ascii="Arial" w:eastAsiaTheme="minorEastAsia" w:hAnsi="Arial" w:cs="Arial"/>
+          <w:b w:val="0"/>
+          <w:bCs w:val="0"/>
+          <w:color w:val="auto"/>
+          <w:sz w:val="21"/>
+          <w:szCs w:val="22"/>
+        </w:rPr>
+      </w:pPr>
+    </w:p>
+    <w:p>
+      <w:pPr>
+        <w:rPr>
+          <w:rFonts w:ascii="Arial" w:hAnsi="Arial" w:cs="Arial"/>
+          <w:sz w:val="21"/>
+        </w:rPr>
+      </w:pPr>
+      <w:r>
+        <w:rPr>
+          <w:rFonts w:ascii="Arial" w:hAnsi="Arial" w:cs="Arial"/>
+          <w:sz w:val="21"/>
+        </w:rPr>
+        <w:t>With this setup, no Gmail account and no Spotify app are required. The script still loads Last.fm tracks, stores them in SQLite, calculates statistics and creates the HTML report in output/.</w:t>
+      </w:r>
+    </w:p>
+    <w:p>
+      <w:pPr>
+        <w:pStyle w:val="berschrift2"/>
+      </w:pPr>
+      <w:bookmarkStart w:id="36" w:name="_Toc232816396"/>
       <w:r>
         <w:t>7.6 Start The Program</w:t>
       </w:r>
@@ -10877,7 +11218,7 @@
           <w:rFonts w:ascii="Arial" w:hAnsi="Arial" w:cs="Arial"/>
         </w:rPr>
       </w:pPr>
-      <w:bookmarkStart w:id="37" w:name="_Toc232815394"/>
+      <w:bookmarkStart w:id="37" w:name="_Toc232816397"/>
       <w:r>
         <w:rPr>
           <w:rFonts w:ascii="Arial" w:hAnsi="Arial" w:cs="Arial"/>
@@ -10938,7 +11279,6 @@
                 <w:color w:val="111827"/>
                 <w:sz w:val="17"/>
               </w:rPr>
-              <w:lastRenderedPageBreak/>
               <w:t>&lt;project-path&gt;\.venv\Scripts\python.exe</w:t>
             </w:r>
             <w:r>
@@ -11003,7 +11343,7 @@
           <w:rFonts w:ascii="Arial" w:hAnsi="Arial" w:cs="Arial"/>
         </w:rPr>
       </w:pPr>
-      <w:bookmarkStart w:id="38" w:name="_Toc232815395"/>
+      <w:bookmarkStart w:id="38" w:name="_Toc232816398"/>
       <w:r>
         <w:rPr>
           <w:rFonts w:ascii="Arial" w:hAnsi="Arial" w:cs="Arial"/>
@@ -11098,6 +11438,7 @@
     <w:p/>
     <w:p>
       <w:r>
+        <w:lastRenderedPageBreak/>
         <w:t>For the test design, I focused on the parts that could fail in real use: missing configuration values, duplicate listening entries, API responses with incomplete data, email sending and the main workflow. External services are mocked in the unit tests, so the tests can run without using private API keys or sending real emails.</w:t>
       </w:r>
     </w:p>
@@ -11118,7 +11459,7 @@
           <w:rFonts w:ascii="Arial" w:hAnsi="Arial" w:cs="Arial"/>
         </w:rPr>
       </w:pPr>
-      <w:bookmarkStart w:id="39" w:name="_Toc232815396"/>
+      <w:bookmarkStart w:id="39" w:name="_Toc232816399"/>
       <w:r>
         <w:rPr>
           <w:rFonts w:ascii="Arial" w:hAnsi="Arial" w:cs="Arial"/>
@@ -11699,7 +12040,7 @@
           <w:rFonts w:ascii="Arial" w:hAnsi="Arial" w:cs="Arial"/>
         </w:rPr>
       </w:pPr>
-      <w:bookmarkStart w:id="40" w:name="_Toc232815397"/>
+      <w:bookmarkStart w:id="40" w:name="_Toc232816400"/>
       <w:r>
         <w:rPr>
           <w:rFonts w:ascii="Arial" w:hAnsi="Arial" w:cs="Arial"/>
